--- a/Пояснительная записка к ВКР.docx
+++ b/Пояснительная записка к ВКР.docx
@@ -1,6 +1,6 @@
 
 <file path=word/document.xml><?xml version="1.0" encoding="utf-8"?>
-<w:document xmlns:wpc="http://schemas.microsoft.com/office/word/2010/wordprocessingCanvas" xmlns:cx="http://schemas.microsoft.com/office/drawing/2014/chartex" xmlns:cx1="http://schemas.microsoft.com/office/drawing/2015/9/8/chartex" xmlns:cx2="http://schemas.microsoft.com/office/drawing/2015/10/21/chartex" xmlns:cx3="http://schemas.microsoft.com/office/drawing/2016/5/9/chartex" xmlns:cx4="http://schemas.microsoft.com/office/drawing/2016/5/10/chartex" xmlns:cx5="http://schemas.microsoft.com/office/drawing/2016/5/11/chartex" xmlns:cx6="http://schemas.microsoft.com/office/drawing/2016/5/12/chartex" xmlns:cx7="http://schemas.microsoft.com/office/drawing/2016/5/13/chartex" xmlns:cx8="http://schemas.microsoft.com/office/drawing/2016/5/14/chartex" xmlns:mc="http://schemas.openxmlformats.org/markup-compatibility/2006" xmlns:aink="http://schemas.microsoft.com/office/drawing/2016/ink" xmlns:am3d="http://schemas.microsoft.com/office/drawing/2017/model3d" xmlns:o="urn:schemas-microsoft-com:office:office" xmlns:r="http://schemas.openxmlformats.org/officeDocument/2006/relationships" xmlns:m="http://schemas.openxmlformats.org/officeDocument/2006/math" xmlns:v="urn:schemas-microsoft-com:vml" xmlns:wp14="http://schemas.microsoft.com/office/word/2010/wordprocessingDrawing" xmlns:wp="http://schemas.openxmlformats.org/drawingml/2006/wordprocessingDrawing" xmlns:w10="urn:schemas-microsoft-com:office:word" xmlns:w="http://schemas.openxmlformats.org/wordprocessingml/2006/main" xmlns:w14="http://schemas.microsoft.com/office/word/2010/wordml" xmlns:w15="http://schemas.microsoft.com/office/word/2012/wordml" xmlns:w16cex="http://schemas.microsoft.com/office/word/2018/wordml/cex" xmlns:w16cid="http://schemas.microsoft.com/office/word/2016/wordml/cid" xmlns:w16="http://schemas.microsoft.com/office/word/2018/wordml" xmlns:w16se="http://schemas.microsoft.com/office/word/2015/wordml/symex" xmlns:wpg="http://schemas.microsoft.com/office/word/2010/wordprocessingGroup" xmlns:wpi="http://schemas.microsoft.com/office/word/2010/wordprocessingInk" xmlns:wne="http://schemas.microsoft.com/office/word/2006/wordml" xmlns:wps="http://schemas.microsoft.com/office/word/2010/wordprocessingShape" mc:Ignorable="w14 w15 w16se w16cid w16 w16cex wp14">
+<w:document xmlns:wpc="http://schemas.microsoft.com/office/word/2010/wordprocessingCanvas" xmlns:cx="http://schemas.microsoft.com/office/drawing/2014/chartex" xmlns:cx1="http://schemas.microsoft.com/office/drawing/2015/9/8/chartex" xmlns:cx2="http://schemas.microsoft.com/office/drawing/2015/10/21/chartex" xmlns:cx3="http://schemas.microsoft.com/office/drawing/2016/5/9/chartex" xmlns:cx4="http://schemas.microsoft.com/office/drawing/2016/5/10/chartex" xmlns:cx5="http://schemas.microsoft.com/office/drawing/2016/5/11/chartex" xmlns:cx6="http://schemas.microsoft.com/office/drawing/2016/5/12/chartex" xmlns:cx7="http://schemas.microsoft.com/office/drawing/2016/5/13/chartex" xmlns:cx8="http://schemas.microsoft.com/office/drawing/2016/5/14/chartex" xmlns:mc="http://schemas.openxmlformats.org/markup-compatibility/2006" xmlns:aink="http://schemas.microsoft.com/office/drawing/2016/ink" xmlns:am3d="http://schemas.microsoft.com/office/drawing/2017/model3d" xmlns:o="urn:schemas-microsoft-com:office:office" xmlns:oel="http://schemas.microsoft.com/office/2019/extlst" xmlns:r="http://schemas.openxmlformats.org/officeDocument/2006/relationships" xmlns:m="http://schemas.openxmlformats.org/officeDocument/2006/math" xmlns:v="urn:schemas-microsoft-com:vml" xmlns:wp14="http://schemas.microsoft.com/office/word/2010/wordprocessingDrawing" xmlns:wp="http://schemas.openxmlformats.org/drawingml/2006/wordprocessingDrawing" xmlns:w10="urn:schemas-microsoft-com:office:word" xmlns:w="http://schemas.openxmlformats.org/wordprocessingml/2006/main" xmlns:w14="http://schemas.microsoft.com/office/word/2010/wordml" xmlns:w15="http://schemas.microsoft.com/office/word/2012/wordml" xmlns:w16cex="http://schemas.microsoft.com/office/word/2018/wordml/cex" xmlns:w16cid="http://schemas.microsoft.com/office/word/2016/wordml/cid" xmlns:w16="http://schemas.microsoft.com/office/word/2018/wordml" xmlns:w16du="http://schemas.microsoft.com/office/word/2023/wordml/word16du" xmlns:w16sdtdh="http://schemas.microsoft.com/office/word/2020/wordml/sdtdatahash" xmlns:w16sdtfl="http://schemas.microsoft.com/office/word/2024/wordml/sdtformatlock" xmlns:w16se="http://schemas.microsoft.com/office/word/2015/wordml/symex" xmlns:wpg="http://schemas.microsoft.com/office/word/2010/wordprocessingGroup" xmlns:wpi="http://schemas.microsoft.com/office/word/2010/wordprocessingInk" xmlns:wne="http://schemas.microsoft.com/office/word/2006/wordml" xmlns:wps="http://schemas.microsoft.com/office/word/2010/wordprocessingShape" mc:Ignorable="w14 w15 w16se w16cid w16 w16cex w16sdtdh w16sdtfl w16du wp14">
   <w:body>
     <w:p>
       <w:pPr>
@@ -1392,8 +1392,9 @@
           <w:u w:val="single"/>
           <w:lang w:eastAsia="ru-RU"/>
         </w:rPr>
-        <w:t>Ф</w:t>
-      </w:r>
+        <w:t>Федулову</w:t>
+      </w:r>
+      <w:proofErr w:type="spellEnd"/>
       <w:r>
         <w:rPr>
           <w:rFonts w:ascii="Times New Roman" w:eastAsia="Times New Roman" w:hAnsi="Times New Roman" w:cs="Times New Roman"/>
@@ -1403,41 +1404,7 @@
           <w:u w:val="single"/>
           <w:lang w:eastAsia="ru-RU"/>
         </w:rPr>
-        <w:t>едулову</w:t>
-      </w:r>
-      <w:proofErr w:type="spellEnd"/>
-      <w:r>
-        <w:rPr>
-          <w:rFonts w:ascii="Times New Roman" w:eastAsia="Times New Roman" w:hAnsi="Times New Roman" w:cs="Times New Roman"/>
-          <w:color w:val="000000" w:themeColor="text1"/>
-          <w:sz w:val="28"/>
-          <w:szCs w:val="28"/>
-          <w:u w:val="single"/>
-          <w:lang w:eastAsia="ru-RU"/>
-        </w:rPr>
-        <w:t xml:space="preserve"> Михаилу</w:t>
-      </w:r>
-      <w:r>
-        <w:rPr>
-          <w:rFonts w:ascii="Times New Roman" w:eastAsia="Times New Roman" w:hAnsi="Times New Roman" w:cs="Times New Roman"/>
-          <w:color w:val="000000" w:themeColor="text1"/>
-          <w:sz w:val="28"/>
-          <w:szCs w:val="28"/>
-          <w:u w:val="single"/>
-          <w:lang w:eastAsia="ru-RU"/>
-        </w:rPr>
-        <w:t xml:space="preserve"> </w:t>
-      </w:r>
-      <w:r>
-        <w:rPr>
-          <w:rFonts w:ascii="Times New Roman" w:eastAsia="Times New Roman" w:hAnsi="Times New Roman" w:cs="Times New Roman"/>
-          <w:color w:val="000000" w:themeColor="text1"/>
-          <w:sz w:val="28"/>
-          <w:szCs w:val="28"/>
-          <w:u w:val="single"/>
-          <w:lang w:eastAsia="ru-RU"/>
-        </w:rPr>
-        <w:t>Павловичу</w:t>
+        <w:t xml:space="preserve"> Михаилу Павловичу</w:t>
       </w:r>
       <w:r>
         <w:rPr>
@@ -1481,29 +1448,7 @@
           <w:u w:val="single"/>
           <w:lang w:eastAsia="ru-RU"/>
         </w:rPr>
-        <w:t>640</w:t>
-      </w:r>
-      <w:r>
-        <w:rPr>
-          <w:rFonts w:ascii="Times New Roman" w:eastAsia="Times New Roman" w:hAnsi="Times New Roman" w:cs="Times New Roman"/>
-          <w:color w:val="000000" w:themeColor="text1"/>
-          <w:sz w:val="28"/>
-          <w:szCs w:val="28"/>
-          <w:u w:val="single"/>
-          <w:lang w:eastAsia="ru-RU"/>
-        </w:rPr>
-        <w:t>4</w:t>
-      </w:r>
-      <w:r>
-        <w:rPr>
-          <w:rFonts w:ascii="Times New Roman" w:eastAsia="Times New Roman" w:hAnsi="Times New Roman" w:cs="Times New Roman"/>
-          <w:color w:val="000000" w:themeColor="text1"/>
-          <w:sz w:val="28"/>
-          <w:szCs w:val="28"/>
-          <w:u w:val="single"/>
-          <w:lang w:eastAsia="ru-RU"/>
-        </w:rPr>
-        <w:t>-090301D</w:t>
+        <w:t>6404-090301D</w:t>
       </w:r>
       <w:r>
         <w:rPr>
@@ -1687,40 +1632,17 @@
           <w:u w:val="single"/>
           <w:lang w:eastAsia="ru-RU"/>
         </w:rPr>
-        <w:t xml:space="preserve">выполнения задач и управление </w:t>
-      </w:r>
-      <w:proofErr w:type="gramStart"/>
-      <w:r>
-        <w:rPr>
-          <w:rFonts w:ascii="Times New Roman" w:eastAsia="Times New Roman" w:hAnsi="Times New Roman" w:cs="Times New Roman"/>
-          <w:color w:val="000000"/>
-          <w:sz w:val="28"/>
-          <w:szCs w:val="28"/>
-          <w:u w:val="single"/>
-          <w:lang w:eastAsia="ru-RU"/>
-        </w:rPr>
-        <w:t>ими;</w:t>
-      </w:r>
-      <w:r>
-        <w:rPr>
-          <w:rFonts w:ascii="Times New Roman" w:eastAsia="Times New Roman" w:hAnsi="Times New Roman" w:cs="Times New Roman"/>
-          <w:color w:val="000000"/>
-          <w:sz w:val="28"/>
-          <w:szCs w:val="28"/>
-          <w:lang w:eastAsia="ru-RU"/>
-        </w:rPr>
-        <w:t>_</w:t>
-      </w:r>
-      <w:proofErr w:type="gramEnd"/>
-      <w:r>
-        <w:rPr>
-          <w:rFonts w:ascii="Times New Roman" w:eastAsia="Times New Roman" w:hAnsi="Times New Roman" w:cs="Times New Roman"/>
-          <w:color w:val="000000"/>
-          <w:sz w:val="28"/>
-          <w:szCs w:val="28"/>
-          <w:lang w:eastAsia="ru-RU"/>
-        </w:rPr>
-        <w:t>___</w:t>
+        <w:t>выполнения задач и управление ими;</w:t>
+      </w:r>
+      <w:r>
+        <w:rPr>
+          <w:rFonts w:ascii="Times New Roman" w:eastAsia="Times New Roman" w:hAnsi="Times New Roman" w:cs="Times New Roman"/>
+          <w:color w:val="000000"/>
+          <w:sz w:val="28"/>
+          <w:szCs w:val="28"/>
+          <w:lang w:eastAsia="ru-RU"/>
+        </w:rPr>
+        <w:t>____</w:t>
       </w:r>
       <w:r>
         <w:rPr>
@@ -1765,7 +1687,6 @@
         <w:t xml:space="preserve">Требования к программному </w:t>
       </w:r>
       <w:proofErr w:type="spellStart"/>
-      <w:proofErr w:type="gramStart"/>
       <w:r>
         <w:rPr>
           <w:rFonts w:ascii="Times New Roman" w:eastAsia="Times New Roman" w:hAnsi="Times New Roman" w:cs="Times New Roman"/>
@@ -1787,8 +1708,6 @@
         </w:rPr>
         <w:t>_</w:t>
       </w:r>
-      <w:bookmarkStart w:id="1" w:name="_GoBack"/>
-      <w:proofErr w:type="gramEnd"/>
       <w:r>
         <w:rPr>
           <w:rFonts w:ascii="Times New Roman" w:eastAsia="Times New Roman" w:hAnsi="Times New Roman" w:cs="Times New Roman"/>
@@ -1878,7 +1797,6 @@
         </w:rPr>
         <w:t>;</w:t>
       </w:r>
-      <w:bookmarkEnd w:id="1"/>
       <w:r>
         <w:rPr>
           <w:rFonts w:ascii="Times New Roman" w:eastAsia="Times New Roman" w:hAnsi="Times New Roman" w:cs="Times New Roman"/>
@@ -2030,9 +1948,30 @@
           <w:u w:val="single"/>
           <w:lang w:eastAsia="ru-RU"/>
         </w:rPr>
-        <w:t>1) анализ предметной области и существующих систем-</w:t>
-      </w:r>
-      <w:proofErr w:type="gramStart"/>
+        <w:t>1) анализ предметной области и существующих систем-аналогов;</w:t>
+      </w:r>
+      <w:r>
+        <w:rPr>
+          <w:rFonts w:ascii="Times New Roman" w:eastAsia="Times New Roman" w:hAnsi="Times New Roman" w:cs="Times New Roman"/>
+          <w:color w:val="000000"/>
+          <w:sz w:val="28"/>
+          <w:szCs w:val="28"/>
+          <w:lang w:eastAsia="ru-RU"/>
+        </w:rPr>
+        <w:t>__________</w:t>
+      </w:r>
+    </w:p>
+    <w:p>
+      <w:pPr>
+        <w:spacing w:after="0" w:line="360" w:lineRule="auto"/>
+        <w:rPr>
+          <w:rFonts w:ascii="Times New Roman" w:eastAsia="Times New Roman" w:hAnsi="Times New Roman" w:cs="Times New Roman"/>
+          <w:color w:val="000000"/>
+          <w:sz w:val="28"/>
+          <w:szCs w:val="28"/>
+          <w:lang w:eastAsia="ru-RU"/>
+        </w:rPr>
+      </w:pPr>
       <w:r>
         <w:rPr>
           <w:rFonts w:ascii="Times New Roman" w:eastAsia="Times New Roman" w:hAnsi="Times New Roman" w:cs="Times New Roman"/>
@@ -2042,28 +1981,17 @@
           <w:u w:val="single"/>
           <w:lang w:eastAsia="ru-RU"/>
         </w:rPr>
-        <w:t>аналогов;</w:t>
-      </w:r>
-      <w:r>
-        <w:rPr>
-          <w:rFonts w:ascii="Times New Roman" w:eastAsia="Times New Roman" w:hAnsi="Times New Roman" w:cs="Times New Roman"/>
-          <w:color w:val="000000"/>
-          <w:sz w:val="28"/>
-          <w:szCs w:val="28"/>
-          <w:lang w:eastAsia="ru-RU"/>
-        </w:rPr>
-        <w:t>_</w:t>
-      </w:r>
-      <w:proofErr w:type="gramEnd"/>
-      <w:r>
-        <w:rPr>
-          <w:rFonts w:ascii="Times New Roman" w:eastAsia="Times New Roman" w:hAnsi="Times New Roman" w:cs="Times New Roman"/>
-          <w:color w:val="000000"/>
-          <w:sz w:val="28"/>
-          <w:szCs w:val="28"/>
-          <w:lang w:eastAsia="ru-RU"/>
-        </w:rPr>
-        <w:t>_________</w:t>
+        <w:t>2) разработка логического проекта системы;</w:t>
+      </w:r>
+      <w:r>
+        <w:rPr>
+          <w:rFonts w:ascii="Times New Roman" w:eastAsia="Times New Roman" w:hAnsi="Times New Roman" w:cs="Times New Roman"/>
+          <w:color w:val="000000"/>
+          <w:sz w:val="28"/>
+          <w:szCs w:val="28"/>
+          <w:lang w:eastAsia="ru-RU"/>
+        </w:rPr>
+        <w:t>____________________________</w:t>
       </w:r>
     </w:p>
     <w:p>
@@ -2086,9 +2014,30 @@
           <w:u w:val="single"/>
           <w:lang w:eastAsia="ru-RU"/>
         </w:rPr>
-        <w:t xml:space="preserve">2) разработка логического проекта </w:t>
-      </w:r>
-      <w:proofErr w:type="gramStart"/>
+        <w:t>3) разработка логической и физической моделей базы данных;</w:t>
+      </w:r>
+      <w:r>
+        <w:rPr>
+          <w:rFonts w:ascii="Times New Roman" w:eastAsia="Times New Roman" w:hAnsi="Times New Roman" w:cs="Times New Roman"/>
+          <w:color w:val="000000"/>
+          <w:sz w:val="28"/>
+          <w:szCs w:val="28"/>
+          <w:lang w:eastAsia="ru-RU"/>
+        </w:rPr>
+        <w:t>____________</w:t>
+      </w:r>
+    </w:p>
+    <w:p>
+      <w:pPr>
+        <w:spacing w:after="0" w:line="360" w:lineRule="auto"/>
+        <w:rPr>
+          <w:rFonts w:ascii="Times New Roman" w:eastAsia="Times New Roman" w:hAnsi="Times New Roman" w:cs="Times New Roman"/>
+          <w:color w:val="000000"/>
+          <w:sz w:val="28"/>
+          <w:szCs w:val="28"/>
+          <w:lang w:eastAsia="ru-RU"/>
+        </w:rPr>
+      </w:pPr>
       <w:r>
         <w:rPr>
           <w:rFonts w:ascii="Times New Roman" w:eastAsia="Times New Roman" w:hAnsi="Times New Roman" w:cs="Times New Roman"/>
@@ -2098,140 +2047,17 @@
           <w:u w:val="single"/>
           <w:lang w:eastAsia="ru-RU"/>
         </w:rPr>
-        <w:t>системы;</w:t>
-      </w:r>
-      <w:r>
-        <w:rPr>
-          <w:rFonts w:ascii="Times New Roman" w:eastAsia="Times New Roman" w:hAnsi="Times New Roman" w:cs="Times New Roman"/>
-          <w:color w:val="000000"/>
-          <w:sz w:val="28"/>
-          <w:szCs w:val="28"/>
-          <w:lang w:eastAsia="ru-RU"/>
-        </w:rPr>
-        <w:t>_</w:t>
-      </w:r>
-      <w:proofErr w:type="gramEnd"/>
-      <w:r>
-        <w:rPr>
-          <w:rFonts w:ascii="Times New Roman" w:eastAsia="Times New Roman" w:hAnsi="Times New Roman" w:cs="Times New Roman"/>
-          <w:color w:val="000000"/>
-          <w:sz w:val="28"/>
-          <w:szCs w:val="28"/>
-          <w:lang w:eastAsia="ru-RU"/>
-        </w:rPr>
-        <w:t>___________________________</w:t>
-      </w:r>
-    </w:p>
-    <w:p>
-      <w:pPr>
-        <w:spacing w:after="0" w:line="360" w:lineRule="auto"/>
-        <w:rPr>
-          <w:rFonts w:ascii="Times New Roman" w:eastAsia="Times New Roman" w:hAnsi="Times New Roman" w:cs="Times New Roman"/>
-          <w:color w:val="000000"/>
-          <w:sz w:val="28"/>
-          <w:szCs w:val="28"/>
-          <w:lang w:eastAsia="ru-RU"/>
-        </w:rPr>
-      </w:pPr>
-      <w:r>
-        <w:rPr>
-          <w:rFonts w:ascii="Times New Roman" w:eastAsia="Times New Roman" w:hAnsi="Times New Roman" w:cs="Times New Roman"/>
-          <w:color w:val="000000"/>
-          <w:sz w:val="28"/>
-          <w:szCs w:val="28"/>
-          <w:u w:val="single"/>
-          <w:lang w:eastAsia="ru-RU"/>
-        </w:rPr>
-        <w:t xml:space="preserve">3) разработка логической и физической моделей базы </w:t>
-      </w:r>
-      <w:proofErr w:type="gramStart"/>
-      <w:r>
-        <w:rPr>
-          <w:rFonts w:ascii="Times New Roman" w:eastAsia="Times New Roman" w:hAnsi="Times New Roman" w:cs="Times New Roman"/>
-          <w:color w:val="000000"/>
-          <w:sz w:val="28"/>
-          <w:szCs w:val="28"/>
-          <w:u w:val="single"/>
-          <w:lang w:eastAsia="ru-RU"/>
-        </w:rPr>
-        <w:t>данных;</w:t>
-      </w:r>
-      <w:r>
-        <w:rPr>
-          <w:rFonts w:ascii="Times New Roman" w:eastAsia="Times New Roman" w:hAnsi="Times New Roman" w:cs="Times New Roman"/>
-          <w:color w:val="000000"/>
-          <w:sz w:val="28"/>
-          <w:szCs w:val="28"/>
-          <w:lang w:eastAsia="ru-RU"/>
-        </w:rPr>
-        <w:t>_</w:t>
-      </w:r>
-      <w:proofErr w:type="gramEnd"/>
-      <w:r>
-        <w:rPr>
-          <w:rFonts w:ascii="Times New Roman" w:eastAsia="Times New Roman" w:hAnsi="Times New Roman" w:cs="Times New Roman"/>
-          <w:color w:val="000000"/>
-          <w:sz w:val="28"/>
-          <w:szCs w:val="28"/>
-          <w:lang w:eastAsia="ru-RU"/>
-        </w:rPr>
-        <w:t>___________</w:t>
-      </w:r>
-    </w:p>
-    <w:p>
-      <w:pPr>
-        <w:spacing w:after="0" w:line="360" w:lineRule="auto"/>
-        <w:rPr>
-          <w:rFonts w:ascii="Times New Roman" w:eastAsia="Times New Roman" w:hAnsi="Times New Roman" w:cs="Times New Roman"/>
-          <w:color w:val="000000"/>
-          <w:sz w:val="28"/>
-          <w:szCs w:val="28"/>
-          <w:lang w:eastAsia="ru-RU"/>
-        </w:rPr>
-      </w:pPr>
-      <w:r>
-        <w:rPr>
-          <w:rFonts w:ascii="Times New Roman" w:eastAsia="Times New Roman" w:hAnsi="Times New Roman" w:cs="Times New Roman"/>
-          <w:color w:val="000000"/>
-          <w:sz w:val="28"/>
-          <w:szCs w:val="28"/>
-          <w:u w:val="single"/>
-          <w:lang w:eastAsia="ru-RU"/>
-        </w:rPr>
-        <w:t xml:space="preserve">4) разработка и реализация программного </w:t>
-      </w:r>
-      <w:proofErr w:type="gramStart"/>
-      <w:r>
-        <w:rPr>
-          <w:rFonts w:ascii="Times New Roman" w:eastAsia="Times New Roman" w:hAnsi="Times New Roman" w:cs="Times New Roman"/>
-          <w:color w:val="000000"/>
-          <w:sz w:val="28"/>
-          <w:szCs w:val="28"/>
-          <w:u w:val="single"/>
-          <w:lang w:eastAsia="ru-RU"/>
-        </w:rPr>
-        <w:t>обеспечения.</w:t>
-      </w:r>
-      <w:r>
-        <w:rPr>
-          <w:rFonts w:ascii="Times New Roman" w:eastAsia="Times New Roman" w:hAnsi="Times New Roman" w:cs="Times New Roman"/>
-          <w:color w:val="000000"/>
-          <w:sz w:val="28"/>
-          <w:szCs w:val="28"/>
-          <w:lang w:eastAsia="ru-RU"/>
-        </w:rPr>
-        <w:t>_</w:t>
-      </w:r>
-      <w:proofErr w:type="gramEnd"/>
-      <w:r>
-        <w:rPr>
-          <w:rFonts w:ascii="Times New Roman" w:eastAsia="Times New Roman" w:hAnsi="Times New Roman" w:cs="Times New Roman"/>
-          <w:color w:val="000000"/>
-          <w:sz w:val="28"/>
-          <w:szCs w:val="28"/>
-          <w:lang w:eastAsia="ru-RU"/>
-        </w:rPr>
-        <w:t>_______</w:t>
+        <w:t>4) разработка и реализация программного обеспечения.</w:t>
+      </w:r>
+      <w:r>
+        <w:rPr>
+          <w:rFonts w:ascii="Times New Roman" w:eastAsia="Times New Roman" w:hAnsi="Times New Roman" w:cs="Times New Roman"/>
+          <w:color w:val="000000"/>
+          <w:sz w:val="28"/>
+          <w:szCs w:val="28"/>
+          <w:lang w:eastAsia="ru-RU"/>
+        </w:rPr>
+        <w:t>________</w:t>
       </w:r>
       <w:r>
         <w:rPr>
@@ -2467,29 +2293,7 @@
           <w:szCs w:val="28"/>
           <w:lang w:eastAsia="ru-RU"/>
         </w:rPr>
-        <w:t>«___</w:t>
-      </w:r>
-      <w:proofErr w:type="gramStart"/>
-      <w:r>
-        <w:rPr>
-          <w:rFonts w:ascii="Times New Roman" w:eastAsia="Times New Roman" w:hAnsi="Times New Roman" w:cs="Times New Roman"/>
-          <w:color w:val="000000" w:themeColor="text1"/>
-          <w:sz w:val="28"/>
-          <w:szCs w:val="28"/>
-          <w:lang w:eastAsia="ru-RU"/>
-        </w:rPr>
-        <w:t>_»_</w:t>
-      </w:r>
-      <w:proofErr w:type="gramEnd"/>
-      <w:r>
-        <w:rPr>
-          <w:rFonts w:ascii="Times New Roman" w:eastAsia="Times New Roman" w:hAnsi="Times New Roman" w:cs="Times New Roman"/>
-          <w:color w:val="000000" w:themeColor="text1"/>
-          <w:sz w:val="28"/>
-          <w:szCs w:val="28"/>
-          <w:lang w:eastAsia="ru-RU"/>
-        </w:rPr>
-        <w:t>_________________20_____г.</w:t>
+        <w:t>«____»__________________20_____г.</w:t>
       </w:r>
       <w:r>
         <w:rPr>
@@ -2552,47 +2356,7 @@
           <w:szCs w:val="28"/>
           <w:lang w:eastAsia="ru-RU"/>
         </w:rPr>
-        <w:t>М</w:t>
-      </w:r>
-      <w:r>
-        <w:rPr>
-          <w:rFonts w:ascii="Times New Roman" w:eastAsia="Times New Roman" w:hAnsi="Times New Roman" w:cs="Times New Roman"/>
-          <w:color w:val="000000" w:themeColor="text1"/>
-          <w:sz w:val="28"/>
-          <w:szCs w:val="28"/>
-          <w:lang w:eastAsia="ru-RU"/>
-        </w:rPr>
-        <w:t>.</w:t>
-      </w:r>
-      <w:r>
-        <w:rPr>
-          <w:rFonts w:ascii="Times New Roman" w:eastAsia="Times New Roman" w:hAnsi="Times New Roman" w:cs="Times New Roman"/>
-          <w:color w:val="000000" w:themeColor="text1"/>
-          <w:sz w:val="28"/>
-          <w:szCs w:val="28"/>
-          <w:lang w:eastAsia="ru-RU"/>
-        </w:rPr>
-        <w:t>П</w:t>
-      </w:r>
-      <w:r>
-        <w:rPr>
-          <w:rFonts w:ascii="Times New Roman" w:eastAsia="Times New Roman" w:hAnsi="Times New Roman" w:cs="Times New Roman"/>
-          <w:color w:val="000000" w:themeColor="text1"/>
-          <w:sz w:val="28"/>
-          <w:szCs w:val="28"/>
-          <w:lang w:eastAsia="ru-RU"/>
-        </w:rPr>
-        <w:t>. Ф</w:t>
-      </w:r>
-      <w:r>
-        <w:rPr>
-          <w:rFonts w:ascii="Times New Roman" w:eastAsia="Times New Roman" w:hAnsi="Times New Roman" w:cs="Times New Roman"/>
-          <w:color w:val="000000" w:themeColor="text1"/>
-          <w:sz w:val="28"/>
-          <w:szCs w:val="28"/>
-          <w:lang w:eastAsia="ru-RU"/>
-        </w:rPr>
-        <w:t>едулов</w:t>
+        <w:t>М.П. Федулов</w:t>
       </w:r>
     </w:p>
     <w:p>
@@ -2722,29 +2486,7 @@
           <w:szCs w:val="28"/>
           <w:lang w:eastAsia="ru-RU"/>
         </w:rPr>
-        <w:t>«___</w:t>
-      </w:r>
-      <w:proofErr w:type="gramStart"/>
-      <w:r>
-        <w:rPr>
-          <w:rFonts w:ascii="Times New Roman" w:eastAsia="Times New Roman" w:hAnsi="Times New Roman" w:cs="Times New Roman"/>
-          <w:color w:val="000000"/>
-          <w:sz w:val="28"/>
-          <w:szCs w:val="28"/>
-          <w:lang w:eastAsia="ru-RU"/>
-        </w:rPr>
-        <w:t>_»_</w:t>
-      </w:r>
-      <w:proofErr w:type="gramEnd"/>
-      <w:r>
-        <w:rPr>
-          <w:rFonts w:ascii="Times New Roman" w:eastAsia="Times New Roman" w:hAnsi="Times New Roman" w:cs="Times New Roman"/>
-          <w:color w:val="000000"/>
-          <w:sz w:val="28"/>
-          <w:szCs w:val="28"/>
-          <w:lang w:eastAsia="ru-RU"/>
-        </w:rPr>
-        <w:t>_________________20_____г.</w:t>
+        <w:t>«____»__________________20_____г.</w:t>
       </w:r>
       <w:r>
         <w:rPr>
@@ -2784,7 +2526,6 @@
     <w:p>
       <w:pPr>
         <w:spacing w:after="0" w:line="360" w:lineRule="auto"/>
-        <w:ind w:firstLine="720"/>
         <w:jc w:val="center"/>
         <w:rPr>
           <w:rFonts w:ascii="Times New Roman" w:eastAsia="Times New Roman" w:hAnsi="Times New Roman" w:cs="Times New Roman"/>
@@ -2809,7 +2550,6 @@
     <w:p>
       <w:pPr>
         <w:spacing w:after="0" w:line="360" w:lineRule="auto"/>
-        <w:ind w:firstLine="720"/>
         <w:jc w:val="center"/>
         <w:rPr>
           <w:rFonts w:ascii="Times New Roman" w:eastAsia="Times New Roman" w:hAnsi="Times New Roman" w:cs="Times New Roman"/>
@@ -2993,51 +2733,7 @@
           <w:szCs w:val="28"/>
           <w:lang w:eastAsia="ru-RU"/>
         </w:rPr>
-        <w:t xml:space="preserve"> слайдов </w:t>
-      </w:r>
-      <w:proofErr w:type="spellStart"/>
-      <w:r>
-        <w:rPr>
-          <w:rFonts w:ascii="Times New Roman" w:eastAsia="Times New Roman" w:hAnsi="Times New Roman" w:cs="Times New Roman"/>
-          <w:color w:val="000000"/>
-          <w:sz w:val="28"/>
-          <w:szCs w:val="28"/>
-          <w:lang w:eastAsia="ru-RU"/>
-        </w:rPr>
-        <w:t>Microsoft</w:t>
-      </w:r>
-      <w:proofErr w:type="spellEnd"/>
-      <w:r>
-        <w:rPr>
-          <w:rFonts w:ascii="Times New Roman" w:eastAsia="Times New Roman" w:hAnsi="Times New Roman" w:cs="Times New Roman"/>
-          <w:color w:val="000000"/>
-          <w:sz w:val="28"/>
-          <w:szCs w:val="28"/>
-          <w:lang w:eastAsia="ru-RU"/>
-        </w:rPr>
-        <w:t xml:space="preserve"> </w:t>
-      </w:r>
-      <w:proofErr w:type="spellStart"/>
-      <w:r>
-        <w:rPr>
-          <w:rFonts w:ascii="Times New Roman" w:eastAsia="Times New Roman" w:hAnsi="Times New Roman" w:cs="Times New Roman"/>
-          <w:color w:val="000000"/>
-          <w:sz w:val="28"/>
-          <w:szCs w:val="28"/>
-          <w:lang w:eastAsia="ru-RU"/>
-        </w:rPr>
-        <w:t>PowerPoint</w:t>
-      </w:r>
-      <w:proofErr w:type="spellEnd"/>
-      <w:r>
-        <w:rPr>
-          <w:rFonts w:ascii="Times New Roman" w:eastAsia="Times New Roman" w:hAnsi="Times New Roman" w:cs="Times New Roman"/>
-          <w:color w:val="000000"/>
-          <w:sz w:val="28"/>
-          <w:szCs w:val="28"/>
-          <w:lang w:eastAsia="ru-RU"/>
-        </w:rPr>
-        <w:t>.</w:t>
+        <w:t xml:space="preserve"> слайдов Microsoft PowerPoint.</w:t>
       </w:r>
     </w:p>
     <w:p>
@@ -3445,7 +3141,6 @@
         </w:rPr>
         <w:t>.</w:t>
       </w:r>
-      <w:proofErr w:type="spellStart"/>
       <w:r>
         <w:rPr>
           <w:rFonts w:ascii="Times New Roman" w:eastAsia="Times New Roman" w:hAnsi="Times New Roman" w:cs="Times New Roman"/>
@@ -3456,7 +3151,6 @@
         </w:rPr>
         <w:t>io</w:t>
       </w:r>
-      <w:proofErr w:type="spellEnd"/>
       <w:r>
         <w:rPr>
           <w:rFonts w:ascii="Times New Roman" w:eastAsia="Times New Roman" w:hAnsi="Times New Roman" w:cs="Times New Roman"/>
@@ -3889,165 +3583,6301 @@
         <w:t>СОДЕРЖАНИЕ</w:t>
       </w:r>
     </w:p>
-    <w:p>
-      <w:pPr>
-        <w:spacing w:after="0" w:line="360" w:lineRule="auto"/>
-        <w:rPr>
-          <w:rFonts w:ascii="Times New Roman" w:eastAsia="Times New Roman" w:hAnsi="Times New Roman" w:cs="Times New Roman"/>
+    <w:sdt>
+      <w:sdtPr>
+        <w:rPr>
+          <w:rFonts w:asciiTheme="minorHAnsi" w:eastAsiaTheme="minorHAnsi" w:hAnsiTheme="minorHAnsi" w:cstheme="minorBidi"/>
+          <w:color w:val="auto"/>
+          <w:sz w:val="22"/>
+          <w:szCs w:val="22"/>
+          <w:lang w:eastAsia="en-US"/>
+        </w:rPr>
+        <w:id w:val="1736889395"/>
+        <w:docPartObj>
+          <w:docPartGallery w:val="Table of Contents"/>
+          <w:docPartUnique/>
+        </w:docPartObj>
+      </w:sdtPr>
+      <w:sdtEndPr>
+        <w:rPr>
+          <w:b/>
+          <w:bCs/>
+        </w:rPr>
+      </w:sdtEndPr>
+      <w:sdtContent>
+        <w:p>
+          <w:pPr>
+            <w:pStyle w:val="a8"/>
+            <w:tabs>
+              <w:tab w:val="left" w:pos="2070"/>
+            </w:tabs>
+            <w:spacing w:line="360" w:lineRule="auto"/>
+          </w:pPr>
+        </w:p>
+        <w:p>
+          <w:pPr>
+            <w:pStyle w:val="11"/>
+            <w:tabs>
+              <w:tab w:val="right" w:leader="dot" w:pos="9345"/>
+            </w:tabs>
+            <w:rPr>
+              <w:rFonts w:ascii="Times New Roman" w:eastAsiaTheme="minorEastAsia" w:hAnsi="Times New Roman" w:cs="Times New Roman"/>
+              <w:noProof/>
+              <w:kern w:val="2"/>
+              <w:sz w:val="28"/>
+              <w:szCs w:val="28"/>
+              <w:lang w:eastAsia="ru-RU"/>
+              <w14:ligatures w14:val="standardContextual"/>
+            </w:rPr>
+          </w:pPr>
+          <w:r>
+            <w:rPr>
+              <w:rFonts w:ascii="Times New Roman" w:hAnsi="Times New Roman" w:cs="Times New Roman"/>
+              <w:sz w:val="28"/>
+              <w:szCs w:val="28"/>
+            </w:rPr>
+            <w:fldChar w:fldCharType="begin"/>
+          </w:r>
+          <w:r>
+            <w:rPr>
+              <w:rFonts w:ascii="Times New Roman" w:hAnsi="Times New Roman" w:cs="Times New Roman"/>
+              <w:sz w:val="28"/>
+              <w:szCs w:val="28"/>
+            </w:rPr>
+            <w:instrText xml:space="preserve"> TOC \o "1-3" \h \z \u </w:instrText>
+          </w:r>
+          <w:r>
+            <w:rPr>
+              <w:rFonts w:ascii="Times New Roman" w:hAnsi="Times New Roman" w:cs="Times New Roman"/>
+              <w:sz w:val="28"/>
+              <w:szCs w:val="28"/>
+            </w:rPr>
+            <w:fldChar w:fldCharType="separate"/>
+          </w:r>
+          <w:hyperlink w:anchor="_Toc230868561" w:history="1">
+            <w:r>
+              <w:rPr>
+                <w:rStyle w:val="a9"/>
+                <w:rFonts w:ascii="Times New Roman" w:hAnsi="Times New Roman" w:cs="Times New Roman"/>
+                <w:noProof/>
+                <w:sz w:val="28"/>
+                <w:szCs w:val="28"/>
+              </w:rPr>
+              <w:t>ВВЕДЕНИЕ</w:t>
+            </w:r>
+            <w:r>
+              <w:rPr>
+                <w:rFonts w:ascii="Times New Roman" w:hAnsi="Times New Roman" w:cs="Times New Roman"/>
+                <w:noProof/>
+                <w:webHidden/>
+                <w:sz w:val="28"/>
+                <w:szCs w:val="28"/>
+              </w:rPr>
+              <w:tab/>
+            </w:r>
+            <w:r>
+              <w:rPr>
+                <w:rFonts w:ascii="Times New Roman" w:hAnsi="Times New Roman" w:cs="Times New Roman"/>
+                <w:noProof/>
+                <w:webHidden/>
+                <w:sz w:val="28"/>
+                <w:szCs w:val="28"/>
+              </w:rPr>
+              <w:fldChar w:fldCharType="begin"/>
+            </w:r>
+            <w:r>
+              <w:rPr>
+                <w:rFonts w:ascii="Times New Roman" w:hAnsi="Times New Roman" w:cs="Times New Roman"/>
+                <w:noProof/>
+                <w:webHidden/>
+                <w:sz w:val="28"/>
+                <w:szCs w:val="28"/>
+              </w:rPr>
+              <w:instrText xml:space="preserve"> PAGEREF _Toc230868561 \h </w:instrText>
+            </w:r>
+            <w:r>
+              <w:rPr>
+                <w:rFonts w:ascii="Times New Roman" w:hAnsi="Times New Roman" w:cs="Times New Roman"/>
+                <w:noProof/>
+                <w:webHidden/>
+                <w:sz w:val="28"/>
+                <w:szCs w:val="28"/>
+              </w:rPr>
+            </w:r>
+            <w:r>
+              <w:rPr>
+                <w:rFonts w:ascii="Times New Roman" w:hAnsi="Times New Roman" w:cs="Times New Roman"/>
+                <w:noProof/>
+                <w:webHidden/>
+                <w:sz w:val="28"/>
+                <w:szCs w:val="28"/>
+              </w:rPr>
+              <w:fldChar w:fldCharType="separate"/>
+            </w:r>
+            <w:r>
+              <w:rPr>
+                <w:rFonts w:ascii="Times New Roman" w:hAnsi="Times New Roman" w:cs="Times New Roman"/>
+                <w:noProof/>
+                <w:webHidden/>
+                <w:sz w:val="28"/>
+                <w:szCs w:val="28"/>
+              </w:rPr>
+              <w:t>6</w:t>
+            </w:r>
+            <w:r>
+              <w:rPr>
+                <w:rFonts w:ascii="Times New Roman" w:hAnsi="Times New Roman" w:cs="Times New Roman"/>
+                <w:noProof/>
+                <w:webHidden/>
+                <w:sz w:val="28"/>
+                <w:szCs w:val="28"/>
+              </w:rPr>
+              <w:fldChar w:fldCharType="end"/>
+            </w:r>
+          </w:hyperlink>
+        </w:p>
+        <w:p>
+          <w:pPr>
+            <w:pStyle w:val="11"/>
+            <w:tabs>
+              <w:tab w:val="right" w:leader="dot" w:pos="9345"/>
+            </w:tabs>
+            <w:rPr>
+              <w:rFonts w:ascii="Times New Roman" w:eastAsiaTheme="minorEastAsia" w:hAnsi="Times New Roman" w:cs="Times New Roman"/>
+              <w:noProof/>
+              <w:kern w:val="2"/>
+              <w:sz w:val="28"/>
+              <w:szCs w:val="28"/>
+              <w:lang w:eastAsia="ru-RU"/>
+              <w14:ligatures w14:val="standardContextual"/>
+            </w:rPr>
+          </w:pPr>
+          <w:hyperlink w:anchor="_Toc230868562" w:history="1">
+            <w:r>
+              <w:rPr>
+                <w:rStyle w:val="a9"/>
+                <w:rFonts w:ascii="Times New Roman" w:hAnsi="Times New Roman" w:cs="Times New Roman"/>
+                <w:noProof/>
+                <w:sz w:val="28"/>
+                <w:szCs w:val="28"/>
+              </w:rPr>
+              <w:t>1 Постановка задачи и обоснование методов решения задачи</w:t>
+            </w:r>
+            <w:r>
+              <w:rPr>
+                <w:rFonts w:ascii="Times New Roman" w:hAnsi="Times New Roman" w:cs="Times New Roman"/>
+                <w:noProof/>
+                <w:webHidden/>
+                <w:sz w:val="28"/>
+                <w:szCs w:val="28"/>
+              </w:rPr>
+              <w:tab/>
+            </w:r>
+            <w:r>
+              <w:rPr>
+                <w:rFonts w:ascii="Times New Roman" w:hAnsi="Times New Roman" w:cs="Times New Roman"/>
+                <w:noProof/>
+                <w:webHidden/>
+                <w:sz w:val="28"/>
+                <w:szCs w:val="28"/>
+              </w:rPr>
+              <w:fldChar w:fldCharType="begin"/>
+            </w:r>
+            <w:r>
+              <w:rPr>
+                <w:rFonts w:ascii="Times New Roman" w:hAnsi="Times New Roman" w:cs="Times New Roman"/>
+                <w:noProof/>
+                <w:webHidden/>
+                <w:sz w:val="28"/>
+                <w:szCs w:val="28"/>
+              </w:rPr>
+              <w:instrText xml:space="preserve"> PAGEREF _Toc230868562 \h </w:instrText>
+            </w:r>
+            <w:r>
+              <w:rPr>
+                <w:rFonts w:ascii="Times New Roman" w:hAnsi="Times New Roman" w:cs="Times New Roman"/>
+                <w:noProof/>
+                <w:webHidden/>
+                <w:sz w:val="28"/>
+                <w:szCs w:val="28"/>
+              </w:rPr>
+            </w:r>
+            <w:r>
+              <w:rPr>
+                <w:rFonts w:ascii="Times New Roman" w:hAnsi="Times New Roman" w:cs="Times New Roman"/>
+                <w:noProof/>
+                <w:webHidden/>
+                <w:sz w:val="28"/>
+                <w:szCs w:val="28"/>
+              </w:rPr>
+              <w:fldChar w:fldCharType="separate"/>
+            </w:r>
+            <w:r>
+              <w:rPr>
+                <w:rFonts w:ascii="Times New Roman" w:hAnsi="Times New Roman" w:cs="Times New Roman"/>
+                <w:noProof/>
+                <w:webHidden/>
+                <w:sz w:val="28"/>
+                <w:szCs w:val="28"/>
+              </w:rPr>
+              <w:t>7</w:t>
+            </w:r>
+            <w:r>
+              <w:rPr>
+                <w:rFonts w:ascii="Times New Roman" w:hAnsi="Times New Roman" w:cs="Times New Roman"/>
+                <w:noProof/>
+                <w:webHidden/>
+                <w:sz w:val="28"/>
+                <w:szCs w:val="28"/>
+              </w:rPr>
+              <w:fldChar w:fldCharType="end"/>
+            </w:r>
+          </w:hyperlink>
+        </w:p>
+        <w:p>
+          <w:pPr>
+            <w:pStyle w:val="23"/>
+            <w:tabs>
+              <w:tab w:val="right" w:leader="dot" w:pos="9345"/>
+            </w:tabs>
+            <w:rPr>
+              <w:rFonts w:ascii="Times New Roman" w:eastAsiaTheme="minorEastAsia" w:hAnsi="Times New Roman" w:cs="Times New Roman"/>
+              <w:noProof/>
+              <w:kern w:val="2"/>
+              <w:sz w:val="28"/>
+              <w:szCs w:val="28"/>
+              <w:lang w:eastAsia="ru-RU"/>
+              <w14:ligatures w14:val="standardContextual"/>
+            </w:rPr>
+          </w:pPr>
+          <w:hyperlink w:anchor="_Toc230868563" w:history="1">
+            <w:r>
+              <w:rPr>
+                <w:rStyle w:val="a9"/>
+                <w:rFonts w:ascii="Times New Roman" w:hAnsi="Times New Roman" w:cs="Times New Roman"/>
+                <w:noProof/>
+                <w:sz w:val="28"/>
+                <w:szCs w:val="28"/>
+              </w:rPr>
+              <w:t>1.1 Описание предметной области и постановка задачи</w:t>
+            </w:r>
+            <w:r>
+              <w:rPr>
+                <w:rFonts w:ascii="Times New Roman" w:hAnsi="Times New Roman" w:cs="Times New Roman"/>
+                <w:noProof/>
+                <w:webHidden/>
+                <w:sz w:val="28"/>
+                <w:szCs w:val="28"/>
+              </w:rPr>
+              <w:tab/>
+            </w:r>
+            <w:r>
+              <w:rPr>
+                <w:rFonts w:ascii="Times New Roman" w:hAnsi="Times New Roman" w:cs="Times New Roman"/>
+                <w:noProof/>
+                <w:webHidden/>
+                <w:sz w:val="28"/>
+                <w:szCs w:val="28"/>
+              </w:rPr>
+              <w:fldChar w:fldCharType="begin"/>
+            </w:r>
+            <w:r>
+              <w:rPr>
+                <w:rFonts w:ascii="Times New Roman" w:hAnsi="Times New Roman" w:cs="Times New Roman"/>
+                <w:noProof/>
+                <w:webHidden/>
+                <w:sz w:val="28"/>
+                <w:szCs w:val="28"/>
+              </w:rPr>
+              <w:instrText xml:space="preserve"> PAGEREF _Toc230868563 \h </w:instrText>
+            </w:r>
+            <w:r>
+              <w:rPr>
+                <w:rFonts w:ascii="Times New Roman" w:hAnsi="Times New Roman" w:cs="Times New Roman"/>
+                <w:noProof/>
+                <w:webHidden/>
+                <w:sz w:val="28"/>
+                <w:szCs w:val="28"/>
+              </w:rPr>
+            </w:r>
+            <w:r>
+              <w:rPr>
+                <w:rFonts w:ascii="Times New Roman" w:hAnsi="Times New Roman" w:cs="Times New Roman"/>
+                <w:noProof/>
+                <w:webHidden/>
+                <w:sz w:val="28"/>
+                <w:szCs w:val="28"/>
+              </w:rPr>
+              <w:fldChar w:fldCharType="separate"/>
+            </w:r>
+            <w:r>
+              <w:rPr>
+                <w:rFonts w:ascii="Times New Roman" w:hAnsi="Times New Roman" w:cs="Times New Roman"/>
+                <w:noProof/>
+                <w:webHidden/>
+                <w:sz w:val="28"/>
+                <w:szCs w:val="28"/>
+              </w:rPr>
+              <w:t>7</w:t>
+            </w:r>
+            <w:r>
+              <w:rPr>
+                <w:rFonts w:ascii="Times New Roman" w:hAnsi="Times New Roman" w:cs="Times New Roman"/>
+                <w:noProof/>
+                <w:webHidden/>
+                <w:sz w:val="28"/>
+                <w:szCs w:val="28"/>
+              </w:rPr>
+              <w:fldChar w:fldCharType="end"/>
+            </w:r>
+          </w:hyperlink>
+        </w:p>
+        <w:p>
+          <w:pPr>
+            <w:pStyle w:val="23"/>
+            <w:tabs>
+              <w:tab w:val="right" w:leader="dot" w:pos="9345"/>
+            </w:tabs>
+            <w:rPr>
+              <w:rFonts w:ascii="Times New Roman" w:eastAsiaTheme="minorEastAsia" w:hAnsi="Times New Roman" w:cs="Times New Roman"/>
+              <w:noProof/>
+              <w:kern w:val="2"/>
+              <w:sz w:val="28"/>
+              <w:szCs w:val="28"/>
+              <w:lang w:eastAsia="ru-RU"/>
+              <w14:ligatures w14:val="standardContextual"/>
+            </w:rPr>
+          </w:pPr>
+          <w:hyperlink w:anchor="_Toc230868564" w:history="1">
+            <w:r>
+              <w:rPr>
+                <w:rStyle w:val="a9"/>
+                <w:rFonts w:ascii="Times New Roman" w:hAnsi="Times New Roman" w:cs="Times New Roman"/>
+                <w:noProof/>
+                <w:sz w:val="28"/>
+                <w:szCs w:val="28"/>
+              </w:rPr>
+              <w:t>1.2 Анализ существующих методов решения задачи и обоснование выбора реализуемого метода</w:t>
+            </w:r>
+            <w:r>
+              <w:rPr>
+                <w:rFonts w:ascii="Times New Roman" w:hAnsi="Times New Roman" w:cs="Times New Roman"/>
+                <w:noProof/>
+                <w:webHidden/>
+                <w:sz w:val="28"/>
+                <w:szCs w:val="28"/>
+              </w:rPr>
+              <w:tab/>
+            </w:r>
+            <w:r>
+              <w:rPr>
+                <w:rFonts w:ascii="Times New Roman" w:hAnsi="Times New Roman" w:cs="Times New Roman"/>
+                <w:noProof/>
+                <w:webHidden/>
+                <w:sz w:val="28"/>
+                <w:szCs w:val="28"/>
+              </w:rPr>
+              <w:fldChar w:fldCharType="begin"/>
+            </w:r>
+            <w:r>
+              <w:rPr>
+                <w:rFonts w:ascii="Times New Roman" w:hAnsi="Times New Roman" w:cs="Times New Roman"/>
+                <w:noProof/>
+                <w:webHidden/>
+                <w:sz w:val="28"/>
+                <w:szCs w:val="28"/>
+              </w:rPr>
+              <w:instrText xml:space="preserve"> PAGEREF _Toc230868564 \h </w:instrText>
+            </w:r>
+            <w:r>
+              <w:rPr>
+                <w:rFonts w:ascii="Times New Roman" w:hAnsi="Times New Roman" w:cs="Times New Roman"/>
+                <w:noProof/>
+                <w:webHidden/>
+                <w:sz w:val="28"/>
+                <w:szCs w:val="28"/>
+              </w:rPr>
+            </w:r>
+            <w:r>
+              <w:rPr>
+                <w:rFonts w:ascii="Times New Roman" w:hAnsi="Times New Roman" w:cs="Times New Roman"/>
+                <w:noProof/>
+                <w:webHidden/>
+                <w:sz w:val="28"/>
+                <w:szCs w:val="28"/>
+              </w:rPr>
+              <w:fldChar w:fldCharType="separate"/>
+            </w:r>
+            <w:r>
+              <w:rPr>
+                <w:rFonts w:ascii="Times New Roman" w:hAnsi="Times New Roman" w:cs="Times New Roman"/>
+                <w:noProof/>
+                <w:webHidden/>
+                <w:sz w:val="28"/>
+                <w:szCs w:val="28"/>
+              </w:rPr>
+              <w:t>7</w:t>
+            </w:r>
+            <w:r>
+              <w:rPr>
+                <w:rFonts w:ascii="Times New Roman" w:hAnsi="Times New Roman" w:cs="Times New Roman"/>
+                <w:noProof/>
+                <w:webHidden/>
+                <w:sz w:val="28"/>
+                <w:szCs w:val="28"/>
+              </w:rPr>
+              <w:fldChar w:fldCharType="end"/>
+            </w:r>
+          </w:hyperlink>
+        </w:p>
+        <w:p>
+          <w:pPr>
+            <w:pStyle w:val="23"/>
+            <w:tabs>
+              <w:tab w:val="right" w:leader="dot" w:pos="9345"/>
+            </w:tabs>
+            <w:rPr>
+              <w:rFonts w:ascii="Times New Roman" w:eastAsiaTheme="minorEastAsia" w:hAnsi="Times New Roman" w:cs="Times New Roman"/>
+              <w:noProof/>
+              <w:kern w:val="2"/>
+              <w:sz w:val="28"/>
+              <w:szCs w:val="28"/>
+              <w:lang w:eastAsia="ru-RU"/>
+              <w14:ligatures w14:val="standardContextual"/>
+            </w:rPr>
+          </w:pPr>
+          <w:hyperlink w:anchor="_Toc230868565" w:history="1">
+            <w:r>
+              <w:rPr>
+                <w:rStyle w:val="a9"/>
+                <w:rFonts w:ascii="Times New Roman" w:hAnsi="Times New Roman" w:cs="Times New Roman"/>
+                <w:noProof/>
+                <w:sz w:val="28"/>
+                <w:szCs w:val="28"/>
+              </w:rPr>
+              <w:t>1.3 Обзор имеющихся систем-аналогов</w:t>
+            </w:r>
+            <w:r>
+              <w:rPr>
+                <w:rFonts w:ascii="Times New Roman" w:hAnsi="Times New Roman" w:cs="Times New Roman"/>
+                <w:noProof/>
+                <w:webHidden/>
+                <w:sz w:val="28"/>
+                <w:szCs w:val="28"/>
+              </w:rPr>
+              <w:tab/>
+            </w:r>
+            <w:r>
+              <w:rPr>
+                <w:rFonts w:ascii="Times New Roman" w:hAnsi="Times New Roman" w:cs="Times New Roman"/>
+                <w:noProof/>
+                <w:webHidden/>
+                <w:sz w:val="28"/>
+                <w:szCs w:val="28"/>
+              </w:rPr>
+              <w:fldChar w:fldCharType="begin"/>
+            </w:r>
+            <w:r>
+              <w:rPr>
+                <w:rFonts w:ascii="Times New Roman" w:hAnsi="Times New Roman" w:cs="Times New Roman"/>
+                <w:noProof/>
+                <w:webHidden/>
+                <w:sz w:val="28"/>
+                <w:szCs w:val="28"/>
+              </w:rPr>
+              <w:instrText xml:space="preserve"> PAGEREF _Toc230868565 \h </w:instrText>
+            </w:r>
+            <w:r>
+              <w:rPr>
+                <w:rFonts w:ascii="Times New Roman" w:hAnsi="Times New Roman" w:cs="Times New Roman"/>
+                <w:noProof/>
+                <w:webHidden/>
+                <w:sz w:val="28"/>
+                <w:szCs w:val="28"/>
+              </w:rPr>
+            </w:r>
+            <w:r>
+              <w:rPr>
+                <w:rFonts w:ascii="Times New Roman" w:hAnsi="Times New Roman" w:cs="Times New Roman"/>
+                <w:noProof/>
+                <w:webHidden/>
+                <w:sz w:val="28"/>
+                <w:szCs w:val="28"/>
+              </w:rPr>
+              <w:fldChar w:fldCharType="separate"/>
+            </w:r>
+            <w:r>
+              <w:rPr>
+                <w:rFonts w:ascii="Times New Roman" w:hAnsi="Times New Roman" w:cs="Times New Roman"/>
+                <w:noProof/>
+                <w:webHidden/>
+                <w:sz w:val="28"/>
+                <w:szCs w:val="28"/>
+              </w:rPr>
+              <w:t>8</w:t>
+            </w:r>
+            <w:r>
+              <w:rPr>
+                <w:rFonts w:ascii="Times New Roman" w:hAnsi="Times New Roman" w:cs="Times New Roman"/>
+                <w:noProof/>
+                <w:webHidden/>
+                <w:sz w:val="28"/>
+                <w:szCs w:val="28"/>
+              </w:rPr>
+              <w:fldChar w:fldCharType="end"/>
+            </w:r>
+          </w:hyperlink>
+        </w:p>
+        <w:p>
+          <w:pPr>
+            <w:pStyle w:val="11"/>
+            <w:tabs>
+              <w:tab w:val="right" w:leader="dot" w:pos="9345"/>
+            </w:tabs>
+            <w:rPr>
+              <w:rFonts w:ascii="Times New Roman" w:eastAsiaTheme="minorEastAsia" w:hAnsi="Times New Roman" w:cs="Times New Roman"/>
+              <w:noProof/>
+              <w:kern w:val="2"/>
+              <w:sz w:val="28"/>
+              <w:szCs w:val="28"/>
+              <w:lang w:eastAsia="ru-RU"/>
+              <w14:ligatures w14:val="standardContextual"/>
+            </w:rPr>
+          </w:pPr>
+          <w:hyperlink w:anchor="_Toc230868566" w:history="1">
+            <w:r>
+              <w:rPr>
+                <w:rStyle w:val="a9"/>
+                <w:rFonts w:ascii="Times New Roman" w:hAnsi="Times New Roman" w:cs="Times New Roman"/>
+                <w:noProof/>
+                <w:sz w:val="28"/>
+                <w:szCs w:val="28"/>
+              </w:rPr>
+              <w:t>2 Проектирование и программная реализация метода решения задачи</w:t>
+            </w:r>
+            <w:r>
+              <w:rPr>
+                <w:rFonts w:ascii="Times New Roman" w:hAnsi="Times New Roman" w:cs="Times New Roman"/>
+                <w:noProof/>
+                <w:webHidden/>
+                <w:sz w:val="28"/>
+                <w:szCs w:val="28"/>
+              </w:rPr>
+              <w:tab/>
+            </w:r>
+            <w:r>
+              <w:rPr>
+                <w:rFonts w:ascii="Times New Roman" w:hAnsi="Times New Roman" w:cs="Times New Roman"/>
+                <w:noProof/>
+                <w:webHidden/>
+                <w:sz w:val="28"/>
+                <w:szCs w:val="28"/>
+              </w:rPr>
+              <w:fldChar w:fldCharType="begin"/>
+            </w:r>
+            <w:r>
+              <w:rPr>
+                <w:rFonts w:ascii="Times New Roman" w:hAnsi="Times New Roman" w:cs="Times New Roman"/>
+                <w:noProof/>
+                <w:webHidden/>
+                <w:sz w:val="28"/>
+                <w:szCs w:val="28"/>
+              </w:rPr>
+              <w:instrText xml:space="preserve"> PAGEREF _Toc230868566 \h </w:instrText>
+            </w:r>
+            <w:r>
+              <w:rPr>
+                <w:rFonts w:ascii="Times New Roman" w:hAnsi="Times New Roman" w:cs="Times New Roman"/>
+                <w:noProof/>
+                <w:webHidden/>
+                <w:sz w:val="28"/>
+                <w:szCs w:val="28"/>
+              </w:rPr>
+            </w:r>
+            <w:r>
+              <w:rPr>
+                <w:rFonts w:ascii="Times New Roman" w:hAnsi="Times New Roman" w:cs="Times New Roman"/>
+                <w:noProof/>
+                <w:webHidden/>
+                <w:sz w:val="28"/>
+                <w:szCs w:val="28"/>
+              </w:rPr>
+              <w:fldChar w:fldCharType="separate"/>
+            </w:r>
+            <w:r>
+              <w:rPr>
+                <w:rFonts w:ascii="Times New Roman" w:hAnsi="Times New Roman" w:cs="Times New Roman"/>
+                <w:noProof/>
+                <w:webHidden/>
+                <w:sz w:val="28"/>
+                <w:szCs w:val="28"/>
+              </w:rPr>
+              <w:t>13</w:t>
+            </w:r>
+            <w:r>
+              <w:rPr>
+                <w:rFonts w:ascii="Times New Roman" w:hAnsi="Times New Roman" w:cs="Times New Roman"/>
+                <w:noProof/>
+                <w:webHidden/>
+                <w:sz w:val="28"/>
+                <w:szCs w:val="28"/>
+              </w:rPr>
+              <w:fldChar w:fldCharType="end"/>
+            </w:r>
+          </w:hyperlink>
+        </w:p>
+        <w:p>
+          <w:pPr>
+            <w:pStyle w:val="23"/>
+            <w:tabs>
+              <w:tab w:val="right" w:leader="dot" w:pos="9345"/>
+            </w:tabs>
+            <w:rPr>
+              <w:rFonts w:ascii="Times New Roman" w:eastAsiaTheme="minorEastAsia" w:hAnsi="Times New Roman" w:cs="Times New Roman"/>
+              <w:noProof/>
+              <w:kern w:val="2"/>
+              <w:sz w:val="28"/>
+              <w:szCs w:val="28"/>
+              <w:lang w:eastAsia="ru-RU"/>
+              <w14:ligatures w14:val="standardContextual"/>
+            </w:rPr>
+          </w:pPr>
+          <w:hyperlink w:anchor="_Toc230868567" w:history="1">
+            <w:r>
+              <w:rPr>
+                <w:rStyle w:val="a9"/>
+                <w:rFonts w:ascii="Times New Roman" w:hAnsi="Times New Roman" w:cs="Times New Roman"/>
+                <w:noProof/>
+                <w:sz w:val="28"/>
+                <w:szCs w:val="28"/>
+              </w:rPr>
+              <w:t>2.1 Описание методологии проектирования системы</w:t>
+            </w:r>
+            <w:r>
+              <w:rPr>
+                <w:rFonts w:ascii="Times New Roman" w:hAnsi="Times New Roman" w:cs="Times New Roman"/>
+                <w:noProof/>
+                <w:webHidden/>
+                <w:sz w:val="28"/>
+                <w:szCs w:val="28"/>
+              </w:rPr>
+              <w:tab/>
+            </w:r>
+            <w:r>
+              <w:rPr>
+                <w:rFonts w:ascii="Times New Roman" w:hAnsi="Times New Roman" w:cs="Times New Roman"/>
+                <w:noProof/>
+                <w:webHidden/>
+                <w:sz w:val="28"/>
+                <w:szCs w:val="28"/>
+              </w:rPr>
+              <w:fldChar w:fldCharType="begin"/>
+            </w:r>
+            <w:r>
+              <w:rPr>
+                <w:rFonts w:ascii="Times New Roman" w:hAnsi="Times New Roman" w:cs="Times New Roman"/>
+                <w:noProof/>
+                <w:webHidden/>
+                <w:sz w:val="28"/>
+                <w:szCs w:val="28"/>
+              </w:rPr>
+              <w:instrText xml:space="preserve"> PAGEREF _Toc230868567 \h </w:instrText>
+            </w:r>
+            <w:r>
+              <w:rPr>
+                <w:rFonts w:ascii="Times New Roman" w:hAnsi="Times New Roman" w:cs="Times New Roman"/>
+                <w:noProof/>
+                <w:webHidden/>
+                <w:sz w:val="28"/>
+                <w:szCs w:val="28"/>
+              </w:rPr>
+            </w:r>
+            <w:r>
+              <w:rPr>
+                <w:rFonts w:ascii="Times New Roman" w:hAnsi="Times New Roman" w:cs="Times New Roman"/>
+                <w:noProof/>
+                <w:webHidden/>
+                <w:sz w:val="28"/>
+                <w:szCs w:val="28"/>
+              </w:rPr>
+              <w:fldChar w:fldCharType="separate"/>
+            </w:r>
+            <w:r>
+              <w:rPr>
+                <w:rFonts w:ascii="Times New Roman" w:hAnsi="Times New Roman" w:cs="Times New Roman"/>
+                <w:noProof/>
+                <w:webHidden/>
+                <w:sz w:val="28"/>
+                <w:szCs w:val="28"/>
+              </w:rPr>
+              <w:t>13</w:t>
+            </w:r>
+            <w:r>
+              <w:rPr>
+                <w:rFonts w:ascii="Times New Roman" w:hAnsi="Times New Roman" w:cs="Times New Roman"/>
+                <w:noProof/>
+                <w:webHidden/>
+                <w:sz w:val="28"/>
+                <w:szCs w:val="28"/>
+              </w:rPr>
+              <w:fldChar w:fldCharType="end"/>
+            </w:r>
+          </w:hyperlink>
+        </w:p>
+        <w:p>
+          <w:pPr>
+            <w:pStyle w:val="23"/>
+            <w:tabs>
+              <w:tab w:val="right" w:leader="dot" w:pos="9345"/>
+            </w:tabs>
+            <w:rPr>
+              <w:rFonts w:ascii="Times New Roman" w:eastAsiaTheme="minorEastAsia" w:hAnsi="Times New Roman" w:cs="Times New Roman"/>
+              <w:noProof/>
+              <w:kern w:val="2"/>
+              <w:sz w:val="28"/>
+              <w:szCs w:val="28"/>
+              <w:lang w:eastAsia="ru-RU"/>
+              <w14:ligatures w14:val="standardContextual"/>
+            </w:rPr>
+          </w:pPr>
+          <w:hyperlink w:anchor="_Toc230868568" w:history="1">
+            <w:r>
+              <w:rPr>
+                <w:rStyle w:val="a9"/>
+                <w:rFonts w:ascii="Times New Roman" w:hAnsi="Times New Roman" w:cs="Times New Roman"/>
+                <w:noProof/>
+                <w:sz w:val="28"/>
+                <w:szCs w:val="28"/>
+              </w:rPr>
+              <w:t>2.2 Выбор комплекса программных средств</w:t>
+            </w:r>
+            <w:r>
+              <w:rPr>
+                <w:rFonts w:ascii="Times New Roman" w:hAnsi="Times New Roman" w:cs="Times New Roman"/>
+                <w:noProof/>
+                <w:webHidden/>
+                <w:sz w:val="28"/>
+                <w:szCs w:val="28"/>
+              </w:rPr>
+              <w:tab/>
+            </w:r>
+            <w:r>
+              <w:rPr>
+                <w:rFonts w:ascii="Times New Roman" w:hAnsi="Times New Roman" w:cs="Times New Roman"/>
+                <w:noProof/>
+                <w:webHidden/>
+                <w:sz w:val="28"/>
+                <w:szCs w:val="28"/>
+              </w:rPr>
+              <w:fldChar w:fldCharType="begin"/>
+            </w:r>
+            <w:r>
+              <w:rPr>
+                <w:rFonts w:ascii="Times New Roman" w:hAnsi="Times New Roman" w:cs="Times New Roman"/>
+                <w:noProof/>
+                <w:webHidden/>
+                <w:sz w:val="28"/>
+                <w:szCs w:val="28"/>
+              </w:rPr>
+              <w:instrText xml:space="preserve"> PAGEREF _Toc230868568 \h </w:instrText>
+            </w:r>
+            <w:r>
+              <w:rPr>
+                <w:rFonts w:ascii="Times New Roman" w:hAnsi="Times New Roman" w:cs="Times New Roman"/>
+                <w:noProof/>
+                <w:webHidden/>
+                <w:sz w:val="28"/>
+                <w:szCs w:val="28"/>
+              </w:rPr>
+            </w:r>
+            <w:r>
+              <w:rPr>
+                <w:rFonts w:ascii="Times New Roman" w:hAnsi="Times New Roman" w:cs="Times New Roman"/>
+                <w:noProof/>
+                <w:webHidden/>
+                <w:sz w:val="28"/>
+                <w:szCs w:val="28"/>
+              </w:rPr>
+              <w:fldChar w:fldCharType="separate"/>
+            </w:r>
+            <w:r>
+              <w:rPr>
+                <w:rFonts w:ascii="Times New Roman" w:hAnsi="Times New Roman" w:cs="Times New Roman"/>
+                <w:noProof/>
+                <w:webHidden/>
+                <w:sz w:val="28"/>
+                <w:szCs w:val="28"/>
+              </w:rPr>
+              <w:t>13</w:t>
+            </w:r>
+            <w:r>
+              <w:rPr>
+                <w:rFonts w:ascii="Times New Roman" w:hAnsi="Times New Roman" w:cs="Times New Roman"/>
+                <w:noProof/>
+                <w:webHidden/>
+                <w:sz w:val="28"/>
+                <w:szCs w:val="28"/>
+              </w:rPr>
+              <w:fldChar w:fldCharType="end"/>
+            </w:r>
+          </w:hyperlink>
+        </w:p>
+        <w:p>
+          <w:pPr>
+            <w:pStyle w:val="31"/>
+            <w:tabs>
+              <w:tab w:val="right" w:leader="dot" w:pos="9345"/>
+            </w:tabs>
+            <w:rPr>
+              <w:rFonts w:ascii="Times New Roman" w:hAnsi="Times New Roman" w:cs="Times New Roman"/>
+              <w:noProof/>
+              <w:sz w:val="28"/>
+              <w:szCs w:val="28"/>
+            </w:rPr>
+          </w:pPr>
+          <w:hyperlink w:anchor="_Toc230868569" w:history="1">
+            <w:r>
+              <w:rPr>
+                <w:rStyle w:val="a9"/>
+                <w:rFonts w:ascii="Times New Roman" w:hAnsi="Times New Roman" w:cs="Times New Roman"/>
+                <w:noProof/>
+                <w:sz w:val="28"/>
+                <w:szCs w:val="28"/>
+              </w:rPr>
+              <w:t>2.2.1 Выбор среды проектирования</w:t>
+            </w:r>
+            <w:r>
+              <w:rPr>
+                <w:rFonts w:ascii="Times New Roman" w:hAnsi="Times New Roman" w:cs="Times New Roman"/>
+                <w:noProof/>
+                <w:webHidden/>
+                <w:sz w:val="28"/>
+                <w:szCs w:val="28"/>
+              </w:rPr>
+              <w:tab/>
+            </w:r>
+            <w:r>
+              <w:rPr>
+                <w:rFonts w:ascii="Times New Roman" w:hAnsi="Times New Roman" w:cs="Times New Roman"/>
+                <w:noProof/>
+                <w:webHidden/>
+                <w:sz w:val="28"/>
+                <w:szCs w:val="28"/>
+              </w:rPr>
+              <w:fldChar w:fldCharType="begin"/>
+            </w:r>
+            <w:r>
+              <w:rPr>
+                <w:rFonts w:ascii="Times New Roman" w:hAnsi="Times New Roman" w:cs="Times New Roman"/>
+                <w:noProof/>
+                <w:webHidden/>
+                <w:sz w:val="28"/>
+                <w:szCs w:val="28"/>
+              </w:rPr>
+              <w:instrText xml:space="preserve"> PAGEREF _Toc230868569 \h </w:instrText>
+            </w:r>
+            <w:r>
+              <w:rPr>
+                <w:rFonts w:ascii="Times New Roman" w:hAnsi="Times New Roman" w:cs="Times New Roman"/>
+                <w:noProof/>
+                <w:webHidden/>
+                <w:sz w:val="28"/>
+                <w:szCs w:val="28"/>
+              </w:rPr>
+            </w:r>
+            <w:r>
+              <w:rPr>
+                <w:rFonts w:ascii="Times New Roman" w:hAnsi="Times New Roman" w:cs="Times New Roman"/>
+                <w:noProof/>
+                <w:webHidden/>
+                <w:sz w:val="28"/>
+                <w:szCs w:val="28"/>
+              </w:rPr>
+              <w:fldChar w:fldCharType="separate"/>
+            </w:r>
+            <w:r>
+              <w:rPr>
+                <w:rFonts w:ascii="Times New Roman" w:hAnsi="Times New Roman" w:cs="Times New Roman"/>
+                <w:noProof/>
+                <w:webHidden/>
+                <w:sz w:val="28"/>
+                <w:szCs w:val="28"/>
+              </w:rPr>
+              <w:t>13</w:t>
+            </w:r>
+            <w:r>
+              <w:rPr>
+                <w:rFonts w:ascii="Times New Roman" w:hAnsi="Times New Roman" w:cs="Times New Roman"/>
+                <w:noProof/>
+                <w:webHidden/>
+                <w:sz w:val="28"/>
+                <w:szCs w:val="28"/>
+              </w:rPr>
+              <w:fldChar w:fldCharType="end"/>
+            </w:r>
+          </w:hyperlink>
+        </w:p>
+        <w:p>
+          <w:pPr>
+            <w:pStyle w:val="31"/>
+            <w:tabs>
+              <w:tab w:val="right" w:leader="dot" w:pos="9345"/>
+            </w:tabs>
+            <w:rPr>
+              <w:rFonts w:ascii="Times New Roman" w:hAnsi="Times New Roman" w:cs="Times New Roman"/>
+              <w:noProof/>
+              <w:sz w:val="28"/>
+              <w:szCs w:val="28"/>
+            </w:rPr>
+          </w:pPr>
+          <w:hyperlink w:anchor="_Toc230868570" w:history="1">
+            <w:r>
+              <w:rPr>
+                <w:rStyle w:val="a9"/>
+                <w:rFonts w:ascii="Times New Roman" w:hAnsi="Times New Roman" w:cs="Times New Roman"/>
+                <w:noProof/>
+                <w:sz w:val="28"/>
+                <w:szCs w:val="28"/>
+              </w:rPr>
+              <w:t>2.2.2 Выбор языка программирования</w:t>
+            </w:r>
+            <w:r>
+              <w:rPr>
+                <w:rFonts w:ascii="Times New Roman" w:hAnsi="Times New Roman" w:cs="Times New Roman"/>
+                <w:noProof/>
+                <w:webHidden/>
+                <w:sz w:val="28"/>
+                <w:szCs w:val="28"/>
+              </w:rPr>
+              <w:tab/>
+            </w:r>
+            <w:r>
+              <w:rPr>
+                <w:rFonts w:ascii="Times New Roman" w:hAnsi="Times New Roman" w:cs="Times New Roman"/>
+                <w:noProof/>
+                <w:webHidden/>
+                <w:sz w:val="28"/>
+                <w:szCs w:val="28"/>
+              </w:rPr>
+              <w:fldChar w:fldCharType="begin"/>
+            </w:r>
+            <w:r>
+              <w:rPr>
+                <w:rFonts w:ascii="Times New Roman" w:hAnsi="Times New Roman" w:cs="Times New Roman"/>
+                <w:noProof/>
+                <w:webHidden/>
+                <w:sz w:val="28"/>
+                <w:szCs w:val="28"/>
+              </w:rPr>
+              <w:instrText xml:space="preserve"> PAGEREF _Toc230868570 \h </w:instrText>
+            </w:r>
+            <w:r>
+              <w:rPr>
+                <w:rFonts w:ascii="Times New Roman" w:hAnsi="Times New Roman" w:cs="Times New Roman"/>
+                <w:noProof/>
+                <w:webHidden/>
+                <w:sz w:val="28"/>
+                <w:szCs w:val="28"/>
+              </w:rPr>
+            </w:r>
+            <w:r>
+              <w:rPr>
+                <w:rFonts w:ascii="Times New Roman" w:hAnsi="Times New Roman" w:cs="Times New Roman"/>
+                <w:noProof/>
+                <w:webHidden/>
+                <w:sz w:val="28"/>
+                <w:szCs w:val="28"/>
+              </w:rPr>
+              <w:fldChar w:fldCharType="separate"/>
+            </w:r>
+            <w:r>
+              <w:rPr>
+                <w:rFonts w:ascii="Times New Roman" w:hAnsi="Times New Roman" w:cs="Times New Roman"/>
+                <w:noProof/>
+                <w:webHidden/>
+                <w:sz w:val="28"/>
+                <w:szCs w:val="28"/>
+              </w:rPr>
+              <w:t>13</w:t>
+            </w:r>
+            <w:r>
+              <w:rPr>
+                <w:rFonts w:ascii="Times New Roman" w:hAnsi="Times New Roman" w:cs="Times New Roman"/>
+                <w:noProof/>
+                <w:webHidden/>
+                <w:sz w:val="28"/>
+                <w:szCs w:val="28"/>
+              </w:rPr>
+              <w:fldChar w:fldCharType="end"/>
+            </w:r>
+          </w:hyperlink>
+        </w:p>
+        <w:p>
+          <w:pPr>
+            <w:pStyle w:val="31"/>
+            <w:tabs>
+              <w:tab w:val="right" w:leader="dot" w:pos="9345"/>
+            </w:tabs>
+            <w:rPr>
+              <w:rFonts w:ascii="Times New Roman" w:hAnsi="Times New Roman" w:cs="Times New Roman"/>
+              <w:noProof/>
+              <w:sz w:val="28"/>
+              <w:szCs w:val="28"/>
+            </w:rPr>
+          </w:pPr>
+          <w:hyperlink w:anchor="_Toc230868571" w:history="1">
+            <w:r>
+              <w:rPr>
+                <w:rStyle w:val="a9"/>
+                <w:rFonts w:ascii="Times New Roman" w:hAnsi="Times New Roman" w:cs="Times New Roman"/>
+                <w:noProof/>
+                <w:sz w:val="28"/>
+                <w:szCs w:val="28"/>
+              </w:rPr>
+              <w:t>2.2.3 Выбор среды разработки</w:t>
+            </w:r>
+            <w:r>
+              <w:rPr>
+                <w:rFonts w:ascii="Times New Roman" w:hAnsi="Times New Roman" w:cs="Times New Roman"/>
+                <w:noProof/>
+                <w:webHidden/>
+                <w:sz w:val="28"/>
+                <w:szCs w:val="28"/>
+              </w:rPr>
+              <w:tab/>
+            </w:r>
+            <w:r>
+              <w:rPr>
+                <w:rFonts w:ascii="Times New Roman" w:hAnsi="Times New Roman" w:cs="Times New Roman"/>
+                <w:noProof/>
+                <w:webHidden/>
+                <w:sz w:val="28"/>
+                <w:szCs w:val="28"/>
+              </w:rPr>
+              <w:fldChar w:fldCharType="begin"/>
+            </w:r>
+            <w:r>
+              <w:rPr>
+                <w:rFonts w:ascii="Times New Roman" w:hAnsi="Times New Roman" w:cs="Times New Roman"/>
+                <w:noProof/>
+                <w:webHidden/>
+                <w:sz w:val="28"/>
+                <w:szCs w:val="28"/>
+              </w:rPr>
+              <w:instrText xml:space="preserve"> PAGEREF _Toc230868571 \h </w:instrText>
+            </w:r>
+            <w:r>
+              <w:rPr>
+                <w:rFonts w:ascii="Times New Roman" w:hAnsi="Times New Roman" w:cs="Times New Roman"/>
+                <w:noProof/>
+                <w:webHidden/>
+                <w:sz w:val="28"/>
+                <w:szCs w:val="28"/>
+              </w:rPr>
+            </w:r>
+            <w:r>
+              <w:rPr>
+                <w:rFonts w:ascii="Times New Roman" w:hAnsi="Times New Roman" w:cs="Times New Roman"/>
+                <w:noProof/>
+                <w:webHidden/>
+                <w:sz w:val="28"/>
+                <w:szCs w:val="28"/>
+              </w:rPr>
+              <w:fldChar w:fldCharType="separate"/>
+            </w:r>
+            <w:r>
+              <w:rPr>
+                <w:rFonts w:ascii="Times New Roman" w:hAnsi="Times New Roman" w:cs="Times New Roman"/>
+                <w:noProof/>
+                <w:webHidden/>
+                <w:sz w:val="28"/>
+                <w:szCs w:val="28"/>
+              </w:rPr>
+              <w:t>13</w:t>
+            </w:r>
+            <w:r>
+              <w:rPr>
+                <w:rFonts w:ascii="Times New Roman" w:hAnsi="Times New Roman" w:cs="Times New Roman"/>
+                <w:noProof/>
+                <w:webHidden/>
+                <w:sz w:val="28"/>
+                <w:szCs w:val="28"/>
+              </w:rPr>
+              <w:fldChar w:fldCharType="end"/>
+            </w:r>
+          </w:hyperlink>
+        </w:p>
+        <w:p>
+          <w:pPr>
+            <w:pStyle w:val="31"/>
+            <w:tabs>
+              <w:tab w:val="right" w:leader="dot" w:pos="9345"/>
+            </w:tabs>
+            <w:rPr>
+              <w:rFonts w:ascii="Times New Roman" w:hAnsi="Times New Roman" w:cs="Times New Roman"/>
+              <w:noProof/>
+              <w:sz w:val="28"/>
+              <w:szCs w:val="28"/>
+            </w:rPr>
+          </w:pPr>
+          <w:hyperlink w:anchor="_Toc230868572" w:history="1">
+            <w:r>
+              <w:rPr>
+                <w:rStyle w:val="a9"/>
+                <w:rFonts w:ascii="Times New Roman" w:hAnsi="Times New Roman" w:cs="Times New Roman"/>
+                <w:noProof/>
+                <w:sz w:val="28"/>
+                <w:szCs w:val="28"/>
+              </w:rPr>
+              <w:t>2.2.4 Выбор операционной системы</w:t>
+            </w:r>
+            <w:r>
+              <w:rPr>
+                <w:rFonts w:ascii="Times New Roman" w:hAnsi="Times New Roman" w:cs="Times New Roman"/>
+                <w:noProof/>
+                <w:webHidden/>
+                <w:sz w:val="28"/>
+                <w:szCs w:val="28"/>
+              </w:rPr>
+              <w:tab/>
+            </w:r>
+            <w:r>
+              <w:rPr>
+                <w:rFonts w:ascii="Times New Roman" w:hAnsi="Times New Roman" w:cs="Times New Roman"/>
+                <w:noProof/>
+                <w:webHidden/>
+                <w:sz w:val="28"/>
+                <w:szCs w:val="28"/>
+              </w:rPr>
+              <w:fldChar w:fldCharType="begin"/>
+            </w:r>
+            <w:r>
+              <w:rPr>
+                <w:rFonts w:ascii="Times New Roman" w:hAnsi="Times New Roman" w:cs="Times New Roman"/>
+                <w:noProof/>
+                <w:webHidden/>
+                <w:sz w:val="28"/>
+                <w:szCs w:val="28"/>
+              </w:rPr>
+              <w:instrText xml:space="preserve"> PAGEREF _Toc230868572 \h </w:instrText>
+            </w:r>
+            <w:r>
+              <w:rPr>
+                <w:rFonts w:ascii="Times New Roman" w:hAnsi="Times New Roman" w:cs="Times New Roman"/>
+                <w:noProof/>
+                <w:webHidden/>
+                <w:sz w:val="28"/>
+                <w:szCs w:val="28"/>
+              </w:rPr>
+            </w:r>
+            <w:r>
+              <w:rPr>
+                <w:rFonts w:ascii="Times New Roman" w:hAnsi="Times New Roman" w:cs="Times New Roman"/>
+                <w:noProof/>
+                <w:webHidden/>
+                <w:sz w:val="28"/>
+                <w:szCs w:val="28"/>
+              </w:rPr>
+              <w:fldChar w:fldCharType="separate"/>
+            </w:r>
+            <w:r>
+              <w:rPr>
+                <w:rFonts w:ascii="Times New Roman" w:hAnsi="Times New Roman" w:cs="Times New Roman"/>
+                <w:noProof/>
+                <w:webHidden/>
+                <w:sz w:val="28"/>
+                <w:szCs w:val="28"/>
+              </w:rPr>
+              <w:t>13</w:t>
+            </w:r>
+            <w:r>
+              <w:rPr>
+                <w:rFonts w:ascii="Times New Roman" w:hAnsi="Times New Roman" w:cs="Times New Roman"/>
+                <w:noProof/>
+                <w:webHidden/>
+                <w:sz w:val="28"/>
+                <w:szCs w:val="28"/>
+              </w:rPr>
+              <w:fldChar w:fldCharType="end"/>
+            </w:r>
+          </w:hyperlink>
+        </w:p>
+        <w:p>
+          <w:pPr>
+            <w:pStyle w:val="31"/>
+            <w:tabs>
+              <w:tab w:val="right" w:leader="dot" w:pos="9345"/>
+            </w:tabs>
+            <w:rPr>
+              <w:rFonts w:ascii="Times New Roman" w:hAnsi="Times New Roman" w:cs="Times New Roman"/>
+              <w:noProof/>
+              <w:sz w:val="28"/>
+              <w:szCs w:val="28"/>
+            </w:rPr>
+          </w:pPr>
+          <w:hyperlink w:anchor="_Toc230868573" w:history="1">
+            <w:r>
+              <w:rPr>
+                <w:rStyle w:val="a9"/>
+                <w:rFonts w:ascii="Times New Roman" w:hAnsi="Times New Roman" w:cs="Times New Roman"/>
+                <w:noProof/>
+                <w:sz w:val="28"/>
+                <w:szCs w:val="28"/>
+              </w:rPr>
+              <w:t>2.2.5 Выбор программных технологий и библиотек</w:t>
+            </w:r>
+            <w:r>
+              <w:rPr>
+                <w:rFonts w:ascii="Times New Roman" w:hAnsi="Times New Roman" w:cs="Times New Roman"/>
+                <w:noProof/>
+                <w:webHidden/>
+                <w:sz w:val="28"/>
+                <w:szCs w:val="28"/>
+              </w:rPr>
+              <w:tab/>
+            </w:r>
+            <w:r>
+              <w:rPr>
+                <w:rFonts w:ascii="Times New Roman" w:hAnsi="Times New Roman" w:cs="Times New Roman"/>
+                <w:noProof/>
+                <w:webHidden/>
+                <w:sz w:val="28"/>
+                <w:szCs w:val="28"/>
+              </w:rPr>
+              <w:fldChar w:fldCharType="begin"/>
+            </w:r>
+            <w:r>
+              <w:rPr>
+                <w:rFonts w:ascii="Times New Roman" w:hAnsi="Times New Roman" w:cs="Times New Roman"/>
+                <w:noProof/>
+                <w:webHidden/>
+                <w:sz w:val="28"/>
+                <w:szCs w:val="28"/>
+              </w:rPr>
+              <w:instrText xml:space="preserve"> PAGEREF _Toc230868573 \h </w:instrText>
+            </w:r>
+            <w:r>
+              <w:rPr>
+                <w:rFonts w:ascii="Times New Roman" w:hAnsi="Times New Roman" w:cs="Times New Roman"/>
+                <w:noProof/>
+                <w:webHidden/>
+                <w:sz w:val="28"/>
+                <w:szCs w:val="28"/>
+              </w:rPr>
+            </w:r>
+            <w:r>
+              <w:rPr>
+                <w:rFonts w:ascii="Times New Roman" w:hAnsi="Times New Roman" w:cs="Times New Roman"/>
+                <w:noProof/>
+                <w:webHidden/>
+                <w:sz w:val="28"/>
+                <w:szCs w:val="28"/>
+              </w:rPr>
+              <w:fldChar w:fldCharType="separate"/>
+            </w:r>
+            <w:r>
+              <w:rPr>
+                <w:rFonts w:ascii="Times New Roman" w:hAnsi="Times New Roman" w:cs="Times New Roman"/>
+                <w:noProof/>
+                <w:webHidden/>
+                <w:sz w:val="28"/>
+                <w:szCs w:val="28"/>
+              </w:rPr>
+              <w:t>13</w:t>
+            </w:r>
+            <w:r>
+              <w:rPr>
+                <w:rFonts w:ascii="Times New Roman" w:hAnsi="Times New Roman" w:cs="Times New Roman"/>
+                <w:noProof/>
+                <w:webHidden/>
+                <w:sz w:val="28"/>
+                <w:szCs w:val="28"/>
+              </w:rPr>
+              <w:fldChar w:fldCharType="end"/>
+            </w:r>
+          </w:hyperlink>
+        </w:p>
+        <w:p>
+          <w:pPr>
+            <w:pStyle w:val="11"/>
+            <w:tabs>
+              <w:tab w:val="right" w:leader="dot" w:pos="9345"/>
+            </w:tabs>
+            <w:rPr>
+              <w:rFonts w:ascii="Times New Roman" w:eastAsiaTheme="minorEastAsia" w:hAnsi="Times New Roman" w:cs="Times New Roman"/>
+              <w:noProof/>
+              <w:kern w:val="2"/>
+              <w:sz w:val="28"/>
+              <w:szCs w:val="28"/>
+              <w:lang w:eastAsia="ru-RU"/>
+              <w14:ligatures w14:val="standardContextual"/>
+            </w:rPr>
+          </w:pPr>
+          <w:hyperlink w:anchor="_Toc230868574" w:history="1">
+            <w:r>
+              <w:rPr>
+                <w:rStyle w:val="a9"/>
+                <w:rFonts w:ascii="Times New Roman" w:hAnsi="Times New Roman" w:cs="Times New Roman"/>
+                <w:noProof/>
+                <w:sz w:val="28"/>
+                <w:szCs w:val="28"/>
+              </w:rPr>
+              <w:t>СПИСОК ИСПОЛЬЗОВАННЫХ ИСТОЧНИКОВ</w:t>
+            </w:r>
+            <w:r>
+              <w:rPr>
+                <w:rFonts w:ascii="Times New Roman" w:hAnsi="Times New Roman" w:cs="Times New Roman"/>
+                <w:noProof/>
+                <w:webHidden/>
+                <w:sz w:val="28"/>
+                <w:szCs w:val="28"/>
+              </w:rPr>
+              <w:tab/>
+            </w:r>
+            <w:r>
+              <w:rPr>
+                <w:rFonts w:ascii="Times New Roman" w:hAnsi="Times New Roman" w:cs="Times New Roman"/>
+                <w:noProof/>
+                <w:webHidden/>
+                <w:sz w:val="28"/>
+                <w:szCs w:val="28"/>
+              </w:rPr>
+              <w:fldChar w:fldCharType="begin"/>
+            </w:r>
+            <w:r>
+              <w:rPr>
+                <w:rFonts w:ascii="Times New Roman" w:hAnsi="Times New Roman" w:cs="Times New Roman"/>
+                <w:noProof/>
+                <w:webHidden/>
+                <w:sz w:val="28"/>
+                <w:szCs w:val="28"/>
+              </w:rPr>
+              <w:instrText xml:space="preserve"> PAGEREF _Toc230868574 \h </w:instrText>
+            </w:r>
+            <w:r>
+              <w:rPr>
+                <w:rFonts w:ascii="Times New Roman" w:hAnsi="Times New Roman" w:cs="Times New Roman"/>
+                <w:noProof/>
+                <w:webHidden/>
+                <w:sz w:val="28"/>
+                <w:szCs w:val="28"/>
+              </w:rPr>
+            </w:r>
+            <w:r>
+              <w:rPr>
+                <w:rFonts w:ascii="Times New Roman" w:hAnsi="Times New Roman" w:cs="Times New Roman"/>
+                <w:noProof/>
+                <w:webHidden/>
+                <w:sz w:val="28"/>
+                <w:szCs w:val="28"/>
+              </w:rPr>
+              <w:fldChar w:fldCharType="separate"/>
+            </w:r>
+            <w:r>
+              <w:rPr>
+                <w:rFonts w:ascii="Times New Roman" w:hAnsi="Times New Roman" w:cs="Times New Roman"/>
+                <w:noProof/>
+                <w:webHidden/>
+                <w:sz w:val="28"/>
+                <w:szCs w:val="28"/>
+              </w:rPr>
+              <w:t>14</w:t>
+            </w:r>
+            <w:r>
+              <w:rPr>
+                <w:rFonts w:ascii="Times New Roman" w:hAnsi="Times New Roman" w:cs="Times New Roman"/>
+                <w:noProof/>
+                <w:webHidden/>
+                <w:sz w:val="28"/>
+                <w:szCs w:val="28"/>
+              </w:rPr>
+              <w:fldChar w:fldCharType="end"/>
+            </w:r>
+          </w:hyperlink>
+        </w:p>
+        <w:p>
+          <w:pPr>
+            <w:spacing w:line="360" w:lineRule="auto"/>
+          </w:pPr>
+          <w:r>
+            <w:rPr>
+              <w:rFonts w:ascii="Times New Roman" w:hAnsi="Times New Roman" w:cs="Times New Roman"/>
+              <w:b/>
+              <w:bCs/>
+              <w:sz w:val="28"/>
+              <w:szCs w:val="28"/>
+            </w:rPr>
+            <w:fldChar w:fldCharType="end"/>
+          </w:r>
+        </w:p>
+      </w:sdtContent>
+    </w:sdt>
+    <w:p>
+      <w:pPr>
+        <w:spacing w:line="360" w:lineRule="auto"/>
+        <w:rPr>
+          <w:rFonts w:ascii="Times New Roman" w:eastAsia="Times New Roman" w:hAnsi="Times New Roman" w:cs="Times New Roman"/>
+          <w:color w:val="000000"/>
+          <w:sz w:val="28"/>
+          <w:szCs w:val="28"/>
+          <w:lang w:eastAsia="ru-RU"/>
+        </w:rPr>
+      </w:pPr>
+    </w:p>
+    <w:p>
+      <w:pPr>
+        <w:spacing w:line="360" w:lineRule="auto"/>
+        <w:rPr>
+          <w:rFonts w:ascii="Times New Roman" w:eastAsia="Times New Roman" w:hAnsi="Times New Roman" w:cs="Times New Roman"/>
+          <w:color w:val="000000"/>
+          <w:sz w:val="28"/>
+          <w:szCs w:val="28"/>
+          <w:lang w:eastAsia="ru-RU"/>
+        </w:rPr>
+      </w:pPr>
+      <w:r>
+        <w:rPr>
+          <w:rFonts w:ascii="Times New Roman" w:eastAsia="Times New Roman" w:hAnsi="Times New Roman" w:cs="Times New Roman"/>
+          <w:color w:val="000000"/>
+          <w:sz w:val="28"/>
+          <w:szCs w:val="28"/>
+          <w:lang w:eastAsia="ru-RU"/>
+        </w:rPr>
+        <w:br w:type="page"/>
+      </w:r>
+    </w:p>
+    <w:p>
+      <w:pPr>
+        <w:pStyle w:val="1"/>
+        <w:rPr>
           <w:sz w:val="24"/>
           <w:szCs w:val="24"/>
-          <w:lang w:eastAsia="ru-RU"/>
-        </w:rPr>
-      </w:pPr>
-    </w:p>
-    <w:p>
-      <w:pPr>
-        <w:spacing w:line="360" w:lineRule="auto"/>
-        <w:rPr>
-          <w:rFonts w:ascii="Times New Roman" w:eastAsia="Times New Roman" w:hAnsi="Times New Roman" w:cs="Times New Roman"/>
-          <w:color w:val="000000"/>
-          <w:sz w:val="28"/>
-          <w:szCs w:val="28"/>
-          <w:lang w:eastAsia="ru-RU"/>
-        </w:rPr>
-      </w:pPr>
-      <w:r>
-        <w:rPr>
-          <w:rFonts w:ascii="Times New Roman" w:eastAsia="Times New Roman" w:hAnsi="Times New Roman" w:cs="Times New Roman"/>
-          <w:color w:val="000000"/>
-          <w:sz w:val="28"/>
-          <w:szCs w:val="28"/>
-          <w:lang w:eastAsia="ru-RU"/>
-        </w:rPr>
-        <w:t>Поясните</w:t>
-      </w:r>
-    </w:p>
-    <w:p>
-      <w:pPr>
-        <w:spacing w:line="360" w:lineRule="auto"/>
-        <w:rPr>
-          <w:rFonts w:ascii="Times New Roman" w:eastAsia="Times New Roman" w:hAnsi="Times New Roman" w:cs="Times New Roman"/>
-          <w:color w:val="000000"/>
-          <w:sz w:val="28"/>
-          <w:szCs w:val="28"/>
-          <w:lang w:eastAsia="ru-RU"/>
-        </w:rPr>
-      </w:pPr>
-    </w:p>
-    <w:p>
-      <w:pPr>
-        <w:spacing w:line="360" w:lineRule="auto"/>
-        <w:rPr>
-          <w:rFonts w:ascii="Times New Roman" w:eastAsia="Times New Roman" w:hAnsi="Times New Roman" w:cs="Times New Roman"/>
-          <w:color w:val="000000"/>
-          <w:sz w:val="28"/>
-          <w:szCs w:val="28"/>
-          <w:lang w:eastAsia="ru-RU"/>
-        </w:rPr>
-      </w:pPr>
-    </w:p>
-    <w:p>
-      <w:pPr>
-        <w:spacing w:line="360" w:lineRule="auto"/>
-        <w:rPr>
-          <w:rFonts w:ascii="Times New Roman" w:eastAsia="Times New Roman" w:hAnsi="Times New Roman" w:cs="Times New Roman"/>
-          <w:color w:val="000000"/>
-          <w:sz w:val="28"/>
-          <w:szCs w:val="28"/>
-          <w:lang w:eastAsia="ru-RU"/>
-        </w:rPr>
-      </w:pPr>
-    </w:p>
-    <w:p>
-      <w:pPr>
-        <w:spacing w:line="360" w:lineRule="auto"/>
-        <w:rPr>
-          <w:rFonts w:ascii="Times New Roman" w:eastAsia="Times New Roman" w:hAnsi="Times New Roman" w:cs="Times New Roman"/>
-          <w:color w:val="000000"/>
-          <w:sz w:val="28"/>
-          <w:szCs w:val="28"/>
-          <w:lang w:eastAsia="ru-RU"/>
-        </w:rPr>
-      </w:pPr>
-    </w:p>
-    <w:p>
-      <w:pPr>
-        <w:spacing w:line="360" w:lineRule="auto"/>
-        <w:rPr>
-          <w:rFonts w:ascii="Times New Roman" w:eastAsia="Times New Roman" w:hAnsi="Times New Roman" w:cs="Times New Roman"/>
-          <w:color w:val="000000"/>
-          <w:sz w:val="28"/>
-          <w:szCs w:val="28"/>
-          <w:lang w:eastAsia="ru-RU"/>
-        </w:rPr>
-      </w:pPr>
-    </w:p>
-    <w:p>
-      <w:pPr>
-        <w:spacing w:line="360" w:lineRule="auto"/>
-        <w:rPr>
-          <w:rFonts w:ascii="Times New Roman" w:eastAsia="Times New Roman" w:hAnsi="Times New Roman" w:cs="Times New Roman"/>
-          <w:color w:val="000000"/>
-          <w:sz w:val="28"/>
-          <w:szCs w:val="28"/>
-          <w:lang w:eastAsia="ru-RU"/>
-        </w:rPr>
-      </w:pPr>
-      <w:r>
-        <w:rPr>
-          <w:rFonts w:ascii="Times New Roman" w:eastAsia="Times New Roman" w:hAnsi="Times New Roman" w:cs="Times New Roman"/>
-          <w:color w:val="000000"/>
-          <w:sz w:val="28"/>
-          <w:szCs w:val="28"/>
-          <w:lang w:eastAsia="ru-RU"/>
-        </w:rPr>
-        <w:br w:type="page"/>
-      </w:r>
-    </w:p>
-    <w:p>
-      <w:pPr>
-        <w:pStyle w:val="1"/>
-        <w:rPr>
-          <w:sz w:val="24"/>
-          <w:szCs w:val="24"/>
-        </w:rPr>
-      </w:pPr>
+        </w:rPr>
+      </w:pPr>
+      <w:bookmarkStart w:id="1" w:name="_Toc230868561"/>
       <w:r>
         <w:lastRenderedPageBreak/>
         <w:t>ВВЕДЕНИЕ</w:t>
       </w:r>
+      <w:bookmarkEnd w:id="1"/>
     </w:p>
     <w:p>
       <w:pPr>
         <w:spacing w:after="0" w:line="360" w:lineRule="auto"/>
-        <w:rPr>
-          <w:rFonts w:ascii="Times New Roman" w:eastAsia="Times New Roman" w:hAnsi="Times New Roman" w:cs="Times New Roman"/>
-          <w:sz w:val="24"/>
-          <w:szCs w:val="24"/>
-          <w:lang w:eastAsia="ru-RU"/>
-        </w:rPr>
-      </w:pPr>
+        <w:ind w:firstLine="709"/>
+        <w:jc w:val="both"/>
+        <w:rPr>
+          <w:rFonts w:ascii="Times New Roman" w:eastAsia="Times New Roman" w:hAnsi="Times New Roman" w:cs="Times New Roman"/>
+          <w:color w:val="000000"/>
+          <w:sz w:val="28"/>
+          <w:szCs w:val="28"/>
+          <w:lang w:eastAsia="ru-RU"/>
+        </w:rPr>
+      </w:pPr>
+      <w:r>
+        <w:rPr>
+          <w:rFonts w:ascii="Times New Roman" w:eastAsia="Times New Roman" w:hAnsi="Times New Roman" w:cs="Times New Roman"/>
+          <w:color w:val="000000"/>
+          <w:sz w:val="28"/>
+          <w:szCs w:val="28"/>
+          <w:lang w:eastAsia="ru-RU"/>
+        </w:rPr>
+        <w:t>В современных условиях разработки программного обеспечения и командной работы эффективность процессов напрямую зависит от качества организации задач.</w:t>
+      </w:r>
+      <w:r>
+        <w:rPr>
+          <w:rFonts w:ascii="Times New Roman" w:eastAsia="Times New Roman" w:hAnsi="Times New Roman" w:cs="Times New Roman"/>
+          <w:color w:val="000000"/>
+          <w:sz w:val="28"/>
+          <w:szCs w:val="28"/>
+          <w:lang w:eastAsia="ru-RU"/>
+        </w:rPr>
+        <w:t xml:space="preserve"> </w:t>
+      </w:r>
+      <w:r>
+        <w:rPr>
+          <w:rFonts w:ascii="Times New Roman" w:eastAsia="Times New Roman" w:hAnsi="Times New Roman" w:cs="Times New Roman"/>
+          <w:color w:val="000000"/>
+          <w:sz w:val="28"/>
+          <w:szCs w:val="28"/>
+          <w:lang w:eastAsia="ru-RU"/>
+        </w:rPr>
+        <w:t>Студенты, работающие над групповыми проектами, и небольшие рабочие команды часто сталкиваются с проблемой хаотичного распределения обязанностей. Использование мессенджеров и электронных таблиц для трекинга прогресса приводит к потере информации, дублированию задач и срыву дедлайнов. В то же время существующие на рынке корпоративные системы управления проектами зачастую обладают избыточным функционалом, сложны в освоении или требуют значительных финансовых затрат для небольших групп.</w:t>
+      </w:r>
+    </w:p>
+    <w:p>
+      <w:pPr>
+        <w:spacing w:after="0" w:line="360" w:lineRule="auto"/>
+        <w:ind w:firstLine="709"/>
+        <w:jc w:val="both"/>
+        <w:rPr>
+          <w:rFonts w:ascii="Times New Roman" w:eastAsia="Times New Roman" w:hAnsi="Times New Roman" w:cs="Times New Roman"/>
+          <w:color w:val="000000"/>
+          <w:sz w:val="28"/>
+          <w:szCs w:val="28"/>
+          <w:lang w:eastAsia="ru-RU"/>
+        </w:rPr>
+      </w:pPr>
+      <w:r>
+        <w:rPr>
+          <w:rFonts w:ascii="Times New Roman" w:eastAsia="Times New Roman" w:hAnsi="Times New Roman" w:cs="Times New Roman"/>
+          <w:color w:val="000000"/>
+          <w:sz w:val="28"/>
+          <w:szCs w:val="28"/>
+          <w:lang w:eastAsia="ru-RU"/>
+        </w:rPr>
+        <w:t xml:space="preserve">Для решения проблемы децентрализованного управления задачами и повышения прозрачности рабочих процессов было принято решение разработать веб-приложение </w:t>
+      </w:r>
+      <w:r>
+        <w:rPr>
+          <w:rFonts w:ascii="Times New Roman" w:eastAsia="Times New Roman" w:hAnsi="Times New Roman" w:cs="Times New Roman"/>
+          <w:color w:val="000000"/>
+          <w:sz w:val="28"/>
+          <w:szCs w:val="28"/>
+          <w:lang w:eastAsia="ru-RU"/>
+        </w:rPr>
+        <w:t xml:space="preserve">по управлению задачами. </w:t>
+      </w:r>
+      <w:r>
+        <w:rPr>
+          <w:rFonts w:ascii="Times New Roman" w:eastAsia="Times New Roman" w:hAnsi="Times New Roman" w:cs="Times New Roman"/>
+          <w:color w:val="000000"/>
+          <w:sz w:val="28"/>
+          <w:szCs w:val="28"/>
+          <w:lang w:eastAsia="ru-RU"/>
+        </w:rPr>
+        <w:t>Данная система представляет собой легковесный инструмент для планирования и контроля выполнения задач, адаптированный под малых команд.</w:t>
+      </w:r>
+    </w:p>
+    <w:p>
+      <w:pPr>
+        <w:spacing w:after="0" w:line="360" w:lineRule="auto"/>
+        <w:ind w:firstLine="709"/>
+        <w:jc w:val="both"/>
+        <w:rPr>
+          <w:rFonts w:ascii="Times New Roman" w:eastAsia="Times New Roman" w:hAnsi="Times New Roman" w:cs="Times New Roman"/>
+          <w:color w:val="000000"/>
+          <w:sz w:val="28"/>
+          <w:szCs w:val="28"/>
+          <w:lang w:eastAsia="ru-RU"/>
+        </w:rPr>
+      </w:pPr>
+      <w:r>
+        <w:rPr>
+          <w:rFonts w:ascii="Times New Roman" w:eastAsia="Times New Roman" w:hAnsi="Times New Roman" w:cs="Times New Roman"/>
+          <w:color w:val="000000"/>
+          <w:sz w:val="28"/>
+          <w:szCs w:val="28"/>
+          <w:lang w:eastAsia="ru-RU"/>
+        </w:rPr>
+        <w:t>Приложение предоставляет пользователям возможность создавать задачи, отслеживать их статус в реальном времени и взаимодействовать в едином информационном пространстве. Важной особенностью системы является строгое разграничение прав доступа: наличие ролевой модели позволяет гибко управлять командой, назначать ответственных и контролировать выполнение критически важных задач, обеспечивая при этом безопасность данных.</w:t>
+      </w:r>
+    </w:p>
+    <w:p>
+      <w:pPr>
+        <w:jc w:val="both"/>
+        <w:rPr>
+          <w:rFonts w:ascii="Times New Roman" w:eastAsia="Times New Roman" w:hAnsi="Times New Roman" w:cs="Times New Roman"/>
+          <w:color w:val="000000"/>
+          <w:sz w:val="28"/>
+          <w:szCs w:val="28"/>
+          <w:lang w:eastAsia="ru-RU"/>
+        </w:rPr>
+      </w:pPr>
+      <w:r>
+        <w:rPr>
+          <w:rFonts w:ascii="Times New Roman" w:eastAsia="Times New Roman" w:hAnsi="Times New Roman" w:cs="Times New Roman"/>
+          <w:color w:val="000000"/>
+          <w:sz w:val="28"/>
+          <w:szCs w:val="28"/>
+          <w:lang w:eastAsia="ru-RU"/>
+        </w:rPr>
+        <w:br w:type="page"/>
+      </w:r>
+    </w:p>
+    <w:p>
+      <w:pPr>
+        <w:pStyle w:val="ab"/>
+        <w:spacing w:before="0" w:after="240"/>
+      </w:pPr>
+      <w:bookmarkStart w:id="2" w:name="_Toc230868562"/>
+      <w:r>
+        <w:lastRenderedPageBreak/>
+        <w:t>1 Постановка задачи и обоснование методов решения задачи</w:t>
+      </w:r>
+      <w:bookmarkEnd w:id="2"/>
+    </w:p>
+    <w:p>
+      <w:pPr>
+        <w:pStyle w:val="21"/>
+        <w:spacing w:before="0" w:after="240"/>
+      </w:pPr>
+      <w:bookmarkStart w:id="3" w:name="_Toc230868563"/>
+      <w:r>
+        <w:t>1.1 Описание предметной области и постановка задачи</w:t>
+      </w:r>
+      <w:bookmarkEnd w:id="3"/>
+    </w:p>
+    <w:p>
+      <w:pPr>
+        <w:spacing w:after="0" w:line="360" w:lineRule="auto"/>
+        <w:ind w:firstLine="709"/>
+        <w:jc w:val="both"/>
+        <w:rPr>
+          <w:rFonts w:ascii="Times New Roman" w:eastAsia="Times New Roman" w:hAnsi="Times New Roman" w:cs="Times New Roman"/>
+          <w:color w:val="000000"/>
+          <w:sz w:val="28"/>
+          <w:szCs w:val="28"/>
+          <w:lang w:eastAsia="ru-RU"/>
+        </w:rPr>
+      </w:pPr>
+      <w:r>
+        <w:rPr>
+          <w:rFonts w:ascii="Times New Roman" w:eastAsia="Times New Roman" w:hAnsi="Times New Roman" w:cs="Times New Roman"/>
+          <w:color w:val="000000"/>
+          <w:sz w:val="28"/>
+          <w:szCs w:val="28"/>
+          <w:lang w:eastAsia="ru-RU"/>
+        </w:rPr>
+        <w:t xml:space="preserve">Автоматизированная информационная система </w:t>
+      </w:r>
+      <w:r>
+        <w:rPr>
+          <w:rFonts w:ascii="Times New Roman" w:eastAsia="Times New Roman" w:hAnsi="Times New Roman" w:cs="Times New Roman"/>
+          <w:color w:val="000000"/>
+          <w:sz w:val="28"/>
+          <w:szCs w:val="28"/>
+          <w:lang w:eastAsia="ru-RU"/>
+        </w:rPr>
+        <w:t>по отслеживанию задач предназначена для упрощения процессов отслеживания и управления</w:t>
+      </w:r>
+      <w:r>
+        <w:rPr>
+          <w:rFonts w:ascii="Times New Roman" w:eastAsia="Times New Roman" w:hAnsi="Times New Roman" w:cs="Times New Roman"/>
+          <w:color w:val="000000"/>
+          <w:sz w:val="28"/>
+          <w:szCs w:val="28"/>
+          <w:lang w:eastAsia="ru-RU"/>
+        </w:rPr>
+        <w:t>.</w:t>
+      </w:r>
+    </w:p>
+    <w:p>
+      <w:pPr>
+        <w:spacing w:after="0" w:line="360" w:lineRule="auto"/>
+        <w:ind w:firstLine="709"/>
+        <w:jc w:val="both"/>
+        <w:rPr>
+          <w:rFonts w:ascii="Times New Roman" w:eastAsia="Times New Roman" w:hAnsi="Times New Roman" w:cs="Times New Roman"/>
+          <w:color w:val="000000"/>
+          <w:sz w:val="28"/>
+          <w:szCs w:val="28"/>
+          <w:lang w:eastAsia="ru-RU"/>
+        </w:rPr>
+      </w:pPr>
+      <w:r>
+        <w:rPr>
+          <w:rFonts w:ascii="Times New Roman" w:eastAsia="Times New Roman" w:hAnsi="Times New Roman" w:cs="Times New Roman"/>
+          <w:color w:val="000000"/>
+          <w:sz w:val="28"/>
+          <w:szCs w:val="28"/>
+          <w:lang w:eastAsia="ru-RU"/>
+        </w:rPr>
+        <w:t xml:space="preserve"> </w:t>
+      </w:r>
+      <w:r>
+        <w:rPr>
+          <w:rFonts w:ascii="Times New Roman" w:eastAsia="Times New Roman" w:hAnsi="Times New Roman" w:cs="Times New Roman"/>
+          <w:color w:val="000000"/>
+          <w:sz w:val="28"/>
+          <w:szCs w:val="28"/>
+          <w:lang w:eastAsia="ru-RU"/>
+        </w:rPr>
+        <w:t xml:space="preserve">Система должна предоставлять возможность регистрации пользователя и его </w:t>
+      </w:r>
+      <w:r>
+        <w:rPr>
+          <w:rFonts w:ascii="Times New Roman" w:eastAsia="Times New Roman" w:hAnsi="Times New Roman" w:cs="Times New Roman"/>
+          <w:color w:val="000000"/>
+          <w:sz w:val="28"/>
+          <w:szCs w:val="28"/>
+          <w:lang w:eastAsia="ru-RU"/>
+        </w:rPr>
+        <w:t>авторизацию</w:t>
+      </w:r>
+      <w:r>
+        <w:rPr>
+          <w:rFonts w:ascii="Times New Roman" w:eastAsia="Times New Roman" w:hAnsi="Times New Roman" w:cs="Times New Roman"/>
+          <w:color w:val="000000"/>
+          <w:sz w:val="28"/>
+          <w:szCs w:val="28"/>
+          <w:lang w:eastAsia="ru-RU"/>
+        </w:rPr>
+        <w:t xml:space="preserve"> в приложении.</w:t>
+      </w:r>
+      <w:r>
+        <w:rPr>
+          <w:rFonts w:ascii="Times New Roman" w:eastAsia="Times New Roman" w:hAnsi="Times New Roman" w:cs="Times New Roman"/>
+          <w:color w:val="000000"/>
+          <w:sz w:val="28"/>
+          <w:szCs w:val="28"/>
+          <w:lang w:eastAsia="ru-RU"/>
+        </w:rPr>
+        <w:t xml:space="preserve"> Система должна иметь функции по работе с задачами, такими как:</w:t>
+      </w:r>
+      <w:r>
+        <w:rPr>
+          <w:rFonts w:ascii="Times New Roman" w:eastAsia="Times New Roman" w:hAnsi="Times New Roman" w:cs="Times New Roman"/>
+          <w:color w:val="000000"/>
+          <w:sz w:val="28"/>
+          <w:szCs w:val="28"/>
+          <w:lang w:eastAsia="ru-RU"/>
+        </w:rPr>
+        <w:t xml:space="preserve"> создание новых задач, редактирование или удаление существующих.</w:t>
+      </w:r>
+    </w:p>
+    <w:p>
+      <w:pPr>
+        <w:spacing w:after="0" w:line="360" w:lineRule="auto"/>
+        <w:ind w:firstLine="709"/>
+        <w:jc w:val="both"/>
+        <w:rPr>
+          <w:rFonts w:ascii="Times New Roman" w:eastAsia="Times New Roman" w:hAnsi="Times New Roman" w:cs="Times New Roman"/>
+          <w:color w:val="000000"/>
+          <w:sz w:val="28"/>
+          <w:szCs w:val="28"/>
+          <w:lang w:eastAsia="ru-RU"/>
+        </w:rPr>
+      </w:pPr>
+      <w:r>
+        <w:rPr>
+          <w:rFonts w:ascii="Times New Roman" w:eastAsia="Times New Roman" w:hAnsi="Times New Roman" w:cs="Times New Roman"/>
+          <w:color w:val="000000"/>
+          <w:sz w:val="28"/>
+          <w:szCs w:val="28"/>
+          <w:lang w:eastAsia="ru-RU"/>
+        </w:rPr>
+        <w:t xml:space="preserve">Также в системе должен быть реализован ролевой доступ, позволяющий выполнять определенные функции определенным ролям. Пользователь может входить в свой профиль, создавать и изменять свои задачи. Модератор, как и обычный пользователь, может работать со своими задачами </w:t>
+      </w:r>
+      <w:r>
+        <w:rPr>
+          <w:rFonts w:ascii="Times New Roman" w:eastAsia="Times New Roman" w:hAnsi="Times New Roman" w:cs="Times New Roman"/>
+          <w:color w:val="000000"/>
+          <w:sz w:val="28"/>
+          <w:szCs w:val="28"/>
+          <w:lang w:eastAsia="ru-RU"/>
+        </w:rPr>
+        <w:t>и дополнительно взаимодействовать с задачами других пользователей, включая удаление. Администратор имеет максимальный уровень доступа ко всем методам работы с задачами, как и остальные роли, но дополнительно может изменять пароли от профилей пользователей и удалять их.</w:t>
+      </w:r>
+    </w:p>
+    <w:p>
+      <w:pPr>
+        <w:spacing w:after="0" w:line="360" w:lineRule="auto"/>
+        <w:ind w:firstLine="709"/>
+        <w:jc w:val="both"/>
+        <w:rPr>
+          <w:rFonts w:ascii="Times New Roman" w:eastAsia="Times New Roman" w:hAnsi="Times New Roman" w:cs="Times New Roman"/>
+          <w:color w:val="000000"/>
+          <w:sz w:val="28"/>
+          <w:szCs w:val="28"/>
+          <w:lang w:eastAsia="ru-RU"/>
+        </w:rPr>
+      </w:pPr>
+      <w:r>
+        <w:rPr>
+          <w:rFonts w:ascii="Times New Roman" w:eastAsia="Times New Roman" w:hAnsi="Times New Roman" w:cs="Times New Roman"/>
+          <w:color w:val="000000"/>
+          <w:sz w:val="28"/>
+          <w:szCs w:val="28"/>
+          <w:lang w:eastAsia="ru-RU"/>
+        </w:rPr>
+        <w:t>Автоматизированная информационная система должна быть эффективной и отказоустойчивой.</w:t>
+      </w:r>
+    </w:p>
+    <w:p>
+      <w:pPr>
+        <w:pStyle w:val="21"/>
+      </w:pPr>
+      <w:bookmarkStart w:id="4" w:name="_Toc230868564"/>
+      <w:r>
+        <w:t>1.2 Анализ существующих методов решения задачи и обоснование выбора реализуемого метода</w:t>
+      </w:r>
+      <w:bookmarkEnd w:id="4"/>
+    </w:p>
+    <w:p>
+      <w:pPr>
+        <w:spacing w:after="0" w:line="360" w:lineRule="auto"/>
+        <w:ind w:firstLine="709"/>
+        <w:jc w:val="both"/>
+        <w:rPr>
+          <w:rFonts w:ascii="Times New Roman" w:eastAsia="Times New Roman" w:hAnsi="Times New Roman" w:cs="Times New Roman"/>
+          <w:color w:val="000000"/>
+          <w:sz w:val="28"/>
+          <w:szCs w:val="28"/>
+          <w:lang w:eastAsia="ru-RU"/>
+        </w:rPr>
+      </w:pPr>
+      <w:r>
+        <w:rPr>
+          <w:rFonts w:ascii="Times New Roman" w:eastAsia="Times New Roman" w:hAnsi="Times New Roman" w:cs="Times New Roman"/>
+          <w:color w:val="000000"/>
+          <w:sz w:val="28"/>
+          <w:szCs w:val="28"/>
+          <w:lang w:eastAsia="ru-RU"/>
+        </w:rPr>
+        <w:t>Традиционно планирование рабочих задач и отслеживание прогресса в небольших командах или студенческих проектах ведется вручную: через мессенджеры, электронные таблицы или разрозненные заметки. Такой подход работает на начальных этапах, но быстро приводит к потере информации, дублированию поручений и срыву сроков, особенно когда над проектом одновременно работает несколько исполнителей.</w:t>
+      </w:r>
+    </w:p>
+    <w:p>
+      <w:pPr>
+        <w:spacing w:after="0" w:line="360" w:lineRule="auto"/>
+        <w:ind w:firstLine="709"/>
+        <w:jc w:val="both"/>
+        <w:rPr>
+          <w:rFonts w:ascii="Times New Roman" w:eastAsia="Times New Roman" w:hAnsi="Times New Roman" w:cs="Times New Roman"/>
+          <w:color w:val="000000"/>
+          <w:sz w:val="28"/>
+          <w:szCs w:val="28"/>
+          <w:lang w:eastAsia="ru-RU"/>
+        </w:rPr>
+      </w:pPr>
+      <w:r>
+        <w:rPr>
+          <w:rFonts w:ascii="Times New Roman" w:eastAsia="Times New Roman" w:hAnsi="Times New Roman" w:cs="Times New Roman"/>
+          <w:color w:val="000000"/>
+          <w:sz w:val="28"/>
+          <w:szCs w:val="28"/>
+          <w:lang w:eastAsia="ru-RU"/>
+        </w:rPr>
+        <w:t xml:space="preserve">Крупные организации решают эту проблему внедрением специализированных корпоративных систем управления проектами. </w:t>
+      </w:r>
+      <w:r>
+        <w:rPr>
+          <w:rFonts w:ascii="Times New Roman" w:eastAsia="Times New Roman" w:hAnsi="Times New Roman" w:cs="Times New Roman"/>
+          <w:color w:val="000000"/>
+          <w:sz w:val="28"/>
+          <w:szCs w:val="28"/>
+          <w:lang w:eastAsia="ru-RU"/>
+        </w:rPr>
+        <w:lastRenderedPageBreak/>
+        <w:t>Подобные платформы предоставляют детальный контроль, аналитику и интеграции, однако требуют значительных финансовых вложений, времени на обучение сотрудников и выделения отдельных администраторов для поддержки инфраструктуры.</w:t>
+      </w:r>
+    </w:p>
+    <w:p>
+      <w:pPr>
+        <w:spacing w:after="0" w:line="360" w:lineRule="auto"/>
+        <w:ind w:firstLine="709"/>
+        <w:jc w:val="both"/>
+        <w:rPr>
+          <w:rFonts w:ascii="Times New Roman" w:eastAsia="Times New Roman" w:hAnsi="Times New Roman" w:cs="Times New Roman"/>
+          <w:color w:val="000000"/>
+          <w:sz w:val="28"/>
+          <w:szCs w:val="28"/>
+          <w:lang w:eastAsia="ru-RU"/>
+        </w:rPr>
+      </w:pPr>
+      <w:r>
+        <w:rPr>
+          <w:rFonts w:ascii="Times New Roman" w:eastAsia="Times New Roman" w:hAnsi="Times New Roman" w:cs="Times New Roman"/>
+          <w:color w:val="000000"/>
+          <w:sz w:val="28"/>
+          <w:szCs w:val="28"/>
+          <w:lang w:eastAsia="ru-RU"/>
+        </w:rPr>
+        <w:t>Небольшие рабочие группы, стартапы и учебные коллективы не могут позволить себе дорогостоящие лицензии или сложную настройку корпоративных инструментов, несмотря на острую потребность в порядке и прозрачности рабочих процессов. Таким командам необходимы легкие, доступные решения, которые не перегружают интерфейс избыточным функционалом и запускаются без длительной подготовки.</w:t>
+      </w:r>
+    </w:p>
+    <w:p>
+      <w:pPr>
+        <w:spacing w:after="0" w:line="360" w:lineRule="auto"/>
+        <w:ind w:firstLine="709"/>
+        <w:jc w:val="both"/>
+        <w:rPr>
+          <w:rFonts w:ascii="Times New Roman" w:eastAsia="Times New Roman" w:hAnsi="Times New Roman" w:cs="Times New Roman"/>
+          <w:color w:val="000000"/>
+          <w:sz w:val="28"/>
+          <w:szCs w:val="28"/>
+          <w:lang w:eastAsia="ru-RU"/>
+        </w:rPr>
+      </w:pPr>
+      <w:r>
+        <w:rPr>
+          <w:rFonts w:ascii="Times New Roman" w:eastAsia="Times New Roman" w:hAnsi="Times New Roman" w:cs="Times New Roman"/>
+          <w:color w:val="000000"/>
+          <w:sz w:val="28"/>
+          <w:szCs w:val="28"/>
+          <w:lang w:eastAsia="ru-RU"/>
+        </w:rPr>
+        <w:t>Альтернативой становится веб-приложение для управления задачами, развертываемое на локальном сервере или в облачной среде. Подобный инструмент должен покрывать базовые потребности командной работы: создание и назначение задач, отслеживание статусов выполнения, разграничение прав доступа между участниками и централизованное хранение истории изменений.</w:t>
+      </w:r>
+    </w:p>
+    <w:p>
+      <w:pPr>
+        <w:spacing w:after="0" w:line="360" w:lineRule="auto"/>
+        <w:ind w:firstLine="709"/>
+        <w:jc w:val="both"/>
+        <w:rPr>
+          <w:rFonts w:ascii="Times New Roman" w:eastAsia="Times New Roman" w:hAnsi="Times New Roman" w:cs="Times New Roman"/>
+          <w:color w:val="000000"/>
+          <w:sz w:val="28"/>
+          <w:szCs w:val="28"/>
+          <w:lang w:eastAsia="ru-RU"/>
+        </w:rPr>
+      </w:pPr>
+      <w:r>
+        <w:rPr>
+          <w:rFonts w:ascii="Times New Roman" w:eastAsia="Times New Roman" w:hAnsi="Times New Roman" w:cs="Times New Roman"/>
+          <w:color w:val="000000"/>
+          <w:sz w:val="28"/>
+          <w:szCs w:val="28"/>
+          <w:lang w:eastAsia="ru-RU"/>
+        </w:rPr>
+        <w:t>Разработка специализированного веб-приложения предпочтительнее использования универсальных конструкторов или таблиц по нескольким причинам:</w:t>
+      </w:r>
+    </w:p>
+    <w:p>
+      <w:pPr>
+        <w:spacing w:after="0" w:line="360" w:lineRule="auto"/>
+        <w:ind w:firstLine="709"/>
+        <w:jc w:val="both"/>
+        <w:rPr>
+          <w:rFonts w:ascii="Times New Roman" w:eastAsia="Times New Roman" w:hAnsi="Times New Roman" w:cs="Times New Roman"/>
+          <w:color w:val="000000"/>
+          <w:sz w:val="28"/>
+          <w:szCs w:val="28"/>
+          <w:lang w:eastAsia="ru-RU"/>
+        </w:rPr>
+      </w:pPr>
+      <w:r>
+        <w:rPr>
+          <w:rFonts w:ascii="Times New Roman" w:eastAsia="Times New Roman" w:hAnsi="Times New Roman" w:cs="Times New Roman"/>
+          <w:color w:val="000000"/>
+          <w:sz w:val="28"/>
+          <w:szCs w:val="28"/>
+          <w:lang w:eastAsia="ru-RU"/>
+        </w:rPr>
+        <w:t xml:space="preserve">- </w:t>
+      </w:r>
+      <w:r>
+        <w:rPr>
+          <w:rFonts w:ascii="Times New Roman" w:eastAsia="Times New Roman" w:hAnsi="Times New Roman" w:cs="Times New Roman"/>
+          <w:color w:val="000000"/>
+          <w:sz w:val="28"/>
+          <w:szCs w:val="28"/>
+          <w:lang w:eastAsia="ru-RU"/>
+        </w:rPr>
+        <w:t>единое информационное пространство, доступное всем участникам команды с любого устройства;</w:t>
+      </w:r>
+    </w:p>
+    <w:p>
+      <w:pPr>
+        <w:spacing w:after="0" w:line="360" w:lineRule="auto"/>
+        <w:ind w:firstLine="709"/>
+        <w:jc w:val="both"/>
+        <w:rPr>
+          <w:rFonts w:ascii="Times New Roman" w:eastAsia="Times New Roman" w:hAnsi="Times New Roman" w:cs="Times New Roman"/>
+          <w:color w:val="000000"/>
+          <w:sz w:val="28"/>
+          <w:szCs w:val="28"/>
+          <w:lang w:eastAsia="ru-RU"/>
+        </w:rPr>
+      </w:pPr>
+      <w:r>
+        <w:rPr>
+          <w:rFonts w:ascii="Times New Roman" w:eastAsia="Times New Roman" w:hAnsi="Times New Roman" w:cs="Times New Roman"/>
+          <w:color w:val="000000"/>
+          <w:sz w:val="28"/>
+          <w:szCs w:val="28"/>
+          <w:lang w:eastAsia="ru-RU"/>
+        </w:rPr>
+        <w:t>-</w:t>
+      </w:r>
+      <w:r>
+        <w:rPr>
+          <w:rFonts w:ascii="Times New Roman" w:eastAsia="Times New Roman" w:hAnsi="Times New Roman" w:cs="Times New Roman"/>
+          <w:color w:val="000000"/>
+          <w:sz w:val="28"/>
+          <w:szCs w:val="28"/>
+          <w:lang w:eastAsia="ru-RU"/>
+        </w:rPr>
+        <w:t xml:space="preserve"> отсутствие ежемесячных платежей за лицензии и сокращение времени на согласование действий;</w:t>
+      </w:r>
+    </w:p>
+    <w:p>
+      <w:pPr>
+        <w:spacing w:after="0" w:line="360" w:lineRule="auto"/>
+        <w:ind w:firstLine="709"/>
+        <w:jc w:val="both"/>
+        <w:rPr>
+          <w:rFonts w:ascii="Times New Roman" w:eastAsia="Times New Roman" w:hAnsi="Times New Roman" w:cs="Times New Roman"/>
+          <w:color w:val="000000"/>
+          <w:sz w:val="28"/>
+          <w:szCs w:val="28"/>
+          <w:lang w:eastAsia="ru-RU"/>
+        </w:rPr>
+      </w:pPr>
+      <w:r>
+        <w:rPr>
+          <w:rFonts w:ascii="Times New Roman" w:eastAsia="Times New Roman" w:hAnsi="Times New Roman" w:cs="Times New Roman"/>
+          <w:color w:val="000000"/>
+          <w:sz w:val="28"/>
+          <w:szCs w:val="28"/>
+          <w:lang w:eastAsia="ru-RU"/>
+        </w:rPr>
+        <w:t>-</w:t>
+      </w:r>
+      <w:r>
+        <w:rPr>
+          <w:rFonts w:ascii="Times New Roman" w:eastAsia="Times New Roman" w:hAnsi="Times New Roman" w:cs="Times New Roman"/>
+          <w:color w:val="000000"/>
+          <w:sz w:val="28"/>
+          <w:szCs w:val="28"/>
+          <w:lang w:eastAsia="ru-RU"/>
+        </w:rPr>
+        <w:t xml:space="preserve"> автоматическая фильтрация и сортировка задач по статусу, дате создания или ответственному лицу;</w:t>
+      </w:r>
+    </w:p>
+    <w:p>
+      <w:pPr>
+        <w:spacing w:after="0" w:line="360" w:lineRule="auto"/>
+        <w:ind w:firstLine="709"/>
+        <w:jc w:val="both"/>
+        <w:rPr>
+          <w:rFonts w:ascii="Times New Roman" w:eastAsia="Times New Roman" w:hAnsi="Times New Roman" w:cs="Times New Roman"/>
+          <w:color w:val="000000"/>
+          <w:sz w:val="28"/>
+          <w:szCs w:val="28"/>
+          <w:lang w:eastAsia="ru-RU"/>
+        </w:rPr>
+      </w:pPr>
+      <w:r>
+        <w:rPr>
+          <w:rFonts w:ascii="Times New Roman" w:eastAsia="Times New Roman" w:hAnsi="Times New Roman" w:cs="Times New Roman"/>
+          <w:color w:val="000000"/>
+          <w:sz w:val="28"/>
+          <w:szCs w:val="28"/>
+          <w:lang w:eastAsia="ru-RU"/>
+        </w:rPr>
+        <w:t>-</w:t>
+      </w:r>
+      <w:r>
+        <w:rPr>
+          <w:rFonts w:ascii="Times New Roman" w:eastAsia="Times New Roman" w:hAnsi="Times New Roman" w:cs="Times New Roman"/>
+          <w:color w:val="000000"/>
+          <w:sz w:val="28"/>
+          <w:szCs w:val="28"/>
+          <w:lang w:eastAsia="ru-RU"/>
+        </w:rPr>
+        <w:t xml:space="preserve"> гибкая ролевая модель, позволяющая администраторам управлять учетными записями и статусами, а модераторам — контролировать общий поток работ без риска случайного изменения критических данных.</w:t>
+      </w:r>
+    </w:p>
+    <w:p>
+      <w:pPr>
+        <w:pStyle w:val="21"/>
+      </w:pPr>
+      <w:bookmarkStart w:id="5" w:name="_Toc230868565"/>
+      <w:r>
+        <w:t>1.3 Обзор имеющихся систем-аналогов</w:t>
+      </w:r>
+      <w:bookmarkEnd w:id="5"/>
     </w:p>
     <w:p>
       <w:pPr>
         <w:spacing w:line="360" w:lineRule="auto"/>
-        <w:rPr>
-          <w:color w:val="000000" w:themeColor="text1"/>
-        </w:rPr>
-      </w:pPr>
-      <w:r>
-        <w:rPr>
-          <w:rFonts w:ascii="Times New Roman" w:eastAsia="Times New Roman" w:hAnsi="Times New Roman" w:cs="Times New Roman"/>
-          <w:color w:val="000000"/>
-          <w:sz w:val="28"/>
-          <w:szCs w:val="28"/>
-          <w:lang w:eastAsia="ru-RU"/>
-        </w:rPr>
-        <w:t>Поясните</w:t>
-      </w:r>
+        <w:ind w:firstLine="709"/>
+        <w:rPr>
+          <w:rFonts w:ascii="Times New Roman" w:eastAsia="Times New Roman" w:hAnsi="Times New Roman" w:cs="Times New Roman"/>
+          <w:color w:val="000000"/>
+          <w:sz w:val="28"/>
+          <w:szCs w:val="28"/>
+          <w:lang w:eastAsia="ru-RU"/>
+        </w:rPr>
+      </w:pPr>
+      <w:r>
+        <w:rPr>
+          <w:rFonts w:ascii="Times New Roman" w:eastAsia="Times New Roman" w:hAnsi="Times New Roman" w:cs="Times New Roman"/>
+          <w:color w:val="000000"/>
+          <w:sz w:val="28"/>
+          <w:szCs w:val="28"/>
+          <w:lang w:eastAsia="ru-RU"/>
+        </w:rPr>
+        <w:lastRenderedPageBreak/>
+        <w:t>В</w:t>
+      </w:r>
+      <w:r>
+        <w:rPr>
+          <w:rFonts w:ascii="Times New Roman" w:eastAsia="Times New Roman" w:hAnsi="Times New Roman" w:cs="Times New Roman"/>
+          <w:color w:val="000000"/>
+          <w:sz w:val="28"/>
+          <w:szCs w:val="28"/>
+          <w:lang w:eastAsia="ru-RU"/>
+        </w:rPr>
+        <w:t xml:space="preserve"> ходе</w:t>
+      </w:r>
+      <w:r>
+        <w:rPr>
+          <w:rFonts w:ascii="Times New Roman" w:eastAsia="Times New Roman" w:hAnsi="Times New Roman" w:cs="Times New Roman"/>
+          <w:color w:val="000000"/>
+          <w:sz w:val="28"/>
+          <w:szCs w:val="28"/>
+          <w:lang w:eastAsia="ru-RU"/>
+        </w:rPr>
+        <w:t xml:space="preserve"> работы были проанализированы системы-аналоги, предоставляющие компаниям возможности по </w:t>
+      </w:r>
+      <w:r>
+        <w:rPr>
+          <w:rFonts w:ascii="Times New Roman" w:eastAsia="Times New Roman" w:hAnsi="Times New Roman" w:cs="Times New Roman"/>
+          <w:color w:val="000000"/>
+          <w:sz w:val="28"/>
+          <w:szCs w:val="28"/>
+          <w:lang w:eastAsia="ru-RU"/>
+        </w:rPr>
+        <w:t>управлению задачами</w:t>
+      </w:r>
+      <w:r>
+        <w:rPr>
+          <w:rFonts w:ascii="Times New Roman" w:eastAsia="Times New Roman" w:hAnsi="Times New Roman" w:cs="Times New Roman"/>
+          <w:color w:val="000000"/>
+          <w:sz w:val="28"/>
+          <w:szCs w:val="28"/>
+          <w:lang w:eastAsia="ru-RU"/>
+        </w:rPr>
+        <w:t xml:space="preserve"> </w:t>
+      </w:r>
+      <w:r>
+        <w:rPr>
+          <w:rFonts w:ascii="Times New Roman" w:eastAsia="Times New Roman" w:hAnsi="Times New Roman" w:cs="Times New Roman"/>
+          <w:color w:val="000000"/>
+          <w:sz w:val="28"/>
+          <w:szCs w:val="28"/>
+          <w:lang w:eastAsia="ru-RU"/>
+        </w:rPr>
+        <w:t>и организации рабочего процесса</w:t>
+      </w:r>
+      <w:r>
+        <w:rPr>
+          <w:rFonts w:ascii="Times New Roman" w:eastAsia="Times New Roman" w:hAnsi="Times New Roman" w:cs="Times New Roman"/>
+          <w:color w:val="000000"/>
+          <w:sz w:val="28"/>
+          <w:szCs w:val="28"/>
+          <w:lang w:eastAsia="ru-RU"/>
+        </w:rPr>
+        <w:t>.</w:t>
+      </w:r>
+    </w:p>
+    <w:p>
+      <w:pPr>
+        <w:spacing w:after="0" w:line="360" w:lineRule="auto"/>
+        <w:ind w:firstLine="709"/>
+        <w:rPr>
+          <w:rFonts w:ascii="Times New Roman" w:eastAsia="Times New Roman" w:hAnsi="Times New Roman" w:cs="Times New Roman"/>
+          <w:color w:val="000000"/>
+          <w:sz w:val="28"/>
+          <w:szCs w:val="28"/>
+          <w:lang w:eastAsia="ru-RU"/>
+        </w:rPr>
+      </w:pPr>
+      <w:r>
+        <w:rPr>
+          <w:rFonts w:ascii="Times New Roman" w:eastAsia="Times New Roman" w:hAnsi="Times New Roman" w:cs="Times New Roman"/>
+          <w:color w:val="000000"/>
+          <w:sz w:val="28"/>
+          <w:szCs w:val="28"/>
+          <w:lang w:val="en-US" w:eastAsia="ru-RU"/>
+        </w:rPr>
+        <w:t>Trello</w:t>
+      </w:r>
+      <w:r>
+        <w:rPr>
+          <w:rFonts w:ascii="Times New Roman" w:eastAsia="Times New Roman" w:hAnsi="Times New Roman" w:cs="Times New Roman"/>
+          <w:color w:val="000000"/>
+          <w:sz w:val="28"/>
+          <w:szCs w:val="28"/>
+          <w:lang w:eastAsia="ru-RU"/>
+        </w:rPr>
+        <w:t xml:space="preserve"> – это гибкий инструмент для управления проектами, с помощью которого команды могут генерировать идеи, планировать совместную работу над проектами, организовывать рабочие процессы и отслеживать прогресс в наглядной, продуктивной и удобной форме. </w:t>
+      </w:r>
+      <w:r>
+        <w:rPr>
+          <w:rFonts w:ascii="Times New Roman" w:eastAsia="Times New Roman" w:hAnsi="Times New Roman" w:cs="Times New Roman"/>
+          <w:color w:val="000000"/>
+          <w:sz w:val="28"/>
+          <w:szCs w:val="28"/>
+          <w:lang w:val="en-US" w:eastAsia="ru-RU"/>
+        </w:rPr>
+        <w:t>Trello</w:t>
+      </w:r>
+      <w:r>
+        <w:rPr>
+          <w:rFonts w:ascii="Times New Roman" w:eastAsia="Times New Roman" w:hAnsi="Times New Roman" w:cs="Times New Roman"/>
+          <w:color w:val="000000"/>
+          <w:sz w:val="28"/>
+          <w:szCs w:val="28"/>
+          <w:lang w:eastAsia="ru-RU"/>
+        </w:rPr>
+        <w:t xml:space="preserve"> помогает решать как масштабные, так и повседневные задачи, связанные с совместной работой и достижением целей</w:t>
+      </w:r>
+      <w:r>
+        <w:rPr>
+          <w:rFonts w:ascii="Times New Roman" w:eastAsia="Times New Roman" w:hAnsi="Times New Roman" w:cs="Times New Roman"/>
+          <w:color w:val="000000"/>
+          <w:sz w:val="28"/>
+          <w:szCs w:val="28"/>
+          <w:lang w:eastAsia="ru-RU"/>
+        </w:rPr>
+        <w:t xml:space="preserve"> – </w:t>
+      </w:r>
+      <w:r>
+        <w:rPr>
+          <w:rFonts w:ascii="Times New Roman" w:eastAsia="Times New Roman" w:hAnsi="Times New Roman" w:cs="Times New Roman"/>
+          <w:color w:val="000000"/>
+          <w:sz w:val="28"/>
+          <w:szCs w:val="28"/>
+          <w:lang w:eastAsia="ru-RU"/>
+        </w:rPr>
+        <w:t>от мозговых штурмов до планирования и реализации.</w:t>
+      </w:r>
+      <w:r>
+        <w:rPr>
+          <w:rFonts w:ascii="Times New Roman" w:eastAsia="Times New Roman" w:hAnsi="Times New Roman" w:cs="Times New Roman"/>
+          <w:color w:val="000000"/>
+          <w:sz w:val="28"/>
+          <w:szCs w:val="28"/>
+          <w:lang w:eastAsia="ru-RU"/>
+        </w:rPr>
+        <w:t xml:space="preserve"> </w:t>
+      </w:r>
+      <w:r>
+        <w:rPr>
+          <w:rFonts w:ascii="Times New Roman" w:eastAsia="Times New Roman" w:hAnsi="Times New Roman" w:cs="Times New Roman"/>
+          <w:color w:val="000000"/>
+          <w:sz w:val="28"/>
+          <w:szCs w:val="28"/>
+          <w:lang w:eastAsia="ru-RU"/>
+        </w:rPr>
+        <w:t>[</w:t>
+      </w:r>
+      <w:r>
+        <w:rPr>
+          <w:rFonts w:ascii="Times New Roman" w:eastAsia="Times New Roman" w:hAnsi="Times New Roman" w:cs="Times New Roman"/>
+          <w:color w:val="000000"/>
+          <w:sz w:val="28"/>
+          <w:szCs w:val="28"/>
+          <w:lang w:eastAsia="ru-RU"/>
+        </w:rPr>
+        <w:t>1]</w:t>
+      </w:r>
+    </w:p>
+    <w:p>
+      <w:pPr>
+        <w:spacing w:line="360" w:lineRule="auto"/>
+        <w:ind w:firstLine="709"/>
+        <w:rPr>
+          <w:rFonts w:ascii="Times New Roman" w:eastAsia="Times New Roman" w:hAnsi="Times New Roman" w:cs="Times New Roman"/>
+          <w:color w:val="000000"/>
+          <w:sz w:val="28"/>
+          <w:szCs w:val="28"/>
+          <w:lang w:eastAsia="ru-RU"/>
+        </w:rPr>
+      </w:pPr>
+      <w:r>
+        <w:rPr>
+          <w:rFonts w:ascii="Times New Roman" w:eastAsia="Times New Roman" w:hAnsi="Times New Roman" w:cs="Times New Roman"/>
+          <w:color w:val="000000"/>
+          <w:sz w:val="28"/>
+          <w:szCs w:val="28"/>
+          <w:lang w:val="en-US" w:eastAsia="ru-RU"/>
+        </w:rPr>
+        <w:t>Trello</w:t>
+      </w:r>
+      <w:r>
+        <w:rPr>
+          <w:rFonts w:ascii="Times New Roman" w:eastAsia="Times New Roman" w:hAnsi="Times New Roman" w:cs="Times New Roman"/>
+          <w:color w:val="000000"/>
+          <w:sz w:val="28"/>
+          <w:szCs w:val="28"/>
+          <w:lang w:eastAsia="ru-RU"/>
+        </w:rPr>
+        <w:t xml:space="preserve"> работает по принципу канбан-досок, где задачи представлены карточками, перемещаемыми между колонками статуса. Интерфейс заточен под визуальное планирование и не требует длительного обучения. Система подходит для личных списков дел или небольших команд, которые цен</w:t>
+      </w:r>
+      <w:r>
+        <w:rPr>
+          <w:rFonts w:ascii="Times New Roman" w:eastAsia="Times New Roman" w:hAnsi="Times New Roman" w:cs="Times New Roman"/>
+          <w:color w:val="000000"/>
+          <w:sz w:val="28"/>
+          <w:szCs w:val="28"/>
+          <w:lang w:eastAsia="ru-RU"/>
+        </w:rPr>
+        <w:t>я</w:t>
+      </w:r>
+      <w:r>
+        <w:rPr>
+          <w:rFonts w:ascii="Times New Roman" w:eastAsia="Times New Roman" w:hAnsi="Times New Roman" w:cs="Times New Roman"/>
+          <w:color w:val="000000"/>
+          <w:sz w:val="28"/>
+          <w:szCs w:val="28"/>
+          <w:lang w:eastAsia="ru-RU"/>
+        </w:rPr>
+        <w:t>т простоту запуска. Бесплатная версия ограничивает количество рабочих пространств, а настройки прав доступа сводятся к базовому разделению на администратора и участника. Гибкая фильтрация и сортировка доступны только в платных тарифах, а хранение данных на облачных серверах поставщика исключает возможность локального развертывания без миграции данных.</w:t>
+      </w:r>
+      <w:r>
+        <w:rPr>
+          <w:rFonts w:ascii="Times New Roman" w:eastAsia="Times New Roman" w:hAnsi="Times New Roman" w:cs="Times New Roman"/>
+          <w:color w:val="000000"/>
+          <w:sz w:val="28"/>
+          <w:szCs w:val="28"/>
+          <w:lang w:eastAsia="ru-RU"/>
+        </w:rPr>
+        <w:t xml:space="preserve"> </w:t>
+      </w:r>
+      <w:r>
+        <w:rPr>
+          <w:rFonts w:ascii="Times New Roman" w:eastAsia="Times New Roman" w:hAnsi="Times New Roman" w:cs="Times New Roman"/>
+          <w:color w:val="000000"/>
+          <w:sz w:val="28"/>
+          <w:szCs w:val="28"/>
+          <w:lang w:eastAsia="ru-RU"/>
+        </w:rPr>
+        <w:t>Интерфейс сервиса представлен на рисунке 1.</w:t>
+      </w:r>
+    </w:p>
+    <w:p>
+      <w:pPr>
+        <w:spacing w:line="360" w:lineRule="auto"/>
+        <w:ind w:firstLine="709"/>
+        <w:rPr>
+          <w:rFonts w:ascii="Times New Roman" w:eastAsia="Times New Roman" w:hAnsi="Times New Roman" w:cs="Times New Roman"/>
+          <w:color w:val="000000"/>
+          <w:sz w:val="28"/>
+          <w:szCs w:val="28"/>
+          <w:lang w:eastAsia="ru-RU"/>
+        </w:rPr>
+      </w:pPr>
+      <w:proofErr w:type="spellStart"/>
+      <w:r>
+        <w:rPr>
+          <w:rFonts w:ascii="Times New Roman" w:eastAsia="Times New Roman" w:hAnsi="Times New Roman" w:cs="Times New Roman"/>
+          <w:color w:val="000000"/>
+          <w:sz w:val="28"/>
+          <w:szCs w:val="28"/>
+          <w:lang w:eastAsia="ru-RU"/>
+        </w:rPr>
+        <w:t>Jira</w:t>
+      </w:r>
+      <w:proofErr w:type="spellEnd"/>
+      <w:r>
+        <w:rPr>
+          <w:rFonts w:ascii="Times New Roman" w:eastAsia="Times New Roman" w:hAnsi="Times New Roman" w:cs="Times New Roman"/>
+          <w:color w:val="000000"/>
+          <w:sz w:val="28"/>
+          <w:szCs w:val="28"/>
+          <w:lang w:eastAsia="ru-RU"/>
+        </w:rPr>
+        <w:t xml:space="preserve"> — это инструмент управления проектами, который помогает оптимизировать работу команды. Принцип работы сервиса похож на диспетчер задач в компьютере: с его помощью отслеживают запущенные процессы (проекты) и контролируют число ресурсов (сотрудников). В </w:t>
+      </w:r>
+      <w:proofErr w:type="spellStart"/>
+      <w:r>
+        <w:rPr>
+          <w:rFonts w:ascii="Times New Roman" w:eastAsia="Times New Roman" w:hAnsi="Times New Roman" w:cs="Times New Roman"/>
+          <w:color w:val="000000"/>
+          <w:sz w:val="28"/>
+          <w:szCs w:val="28"/>
+          <w:lang w:eastAsia="ru-RU"/>
+        </w:rPr>
+        <w:t>Jira</w:t>
+      </w:r>
+      <w:proofErr w:type="spellEnd"/>
+      <w:r>
+        <w:rPr>
+          <w:rFonts w:ascii="Times New Roman" w:eastAsia="Times New Roman" w:hAnsi="Times New Roman" w:cs="Times New Roman"/>
+          <w:color w:val="000000"/>
+          <w:sz w:val="28"/>
+          <w:szCs w:val="28"/>
+          <w:lang w:eastAsia="ru-RU"/>
+        </w:rPr>
+        <w:t xml:space="preserve"> </w:t>
+      </w:r>
+      <w:proofErr w:type="spellStart"/>
+      <w:r>
+        <w:rPr>
+          <w:rFonts w:ascii="Times New Roman" w:eastAsia="Times New Roman" w:hAnsi="Times New Roman" w:cs="Times New Roman"/>
+          <w:color w:val="000000"/>
+          <w:sz w:val="28"/>
+          <w:szCs w:val="28"/>
+          <w:lang w:eastAsia="ru-RU"/>
+        </w:rPr>
+        <w:t>проджект</w:t>
+      </w:r>
+      <w:proofErr w:type="spellEnd"/>
+      <w:r>
+        <w:rPr>
+          <w:rFonts w:ascii="Times New Roman" w:eastAsia="Times New Roman" w:hAnsi="Times New Roman" w:cs="Times New Roman"/>
+          <w:color w:val="000000"/>
+          <w:sz w:val="28"/>
+          <w:szCs w:val="28"/>
+          <w:lang w:eastAsia="ru-RU"/>
+        </w:rPr>
+        <w:t>-менеджер грамотно распределяет сотрудников для выполнения задач и планирует работу.</w:t>
+      </w:r>
+    </w:p>
+    <w:p>
+      <w:pPr>
+        <w:spacing w:line="360" w:lineRule="auto"/>
+        <w:ind w:firstLine="709"/>
+        <w:rPr>
+          <w:rFonts w:ascii="Times New Roman" w:eastAsia="Times New Roman" w:hAnsi="Times New Roman" w:cs="Times New Roman"/>
+          <w:color w:val="000000"/>
+          <w:sz w:val="28"/>
+          <w:szCs w:val="28"/>
+          <w:lang w:eastAsia="ru-RU"/>
+        </w:rPr>
+      </w:pPr>
+    </w:p>
+    <w:p>
+      <w:pPr>
+        <w:spacing w:line="360" w:lineRule="auto"/>
+        <w:jc w:val="center"/>
+        <w:rPr>
+          <w:rFonts w:ascii="Times New Roman" w:eastAsia="Times New Roman" w:hAnsi="Times New Roman" w:cs="Times New Roman"/>
+          <w:color w:val="000000"/>
+          <w:sz w:val="28"/>
+          <w:szCs w:val="28"/>
+          <w:lang w:val="en-US" w:eastAsia="ru-RU"/>
+        </w:rPr>
+      </w:pPr>
+      <w:r>
+        <w:rPr>
+          <w:noProof/>
+        </w:rPr>
+        <w:lastRenderedPageBreak/>
+        <w:drawing>
+          <wp:inline distT="0" distB="0" distL="0" distR="0" wp14:anchorId="75EC2E3F" wp14:editId="1E740ACE">
+            <wp:extent cx="5233211" cy="3514725"/>
+            <wp:effectExtent l="0" t="0" r="5715" b="0"/>
+            <wp:docPr id="1935377094" name="Рисунок 1" descr="Picture background"/>
+            <wp:cNvGraphicFramePr>
+              <a:graphicFrameLocks xmlns:a="http://schemas.openxmlformats.org/drawingml/2006/main" noChangeAspect="1"/>
+            </wp:cNvGraphicFramePr>
+            <a:graphic xmlns:a="http://schemas.openxmlformats.org/drawingml/2006/main">
+              <a:graphicData uri="http://schemas.openxmlformats.org/drawingml/2006/picture">
+                <pic:pic xmlns:pic="http://schemas.openxmlformats.org/drawingml/2006/picture">
+                  <pic:nvPicPr>
+                    <pic:cNvPr id="0" name="Picture 1" descr="Picture background"/>
+                    <pic:cNvPicPr>
+                      <a:picLocks noChangeAspect="1" noChangeArrowheads="1"/>
+                    </pic:cNvPicPr>
+                  </pic:nvPicPr>
+                  <pic:blipFill>
+                    <a:blip r:embed="rId7" cstate="print">
+                      <a:extLst>
+                        <a:ext uri="{28A0092B-C50C-407E-A947-70E740481C1C}">
+                          <a14:useLocalDpi xmlns:a14="http://schemas.microsoft.com/office/drawing/2010/main" val="0"/>
+                        </a:ext>
+                      </a:extLst>
+                    </a:blip>
+                    <a:srcRect/>
+                    <a:stretch>
+                      <a:fillRect/>
+                    </a:stretch>
+                  </pic:blipFill>
+                  <pic:spPr bwMode="auto">
+                    <a:xfrm>
+                      <a:off x="0" y="0"/>
+                      <a:ext cx="5284378" cy="3549090"/>
+                    </a:xfrm>
+                    <a:prstGeom prst="rect">
+                      <a:avLst/>
+                    </a:prstGeom>
+                    <a:noFill/>
+                    <a:ln>
+                      <a:noFill/>
+                    </a:ln>
+                  </pic:spPr>
+                </pic:pic>
+              </a:graphicData>
+            </a:graphic>
+          </wp:inline>
+        </w:drawing>
+      </w:r>
+    </w:p>
+    <w:p>
+      <w:pPr>
+        <w:spacing w:line="360" w:lineRule="auto"/>
+        <w:jc w:val="center"/>
+        <w:rPr>
+          <w:rFonts w:ascii="Times New Roman" w:eastAsia="Times New Roman" w:hAnsi="Times New Roman" w:cs="Times New Roman"/>
+          <w:color w:val="000000"/>
+          <w:sz w:val="28"/>
+          <w:szCs w:val="28"/>
+          <w:lang w:eastAsia="ru-RU"/>
+        </w:rPr>
+      </w:pPr>
+      <w:r>
+        <w:rPr>
+          <w:rFonts w:ascii="Times New Roman" w:eastAsia="Times New Roman" w:hAnsi="Times New Roman" w:cs="Times New Roman"/>
+          <w:color w:val="000000"/>
+          <w:sz w:val="28"/>
+          <w:szCs w:val="28"/>
+          <w:lang w:eastAsia="ru-RU"/>
+        </w:rPr>
+        <w:t xml:space="preserve">Рисунок 1 – Интерфейс сервиса </w:t>
+      </w:r>
+      <w:r>
+        <w:rPr>
+          <w:rFonts w:ascii="Times New Roman" w:eastAsia="Times New Roman" w:hAnsi="Times New Roman" w:cs="Times New Roman"/>
+          <w:color w:val="000000"/>
+          <w:sz w:val="28"/>
+          <w:szCs w:val="28"/>
+          <w:lang w:val="en-US" w:eastAsia="ru-RU"/>
+        </w:rPr>
+        <w:t>Trello</w:t>
+      </w:r>
+    </w:p>
+    <w:p>
+      <w:pPr>
+        <w:spacing w:line="360" w:lineRule="auto"/>
+        <w:ind w:firstLine="709"/>
+        <w:rPr>
+          <w:rFonts w:ascii="Times New Roman" w:eastAsia="Times New Roman" w:hAnsi="Times New Roman" w:cs="Times New Roman"/>
+          <w:color w:val="000000"/>
+          <w:sz w:val="28"/>
+          <w:szCs w:val="28"/>
+          <w:lang w:val="en-US" w:eastAsia="ru-RU"/>
+        </w:rPr>
+      </w:pPr>
+      <w:r>
+        <w:rPr>
+          <w:rFonts w:ascii="Times New Roman" w:eastAsia="Times New Roman" w:hAnsi="Times New Roman" w:cs="Times New Roman"/>
+          <w:color w:val="000000"/>
+          <w:sz w:val="28"/>
+          <w:szCs w:val="28"/>
+          <w:lang w:eastAsia="ru-RU"/>
+        </w:rPr>
+        <w:t xml:space="preserve">У </w:t>
+      </w:r>
+      <w:proofErr w:type="spellStart"/>
+      <w:r>
+        <w:rPr>
+          <w:rFonts w:ascii="Times New Roman" w:eastAsia="Times New Roman" w:hAnsi="Times New Roman" w:cs="Times New Roman"/>
+          <w:color w:val="000000"/>
+          <w:sz w:val="28"/>
+          <w:szCs w:val="28"/>
+          <w:lang w:eastAsia="ru-RU"/>
+        </w:rPr>
+        <w:t>Jira</w:t>
+      </w:r>
+      <w:proofErr w:type="spellEnd"/>
+      <w:r>
+        <w:rPr>
+          <w:rFonts w:ascii="Times New Roman" w:eastAsia="Times New Roman" w:hAnsi="Times New Roman" w:cs="Times New Roman"/>
+          <w:color w:val="000000"/>
+          <w:sz w:val="28"/>
+          <w:szCs w:val="28"/>
+          <w:lang w:eastAsia="ru-RU"/>
+        </w:rPr>
+        <w:t xml:space="preserve"> есть бесплатная версия для команды до 10 человек, поэтому она популярна в небольших стартапах. Если команда больше, есть тариф Standard стоимостью $7 за одного пользователя. Он дает доступ к 250 ГБ хранилища и техподдержку в рабочие часы. В тарифе Premium стоимость одного пользователя $14, при этом он предоставляет неограниченный доступ к хранилищу и круглосуточную техническую поддержку. Оба тарифа дают возможность подключения до 20 000 пользователей и оплачиваются ежемесячно или ежегодно. Самая дорогая подписка — Enterprise — оплачивается только ежегодно и нужна, если есть особые пожелания к безопасности и масштабированию. [2</w:t>
+      </w:r>
+      <w:r>
+        <w:rPr>
+          <w:rFonts w:ascii="Times New Roman" w:eastAsia="Times New Roman" w:hAnsi="Times New Roman" w:cs="Times New Roman"/>
+          <w:color w:val="000000"/>
+          <w:sz w:val="28"/>
+          <w:szCs w:val="28"/>
+          <w:lang w:val="en-US" w:eastAsia="ru-RU"/>
+        </w:rPr>
+        <w:t>]</w:t>
+      </w:r>
+      <w:r>
+        <w:rPr>
+          <w:rFonts w:ascii="Times New Roman" w:eastAsia="Times New Roman" w:hAnsi="Times New Roman" w:cs="Times New Roman"/>
+          <w:color w:val="000000"/>
+          <w:sz w:val="28"/>
+          <w:szCs w:val="28"/>
+          <w:lang w:val="en-US" w:eastAsia="ru-RU"/>
+        </w:rPr>
+        <w:t xml:space="preserve"> </w:t>
+      </w:r>
+    </w:p>
+    <w:p>
+      <w:pPr>
+        <w:spacing w:line="360" w:lineRule="auto"/>
+        <w:ind w:firstLine="709"/>
+        <w:rPr>
+          <w:rFonts w:ascii="Times New Roman" w:eastAsia="Times New Roman" w:hAnsi="Times New Roman" w:cs="Times New Roman"/>
+          <w:color w:val="000000"/>
+          <w:sz w:val="28"/>
+          <w:szCs w:val="28"/>
+          <w:lang w:eastAsia="ru-RU"/>
+        </w:rPr>
+      </w:pPr>
+      <w:r>
+        <w:rPr>
+          <w:rFonts w:ascii="Times New Roman" w:eastAsia="Times New Roman" w:hAnsi="Times New Roman" w:cs="Times New Roman"/>
+          <w:color w:val="000000"/>
+          <w:sz w:val="28"/>
+          <w:szCs w:val="28"/>
+          <w:lang w:eastAsia="ru-RU"/>
+        </w:rPr>
+        <w:t xml:space="preserve">Интерфейс </w:t>
+      </w:r>
+      <w:r>
+        <w:rPr>
+          <w:rFonts w:ascii="Times New Roman" w:eastAsia="Times New Roman" w:hAnsi="Times New Roman" w:cs="Times New Roman"/>
+          <w:color w:val="000000"/>
+          <w:sz w:val="28"/>
+          <w:szCs w:val="28"/>
+          <w:lang w:val="en-US" w:eastAsia="ru-RU"/>
+        </w:rPr>
+        <w:t>Jira</w:t>
+      </w:r>
+      <w:r>
+        <w:rPr>
+          <w:rFonts w:ascii="Times New Roman" w:eastAsia="Times New Roman" w:hAnsi="Times New Roman" w:cs="Times New Roman"/>
+          <w:color w:val="000000"/>
+          <w:sz w:val="28"/>
+          <w:szCs w:val="28"/>
+          <w:lang w:eastAsia="ru-RU"/>
+        </w:rPr>
+        <w:t xml:space="preserve"> </w:t>
+      </w:r>
+      <w:r>
+        <w:rPr>
+          <w:rFonts w:ascii="Times New Roman" w:eastAsia="Times New Roman" w:hAnsi="Times New Roman" w:cs="Times New Roman"/>
+          <w:color w:val="000000"/>
+          <w:sz w:val="28"/>
+          <w:szCs w:val="28"/>
+          <w:lang w:eastAsia="ru-RU"/>
+        </w:rPr>
+        <w:t>представлен на рисунке 2.</w:t>
+      </w:r>
+    </w:p>
+    <w:p>
+      <w:pPr>
+        <w:spacing w:line="360" w:lineRule="auto"/>
+        <w:jc w:val="center"/>
+        <w:rPr>
+          <w:rFonts w:ascii="Times New Roman" w:eastAsia="Times New Roman" w:hAnsi="Times New Roman" w:cs="Times New Roman"/>
+          <w:color w:val="000000"/>
+          <w:sz w:val="28"/>
+          <w:szCs w:val="28"/>
+          <w:lang w:eastAsia="ru-RU"/>
+        </w:rPr>
+      </w:pPr>
+      <w:r>
+        <w:rPr>
+          <w:rFonts w:ascii="Times New Roman" w:eastAsia="Times New Roman" w:hAnsi="Times New Roman" w:cs="Times New Roman"/>
+          <w:noProof/>
+          <w:color w:val="000000"/>
+          <w:sz w:val="28"/>
+          <w:szCs w:val="28"/>
+          <w:lang w:eastAsia="ru-RU"/>
+        </w:rPr>
+        <w:lastRenderedPageBreak/>
+        <w:drawing>
+          <wp:inline distT="0" distB="0" distL="0" distR="0" wp14:anchorId="5E0E8FCA" wp14:editId="6ABD0446">
+            <wp:extent cx="5940425" cy="3319145"/>
+            <wp:effectExtent l="0" t="0" r="0" b="5080"/>
+            <wp:docPr id="127458796" name="Рисунок 4"/>
+            <wp:cNvGraphicFramePr>
+              <a:graphicFrameLocks xmlns:a="http://schemas.openxmlformats.org/drawingml/2006/main" noChangeAspect="1"/>
+            </wp:cNvGraphicFramePr>
+            <a:graphic xmlns:a="http://schemas.openxmlformats.org/drawingml/2006/main">
+              <a:graphicData uri="http://schemas.openxmlformats.org/drawingml/2006/picture">
+                <pic:pic xmlns:pic="http://schemas.openxmlformats.org/drawingml/2006/picture">
+                  <pic:nvPicPr>
+                    <pic:cNvPr id="0" name="Picture 10"/>
+                    <pic:cNvPicPr>
+                      <a:picLocks noChangeAspect="1" noChangeArrowheads="1"/>
+                    </pic:cNvPicPr>
+                  </pic:nvPicPr>
+                  <pic:blipFill>
+                    <a:blip r:embed="rId8" cstate="print">
+                      <a:extLst>
+                        <a:ext uri="{28A0092B-C50C-407E-A947-70E740481C1C}">
+                          <a14:useLocalDpi xmlns:a14="http://schemas.microsoft.com/office/drawing/2010/main" val="0"/>
+                        </a:ext>
+                      </a:extLst>
+                    </a:blip>
+                    <a:srcRect/>
+                    <a:stretch>
+                      <a:fillRect/>
+                    </a:stretch>
+                  </pic:blipFill>
+                  <pic:spPr bwMode="auto">
+                    <a:xfrm>
+                      <a:off x="0" y="0"/>
+                      <a:ext cx="5940425" cy="3319145"/>
+                    </a:xfrm>
+                    <a:prstGeom prst="rect">
+                      <a:avLst/>
+                    </a:prstGeom>
+                    <a:noFill/>
+                    <a:ln>
+                      <a:noFill/>
+                    </a:ln>
+                  </pic:spPr>
+                </pic:pic>
+              </a:graphicData>
+            </a:graphic>
+          </wp:inline>
+        </w:drawing>
+      </w:r>
+    </w:p>
+    <w:p>
+      <w:pPr>
+        <w:spacing w:line="360" w:lineRule="auto"/>
+        <w:jc w:val="center"/>
+        <w:rPr>
+          <w:rFonts w:ascii="Times New Roman" w:eastAsia="Times New Roman" w:hAnsi="Times New Roman" w:cs="Times New Roman"/>
+          <w:color w:val="000000"/>
+          <w:sz w:val="28"/>
+          <w:szCs w:val="28"/>
+          <w:lang w:eastAsia="ru-RU"/>
+        </w:rPr>
+      </w:pPr>
+      <w:r>
+        <w:rPr>
+          <w:rFonts w:ascii="Times New Roman" w:eastAsia="Times New Roman" w:hAnsi="Times New Roman" w:cs="Times New Roman"/>
+          <w:color w:val="000000"/>
+          <w:sz w:val="28"/>
+          <w:szCs w:val="28"/>
+          <w:lang w:eastAsia="ru-RU"/>
+        </w:rPr>
+        <w:t xml:space="preserve">Рисунок 2 – Интерфейс </w:t>
+      </w:r>
+      <w:r>
+        <w:rPr>
+          <w:rFonts w:ascii="Times New Roman" w:eastAsia="Times New Roman" w:hAnsi="Times New Roman" w:cs="Times New Roman"/>
+          <w:color w:val="000000"/>
+          <w:sz w:val="28"/>
+          <w:szCs w:val="28"/>
+          <w:lang w:val="en-US" w:eastAsia="ru-RU"/>
+        </w:rPr>
+        <w:t>Jira</w:t>
+      </w:r>
+    </w:p>
+    <w:p>
+      <w:pPr>
+        <w:spacing w:after="0" w:line="360" w:lineRule="auto"/>
+        <w:ind w:firstLine="709"/>
+        <w:rPr>
+          <w:rFonts w:ascii="Times New Roman" w:eastAsia="Times New Roman" w:hAnsi="Times New Roman" w:cs="Times New Roman"/>
+          <w:color w:val="000000"/>
+          <w:sz w:val="28"/>
+          <w:szCs w:val="28"/>
+          <w:lang w:eastAsia="ru-RU"/>
+        </w:rPr>
+      </w:pPr>
+      <w:proofErr w:type="spellStart"/>
+      <w:r>
+        <w:rPr>
+          <w:rFonts w:ascii="Times New Roman" w:eastAsia="Times New Roman" w:hAnsi="Times New Roman" w:cs="Times New Roman"/>
+          <w:color w:val="000000"/>
+          <w:sz w:val="28"/>
+          <w:szCs w:val="28"/>
+          <w:lang w:eastAsia="ru-RU"/>
+        </w:rPr>
+        <w:t>Asana</w:t>
+      </w:r>
+      <w:proofErr w:type="spellEnd"/>
+      <w:r>
+        <w:rPr>
+          <w:rFonts w:ascii="Times New Roman" w:eastAsia="Times New Roman" w:hAnsi="Times New Roman" w:cs="Times New Roman"/>
+          <w:color w:val="000000"/>
+          <w:sz w:val="28"/>
+          <w:szCs w:val="28"/>
+          <w:lang w:eastAsia="ru-RU"/>
+        </w:rPr>
+        <w:t xml:space="preserve"> — это веб-приложение для управления проектами и задачами. Его основная цель — помочь командам планировать, отслеживать и организовывать работу так, чтобы каждый участник видел, кто и за что отвечает, какие процессы выполняются и на каком этапе находится проект. [</w:t>
+      </w:r>
+      <w:r>
+        <w:rPr>
+          <w:rFonts w:ascii="Times New Roman" w:eastAsia="Times New Roman" w:hAnsi="Times New Roman" w:cs="Times New Roman"/>
+          <w:color w:val="000000"/>
+          <w:sz w:val="28"/>
+          <w:szCs w:val="28"/>
+          <w:lang w:eastAsia="ru-RU"/>
+        </w:rPr>
+        <w:t>3]</w:t>
+      </w:r>
+    </w:p>
+    <w:p>
+      <w:pPr>
+        <w:spacing w:line="360" w:lineRule="auto"/>
+        <w:ind w:firstLine="709"/>
+        <w:rPr>
+          <w:rFonts w:ascii="Times New Roman" w:eastAsia="Times New Roman" w:hAnsi="Times New Roman" w:cs="Times New Roman"/>
+          <w:color w:val="000000"/>
+          <w:sz w:val="28"/>
+          <w:szCs w:val="28"/>
+          <w:lang w:eastAsia="ru-RU"/>
+        </w:rPr>
+      </w:pPr>
+      <w:r>
+        <w:rPr>
+          <w:rFonts w:ascii="Times New Roman" w:eastAsia="Times New Roman" w:hAnsi="Times New Roman" w:cs="Times New Roman"/>
+          <w:color w:val="000000"/>
+          <w:sz w:val="28"/>
+          <w:szCs w:val="28"/>
+          <w:lang w:eastAsia="ru-RU"/>
+        </w:rPr>
+        <w:t>Данное веб-приложение позволяет организовать работу, контролировать сроки выполнения, автоматизировать работу, реализовать совместную работу. Интерфейс веб-приложения представлен на рисунке 3.</w:t>
+      </w:r>
+    </w:p>
+    <w:p>
+      <w:pPr>
+        <w:spacing w:line="360" w:lineRule="auto"/>
+        <w:jc w:val="center"/>
+        <w:rPr>
+          <w:rFonts w:ascii="Times New Roman" w:eastAsia="Times New Roman" w:hAnsi="Times New Roman" w:cs="Times New Roman"/>
+          <w:color w:val="000000"/>
+          <w:sz w:val="28"/>
+          <w:szCs w:val="28"/>
+          <w:lang w:eastAsia="ru-RU"/>
+        </w:rPr>
+      </w:pPr>
+      <w:r>
+        <w:rPr>
+          <w:rFonts w:ascii="Times New Roman" w:eastAsia="Times New Roman" w:hAnsi="Times New Roman" w:cs="Times New Roman"/>
+          <w:noProof/>
+          <w:color w:val="000000"/>
+          <w:sz w:val="28"/>
+          <w:szCs w:val="28"/>
+          <w:lang w:eastAsia="ru-RU"/>
+        </w:rPr>
+        <w:lastRenderedPageBreak/>
+        <w:drawing>
+          <wp:inline distT="0" distB="0" distL="0" distR="0" wp14:anchorId="07781341" wp14:editId="63F53224">
+            <wp:extent cx="5915133" cy="3267075"/>
+            <wp:effectExtent l="0" t="0" r="9525" b="0"/>
+            <wp:docPr id="227498659" name="Рисунок 1"/>
+            <wp:cNvGraphicFramePr>
+              <a:graphicFrameLocks xmlns:a="http://schemas.openxmlformats.org/drawingml/2006/main" noChangeAspect="1"/>
+            </wp:cNvGraphicFramePr>
+            <a:graphic xmlns:a="http://schemas.openxmlformats.org/drawingml/2006/main">
+              <a:graphicData uri="http://schemas.openxmlformats.org/drawingml/2006/picture">
+                <pic:pic xmlns:pic="http://schemas.openxmlformats.org/drawingml/2006/picture">
+                  <pic:nvPicPr>
+                    <pic:cNvPr id="227498659" name=""/>
+                    <pic:cNvPicPr/>
+                  </pic:nvPicPr>
+                  <pic:blipFill>
+                    <a:blip r:embed="rId9"/>
+                    <a:stretch>
+                      <a:fillRect/>
+                    </a:stretch>
+                  </pic:blipFill>
+                  <pic:spPr>
+                    <a:xfrm>
+                      <a:off x="0" y="0"/>
+                      <a:ext cx="5915133" cy="3267075"/>
+                    </a:xfrm>
+                    <a:prstGeom prst="rect">
+                      <a:avLst/>
+                    </a:prstGeom>
+                  </pic:spPr>
+                </pic:pic>
+              </a:graphicData>
+            </a:graphic>
+          </wp:inline>
+        </w:drawing>
+      </w:r>
+    </w:p>
+    <w:p>
+      <w:pPr>
+        <w:spacing w:line="360" w:lineRule="auto"/>
+        <w:jc w:val="center"/>
+        <w:rPr>
+          <w:rFonts w:ascii="Times New Roman" w:eastAsia="Times New Roman" w:hAnsi="Times New Roman" w:cs="Times New Roman"/>
+          <w:color w:val="000000"/>
+          <w:sz w:val="28"/>
+          <w:szCs w:val="28"/>
+          <w:lang w:eastAsia="ru-RU"/>
+        </w:rPr>
+      </w:pPr>
+      <w:r>
+        <w:rPr>
+          <w:rFonts w:ascii="Times New Roman" w:eastAsia="Times New Roman" w:hAnsi="Times New Roman" w:cs="Times New Roman"/>
+          <w:color w:val="000000"/>
+          <w:sz w:val="28"/>
+          <w:szCs w:val="28"/>
+          <w:lang w:eastAsia="ru-RU"/>
+        </w:rPr>
+        <w:t xml:space="preserve">Рисунок 3 – Интерфейс веб-приложения </w:t>
+      </w:r>
+      <w:r>
+        <w:rPr>
+          <w:rFonts w:ascii="Times New Roman" w:eastAsia="Times New Roman" w:hAnsi="Times New Roman" w:cs="Times New Roman"/>
+          <w:color w:val="000000"/>
+          <w:sz w:val="28"/>
+          <w:szCs w:val="28"/>
+          <w:lang w:val="en-US" w:eastAsia="ru-RU"/>
+        </w:rPr>
+        <w:t>Asana</w:t>
+      </w:r>
+    </w:p>
+    <w:p>
+      <w:pPr>
+        <w:spacing w:line="360" w:lineRule="auto"/>
+        <w:ind w:firstLine="709"/>
+        <w:rPr>
+          <w:rFonts w:ascii="Times New Roman" w:eastAsia="Times New Roman" w:hAnsi="Times New Roman" w:cs="Times New Roman"/>
+          <w:color w:val="000000"/>
+          <w:sz w:val="28"/>
+          <w:szCs w:val="28"/>
+          <w:lang w:eastAsia="ru-RU"/>
+        </w:rPr>
+      </w:pPr>
+      <w:r>
+        <w:rPr>
+          <w:rFonts w:ascii="Times New Roman" w:eastAsia="Times New Roman" w:hAnsi="Times New Roman" w:cs="Times New Roman"/>
+          <w:color w:val="000000"/>
+          <w:sz w:val="28"/>
+          <w:szCs w:val="28"/>
+          <w:lang w:eastAsia="ru-RU"/>
+        </w:rPr>
+        <w:t>Опираясь на результаты анализа систем-аналогов, можно сделать вывод, что ни одна из перечисленных систем не обеспечивает полный набор функций, необходимый для компаний.</w:t>
+      </w:r>
+      <w:r>
+        <w:rPr>
+          <w:rFonts w:ascii="Times New Roman" w:eastAsia="Times New Roman" w:hAnsi="Times New Roman" w:cs="Times New Roman"/>
+          <w:color w:val="000000"/>
+          <w:sz w:val="28"/>
+          <w:szCs w:val="28"/>
+          <w:lang w:eastAsia="ru-RU"/>
+        </w:rPr>
+        <w:t xml:space="preserve"> </w:t>
+      </w:r>
+      <w:r>
+        <w:rPr>
+          <w:rFonts w:ascii="Times New Roman" w:eastAsia="Times New Roman" w:hAnsi="Times New Roman" w:cs="Times New Roman"/>
+          <w:color w:val="000000"/>
+          <w:sz w:val="28"/>
+          <w:szCs w:val="28"/>
+          <w:lang w:eastAsia="ru-RU"/>
+        </w:rPr>
+        <w:t>Многие решения требуют наличия определенной подписки, бесплатные версии могут не удовлетворять потребностям команды, или решения могут не работать при отсутствии интернета.</w:t>
+      </w:r>
+    </w:p>
+    <w:p>
+      <w:pPr>
+        <w:spacing w:line="360" w:lineRule="auto"/>
+        <w:ind w:firstLine="709"/>
+        <w:rPr>
+          <w:rFonts w:ascii="Times New Roman" w:eastAsia="Times New Roman" w:hAnsi="Times New Roman" w:cs="Times New Roman"/>
+          <w:color w:val="000000"/>
+          <w:sz w:val="28"/>
+          <w:szCs w:val="28"/>
+          <w:lang w:eastAsia="ru-RU"/>
+        </w:rPr>
+      </w:pPr>
+      <w:r>
+        <w:rPr>
+          <w:rFonts w:ascii="Times New Roman" w:eastAsia="Times New Roman" w:hAnsi="Times New Roman" w:cs="Times New Roman"/>
+          <w:color w:val="000000"/>
+          <w:sz w:val="28"/>
+          <w:szCs w:val="28"/>
+          <w:lang w:eastAsia="ru-RU"/>
+        </w:rPr>
+        <w:t>Следовательно, было принято решение о разработке собственной системы</w:t>
+      </w:r>
+      <w:r>
+        <w:rPr>
+          <w:rFonts w:ascii="Times New Roman" w:eastAsia="Times New Roman" w:hAnsi="Times New Roman" w:cs="Times New Roman"/>
+          <w:color w:val="000000"/>
+          <w:sz w:val="28"/>
+          <w:szCs w:val="28"/>
+          <w:lang w:eastAsia="ru-RU"/>
+        </w:rPr>
+        <w:t xml:space="preserve"> по управлению задачами. Данное решение будет экономически выгодным и адаптивным под конкретные нужды компании. </w:t>
+      </w:r>
+    </w:p>
+    <w:p>
+      <w:pPr>
+        <w:rPr>
+          <w:rFonts w:ascii="Times New Roman" w:eastAsia="Times New Roman" w:hAnsi="Times New Roman" w:cs="Times New Roman"/>
+          <w:color w:val="000000"/>
+          <w:sz w:val="28"/>
+          <w:szCs w:val="28"/>
+          <w:lang w:eastAsia="ru-RU"/>
+        </w:rPr>
+      </w:pPr>
+      <w:r>
+        <w:rPr>
+          <w:rFonts w:ascii="Times New Roman" w:eastAsia="Times New Roman" w:hAnsi="Times New Roman" w:cs="Times New Roman"/>
+          <w:color w:val="000000"/>
+          <w:sz w:val="28"/>
+          <w:szCs w:val="28"/>
+          <w:lang w:eastAsia="ru-RU"/>
+        </w:rPr>
+        <w:br w:type="page"/>
+      </w:r>
+    </w:p>
+    <w:p>
+      <w:pPr>
+        <w:pStyle w:val="ab"/>
+      </w:pPr>
+      <w:bookmarkStart w:id="6" w:name="_Toc230868566"/>
+      <w:r>
+        <w:lastRenderedPageBreak/>
+        <w:t>2 Проектирование и программная реализация метода решения задачи</w:t>
+      </w:r>
+      <w:bookmarkEnd w:id="6"/>
+    </w:p>
+    <w:p>
+      <w:pPr>
+        <w:pStyle w:val="21"/>
+        <w:rPr>
+          <w:lang w:val="en-US"/>
+        </w:rPr>
+      </w:pPr>
+      <w:bookmarkStart w:id="7" w:name="_Toc230868567"/>
+      <w:r>
+        <w:t>2.1 Описание методологии проектирования системы</w:t>
+      </w:r>
+      <w:bookmarkEnd w:id="7"/>
+    </w:p>
+    <w:p>
+      <w:pPr>
+        <w:spacing w:line="360" w:lineRule="auto"/>
+        <w:ind w:firstLine="709"/>
+        <w:rPr>
+          <w:rFonts w:ascii="Times New Roman" w:eastAsia="Times New Roman" w:hAnsi="Times New Roman" w:cs="Times New Roman"/>
+          <w:color w:val="000000"/>
+          <w:sz w:val="28"/>
+          <w:szCs w:val="28"/>
+          <w:lang w:eastAsia="ru-RU"/>
+        </w:rPr>
+      </w:pPr>
+      <w:r>
+        <w:rPr>
+          <w:rFonts w:ascii="Times New Roman" w:eastAsia="Times New Roman" w:hAnsi="Times New Roman" w:cs="Times New Roman"/>
+          <w:color w:val="000000"/>
+          <w:sz w:val="28"/>
+          <w:szCs w:val="28"/>
+          <w:lang w:eastAsia="ru-RU"/>
+        </w:rPr>
+        <w:t xml:space="preserve">UML (от англ. Unified </w:t>
+      </w:r>
+      <w:proofErr w:type="spellStart"/>
+      <w:r>
+        <w:rPr>
+          <w:rFonts w:ascii="Times New Roman" w:eastAsia="Times New Roman" w:hAnsi="Times New Roman" w:cs="Times New Roman"/>
+          <w:color w:val="000000"/>
+          <w:sz w:val="28"/>
+          <w:szCs w:val="28"/>
+          <w:lang w:eastAsia="ru-RU"/>
+        </w:rPr>
+        <w:t>Modeling</w:t>
+      </w:r>
+      <w:proofErr w:type="spellEnd"/>
+      <w:r>
+        <w:rPr>
+          <w:rFonts w:ascii="Times New Roman" w:eastAsia="Times New Roman" w:hAnsi="Times New Roman" w:cs="Times New Roman"/>
+          <w:color w:val="000000"/>
+          <w:sz w:val="28"/>
+          <w:szCs w:val="28"/>
+          <w:lang w:eastAsia="ru-RU"/>
+        </w:rPr>
+        <w:t xml:space="preserve"> Language) переводится как «унифицированный язык моделирования». Это графический язык, в котором каждой фигуре, символу, стрелке или их сочетаниям присвоены конкретные значения. Он позволяет визуализировать явление или процесс так, чтобы схема была понятна всем, кто знаком с UML.</w:t>
+      </w:r>
+    </w:p>
+    <w:p>
+      <w:pPr>
+        <w:spacing w:line="360" w:lineRule="auto"/>
+        <w:ind w:firstLine="709"/>
+        <w:rPr>
+          <w:rFonts w:ascii="Times New Roman" w:eastAsia="Times New Roman" w:hAnsi="Times New Roman" w:cs="Times New Roman"/>
+          <w:color w:val="000000"/>
+          <w:sz w:val="28"/>
+          <w:szCs w:val="28"/>
+          <w:lang w:val="en-US" w:eastAsia="ru-RU"/>
+        </w:rPr>
+      </w:pPr>
+      <w:r>
+        <w:rPr>
+          <w:rFonts w:ascii="Times New Roman" w:eastAsia="Times New Roman" w:hAnsi="Times New Roman" w:cs="Times New Roman"/>
+          <w:color w:val="000000"/>
+          <w:sz w:val="28"/>
+          <w:szCs w:val="28"/>
+          <w:lang w:eastAsia="ru-RU"/>
+        </w:rPr>
+        <w:t>Можно сказать, что UML — это набор правил, по которым нужно рисовать схемы. Зная его, можно быстро создавать универсальные графические представления сложных процессов и структур. Именно поэтому IT-специалисты во время разработки ПО часто используют UML-моделирование и проектирование процессов.</w:t>
+      </w:r>
+    </w:p>
+    <w:p>
+      <w:pPr>
+        <w:spacing w:line="360" w:lineRule="auto"/>
+        <w:ind w:firstLine="709"/>
+        <w:rPr>
+          <w:rFonts w:ascii="Times New Roman" w:eastAsia="Times New Roman" w:hAnsi="Times New Roman" w:cs="Times New Roman"/>
+          <w:color w:val="000000"/>
+          <w:sz w:val="28"/>
+          <w:szCs w:val="28"/>
+          <w:lang w:val="en-US" w:eastAsia="ru-RU"/>
+        </w:rPr>
+      </w:pPr>
+      <w:r>
+        <w:rPr>
+          <w:rFonts w:ascii="Times New Roman" w:eastAsia="Times New Roman" w:hAnsi="Times New Roman" w:cs="Times New Roman"/>
+          <w:color w:val="000000"/>
+          <w:sz w:val="28"/>
+          <w:szCs w:val="28"/>
+          <w:lang w:eastAsia="ru-RU"/>
+        </w:rPr>
+        <w:t>Язык UML нужен, чтобы описать и визуализировать какую-то абстрактную модель. На практике это может быт</w:t>
+      </w:r>
+      <w:r>
+        <w:rPr>
+          <w:rFonts w:ascii="Times New Roman" w:eastAsia="Times New Roman" w:hAnsi="Times New Roman" w:cs="Times New Roman"/>
+          <w:color w:val="000000"/>
+          <w:sz w:val="28"/>
+          <w:szCs w:val="28"/>
+          <w:lang w:eastAsia="ru-RU"/>
+        </w:rPr>
+        <w:t xml:space="preserve">ь создание модели объекта или модели процессов. </w:t>
+      </w:r>
+      <w:r>
+        <w:rPr>
+          <w:rFonts w:ascii="Times New Roman" w:eastAsia="Times New Roman" w:hAnsi="Times New Roman" w:cs="Times New Roman"/>
+          <w:color w:val="000000"/>
+          <w:sz w:val="28"/>
+          <w:szCs w:val="28"/>
+          <w:lang w:eastAsia="ru-RU"/>
+        </w:rPr>
+        <w:t>Схему на языке UML можно составить по уже существующему объекту или процессу либо создать на этапе проектирования, чтобы разрабатывать объект или отлаживать процесс. Диаграммы UML применяют в проектировании, презентациях, описании или создании документации.</w:t>
+      </w:r>
+      <w:r>
+        <w:rPr>
+          <w:rFonts w:ascii="Times New Roman" w:eastAsia="Times New Roman" w:hAnsi="Times New Roman" w:cs="Times New Roman"/>
+          <w:color w:val="000000"/>
+          <w:sz w:val="28"/>
+          <w:szCs w:val="28"/>
+          <w:lang w:eastAsia="ru-RU"/>
+        </w:rPr>
+        <w:t xml:space="preserve"> </w:t>
+      </w:r>
+      <w:r>
+        <w:rPr>
+          <w:rFonts w:ascii="Times New Roman" w:eastAsia="Times New Roman" w:hAnsi="Times New Roman" w:cs="Times New Roman"/>
+          <w:color w:val="000000"/>
+          <w:sz w:val="28"/>
+          <w:szCs w:val="28"/>
+          <w:lang w:val="en-US" w:eastAsia="ru-RU"/>
+        </w:rPr>
+        <w:t>[</w:t>
+      </w:r>
+      <w:r>
+        <w:rPr>
+          <w:rFonts w:ascii="Times New Roman" w:eastAsia="Times New Roman" w:hAnsi="Times New Roman" w:cs="Times New Roman"/>
+          <w:color w:val="000000"/>
+          <w:sz w:val="28"/>
+          <w:szCs w:val="28"/>
+          <w:lang w:eastAsia="ru-RU"/>
+        </w:rPr>
+        <w:t>4</w:t>
+      </w:r>
+      <w:r>
+        <w:rPr>
+          <w:rFonts w:ascii="Times New Roman" w:eastAsia="Times New Roman" w:hAnsi="Times New Roman" w:cs="Times New Roman"/>
+          <w:color w:val="000000"/>
+          <w:sz w:val="28"/>
+          <w:szCs w:val="28"/>
+          <w:lang w:val="en-US" w:eastAsia="ru-RU"/>
+        </w:rPr>
+        <w:t>]</w:t>
+      </w:r>
+    </w:p>
+    <w:p>
+      <w:pPr>
+        <w:spacing w:line="360" w:lineRule="auto"/>
+        <w:ind w:firstLine="709"/>
+        <w:rPr>
+          <w:rFonts w:ascii="Times New Roman" w:eastAsia="Times New Roman" w:hAnsi="Times New Roman" w:cs="Times New Roman"/>
+          <w:color w:val="000000"/>
+          <w:sz w:val="28"/>
+          <w:szCs w:val="28"/>
+          <w:lang w:val="en-US" w:eastAsia="ru-RU"/>
+        </w:rPr>
+      </w:pPr>
+      <w:r>
+        <w:rPr>
+          <w:rFonts w:ascii="Times New Roman" w:eastAsia="Times New Roman" w:hAnsi="Times New Roman" w:cs="Times New Roman"/>
+          <w:color w:val="000000"/>
+          <w:sz w:val="28"/>
+          <w:szCs w:val="28"/>
+          <w:lang w:eastAsia="ru-RU"/>
+        </w:rPr>
+        <w:t>Схемы можно рисовать и без языка, но у использования UML для построения диаграмм есть несколько преимуществ:</w:t>
+      </w:r>
+    </w:p>
+    <w:p>
+      <w:pPr>
+        <w:spacing w:line="360" w:lineRule="auto"/>
+        <w:ind w:firstLine="709"/>
+        <w:rPr>
+          <w:rFonts w:ascii="Times New Roman" w:eastAsia="Times New Roman" w:hAnsi="Times New Roman" w:cs="Times New Roman"/>
+          <w:color w:val="000000"/>
+          <w:sz w:val="28"/>
+          <w:szCs w:val="28"/>
+          <w:lang w:eastAsia="ru-RU"/>
+        </w:rPr>
+      </w:pPr>
+      <w:r>
+        <w:rPr>
+          <w:rFonts w:ascii="Times New Roman" w:eastAsia="Times New Roman" w:hAnsi="Times New Roman" w:cs="Times New Roman"/>
+          <w:color w:val="000000"/>
+          <w:sz w:val="28"/>
+          <w:szCs w:val="28"/>
+          <w:lang w:eastAsia="ru-RU"/>
+        </w:rPr>
+        <w:t xml:space="preserve">- </w:t>
+      </w:r>
+      <w:r>
+        <w:rPr>
+          <w:rFonts w:ascii="Times New Roman" w:eastAsia="Times New Roman" w:hAnsi="Times New Roman" w:cs="Times New Roman"/>
+          <w:color w:val="000000"/>
+          <w:sz w:val="28"/>
+          <w:szCs w:val="28"/>
+          <w:lang w:eastAsia="ru-RU"/>
+        </w:rPr>
+        <w:t>стандартизация: с</w:t>
+      </w:r>
+      <w:r>
+        <w:rPr>
+          <w:rFonts w:ascii="Times New Roman" w:eastAsia="Times New Roman" w:hAnsi="Times New Roman" w:cs="Times New Roman"/>
+          <w:color w:val="000000"/>
+          <w:sz w:val="28"/>
+          <w:szCs w:val="28"/>
+          <w:lang w:eastAsia="ru-RU"/>
+        </w:rPr>
+        <w:t>хема будет понятна любому, кто знает UML</w:t>
+      </w:r>
+      <w:r>
+        <w:rPr>
+          <w:rFonts w:ascii="Times New Roman" w:eastAsia="Times New Roman" w:hAnsi="Times New Roman" w:cs="Times New Roman"/>
+          <w:color w:val="000000"/>
+          <w:sz w:val="28"/>
+          <w:szCs w:val="28"/>
+          <w:lang w:eastAsia="ru-RU"/>
+        </w:rPr>
+        <w:t>;</w:t>
+      </w:r>
+    </w:p>
+    <w:p>
+      <w:pPr>
+        <w:spacing w:line="360" w:lineRule="auto"/>
+        <w:ind w:firstLine="709"/>
+        <w:rPr>
+          <w:rFonts w:ascii="Times New Roman" w:eastAsia="Times New Roman" w:hAnsi="Times New Roman" w:cs="Times New Roman"/>
+          <w:color w:val="000000"/>
+          <w:sz w:val="28"/>
+          <w:szCs w:val="28"/>
+          <w:lang w:eastAsia="ru-RU"/>
+        </w:rPr>
+      </w:pPr>
+      <w:r>
+        <w:rPr>
+          <w:rFonts w:ascii="Times New Roman" w:eastAsia="Times New Roman" w:hAnsi="Times New Roman" w:cs="Times New Roman"/>
+          <w:color w:val="000000"/>
+          <w:sz w:val="28"/>
+          <w:szCs w:val="28"/>
+          <w:lang w:eastAsia="ru-RU"/>
+        </w:rPr>
+        <w:t>- полнота: в</w:t>
+      </w:r>
+      <w:r>
+        <w:rPr>
+          <w:rFonts w:ascii="Times New Roman" w:eastAsia="Times New Roman" w:hAnsi="Times New Roman" w:cs="Times New Roman"/>
+          <w:color w:val="000000"/>
+          <w:sz w:val="28"/>
+          <w:szCs w:val="28"/>
+          <w:lang w:eastAsia="ru-RU"/>
+        </w:rPr>
+        <w:t xml:space="preserve"> языке уже предусмотрены конкретные обозначения для всех сущностей, необходимых в схеме</w:t>
+      </w:r>
+      <w:r>
+        <w:rPr>
+          <w:rFonts w:ascii="Times New Roman" w:eastAsia="Times New Roman" w:hAnsi="Times New Roman" w:cs="Times New Roman"/>
+          <w:color w:val="000000"/>
+          <w:sz w:val="28"/>
+          <w:szCs w:val="28"/>
+          <w:lang w:eastAsia="ru-RU"/>
+        </w:rPr>
+        <w:t>;</w:t>
+      </w:r>
+    </w:p>
+    <w:p>
+      <w:pPr>
+        <w:spacing w:line="360" w:lineRule="auto"/>
+        <w:ind w:firstLine="709"/>
+        <w:rPr>
+          <w:rFonts w:ascii="Times New Roman" w:eastAsia="Times New Roman" w:hAnsi="Times New Roman" w:cs="Times New Roman"/>
+          <w:color w:val="000000"/>
+          <w:sz w:val="28"/>
+          <w:szCs w:val="28"/>
+          <w:lang w:eastAsia="ru-RU"/>
+        </w:rPr>
+      </w:pPr>
+      <w:r>
+        <w:rPr>
+          <w:rFonts w:ascii="Times New Roman" w:eastAsia="Times New Roman" w:hAnsi="Times New Roman" w:cs="Times New Roman"/>
+          <w:color w:val="000000"/>
+          <w:sz w:val="28"/>
+          <w:szCs w:val="28"/>
+          <w:lang w:eastAsia="ru-RU"/>
+        </w:rPr>
+        <w:t xml:space="preserve">- распространённость: </w:t>
+      </w:r>
+      <w:r>
+        <w:rPr>
+          <w:rFonts w:ascii="Times New Roman" w:eastAsia="Times New Roman" w:hAnsi="Times New Roman" w:cs="Times New Roman"/>
+          <w:color w:val="000000"/>
+          <w:sz w:val="28"/>
+          <w:szCs w:val="28"/>
+          <w:lang w:eastAsia="ru-RU"/>
+        </w:rPr>
+        <w:t>UML используют в IT, менеджменте, инженерии и других сферах</w:t>
+      </w:r>
+      <w:r>
+        <w:rPr>
+          <w:rFonts w:ascii="Times New Roman" w:eastAsia="Times New Roman" w:hAnsi="Times New Roman" w:cs="Times New Roman"/>
+          <w:color w:val="000000"/>
+          <w:sz w:val="28"/>
+          <w:szCs w:val="28"/>
+          <w:lang w:eastAsia="ru-RU"/>
+        </w:rPr>
+        <w:t>, а также о</w:t>
+      </w:r>
+      <w:r>
+        <w:rPr>
+          <w:rFonts w:ascii="Times New Roman" w:eastAsia="Times New Roman" w:hAnsi="Times New Roman" w:cs="Times New Roman"/>
+          <w:color w:val="000000"/>
+          <w:sz w:val="28"/>
+          <w:szCs w:val="28"/>
+          <w:lang w:eastAsia="ru-RU"/>
+        </w:rPr>
+        <w:t>н понятен и привычен для многих специалистов всего мира</w:t>
+      </w:r>
+      <w:r>
+        <w:rPr>
+          <w:rFonts w:ascii="Times New Roman" w:eastAsia="Times New Roman" w:hAnsi="Times New Roman" w:cs="Times New Roman"/>
+          <w:color w:val="000000"/>
+          <w:sz w:val="28"/>
+          <w:szCs w:val="28"/>
+          <w:lang w:eastAsia="ru-RU"/>
+        </w:rPr>
+        <w:t>;</w:t>
+      </w:r>
+    </w:p>
+    <w:p>
+      <w:pPr>
+        <w:spacing w:line="360" w:lineRule="auto"/>
+        <w:ind w:firstLine="709"/>
+        <w:rPr>
+          <w:rFonts w:ascii="Times New Roman" w:eastAsia="Times New Roman" w:hAnsi="Times New Roman" w:cs="Times New Roman"/>
+          <w:color w:val="000000"/>
+          <w:sz w:val="28"/>
+          <w:szCs w:val="28"/>
+          <w:lang w:eastAsia="ru-RU"/>
+        </w:rPr>
+      </w:pPr>
+      <w:r>
+        <w:rPr>
+          <w:rFonts w:ascii="Times New Roman" w:eastAsia="Times New Roman" w:hAnsi="Times New Roman" w:cs="Times New Roman"/>
+          <w:color w:val="000000"/>
+          <w:sz w:val="28"/>
+          <w:szCs w:val="28"/>
+          <w:lang w:eastAsia="ru-RU"/>
+        </w:rPr>
+        <w:lastRenderedPageBreak/>
+        <w:t>- инструменты для автоматизации: о</w:t>
+      </w:r>
+      <w:r>
+        <w:rPr>
+          <w:rFonts w:ascii="Times New Roman" w:eastAsia="Times New Roman" w:hAnsi="Times New Roman" w:cs="Times New Roman"/>
+          <w:color w:val="000000"/>
+          <w:sz w:val="28"/>
+          <w:szCs w:val="28"/>
+          <w:lang w:eastAsia="ru-RU"/>
+        </w:rPr>
+        <w:t>ни позволяют автоматически генерировать схемы UML на основе кода</w:t>
+      </w:r>
+      <w:r>
+        <w:rPr>
+          <w:rFonts w:ascii="Times New Roman" w:eastAsia="Times New Roman" w:hAnsi="Times New Roman" w:cs="Times New Roman"/>
+          <w:color w:val="000000"/>
+          <w:sz w:val="28"/>
+          <w:szCs w:val="28"/>
+          <w:lang w:eastAsia="ru-RU"/>
+        </w:rPr>
+        <w:t xml:space="preserve"> (например, </w:t>
+      </w:r>
+      <w:r>
+        <w:rPr>
+          <w:rFonts w:ascii="Times New Roman" w:eastAsia="Times New Roman" w:hAnsi="Times New Roman" w:cs="Times New Roman"/>
+          <w:color w:val="000000"/>
+          <w:sz w:val="28"/>
+          <w:szCs w:val="28"/>
+          <w:lang w:val="en-US" w:eastAsia="ru-RU"/>
+        </w:rPr>
+        <w:t>Microsoft</w:t>
+      </w:r>
+      <w:r>
+        <w:rPr>
+          <w:rFonts w:ascii="Times New Roman" w:eastAsia="Times New Roman" w:hAnsi="Times New Roman" w:cs="Times New Roman"/>
+          <w:color w:val="000000"/>
+          <w:sz w:val="28"/>
+          <w:szCs w:val="28"/>
+          <w:lang w:eastAsia="ru-RU"/>
+        </w:rPr>
+        <w:t xml:space="preserve"> </w:t>
+      </w:r>
+      <w:r>
+        <w:rPr>
+          <w:rFonts w:ascii="Times New Roman" w:eastAsia="Times New Roman" w:hAnsi="Times New Roman" w:cs="Times New Roman"/>
+          <w:color w:val="000000"/>
+          <w:sz w:val="28"/>
+          <w:szCs w:val="28"/>
+          <w:lang w:val="en-US" w:eastAsia="ru-RU"/>
+        </w:rPr>
+        <w:t>Visual</w:t>
+      </w:r>
+      <w:r>
+        <w:rPr>
+          <w:rFonts w:ascii="Times New Roman" w:eastAsia="Times New Roman" w:hAnsi="Times New Roman" w:cs="Times New Roman"/>
+          <w:color w:val="000000"/>
+          <w:sz w:val="28"/>
+          <w:szCs w:val="28"/>
+          <w:lang w:eastAsia="ru-RU"/>
+        </w:rPr>
+        <w:t xml:space="preserve"> </w:t>
+      </w:r>
+      <w:r>
+        <w:rPr>
+          <w:rFonts w:ascii="Times New Roman" w:eastAsia="Times New Roman" w:hAnsi="Times New Roman" w:cs="Times New Roman"/>
+          <w:color w:val="000000"/>
+          <w:sz w:val="28"/>
+          <w:szCs w:val="28"/>
+          <w:lang w:val="en-US" w:eastAsia="ru-RU"/>
+        </w:rPr>
+        <w:t>Studio</w:t>
+      </w:r>
+      <w:r>
+        <w:rPr>
+          <w:rFonts w:ascii="Times New Roman" w:eastAsia="Times New Roman" w:hAnsi="Times New Roman" w:cs="Times New Roman"/>
+          <w:color w:val="000000"/>
+          <w:sz w:val="28"/>
+          <w:szCs w:val="28"/>
+          <w:lang w:eastAsia="ru-RU"/>
+        </w:rPr>
+        <w:t xml:space="preserve"> 2010</w:t>
+      </w:r>
+      <w:r>
+        <w:rPr>
+          <w:rFonts w:ascii="Times New Roman" w:eastAsia="Times New Roman" w:hAnsi="Times New Roman" w:cs="Times New Roman"/>
+          <w:color w:val="000000"/>
+          <w:sz w:val="28"/>
+          <w:szCs w:val="28"/>
+          <w:lang w:eastAsia="ru-RU"/>
+        </w:rPr>
+        <w:t>)</w:t>
+      </w:r>
+      <w:r>
+        <w:rPr>
+          <w:rFonts w:ascii="Times New Roman" w:eastAsia="Times New Roman" w:hAnsi="Times New Roman" w:cs="Times New Roman"/>
+          <w:color w:val="000000"/>
+          <w:sz w:val="28"/>
+          <w:szCs w:val="28"/>
+          <w:lang w:eastAsia="ru-RU"/>
+        </w:rPr>
+        <w:t>.</w:t>
+      </w:r>
+    </w:p>
+    <w:p>
+      <w:pPr>
+        <w:pStyle w:val="21"/>
+      </w:pPr>
+      <w:bookmarkStart w:id="8" w:name="_Toc230868568"/>
+      <w:r>
+        <w:t>2.2 Выбор комплекса программных средств</w:t>
+      </w:r>
+      <w:bookmarkEnd w:id="8"/>
+    </w:p>
+    <w:p>
+      <w:pPr>
+        <w:pStyle w:val="3"/>
+      </w:pPr>
+      <w:bookmarkStart w:id="9" w:name="_Toc230868569"/>
+      <w:r>
+        <w:t>2.2.1 Выбор среды проектирования</w:t>
+      </w:r>
+      <w:bookmarkEnd w:id="9"/>
+    </w:p>
+    <w:p>
+      <w:pPr>
+        <w:rPr>
+          <w:rFonts w:ascii="Times New Roman" w:eastAsia="Times New Roman" w:hAnsi="Times New Roman" w:cs="Times New Roman"/>
+          <w:color w:val="000000"/>
+          <w:sz w:val="28"/>
+          <w:szCs w:val="28"/>
+          <w:lang w:val="en-US" w:eastAsia="ru-RU"/>
+        </w:rPr>
+      </w:pPr>
+      <w:proofErr w:type="spellStart"/>
+      <w:r>
+        <w:rPr>
+          <w:rFonts w:ascii="Times New Roman" w:eastAsia="Times New Roman" w:hAnsi="Times New Roman" w:cs="Times New Roman"/>
+          <w:color w:val="000000"/>
+          <w:sz w:val="28"/>
+          <w:szCs w:val="28"/>
+          <w:lang w:eastAsia="ru-RU"/>
+        </w:rPr>
+        <w:t>Ываоывлжа</w:t>
+      </w:r>
+      <w:proofErr w:type="spellEnd"/>
+    </w:p>
+    <w:p>
+      <w:pPr>
+        <w:pStyle w:val="3"/>
+      </w:pPr>
+      <w:bookmarkStart w:id="10" w:name="_Toc230868570"/>
+      <w:r>
+        <w:t>2.2.2 Выбор языка программирования</w:t>
+      </w:r>
+      <w:bookmarkEnd w:id="10"/>
+    </w:p>
+    <w:p>
+      <w:pPr>
+        <w:spacing w:line="360" w:lineRule="auto"/>
+        <w:ind w:firstLine="709"/>
+        <w:rPr>
+          <w:rFonts w:ascii="Times New Roman" w:eastAsia="Times New Roman" w:hAnsi="Times New Roman" w:cs="Times New Roman"/>
+          <w:color w:val="000000"/>
+          <w:sz w:val="28"/>
+          <w:szCs w:val="28"/>
+          <w:lang w:eastAsia="ru-RU"/>
+        </w:rPr>
+      </w:pPr>
+      <w:r>
+        <w:rPr>
+          <w:rFonts w:ascii="Times New Roman" w:eastAsia="Times New Roman" w:hAnsi="Times New Roman" w:cs="Times New Roman"/>
+          <w:color w:val="000000"/>
+          <w:sz w:val="28"/>
+          <w:szCs w:val="28"/>
+          <w:lang w:eastAsia="ru-RU"/>
+        </w:rPr>
+        <w:t>При разработке информационной системы были выбраны языки Java (для серверной части) и TypeScript (для клиентской части).</w:t>
+      </w:r>
+    </w:p>
+    <w:p>
+      <w:pPr>
+        <w:spacing w:line="360" w:lineRule="auto"/>
+        <w:ind w:firstLine="709"/>
+        <w:rPr>
+          <w:rFonts w:ascii="Times New Roman" w:eastAsia="Times New Roman" w:hAnsi="Times New Roman" w:cs="Times New Roman"/>
+          <w:color w:val="000000"/>
+          <w:sz w:val="28"/>
+          <w:szCs w:val="28"/>
+          <w:lang w:eastAsia="ru-RU"/>
+        </w:rPr>
+      </w:pPr>
+      <w:bookmarkStart w:id="11" w:name="_Toc230868571"/>
+      <w:r>
+        <w:rPr>
+          <w:rFonts w:ascii="Times New Roman" w:eastAsia="Times New Roman" w:hAnsi="Times New Roman" w:cs="Times New Roman"/>
+          <w:color w:val="000000"/>
+          <w:sz w:val="28"/>
+          <w:szCs w:val="28"/>
+          <w:lang w:eastAsia="ru-RU"/>
+        </w:rPr>
+        <w:t>Java — это объектно-ориентированный язык программирования, разработанный компанией Sun Microsystems (ныне принадлежит Oracle) и впервые выпущенный в 1995 году. Основные принципы Java включают кроссплатформенность, надёжность, безопасность и простоту. Ключевая особенность языка — «пиши один раз, запускай где угодно» (</w:t>
+      </w:r>
+      <w:proofErr w:type="spellStart"/>
+      <w:r>
+        <w:rPr>
+          <w:rFonts w:ascii="Times New Roman" w:eastAsia="Times New Roman" w:hAnsi="Times New Roman" w:cs="Times New Roman"/>
+          <w:color w:val="000000"/>
+          <w:sz w:val="28"/>
+          <w:szCs w:val="28"/>
+          <w:lang w:eastAsia="ru-RU"/>
+        </w:rPr>
+        <w:t>Write</w:t>
+      </w:r>
+      <w:proofErr w:type="spellEnd"/>
+      <w:r>
+        <w:rPr>
+          <w:rFonts w:ascii="Times New Roman" w:eastAsia="Times New Roman" w:hAnsi="Times New Roman" w:cs="Times New Roman"/>
+          <w:color w:val="000000"/>
+          <w:sz w:val="28"/>
+          <w:szCs w:val="28"/>
+          <w:lang w:eastAsia="ru-RU"/>
+        </w:rPr>
+        <w:t xml:space="preserve"> </w:t>
+      </w:r>
+      <w:proofErr w:type="spellStart"/>
+      <w:r>
+        <w:rPr>
+          <w:rFonts w:ascii="Times New Roman" w:eastAsia="Times New Roman" w:hAnsi="Times New Roman" w:cs="Times New Roman"/>
+          <w:color w:val="000000"/>
+          <w:sz w:val="28"/>
+          <w:szCs w:val="28"/>
+          <w:lang w:eastAsia="ru-RU"/>
+        </w:rPr>
+        <w:t>Once</w:t>
+      </w:r>
+      <w:proofErr w:type="spellEnd"/>
+      <w:r>
+        <w:rPr>
+          <w:rFonts w:ascii="Times New Roman" w:eastAsia="Times New Roman" w:hAnsi="Times New Roman" w:cs="Times New Roman"/>
+          <w:color w:val="000000"/>
+          <w:sz w:val="28"/>
+          <w:szCs w:val="28"/>
+          <w:lang w:eastAsia="ru-RU"/>
+        </w:rPr>
+        <w:t xml:space="preserve">, </w:t>
+      </w:r>
+      <w:proofErr w:type="spellStart"/>
+      <w:r>
+        <w:rPr>
+          <w:rFonts w:ascii="Times New Roman" w:eastAsia="Times New Roman" w:hAnsi="Times New Roman" w:cs="Times New Roman"/>
+          <w:color w:val="000000"/>
+          <w:sz w:val="28"/>
+          <w:szCs w:val="28"/>
+          <w:lang w:eastAsia="ru-RU"/>
+        </w:rPr>
+        <w:t>Run</w:t>
+      </w:r>
+      <w:proofErr w:type="spellEnd"/>
+      <w:r>
+        <w:rPr>
+          <w:rFonts w:ascii="Times New Roman" w:eastAsia="Times New Roman" w:hAnsi="Times New Roman" w:cs="Times New Roman"/>
+          <w:color w:val="000000"/>
+          <w:sz w:val="28"/>
+          <w:szCs w:val="28"/>
+          <w:lang w:eastAsia="ru-RU"/>
+        </w:rPr>
+        <w:t xml:space="preserve"> </w:t>
+      </w:r>
+      <w:proofErr w:type="spellStart"/>
+      <w:r>
+        <w:rPr>
+          <w:rFonts w:ascii="Times New Roman" w:eastAsia="Times New Roman" w:hAnsi="Times New Roman" w:cs="Times New Roman"/>
+          <w:color w:val="000000"/>
+          <w:sz w:val="28"/>
+          <w:szCs w:val="28"/>
+          <w:lang w:eastAsia="ru-RU"/>
+        </w:rPr>
+        <w:t>Anywhere</w:t>
+      </w:r>
+      <w:proofErr w:type="spellEnd"/>
+      <w:r>
+        <w:rPr>
+          <w:rFonts w:ascii="Times New Roman" w:eastAsia="Times New Roman" w:hAnsi="Times New Roman" w:cs="Times New Roman"/>
+          <w:color w:val="000000"/>
+          <w:sz w:val="28"/>
+          <w:szCs w:val="28"/>
+          <w:lang w:eastAsia="ru-RU"/>
+        </w:rPr>
+        <w:t>), благодаря использованию виртуальной машины Java (JVM), которая интерпретирует байт-код, независимо от операционной системы. Java поддерживает автоматическую сборку мусора, исключения, многопоточность и богатую стандартную библиотеку. Широко применяется в разработке</w:t>
+      </w:r>
+      <w:r>
+        <w:rPr>
+          <w:rFonts w:ascii="Times New Roman" w:eastAsia="Times New Roman" w:hAnsi="Times New Roman" w:cs="Times New Roman"/>
+          <w:color w:val="000000"/>
+          <w:sz w:val="28"/>
+          <w:szCs w:val="28"/>
+          <w:lang w:eastAsia="ru-RU"/>
+        </w:rPr>
+        <w:t xml:space="preserve"> корпоративных приложений, </w:t>
+      </w:r>
+      <w:proofErr w:type="spellStart"/>
+      <w:r>
+        <w:rPr>
+          <w:rFonts w:ascii="Times New Roman" w:eastAsia="Times New Roman" w:hAnsi="Times New Roman" w:cs="Times New Roman"/>
+          <w:color w:val="000000"/>
+          <w:sz w:val="28"/>
+          <w:szCs w:val="28"/>
+          <w:lang w:eastAsia="ru-RU"/>
+        </w:rPr>
+        <w:t>Android</w:t>
+      </w:r>
+      <w:proofErr w:type="spellEnd"/>
+      <w:r>
+        <w:rPr>
+          <w:rFonts w:ascii="Times New Roman" w:eastAsia="Times New Roman" w:hAnsi="Times New Roman" w:cs="Times New Roman"/>
+          <w:color w:val="000000"/>
+          <w:sz w:val="28"/>
+          <w:szCs w:val="28"/>
+          <w:lang w:eastAsia="ru-RU"/>
+        </w:rPr>
+        <w:t>-приложений, веб-сервисов, а также в научных и образовательных целях. Несмотря на появление более современных языков, Java остаётся одним из самых популярных и востребованных языков программирования в мире [6].</w:t>
+      </w:r>
+      <w:r>
+        <w:rPr>
+          <w:rFonts w:ascii="Times New Roman" w:eastAsia="Times New Roman" w:hAnsi="Times New Roman" w:cs="Times New Roman"/>
+          <w:color w:val="000000"/>
+          <w:sz w:val="28"/>
+          <w:szCs w:val="28"/>
+          <w:lang w:eastAsia="ru-RU"/>
+        </w:rPr>
+        <w:t xml:space="preserve"> </w:t>
+      </w:r>
+    </w:p>
+    <w:p>
+      <w:pPr>
+        <w:spacing w:line="360" w:lineRule="auto"/>
+        <w:ind w:firstLine="709"/>
+        <w:rPr>
+          <w:rFonts w:ascii="Times New Roman" w:eastAsia="Times New Roman" w:hAnsi="Times New Roman" w:cs="Times New Roman"/>
+          <w:color w:val="000000"/>
+          <w:sz w:val="28"/>
+          <w:szCs w:val="28"/>
+          <w:lang w:eastAsia="ru-RU"/>
+        </w:rPr>
+      </w:pPr>
+      <w:proofErr w:type="spellStart"/>
+      <w:r>
+        <w:rPr>
+          <w:rFonts w:ascii="Times New Roman" w:eastAsia="Times New Roman" w:hAnsi="Times New Roman" w:cs="Times New Roman"/>
+          <w:color w:val="000000"/>
+          <w:sz w:val="28"/>
+          <w:szCs w:val="28"/>
+          <w:lang w:eastAsia="ru-RU"/>
+        </w:rPr>
+        <w:t>TypeScript</w:t>
+      </w:r>
+      <w:proofErr w:type="spellEnd"/>
+      <w:r>
+        <w:rPr>
+          <w:rFonts w:ascii="Times New Roman" w:eastAsia="Times New Roman" w:hAnsi="Times New Roman" w:cs="Times New Roman"/>
+          <w:color w:val="000000"/>
+          <w:sz w:val="28"/>
+          <w:szCs w:val="28"/>
+          <w:lang w:eastAsia="ru-RU"/>
+        </w:rPr>
+        <w:t xml:space="preserve"> — это язык-надстройка для JavaScript</w:t>
+      </w:r>
+      <w:r>
+        <w:rPr>
+          <w:rFonts w:ascii="Times New Roman" w:eastAsia="Times New Roman" w:hAnsi="Times New Roman" w:cs="Times New Roman"/>
+          <w:color w:val="000000"/>
+          <w:sz w:val="28"/>
+          <w:szCs w:val="28"/>
+          <w:lang w:eastAsia="ru-RU"/>
+        </w:rPr>
+        <w:t xml:space="preserve"> </w:t>
+      </w:r>
+      <w:r>
+        <w:rPr>
+          <w:rFonts w:ascii="Times New Roman" w:eastAsia="Times New Roman" w:hAnsi="Times New Roman" w:cs="Times New Roman"/>
+          <w:color w:val="000000"/>
+          <w:sz w:val="28"/>
+          <w:szCs w:val="28"/>
+          <w:lang w:eastAsia="ru-RU"/>
+        </w:rPr>
+        <w:t>или его доработанная версия. Он позволяет писать более безопасный и чистый код, потому что все недочеты можно увидеть до запуска ПО. Код на T</w:t>
+      </w:r>
+      <w:proofErr w:type="spellStart"/>
+      <w:r>
+        <w:rPr>
+          <w:rFonts w:ascii="Times New Roman" w:eastAsia="Times New Roman" w:hAnsi="Times New Roman" w:cs="Times New Roman"/>
+          <w:color w:val="000000"/>
+          <w:sz w:val="28"/>
+          <w:szCs w:val="28"/>
+          <w:lang w:val="en-US" w:eastAsia="ru-RU"/>
+        </w:rPr>
+        <w:t>ype</w:t>
+      </w:r>
+      <w:proofErr w:type="spellEnd"/>
+      <w:r>
+        <w:rPr>
+          <w:rFonts w:ascii="Times New Roman" w:eastAsia="Times New Roman" w:hAnsi="Times New Roman" w:cs="Times New Roman"/>
+          <w:color w:val="000000"/>
+          <w:sz w:val="28"/>
+          <w:szCs w:val="28"/>
+          <w:lang w:eastAsia="ru-RU"/>
+        </w:rPr>
+        <w:t>S</w:t>
+      </w:r>
+      <w:proofErr w:type="spellStart"/>
+      <w:r>
+        <w:rPr>
+          <w:rFonts w:ascii="Times New Roman" w:eastAsia="Times New Roman" w:hAnsi="Times New Roman" w:cs="Times New Roman"/>
+          <w:color w:val="000000"/>
+          <w:sz w:val="28"/>
+          <w:szCs w:val="28"/>
+          <w:lang w:val="en-US" w:eastAsia="ru-RU"/>
+        </w:rPr>
+        <w:t>cript</w:t>
+      </w:r>
+      <w:proofErr w:type="spellEnd"/>
+      <w:r>
+        <w:rPr>
+          <w:rFonts w:ascii="Times New Roman" w:eastAsia="Times New Roman" w:hAnsi="Times New Roman" w:cs="Times New Roman"/>
+          <w:color w:val="000000"/>
+          <w:sz w:val="28"/>
+          <w:szCs w:val="28"/>
+          <w:lang w:eastAsia="ru-RU"/>
+        </w:rPr>
+        <w:t xml:space="preserve"> выглядит так же, как на J</w:t>
+      </w:r>
+      <w:r>
+        <w:rPr>
+          <w:rFonts w:ascii="Times New Roman" w:eastAsia="Times New Roman" w:hAnsi="Times New Roman" w:cs="Times New Roman"/>
+          <w:color w:val="000000"/>
+          <w:sz w:val="28"/>
+          <w:szCs w:val="28"/>
+          <w:lang w:val="en-US" w:eastAsia="ru-RU"/>
+        </w:rPr>
+        <w:t>ava</w:t>
+      </w:r>
+      <w:r>
+        <w:rPr>
+          <w:rFonts w:ascii="Times New Roman" w:eastAsia="Times New Roman" w:hAnsi="Times New Roman" w:cs="Times New Roman"/>
+          <w:color w:val="000000"/>
+          <w:sz w:val="28"/>
+          <w:szCs w:val="28"/>
+          <w:lang w:eastAsia="ru-RU"/>
+        </w:rPr>
+        <w:t>S</w:t>
+      </w:r>
+      <w:proofErr w:type="spellStart"/>
+      <w:r>
+        <w:rPr>
+          <w:rFonts w:ascii="Times New Roman" w:eastAsia="Times New Roman" w:hAnsi="Times New Roman" w:cs="Times New Roman"/>
+          <w:color w:val="000000"/>
+          <w:sz w:val="28"/>
+          <w:szCs w:val="28"/>
+          <w:lang w:val="en-US" w:eastAsia="ru-RU"/>
+        </w:rPr>
+        <w:t>cript</w:t>
+      </w:r>
+      <w:proofErr w:type="spellEnd"/>
+      <w:r>
+        <w:rPr>
+          <w:rFonts w:ascii="Times New Roman" w:eastAsia="Times New Roman" w:hAnsi="Times New Roman" w:cs="Times New Roman"/>
+          <w:color w:val="000000"/>
+          <w:sz w:val="28"/>
+          <w:szCs w:val="28"/>
+          <w:lang w:eastAsia="ru-RU"/>
+        </w:rPr>
+        <w:t>, к тому же они компилируются друг с другом. На этом языке программирования можно написать практически любой продукт — от сайта до приложения.</w:t>
+      </w:r>
+    </w:p>
+    <w:p>
+      <w:pPr>
+        <w:spacing w:line="360" w:lineRule="auto"/>
+        <w:ind w:firstLine="709"/>
+        <w:rPr>
+          <w:rFonts w:ascii="Times New Roman" w:eastAsia="Times New Roman" w:hAnsi="Times New Roman" w:cs="Times New Roman"/>
+          <w:color w:val="000000"/>
+          <w:sz w:val="28"/>
+          <w:szCs w:val="28"/>
+          <w:lang w:eastAsia="ru-RU"/>
+        </w:rPr>
+      </w:pPr>
+    </w:p>
+    <w:p>
+      <w:pPr>
+        <w:spacing w:line="360" w:lineRule="auto"/>
+        <w:ind w:firstLine="709"/>
+        <w:rPr>
+          <w:rFonts w:ascii="Times New Roman" w:eastAsia="Times New Roman" w:hAnsi="Times New Roman" w:cs="Times New Roman"/>
+          <w:color w:val="000000"/>
+          <w:sz w:val="28"/>
+          <w:szCs w:val="28"/>
+          <w:lang w:val="en-US" w:eastAsia="ru-RU"/>
+        </w:rPr>
+      </w:pPr>
+      <w:r>
+        <w:rPr>
+          <w:rFonts w:ascii="Times New Roman" w:eastAsia="Times New Roman" w:hAnsi="Times New Roman" w:cs="Times New Roman"/>
+          <w:color w:val="000000"/>
+          <w:sz w:val="28"/>
+          <w:szCs w:val="28"/>
+          <w:lang w:eastAsia="ru-RU"/>
+        </w:rPr>
+        <w:t xml:space="preserve">Обычно </w:t>
+      </w:r>
+      <w:proofErr w:type="spellStart"/>
+      <w:r>
+        <w:rPr>
+          <w:rFonts w:ascii="Times New Roman" w:eastAsia="Times New Roman" w:hAnsi="Times New Roman" w:cs="Times New Roman"/>
+          <w:color w:val="000000"/>
+          <w:sz w:val="28"/>
+          <w:szCs w:val="28"/>
+          <w:lang w:eastAsia="ru-RU"/>
+        </w:rPr>
+        <w:t>TypeScript</w:t>
+      </w:r>
+      <w:proofErr w:type="spellEnd"/>
+      <w:r>
+        <w:rPr>
+          <w:rFonts w:ascii="Times New Roman" w:eastAsia="Times New Roman" w:hAnsi="Times New Roman" w:cs="Times New Roman"/>
+          <w:color w:val="000000"/>
+          <w:sz w:val="28"/>
+          <w:szCs w:val="28"/>
+          <w:lang w:eastAsia="ru-RU"/>
+        </w:rPr>
+        <w:t xml:space="preserve"> используют, чтобы обойти недостатки JavaScript. Среди них — отсутствие строгой типизации, сложная отладка и поддержка кода. T</w:t>
+      </w:r>
+      <w:proofErr w:type="spellStart"/>
+      <w:r>
+        <w:rPr>
+          <w:rFonts w:ascii="Times New Roman" w:eastAsia="Times New Roman" w:hAnsi="Times New Roman" w:cs="Times New Roman"/>
+          <w:color w:val="000000"/>
+          <w:sz w:val="28"/>
+          <w:szCs w:val="28"/>
+          <w:lang w:val="en-US" w:eastAsia="ru-RU"/>
+        </w:rPr>
+        <w:t>ype</w:t>
+      </w:r>
+      <w:proofErr w:type="spellEnd"/>
+      <w:r>
+        <w:rPr>
+          <w:rFonts w:ascii="Times New Roman" w:eastAsia="Times New Roman" w:hAnsi="Times New Roman" w:cs="Times New Roman"/>
+          <w:color w:val="000000"/>
+          <w:sz w:val="28"/>
+          <w:szCs w:val="28"/>
+          <w:lang w:eastAsia="ru-RU"/>
+        </w:rPr>
+        <w:t>S</w:t>
+      </w:r>
+      <w:proofErr w:type="spellStart"/>
+      <w:r>
+        <w:rPr>
+          <w:rFonts w:ascii="Times New Roman" w:eastAsia="Times New Roman" w:hAnsi="Times New Roman" w:cs="Times New Roman"/>
+          <w:color w:val="000000"/>
+          <w:sz w:val="28"/>
+          <w:szCs w:val="28"/>
+          <w:lang w:val="en-US" w:eastAsia="ru-RU"/>
+        </w:rPr>
+        <w:t>cript</w:t>
+      </w:r>
+      <w:proofErr w:type="spellEnd"/>
+      <w:r>
+        <w:rPr>
+          <w:rFonts w:ascii="Times New Roman" w:eastAsia="Times New Roman" w:hAnsi="Times New Roman" w:cs="Times New Roman"/>
+          <w:color w:val="000000"/>
+          <w:sz w:val="28"/>
+          <w:szCs w:val="28"/>
+          <w:lang w:eastAsia="ru-RU"/>
+        </w:rPr>
+        <w:t xml:space="preserve"> помогает решить эти проблемы и сделать продукт более качественным и управляемым.</w:t>
+      </w:r>
+      <w:r>
+        <w:rPr>
+          <w:rFonts w:ascii="Times New Roman" w:eastAsia="Times New Roman" w:hAnsi="Times New Roman" w:cs="Times New Roman"/>
+          <w:color w:val="000000"/>
+          <w:sz w:val="28"/>
+          <w:szCs w:val="28"/>
+          <w:lang w:eastAsia="ru-RU"/>
+        </w:rPr>
+        <w:t xml:space="preserve"> </w:t>
+      </w:r>
+      <w:r>
+        <w:rPr>
+          <w:rFonts w:ascii="Times New Roman" w:eastAsia="Times New Roman" w:hAnsi="Times New Roman" w:cs="Times New Roman"/>
+          <w:color w:val="000000"/>
+          <w:sz w:val="28"/>
+          <w:szCs w:val="28"/>
+          <w:lang w:val="en-US" w:eastAsia="ru-RU"/>
+        </w:rPr>
+        <w:t>[7]</w:t>
+      </w:r>
+    </w:p>
+    <w:p>
+      <w:pPr>
+        <w:spacing w:line="360" w:lineRule="auto"/>
+        <w:ind w:firstLine="709"/>
+        <w:rPr>
+          <w:rFonts w:ascii="Times New Roman" w:eastAsia="Times New Roman" w:hAnsi="Times New Roman" w:cs="Times New Roman"/>
+          <w:color w:val="000000"/>
+          <w:sz w:val="28"/>
+          <w:szCs w:val="28"/>
+          <w:lang w:eastAsia="ru-RU"/>
+        </w:rPr>
+      </w:pPr>
+      <w:r>
+        <w:rPr>
+          <w:rFonts w:ascii="Times New Roman" w:eastAsia="Times New Roman" w:hAnsi="Times New Roman" w:cs="Times New Roman"/>
+          <w:color w:val="000000"/>
+          <w:sz w:val="28"/>
+          <w:szCs w:val="28"/>
+          <w:lang w:eastAsia="ru-RU"/>
+        </w:rPr>
+        <w:t>Основные преимущества языка:</w:t>
+      </w:r>
+    </w:p>
+    <w:p>
+      <w:pPr>
+        <w:spacing w:line="360" w:lineRule="auto"/>
+        <w:ind w:firstLine="709"/>
+        <w:rPr>
+          <w:rFonts w:ascii="Times New Roman" w:eastAsia="Times New Roman" w:hAnsi="Times New Roman" w:cs="Times New Roman"/>
+          <w:color w:val="000000"/>
+          <w:sz w:val="28"/>
+          <w:szCs w:val="28"/>
+          <w:lang w:val="en-US" w:eastAsia="ru-RU"/>
+        </w:rPr>
+      </w:pPr>
+      <w:r>
+        <w:rPr>
+          <w:rFonts w:ascii="Times New Roman" w:eastAsia="Times New Roman" w:hAnsi="Times New Roman" w:cs="Times New Roman"/>
+          <w:color w:val="000000"/>
+          <w:sz w:val="28"/>
+          <w:szCs w:val="28"/>
+          <w:lang w:eastAsia="ru-RU"/>
+        </w:rPr>
+        <w:t xml:space="preserve">- статическая типизация, в отличии от </w:t>
+      </w:r>
+      <w:r>
+        <w:rPr>
+          <w:rFonts w:ascii="Times New Roman" w:eastAsia="Times New Roman" w:hAnsi="Times New Roman" w:cs="Times New Roman"/>
+          <w:color w:val="000000"/>
+          <w:sz w:val="28"/>
+          <w:szCs w:val="28"/>
+          <w:lang w:val="en-US" w:eastAsia="ru-RU"/>
+        </w:rPr>
+        <w:t>JavaScript</w:t>
+      </w:r>
+      <w:r>
+        <w:rPr>
+          <w:rFonts w:ascii="Times New Roman" w:eastAsia="Times New Roman" w:hAnsi="Times New Roman" w:cs="Times New Roman"/>
+          <w:color w:val="000000"/>
+          <w:sz w:val="28"/>
+          <w:szCs w:val="28"/>
+          <w:lang w:eastAsia="ru-RU"/>
+        </w:rPr>
+        <w:t>;</w:t>
+      </w:r>
+    </w:p>
+    <w:p>
+      <w:pPr>
+        <w:spacing w:line="360" w:lineRule="auto"/>
+        <w:ind w:firstLine="709"/>
+        <w:rPr>
+          <w:rFonts w:ascii="Times New Roman" w:eastAsia="Times New Roman" w:hAnsi="Times New Roman" w:cs="Times New Roman"/>
+          <w:color w:val="000000"/>
+          <w:sz w:val="28"/>
+          <w:szCs w:val="28"/>
+          <w:lang w:eastAsia="ru-RU"/>
+        </w:rPr>
+      </w:pPr>
+      <w:r>
+        <w:rPr>
+          <w:rFonts w:ascii="Times New Roman" w:eastAsia="Times New Roman" w:hAnsi="Times New Roman" w:cs="Times New Roman"/>
+          <w:color w:val="000000"/>
+          <w:sz w:val="28"/>
+          <w:szCs w:val="28"/>
+          <w:lang w:eastAsia="ru-RU"/>
+        </w:rPr>
+        <w:t xml:space="preserve">- </w:t>
+      </w:r>
+      <w:r>
+        <w:rPr>
+          <w:rFonts w:ascii="Times New Roman" w:eastAsia="Times New Roman" w:hAnsi="Times New Roman" w:cs="Times New Roman"/>
+          <w:color w:val="000000"/>
+          <w:sz w:val="28"/>
+          <w:szCs w:val="28"/>
+          <w:lang w:eastAsia="ru-RU"/>
+        </w:rPr>
+        <w:t>компиляция кода до его выполнения;</w:t>
+      </w:r>
+    </w:p>
+    <w:p>
+      <w:pPr>
+        <w:spacing w:line="360" w:lineRule="auto"/>
+        <w:ind w:firstLine="709"/>
+        <w:rPr>
+          <w:rFonts w:ascii="Times New Roman" w:eastAsia="Times New Roman" w:hAnsi="Times New Roman" w:cs="Times New Roman"/>
+          <w:color w:val="000000"/>
+          <w:sz w:val="28"/>
+          <w:szCs w:val="28"/>
+          <w:lang w:val="en-US" w:eastAsia="ru-RU"/>
+        </w:rPr>
+      </w:pPr>
+      <w:r>
+        <w:rPr>
+          <w:rFonts w:ascii="Times New Roman" w:eastAsia="Times New Roman" w:hAnsi="Times New Roman" w:cs="Times New Roman"/>
+          <w:color w:val="000000"/>
+          <w:sz w:val="28"/>
+          <w:szCs w:val="28"/>
+          <w:lang w:eastAsia="ru-RU"/>
+        </w:rPr>
+        <w:t xml:space="preserve">- совместимость с </w:t>
+      </w:r>
+      <w:r>
+        <w:rPr>
+          <w:rFonts w:ascii="Times New Roman" w:eastAsia="Times New Roman" w:hAnsi="Times New Roman" w:cs="Times New Roman"/>
+          <w:color w:val="000000"/>
+          <w:sz w:val="28"/>
+          <w:szCs w:val="28"/>
+          <w:lang w:val="en-US" w:eastAsia="ru-RU"/>
+        </w:rPr>
+        <w:t>JavaScript;</w:t>
+      </w:r>
+    </w:p>
+    <w:p>
+      <w:pPr>
+        <w:spacing w:line="360" w:lineRule="auto"/>
+        <w:ind w:firstLine="709"/>
+        <w:rPr>
+          <w:rFonts w:ascii="Times New Roman" w:eastAsia="Times New Roman" w:hAnsi="Times New Roman" w:cs="Times New Roman"/>
+          <w:color w:val="000000"/>
+          <w:sz w:val="28"/>
+          <w:szCs w:val="28"/>
+          <w:lang w:eastAsia="ru-RU"/>
+        </w:rPr>
+      </w:pPr>
+      <w:r>
+        <w:rPr>
+          <w:rFonts w:ascii="Times New Roman" w:eastAsia="Times New Roman" w:hAnsi="Times New Roman" w:cs="Times New Roman"/>
+          <w:color w:val="000000"/>
+          <w:sz w:val="28"/>
+          <w:szCs w:val="28"/>
+          <w:lang w:eastAsia="ru-RU"/>
+        </w:rPr>
+        <w:t xml:space="preserve">- </w:t>
+      </w:r>
+      <w:r>
+        <w:rPr>
+          <w:rFonts w:ascii="Times New Roman" w:eastAsia="Times New Roman" w:hAnsi="Times New Roman" w:cs="Times New Roman"/>
+          <w:color w:val="000000"/>
+          <w:sz w:val="28"/>
+          <w:szCs w:val="28"/>
+          <w:lang w:eastAsia="ru-RU"/>
+        </w:rPr>
+        <w:t>полноценное объектно-ориентированное программирование (ООП);</w:t>
+      </w:r>
+    </w:p>
+    <w:p>
+      <w:pPr>
+        <w:spacing w:line="360" w:lineRule="auto"/>
+        <w:ind w:firstLine="709"/>
+        <w:rPr>
+          <w:rFonts w:ascii="Times New Roman" w:eastAsia="Times New Roman" w:hAnsi="Times New Roman" w:cs="Times New Roman"/>
+          <w:color w:val="000000"/>
+          <w:sz w:val="28"/>
+          <w:szCs w:val="28"/>
+          <w:lang w:eastAsia="ru-RU"/>
+        </w:rPr>
+      </w:pPr>
+      <w:r>
+        <w:rPr>
+          <w:rFonts w:ascii="Times New Roman" w:eastAsia="Times New Roman" w:hAnsi="Times New Roman" w:cs="Times New Roman"/>
+          <w:color w:val="000000"/>
+          <w:sz w:val="28"/>
+          <w:szCs w:val="28"/>
+          <w:lang w:eastAsia="ru-RU"/>
+        </w:rPr>
+        <w:t>- обширная документация.</w:t>
+      </w:r>
+    </w:p>
+    <w:p>
+      <w:pPr>
+        <w:spacing w:line="360" w:lineRule="auto"/>
+        <w:ind w:firstLine="709"/>
+        <w:rPr>
+          <w:rFonts w:ascii="Times New Roman" w:eastAsia="Times New Roman" w:hAnsi="Times New Roman" w:cs="Times New Roman"/>
+          <w:color w:val="000000"/>
+          <w:sz w:val="28"/>
+          <w:szCs w:val="28"/>
+          <w:lang w:eastAsia="ru-RU"/>
+        </w:rPr>
+      </w:pPr>
+      <w:r>
+        <w:rPr>
+          <w:rFonts w:ascii="Times New Roman" w:eastAsia="Times New Roman" w:hAnsi="Times New Roman" w:cs="Times New Roman"/>
+          <w:color w:val="000000"/>
+          <w:sz w:val="28"/>
+          <w:szCs w:val="28"/>
+          <w:lang w:eastAsia="ru-RU"/>
+        </w:rPr>
+        <w:t xml:space="preserve">Одним из недостатков языка, является более долгое написание кода и несовместимость с некоторыми библиотеками на </w:t>
+      </w:r>
+      <w:r>
+        <w:rPr>
+          <w:rFonts w:ascii="Times New Roman" w:eastAsia="Times New Roman" w:hAnsi="Times New Roman" w:cs="Times New Roman"/>
+          <w:color w:val="000000"/>
+          <w:sz w:val="28"/>
+          <w:szCs w:val="28"/>
+          <w:lang w:val="en-US" w:eastAsia="ru-RU"/>
+        </w:rPr>
+        <w:t>JavaScript</w:t>
+      </w:r>
+      <w:r>
+        <w:rPr>
+          <w:rFonts w:ascii="Times New Roman" w:eastAsia="Times New Roman" w:hAnsi="Times New Roman" w:cs="Times New Roman"/>
+          <w:color w:val="000000"/>
+          <w:sz w:val="28"/>
+          <w:szCs w:val="28"/>
+          <w:lang w:eastAsia="ru-RU"/>
+        </w:rPr>
+        <w:t>.</w:t>
+      </w:r>
+    </w:p>
+    <w:p>
+      <w:pPr>
+        <w:pStyle w:val="3"/>
+      </w:pPr>
+      <w:r>
+        <w:t>2.2.3 Выбор среды разработки</w:t>
+      </w:r>
+      <w:bookmarkEnd w:id="11"/>
+    </w:p>
+    <w:p>
+      <w:pPr>
+        <w:spacing w:line="360" w:lineRule="auto"/>
+        <w:ind w:firstLine="709"/>
+        <w:rPr>
+          <w:rFonts w:ascii="Times New Roman" w:eastAsia="Times New Roman" w:hAnsi="Times New Roman" w:cs="Times New Roman"/>
+          <w:color w:val="000000"/>
+          <w:sz w:val="28"/>
+          <w:szCs w:val="28"/>
+          <w:lang w:eastAsia="ru-RU"/>
+        </w:rPr>
+      </w:pPr>
+      <w:r>
+        <w:rPr>
+          <w:rFonts w:ascii="Times New Roman" w:eastAsia="Times New Roman" w:hAnsi="Times New Roman" w:cs="Times New Roman"/>
+          <w:color w:val="000000"/>
+          <w:sz w:val="28"/>
+          <w:szCs w:val="28"/>
+          <w:lang w:eastAsia="ru-RU"/>
+        </w:rPr>
+        <w:t xml:space="preserve">В качестве среды разработки были выбраны </w:t>
+      </w:r>
+      <w:proofErr w:type="spellStart"/>
+      <w:r>
+        <w:rPr>
+          <w:rFonts w:ascii="Times New Roman" w:eastAsia="Times New Roman" w:hAnsi="Times New Roman" w:cs="Times New Roman"/>
+          <w:color w:val="000000"/>
+          <w:sz w:val="28"/>
+          <w:szCs w:val="28"/>
+          <w:lang w:eastAsia="ru-RU"/>
+        </w:rPr>
+        <w:t>OpenIDE</w:t>
+      </w:r>
+      <w:proofErr w:type="spellEnd"/>
+      <w:r>
+        <w:rPr>
+          <w:rFonts w:ascii="Times New Roman" w:eastAsia="Times New Roman" w:hAnsi="Times New Roman" w:cs="Times New Roman"/>
+          <w:color w:val="000000"/>
+          <w:sz w:val="28"/>
+          <w:szCs w:val="28"/>
+          <w:lang w:eastAsia="ru-RU"/>
+        </w:rPr>
+        <w:t xml:space="preserve"> 2025.2.4</w:t>
+      </w:r>
+      <w:r>
+        <w:rPr>
+          <w:rFonts w:ascii="Times New Roman" w:eastAsia="Times New Roman" w:hAnsi="Times New Roman" w:cs="Times New Roman"/>
+          <w:color w:val="000000"/>
+          <w:sz w:val="28"/>
+          <w:szCs w:val="28"/>
+          <w:lang w:eastAsia="ru-RU"/>
+        </w:rPr>
+        <w:t xml:space="preserve"> (для серверной части) и Visual Studio Code (для клиентской части).</w:t>
+      </w:r>
+    </w:p>
+    <w:p>
+      <w:pPr>
+        <w:spacing w:line="360" w:lineRule="auto"/>
+        <w:ind w:firstLine="709"/>
+        <w:rPr>
+          <w:rFonts w:ascii="Times New Roman" w:eastAsia="Times New Roman" w:hAnsi="Times New Roman" w:cs="Times New Roman"/>
+          <w:color w:val="000000"/>
+          <w:sz w:val="28"/>
+          <w:szCs w:val="28"/>
+          <w:lang w:val="en-US" w:eastAsia="ru-RU"/>
+        </w:rPr>
+      </w:pPr>
+      <w:proofErr w:type="spellStart"/>
+      <w:r>
+        <w:rPr>
+          <w:rFonts w:ascii="Times New Roman" w:eastAsia="Times New Roman" w:hAnsi="Times New Roman" w:cs="Times New Roman"/>
+          <w:color w:val="000000"/>
+          <w:sz w:val="28"/>
+          <w:szCs w:val="28"/>
+          <w:lang w:eastAsia="ru-RU"/>
+        </w:rPr>
+        <w:t>OpenIDE</w:t>
+      </w:r>
+      <w:proofErr w:type="spellEnd"/>
+      <w:r>
+        <w:rPr>
+          <w:rFonts w:ascii="Times New Roman" w:eastAsia="Times New Roman" w:hAnsi="Times New Roman" w:cs="Times New Roman"/>
+          <w:color w:val="000000"/>
+          <w:sz w:val="28"/>
+          <w:szCs w:val="28"/>
+          <w:lang w:eastAsia="ru-RU"/>
+        </w:rPr>
+        <w:t xml:space="preserve"> — бесплатная лицензионно чистая IDE на базе </w:t>
+      </w:r>
+      <w:proofErr w:type="spellStart"/>
+      <w:r>
+        <w:rPr>
+          <w:rFonts w:ascii="Times New Roman" w:eastAsia="Times New Roman" w:hAnsi="Times New Roman" w:cs="Times New Roman"/>
+          <w:color w:val="000000"/>
+          <w:sz w:val="28"/>
+          <w:szCs w:val="28"/>
+          <w:lang w:eastAsia="ru-RU"/>
+        </w:rPr>
+        <w:t>IntelliJ</w:t>
+      </w:r>
+      <w:proofErr w:type="spellEnd"/>
+      <w:r>
+        <w:rPr>
+          <w:rFonts w:ascii="Times New Roman" w:eastAsia="Times New Roman" w:hAnsi="Times New Roman" w:cs="Times New Roman"/>
+          <w:color w:val="000000"/>
+          <w:sz w:val="28"/>
+          <w:szCs w:val="28"/>
+          <w:lang w:eastAsia="ru-RU"/>
+        </w:rPr>
+        <w:t xml:space="preserve"> IDEA Platform с открытым исходным кодом. Вся инфраструктура для сборки и работы </w:t>
+      </w:r>
+      <w:proofErr w:type="spellStart"/>
+      <w:r>
+        <w:rPr>
+          <w:rFonts w:ascii="Times New Roman" w:eastAsia="Times New Roman" w:hAnsi="Times New Roman" w:cs="Times New Roman"/>
+          <w:color w:val="000000"/>
+          <w:sz w:val="28"/>
+          <w:szCs w:val="28"/>
+          <w:lang w:eastAsia="ru-RU"/>
+        </w:rPr>
+        <w:t>OpenIDE</w:t>
+      </w:r>
+      <w:proofErr w:type="spellEnd"/>
+      <w:r>
+        <w:rPr>
+          <w:rFonts w:ascii="Times New Roman" w:eastAsia="Times New Roman" w:hAnsi="Times New Roman" w:cs="Times New Roman"/>
+          <w:color w:val="000000"/>
+          <w:sz w:val="28"/>
+          <w:szCs w:val="28"/>
+          <w:lang w:eastAsia="ru-RU"/>
+        </w:rPr>
+        <w:t xml:space="preserve"> расположена в России. Для отправки статистики, поиска обновлений, подключения плагинов и т.д. среда разработки обращается только к серверам на территории РФ. В маркетплейсе </w:t>
+      </w:r>
+      <w:proofErr w:type="spellStart"/>
+      <w:r>
+        <w:rPr>
+          <w:rFonts w:ascii="Times New Roman" w:eastAsia="Times New Roman" w:hAnsi="Times New Roman" w:cs="Times New Roman"/>
+          <w:color w:val="000000"/>
+          <w:sz w:val="28"/>
+          <w:szCs w:val="28"/>
+          <w:lang w:eastAsia="ru-RU"/>
+        </w:rPr>
+        <w:t>OpenIDE</w:t>
+      </w:r>
+      <w:proofErr w:type="spellEnd"/>
+      <w:r>
+        <w:rPr>
+          <w:rFonts w:ascii="Times New Roman" w:eastAsia="Times New Roman" w:hAnsi="Times New Roman" w:cs="Times New Roman"/>
+          <w:color w:val="000000"/>
+          <w:sz w:val="28"/>
+          <w:szCs w:val="28"/>
+          <w:lang w:eastAsia="ru-RU"/>
+        </w:rPr>
+        <w:t xml:space="preserve"> с самого первого дня доступно более 300 плагинов.</w:t>
+      </w:r>
+      <w:r>
+        <w:rPr>
+          <w:rFonts w:ascii="Times New Roman" w:eastAsia="Times New Roman" w:hAnsi="Times New Roman" w:cs="Times New Roman"/>
+          <w:color w:val="000000"/>
+          <w:sz w:val="28"/>
+          <w:szCs w:val="28"/>
+          <w:lang w:eastAsia="ru-RU"/>
+        </w:rPr>
+        <w:t xml:space="preserve"> </w:t>
+      </w:r>
+      <w:r>
+        <w:rPr>
+          <w:rFonts w:ascii="Times New Roman" w:eastAsia="Times New Roman" w:hAnsi="Times New Roman" w:cs="Times New Roman"/>
+          <w:color w:val="000000"/>
+          <w:sz w:val="28"/>
+          <w:szCs w:val="28"/>
+          <w:lang w:val="en-US" w:eastAsia="ru-RU"/>
+        </w:rPr>
+        <w:t>[8]</w:t>
+      </w:r>
+    </w:p>
+    <w:p>
+      <w:pPr>
+        <w:spacing w:line="360" w:lineRule="auto"/>
+        <w:ind w:firstLine="709"/>
+        <w:rPr>
+          <w:rFonts w:ascii="Times New Roman" w:eastAsia="Times New Roman" w:hAnsi="Times New Roman" w:cs="Times New Roman"/>
+          <w:color w:val="000000"/>
+          <w:sz w:val="28"/>
+          <w:szCs w:val="28"/>
+          <w:lang w:val="en-US" w:eastAsia="ru-RU"/>
+        </w:rPr>
+      </w:pPr>
+      <w:r>
+        <w:rPr>
+          <w:rFonts w:ascii="Times New Roman" w:eastAsia="Times New Roman" w:hAnsi="Times New Roman" w:cs="Times New Roman"/>
+          <w:color w:val="000000"/>
+          <w:sz w:val="28"/>
+          <w:szCs w:val="28"/>
+          <w:lang w:eastAsia="ru-RU"/>
+        </w:rPr>
+        <w:t xml:space="preserve">Visual Studio Code (или VS Code) от Microsoft — это удобный текстовый редактор для разработчиков, который работает на Windows, </w:t>
+      </w:r>
+      <w:proofErr w:type="spellStart"/>
+      <w:r>
+        <w:rPr>
+          <w:rFonts w:ascii="Times New Roman" w:eastAsia="Times New Roman" w:hAnsi="Times New Roman" w:cs="Times New Roman"/>
+          <w:color w:val="000000"/>
+          <w:sz w:val="28"/>
+          <w:szCs w:val="28"/>
+          <w:lang w:eastAsia="ru-RU"/>
+        </w:rPr>
+        <w:t>macOS</w:t>
+      </w:r>
+      <w:proofErr w:type="spellEnd"/>
+      <w:r>
+        <w:rPr>
+          <w:rFonts w:ascii="Times New Roman" w:eastAsia="Times New Roman" w:hAnsi="Times New Roman" w:cs="Times New Roman"/>
+          <w:color w:val="000000"/>
+          <w:sz w:val="28"/>
+          <w:szCs w:val="28"/>
+          <w:lang w:eastAsia="ru-RU"/>
+        </w:rPr>
+        <w:t xml:space="preserve"> и Linux. Инструмент поддерживает множество языков программирования от JavaScript до Python и предлагает широкий функционал </w:t>
+      </w:r>
+      <w:r>
+        <w:rPr>
+          <w:rFonts w:ascii="Times New Roman" w:eastAsia="Times New Roman" w:hAnsi="Times New Roman" w:cs="Times New Roman"/>
+          <w:color w:val="000000"/>
+          <w:sz w:val="28"/>
+          <w:szCs w:val="28"/>
+          <w:lang w:eastAsia="ru-RU"/>
+        </w:rPr>
+        <w:lastRenderedPageBreak/>
+        <w:t>для написания, отладки и тестирования кода. С помощью VS Code можно настраивать среду разработки под индивидуальные задачи, используя расширения и встроенные инструменты.</w:t>
+      </w:r>
+      <w:r>
+        <w:rPr>
+          <w:rFonts w:ascii="Times New Roman" w:eastAsia="Times New Roman" w:hAnsi="Times New Roman" w:cs="Times New Roman"/>
+          <w:color w:val="000000"/>
+          <w:sz w:val="28"/>
+          <w:szCs w:val="28"/>
+          <w:lang w:eastAsia="ru-RU"/>
+        </w:rPr>
+        <w:t xml:space="preserve"> </w:t>
+      </w:r>
+    </w:p>
+    <w:p>
+      <w:pPr>
+        <w:spacing w:line="360" w:lineRule="auto"/>
+        <w:ind w:firstLine="709"/>
+        <w:rPr>
+          <w:rFonts w:ascii="Times New Roman" w:eastAsia="Times New Roman" w:hAnsi="Times New Roman" w:cs="Times New Roman"/>
+          <w:color w:val="000000"/>
+          <w:sz w:val="28"/>
+          <w:szCs w:val="28"/>
+          <w:lang w:eastAsia="ru-RU"/>
+        </w:rPr>
+      </w:pPr>
+      <w:r>
+        <w:rPr>
+          <w:rFonts w:ascii="Times New Roman" w:eastAsia="Times New Roman" w:hAnsi="Times New Roman" w:cs="Times New Roman"/>
+          <w:color w:val="000000"/>
+          <w:sz w:val="28"/>
+          <w:szCs w:val="28"/>
+          <w:lang w:eastAsia="ru-RU"/>
+        </w:rPr>
+        <w:t>VS Code позволяет решать разные задачи: от простого редактирования файлов до разработки сложных веб- и мобильных приложений. Он поддерживает работу с такими языками программирования как:</w:t>
+      </w:r>
+      <w:r>
+        <w:rPr>
+          <w:rFonts w:ascii="Times New Roman" w:eastAsia="Times New Roman" w:hAnsi="Times New Roman" w:cs="Times New Roman"/>
+          <w:color w:val="000000"/>
+          <w:sz w:val="28"/>
+          <w:szCs w:val="28"/>
+          <w:lang w:eastAsia="ru-RU"/>
+        </w:rPr>
+        <w:t xml:space="preserve"> </w:t>
+      </w:r>
+      <w:r>
+        <w:rPr>
+          <w:rFonts w:ascii="Times New Roman" w:eastAsia="Times New Roman" w:hAnsi="Times New Roman" w:cs="Times New Roman"/>
+          <w:color w:val="000000"/>
+          <w:sz w:val="28"/>
+          <w:szCs w:val="28"/>
+          <w:lang w:val="en-US" w:eastAsia="ru-RU"/>
+        </w:rPr>
+        <w:t>JavaScript</w:t>
+      </w:r>
+      <w:r>
+        <w:rPr>
+          <w:rFonts w:ascii="Times New Roman" w:eastAsia="Times New Roman" w:hAnsi="Times New Roman" w:cs="Times New Roman"/>
+          <w:color w:val="000000"/>
+          <w:sz w:val="28"/>
+          <w:szCs w:val="28"/>
+          <w:lang w:eastAsia="ru-RU"/>
+        </w:rPr>
+        <w:t xml:space="preserve">, </w:t>
+      </w:r>
+      <w:r>
+        <w:rPr>
+          <w:rFonts w:ascii="Times New Roman" w:eastAsia="Times New Roman" w:hAnsi="Times New Roman" w:cs="Times New Roman"/>
+          <w:color w:val="000000"/>
+          <w:sz w:val="28"/>
+          <w:szCs w:val="28"/>
+          <w:lang w:val="en-US" w:eastAsia="ru-RU"/>
+        </w:rPr>
+        <w:t>TypeScript</w:t>
+      </w:r>
+      <w:r>
+        <w:rPr>
+          <w:rFonts w:ascii="Times New Roman" w:eastAsia="Times New Roman" w:hAnsi="Times New Roman" w:cs="Times New Roman"/>
+          <w:color w:val="000000"/>
+          <w:sz w:val="28"/>
+          <w:szCs w:val="28"/>
+          <w:lang w:eastAsia="ru-RU"/>
+        </w:rPr>
+        <w:t xml:space="preserve">, </w:t>
+      </w:r>
+      <w:r>
+        <w:rPr>
+          <w:rFonts w:ascii="Times New Roman" w:eastAsia="Times New Roman" w:hAnsi="Times New Roman" w:cs="Times New Roman"/>
+          <w:color w:val="000000"/>
+          <w:sz w:val="28"/>
+          <w:szCs w:val="28"/>
+          <w:lang w:val="en-US" w:eastAsia="ru-RU"/>
+        </w:rPr>
+        <w:t>HTML</w:t>
+      </w:r>
+      <w:r>
+        <w:rPr>
+          <w:rFonts w:ascii="Times New Roman" w:eastAsia="Times New Roman" w:hAnsi="Times New Roman" w:cs="Times New Roman"/>
+          <w:color w:val="000000"/>
+          <w:sz w:val="28"/>
+          <w:szCs w:val="28"/>
+          <w:lang w:eastAsia="ru-RU"/>
+        </w:rPr>
+        <w:t xml:space="preserve">, </w:t>
+      </w:r>
+      <w:r>
+        <w:rPr>
+          <w:rFonts w:ascii="Times New Roman" w:eastAsia="Times New Roman" w:hAnsi="Times New Roman" w:cs="Times New Roman"/>
+          <w:color w:val="000000"/>
+          <w:sz w:val="28"/>
+          <w:szCs w:val="28"/>
+          <w:lang w:val="en-US" w:eastAsia="ru-RU"/>
+        </w:rPr>
+        <w:t>CSS</w:t>
+      </w:r>
+      <w:r>
+        <w:rPr>
+          <w:rFonts w:ascii="Times New Roman" w:eastAsia="Times New Roman" w:hAnsi="Times New Roman" w:cs="Times New Roman"/>
+          <w:color w:val="000000"/>
+          <w:sz w:val="28"/>
+          <w:szCs w:val="28"/>
+          <w:lang w:eastAsia="ru-RU"/>
+        </w:rPr>
+        <w:t xml:space="preserve">, </w:t>
+      </w:r>
+      <w:r>
+        <w:rPr>
+          <w:rFonts w:ascii="Times New Roman" w:eastAsia="Times New Roman" w:hAnsi="Times New Roman" w:cs="Times New Roman"/>
+          <w:color w:val="000000"/>
+          <w:sz w:val="28"/>
+          <w:szCs w:val="28"/>
+          <w:lang w:val="en-US" w:eastAsia="ru-RU"/>
+        </w:rPr>
+        <w:t>Python</w:t>
+      </w:r>
+      <w:r>
+        <w:rPr>
+          <w:rFonts w:ascii="Times New Roman" w:eastAsia="Times New Roman" w:hAnsi="Times New Roman" w:cs="Times New Roman"/>
+          <w:color w:val="000000"/>
+          <w:sz w:val="28"/>
+          <w:szCs w:val="28"/>
+          <w:lang w:eastAsia="ru-RU"/>
+        </w:rPr>
+        <w:t xml:space="preserve">, </w:t>
+      </w:r>
+      <w:r>
+        <w:rPr>
+          <w:rFonts w:ascii="Times New Roman" w:eastAsia="Times New Roman" w:hAnsi="Times New Roman" w:cs="Times New Roman"/>
+          <w:color w:val="000000"/>
+          <w:sz w:val="28"/>
+          <w:szCs w:val="28"/>
+          <w:lang w:val="en-US" w:eastAsia="ru-RU"/>
+        </w:rPr>
+        <w:t>R</w:t>
+      </w:r>
+      <w:r>
+        <w:rPr>
+          <w:rFonts w:ascii="Times New Roman" w:eastAsia="Times New Roman" w:hAnsi="Times New Roman" w:cs="Times New Roman"/>
+          <w:color w:val="000000"/>
+          <w:sz w:val="28"/>
+          <w:szCs w:val="28"/>
+          <w:lang w:eastAsia="ru-RU"/>
+        </w:rPr>
+        <w:t xml:space="preserve">, </w:t>
+      </w:r>
+      <w:r>
+        <w:rPr>
+          <w:rFonts w:ascii="Times New Roman" w:eastAsia="Times New Roman" w:hAnsi="Times New Roman" w:cs="Times New Roman"/>
+          <w:color w:val="000000"/>
+          <w:sz w:val="28"/>
+          <w:szCs w:val="28"/>
+          <w:lang w:val="en-US" w:eastAsia="ru-RU"/>
+        </w:rPr>
+        <w:t>Java</w:t>
+      </w:r>
+      <w:r>
+        <w:rPr>
+          <w:rFonts w:ascii="Times New Roman" w:eastAsia="Times New Roman" w:hAnsi="Times New Roman" w:cs="Times New Roman"/>
+          <w:color w:val="000000"/>
+          <w:sz w:val="28"/>
+          <w:szCs w:val="28"/>
+          <w:lang w:eastAsia="ru-RU"/>
+        </w:rPr>
+        <w:t xml:space="preserve">, </w:t>
+      </w:r>
+      <w:r>
+        <w:rPr>
+          <w:rFonts w:ascii="Times New Roman" w:eastAsia="Times New Roman" w:hAnsi="Times New Roman" w:cs="Times New Roman"/>
+          <w:color w:val="000000"/>
+          <w:sz w:val="28"/>
+          <w:szCs w:val="28"/>
+          <w:lang w:val="en-US" w:eastAsia="ru-RU"/>
+        </w:rPr>
+        <w:t>Kotlin</w:t>
+      </w:r>
+      <w:r>
+        <w:rPr>
+          <w:rFonts w:ascii="Times New Roman" w:eastAsia="Times New Roman" w:hAnsi="Times New Roman" w:cs="Times New Roman"/>
+          <w:color w:val="000000"/>
+          <w:sz w:val="28"/>
+          <w:szCs w:val="28"/>
+          <w:lang w:eastAsia="ru-RU"/>
+        </w:rPr>
+        <w:t xml:space="preserve">, </w:t>
+      </w:r>
+      <w:r>
+        <w:rPr>
+          <w:rFonts w:ascii="Times New Roman" w:eastAsia="Times New Roman" w:hAnsi="Times New Roman" w:cs="Times New Roman"/>
+          <w:color w:val="000000"/>
+          <w:sz w:val="28"/>
+          <w:szCs w:val="28"/>
+          <w:lang w:val="en-US" w:eastAsia="ru-RU"/>
+        </w:rPr>
+        <w:t>Go</w:t>
+      </w:r>
+      <w:r>
+        <w:rPr>
+          <w:rFonts w:ascii="Times New Roman" w:eastAsia="Times New Roman" w:hAnsi="Times New Roman" w:cs="Times New Roman"/>
+          <w:color w:val="000000"/>
+          <w:sz w:val="28"/>
+          <w:szCs w:val="28"/>
+          <w:lang w:eastAsia="ru-RU"/>
+        </w:rPr>
+        <w:t xml:space="preserve">, </w:t>
+      </w:r>
+      <w:r>
+        <w:rPr>
+          <w:rFonts w:ascii="Times New Roman" w:eastAsia="Times New Roman" w:hAnsi="Times New Roman" w:cs="Times New Roman"/>
+          <w:color w:val="000000"/>
+          <w:sz w:val="28"/>
+          <w:szCs w:val="28"/>
+          <w:lang w:val="en-US" w:eastAsia="ru-RU"/>
+        </w:rPr>
+        <w:t>Rust</w:t>
+      </w:r>
+      <w:r>
+        <w:rPr>
+          <w:rFonts w:ascii="Times New Roman" w:eastAsia="Times New Roman" w:hAnsi="Times New Roman" w:cs="Times New Roman"/>
+          <w:color w:val="000000"/>
+          <w:sz w:val="28"/>
+          <w:szCs w:val="28"/>
+          <w:lang w:eastAsia="ru-RU"/>
+        </w:rPr>
+        <w:t xml:space="preserve">, </w:t>
+      </w:r>
+      <w:r>
+        <w:rPr>
+          <w:rFonts w:ascii="Times New Roman" w:eastAsia="Times New Roman" w:hAnsi="Times New Roman" w:cs="Times New Roman"/>
+          <w:color w:val="000000"/>
+          <w:sz w:val="28"/>
+          <w:szCs w:val="28"/>
+          <w:lang w:val="en-US" w:eastAsia="ru-RU"/>
+        </w:rPr>
+        <w:t>C</w:t>
+      </w:r>
+      <w:r>
+        <w:rPr>
+          <w:rFonts w:ascii="Times New Roman" w:eastAsia="Times New Roman" w:hAnsi="Times New Roman" w:cs="Times New Roman"/>
+          <w:color w:val="000000"/>
+          <w:sz w:val="28"/>
+          <w:szCs w:val="28"/>
+          <w:lang w:eastAsia="ru-RU"/>
+        </w:rPr>
+        <w:t>/</w:t>
+      </w:r>
+      <w:r>
+        <w:rPr>
+          <w:rFonts w:ascii="Times New Roman" w:eastAsia="Times New Roman" w:hAnsi="Times New Roman" w:cs="Times New Roman"/>
+          <w:color w:val="000000"/>
+          <w:sz w:val="28"/>
+          <w:szCs w:val="28"/>
+          <w:lang w:val="en-US" w:eastAsia="ru-RU"/>
+        </w:rPr>
+        <w:t>C</w:t>
+      </w:r>
+      <w:r>
+        <w:rPr>
+          <w:rFonts w:ascii="Times New Roman" w:eastAsia="Times New Roman" w:hAnsi="Times New Roman" w:cs="Times New Roman"/>
+          <w:color w:val="000000"/>
+          <w:sz w:val="28"/>
+          <w:szCs w:val="28"/>
+          <w:lang w:eastAsia="ru-RU"/>
+        </w:rPr>
+        <w:t xml:space="preserve">++, </w:t>
+      </w:r>
+      <w:r>
+        <w:rPr>
+          <w:rFonts w:ascii="Times New Roman" w:eastAsia="Times New Roman" w:hAnsi="Times New Roman" w:cs="Times New Roman"/>
+          <w:color w:val="000000"/>
+          <w:sz w:val="28"/>
+          <w:szCs w:val="28"/>
+          <w:lang w:val="en-US" w:eastAsia="ru-RU"/>
+        </w:rPr>
+        <w:t>SQL</w:t>
+      </w:r>
+      <w:r>
+        <w:rPr>
+          <w:rFonts w:ascii="Times New Roman" w:eastAsia="Times New Roman" w:hAnsi="Times New Roman" w:cs="Times New Roman"/>
+          <w:color w:val="000000"/>
+          <w:sz w:val="28"/>
+          <w:szCs w:val="28"/>
+          <w:lang w:eastAsia="ru-RU"/>
+        </w:rPr>
+        <w:t xml:space="preserve">. </w:t>
+      </w:r>
+      <w:r>
+        <w:rPr>
+          <w:rFonts w:ascii="Times New Roman" w:eastAsia="Times New Roman" w:hAnsi="Times New Roman" w:cs="Times New Roman"/>
+          <w:color w:val="000000"/>
+          <w:sz w:val="28"/>
+          <w:szCs w:val="28"/>
+          <w:lang w:eastAsia="ru-RU"/>
+        </w:rPr>
+        <w:t>Кроме того, можно добавить поддержку дополнительных языков и фреймворков через расширения.</w:t>
+      </w:r>
+    </w:p>
+    <w:p>
+      <w:pPr>
+        <w:spacing w:line="360" w:lineRule="auto"/>
+        <w:ind w:firstLine="709"/>
+        <w:rPr>
+          <w:rFonts w:ascii="Times New Roman" w:eastAsia="Times New Roman" w:hAnsi="Times New Roman" w:cs="Times New Roman"/>
+          <w:color w:val="000000"/>
+          <w:sz w:val="28"/>
+          <w:szCs w:val="28"/>
+          <w:lang w:val="en-US" w:eastAsia="ru-RU"/>
+        </w:rPr>
+      </w:pPr>
+      <w:r>
+        <w:rPr>
+          <w:rFonts w:ascii="Times New Roman" w:eastAsia="Times New Roman" w:hAnsi="Times New Roman" w:cs="Times New Roman"/>
+          <w:color w:val="000000"/>
+          <w:sz w:val="28"/>
+          <w:szCs w:val="28"/>
+          <w:lang w:eastAsia="ru-RU"/>
+        </w:rPr>
+        <w:t>Редактор используют разработчики для создания веб-приложений, API и других программных продуктов; системные администраторы для написания и выполнения скриптов автоматизации; и аналитики данных для анализа больших объемов данных и машинного обучения.</w:t>
+      </w:r>
+      <w:r>
+        <w:rPr>
+          <w:rFonts w:ascii="Times New Roman" w:eastAsia="Times New Roman" w:hAnsi="Times New Roman" w:cs="Times New Roman"/>
+          <w:color w:val="000000"/>
+          <w:sz w:val="28"/>
+          <w:szCs w:val="28"/>
+          <w:lang w:eastAsia="ru-RU"/>
+        </w:rPr>
+        <w:t xml:space="preserve"> </w:t>
+      </w:r>
+      <w:r>
+        <w:rPr>
+          <w:rFonts w:ascii="Times New Roman" w:eastAsia="Times New Roman" w:hAnsi="Times New Roman" w:cs="Times New Roman"/>
+          <w:color w:val="000000"/>
+          <w:sz w:val="28"/>
+          <w:szCs w:val="28"/>
+          <w:lang w:val="en-US" w:eastAsia="ru-RU"/>
+        </w:rPr>
+        <w:t>[9]</w:t>
+      </w:r>
+    </w:p>
+    <w:p>
+      <w:pPr>
+        <w:pStyle w:val="3"/>
+      </w:pPr>
+      <w:bookmarkStart w:id="12" w:name="_Toc230868572"/>
+      <w:r>
+        <w:t>2.2.4 Выбор операционной системы</w:t>
+      </w:r>
+      <w:bookmarkEnd w:id="12"/>
+    </w:p>
+    <w:p>
+      <w:pPr>
+        <w:spacing w:line="360" w:lineRule="auto"/>
+        <w:ind w:firstLine="709"/>
+        <w:rPr>
+          <w:rFonts w:ascii="Times New Roman" w:eastAsia="Times New Roman" w:hAnsi="Times New Roman" w:cs="Times New Roman"/>
+          <w:color w:val="000000"/>
+          <w:sz w:val="28"/>
+          <w:szCs w:val="28"/>
+          <w:lang w:eastAsia="ru-RU"/>
+        </w:rPr>
+      </w:pPr>
+      <w:r>
+        <w:rPr>
+          <w:rFonts w:ascii="Times New Roman" w:eastAsia="Times New Roman" w:hAnsi="Times New Roman" w:cs="Times New Roman"/>
+          <w:color w:val="000000"/>
+          <w:sz w:val="28"/>
+          <w:szCs w:val="28"/>
+          <w:lang w:eastAsia="ru-RU"/>
+        </w:rPr>
+        <w:t xml:space="preserve">В качестве операционной системы была выбрана Microsoft Windows 10. Windows 10 – это операционная система для персональных компьютеров и рабочих станций, разработанная корпорацией </w:t>
+      </w:r>
+      <w:proofErr w:type="spellStart"/>
+      <w:r>
+        <w:rPr>
+          <w:rFonts w:ascii="Times New Roman" w:eastAsia="Times New Roman" w:hAnsi="Times New Roman" w:cs="Times New Roman"/>
+          <w:color w:val="000000"/>
+          <w:sz w:val="28"/>
+          <w:szCs w:val="28"/>
+          <w:lang w:eastAsia="ru-RU"/>
+        </w:rPr>
+        <w:t>Micrоsоft</w:t>
+      </w:r>
+      <w:proofErr w:type="spellEnd"/>
+      <w:r>
+        <w:rPr>
+          <w:rFonts w:ascii="Times New Roman" w:eastAsia="Times New Roman" w:hAnsi="Times New Roman" w:cs="Times New Roman"/>
+          <w:color w:val="000000"/>
+          <w:sz w:val="28"/>
+          <w:szCs w:val="28"/>
+          <w:lang w:eastAsia="ru-RU"/>
+        </w:rPr>
+        <w:t xml:space="preserve"> в рамках семейства Windows NT [</w:t>
+      </w:r>
+      <w:r>
+        <w:rPr>
+          <w:rFonts w:ascii="Times New Roman" w:eastAsia="Times New Roman" w:hAnsi="Times New Roman" w:cs="Times New Roman"/>
+          <w:color w:val="000000"/>
+          <w:sz w:val="28"/>
+          <w:szCs w:val="28"/>
+          <w:lang w:eastAsia="ru-RU"/>
+        </w:rPr>
+        <w:t>55</w:t>
+      </w:r>
+      <w:r>
+        <w:rPr>
+          <w:rFonts w:ascii="Times New Roman" w:eastAsia="Times New Roman" w:hAnsi="Times New Roman" w:cs="Times New Roman"/>
+          <w:color w:val="000000"/>
+          <w:sz w:val="28"/>
+          <w:szCs w:val="28"/>
+          <w:lang w:eastAsia="ru-RU"/>
+        </w:rPr>
+        <w:t>].</w:t>
+      </w:r>
+    </w:p>
+    <w:p>
+      <w:pPr>
+        <w:spacing w:line="360" w:lineRule="auto"/>
+        <w:ind w:firstLine="709"/>
+        <w:rPr>
+          <w:rFonts w:ascii="Times New Roman" w:eastAsia="Times New Roman" w:hAnsi="Times New Roman" w:cs="Times New Roman"/>
+          <w:color w:val="000000"/>
+          <w:sz w:val="28"/>
+          <w:szCs w:val="28"/>
+          <w:lang w:eastAsia="ru-RU"/>
+        </w:rPr>
+      </w:pPr>
+      <w:r>
+        <w:rPr>
+          <w:rFonts w:ascii="Times New Roman" w:eastAsia="Times New Roman" w:hAnsi="Times New Roman" w:cs="Times New Roman"/>
+          <w:color w:val="000000"/>
+          <w:sz w:val="28"/>
+          <w:szCs w:val="28"/>
+          <w:lang w:eastAsia="ru-RU"/>
+        </w:rPr>
+        <w:t>Операционная система Windows является самой распространенной как в России, так и в мире. Она предоставляет пользователям все необходимые средства для создания пользовательского интерфейса и поддерживает все популярные среды разработки программного обеспечения.</w:t>
+      </w:r>
+    </w:p>
+    <w:p>
+      <w:pPr>
+        <w:pStyle w:val="3"/>
+      </w:pPr>
+      <w:bookmarkStart w:id="13" w:name="_Toc230868573"/>
+      <w:r>
+        <w:t>2.2.5 Выбор программных технологий и библиотек</w:t>
+      </w:r>
+      <w:bookmarkEnd w:id="13"/>
+    </w:p>
+    <w:p>
+      <w:pPr>
+        <w:rPr>
+          <w:rFonts w:ascii="Times New Roman" w:eastAsia="Times New Roman" w:hAnsi="Times New Roman" w:cs="Times New Roman"/>
+          <w:color w:val="000000"/>
+          <w:sz w:val="28"/>
+          <w:szCs w:val="28"/>
+          <w:lang w:eastAsia="ru-RU"/>
+        </w:rPr>
+      </w:pPr>
+      <w:proofErr w:type="spellStart"/>
+      <w:r>
+        <w:rPr>
+          <w:rFonts w:ascii="Times New Roman" w:eastAsia="Times New Roman" w:hAnsi="Times New Roman" w:cs="Times New Roman"/>
+          <w:color w:val="000000"/>
+          <w:sz w:val="28"/>
+          <w:szCs w:val="28"/>
+          <w:lang w:eastAsia="ru-RU"/>
+        </w:rPr>
+        <w:t>Ы</w:t>
+      </w:r>
+      <w:r>
+        <w:rPr>
+          <w:rFonts w:ascii="Times New Roman" w:eastAsia="Times New Roman" w:hAnsi="Times New Roman" w:cs="Times New Roman"/>
+          <w:color w:val="000000"/>
+          <w:sz w:val="28"/>
+          <w:szCs w:val="28"/>
+          <w:lang w:eastAsia="ru-RU"/>
+        </w:rPr>
+        <w:t>вафыавыфв</w:t>
+      </w:r>
+      <w:proofErr w:type="spellEnd"/>
+    </w:p>
+    <w:p>
+      <w:pPr>
+        <w:pStyle w:val="21"/>
+        <w:rPr>
+          <w:lang w:val="en-US"/>
+        </w:rPr>
+      </w:pPr>
+      <w:r>
+        <w:t>2.2.6 Выбор системы управления базой данных</w:t>
+      </w:r>
+    </w:p>
+    <w:p>
+      <w:pPr>
+        <w:rPr>
+          <w:rFonts w:ascii="Times New Roman" w:eastAsia="Times New Roman" w:hAnsi="Times New Roman" w:cs="Times New Roman"/>
+          <w:color w:val="000000"/>
+          <w:sz w:val="28"/>
+          <w:szCs w:val="28"/>
+          <w:lang w:eastAsia="ru-RU"/>
+        </w:rPr>
+      </w:pPr>
+      <w:r>
+        <w:rPr>
+          <w:rFonts w:ascii="Times New Roman" w:eastAsia="Times New Roman" w:hAnsi="Times New Roman" w:cs="Times New Roman"/>
+          <w:color w:val="000000"/>
+          <w:sz w:val="28"/>
+          <w:szCs w:val="28"/>
+          <w:lang w:eastAsia="ru-RU"/>
+        </w:rPr>
+        <w:br w:type="page"/>
+      </w:r>
+    </w:p>
+    <w:p>
+      <w:pPr>
+        <w:rPr>
+          <w:rFonts w:ascii="Times New Roman" w:eastAsia="Times New Roman" w:hAnsi="Times New Roman" w:cs="Times New Roman"/>
+          <w:color w:val="000000"/>
+          <w:sz w:val="28"/>
+          <w:szCs w:val="28"/>
+          <w:lang w:eastAsia="ru-RU"/>
+        </w:rPr>
+      </w:pPr>
+    </w:p>
+    <w:p>
+      <w:pPr>
+        <w:pStyle w:val="ab"/>
+        <w:ind w:firstLine="0"/>
+        <w:jc w:val="center"/>
+      </w:pPr>
+      <w:bookmarkStart w:id="14" w:name="_Toc230868574"/>
+      <w:r>
+        <w:t>СПИСОК ИСПОЛЬЗОВАННЫХ ИСТОЧНИКОВ</w:t>
+      </w:r>
+      <w:bookmarkEnd w:id="14"/>
+    </w:p>
+    <w:p>
+      <w:pPr>
+        <w:spacing w:line="360" w:lineRule="auto"/>
+        <w:ind w:firstLine="709"/>
+        <w:rPr>
+          <w:rFonts w:ascii="Times New Roman" w:eastAsia="Times New Roman" w:hAnsi="Times New Roman" w:cs="Times New Roman"/>
+          <w:color w:val="000000"/>
+          <w:sz w:val="28"/>
+          <w:szCs w:val="28"/>
+          <w:lang w:eastAsia="ru-RU"/>
+        </w:rPr>
+      </w:pPr>
+      <w:r>
+        <w:rPr>
+          <w:rFonts w:ascii="Times New Roman" w:eastAsia="Times New Roman" w:hAnsi="Times New Roman" w:cs="Times New Roman"/>
+          <w:color w:val="000000"/>
+          <w:sz w:val="28"/>
+          <w:szCs w:val="28"/>
+          <w:lang w:eastAsia="ru-RU"/>
+        </w:rPr>
+        <w:t xml:space="preserve">1 </w:t>
+      </w:r>
+      <w:r>
+        <w:rPr>
+          <w:rFonts w:ascii="Times New Roman" w:eastAsia="Times New Roman" w:hAnsi="Times New Roman" w:cs="Times New Roman"/>
+          <w:color w:val="000000"/>
+          <w:sz w:val="28"/>
+          <w:szCs w:val="28"/>
+          <w:lang w:val="en-US" w:eastAsia="ru-RU"/>
+        </w:rPr>
+        <w:t>About</w:t>
+      </w:r>
+      <w:r>
+        <w:rPr>
+          <w:rFonts w:ascii="Times New Roman" w:eastAsia="Times New Roman" w:hAnsi="Times New Roman" w:cs="Times New Roman"/>
+          <w:color w:val="000000"/>
+          <w:sz w:val="28"/>
+          <w:szCs w:val="28"/>
+          <w:lang w:eastAsia="ru-RU"/>
+        </w:rPr>
+        <w:t xml:space="preserve"> </w:t>
+      </w:r>
+      <w:r>
+        <w:rPr>
+          <w:rFonts w:ascii="Times New Roman" w:eastAsia="Times New Roman" w:hAnsi="Times New Roman" w:cs="Times New Roman"/>
+          <w:color w:val="000000"/>
+          <w:sz w:val="28"/>
+          <w:szCs w:val="28"/>
+          <w:lang w:val="en-US" w:eastAsia="ru-RU"/>
+        </w:rPr>
+        <w:t>Trello</w:t>
+      </w:r>
+      <w:r>
+        <w:rPr>
+          <w:rFonts w:ascii="Times New Roman" w:eastAsia="Times New Roman" w:hAnsi="Times New Roman" w:cs="Times New Roman"/>
+          <w:color w:val="000000"/>
+          <w:sz w:val="28"/>
+          <w:szCs w:val="28"/>
+          <w:lang w:eastAsia="ru-RU"/>
+        </w:rPr>
+        <w:t xml:space="preserve"> [Электронный ресурс]. – https://trello.com/about (дата обращения </w:t>
+      </w:r>
+      <w:r>
+        <w:rPr>
+          <w:rFonts w:ascii="Times New Roman" w:eastAsia="Times New Roman" w:hAnsi="Times New Roman" w:cs="Times New Roman"/>
+          <w:color w:val="000000"/>
+          <w:sz w:val="28"/>
+          <w:szCs w:val="28"/>
+          <w:lang w:eastAsia="ru-RU"/>
+        </w:rPr>
+        <w:t>01</w:t>
+      </w:r>
+      <w:r>
+        <w:rPr>
+          <w:rFonts w:ascii="Times New Roman" w:eastAsia="Times New Roman" w:hAnsi="Times New Roman" w:cs="Times New Roman"/>
+          <w:color w:val="000000"/>
+          <w:sz w:val="28"/>
+          <w:szCs w:val="28"/>
+          <w:lang w:eastAsia="ru-RU"/>
+        </w:rPr>
+        <w:t>.0</w:t>
+      </w:r>
+      <w:r>
+        <w:rPr>
+          <w:rFonts w:ascii="Times New Roman" w:eastAsia="Times New Roman" w:hAnsi="Times New Roman" w:cs="Times New Roman"/>
+          <w:color w:val="000000"/>
+          <w:sz w:val="28"/>
+          <w:szCs w:val="28"/>
+          <w:lang w:eastAsia="ru-RU"/>
+        </w:rPr>
+        <w:t>4</w:t>
+      </w:r>
+      <w:r>
+        <w:rPr>
+          <w:rFonts w:ascii="Times New Roman" w:eastAsia="Times New Roman" w:hAnsi="Times New Roman" w:cs="Times New Roman"/>
+          <w:color w:val="000000"/>
+          <w:sz w:val="28"/>
+          <w:szCs w:val="28"/>
+          <w:lang w:eastAsia="ru-RU"/>
+        </w:rPr>
+        <w:t>.2026).</w:t>
+      </w:r>
+    </w:p>
+    <w:p>
+      <w:pPr>
+        <w:spacing w:line="360" w:lineRule="auto"/>
+        <w:ind w:firstLine="709"/>
+        <w:rPr>
+          <w:rFonts w:ascii="Times New Roman" w:eastAsia="Times New Roman" w:hAnsi="Times New Roman" w:cs="Times New Roman"/>
+          <w:color w:val="000000"/>
+          <w:sz w:val="28"/>
+          <w:szCs w:val="28"/>
+          <w:lang w:eastAsia="ru-RU"/>
+        </w:rPr>
+      </w:pPr>
+      <w:r>
+        <w:rPr>
+          <w:rFonts w:ascii="Times New Roman" w:eastAsia="Times New Roman" w:hAnsi="Times New Roman" w:cs="Times New Roman"/>
+          <w:color w:val="000000"/>
+          <w:sz w:val="28"/>
+          <w:szCs w:val="28"/>
+          <w:lang w:eastAsia="ru-RU"/>
+        </w:rPr>
+        <w:t>2</w:t>
+      </w:r>
+      <w:r>
+        <w:rPr>
+          <w:rFonts w:ascii="Times New Roman" w:eastAsia="Times New Roman" w:hAnsi="Times New Roman" w:cs="Times New Roman"/>
+          <w:color w:val="000000"/>
+          <w:sz w:val="28"/>
+          <w:szCs w:val="28"/>
+          <w:lang w:eastAsia="ru-RU"/>
+        </w:rPr>
+        <w:t xml:space="preserve"> </w:t>
+      </w:r>
+      <w:r>
+        <w:rPr>
+          <w:rFonts w:ascii="Times New Roman" w:eastAsia="Times New Roman" w:hAnsi="Times New Roman" w:cs="Times New Roman"/>
+          <w:color w:val="000000"/>
+          <w:sz w:val="28"/>
+          <w:szCs w:val="28"/>
+          <w:lang w:val="en-US" w:eastAsia="ru-RU"/>
+        </w:rPr>
+        <w:t>Jira</w:t>
+      </w:r>
+      <w:r>
+        <w:rPr>
+          <w:rFonts w:ascii="Times New Roman" w:eastAsia="Times New Roman" w:hAnsi="Times New Roman" w:cs="Times New Roman"/>
+          <w:color w:val="000000"/>
+          <w:sz w:val="28"/>
+          <w:szCs w:val="28"/>
+          <w:lang w:eastAsia="ru-RU"/>
+        </w:rPr>
+        <w:t xml:space="preserve">: что это такое за система управления проектами </w:t>
+      </w:r>
+      <w:r>
+        <w:rPr>
+          <w:rFonts w:ascii="Times New Roman" w:eastAsia="Times New Roman" w:hAnsi="Times New Roman" w:cs="Times New Roman"/>
+          <w:color w:val="000000"/>
+          <w:sz w:val="28"/>
+          <w:szCs w:val="28"/>
+          <w:lang w:eastAsia="ru-RU"/>
+        </w:rPr>
+        <w:t xml:space="preserve">[Электронный ресурс]. – </w:t>
+      </w:r>
+      <w:r>
+        <w:rPr>
+          <w:rFonts w:ascii="Times New Roman" w:eastAsia="Times New Roman" w:hAnsi="Times New Roman" w:cs="Times New Roman"/>
+          <w:color w:val="000000"/>
+          <w:sz w:val="28"/>
+          <w:szCs w:val="28"/>
+          <w:lang w:eastAsia="ru-RU"/>
+        </w:rPr>
+        <w:t xml:space="preserve">https://blog.skillfactory.ru/glossary/jira/ </w:t>
+      </w:r>
+      <w:r>
+        <w:rPr>
+          <w:rFonts w:ascii="Times New Roman" w:eastAsia="Times New Roman" w:hAnsi="Times New Roman" w:cs="Times New Roman"/>
+          <w:color w:val="000000"/>
+          <w:sz w:val="28"/>
+          <w:szCs w:val="28"/>
+          <w:lang w:eastAsia="ru-RU"/>
+        </w:rPr>
+        <w:t xml:space="preserve">(дата обращения </w:t>
+      </w:r>
+      <w:r>
+        <w:rPr>
+          <w:rFonts w:ascii="Times New Roman" w:eastAsia="Times New Roman" w:hAnsi="Times New Roman" w:cs="Times New Roman"/>
+          <w:color w:val="000000"/>
+          <w:sz w:val="28"/>
+          <w:szCs w:val="28"/>
+          <w:lang w:eastAsia="ru-RU"/>
+        </w:rPr>
+        <w:t>01</w:t>
+      </w:r>
+      <w:r>
+        <w:rPr>
+          <w:rFonts w:ascii="Times New Roman" w:eastAsia="Times New Roman" w:hAnsi="Times New Roman" w:cs="Times New Roman"/>
+          <w:color w:val="000000"/>
+          <w:sz w:val="28"/>
+          <w:szCs w:val="28"/>
+          <w:lang w:eastAsia="ru-RU"/>
+        </w:rPr>
+        <w:t>.0</w:t>
+      </w:r>
+      <w:r>
+        <w:rPr>
+          <w:rFonts w:ascii="Times New Roman" w:eastAsia="Times New Roman" w:hAnsi="Times New Roman" w:cs="Times New Roman"/>
+          <w:color w:val="000000"/>
+          <w:sz w:val="28"/>
+          <w:szCs w:val="28"/>
+          <w:lang w:eastAsia="ru-RU"/>
+        </w:rPr>
+        <w:t>4</w:t>
+      </w:r>
+      <w:r>
+        <w:rPr>
+          <w:rFonts w:ascii="Times New Roman" w:eastAsia="Times New Roman" w:hAnsi="Times New Roman" w:cs="Times New Roman"/>
+          <w:color w:val="000000"/>
+          <w:sz w:val="28"/>
+          <w:szCs w:val="28"/>
+          <w:lang w:eastAsia="ru-RU"/>
+        </w:rPr>
+        <w:t>.2026).</w:t>
+      </w:r>
+    </w:p>
+    <w:p>
+      <w:pPr>
+        <w:spacing w:line="360" w:lineRule="auto"/>
+        <w:ind w:firstLine="709"/>
+        <w:rPr>
+          <w:rFonts w:ascii="Times New Roman" w:eastAsia="Times New Roman" w:hAnsi="Times New Roman" w:cs="Times New Roman"/>
+          <w:color w:val="000000"/>
+          <w:sz w:val="28"/>
+          <w:szCs w:val="28"/>
+          <w:lang w:eastAsia="ru-RU"/>
+        </w:rPr>
+      </w:pPr>
+      <w:r>
+        <w:rPr>
+          <w:rFonts w:ascii="Times New Roman" w:eastAsia="Times New Roman" w:hAnsi="Times New Roman" w:cs="Times New Roman"/>
+          <w:color w:val="000000"/>
+          <w:sz w:val="28"/>
+          <w:szCs w:val="28"/>
+          <w:lang w:eastAsia="ru-RU"/>
+        </w:rPr>
+        <w:t>3</w:t>
+      </w:r>
+      <w:r>
+        <w:rPr>
+          <w:rFonts w:ascii="Times New Roman" w:eastAsia="Times New Roman" w:hAnsi="Times New Roman" w:cs="Times New Roman"/>
+          <w:color w:val="000000"/>
+          <w:sz w:val="28"/>
+          <w:szCs w:val="28"/>
+          <w:lang w:eastAsia="ru-RU"/>
+        </w:rPr>
+        <w:t xml:space="preserve"> </w:t>
+      </w:r>
+      <w:r>
+        <w:rPr>
+          <w:rFonts w:ascii="Times New Roman" w:eastAsia="Times New Roman" w:hAnsi="Times New Roman" w:cs="Times New Roman"/>
+          <w:color w:val="000000"/>
+          <w:sz w:val="28"/>
+          <w:szCs w:val="28"/>
+          <w:lang w:val="en-US" w:eastAsia="ru-RU"/>
+        </w:rPr>
+        <w:t>Asana</w:t>
+      </w:r>
+      <w:r>
+        <w:rPr>
+          <w:rFonts w:ascii="Times New Roman" w:eastAsia="Times New Roman" w:hAnsi="Times New Roman" w:cs="Times New Roman"/>
+          <w:color w:val="000000"/>
+          <w:sz w:val="28"/>
+          <w:szCs w:val="28"/>
+          <w:lang w:eastAsia="ru-RU"/>
+        </w:rPr>
+        <w:t>: обзор инструмента для управления проектами и задачами</w:t>
+      </w:r>
+      <w:r>
+        <w:rPr>
+          <w:rFonts w:ascii="Times New Roman" w:eastAsia="Times New Roman" w:hAnsi="Times New Roman" w:cs="Times New Roman"/>
+          <w:color w:val="000000"/>
+          <w:sz w:val="28"/>
+          <w:szCs w:val="28"/>
+          <w:lang w:eastAsia="ru-RU"/>
+        </w:rPr>
+        <w:t xml:space="preserve"> </w:t>
+      </w:r>
+      <w:r>
+        <w:rPr>
+          <w:rFonts w:ascii="Times New Roman" w:eastAsia="Times New Roman" w:hAnsi="Times New Roman" w:cs="Times New Roman"/>
+          <w:color w:val="000000"/>
+          <w:sz w:val="28"/>
+          <w:szCs w:val="28"/>
+          <w:lang w:eastAsia="ru-RU"/>
+        </w:rPr>
+        <w:t xml:space="preserve">[Электронный ресурс]. – </w:t>
+      </w:r>
+      <w:r>
+        <w:rPr>
+          <w:rFonts w:ascii="Times New Roman" w:eastAsia="Times New Roman" w:hAnsi="Times New Roman" w:cs="Times New Roman"/>
+          <w:color w:val="000000"/>
+          <w:sz w:val="28"/>
+          <w:szCs w:val="28"/>
+          <w:lang w:eastAsia="ru-RU"/>
+        </w:rPr>
+        <w:t xml:space="preserve">https://practicum.yandex.ru/blog/asana-dlya-upravleniya-proektami/ </w:t>
+      </w:r>
+      <w:r>
+        <w:rPr>
+          <w:rFonts w:ascii="Times New Roman" w:eastAsia="Times New Roman" w:hAnsi="Times New Roman" w:cs="Times New Roman"/>
+          <w:color w:val="000000"/>
+          <w:sz w:val="28"/>
+          <w:szCs w:val="28"/>
+          <w:lang w:eastAsia="ru-RU"/>
+        </w:rPr>
+        <w:t xml:space="preserve">(дата обращения </w:t>
+      </w:r>
+      <w:r>
+        <w:rPr>
+          <w:rFonts w:ascii="Times New Roman" w:eastAsia="Times New Roman" w:hAnsi="Times New Roman" w:cs="Times New Roman"/>
+          <w:color w:val="000000"/>
+          <w:sz w:val="28"/>
+          <w:szCs w:val="28"/>
+          <w:lang w:eastAsia="ru-RU"/>
+        </w:rPr>
+        <w:t>01</w:t>
+      </w:r>
+      <w:r>
+        <w:rPr>
+          <w:rFonts w:ascii="Times New Roman" w:eastAsia="Times New Roman" w:hAnsi="Times New Roman" w:cs="Times New Roman"/>
+          <w:color w:val="000000"/>
+          <w:sz w:val="28"/>
+          <w:szCs w:val="28"/>
+          <w:lang w:eastAsia="ru-RU"/>
+        </w:rPr>
+        <w:t>.0</w:t>
+      </w:r>
+      <w:r>
+        <w:rPr>
+          <w:rFonts w:ascii="Times New Roman" w:eastAsia="Times New Roman" w:hAnsi="Times New Roman" w:cs="Times New Roman"/>
+          <w:color w:val="000000"/>
+          <w:sz w:val="28"/>
+          <w:szCs w:val="28"/>
+          <w:lang w:eastAsia="ru-RU"/>
+        </w:rPr>
+        <w:t>4</w:t>
+      </w:r>
+      <w:r>
+        <w:rPr>
+          <w:rFonts w:ascii="Times New Roman" w:eastAsia="Times New Roman" w:hAnsi="Times New Roman" w:cs="Times New Roman"/>
+          <w:color w:val="000000"/>
+          <w:sz w:val="28"/>
+          <w:szCs w:val="28"/>
+          <w:lang w:eastAsia="ru-RU"/>
+        </w:rPr>
+        <w:t>.2026).</w:t>
+      </w:r>
+    </w:p>
+    <w:p>
+      <w:pPr>
+        <w:spacing w:line="360" w:lineRule="auto"/>
+        <w:ind w:firstLine="709"/>
+        <w:rPr>
+          <w:rFonts w:ascii="Times New Roman" w:eastAsia="Times New Roman" w:hAnsi="Times New Roman" w:cs="Times New Roman"/>
+          <w:color w:val="000000"/>
+          <w:sz w:val="28"/>
+          <w:szCs w:val="28"/>
+          <w:lang w:eastAsia="ru-RU"/>
+        </w:rPr>
+      </w:pPr>
+      <w:r>
+        <w:rPr>
+          <w:rFonts w:ascii="Times New Roman" w:eastAsia="Times New Roman" w:hAnsi="Times New Roman" w:cs="Times New Roman"/>
+          <w:color w:val="000000"/>
+          <w:sz w:val="28"/>
+          <w:szCs w:val="28"/>
+          <w:lang w:eastAsia="ru-RU"/>
+        </w:rPr>
+        <w:t>4</w:t>
+      </w:r>
+      <w:r>
+        <w:rPr>
+          <w:rFonts w:ascii="Times New Roman" w:eastAsia="Times New Roman" w:hAnsi="Times New Roman" w:cs="Times New Roman"/>
+          <w:color w:val="000000"/>
+          <w:sz w:val="28"/>
+          <w:szCs w:val="28"/>
+          <w:lang w:eastAsia="ru-RU"/>
+        </w:rPr>
+        <w:t xml:space="preserve"> </w:t>
+      </w:r>
+      <w:r>
+        <w:rPr>
+          <w:rFonts w:ascii="Times New Roman" w:eastAsia="Times New Roman" w:hAnsi="Times New Roman" w:cs="Times New Roman"/>
+          <w:color w:val="000000"/>
+          <w:sz w:val="28"/>
+          <w:szCs w:val="28"/>
+          <w:lang w:eastAsia="ru-RU"/>
+        </w:rPr>
+        <w:t>UML: что за язык моделирования, преимущества использования - типы UML-диаграмм, как их создать, примеры</w:t>
+      </w:r>
+      <w:r>
+        <w:rPr>
+          <w:rFonts w:ascii="Times New Roman" w:eastAsia="Times New Roman" w:hAnsi="Times New Roman" w:cs="Times New Roman"/>
+          <w:color w:val="000000"/>
+          <w:sz w:val="28"/>
+          <w:szCs w:val="28"/>
+          <w:lang w:eastAsia="ru-RU"/>
+        </w:rPr>
+        <w:t xml:space="preserve"> </w:t>
+      </w:r>
+      <w:r>
+        <w:rPr>
+          <w:rFonts w:ascii="Times New Roman" w:eastAsia="Times New Roman" w:hAnsi="Times New Roman" w:cs="Times New Roman"/>
+          <w:color w:val="000000"/>
+          <w:sz w:val="28"/>
+          <w:szCs w:val="28"/>
+          <w:lang w:eastAsia="ru-RU"/>
+        </w:rPr>
+        <w:t xml:space="preserve">[Электронный ресурс]. – </w:t>
+      </w:r>
+      <w:r>
+        <w:rPr>
+          <w:rFonts w:ascii="Times New Roman" w:eastAsia="Times New Roman" w:hAnsi="Times New Roman" w:cs="Times New Roman"/>
+          <w:color w:val="000000"/>
+          <w:sz w:val="28"/>
+          <w:szCs w:val="28"/>
+          <w:lang w:eastAsia="ru-RU"/>
+        </w:rPr>
+        <w:t>https://practicum.yandex.ru/blog/uml-diagrammy/#chto-takoe</w:t>
+      </w:r>
+      <w:r>
+        <w:rPr>
+          <w:rFonts w:ascii="Times New Roman" w:eastAsia="Times New Roman" w:hAnsi="Times New Roman" w:cs="Times New Roman"/>
+          <w:color w:val="000000"/>
+          <w:sz w:val="28"/>
+          <w:szCs w:val="28"/>
+          <w:lang w:eastAsia="ru-RU"/>
+        </w:rPr>
+        <w:t xml:space="preserve"> </w:t>
+      </w:r>
+      <w:r>
+        <w:rPr>
+          <w:rFonts w:ascii="Times New Roman" w:eastAsia="Times New Roman" w:hAnsi="Times New Roman" w:cs="Times New Roman"/>
+          <w:color w:val="000000"/>
+          <w:sz w:val="28"/>
+          <w:szCs w:val="28"/>
+          <w:lang w:eastAsia="ru-RU"/>
+        </w:rPr>
+        <w:t xml:space="preserve">(дата обращения </w:t>
+      </w:r>
+      <w:r>
+        <w:rPr>
+          <w:rFonts w:ascii="Times New Roman" w:eastAsia="Times New Roman" w:hAnsi="Times New Roman" w:cs="Times New Roman"/>
+          <w:color w:val="000000"/>
+          <w:sz w:val="28"/>
+          <w:szCs w:val="28"/>
+          <w:lang w:eastAsia="ru-RU"/>
+        </w:rPr>
+        <w:t>01</w:t>
+      </w:r>
+      <w:r>
+        <w:rPr>
+          <w:rFonts w:ascii="Times New Roman" w:eastAsia="Times New Roman" w:hAnsi="Times New Roman" w:cs="Times New Roman"/>
+          <w:color w:val="000000"/>
+          <w:sz w:val="28"/>
+          <w:szCs w:val="28"/>
+          <w:lang w:eastAsia="ru-RU"/>
+        </w:rPr>
+        <w:t>.0</w:t>
+      </w:r>
+      <w:r>
+        <w:rPr>
+          <w:rFonts w:ascii="Times New Roman" w:eastAsia="Times New Roman" w:hAnsi="Times New Roman" w:cs="Times New Roman"/>
+          <w:color w:val="000000"/>
+          <w:sz w:val="28"/>
+          <w:szCs w:val="28"/>
+          <w:lang w:eastAsia="ru-RU"/>
+        </w:rPr>
+        <w:t>4</w:t>
+      </w:r>
+      <w:r>
+        <w:rPr>
+          <w:rFonts w:ascii="Times New Roman" w:eastAsia="Times New Roman" w:hAnsi="Times New Roman" w:cs="Times New Roman"/>
+          <w:color w:val="000000"/>
+          <w:sz w:val="28"/>
+          <w:szCs w:val="28"/>
+          <w:lang w:eastAsia="ru-RU"/>
+        </w:rPr>
+        <w:t>.2026).</w:t>
+      </w:r>
+    </w:p>
+    <w:p>
+      <w:pPr>
+        <w:spacing w:line="360" w:lineRule="auto"/>
+        <w:ind w:firstLine="709"/>
+        <w:rPr>
+          <w:rFonts w:ascii="Times New Roman" w:eastAsia="Times New Roman" w:hAnsi="Times New Roman" w:cs="Times New Roman"/>
+          <w:color w:val="000000"/>
+          <w:sz w:val="28"/>
+          <w:szCs w:val="28"/>
+          <w:lang w:eastAsia="ru-RU"/>
+        </w:rPr>
+      </w:pPr>
+      <w:r>
+        <w:rPr>
+          <w:rFonts w:ascii="Times New Roman" w:eastAsia="Times New Roman" w:hAnsi="Times New Roman" w:cs="Times New Roman"/>
+          <w:color w:val="000000"/>
+          <w:sz w:val="28"/>
+          <w:szCs w:val="28"/>
+          <w:lang w:eastAsia="ru-RU"/>
+        </w:rPr>
+        <w:t>55</w:t>
+      </w:r>
+      <w:r>
+        <w:rPr>
+          <w:rFonts w:ascii="Times New Roman" w:eastAsia="Times New Roman" w:hAnsi="Times New Roman" w:cs="Times New Roman"/>
+          <w:color w:val="000000"/>
+          <w:sz w:val="28"/>
+          <w:szCs w:val="28"/>
+          <w:lang w:eastAsia="ru-RU"/>
+        </w:rPr>
+        <w:t xml:space="preserve"> </w:t>
+      </w:r>
+      <w:r>
+        <w:rPr>
+          <w:rFonts w:ascii="Times New Roman" w:eastAsia="Times New Roman" w:hAnsi="Times New Roman" w:cs="Times New Roman"/>
+          <w:color w:val="000000"/>
+          <w:sz w:val="28"/>
+          <w:szCs w:val="28"/>
+          <w:lang w:val="en-US" w:eastAsia="ru-RU"/>
+        </w:rPr>
+        <w:t>Windows</w:t>
+      </w:r>
+      <w:r>
+        <w:rPr>
+          <w:rFonts w:ascii="Times New Roman" w:eastAsia="Times New Roman" w:hAnsi="Times New Roman" w:cs="Times New Roman"/>
+          <w:color w:val="000000"/>
+          <w:sz w:val="28"/>
+          <w:szCs w:val="28"/>
+          <w:lang w:eastAsia="ru-RU"/>
+        </w:rPr>
+        <w:t xml:space="preserve"> 10 – </w:t>
+      </w:r>
+      <w:r>
+        <w:rPr>
+          <w:rFonts w:ascii="Times New Roman" w:eastAsia="Times New Roman" w:hAnsi="Times New Roman" w:cs="Times New Roman"/>
+          <w:color w:val="000000"/>
+          <w:sz w:val="28"/>
+          <w:szCs w:val="28"/>
+          <w:lang w:eastAsia="ru-RU"/>
+        </w:rPr>
+        <w:t>Википедия</w:t>
+      </w:r>
+      <w:r>
+        <w:rPr>
+          <w:rFonts w:ascii="Times New Roman" w:eastAsia="Times New Roman" w:hAnsi="Times New Roman" w:cs="Times New Roman"/>
+          <w:color w:val="000000"/>
+          <w:sz w:val="28"/>
+          <w:szCs w:val="28"/>
+          <w:lang w:eastAsia="ru-RU"/>
+        </w:rPr>
+        <w:t xml:space="preserve"> </w:t>
+      </w:r>
+      <w:r>
+        <w:rPr>
+          <w:rFonts w:ascii="Times New Roman" w:eastAsia="Times New Roman" w:hAnsi="Times New Roman" w:cs="Times New Roman"/>
+          <w:color w:val="000000"/>
+          <w:sz w:val="28"/>
+          <w:szCs w:val="28"/>
+          <w:lang w:eastAsia="ru-RU"/>
+        </w:rPr>
+        <w:t xml:space="preserve">[Электронный ресурс]. – </w:t>
+      </w:r>
+      <w:r>
+        <w:rPr>
+          <w:rFonts w:ascii="Times New Roman" w:eastAsia="Times New Roman" w:hAnsi="Times New Roman" w:cs="Times New Roman"/>
+          <w:color w:val="000000"/>
+          <w:sz w:val="28"/>
+          <w:szCs w:val="28"/>
+          <w:lang w:eastAsia="ru-RU"/>
+        </w:rPr>
+        <w:t>https://ru.wikipedia.org/wiki/Windows_10</w:t>
+      </w:r>
+      <w:r>
+        <w:rPr>
+          <w:rFonts w:ascii="Times New Roman" w:eastAsia="Times New Roman" w:hAnsi="Times New Roman" w:cs="Times New Roman"/>
+          <w:color w:val="000000"/>
+          <w:sz w:val="28"/>
+          <w:szCs w:val="28"/>
+          <w:lang w:eastAsia="ru-RU"/>
+        </w:rPr>
+        <w:t xml:space="preserve"> </w:t>
+      </w:r>
+      <w:r>
+        <w:rPr>
+          <w:rFonts w:ascii="Times New Roman" w:eastAsia="Times New Roman" w:hAnsi="Times New Roman" w:cs="Times New Roman"/>
+          <w:color w:val="000000"/>
+          <w:sz w:val="28"/>
+          <w:szCs w:val="28"/>
+          <w:lang w:eastAsia="ru-RU"/>
+        </w:rPr>
+        <w:t xml:space="preserve">(дата обращения </w:t>
+      </w:r>
+      <w:r>
+        <w:rPr>
+          <w:rFonts w:ascii="Times New Roman" w:eastAsia="Times New Roman" w:hAnsi="Times New Roman" w:cs="Times New Roman"/>
+          <w:color w:val="000000"/>
+          <w:sz w:val="28"/>
+          <w:szCs w:val="28"/>
+          <w:lang w:eastAsia="ru-RU"/>
+        </w:rPr>
+        <w:t>01</w:t>
+      </w:r>
+      <w:r>
+        <w:rPr>
+          <w:rFonts w:ascii="Times New Roman" w:eastAsia="Times New Roman" w:hAnsi="Times New Roman" w:cs="Times New Roman"/>
+          <w:color w:val="000000"/>
+          <w:sz w:val="28"/>
+          <w:szCs w:val="28"/>
+          <w:lang w:eastAsia="ru-RU"/>
+        </w:rPr>
+        <w:t>.0</w:t>
+      </w:r>
+      <w:r>
+        <w:rPr>
+          <w:rFonts w:ascii="Times New Roman" w:eastAsia="Times New Roman" w:hAnsi="Times New Roman" w:cs="Times New Roman"/>
+          <w:color w:val="000000"/>
+          <w:sz w:val="28"/>
+          <w:szCs w:val="28"/>
+          <w:lang w:eastAsia="ru-RU"/>
+        </w:rPr>
+        <w:t>4</w:t>
+      </w:r>
+      <w:r>
+        <w:rPr>
+          <w:rFonts w:ascii="Times New Roman" w:eastAsia="Times New Roman" w:hAnsi="Times New Roman" w:cs="Times New Roman"/>
+          <w:color w:val="000000"/>
+          <w:sz w:val="28"/>
+          <w:szCs w:val="28"/>
+          <w:lang w:eastAsia="ru-RU"/>
+        </w:rPr>
+        <w:t>.2026).</w:t>
+      </w:r>
+    </w:p>
+    <w:p>
+      <w:pPr>
+        <w:spacing w:line="360" w:lineRule="auto"/>
+        <w:ind w:firstLine="709"/>
+        <w:rPr>
+          <w:rFonts w:ascii="Times New Roman" w:eastAsia="Times New Roman" w:hAnsi="Times New Roman" w:cs="Times New Roman"/>
+          <w:color w:val="000000"/>
+          <w:sz w:val="28"/>
+          <w:szCs w:val="28"/>
+          <w:lang w:eastAsia="ru-RU"/>
+        </w:rPr>
+      </w:pPr>
+      <w:r>
+        <w:rPr>
+          <w:rFonts w:ascii="Times New Roman" w:eastAsia="Times New Roman" w:hAnsi="Times New Roman" w:cs="Times New Roman"/>
+          <w:color w:val="000000"/>
+          <w:sz w:val="28"/>
+          <w:szCs w:val="28"/>
+          <w:lang w:eastAsia="ru-RU"/>
+        </w:rPr>
+        <w:t>6</w:t>
+      </w:r>
+      <w:r>
+        <w:rPr>
+          <w:rFonts w:ascii="Times New Roman" w:eastAsia="Times New Roman" w:hAnsi="Times New Roman" w:cs="Times New Roman"/>
+          <w:color w:val="000000"/>
+          <w:sz w:val="28"/>
+          <w:szCs w:val="28"/>
+          <w:lang w:eastAsia="ru-RU"/>
+        </w:rPr>
+        <w:t xml:space="preserve"> </w:t>
+      </w:r>
+      <w:r>
+        <w:rPr>
+          <w:rFonts w:ascii="Times New Roman" w:eastAsia="Times New Roman" w:hAnsi="Times New Roman" w:cs="Times New Roman"/>
+          <w:color w:val="000000"/>
+          <w:sz w:val="28"/>
+          <w:szCs w:val="28"/>
+          <w:lang w:eastAsia="ru-RU"/>
+        </w:rPr>
+        <w:t>Что такое Java и каково ее применение?</w:t>
+      </w:r>
+      <w:r>
+        <w:rPr>
+          <w:rFonts w:ascii="Times New Roman" w:eastAsia="Times New Roman" w:hAnsi="Times New Roman" w:cs="Times New Roman"/>
+          <w:color w:val="000000"/>
+          <w:sz w:val="28"/>
+          <w:szCs w:val="28"/>
+          <w:lang w:eastAsia="ru-RU"/>
+        </w:rPr>
+        <w:t xml:space="preserve"> </w:t>
+      </w:r>
+      <w:r>
+        <w:rPr>
+          <w:rFonts w:ascii="Times New Roman" w:eastAsia="Times New Roman" w:hAnsi="Times New Roman" w:cs="Times New Roman"/>
+          <w:color w:val="000000"/>
+          <w:sz w:val="28"/>
+          <w:szCs w:val="28"/>
+          <w:lang w:eastAsia="ru-RU"/>
+        </w:rPr>
+        <w:t xml:space="preserve">[Электронный ресурс]. – </w:t>
+      </w:r>
+      <w:r>
+        <w:rPr>
+          <w:rFonts w:ascii="Times New Roman" w:eastAsia="Times New Roman" w:hAnsi="Times New Roman" w:cs="Times New Roman"/>
+          <w:color w:val="000000"/>
+          <w:sz w:val="28"/>
+          <w:szCs w:val="28"/>
+          <w:lang w:eastAsia="ru-RU"/>
+        </w:rPr>
+        <w:t>https://www.java.com/ru/download/help/whatis_java.html</w:t>
+      </w:r>
+      <w:r>
+        <w:rPr>
+          <w:rFonts w:ascii="Times New Roman" w:eastAsia="Times New Roman" w:hAnsi="Times New Roman" w:cs="Times New Roman"/>
+          <w:color w:val="000000"/>
+          <w:sz w:val="28"/>
+          <w:szCs w:val="28"/>
+          <w:lang w:eastAsia="ru-RU"/>
+        </w:rPr>
+        <w:t xml:space="preserve"> </w:t>
+      </w:r>
+      <w:r>
+        <w:rPr>
+          <w:rFonts w:ascii="Times New Roman" w:eastAsia="Times New Roman" w:hAnsi="Times New Roman" w:cs="Times New Roman"/>
+          <w:color w:val="000000"/>
+          <w:sz w:val="28"/>
+          <w:szCs w:val="28"/>
+          <w:lang w:eastAsia="ru-RU"/>
+        </w:rPr>
+        <w:t xml:space="preserve">(дата обращения </w:t>
+      </w:r>
+      <w:r>
+        <w:rPr>
+          <w:rFonts w:ascii="Times New Roman" w:eastAsia="Times New Roman" w:hAnsi="Times New Roman" w:cs="Times New Roman"/>
+          <w:color w:val="000000"/>
+          <w:sz w:val="28"/>
+          <w:szCs w:val="28"/>
+          <w:lang w:eastAsia="ru-RU"/>
+        </w:rPr>
+        <w:t>01</w:t>
+      </w:r>
+      <w:r>
+        <w:rPr>
+          <w:rFonts w:ascii="Times New Roman" w:eastAsia="Times New Roman" w:hAnsi="Times New Roman" w:cs="Times New Roman"/>
+          <w:color w:val="000000"/>
+          <w:sz w:val="28"/>
+          <w:szCs w:val="28"/>
+          <w:lang w:eastAsia="ru-RU"/>
+        </w:rPr>
+        <w:t>.0</w:t>
+      </w:r>
+      <w:r>
+        <w:rPr>
+          <w:rFonts w:ascii="Times New Roman" w:eastAsia="Times New Roman" w:hAnsi="Times New Roman" w:cs="Times New Roman"/>
+          <w:color w:val="000000"/>
+          <w:sz w:val="28"/>
+          <w:szCs w:val="28"/>
+          <w:lang w:eastAsia="ru-RU"/>
+        </w:rPr>
+        <w:t>4</w:t>
+      </w:r>
+      <w:r>
+        <w:rPr>
+          <w:rFonts w:ascii="Times New Roman" w:eastAsia="Times New Roman" w:hAnsi="Times New Roman" w:cs="Times New Roman"/>
+          <w:color w:val="000000"/>
+          <w:sz w:val="28"/>
+          <w:szCs w:val="28"/>
+          <w:lang w:eastAsia="ru-RU"/>
+        </w:rPr>
+        <w:t>.2026).</w:t>
+      </w:r>
+    </w:p>
+    <w:p>
+      <w:pPr>
+        <w:spacing w:line="360" w:lineRule="auto"/>
+        <w:ind w:firstLine="709"/>
+        <w:rPr>
+          <w:rFonts w:ascii="Times New Roman" w:eastAsia="Times New Roman" w:hAnsi="Times New Roman" w:cs="Times New Roman"/>
+          <w:color w:val="000000"/>
+          <w:sz w:val="28"/>
+          <w:szCs w:val="28"/>
+          <w:lang w:eastAsia="ru-RU"/>
+        </w:rPr>
+      </w:pPr>
+      <w:r>
+        <w:rPr>
+          <w:rFonts w:ascii="Times New Roman" w:eastAsia="Times New Roman" w:hAnsi="Times New Roman" w:cs="Times New Roman"/>
+          <w:color w:val="000000"/>
+          <w:sz w:val="28"/>
+          <w:szCs w:val="28"/>
+          <w:lang w:eastAsia="ru-RU"/>
+        </w:rPr>
+        <w:t>7</w:t>
+      </w:r>
+      <w:r>
+        <w:rPr>
+          <w:rFonts w:ascii="Times New Roman" w:eastAsia="Times New Roman" w:hAnsi="Times New Roman" w:cs="Times New Roman"/>
+          <w:color w:val="000000"/>
+          <w:sz w:val="28"/>
+          <w:szCs w:val="28"/>
+          <w:lang w:eastAsia="ru-RU"/>
+        </w:rPr>
+        <w:t xml:space="preserve"> </w:t>
+      </w:r>
+      <w:proofErr w:type="spellStart"/>
+      <w:r>
+        <w:rPr>
+          <w:rFonts w:ascii="Times New Roman" w:eastAsia="Times New Roman" w:hAnsi="Times New Roman" w:cs="Times New Roman"/>
+          <w:color w:val="000000"/>
+          <w:sz w:val="28"/>
+          <w:szCs w:val="28"/>
+          <w:lang w:eastAsia="ru-RU"/>
+        </w:rPr>
+        <w:t>TypeScript</w:t>
+      </w:r>
+      <w:proofErr w:type="spellEnd"/>
+      <w:r>
+        <w:rPr>
+          <w:rFonts w:ascii="Times New Roman" w:eastAsia="Times New Roman" w:hAnsi="Times New Roman" w:cs="Times New Roman"/>
+          <w:color w:val="000000"/>
+          <w:sz w:val="28"/>
+          <w:szCs w:val="28"/>
+          <w:lang w:eastAsia="ru-RU"/>
+        </w:rPr>
+        <w:t>: как с ним работать и чем он отличается от JavaScript</w:t>
+      </w:r>
+      <w:r>
+        <w:rPr>
+          <w:rFonts w:ascii="Times New Roman" w:eastAsia="Times New Roman" w:hAnsi="Times New Roman" w:cs="Times New Roman"/>
+          <w:color w:val="000000"/>
+          <w:sz w:val="28"/>
+          <w:szCs w:val="28"/>
+          <w:lang w:eastAsia="ru-RU"/>
+        </w:rPr>
+        <w:t xml:space="preserve"> </w:t>
+      </w:r>
+      <w:r>
+        <w:rPr>
+          <w:rFonts w:ascii="Times New Roman" w:eastAsia="Times New Roman" w:hAnsi="Times New Roman" w:cs="Times New Roman"/>
+          <w:color w:val="000000"/>
+          <w:sz w:val="28"/>
+          <w:szCs w:val="28"/>
+          <w:lang w:eastAsia="ru-RU"/>
+        </w:rPr>
+        <w:t xml:space="preserve">[Электронный ресурс]. – </w:t>
+      </w:r>
+      <w:r>
+        <w:rPr>
+          <w:rFonts w:ascii="Times New Roman" w:eastAsia="Times New Roman" w:hAnsi="Times New Roman" w:cs="Times New Roman"/>
+          <w:color w:val="000000"/>
+          <w:sz w:val="28"/>
+          <w:szCs w:val="28"/>
+          <w:lang w:eastAsia="ru-RU"/>
+        </w:rPr>
+        <w:t>https://blog.skillfactory.ru/typescript-kak-s-nim-rabotat/</w:t>
+      </w:r>
+      <w:r>
+        <w:rPr>
+          <w:rFonts w:ascii="Times New Roman" w:eastAsia="Times New Roman" w:hAnsi="Times New Roman" w:cs="Times New Roman"/>
+          <w:color w:val="000000"/>
+          <w:sz w:val="28"/>
+          <w:szCs w:val="28"/>
+          <w:lang w:eastAsia="ru-RU"/>
+        </w:rPr>
+        <w:t xml:space="preserve"> </w:t>
+      </w:r>
+      <w:r>
+        <w:rPr>
+          <w:rFonts w:ascii="Times New Roman" w:eastAsia="Times New Roman" w:hAnsi="Times New Roman" w:cs="Times New Roman"/>
+          <w:color w:val="000000"/>
+          <w:sz w:val="28"/>
+          <w:szCs w:val="28"/>
+          <w:lang w:eastAsia="ru-RU"/>
+        </w:rPr>
+        <w:t xml:space="preserve">(дата обращения </w:t>
+      </w:r>
+      <w:r>
+        <w:rPr>
+          <w:rFonts w:ascii="Times New Roman" w:eastAsia="Times New Roman" w:hAnsi="Times New Roman" w:cs="Times New Roman"/>
+          <w:color w:val="000000"/>
+          <w:sz w:val="28"/>
+          <w:szCs w:val="28"/>
+          <w:lang w:eastAsia="ru-RU"/>
+        </w:rPr>
+        <w:t>01</w:t>
+      </w:r>
+      <w:r>
+        <w:rPr>
+          <w:rFonts w:ascii="Times New Roman" w:eastAsia="Times New Roman" w:hAnsi="Times New Roman" w:cs="Times New Roman"/>
+          <w:color w:val="000000"/>
+          <w:sz w:val="28"/>
+          <w:szCs w:val="28"/>
+          <w:lang w:eastAsia="ru-RU"/>
+        </w:rPr>
+        <w:t>.0</w:t>
+      </w:r>
+      <w:r>
+        <w:rPr>
+          <w:rFonts w:ascii="Times New Roman" w:eastAsia="Times New Roman" w:hAnsi="Times New Roman" w:cs="Times New Roman"/>
+          <w:color w:val="000000"/>
+          <w:sz w:val="28"/>
+          <w:szCs w:val="28"/>
+          <w:lang w:eastAsia="ru-RU"/>
+        </w:rPr>
+        <w:t>4</w:t>
+      </w:r>
+      <w:r>
+        <w:rPr>
+          <w:rFonts w:ascii="Times New Roman" w:eastAsia="Times New Roman" w:hAnsi="Times New Roman" w:cs="Times New Roman"/>
+          <w:color w:val="000000"/>
+          <w:sz w:val="28"/>
+          <w:szCs w:val="28"/>
+          <w:lang w:eastAsia="ru-RU"/>
+        </w:rPr>
+        <w:t>.2026).</w:t>
+      </w:r>
+    </w:p>
+    <w:p>
+      <w:pPr>
+        <w:spacing w:line="360" w:lineRule="auto"/>
+        <w:ind w:firstLine="709"/>
+        <w:rPr>
+          <w:rFonts w:ascii="Times New Roman" w:eastAsia="Times New Roman" w:hAnsi="Times New Roman" w:cs="Times New Roman"/>
+          <w:color w:val="000000"/>
+          <w:sz w:val="28"/>
+          <w:szCs w:val="28"/>
+          <w:lang w:eastAsia="ru-RU"/>
+        </w:rPr>
+      </w:pPr>
+      <w:r>
+        <w:rPr>
+          <w:rFonts w:ascii="Times New Roman" w:eastAsia="Times New Roman" w:hAnsi="Times New Roman" w:cs="Times New Roman"/>
+          <w:color w:val="000000"/>
+          <w:sz w:val="28"/>
+          <w:szCs w:val="28"/>
+          <w:lang w:eastAsia="ru-RU"/>
+        </w:rPr>
+        <w:t>8</w:t>
+      </w:r>
+      <w:r>
+        <w:rPr>
+          <w:rFonts w:ascii="Times New Roman" w:eastAsia="Times New Roman" w:hAnsi="Times New Roman" w:cs="Times New Roman"/>
+          <w:color w:val="000000"/>
+          <w:sz w:val="28"/>
+          <w:szCs w:val="28"/>
+          <w:lang w:eastAsia="ru-RU"/>
+        </w:rPr>
+        <w:t xml:space="preserve"> </w:t>
+      </w:r>
+      <w:proofErr w:type="spellStart"/>
+      <w:r>
+        <w:rPr>
+          <w:rFonts w:ascii="Times New Roman" w:eastAsia="Times New Roman" w:hAnsi="Times New Roman" w:cs="Times New Roman"/>
+          <w:color w:val="000000"/>
+          <w:sz w:val="28"/>
+          <w:szCs w:val="28"/>
+          <w:lang w:eastAsia="ru-RU"/>
+        </w:rPr>
+        <w:t>OpenIDE</w:t>
+      </w:r>
+      <w:proofErr w:type="spellEnd"/>
+      <w:r>
+        <w:rPr>
+          <w:rFonts w:ascii="Times New Roman" w:eastAsia="Times New Roman" w:hAnsi="Times New Roman" w:cs="Times New Roman"/>
+          <w:color w:val="000000"/>
+          <w:sz w:val="28"/>
+          <w:szCs w:val="28"/>
+          <w:lang w:eastAsia="ru-RU"/>
+        </w:rPr>
+        <w:t xml:space="preserve"> – бесплатная IDE для Java, Python, Go и </w:t>
+      </w:r>
+      <w:proofErr w:type="spellStart"/>
+      <w:r>
+        <w:rPr>
+          <w:rFonts w:ascii="Times New Roman" w:eastAsia="Times New Roman" w:hAnsi="Times New Roman" w:cs="Times New Roman"/>
+          <w:color w:val="000000"/>
+          <w:sz w:val="28"/>
+          <w:szCs w:val="28"/>
+          <w:lang w:eastAsia="ru-RU"/>
+        </w:rPr>
+        <w:t>TypeScript</w:t>
+      </w:r>
+      <w:proofErr w:type="spellEnd"/>
+      <w:r>
+        <w:rPr>
+          <w:rFonts w:ascii="Times New Roman" w:eastAsia="Times New Roman" w:hAnsi="Times New Roman" w:cs="Times New Roman"/>
+          <w:color w:val="000000"/>
+          <w:sz w:val="28"/>
+          <w:szCs w:val="28"/>
+          <w:lang w:eastAsia="ru-RU"/>
+        </w:rPr>
+        <w:t xml:space="preserve"> </w:t>
+      </w:r>
+      <w:r>
+        <w:rPr>
+          <w:rFonts w:ascii="Times New Roman" w:eastAsia="Times New Roman" w:hAnsi="Times New Roman" w:cs="Times New Roman"/>
+          <w:color w:val="000000"/>
+          <w:sz w:val="28"/>
+          <w:szCs w:val="28"/>
+          <w:lang w:eastAsia="ru-RU"/>
+        </w:rPr>
+        <w:t xml:space="preserve">[Электронный ресурс]. – </w:t>
+      </w:r>
+      <w:r>
+        <w:rPr>
+          <w:rFonts w:ascii="Times New Roman" w:eastAsia="Times New Roman" w:hAnsi="Times New Roman" w:cs="Times New Roman"/>
+          <w:color w:val="000000"/>
+          <w:sz w:val="28"/>
+          <w:szCs w:val="28"/>
+          <w:lang w:eastAsia="ru-RU"/>
+        </w:rPr>
+        <w:t>https://openide.ru/</w:t>
+      </w:r>
+      <w:r>
+        <w:rPr>
+          <w:rFonts w:ascii="Times New Roman" w:eastAsia="Times New Roman" w:hAnsi="Times New Roman" w:cs="Times New Roman"/>
+          <w:color w:val="000000"/>
+          <w:sz w:val="28"/>
+          <w:szCs w:val="28"/>
+          <w:lang w:eastAsia="ru-RU"/>
+        </w:rPr>
+        <w:t xml:space="preserve"> </w:t>
+      </w:r>
+      <w:r>
+        <w:rPr>
+          <w:rFonts w:ascii="Times New Roman" w:eastAsia="Times New Roman" w:hAnsi="Times New Roman" w:cs="Times New Roman"/>
+          <w:color w:val="000000"/>
+          <w:sz w:val="28"/>
+          <w:szCs w:val="28"/>
+          <w:lang w:eastAsia="ru-RU"/>
+        </w:rPr>
+        <w:t xml:space="preserve">(дата обращения </w:t>
+      </w:r>
+      <w:r>
+        <w:rPr>
+          <w:rFonts w:ascii="Times New Roman" w:eastAsia="Times New Roman" w:hAnsi="Times New Roman" w:cs="Times New Roman"/>
+          <w:color w:val="000000"/>
+          <w:sz w:val="28"/>
+          <w:szCs w:val="28"/>
+          <w:lang w:eastAsia="ru-RU"/>
+        </w:rPr>
+        <w:t>01</w:t>
+      </w:r>
+      <w:r>
+        <w:rPr>
+          <w:rFonts w:ascii="Times New Roman" w:eastAsia="Times New Roman" w:hAnsi="Times New Roman" w:cs="Times New Roman"/>
+          <w:color w:val="000000"/>
+          <w:sz w:val="28"/>
+          <w:szCs w:val="28"/>
+          <w:lang w:eastAsia="ru-RU"/>
+        </w:rPr>
+        <w:t>.0</w:t>
+      </w:r>
+      <w:r>
+        <w:rPr>
+          <w:rFonts w:ascii="Times New Roman" w:eastAsia="Times New Roman" w:hAnsi="Times New Roman" w:cs="Times New Roman"/>
+          <w:color w:val="000000"/>
+          <w:sz w:val="28"/>
+          <w:szCs w:val="28"/>
+          <w:lang w:eastAsia="ru-RU"/>
+        </w:rPr>
+        <w:t>4</w:t>
+      </w:r>
+      <w:r>
+        <w:rPr>
+          <w:rFonts w:ascii="Times New Roman" w:eastAsia="Times New Roman" w:hAnsi="Times New Roman" w:cs="Times New Roman"/>
+          <w:color w:val="000000"/>
+          <w:sz w:val="28"/>
+          <w:szCs w:val="28"/>
+          <w:lang w:eastAsia="ru-RU"/>
+        </w:rPr>
+        <w:t>.2026).</w:t>
+      </w:r>
+    </w:p>
+    <w:p>
+      <w:pPr>
+        <w:spacing w:line="360" w:lineRule="auto"/>
+        <w:ind w:firstLine="709"/>
+        <w:rPr>
+          <w:rFonts w:ascii="Times New Roman" w:eastAsia="Times New Roman" w:hAnsi="Times New Roman" w:cs="Times New Roman"/>
+          <w:color w:val="000000"/>
+          <w:sz w:val="28"/>
+          <w:szCs w:val="28"/>
+          <w:lang w:eastAsia="ru-RU"/>
+        </w:rPr>
+      </w:pPr>
+      <w:r>
+        <w:rPr>
+          <w:rFonts w:ascii="Times New Roman" w:eastAsia="Times New Roman" w:hAnsi="Times New Roman" w:cs="Times New Roman"/>
+          <w:color w:val="000000"/>
+          <w:sz w:val="28"/>
+          <w:szCs w:val="28"/>
+          <w:lang w:val="en-US" w:eastAsia="ru-RU"/>
+        </w:rPr>
+        <w:t>9</w:t>
+      </w:r>
+      <w:r>
+        <w:rPr>
+          <w:rFonts w:ascii="Times New Roman" w:eastAsia="Times New Roman" w:hAnsi="Times New Roman" w:cs="Times New Roman"/>
+          <w:color w:val="000000"/>
+          <w:sz w:val="28"/>
+          <w:szCs w:val="28"/>
+          <w:lang w:val="en-US" w:eastAsia="ru-RU"/>
+        </w:rPr>
+        <w:t xml:space="preserve"> </w:t>
+      </w:r>
+      <w:r>
+        <w:rPr>
+          <w:rFonts w:ascii="Times New Roman" w:eastAsia="Times New Roman" w:hAnsi="Times New Roman" w:cs="Times New Roman"/>
+          <w:color w:val="000000"/>
+          <w:sz w:val="28"/>
+          <w:szCs w:val="28"/>
+          <w:lang w:eastAsia="ru-RU"/>
+        </w:rPr>
+        <w:t>Что</w:t>
+      </w:r>
+      <w:r>
+        <w:rPr>
+          <w:rFonts w:ascii="Times New Roman" w:eastAsia="Times New Roman" w:hAnsi="Times New Roman" w:cs="Times New Roman"/>
+          <w:color w:val="000000"/>
+          <w:sz w:val="28"/>
+          <w:szCs w:val="28"/>
+          <w:lang w:val="en-US" w:eastAsia="ru-RU"/>
+        </w:rPr>
+        <w:t xml:space="preserve"> </w:t>
+      </w:r>
+      <w:r>
+        <w:rPr>
+          <w:rFonts w:ascii="Times New Roman" w:eastAsia="Times New Roman" w:hAnsi="Times New Roman" w:cs="Times New Roman"/>
+          <w:color w:val="000000"/>
+          <w:sz w:val="28"/>
+          <w:szCs w:val="28"/>
+          <w:lang w:eastAsia="ru-RU"/>
+        </w:rPr>
+        <w:t>такое</w:t>
+      </w:r>
+      <w:r>
+        <w:rPr>
+          <w:rFonts w:ascii="Times New Roman" w:eastAsia="Times New Roman" w:hAnsi="Times New Roman" w:cs="Times New Roman"/>
+          <w:color w:val="000000"/>
+          <w:sz w:val="28"/>
+          <w:szCs w:val="28"/>
+          <w:lang w:val="en-US" w:eastAsia="ru-RU"/>
+        </w:rPr>
+        <w:t xml:space="preserve"> Visual Studio Code?</w:t>
+      </w:r>
+      <w:r>
+        <w:rPr>
+          <w:rFonts w:ascii="Times New Roman" w:eastAsia="Times New Roman" w:hAnsi="Times New Roman" w:cs="Times New Roman"/>
+          <w:color w:val="000000"/>
+          <w:sz w:val="28"/>
+          <w:szCs w:val="28"/>
+          <w:lang w:val="en-US" w:eastAsia="ru-RU"/>
+        </w:rPr>
+        <w:t xml:space="preserve"> </w:t>
+      </w:r>
+      <w:r>
+        <w:rPr>
+          <w:rFonts w:ascii="Times New Roman" w:eastAsia="Times New Roman" w:hAnsi="Times New Roman" w:cs="Times New Roman"/>
+          <w:color w:val="000000"/>
+          <w:sz w:val="28"/>
+          <w:szCs w:val="28"/>
+          <w:lang w:eastAsia="ru-RU"/>
+        </w:rPr>
+        <w:t xml:space="preserve">[Электронный ресурс]. – </w:t>
+      </w:r>
+      <w:r>
+        <w:rPr>
+          <w:rFonts w:ascii="Times New Roman" w:eastAsia="Times New Roman" w:hAnsi="Times New Roman" w:cs="Times New Roman"/>
+          <w:color w:val="000000"/>
+          <w:sz w:val="28"/>
+          <w:szCs w:val="28"/>
+          <w:lang w:eastAsia="ru-RU"/>
+        </w:rPr>
+        <w:t>https://ru.hexlet.io/blog/posts/chto-takoe-visual-studio-code</w:t>
+      </w:r>
+      <w:r>
+        <w:rPr>
+          <w:rFonts w:ascii="Times New Roman" w:eastAsia="Times New Roman" w:hAnsi="Times New Roman" w:cs="Times New Roman"/>
+          <w:color w:val="000000"/>
+          <w:sz w:val="28"/>
+          <w:szCs w:val="28"/>
+          <w:lang w:eastAsia="ru-RU"/>
+        </w:rPr>
+        <w:t xml:space="preserve"> </w:t>
+      </w:r>
+      <w:r>
+        <w:rPr>
+          <w:rFonts w:ascii="Times New Roman" w:eastAsia="Times New Roman" w:hAnsi="Times New Roman" w:cs="Times New Roman"/>
+          <w:color w:val="000000"/>
+          <w:sz w:val="28"/>
+          <w:szCs w:val="28"/>
+          <w:lang w:eastAsia="ru-RU"/>
+        </w:rPr>
+        <w:t xml:space="preserve">(дата обращения </w:t>
+      </w:r>
+      <w:r>
+        <w:rPr>
+          <w:rFonts w:ascii="Times New Roman" w:eastAsia="Times New Roman" w:hAnsi="Times New Roman" w:cs="Times New Roman"/>
+          <w:color w:val="000000"/>
+          <w:sz w:val="28"/>
+          <w:szCs w:val="28"/>
+          <w:lang w:eastAsia="ru-RU"/>
+        </w:rPr>
+        <w:t>01</w:t>
+      </w:r>
+      <w:r>
+        <w:rPr>
+          <w:rFonts w:ascii="Times New Roman" w:eastAsia="Times New Roman" w:hAnsi="Times New Roman" w:cs="Times New Roman"/>
+          <w:color w:val="000000"/>
+          <w:sz w:val="28"/>
+          <w:szCs w:val="28"/>
+          <w:lang w:eastAsia="ru-RU"/>
+        </w:rPr>
+        <w:t>.0</w:t>
+      </w:r>
+      <w:r>
+        <w:rPr>
+          <w:rFonts w:ascii="Times New Roman" w:eastAsia="Times New Roman" w:hAnsi="Times New Roman" w:cs="Times New Roman"/>
+          <w:color w:val="000000"/>
+          <w:sz w:val="28"/>
+          <w:szCs w:val="28"/>
+          <w:lang w:eastAsia="ru-RU"/>
+        </w:rPr>
+        <w:t>4</w:t>
+      </w:r>
+      <w:r>
+        <w:rPr>
+          <w:rFonts w:ascii="Times New Roman" w:eastAsia="Times New Roman" w:hAnsi="Times New Roman" w:cs="Times New Roman"/>
+          <w:color w:val="000000"/>
+          <w:sz w:val="28"/>
+          <w:szCs w:val="28"/>
+          <w:lang w:eastAsia="ru-RU"/>
+        </w:rPr>
+        <w:t>.2026).</w:t>
+      </w:r>
+    </w:p>
+    <w:p>
+      <w:pPr>
+        <w:spacing w:line="360" w:lineRule="auto"/>
+        <w:ind w:firstLine="709"/>
+        <w:rPr>
+          <w:rFonts w:ascii="Times New Roman" w:eastAsia="Times New Roman" w:hAnsi="Times New Roman" w:cs="Times New Roman"/>
+          <w:color w:val="000000"/>
+          <w:sz w:val="28"/>
+          <w:szCs w:val="28"/>
+          <w:lang w:eastAsia="ru-RU"/>
+        </w:rPr>
+      </w:pPr>
+    </w:p>
+    <w:p>
+      <w:pPr>
+        <w:spacing w:line="360" w:lineRule="auto"/>
+        <w:ind w:firstLine="709"/>
+        <w:rPr>
+          <w:color w:val="000000" w:themeColor="text1"/>
+        </w:rPr>
+      </w:pPr>
     </w:p>
     <w:sectPr>
-      <w:footerReference w:type="default" r:id="rId7"/>
+      <w:footerReference w:type="default" r:id="rId10"/>
       <w:pgSz w:w="11906" w:h="16838"/>
       <w:pgMar w:top="1134" w:right="850" w:bottom="1134" w:left="1701" w:header="708" w:footer="708" w:gutter="0"/>
       <w:cols w:space="708"/>
@@ -4059,7 +9889,7 @@
 </file>
 
 <file path=word/endnotes.xml><?xml version="1.0" encoding="utf-8"?>
-<w:endnotes xmlns:wpc="http://schemas.microsoft.com/office/word/2010/wordprocessingCanvas" xmlns:cx="http://schemas.microsoft.com/office/drawing/2014/chartex" xmlns:cx1="http://schemas.microsoft.com/office/drawing/2015/9/8/chartex" xmlns:cx2="http://schemas.microsoft.com/office/drawing/2015/10/21/chartex" xmlns:cx3="http://schemas.microsoft.com/office/drawing/2016/5/9/chartex" xmlns:cx4="http://schemas.microsoft.com/office/drawing/2016/5/10/chartex" xmlns:cx5="http://schemas.microsoft.com/office/drawing/2016/5/11/chartex" xmlns:cx6="http://schemas.microsoft.com/office/drawing/2016/5/12/chartex" xmlns:cx7="http://schemas.microsoft.com/office/drawing/2016/5/13/chartex" xmlns:cx8="http://schemas.microsoft.com/office/drawing/2016/5/14/chartex" xmlns:mc="http://schemas.openxmlformats.org/markup-compatibility/2006" xmlns:aink="http://schemas.microsoft.com/office/drawing/2016/ink" xmlns:am3d="http://schemas.microsoft.com/office/drawing/2017/model3d" xmlns:o="urn:schemas-microsoft-com:office:office" xmlns:r="http://schemas.openxmlformats.org/officeDocument/2006/relationships" xmlns:m="http://schemas.openxmlformats.org/officeDocument/2006/math" xmlns:v="urn:schemas-microsoft-com:vml" xmlns:wp14="http://schemas.microsoft.com/office/word/2010/wordprocessingDrawing" xmlns:wp="http://schemas.openxmlformats.org/drawingml/2006/wordprocessingDrawing" xmlns:w10="urn:schemas-microsoft-com:office:word" xmlns:w="http://schemas.openxmlformats.org/wordprocessingml/2006/main" xmlns:w14="http://schemas.microsoft.com/office/word/2010/wordml" xmlns:w15="http://schemas.microsoft.com/office/word/2012/wordml" xmlns:w16cex="http://schemas.microsoft.com/office/word/2018/wordml/cex" xmlns:w16cid="http://schemas.microsoft.com/office/word/2016/wordml/cid" xmlns:w16="http://schemas.microsoft.com/office/word/2018/wordml" xmlns:w16se="http://schemas.microsoft.com/office/word/2015/wordml/symex" xmlns:wpg="http://schemas.microsoft.com/office/word/2010/wordprocessingGroup" xmlns:wpi="http://schemas.microsoft.com/office/word/2010/wordprocessingInk" xmlns:wne="http://schemas.microsoft.com/office/word/2006/wordml" xmlns:wps="http://schemas.microsoft.com/office/word/2010/wordprocessingShape" mc:Ignorable="w14 w15 w16se w16cid w16 w16cex wp14">
+<w:endnotes xmlns:wpc="http://schemas.microsoft.com/office/word/2010/wordprocessingCanvas" xmlns:cx="http://schemas.microsoft.com/office/drawing/2014/chartex" xmlns:cx1="http://schemas.microsoft.com/office/drawing/2015/9/8/chartex" xmlns:cx2="http://schemas.microsoft.com/office/drawing/2015/10/21/chartex" xmlns:cx3="http://schemas.microsoft.com/office/drawing/2016/5/9/chartex" xmlns:cx4="http://schemas.microsoft.com/office/drawing/2016/5/10/chartex" xmlns:cx5="http://schemas.microsoft.com/office/drawing/2016/5/11/chartex" xmlns:cx6="http://schemas.microsoft.com/office/drawing/2016/5/12/chartex" xmlns:cx7="http://schemas.microsoft.com/office/drawing/2016/5/13/chartex" xmlns:cx8="http://schemas.microsoft.com/office/drawing/2016/5/14/chartex" xmlns:mc="http://schemas.openxmlformats.org/markup-compatibility/2006" xmlns:aink="http://schemas.microsoft.com/office/drawing/2016/ink" xmlns:am3d="http://schemas.microsoft.com/office/drawing/2017/model3d" xmlns:o="urn:schemas-microsoft-com:office:office" xmlns:oel="http://schemas.microsoft.com/office/2019/extlst" xmlns:r="http://schemas.openxmlformats.org/officeDocument/2006/relationships" xmlns:m="http://schemas.openxmlformats.org/officeDocument/2006/math" xmlns:v="urn:schemas-microsoft-com:vml" xmlns:wp14="http://schemas.microsoft.com/office/word/2010/wordprocessingDrawing" xmlns:wp="http://schemas.openxmlformats.org/drawingml/2006/wordprocessingDrawing" xmlns:w10="urn:schemas-microsoft-com:office:word" xmlns:w="http://schemas.openxmlformats.org/wordprocessingml/2006/main" xmlns:w14="http://schemas.microsoft.com/office/word/2010/wordml" xmlns:w15="http://schemas.microsoft.com/office/word/2012/wordml" xmlns:w16cex="http://schemas.microsoft.com/office/word/2018/wordml/cex" xmlns:w16cid="http://schemas.microsoft.com/office/word/2016/wordml/cid" xmlns:w16="http://schemas.microsoft.com/office/word/2018/wordml" xmlns:w16du="http://schemas.microsoft.com/office/word/2023/wordml/word16du" xmlns:w16sdtdh="http://schemas.microsoft.com/office/word/2020/wordml/sdtdatahash" xmlns:w16sdtfl="http://schemas.microsoft.com/office/word/2024/wordml/sdtformatlock" xmlns:w16se="http://schemas.microsoft.com/office/word/2015/wordml/symex" xmlns:wpg="http://schemas.microsoft.com/office/word/2010/wordprocessingGroup" xmlns:wpi="http://schemas.microsoft.com/office/word/2010/wordprocessingInk" xmlns:wne="http://schemas.microsoft.com/office/word/2006/wordml" xmlns:wps="http://schemas.microsoft.com/office/word/2010/wordprocessingShape" mc:Ignorable="w14 w15 w16se w16cid w16 w16cex w16sdtdh w16sdtfl w16du wp14">
   <w:endnote w:type="separator" w:id="-1">
     <w:p>
       <w:pPr>
@@ -4084,7 +9914,7 @@
 </file>
 
 <file path=word/footer1.xml><?xml version="1.0" encoding="utf-8"?>
-<w:ftr xmlns:wpc="http://schemas.microsoft.com/office/word/2010/wordprocessingCanvas" xmlns:cx="http://schemas.microsoft.com/office/drawing/2014/chartex" xmlns:cx1="http://schemas.microsoft.com/office/drawing/2015/9/8/chartex" xmlns:cx2="http://schemas.microsoft.com/office/drawing/2015/10/21/chartex" xmlns:cx3="http://schemas.microsoft.com/office/drawing/2016/5/9/chartex" xmlns:cx4="http://schemas.microsoft.com/office/drawing/2016/5/10/chartex" xmlns:cx5="http://schemas.microsoft.com/office/drawing/2016/5/11/chartex" xmlns:cx6="http://schemas.microsoft.com/office/drawing/2016/5/12/chartex" xmlns:cx7="http://schemas.microsoft.com/office/drawing/2016/5/13/chartex" xmlns:cx8="http://schemas.microsoft.com/office/drawing/2016/5/14/chartex" xmlns:mc="http://schemas.openxmlformats.org/markup-compatibility/2006" xmlns:aink="http://schemas.microsoft.com/office/drawing/2016/ink" xmlns:am3d="http://schemas.microsoft.com/office/drawing/2017/model3d" xmlns:o="urn:schemas-microsoft-com:office:office" xmlns:r="http://schemas.openxmlformats.org/officeDocument/2006/relationships" xmlns:m="http://schemas.openxmlformats.org/officeDocument/2006/math" xmlns:v="urn:schemas-microsoft-com:vml" xmlns:wp14="http://schemas.microsoft.com/office/word/2010/wordprocessingDrawing" xmlns:wp="http://schemas.openxmlformats.org/drawingml/2006/wordprocessingDrawing" xmlns:w10="urn:schemas-microsoft-com:office:word" xmlns:w="http://schemas.openxmlformats.org/wordprocessingml/2006/main" xmlns:w14="http://schemas.microsoft.com/office/word/2010/wordml" xmlns:w15="http://schemas.microsoft.com/office/word/2012/wordml" xmlns:w16cex="http://schemas.microsoft.com/office/word/2018/wordml/cex" xmlns:w16cid="http://schemas.microsoft.com/office/word/2016/wordml/cid" xmlns:w16="http://schemas.microsoft.com/office/word/2018/wordml" xmlns:w16se="http://schemas.microsoft.com/office/word/2015/wordml/symex" xmlns:wpg="http://schemas.microsoft.com/office/word/2010/wordprocessingGroup" xmlns:wpi="http://schemas.microsoft.com/office/word/2010/wordprocessingInk" xmlns:wne="http://schemas.microsoft.com/office/word/2006/wordml" xmlns:wps="http://schemas.microsoft.com/office/word/2010/wordprocessingShape" mc:Ignorable="w14 w15 w16se w16cid w16 w16cex wp14">
+<w:ftr xmlns:wpc="http://schemas.microsoft.com/office/word/2010/wordprocessingCanvas" xmlns:cx="http://schemas.microsoft.com/office/drawing/2014/chartex" xmlns:cx1="http://schemas.microsoft.com/office/drawing/2015/9/8/chartex" xmlns:cx2="http://schemas.microsoft.com/office/drawing/2015/10/21/chartex" xmlns:cx3="http://schemas.microsoft.com/office/drawing/2016/5/9/chartex" xmlns:cx4="http://schemas.microsoft.com/office/drawing/2016/5/10/chartex" xmlns:cx5="http://schemas.microsoft.com/office/drawing/2016/5/11/chartex" xmlns:cx6="http://schemas.microsoft.com/office/drawing/2016/5/12/chartex" xmlns:cx7="http://schemas.microsoft.com/office/drawing/2016/5/13/chartex" xmlns:cx8="http://schemas.microsoft.com/office/drawing/2016/5/14/chartex" xmlns:mc="http://schemas.openxmlformats.org/markup-compatibility/2006" xmlns:aink="http://schemas.microsoft.com/office/drawing/2016/ink" xmlns:am3d="http://schemas.microsoft.com/office/drawing/2017/model3d" xmlns:o="urn:schemas-microsoft-com:office:office" xmlns:oel="http://schemas.microsoft.com/office/2019/extlst" xmlns:r="http://schemas.openxmlformats.org/officeDocument/2006/relationships" xmlns:m="http://schemas.openxmlformats.org/officeDocument/2006/math" xmlns:v="urn:schemas-microsoft-com:vml" xmlns:wp14="http://schemas.microsoft.com/office/word/2010/wordprocessingDrawing" xmlns:wp="http://schemas.openxmlformats.org/drawingml/2006/wordprocessingDrawing" xmlns:w10="urn:schemas-microsoft-com:office:word" xmlns:w="http://schemas.openxmlformats.org/wordprocessingml/2006/main" xmlns:w14="http://schemas.microsoft.com/office/word/2010/wordml" xmlns:w15="http://schemas.microsoft.com/office/word/2012/wordml" xmlns:w16cex="http://schemas.microsoft.com/office/word/2018/wordml/cex" xmlns:w16cid="http://schemas.microsoft.com/office/word/2016/wordml/cid" xmlns:w16="http://schemas.microsoft.com/office/word/2018/wordml" xmlns:w16du="http://schemas.microsoft.com/office/word/2023/wordml/word16du" xmlns:w16sdtdh="http://schemas.microsoft.com/office/word/2020/wordml/sdtdatahash" xmlns:w16sdtfl="http://schemas.microsoft.com/office/word/2024/wordml/sdtformatlock" xmlns:w16se="http://schemas.microsoft.com/office/word/2015/wordml/symex" xmlns:wpg="http://schemas.microsoft.com/office/word/2010/wordprocessingGroup" xmlns:wpi="http://schemas.microsoft.com/office/word/2010/wordprocessingInk" xmlns:wne="http://schemas.microsoft.com/office/word/2006/wordml" xmlns:wps="http://schemas.microsoft.com/office/word/2010/wordprocessingShape" mc:Ignorable="w14 w15 w16se w16cid w16 w16cex w16sdtdh w16sdtfl w16du wp14">
   <w:sdt>
     <w:sdtPr>
       <w:id w:val="-365212670"/>
@@ -4163,7 +9993,7 @@
 </file>
 
 <file path=word/footnotes.xml><?xml version="1.0" encoding="utf-8"?>
-<w:footnotes xmlns:wpc="http://schemas.microsoft.com/office/word/2010/wordprocessingCanvas" xmlns:cx="http://schemas.microsoft.com/office/drawing/2014/chartex" xmlns:cx1="http://schemas.microsoft.com/office/drawing/2015/9/8/chartex" xmlns:cx2="http://schemas.microsoft.com/office/drawing/2015/10/21/chartex" xmlns:cx3="http://schemas.microsoft.com/office/drawing/2016/5/9/chartex" xmlns:cx4="http://schemas.microsoft.com/office/drawing/2016/5/10/chartex" xmlns:cx5="http://schemas.microsoft.com/office/drawing/2016/5/11/chartex" xmlns:cx6="http://schemas.microsoft.com/office/drawing/2016/5/12/chartex" xmlns:cx7="http://schemas.microsoft.com/office/drawing/2016/5/13/chartex" xmlns:cx8="http://schemas.microsoft.com/office/drawing/2016/5/14/chartex" xmlns:mc="http://schemas.openxmlformats.org/markup-compatibility/2006" xmlns:aink="http://schemas.microsoft.com/office/drawing/2016/ink" xmlns:am3d="http://schemas.microsoft.com/office/drawing/2017/model3d" xmlns:o="urn:schemas-microsoft-com:office:office" xmlns:r="http://schemas.openxmlformats.org/officeDocument/2006/relationships" xmlns:m="http://schemas.openxmlformats.org/officeDocument/2006/math" xmlns:v="urn:schemas-microsoft-com:vml" xmlns:wp14="http://schemas.microsoft.com/office/word/2010/wordprocessingDrawing" xmlns:wp="http://schemas.openxmlformats.org/drawingml/2006/wordprocessingDrawing" xmlns:w10="urn:schemas-microsoft-com:office:word" xmlns:w="http://schemas.openxmlformats.org/wordprocessingml/2006/main" xmlns:w14="http://schemas.microsoft.com/office/word/2010/wordml" xmlns:w15="http://schemas.microsoft.com/office/word/2012/wordml" xmlns:w16cex="http://schemas.microsoft.com/office/word/2018/wordml/cex" xmlns:w16cid="http://schemas.microsoft.com/office/word/2016/wordml/cid" xmlns:w16="http://schemas.microsoft.com/office/word/2018/wordml" xmlns:w16se="http://schemas.microsoft.com/office/word/2015/wordml/symex" xmlns:wpg="http://schemas.microsoft.com/office/word/2010/wordprocessingGroup" xmlns:wpi="http://schemas.microsoft.com/office/word/2010/wordprocessingInk" xmlns:wne="http://schemas.microsoft.com/office/word/2006/wordml" xmlns:wps="http://schemas.microsoft.com/office/word/2010/wordprocessingShape" mc:Ignorable="w14 w15 w16se w16cid w16 w16cex wp14">
+<w:footnotes xmlns:wpc="http://schemas.microsoft.com/office/word/2010/wordprocessingCanvas" xmlns:cx="http://schemas.microsoft.com/office/drawing/2014/chartex" xmlns:cx1="http://schemas.microsoft.com/office/drawing/2015/9/8/chartex" xmlns:cx2="http://schemas.microsoft.com/office/drawing/2015/10/21/chartex" xmlns:cx3="http://schemas.microsoft.com/office/drawing/2016/5/9/chartex" xmlns:cx4="http://schemas.microsoft.com/office/drawing/2016/5/10/chartex" xmlns:cx5="http://schemas.microsoft.com/office/drawing/2016/5/11/chartex" xmlns:cx6="http://schemas.microsoft.com/office/drawing/2016/5/12/chartex" xmlns:cx7="http://schemas.microsoft.com/office/drawing/2016/5/13/chartex" xmlns:cx8="http://schemas.microsoft.com/office/drawing/2016/5/14/chartex" xmlns:mc="http://schemas.openxmlformats.org/markup-compatibility/2006" xmlns:aink="http://schemas.microsoft.com/office/drawing/2016/ink" xmlns:am3d="http://schemas.microsoft.com/office/drawing/2017/model3d" xmlns:o="urn:schemas-microsoft-com:office:office" xmlns:oel="http://schemas.microsoft.com/office/2019/extlst" xmlns:r="http://schemas.openxmlformats.org/officeDocument/2006/relationships" xmlns:m="http://schemas.openxmlformats.org/officeDocument/2006/math" xmlns:v="urn:schemas-microsoft-com:vml" xmlns:wp14="http://schemas.microsoft.com/office/word/2010/wordprocessingDrawing" xmlns:wp="http://schemas.openxmlformats.org/drawingml/2006/wordprocessingDrawing" xmlns:w10="urn:schemas-microsoft-com:office:word" xmlns:w="http://schemas.openxmlformats.org/wordprocessingml/2006/main" xmlns:w14="http://schemas.microsoft.com/office/word/2010/wordml" xmlns:w15="http://schemas.microsoft.com/office/word/2012/wordml" xmlns:w16cex="http://schemas.microsoft.com/office/word/2018/wordml/cex" xmlns:w16cid="http://schemas.microsoft.com/office/word/2016/wordml/cid" xmlns:w16="http://schemas.microsoft.com/office/word/2018/wordml" xmlns:w16du="http://schemas.microsoft.com/office/word/2023/wordml/word16du" xmlns:w16sdtdh="http://schemas.microsoft.com/office/word/2020/wordml/sdtdatahash" xmlns:w16sdtfl="http://schemas.microsoft.com/office/word/2024/wordml/sdtformatlock" xmlns:w16se="http://schemas.microsoft.com/office/word/2015/wordml/symex" xmlns:wpg="http://schemas.microsoft.com/office/word/2010/wordprocessingGroup" xmlns:wpi="http://schemas.microsoft.com/office/word/2010/wordprocessingInk" xmlns:wne="http://schemas.microsoft.com/office/word/2006/wordml" xmlns:wps="http://schemas.microsoft.com/office/word/2010/wordprocessingShape" mc:Ignorable="w14 w15 w16se w16cid w16 w16cex w16sdtdh w16sdtfl w16du wp14">
   <w:footnote w:type="separator" w:id="-1">
     <w:p>
       <w:pPr>
@@ -4188,7 +10018,7 @@
 </file>
 
 <file path=word/styles.xml><?xml version="1.0" encoding="utf-8"?>
-<w:styles xmlns:mc="http://schemas.openxmlformats.org/markup-compatibility/2006" xmlns:r="http://schemas.openxmlformats.org/officeDocument/2006/relationships" xmlns:w="http://schemas.openxmlformats.org/wordprocessingml/2006/main" xmlns:w14="http://schemas.microsoft.com/office/word/2010/wordml" xmlns:w15="http://schemas.microsoft.com/office/word/2012/wordml" xmlns:w16cex="http://schemas.microsoft.com/office/word/2018/wordml/cex" xmlns:w16cid="http://schemas.microsoft.com/office/word/2016/wordml/cid" xmlns:w16="http://schemas.microsoft.com/office/word/2018/wordml" xmlns:w16se="http://schemas.microsoft.com/office/word/2015/wordml/symex" mc:Ignorable="w14 w15 w16se w16cid w16 w16cex">
+<w:styles xmlns:mc="http://schemas.openxmlformats.org/markup-compatibility/2006" xmlns:r="http://schemas.openxmlformats.org/officeDocument/2006/relationships" xmlns:w="http://schemas.openxmlformats.org/wordprocessingml/2006/main" xmlns:w14="http://schemas.microsoft.com/office/word/2010/wordml" xmlns:w15="http://schemas.microsoft.com/office/word/2012/wordml" xmlns:w16cex="http://schemas.microsoft.com/office/word/2018/wordml/cex" xmlns:w16cid="http://schemas.microsoft.com/office/word/2016/wordml/cid" xmlns:w16="http://schemas.microsoft.com/office/word/2018/wordml" xmlns:w16du="http://schemas.microsoft.com/office/word/2023/wordml/word16du" xmlns:w16sdtdh="http://schemas.microsoft.com/office/word/2020/wordml/sdtdatahash" xmlns:w16sdtfl="http://schemas.microsoft.com/office/word/2024/wordml/sdtformatlock" xmlns:w16se="http://schemas.microsoft.com/office/word/2015/wordml/symex" mc:Ignorable="w14 w15 w16se w16cid w16 w16cex w16sdtdh w16sdtfl w16du">
   <w:docDefaults>
     <w:rPrDefault>
       <w:rPr>
@@ -4608,10 +10438,32 @@
       <w:lang w:eastAsia="ru-RU"/>
     </w:rPr>
   </w:style>
+  <w:style w:type="paragraph" w:styleId="2">
+    <w:name w:val="heading 2"/>
+    <w:basedOn w:val="a"/>
+    <w:next w:val="a"/>
+    <w:link w:val="20"/>
+    <w:uiPriority w:val="9"/>
+    <w:semiHidden/>
+    <w:unhideWhenUsed/>
+    <w:qFormat/>
+    <w:rsid w:val="009515A3"/>
+    <w:pPr>
+      <w:keepNext/>
+      <w:keepLines/>
+      <w:spacing w:before="40" w:after="0"/>
+      <w:outlineLvl w:val="1"/>
+    </w:pPr>
+    <w:rPr>
+      <w:rFonts w:asciiTheme="majorHAnsi" w:eastAsiaTheme="majorEastAsia" w:hAnsiTheme="majorHAnsi" w:cstheme="majorBidi"/>
+      <w:color w:val="2F5496" w:themeColor="accent1" w:themeShade="BF"/>
+      <w:sz w:val="26"/>
+      <w:szCs w:val="26"/>
+    </w:rPr>
+  </w:style>
   <w:style w:type="character" w:default="1" w:styleId="a0">
     <w:name w:val="Default Paragraph Font"/>
     <w:uiPriority w:val="1"/>
-    <w:semiHidden/>
     <w:unhideWhenUsed/>
   </w:style>
   <w:style w:type="table" w:default="1" w:styleId="a1">
@@ -4769,6 +10621,128 @@
     <w:pPr>
       <w:ind w:left="720"/>
       <w:contextualSpacing/>
+    </w:pPr>
+  </w:style>
+  <w:style w:type="paragraph" w:customStyle="1" w:styleId="ab">
+    <w:name w:val="ЗАГОЛОВОККККК"/>
+    <w:basedOn w:val="1"/>
+    <w:link w:val="ac"/>
+    <w:qFormat/>
+    <w:rsid w:val="000954A0"/>
+    <w:pPr>
+      <w:ind w:firstLine="709"/>
+      <w:jc w:val="both"/>
+    </w:pPr>
+  </w:style>
+  <w:style w:type="character" w:customStyle="1" w:styleId="ac">
+    <w:name w:val="ЗАГОЛОВОККККК Знак"/>
+    <w:basedOn w:val="10"/>
+    <w:link w:val="ab"/>
+    <w:rsid w:val="000954A0"/>
+    <w:rPr>
+      <w:rFonts w:ascii="Times New Roman" w:eastAsia="Times New Roman" w:hAnsi="Times New Roman" w:cs="Times New Roman"/>
+      <w:color w:val="000000"/>
+      <w:sz w:val="28"/>
+      <w:szCs w:val="28"/>
+      <w:lang w:eastAsia="ru-RU"/>
+    </w:rPr>
+  </w:style>
+  <w:style w:type="character" w:customStyle="1" w:styleId="20">
+    <w:name w:val="Заголовок 2 Знак"/>
+    <w:basedOn w:val="a0"/>
+    <w:link w:val="2"/>
+    <w:uiPriority w:val="9"/>
+    <w:semiHidden/>
+    <w:rsid w:val="009515A3"/>
+    <w:rPr>
+      <w:rFonts w:asciiTheme="majorHAnsi" w:eastAsiaTheme="majorEastAsia" w:hAnsiTheme="majorHAnsi" w:cstheme="majorBidi"/>
+      <w:color w:val="2F5496" w:themeColor="accent1" w:themeShade="BF"/>
+      <w:sz w:val="26"/>
+      <w:szCs w:val="26"/>
+    </w:rPr>
+  </w:style>
+  <w:style w:type="paragraph" w:customStyle="1" w:styleId="21">
+    <w:name w:val="2ЗАГОЛОВОККК"/>
+    <w:basedOn w:val="ab"/>
+    <w:link w:val="22"/>
+    <w:qFormat/>
+    <w:rsid w:val="00AB7187"/>
+    <w:pPr>
+      <w:outlineLvl w:val="1"/>
+    </w:pPr>
+  </w:style>
+  <w:style w:type="character" w:customStyle="1" w:styleId="22">
+    <w:name w:val="2ЗАГОЛОВОККК Знак"/>
+    <w:basedOn w:val="ac"/>
+    <w:link w:val="21"/>
+    <w:rsid w:val="00AB7187"/>
+    <w:rPr>
+      <w:rFonts w:ascii="Times New Roman" w:eastAsia="Times New Roman" w:hAnsi="Times New Roman" w:cs="Times New Roman"/>
+      <w:color w:val="000000"/>
+      <w:sz w:val="28"/>
+      <w:szCs w:val="28"/>
+      <w:lang w:eastAsia="ru-RU"/>
+    </w:rPr>
+  </w:style>
+  <w:style w:type="paragraph" w:styleId="23">
+    <w:name w:val="toc 2"/>
+    <w:basedOn w:val="a"/>
+    <w:next w:val="a"/>
+    <w:autoRedefine/>
+    <w:uiPriority w:val="39"/>
+    <w:unhideWhenUsed/>
+    <w:rsid w:val="00AB7187"/>
+    <w:pPr>
+      <w:spacing w:after="100"/>
+      <w:ind w:left="220"/>
+    </w:pPr>
+  </w:style>
+  <w:style w:type="character" w:styleId="ad">
+    <w:name w:val="Unresolved Mention"/>
+    <w:basedOn w:val="a0"/>
+    <w:uiPriority w:val="99"/>
+    <w:semiHidden/>
+    <w:unhideWhenUsed/>
+    <w:rsid w:val="00DA04C1"/>
+    <w:rPr>
+      <w:color w:val="605E5C"/>
+      <w:shd w:val="clear" w:color="auto" w:fill="E1DFDD"/>
+    </w:rPr>
+  </w:style>
+  <w:style w:type="paragraph" w:customStyle="1" w:styleId="3">
+    <w:name w:val="3ЗАГОЛОВОКККК"/>
+    <w:basedOn w:val="21"/>
+    <w:link w:val="30"/>
+    <w:qFormat/>
+    <w:rsid w:val="005D7AFB"/>
+    <w:pPr>
+      <w:outlineLvl w:val="2"/>
+    </w:pPr>
+  </w:style>
+  <w:style w:type="character" w:customStyle="1" w:styleId="30">
+    <w:name w:val="3ЗАГОЛОВОКККК Знак"/>
+    <w:basedOn w:val="22"/>
+    <w:link w:val="3"/>
+    <w:rsid w:val="005D7AFB"/>
+    <w:rPr>
+      <w:rFonts w:ascii="Times New Roman" w:eastAsia="Times New Roman" w:hAnsi="Times New Roman" w:cs="Times New Roman"/>
+      <w:color w:val="000000"/>
+      <w:sz w:val="28"/>
+      <w:szCs w:val="28"/>
+      <w:lang w:eastAsia="ru-RU"/>
+    </w:rPr>
+  </w:style>
+  <w:style w:type="paragraph" w:styleId="31">
+    <w:name w:val="toc 3"/>
+    <w:basedOn w:val="a"/>
+    <w:next w:val="a"/>
+    <w:autoRedefine/>
+    <w:uiPriority w:val="39"/>
+    <w:unhideWhenUsed/>
+    <w:rsid w:val="001D3898"/>
+    <w:pPr>
+      <w:spacing w:after="100"/>
+      <w:ind w:left="440"/>
     </w:pPr>
   </w:style>
 </w:styles>

--- a/Пояснительная записка к ВКР.docx
+++ b/Пояснительная записка к ВКР.docx
@@ -1,6 +1,6 @@
 
 <file path=word/document.xml><?xml version="1.0" encoding="utf-8"?>
-<w:document xmlns:wpc="http://schemas.microsoft.com/office/word/2010/wordprocessingCanvas" xmlns:cx="http://schemas.microsoft.com/office/drawing/2014/chartex" xmlns:cx1="http://schemas.microsoft.com/office/drawing/2015/9/8/chartex" xmlns:cx2="http://schemas.microsoft.com/office/drawing/2015/10/21/chartex" xmlns:cx3="http://schemas.microsoft.com/office/drawing/2016/5/9/chartex" xmlns:cx4="http://schemas.microsoft.com/office/drawing/2016/5/10/chartex" xmlns:cx5="http://schemas.microsoft.com/office/drawing/2016/5/11/chartex" xmlns:cx6="http://schemas.microsoft.com/office/drawing/2016/5/12/chartex" xmlns:cx7="http://schemas.microsoft.com/office/drawing/2016/5/13/chartex" xmlns:cx8="http://schemas.microsoft.com/office/drawing/2016/5/14/chartex" xmlns:mc="http://schemas.openxmlformats.org/markup-compatibility/2006" xmlns:aink="http://schemas.microsoft.com/office/drawing/2016/ink" xmlns:am3d="http://schemas.microsoft.com/office/drawing/2017/model3d" xmlns:o="urn:schemas-microsoft-com:office:office" xmlns:oel="http://schemas.microsoft.com/office/2019/extlst" xmlns:r="http://schemas.openxmlformats.org/officeDocument/2006/relationships" xmlns:m="http://schemas.openxmlformats.org/officeDocument/2006/math" xmlns:v="urn:schemas-microsoft-com:vml" xmlns:wp14="http://schemas.microsoft.com/office/word/2010/wordprocessingDrawing" xmlns:wp="http://schemas.openxmlformats.org/drawingml/2006/wordprocessingDrawing" xmlns:w10="urn:schemas-microsoft-com:office:word" xmlns:w="http://schemas.openxmlformats.org/wordprocessingml/2006/main" xmlns:w14="http://schemas.microsoft.com/office/word/2010/wordml" xmlns:w15="http://schemas.microsoft.com/office/word/2012/wordml" xmlns:w16cex="http://schemas.microsoft.com/office/word/2018/wordml/cex" xmlns:w16cid="http://schemas.microsoft.com/office/word/2016/wordml/cid" xmlns:w16="http://schemas.microsoft.com/office/word/2018/wordml" xmlns:w16du="http://schemas.microsoft.com/office/word/2023/wordml/word16du" xmlns:w16sdtdh="http://schemas.microsoft.com/office/word/2020/wordml/sdtdatahash" xmlns:w16sdtfl="http://schemas.microsoft.com/office/word/2024/wordml/sdtformatlock" xmlns:w16se="http://schemas.microsoft.com/office/word/2015/wordml/symex" xmlns:wpg="http://schemas.microsoft.com/office/word/2010/wordprocessingGroup" xmlns:wpi="http://schemas.microsoft.com/office/word/2010/wordprocessingInk" xmlns:wne="http://schemas.microsoft.com/office/word/2006/wordml" xmlns:wps="http://schemas.microsoft.com/office/word/2010/wordprocessingShape" mc:Ignorable="w14 w15 w16se w16cid w16 w16cex w16sdtdh w16sdtfl w16du wp14">
+<w:document xmlns:wpc="http://schemas.microsoft.com/office/word/2010/wordprocessingCanvas" xmlns:cx="http://schemas.microsoft.com/office/drawing/2014/chartex" xmlns:cx1="http://schemas.microsoft.com/office/drawing/2015/9/8/chartex" xmlns:cx2="http://schemas.microsoft.com/office/drawing/2015/10/21/chartex" xmlns:cx3="http://schemas.microsoft.com/office/drawing/2016/5/9/chartex" xmlns:cx4="http://schemas.microsoft.com/office/drawing/2016/5/10/chartex" xmlns:cx5="http://schemas.microsoft.com/office/drawing/2016/5/11/chartex" xmlns:cx6="http://schemas.microsoft.com/office/drawing/2016/5/12/chartex" xmlns:cx7="http://schemas.microsoft.com/office/drawing/2016/5/13/chartex" xmlns:cx8="http://schemas.microsoft.com/office/drawing/2016/5/14/chartex" xmlns:mc="http://schemas.openxmlformats.org/markup-compatibility/2006" xmlns:aink="http://schemas.microsoft.com/office/drawing/2016/ink" xmlns:am3d="http://schemas.microsoft.com/office/drawing/2017/model3d" xmlns:o="urn:schemas-microsoft-com:office:office" xmlns:r="http://schemas.openxmlformats.org/officeDocument/2006/relationships" xmlns:m="http://schemas.openxmlformats.org/officeDocument/2006/math" xmlns:v="urn:schemas-microsoft-com:vml" xmlns:wp14="http://schemas.microsoft.com/office/word/2010/wordprocessingDrawing" xmlns:wp="http://schemas.openxmlformats.org/drawingml/2006/wordprocessingDrawing" xmlns:w10="urn:schemas-microsoft-com:office:word" xmlns:w="http://schemas.openxmlformats.org/wordprocessingml/2006/main" xmlns:w14="http://schemas.microsoft.com/office/word/2010/wordml" xmlns:w15="http://schemas.microsoft.com/office/word/2012/wordml" xmlns:w16cex="http://schemas.microsoft.com/office/word/2018/wordml/cex" xmlns:w16cid="http://schemas.microsoft.com/office/word/2016/wordml/cid" xmlns:w16="http://schemas.microsoft.com/office/word/2018/wordml" xmlns:w16se="http://schemas.microsoft.com/office/word/2015/wordml/symex" xmlns:wpg="http://schemas.microsoft.com/office/word/2010/wordprocessingGroup" xmlns:wpi="http://schemas.microsoft.com/office/word/2010/wordprocessingInk" xmlns:wne="http://schemas.microsoft.com/office/word/2006/wordml" xmlns:wps="http://schemas.microsoft.com/office/word/2010/wordprocessingShape" mc:Ignorable="w14 w15 w16se w16cid w16 w16cex wp14">
   <w:body>
     <w:p>
       <w:pPr>
@@ -1632,17 +1632,40 @@
           <w:u w:val="single"/>
           <w:lang w:eastAsia="ru-RU"/>
         </w:rPr>
-        <w:t>выполнения задач и управление ими;</w:t>
-      </w:r>
-      <w:r>
-        <w:rPr>
-          <w:rFonts w:ascii="Times New Roman" w:eastAsia="Times New Roman" w:hAnsi="Times New Roman" w:cs="Times New Roman"/>
-          <w:color w:val="000000"/>
-          <w:sz w:val="28"/>
-          <w:szCs w:val="28"/>
-          <w:lang w:eastAsia="ru-RU"/>
-        </w:rPr>
-        <w:t>____</w:t>
+        <w:t xml:space="preserve">выполнения задач и управление </w:t>
+      </w:r>
+      <w:proofErr w:type="gramStart"/>
+      <w:r>
+        <w:rPr>
+          <w:rFonts w:ascii="Times New Roman" w:eastAsia="Times New Roman" w:hAnsi="Times New Roman" w:cs="Times New Roman"/>
+          <w:color w:val="000000"/>
+          <w:sz w:val="28"/>
+          <w:szCs w:val="28"/>
+          <w:u w:val="single"/>
+          <w:lang w:eastAsia="ru-RU"/>
+        </w:rPr>
+        <w:t>ими;</w:t>
+      </w:r>
+      <w:r>
+        <w:rPr>
+          <w:rFonts w:ascii="Times New Roman" w:eastAsia="Times New Roman" w:hAnsi="Times New Roman" w:cs="Times New Roman"/>
+          <w:color w:val="000000"/>
+          <w:sz w:val="28"/>
+          <w:szCs w:val="28"/>
+          <w:lang w:eastAsia="ru-RU"/>
+        </w:rPr>
+        <w:t>_</w:t>
+      </w:r>
+      <w:proofErr w:type="gramEnd"/>
+      <w:r>
+        <w:rPr>
+          <w:rFonts w:ascii="Times New Roman" w:eastAsia="Times New Roman" w:hAnsi="Times New Roman" w:cs="Times New Roman"/>
+          <w:color w:val="000000"/>
+          <w:sz w:val="28"/>
+          <w:szCs w:val="28"/>
+          <w:lang w:eastAsia="ru-RU"/>
+        </w:rPr>
+        <w:t>___</w:t>
       </w:r>
       <w:r>
         <w:rPr>
@@ -1687,6 +1710,7 @@
         <w:t xml:space="preserve">Требования к программному </w:t>
       </w:r>
       <w:proofErr w:type="spellStart"/>
+      <w:proofErr w:type="gramStart"/>
       <w:r>
         <w:rPr>
           <w:rFonts w:ascii="Times New Roman" w:eastAsia="Times New Roman" w:hAnsi="Times New Roman" w:cs="Times New Roman"/>
@@ -1708,6 +1732,7 @@
         </w:rPr>
         <w:t>_</w:t>
       </w:r>
+      <w:proofErr w:type="gramEnd"/>
       <w:r>
         <w:rPr>
           <w:rFonts w:ascii="Times New Roman" w:eastAsia="Times New Roman" w:hAnsi="Times New Roman" w:cs="Times New Roman"/>
@@ -1948,17 +1973,40 @@
           <w:u w:val="single"/>
           <w:lang w:eastAsia="ru-RU"/>
         </w:rPr>
-        <w:t>1) анализ предметной области и существующих систем-аналогов;</w:t>
-      </w:r>
-      <w:r>
-        <w:rPr>
-          <w:rFonts w:ascii="Times New Roman" w:eastAsia="Times New Roman" w:hAnsi="Times New Roman" w:cs="Times New Roman"/>
-          <w:color w:val="000000"/>
-          <w:sz w:val="28"/>
-          <w:szCs w:val="28"/>
-          <w:lang w:eastAsia="ru-RU"/>
-        </w:rPr>
-        <w:t>__________</w:t>
+        <w:t>1) анализ предметной области и существующих систем-</w:t>
+      </w:r>
+      <w:proofErr w:type="gramStart"/>
+      <w:r>
+        <w:rPr>
+          <w:rFonts w:ascii="Times New Roman" w:eastAsia="Times New Roman" w:hAnsi="Times New Roman" w:cs="Times New Roman"/>
+          <w:color w:val="000000"/>
+          <w:sz w:val="28"/>
+          <w:szCs w:val="28"/>
+          <w:u w:val="single"/>
+          <w:lang w:eastAsia="ru-RU"/>
+        </w:rPr>
+        <w:t>аналогов;</w:t>
+      </w:r>
+      <w:r>
+        <w:rPr>
+          <w:rFonts w:ascii="Times New Roman" w:eastAsia="Times New Roman" w:hAnsi="Times New Roman" w:cs="Times New Roman"/>
+          <w:color w:val="000000"/>
+          <w:sz w:val="28"/>
+          <w:szCs w:val="28"/>
+          <w:lang w:eastAsia="ru-RU"/>
+        </w:rPr>
+        <w:t>_</w:t>
+      </w:r>
+      <w:proofErr w:type="gramEnd"/>
+      <w:r>
+        <w:rPr>
+          <w:rFonts w:ascii="Times New Roman" w:eastAsia="Times New Roman" w:hAnsi="Times New Roman" w:cs="Times New Roman"/>
+          <w:color w:val="000000"/>
+          <w:sz w:val="28"/>
+          <w:szCs w:val="28"/>
+          <w:lang w:eastAsia="ru-RU"/>
+        </w:rPr>
+        <w:t>_________</w:t>
       </w:r>
     </w:p>
     <w:p>
@@ -1981,17 +2029,40 @@
           <w:u w:val="single"/>
           <w:lang w:eastAsia="ru-RU"/>
         </w:rPr>
-        <w:t>2) разработка логического проекта системы;</w:t>
-      </w:r>
-      <w:r>
-        <w:rPr>
-          <w:rFonts w:ascii="Times New Roman" w:eastAsia="Times New Roman" w:hAnsi="Times New Roman" w:cs="Times New Roman"/>
-          <w:color w:val="000000"/>
-          <w:sz w:val="28"/>
-          <w:szCs w:val="28"/>
-          <w:lang w:eastAsia="ru-RU"/>
-        </w:rPr>
-        <w:t>____________________________</w:t>
+        <w:t xml:space="preserve">2) разработка логического проекта </w:t>
+      </w:r>
+      <w:proofErr w:type="gramStart"/>
+      <w:r>
+        <w:rPr>
+          <w:rFonts w:ascii="Times New Roman" w:eastAsia="Times New Roman" w:hAnsi="Times New Roman" w:cs="Times New Roman"/>
+          <w:color w:val="000000"/>
+          <w:sz w:val="28"/>
+          <w:szCs w:val="28"/>
+          <w:u w:val="single"/>
+          <w:lang w:eastAsia="ru-RU"/>
+        </w:rPr>
+        <w:t>системы;</w:t>
+      </w:r>
+      <w:r>
+        <w:rPr>
+          <w:rFonts w:ascii="Times New Roman" w:eastAsia="Times New Roman" w:hAnsi="Times New Roman" w:cs="Times New Roman"/>
+          <w:color w:val="000000"/>
+          <w:sz w:val="28"/>
+          <w:szCs w:val="28"/>
+          <w:lang w:eastAsia="ru-RU"/>
+        </w:rPr>
+        <w:t>_</w:t>
+      </w:r>
+      <w:proofErr w:type="gramEnd"/>
+      <w:r>
+        <w:rPr>
+          <w:rFonts w:ascii="Times New Roman" w:eastAsia="Times New Roman" w:hAnsi="Times New Roman" w:cs="Times New Roman"/>
+          <w:color w:val="000000"/>
+          <w:sz w:val="28"/>
+          <w:szCs w:val="28"/>
+          <w:lang w:eastAsia="ru-RU"/>
+        </w:rPr>
+        <w:t>___________________________</w:t>
       </w:r>
     </w:p>
     <w:p>
@@ -2014,17 +2085,40 @@
           <w:u w:val="single"/>
           <w:lang w:eastAsia="ru-RU"/>
         </w:rPr>
-        <w:t>3) разработка логической и физической моделей базы данных;</w:t>
-      </w:r>
-      <w:r>
-        <w:rPr>
-          <w:rFonts w:ascii="Times New Roman" w:eastAsia="Times New Roman" w:hAnsi="Times New Roman" w:cs="Times New Roman"/>
-          <w:color w:val="000000"/>
-          <w:sz w:val="28"/>
-          <w:szCs w:val="28"/>
-          <w:lang w:eastAsia="ru-RU"/>
-        </w:rPr>
-        <w:t>____________</w:t>
+        <w:t xml:space="preserve">3) разработка логической и физической моделей базы </w:t>
+      </w:r>
+      <w:proofErr w:type="gramStart"/>
+      <w:r>
+        <w:rPr>
+          <w:rFonts w:ascii="Times New Roman" w:eastAsia="Times New Roman" w:hAnsi="Times New Roman" w:cs="Times New Roman"/>
+          <w:color w:val="000000"/>
+          <w:sz w:val="28"/>
+          <w:szCs w:val="28"/>
+          <w:u w:val="single"/>
+          <w:lang w:eastAsia="ru-RU"/>
+        </w:rPr>
+        <w:t>данных;</w:t>
+      </w:r>
+      <w:r>
+        <w:rPr>
+          <w:rFonts w:ascii="Times New Roman" w:eastAsia="Times New Roman" w:hAnsi="Times New Roman" w:cs="Times New Roman"/>
+          <w:color w:val="000000"/>
+          <w:sz w:val="28"/>
+          <w:szCs w:val="28"/>
+          <w:lang w:eastAsia="ru-RU"/>
+        </w:rPr>
+        <w:t>_</w:t>
+      </w:r>
+      <w:proofErr w:type="gramEnd"/>
+      <w:r>
+        <w:rPr>
+          <w:rFonts w:ascii="Times New Roman" w:eastAsia="Times New Roman" w:hAnsi="Times New Roman" w:cs="Times New Roman"/>
+          <w:color w:val="000000"/>
+          <w:sz w:val="28"/>
+          <w:szCs w:val="28"/>
+          <w:lang w:eastAsia="ru-RU"/>
+        </w:rPr>
+        <w:t>___________</w:t>
       </w:r>
     </w:p>
     <w:p>
@@ -2035,19 +2129,120 @@
           <w:color w:val="000000"/>
           <w:sz w:val="28"/>
           <w:szCs w:val="28"/>
-          <w:lang w:eastAsia="ru-RU"/>
-        </w:rPr>
-      </w:pPr>
-      <w:r>
-        <w:rPr>
-          <w:rFonts w:ascii="Times New Roman" w:eastAsia="Times New Roman" w:hAnsi="Times New Roman" w:cs="Times New Roman"/>
-          <w:color w:val="000000"/>
-          <w:sz w:val="28"/>
-          <w:szCs w:val="28"/>
           <w:u w:val="single"/>
           <w:lang w:eastAsia="ru-RU"/>
         </w:rPr>
-        <w:t>4) разработка и реализация программного обеспечения.</w:t>
+      </w:pPr>
+      <w:r>
+        <w:rPr>
+          <w:rFonts w:ascii="Times New Roman" w:eastAsia="Times New Roman" w:hAnsi="Times New Roman" w:cs="Times New Roman"/>
+          <w:color w:val="000000"/>
+          <w:sz w:val="28"/>
+          <w:szCs w:val="28"/>
+          <w:u w:val="single"/>
+          <w:lang w:eastAsia="ru-RU"/>
+        </w:rPr>
+        <w:t xml:space="preserve">4) разработка и реализация программного </w:t>
+      </w:r>
+      <w:proofErr w:type="gramStart"/>
+      <w:r>
+        <w:rPr>
+          <w:rFonts w:ascii="Times New Roman" w:eastAsia="Times New Roman" w:hAnsi="Times New Roman" w:cs="Times New Roman"/>
+          <w:color w:val="000000"/>
+          <w:sz w:val="28"/>
+          <w:szCs w:val="28"/>
+          <w:u w:val="single"/>
+          <w:lang w:eastAsia="ru-RU"/>
+        </w:rPr>
+        <w:t>обеспечения</w:t>
+      </w:r>
+      <w:r>
+        <w:rPr>
+          <w:rFonts w:ascii="Times New Roman" w:eastAsia="Times New Roman" w:hAnsi="Times New Roman" w:cs="Times New Roman"/>
+          <w:color w:val="000000"/>
+          <w:sz w:val="28"/>
+          <w:szCs w:val="28"/>
+          <w:u w:val="single"/>
+          <w:lang w:eastAsia="ru-RU"/>
+        </w:rPr>
+        <w:t>;</w:t>
+      </w:r>
+      <w:r>
+        <w:rPr>
+          <w:rFonts w:ascii="Times New Roman" w:eastAsia="Times New Roman" w:hAnsi="Times New Roman" w:cs="Times New Roman"/>
+          <w:color w:val="000000"/>
+          <w:sz w:val="28"/>
+          <w:szCs w:val="28"/>
+          <w:lang w:eastAsia="ru-RU"/>
+        </w:rPr>
+        <w:t>_</w:t>
+      </w:r>
+      <w:proofErr w:type="gramEnd"/>
+      <w:r>
+        <w:rPr>
+          <w:rFonts w:ascii="Times New Roman" w:eastAsia="Times New Roman" w:hAnsi="Times New Roman" w:cs="Times New Roman"/>
+          <w:color w:val="000000"/>
+          <w:sz w:val="28"/>
+          <w:szCs w:val="28"/>
+          <w:lang w:eastAsia="ru-RU"/>
+        </w:rPr>
+        <w:t>_________________</w:t>
+      </w:r>
+    </w:p>
+    <w:p>
+      <w:pPr>
+        <w:spacing w:after="0" w:line="360" w:lineRule="auto"/>
+        <w:rPr>
+          <w:rFonts w:ascii="Times New Roman" w:eastAsia="Times New Roman" w:hAnsi="Times New Roman" w:cs="Times New Roman"/>
+          <w:color w:val="000000"/>
+          <w:sz w:val="28"/>
+          <w:szCs w:val="28"/>
+          <w:lang w:eastAsia="ru-RU"/>
+        </w:rPr>
+      </w:pPr>
+      <w:r>
+        <w:rPr>
+          <w:rFonts w:ascii="Times New Roman" w:eastAsia="Times New Roman" w:hAnsi="Times New Roman" w:cs="Times New Roman"/>
+          <w:color w:val="000000"/>
+          <w:sz w:val="28"/>
+          <w:szCs w:val="28"/>
+          <w:u w:val="single"/>
+          <w:lang w:eastAsia="ru-RU"/>
+        </w:rPr>
+        <w:t xml:space="preserve">5) описание контрольного </w:t>
+      </w:r>
+      <w:proofErr w:type="gramStart"/>
+      <w:r>
+        <w:rPr>
+          <w:rFonts w:ascii="Times New Roman" w:eastAsia="Times New Roman" w:hAnsi="Times New Roman" w:cs="Times New Roman"/>
+          <w:color w:val="000000"/>
+          <w:sz w:val="28"/>
+          <w:szCs w:val="28"/>
+          <w:u w:val="single"/>
+          <w:lang w:eastAsia="ru-RU"/>
+        </w:rPr>
+        <w:t>примера.</w:t>
+      </w:r>
+      <w:r>
+        <w:rPr>
+          <w:rFonts w:ascii="Times New Roman" w:eastAsia="Times New Roman" w:hAnsi="Times New Roman" w:cs="Times New Roman"/>
+          <w:color w:val="000000"/>
+          <w:sz w:val="28"/>
+          <w:szCs w:val="28"/>
+          <w:lang w:eastAsia="ru-RU"/>
+        </w:rPr>
+        <w:t>_</w:t>
+      </w:r>
+      <w:proofErr w:type="gramEnd"/>
+      <w:r>
+        <w:rPr>
+          <w:rFonts w:ascii="Times New Roman" w:eastAsia="Times New Roman" w:hAnsi="Times New Roman" w:cs="Times New Roman"/>
+          <w:color w:val="000000"/>
+          <w:sz w:val="28"/>
+          <w:szCs w:val="28"/>
+          <w:lang w:eastAsia="ru-RU"/>
+        </w:rPr>
+        <w:t>________________</w:t>
       </w:r>
       <w:r>
         <w:rPr>
@@ -2293,7 +2488,29 @@
           <w:szCs w:val="28"/>
           <w:lang w:eastAsia="ru-RU"/>
         </w:rPr>
-        <w:t>«____»__________________20_____г.</w:t>
+        <w:t>«___</w:t>
+      </w:r>
+      <w:proofErr w:type="gramStart"/>
+      <w:r>
+        <w:rPr>
+          <w:rFonts w:ascii="Times New Roman" w:eastAsia="Times New Roman" w:hAnsi="Times New Roman" w:cs="Times New Roman"/>
+          <w:color w:val="000000" w:themeColor="text1"/>
+          <w:sz w:val="28"/>
+          <w:szCs w:val="28"/>
+          <w:lang w:eastAsia="ru-RU"/>
+        </w:rPr>
+        <w:t>_»_</w:t>
+      </w:r>
+      <w:proofErr w:type="gramEnd"/>
+      <w:r>
+        <w:rPr>
+          <w:rFonts w:ascii="Times New Roman" w:eastAsia="Times New Roman" w:hAnsi="Times New Roman" w:cs="Times New Roman"/>
+          <w:color w:val="000000" w:themeColor="text1"/>
+          <w:sz w:val="28"/>
+          <w:szCs w:val="28"/>
+          <w:lang w:eastAsia="ru-RU"/>
+        </w:rPr>
+        <w:t>_________________20_____г.</w:t>
       </w:r>
       <w:r>
         <w:rPr>
@@ -2486,7 +2703,29 @@
           <w:szCs w:val="28"/>
           <w:lang w:eastAsia="ru-RU"/>
         </w:rPr>
-        <w:t>«____»__________________20_____г.</w:t>
+        <w:t>«___</w:t>
+      </w:r>
+      <w:proofErr w:type="gramStart"/>
+      <w:r>
+        <w:rPr>
+          <w:rFonts w:ascii="Times New Roman" w:eastAsia="Times New Roman" w:hAnsi="Times New Roman" w:cs="Times New Roman"/>
+          <w:color w:val="000000"/>
+          <w:sz w:val="28"/>
+          <w:szCs w:val="28"/>
+          <w:lang w:eastAsia="ru-RU"/>
+        </w:rPr>
+        <w:t>_»_</w:t>
+      </w:r>
+      <w:proofErr w:type="gramEnd"/>
+      <w:r>
+        <w:rPr>
+          <w:rFonts w:ascii="Times New Roman" w:eastAsia="Times New Roman" w:hAnsi="Times New Roman" w:cs="Times New Roman"/>
+          <w:color w:val="000000"/>
+          <w:sz w:val="28"/>
+          <w:szCs w:val="28"/>
+          <w:lang w:eastAsia="ru-RU"/>
+        </w:rPr>
+        <w:t>_________________20_____г.</w:t>
       </w:r>
       <w:r>
         <w:rPr>
@@ -2733,7 +2972,51 @@
           <w:szCs w:val="28"/>
           <w:lang w:eastAsia="ru-RU"/>
         </w:rPr>
-        <w:t xml:space="preserve"> слайдов Microsoft PowerPoint.</w:t>
+        <w:t xml:space="preserve"> слайдов </w:t>
+      </w:r>
+      <w:proofErr w:type="spellStart"/>
+      <w:r>
+        <w:rPr>
+          <w:rFonts w:ascii="Times New Roman" w:eastAsia="Times New Roman" w:hAnsi="Times New Roman" w:cs="Times New Roman"/>
+          <w:color w:val="000000"/>
+          <w:sz w:val="28"/>
+          <w:szCs w:val="28"/>
+          <w:lang w:eastAsia="ru-RU"/>
+        </w:rPr>
+        <w:t>Microsoft</w:t>
+      </w:r>
+      <w:proofErr w:type="spellEnd"/>
+      <w:r>
+        <w:rPr>
+          <w:rFonts w:ascii="Times New Roman" w:eastAsia="Times New Roman" w:hAnsi="Times New Roman" w:cs="Times New Roman"/>
+          <w:color w:val="000000"/>
+          <w:sz w:val="28"/>
+          <w:szCs w:val="28"/>
+          <w:lang w:eastAsia="ru-RU"/>
+        </w:rPr>
+        <w:t xml:space="preserve"> </w:t>
+      </w:r>
+      <w:proofErr w:type="spellStart"/>
+      <w:r>
+        <w:rPr>
+          <w:rFonts w:ascii="Times New Roman" w:eastAsia="Times New Roman" w:hAnsi="Times New Roman" w:cs="Times New Roman"/>
+          <w:color w:val="000000"/>
+          <w:sz w:val="28"/>
+          <w:szCs w:val="28"/>
+          <w:lang w:eastAsia="ru-RU"/>
+        </w:rPr>
+        <w:t>PowerPoint</w:t>
+      </w:r>
+      <w:proofErr w:type="spellEnd"/>
+      <w:r>
+        <w:rPr>
+          <w:rFonts w:ascii="Times New Roman" w:eastAsia="Times New Roman" w:hAnsi="Times New Roman" w:cs="Times New Roman"/>
+          <w:color w:val="000000"/>
+          <w:sz w:val="28"/>
+          <w:szCs w:val="28"/>
+          <w:lang w:eastAsia="ru-RU"/>
+        </w:rPr>
+        <w:t>.</w:t>
       </w:r>
     </w:p>
     <w:p>
@@ -3141,6 +3424,7 @@
         </w:rPr>
         <w:t>.</w:t>
       </w:r>
+      <w:proofErr w:type="spellStart"/>
       <w:r>
         <w:rPr>
           <w:rFonts w:ascii="Times New Roman" w:eastAsia="Times New Roman" w:hAnsi="Times New Roman" w:cs="Times New Roman"/>
@@ -3151,6 +3435,7 @@
         </w:rPr>
         <w:t>io</w:t>
       </w:r>
+      <w:proofErr w:type="spellEnd"/>
       <w:r>
         <w:rPr>
           <w:rFonts w:ascii="Times New Roman" w:eastAsia="Times New Roman" w:hAnsi="Times New Roman" w:cs="Times New Roman"/>
@@ -3583,13 +3868,14 @@
         <w:t>СОДЕРЖАНИЕ</w:t>
       </w:r>
     </w:p>
+    <w:bookmarkStart w:id="1" w:name="_GoBack" w:displacedByCustomXml="next"/>
     <w:sdt>
       <w:sdtPr>
         <w:rPr>
-          <w:rFonts w:asciiTheme="minorHAnsi" w:eastAsiaTheme="minorHAnsi" w:hAnsiTheme="minorHAnsi" w:cstheme="minorBidi"/>
+          <w:rFonts w:ascii="Times New Roman" w:eastAsiaTheme="minorHAnsi" w:hAnsi="Times New Roman" w:cs="Times New Roman"/>
           <w:color w:val="auto"/>
-          <w:sz w:val="22"/>
-          <w:szCs w:val="22"/>
+          <w:sz w:val="28"/>
+          <w:szCs w:val="28"/>
           <w:lang w:eastAsia="en-US"/>
         </w:rPr>
         <w:id w:val="1736889395"/>
@@ -3600,8 +3886,11 @@
       </w:sdtPr>
       <w:sdtEndPr>
         <w:rPr>
+          <w:rFonts w:asciiTheme="minorHAnsi" w:hAnsiTheme="minorHAnsi" w:cstheme="minorBidi"/>
           <w:b/>
           <w:bCs/>
+          <w:sz w:val="22"/>
+          <w:szCs w:val="22"/>
         </w:rPr>
       </w:sdtEndPr>
       <w:sdtContent>
@@ -3612,6 +3901,11 @@
               <w:tab w:val="left" w:pos="2070"/>
             </w:tabs>
             <w:spacing w:line="360" w:lineRule="auto"/>
+            <w:rPr>
+              <w:rFonts w:ascii="Times New Roman" w:hAnsi="Times New Roman" w:cs="Times New Roman"/>
+              <w:sz w:val="28"/>
+              <w:szCs w:val="28"/>
+            </w:rPr>
           </w:pPr>
         </w:p>
         <w:p>
@@ -3623,11 +3917,9 @@
             <w:rPr>
               <w:rFonts w:ascii="Times New Roman" w:eastAsiaTheme="minorEastAsia" w:hAnsi="Times New Roman" w:cs="Times New Roman"/>
               <w:noProof/>
-              <w:kern w:val="2"/>
               <w:sz w:val="28"/>
               <w:szCs w:val="28"/>
               <w:lang w:eastAsia="ru-RU"/>
-              <w14:ligatures w14:val="standardContextual"/>
             </w:rPr>
           </w:pPr>
           <w:r>
@@ -3654,7 +3946,7 @@
             </w:rPr>
             <w:fldChar w:fldCharType="separate"/>
           </w:r>
-          <w:hyperlink w:anchor="_Toc230868561" w:history="1">
+          <w:hyperlink w:anchor="_Toc230951529" w:history="1">
             <w:r>
               <w:rPr>
                 <w:rStyle w:val="a9"/>
@@ -3693,7 +3985,7 @@
                 <w:sz w:val="28"/>
                 <w:szCs w:val="28"/>
               </w:rPr>
-              <w:instrText xml:space="preserve"> PAGEREF _Toc230868561 \h </w:instrText>
+              <w:instrText xml:space="preserve"> PAGEREF _Toc230951529 \h </w:instrText>
             </w:r>
             <w:r>
               <w:rPr>
@@ -3745,14 +4037,12 @@
             <w:rPr>
               <w:rFonts w:ascii="Times New Roman" w:eastAsiaTheme="minorEastAsia" w:hAnsi="Times New Roman" w:cs="Times New Roman"/>
               <w:noProof/>
-              <w:kern w:val="2"/>
               <w:sz w:val="28"/>
               <w:szCs w:val="28"/>
               <w:lang w:eastAsia="ru-RU"/>
-              <w14:ligatures w14:val="standardContextual"/>
             </w:rPr>
           </w:pPr>
-          <w:hyperlink w:anchor="_Toc230868562" w:history="1">
+          <w:hyperlink w:anchor="_Toc230951530" w:history="1">
             <w:r>
               <w:rPr>
                 <w:rStyle w:val="a9"/>
@@ -3791,7 +4081,7 @@
                 <w:sz w:val="28"/>
                 <w:szCs w:val="28"/>
               </w:rPr>
-              <w:instrText xml:space="preserve"> PAGEREF _Toc230868562 \h </w:instrText>
+              <w:instrText xml:space="preserve"> PAGEREF _Toc230951530 \h </w:instrText>
             </w:r>
             <w:r>
               <w:rPr>
@@ -3843,14 +4133,12 @@
             <w:rPr>
               <w:rFonts w:ascii="Times New Roman" w:eastAsiaTheme="minorEastAsia" w:hAnsi="Times New Roman" w:cs="Times New Roman"/>
               <w:noProof/>
-              <w:kern w:val="2"/>
               <w:sz w:val="28"/>
               <w:szCs w:val="28"/>
               <w:lang w:eastAsia="ru-RU"/>
-              <w14:ligatures w14:val="standardContextual"/>
             </w:rPr>
           </w:pPr>
-          <w:hyperlink w:anchor="_Toc230868563" w:history="1">
+          <w:hyperlink w:anchor="_Toc230951531" w:history="1">
             <w:r>
               <w:rPr>
                 <w:rStyle w:val="a9"/>
@@ -3889,7 +4177,7 @@
                 <w:sz w:val="28"/>
                 <w:szCs w:val="28"/>
               </w:rPr>
-              <w:instrText xml:space="preserve"> PAGEREF _Toc230868563 \h </w:instrText>
+              <w:instrText xml:space="preserve"> PAGEREF _Toc230951531 \h </w:instrText>
             </w:r>
             <w:r>
               <w:rPr>
@@ -3941,14 +4229,12 @@
             <w:rPr>
               <w:rFonts w:ascii="Times New Roman" w:eastAsiaTheme="minorEastAsia" w:hAnsi="Times New Roman" w:cs="Times New Roman"/>
               <w:noProof/>
-              <w:kern w:val="2"/>
               <w:sz w:val="28"/>
               <w:szCs w:val="28"/>
               <w:lang w:eastAsia="ru-RU"/>
-              <w14:ligatures w14:val="standardContextual"/>
             </w:rPr>
           </w:pPr>
-          <w:hyperlink w:anchor="_Toc230868564" w:history="1">
+          <w:hyperlink w:anchor="_Toc230951532" w:history="1">
             <w:r>
               <w:rPr>
                 <w:rStyle w:val="a9"/>
@@ -3987,7 +4273,7 @@
                 <w:sz w:val="28"/>
                 <w:szCs w:val="28"/>
               </w:rPr>
-              <w:instrText xml:space="preserve"> PAGEREF _Toc230868564 \h </w:instrText>
+              <w:instrText xml:space="preserve"> PAGEREF _Toc230951532 \h </w:instrText>
             </w:r>
             <w:r>
               <w:rPr>
@@ -4039,14 +4325,12 @@
             <w:rPr>
               <w:rFonts w:ascii="Times New Roman" w:eastAsiaTheme="minorEastAsia" w:hAnsi="Times New Roman" w:cs="Times New Roman"/>
               <w:noProof/>
-              <w:kern w:val="2"/>
               <w:sz w:val="28"/>
               <w:szCs w:val="28"/>
               <w:lang w:eastAsia="ru-RU"/>
-              <w14:ligatures w14:val="standardContextual"/>
             </w:rPr>
           </w:pPr>
-          <w:hyperlink w:anchor="_Toc230868565" w:history="1">
+          <w:hyperlink w:anchor="_Toc230951533" w:history="1">
             <w:r>
               <w:rPr>
                 <w:rStyle w:val="a9"/>
@@ -4085,7 +4369,7 @@
                 <w:sz w:val="28"/>
                 <w:szCs w:val="28"/>
               </w:rPr>
-              <w:instrText xml:space="preserve"> PAGEREF _Toc230868565 \h </w:instrText>
+              <w:instrText xml:space="preserve"> PAGEREF _Toc230951533 \h </w:instrText>
             </w:r>
             <w:r>
               <w:rPr>
@@ -4137,14 +4421,12 @@
             <w:rPr>
               <w:rFonts w:ascii="Times New Roman" w:eastAsiaTheme="minorEastAsia" w:hAnsi="Times New Roman" w:cs="Times New Roman"/>
               <w:noProof/>
-              <w:kern w:val="2"/>
               <w:sz w:val="28"/>
               <w:szCs w:val="28"/>
               <w:lang w:eastAsia="ru-RU"/>
-              <w14:ligatures w14:val="standardContextual"/>
             </w:rPr>
           </w:pPr>
-          <w:hyperlink w:anchor="_Toc230868566" w:history="1">
+          <w:hyperlink w:anchor="_Toc230951534" w:history="1">
             <w:r>
               <w:rPr>
                 <w:rStyle w:val="a9"/>
@@ -4183,7 +4465,7 @@
                 <w:sz w:val="28"/>
                 <w:szCs w:val="28"/>
               </w:rPr>
-              <w:instrText xml:space="preserve"> PAGEREF _Toc230868566 \h </w:instrText>
+              <w:instrText xml:space="preserve"> PAGEREF _Toc230951534 \h </w:instrText>
             </w:r>
             <w:r>
               <w:rPr>
@@ -4235,14 +4517,12 @@
             <w:rPr>
               <w:rFonts w:ascii="Times New Roman" w:eastAsiaTheme="minorEastAsia" w:hAnsi="Times New Roman" w:cs="Times New Roman"/>
               <w:noProof/>
-              <w:kern w:val="2"/>
               <w:sz w:val="28"/>
               <w:szCs w:val="28"/>
               <w:lang w:eastAsia="ru-RU"/>
-              <w14:ligatures w14:val="standardContextual"/>
             </w:rPr>
           </w:pPr>
-          <w:hyperlink w:anchor="_Toc230868567" w:history="1">
+          <w:hyperlink w:anchor="_Toc230951535" w:history="1">
             <w:r>
               <w:rPr>
                 <w:rStyle w:val="a9"/>
@@ -4281,7 +4561,7 @@
                 <w:sz w:val="28"/>
                 <w:szCs w:val="28"/>
               </w:rPr>
-              <w:instrText xml:space="preserve"> PAGEREF _Toc230868567 \h </w:instrText>
+              <w:instrText xml:space="preserve"> PAGEREF _Toc230951535 \h </w:instrText>
             </w:r>
             <w:r>
               <w:rPr>
@@ -4333,14 +4613,12 @@
             <w:rPr>
               <w:rFonts w:ascii="Times New Roman" w:eastAsiaTheme="minorEastAsia" w:hAnsi="Times New Roman" w:cs="Times New Roman"/>
               <w:noProof/>
-              <w:kern w:val="2"/>
               <w:sz w:val="28"/>
               <w:szCs w:val="28"/>
               <w:lang w:eastAsia="ru-RU"/>
-              <w14:ligatures w14:val="standardContextual"/>
             </w:rPr>
           </w:pPr>
-          <w:hyperlink w:anchor="_Toc230868568" w:history="1">
+          <w:hyperlink w:anchor="_Toc230951536" w:history="1">
             <w:r>
               <w:rPr>
                 <w:rStyle w:val="a9"/>
@@ -4379,7 +4657,7 @@
                 <w:sz w:val="28"/>
                 <w:szCs w:val="28"/>
               </w:rPr>
-              <w:instrText xml:space="preserve"> PAGEREF _Toc230868568 \h </w:instrText>
+              <w:instrText xml:space="preserve"> PAGEREF _Toc230951536 \h </w:instrText>
             </w:r>
             <w:r>
               <w:rPr>
@@ -4408,7 +4686,7 @@
                 <w:sz w:val="28"/>
                 <w:szCs w:val="28"/>
               </w:rPr>
-              <w:t>13</w:t>
+              <w:t>14</w:t>
             </w:r>
             <w:r>
               <w:rPr>
@@ -4429,13 +4707,14 @@
               <w:tab w:val="right" w:leader="dot" w:pos="9345"/>
             </w:tabs>
             <w:rPr>
-              <w:rFonts w:ascii="Times New Roman" w:hAnsi="Times New Roman" w:cs="Times New Roman"/>
+              <w:rFonts w:ascii="Times New Roman" w:eastAsiaTheme="minorEastAsia" w:hAnsi="Times New Roman" w:cs="Times New Roman"/>
               <w:noProof/>
               <w:sz w:val="28"/>
               <w:szCs w:val="28"/>
+              <w:lang w:eastAsia="ru-RU"/>
             </w:rPr>
           </w:pPr>
-          <w:hyperlink w:anchor="_Toc230868569" w:history="1">
+          <w:hyperlink w:anchor="_Toc230951537" w:history="1">
             <w:r>
               <w:rPr>
                 <w:rStyle w:val="a9"/>
@@ -4474,7 +4753,7 @@
                 <w:sz w:val="28"/>
                 <w:szCs w:val="28"/>
               </w:rPr>
-              <w:instrText xml:space="preserve"> PAGEREF _Toc230868569 \h </w:instrText>
+              <w:instrText xml:space="preserve"> PAGEREF _Toc230951537 \h </w:instrText>
             </w:r>
             <w:r>
               <w:rPr>
@@ -4503,7 +4782,7 @@
                 <w:sz w:val="28"/>
                 <w:szCs w:val="28"/>
               </w:rPr>
-              <w:t>13</w:t>
+              <w:t>14</w:t>
             </w:r>
             <w:r>
               <w:rPr>
@@ -4524,13 +4803,14 @@
               <w:tab w:val="right" w:leader="dot" w:pos="9345"/>
             </w:tabs>
             <w:rPr>
-              <w:rFonts w:ascii="Times New Roman" w:hAnsi="Times New Roman" w:cs="Times New Roman"/>
+              <w:rFonts w:ascii="Times New Roman" w:eastAsiaTheme="minorEastAsia" w:hAnsi="Times New Roman" w:cs="Times New Roman"/>
               <w:noProof/>
               <w:sz w:val="28"/>
               <w:szCs w:val="28"/>
+              <w:lang w:eastAsia="ru-RU"/>
             </w:rPr>
           </w:pPr>
-          <w:hyperlink w:anchor="_Toc230868570" w:history="1">
+          <w:hyperlink w:anchor="_Toc230951538" w:history="1">
             <w:r>
               <w:rPr>
                 <w:rStyle w:val="a9"/>
@@ -4569,7 +4849,7 @@
                 <w:sz w:val="28"/>
                 <w:szCs w:val="28"/>
               </w:rPr>
-              <w:instrText xml:space="preserve"> PAGEREF _Toc230868570 \h </w:instrText>
+              <w:instrText xml:space="preserve"> PAGEREF _Toc230951538 \h </w:instrText>
             </w:r>
             <w:r>
               <w:rPr>
@@ -4598,7 +4878,7 @@
                 <w:sz w:val="28"/>
                 <w:szCs w:val="28"/>
               </w:rPr>
-              <w:t>13</w:t>
+              <w:t>15</w:t>
             </w:r>
             <w:r>
               <w:rPr>
@@ -4619,13 +4899,14 @@
               <w:tab w:val="right" w:leader="dot" w:pos="9345"/>
             </w:tabs>
             <w:rPr>
-              <w:rFonts w:ascii="Times New Roman" w:hAnsi="Times New Roman" w:cs="Times New Roman"/>
+              <w:rFonts w:ascii="Times New Roman" w:eastAsiaTheme="minorEastAsia" w:hAnsi="Times New Roman" w:cs="Times New Roman"/>
               <w:noProof/>
               <w:sz w:val="28"/>
               <w:szCs w:val="28"/>
+              <w:lang w:eastAsia="ru-RU"/>
             </w:rPr>
           </w:pPr>
-          <w:hyperlink w:anchor="_Toc230868571" w:history="1">
+          <w:hyperlink w:anchor="_Toc230951539" w:history="1">
             <w:r>
               <w:rPr>
                 <w:rStyle w:val="a9"/>
@@ -4664,7 +4945,7 @@
                 <w:sz w:val="28"/>
                 <w:szCs w:val="28"/>
               </w:rPr>
-              <w:instrText xml:space="preserve"> PAGEREF _Toc230868571 \h </w:instrText>
+              <w:instrText xml:space="preserve"> PAGEREF _Toc230951539 \h </w:instrText>
             </w:r>
             <w:r>
               <w:rPr>
@@ -4693,7 +4974,7 @@
                 <w:sz w:val="28"/>
                 <w:szCs w:val="28"/>
               </w:rPr>
-              <w:t>13</w:t>
+              <w:t>16</w:t>
             </w:r>
             <w:r>
               <w:rPr>
@@ -4714,13 +4995,14 @@
               <w:tab w:val="right" w:leader="dot" w:pos="9345"/>
             </w:tabs>
             <w:rPr>
-              <w:rFonts w:ascii="Times New Roman" w:hAnsi="Times New Roman" w:cs="Times New Roman"/>
+              <w:rFonts w:ascii="Times New Roman" w:eastAsiaTheme="minorEastAsia" w:hAnsi="Times New Roman" w:cs="Times New Roman"/>
               <w:noProof/>
               <w:sz w:val="28"/>
               <w:szCs w:val="28"/>
+              <w:lang w:eastAsia="ru-RU"/>
             </w:rPr>
           </w:pPr>
-          <w:hyperlink w:anchor="_Toc230868572" w:history="1">
+          <w:hyperlink w:anchor="_Toc230951540" w:history="1">
             <w:r>
               <w:rPr>
                 <w:rStyle w:val="a9"/>
@@ -4759,7 +5041,7 @@
                 <w:sz w:val="28"/>
                 <w:szCs w:val="28"/>
               </w:rPr>
-              <w:instrText xml:space="preserve"> PAGEREF _Toc230868572 \h </w:instrText>
+              <w:instrText xml:space="preserve"> PAGEREF _Toc230951540 \h </w:instrText>
             </w:r>
             <w:r>
               <w:rPr>
@@ -4788,7 +5070,7 @@
                 <w:sz w:val="28"/>
                 <w:szCs w:val="28"/>
               </w:rPr>
-              <w:t>13</w:t>
+              <w:t>17</w:t>
             </w:r>
             <w:r>
               <w:rPr>
@@ -4809,13 +5091,14 @@
               <w:tab w:val="right" w:leader="dot" w:pos="9345"/>
             </w:tabs>
             <w:rPr>
-              <w:rFonts w:ascii="Times New Roman" w:hAnsi="Times New Roman" w:cs="Times New Roman"/>
+              <w:rFonts w:ascii="Times New Roman" w:eastAsiaTheme="minorEastAsia" w:hAnsi="Times New Roman" w:cs="Times New Roman"/>
               <w:noProof/>
               <w:sz w:val="28"/>
               <w:szCs w:val="28"/>
+              <w:lang w:eastAsia="ru-RU"/>
             </w:rPr>
           </w:pPr>
-          <w:hyperlink w:anchor="_Toc230868573" w:history="1">
+          <w:hyperlink w:anchor="_Toc230951541" w:history="1">
             <w:r>
               <w:rPr>
                 <w:rStyle w:val="a9"/>
@@ -4824,7 +5107,7 @@
                 <w:sz w:val="28"/>
                 <w:szCs w:val="28"/>
               </w:rPr>
-              <w:t>2.2.5 Выбор программных технологий и библиотек</w:t>
+              <w:t>2.2.5 Выбор программных технологий</w:t>
             </w:r>
             <w:r>
               <w:rPr>
@@ -4854,7 +5137,7 @@
                 <w:sz w:val="28"/>
                 <w:szCs w:val="28"/>
               </w:rPr>
-              <w:instrText xml:space="preserve"> PAGEREF _Toc230868573 \h </w:instrText>
+              <w:instrText xml:space="preserve"> PAGEREF _Toc230951541 \h </w:instrText>
             </w:r>
             <w:r>
               <w:rPr>
@@ -4883,7 +5166,1170 @@
                 <w:sz w:val="28"/>
                 <w:szCs w:val="28"/>
               </w:rPr>
-              <w:t>13</w:t>
+              <w:t>17</w:t>
+            </w:r>
+            <w:r>
+              <w:rPr>
+                <w:rFonts w:ascii="Times New Roman" w:hAnsi="Times New Roman" w:cs="Times New Roman"/>
+                <w:noProof/>
+                <w:webHidden/>
+                <w:sz w:val="28"/>
+                <w:szCs w:val="28"/>
+              </w:rPr>
+              <w:fldChar w:fldCharType="end"/>
+            </w:r>
+          </w:hyperlink>
+        </w:p>
+        <w:p>
+          <w:pPr>
+            <w:pStyle w:val="31"/>
+            <w:tabs>
+              <w:tab w:val="right" w:leader="dot" w:pos="9345"/>
+            </w:tabs>
+            <w:rPr>
+              <w:rFonts w:ascii="Times New Roman" w:eastAsiaTheme="minorEastAsia" w:hAnsi="Times New Roman" w:cs="Times New Roman"/>
+              <w:noProof/>
+              <w:sz w:val="28"/>
+              <w:szCs w:val="28"/>
+              <w:lang w:eastAsia="ru-RU"/>
+            </w:rPr>
+          </w:pPr>
+          <w:hyperlink w:anchor="_Toc230951542" w:history="1">
+            <w:r>
+              <w:rPr>
+                <w:rStyle w:val="a9"/>
+                <w:rFonts w:ascii="Times New Roman" w:hAnsi="Times New Roman" w:cs="Times New Roman"/>
+                <w:noProof/>
+                <w:sz w:val="28"/>
+                <w:szCs w:val="28"/>
+              </w:rPr>
+              <w:t>2.2.6 Выбор системы управления базой данных</w:t>
+            </w:r>
+            <w:r>
+              <w:rPr>
+                <w:rFonts w:ascii="Times New Roman" w:hAnsi="Times New Roman" w:cs="Times New Roman"/>
+                <w:noProof/>
+                <w:webHidden/>
+                <w:sz w:val="28"/>
+                <w:szCs w:val="28"/>
+              </w:rPr>
+              <w:tab/>
+            </w:r>
+            <w:r>
+              <w:rPr>
+                <w:rFonts w:ascii="Times New Roman" w:hAnsi="Times New Roman" w:cs="Times New Roman"/>
+                <w:noProof/>
+                <w:webHidden/>
+                <w:sz w:val="28"/>
+                <w:szCs w:val="28"/>
+              </w:rPr>
+              <w:fldChar w:fldCharType="begin"/>
+            </w:r>
+            <w:r>
+              <w:rPr>
+                <w:rFonts w:ascii="Times New Roman" w:hAnsi="Times New Roman" w:cs="Times New Roman"/>
+                <w:noProof/>
+                <w:webHidden/>
+                <w:sz w:val="28"/>
+                <w:szCs w:val="28"/>
+              </w:rPr>
+              <w:instrText xml:space="preserve"> PAGEREF _Toc230951542 \h </w:instrText>
+            </w:r>
+            <w:r>
+              <w:rPr>
+                <w:rFonts w:ascii="Times New Roman" w:hAnsi="Times New Roman" w:cs="Times New Roman"/>
+                <w:noProof/>
+                <w:webHidden/>
+                <w:sz w:val="28"/>
+                <w:szCs w:val="28"/>
+              </w:rPr>
+            </w:r>
+            <w:r>
+              <w:rPr>
+                <w:rFonts w:ascii="Times New Roman" w:hAnsi="Times New Roman" w:cs="Times New Roman"/>
+                <w:noProof/>
+                <w:webHidden/>
+                <w:sz w:val="28"/>
+                <w:szCs w:val="28"/>
+              </w:rPr>
+              <w:fldChar w:fldCharType="separate"/>
+            </w:r>
+            <w:r>
+              <w:rPr>
+                <w:rFonts w:ascii="Times New Roman" w:hAnsi="Times New Roman" w:cs="Times New Roman"/>
+                <w:noProof/>
+                <w:webHidden/>
+                <w:sz w:val="28"/>
+                <w:szCs w:val="28"/>
+              </w:rPr>
+              <w:t>18</w:t>
+            </w:r>
+            <w:r>
+              <w:rPr>
+                <w:rFonts w:ascii="Times New Roman" w:hAnsi="Times New Roman" w:cs="Times New Roman"/>
+                <w:noProof/>
+                <w:webHidden/>
+                <w:sz w:val="28"/>
+                <w:szCs w:val="28"/>
+              </w:rPr>
+              <w:fldChar w:fldCharType="end"/>
+            </w:r>
+          </w:hyperlink>
+        </w:p>
+        <w:p>
+          <w:pPr>
+            <w:pStyle w:val="23"/>
+            <w:tabs>
+              <w:tab w:val="right" w:leader="dot" w:pos="9345"/>
+            </w:tabs>
+            <w:rPr>
+              <w:rFonts w:ascii="Times New Roman" w:eastAsiaTheme="minorEastAsia" w:hAnsi="Times New Roman" w:cs="Times New Roman"/>
+              <w:noProof/>
+              <w:sz w:val="28"/>
+              <w:szCs w:val="28"/>
+              <w:lang w:eastAsia="ru-RU"/>
+            </w:rPr>
+          </w:pPr>
+          <w:hyperlink w:anchor="_Toc230951543" w:history="1">
+            <w:r>
+              <w:rPr>
+                <w:rStyle w:val="a9"/>
+                <w:rFonts w:ascii="Times New Roman" w:hAnsi="Times New Roman" w:cs="Times New Roman"/>
+                <w:noProof/>
+                <w:sz w:val="28"/>
+                <w:szCs w:val="28"/>
+                <w:lang w:val="en-US"/>
+              </w:rPr>
+              <w:t xml:space="preserve">2.3 </w:t>
+            </w:r>
+            <w:r>
+              <w:rPr>
+                <w:rStyle w:val="a9"/>
+                <w:rFonts w:ascii="Times New Roman" w:hAnsi="Times New Roman" w:cs="Times New Roman"/>
+                <w:noProof/>
+                <w:sz w:val="28"/>
+                <w:szCs w:val="28"/>
+              </w:rPr>
+              <w:t>Архитектура системы</w:t>
+            </w:r>
+            <w:r>
+              <w:rPr>
+                <w:rFonts w:ascii="Times New Roman" w:hAnsi="Times New Roman" w:cs="Times New Roman"/>
+                <w:noProof/>
+                <w:webHidden/>
+                <w:sz w:val="28"/>
+                <w:szCs w:val="28"/>
+              </w:rPr>
+              <w:tab/>
+            </w:r>
+            <w:r>
+              <w:rPr>
+                <w:rFonts w:ascii="Times New Roman" w:hAnsi="Times New Roman" w:cs="Times New Roman"/>
+                <w:noProof/>
+                <w:webHidden/>
+                <w:sz w:val="28"/>
+                <w:szCs w:val="28"/>
+              </w:rPr>
+              <w:fldChar w:fldCharType="begin"/>
+            </w:r>
+            <w:r>
+              <w:rPr>
+                <w:rFonts w:ascii="Times New Roman" w:hAnsi="Times New Roman" w:cs="Times New Roman"/>
+                <w:noProof/>
+                <w:webHidden/>
+                <w:sz w:val="28"/>
+                <w:szCs w:val="28"/>
+              </w:rPr>
+              <w:instrText xml:space="preserve"> PAGEREF _Toc230951543 \h </w:instrText>
+            </w:r>
+            <w:r>
+              <w:rPr>
+                <w:rFonts w:ascii="Times New Roman" w:hAnsi="Times New Roman" w:cs="Times New Roman"/>
+                <w:noProof/>
+                <w:webHidden/>
+                <w:sz w:val="28"/>
+                <w:szCs w:val="28"/>
+              </w:rPr>
+            </w:r>
+            <w:r>
+              <w:rPr>
+                <w:rFonts w:ascii="Times New Roman" w:hAnsi="Times New Roman" w:cs="Times New Roman"/>
+                <w:noProof/>
+                <w:webHidden/>
+                <w:sz w:val="28"/>
+                <w:szCs w:val="28"/>
+              </w:rPr>
+              <w:fldChar w:fldCharType="separate"/>
+            </w:r>
+            <w:r>
+              <w:rPr>
+                <w:rFonts w:ascii="Times New Roman" w:hAnsi="Times New Roman" w:cs="Times New Roman"/>
+                <w:noProof/>
+                <w:webHidden/>
+                <w:sz w:val="28"/>
+                <w:szCs w:val="28"/>
+              </w:rPr>
+              <w:t>19</w:t>
+            </w:r>
+            <w:r>
+              <w:rPr>
+                <w:rFonts w:ascii="Times New Roman" w:hAnsi="Times New Roman" w:cs="Times New Roman"/>
+                <w:noProof/>
+                <w:webHidden/>
+                <w:sz w:val="28"/>
+                <w:szCs w:val="28"/>
+              </w:rPr>
+              <w:fldChar w:fldCharType="end"/>
+            </w:r>
+          </w:hyperlink>
+        </w:p>
+        <w:p>
+          <w:pPr>
+            <w:pStyle w:val="23"/>
+            <w:tabs>
+              <w:tab w:val="right" w:leader="dot" w:pos="9345"/>
+            </w:tabs>
+            <w:rPr>
+              <w:rFonts w:ascii="Times New Roman" w:eastAsiaTheme="minorEastAsia" w:hAnsi="Times New Roman" w:cs="Times New Roman"/>
+              <w:noProof/>
+              <w:sz w:val="28"/>
+              <w:szCs w:val="28"/>
+              <w:lang w:eastAsia="ru-RU"/>
+            </w:rPr>
+          </w:pPr>
+          <w:hyperlink w:anchor="_Toc230951544" w:history="1">
+            <w:r>
+              <w:rPr>
+                <w:rStyle w:val="a9"/>
+                <w:rFonts w:ascii="Times New Roman" w:hAnsi="Times New Roman" w:cs="Times New Roman"/>
+                <w:noProof/>
+                <w:sz w:val="28"/>
+                <w:szCs w:val="28"/>
+              </w:rPr>
+              <w:t>2.4 Проектирование информационно-логической системы</w:t>
+            </w:r>
+            <w:r>
+              <w:rPr>
+                <w:rFonts w:ascii="Times New Roman" w:hAnsi="Times New Roman" w:cs="Times New Roman"/>
+                <w:noProof/>
+                <w:webHidden/>
+                <w:sz w:val="28"/>
+                <w:szCs w:val="28"/>
+              </w:rPr>
+              <w:tab/>
+            </w:r>
+            <w:r>
+              <w:rPr>
+                <w:rFonts w:ascii="Times New Roman" w:hAnsi="Times New Roman" w:cs="Times New Roman"/>
+                <w:noProof/>
+                <w:webHidden/>
+                <w:sz w:val="28"/>
+                <w:szCs w:val="28"/>
+              </w:rPr>
+              <w:fldChar w:fldCharType="begin"/>
+            </w:r>
+            <w:r>
+              <w:rPr>
+                <w:rFonts w:ascii="Times New Roman" w:hAnsi="Times New Roman" w:cs="Times New Roman"/>
+                <w:noProof/>
+                <w:webHidden/>
+                <w:sz w:val="28"/>
+                <w:szCs w:val="28"/>
+              </w:rPr>
+              <w:instrText xml:space="preserve"> PAGEREF _Toc230951544 \h </w:instrText>
+            </w:r>
+            <w:r>
+              <w:rPr>
+                <w:rFonts w:ascii="Times New Roman" w:hAnsi="Times New Roman" w:cs="Times New Roman"/>
+                <w:noProof/>
+                <w:webHidden/>
+                <w:sz w:val="28"/>
+                <w:szCs w:val="28"/>
+              </w:rPr>
+            </w:r>
+            <w:r>
+              <w:rPr>
+                <w:rFonts w:ascii="Times New Roman" w:hAnsi="Times New Roman" w:cs="Times New Roman"/>
+                <w:noProof/>
+                <w:webHidden/>
+                <w:sz w:val="28"/>
+                <w:szCs w:val="28"/>
+              </w:rPr>
+              <w:fldChar w:fldCharType="separate"/>
+            </w:r>
+            <w:r>
+              <w:rPr>
+                <w:rFonts w:ascii="Times New Roman" w:hAnsi="Times New Roman" w:cs="Times New Roman"/>
+                <w:noProof/>
+                <w:webHidden/>
+                <w:sz w:val="28"/>
+                <w:szCs w:val="28"/>
+              </w:rPr>
+              <w:t>19</w:t>
+            </w:r>
+            <w:r>
+              <w:rPr>
+                <w:rFonts w:ascii="Times New Roman" w:hAnsi="Times New Roman" w:cs="Times New Roman"/>
+                <w:noProof/>
+                <w:webHidden/>
+                <w:sz w:val="28"/>
+                <w:szCs w:val="28"/>
+              </w:rPr>
+              <w:fldChar w:fldCharType="end"/>
+            </w:r>
+          </w:hyperlink>
+        </w:p>
+        <w:p>
+          <w:pPr>
+            <w:pStyle w:val="31"/>
+            <w:tabs>
+              <w:tab w:val="right" w:leader="dot" w:pos="9345"/>
+            </w:tabs>
+            <w:rPr>
+              <w:rFonts w:ascii="Times New Roman" w:eastAsiaTheme="minorEastAsia" w:hAnsi="Times New Roman" w:cs="Times New Roman"/>
+              <w:noProof/>
+              <w:sz w:val="28"/>
+              <w:szCs w:val="28"/>
+              <w:lang w:eastAsia="ru-RU"/>
+            </w:rPr>
+          </w:pPr>
+          <w:hyperlink w:anchor="_Toc230951545" w:history="1">
+            <w:r>
+              <w:rPr>
+                <w:rStyle w:val="a9"/>
+                <w:rFonts w:ascii="Times New Roman" w:hAnsi="Times New Roman" w:cs="Times New Roman"/>
+                <w:noProof/>
+                <w:sz w:val="28"/>
+                <w:szCs w:val="28"/>
+              </w:rPr>
+              <w:t>2.4.1 Диаграмма вариантов использования (2 варианта)</w:t>
+            </w:r>
+            <w:r>
+              <w:rPr>
+                <w:rFonts w:ascii="Times New Roman" w:hAnsi="Times New Roman" w:cs="Times New Roman"/>
+                <w:noProof/>
+                <w:webHidden/>
+                <w:sz w:val="28"/>
+                <w:szCs w:val="28"/>
+              </w:rPr>
+              <w:tab/>
+            </w:r>
+            <w:r>
+              <w:rPr>
+                <w:rFonts w:ascii="Times New Roman" w:hAnsi="Times New Roman" w:cs="Times New Roman"/>
+                <w:noProof/>
+                <w:webHidden/>
+                <w:sz w:val="28"/>
+                <w:szCs w:val="28"/>
+              </w:rPr>
+              <w:fldChar w:fldCharType="begin"/>
+            </w:r>
+            <w:r>
+              <w:rPr>
+                <w:rFonts w:ascii="Times New Roman" w:hAnsi="Times New Roman" w:cs="Times New Roman"/>
+                <w:noProof/>
+                <w:webHidden/>
+                <w:sz w:val="28"/>
+                <w:szCs w:val="28"/>
+              </w:rPr>
+              <w:instrText xml:space="preserve"> PAGEREF _Toc230951545 \h </w:instrText>
+            </w:r>
+            <w:r>
+              <w:rPr>
+                <w:rFonts w:ascii="Times New Roman" w:hAnsi="Times New Roman" w:cs="Times New Roman"/>
+                <w:noProof/>
+                <w:webHidden/>
+                <w:sz w:val="28"/>
+                <w:szCs w:val="28"/>
+              </w:rPr>
+            </w:r>
+            <w:r>
+              <w:rPr>
+                <w:rFonts w:ascii="Times New Roman" w:hAnsi="Times New Roman" w:cs="Times New Roman"/>
+                <w:noProof/>
+                <w:webHidden/>
+                <w:sz w:val="28"/>
+                <w:szCs w:val="28"/>
+              </w:rPr>
+              <w:fldChar w:fldCharType="separate"/>
+            </w:r>
+            <w:r>
+              <w:rPr>
+                <w:rFonts w:ascii="Times New Roman" w:hAnsi="Times New Roman" w:cs="Times New Roman"/>
+                <w:noProof/>
+                <w:webHidden/>
+                <w:sz w:val="28"/>
+                <w:szCs w:val="28"/>
+              </w:rPr>
+              <w:t>19</w:t>
+            </w:r>
+            <w:r>
+              <w:rPr>
+                <w:rFonts w:ascii="Times New Roman" w:hAnsi="Times New Roman" w:cs="Times New Roman"/>
+                <w:noProof/>
+                <w:webHidden/>
+                <w:sz w:val="28"/>
+                <w:szCs w:val="28"/>
+              </w:rPr>
+              <w:fldChar w:fldCharType="end"/>
+            </w:r>
+          </w:hyperlink>
+        </w:p>
+        <w:p>
+          <w:pPr>
+            <w:pStyle w:val="31"/>
+            <w:tabs>
+              <w:tab w:val="right" w:leader="dot" w:pos="9345"/>
+            </w:tabs>
+            <w:rPr>
+              <w:rFonts w:ascii="Times New Roman" w:eastAsiaTheme="minorEastAsia" w:hAnsi="Times New Roman" w:cs="Times New Roman"/>
+              <w:noProof/>
+              <w:sz w:val="28"/>
+              <w:szCs w:val="28"/>
+              <w:lang w:eastAsia="ru-RU"/>
+            </w:rPr>
+          </w:pPr>
+          <w:hyperlink w:anchor="_Toc230951546" w:history="1">
+            <w:r>
+              <w:rPr>
+                <w:rStyle w:val="a9"/>
+                <w:rFonts w:ascii="Times New Roman" w:hAnsi="Times New Roman" w:cs="Times New Roman"/>
+                <w:noProof/>
+                <w:sz w:val="28"/>
+                <w:szCs w:val="28"/>
+              </w:rPr>
+              <w:t>2.4.2 Диаграмма классов системы</w:t>
+            </w:r>
+            <w:r>
+              <w:rPr>
+                <w:rFonts w:ascii="Times New Roman" w:hAnsi="Times New Roman" w:cs="Times New Roman"/>
+                <w:noProof/>
+                <w:webHidden/>
+                <w:sz w:val="28"/>
+                <w:szCs w:val="28"/>
+              </w:rPr>
+              <w:tab/>
+            </w:r>
+            <w:r>
+              <w:rPr>
+                <w:rFonts w:ascii="Times New Roman" w:hAnsi="Times New Roman" w:cs="Times New Roman"/>
+                <w:noProof/>
+                <w:webHidden/>
+                <w:sz w:val="28"/>
+                <w:szCs w:val="28"/>
+              </w:rPr>
+              <w:fldChar w:fldCharType="begin"/>
+            </w:r>
+            <w:r>
+              <w:rPr>
+                <w:rFonts w:ascii="Times New Roman" w:hAnsi="Times New Roman" w:cs="Times New Roman"/>
+                <w:noProof/>
+                <w:webHidden/>
+                <w:sz w:val="28"/>
+                <w:szCs w:val="28"/>
+              </w:rPr>
+              <w:instrText xml:space="preserve"> PAGEREF _Toc230951546 \h </w:instrText>
+            </w:r>
+            <w:r>
+              <w:rPr>
+                <w:rFonts w:ascii="Times New Roman" w:hAnsi="Times New Roman" w:cs="Times New Roman"/>
+                <w:noProof/>
+                <w:webHidden/>
+                <w:sz w:val="28"/>
+                <w:szCs w:val="28"/>
+              </w:rPr>
+            </w:r>
+            <w:r>
+              <w:rPr>
+                <w:rFonts w:ascii="Times New Roman" w:hAnsi="Times New Roman" w:cs="Times New Roman"/>
+                <w:noProof/>
+                <w:webHidden/>
+                <w:sz w:val="28"/>
+                <w:szCs w:val="28"/>
+              </w:rPr>
+              <w:fldChar w:fldCharType="separate"/>
+            </w:r>
+            <w:r>
+              <w:rPr>
+                <w:rFonts w:ascii="Times New Roman" w:hAnsi="Times New Roman" w:cs="Times New Roman"/>
+                <w:noProof/>
+                <w:webHidden/>
+                <w:sz w:val="28"/>
+                <w:szCs w:val="28"/>
+              </w:rPr>
+              <w:t>19</w:t>
+            </w:r>
+            <w:r>
+              <w:rPr>
+                <w:rFonts w:ascii="Times New Roman" w:hAnsi="Times New Roman" w:cs="Times New Roman"/>
+                <w:noProof/>
+                <w:webHidden/>
+                <w:sz w:val="28"/>
+                <w:szCs w:val="28"/>
+              </w:rPr>
+              <w:fldChar w:fldCharType="end"/>
+            </w:r>
+          </w:hyperlink>
+        </w:p>
+        <w:p>
+          <w:pPr>
+            <w:pStyle w:val="31"/>
+            <w:tabs>
+              <w:tab w:val="right" w:leader="dot" w:pos="9345"/>
+            </w:tabs>
+            <w:rPr>
+              <w:rFonts w:ascii="Times New Roman" w:eastAsiaTheme="minorEastAsia" w:hAnsi="Times New Roman" w:cs="Times New Roman"/>
+              <w:noProof/>
+              <w:sz w:val="28"/>
+              <w:szCs w:val="28"/>
+              <w:lang w:eastAsia="ru-RU"/>
+            </w:rPr>
+          </w:pPr>
+          <w:hyperlink w:anchor="_Toc230951547" w:history="1">
+            <w:r>
+              <w:rPr>
+                <w:rStyle w:val="a9"/>
+                <w:rFonts w:ascii="Times New Roman" w:hAnsi="Times New Roman" w:cs="Times New Roman"/>
+                <w:noProof/>
+                <w:sz w:val="28"/>
+                <w:szCs w:val="28"/>
+              </w:rPr>
+              <w:t>2.4.3 Диаграмма состояний (2 штука)</w:t>
+            </w:r>
+            <w:r>
+              <w:rPr>
+                <w:rFonts w:ascii="Times New Roman" w:hAnsi="Times New Roman" w:cs="Times New Roman"/>
+                <w:noProof/>
+                <w:webHidden/>
+                <w:sz w:val="28"/>
+                <w:szCs w:val="28"/>
+              </w:rPr>
+              <w:tab/>
+            </w:r>
+            <w:r>
+              <w:rPr>
+                <w:rFonts w:ascii="Times New Roman" w:hAnsi="Times New Roman" w:cs="Times New Roman"/>
+                <w:noProof/>
+                <w:webHidden/>
+                <w:sz w:val="28"/>
+                <w:szCs w:val="28"/>
+              </w:rPr>
+              <w:fldChar w:fldCharType="begin"/>
+            </w:r>
+            <w:r>
+              <w:rPr>
+                <w:rFonts w:ascii="Times New Roman" w:hAnsi="Times New Roman" w:cs="Times New Roman"/>
+                <w:noProof/>
+                <w:webHidden/>
+                <w:sz w:val="28"/>
+                <w:szCs w:val="28"/>
+              </w:rPr>
+              <w:instrText xml:space="preserve"> PAGEREF _Toc230951547 \h </w:instrText>
+            </w:r>
+            <w:r>
+              <w:rPr>
+                <w:rFonts w:ascii="Times New Roman" w:hAnsi="Times New Roman" w:cs="Times New Roman"/>
+                <w:noProof/>
+                <w:webHidden/>
+                <w:sz w:val="28"/>
+                <w:szCs w:val="28"/>
+              </w:rPr>
+            </w:r>
+            <w:r>
+              <w:rPr>
+                <w:rFonts w:ascii="Times New Roman" w:hAnsi="Times New Roman" w:cs="Times New Roman"/>
+                <w:noProof/>
+                <w:webHidden/>
+                <w:sz w:val="28"/>
+                <w:szCs w:val="28"/>
+              </w:rPr>
+              <w:fldChar w:fldCharType="separate"/>
+            </w:r>
+            <w:r>
+              <w:rPr>
+                <w:rFonts w:ascii="Times New Roman" w:hAnsi="Times New Roman" w:cs="Times New Roman"/>
+                <w:noProof/>
+                <w:webHidden/>
+                <w:sz w:val="28"/>
+                <w:szCs w:val="28"/>
+              </w:rPr>
+              <w:t>19</w:t>
+            </w:r>
+            <w:r>
+              <w:rPr>
+                <w:rFonts w:ascii="Times New Roman" w:hAnsi="Times New Roman" w:cs="Times New Roman"/>
+                <w:noProof/>
+                <w:webHidden/>
+                <w:sz w:val="28"/>
+                <w:szCs w:val="28"/>
+              </w:rPr>
+              <w:fldChar w:fldCharType="end"/>
+            </w:r>
+          </w:hyperlink>
+        </w:p>
+        <w:p>
+          <w:pPr>
+            <w:pStyle w:val="31"/>
+            <w:tabs>
+              <w:tab w:val="right" w:leader="dot" w:pos="9345"/>
+            </w:tabs>
+            <w:rPr>
+              <w:rFonts w:ascii="Times New Roman" w:eastAsiaTheme="minorEastAsia" w:hAnsi="Times New Roman" w:cs="Times New Roman"/>
+              <w:noProof/>
+              <w:sz w:val="28"/>
+              <w:szCs w:val="28"/>
+              <w:lang w:eastAsia="ru-RU"/>
+            </w:rPr>
+          </w:pPr>
+          <w:hyperlink w:anchor="_Toc230951548" w:history="1">
+            <w:r>
+              <w:rPr>
+                <w:rStyle w:val="a9"/>
+                <w:rFonts w:ascii="Times New Roman" w:hAnsi="Times New Roman" w:cs="Times New Roman"/>
+                <w:noProof/>
+                <w:sz w:val="28"/>
+                <w:szCs w:val="28"/>
+              </w:rPr>
+              <w:t>2.4.4 Диаграмма деятельности (1)</w:t>
+            </w:r>
+            <w:r>
+              <w:rPr>
+                <w:rFonts w:ascii="Times New Roman" w:hAnsi="Times New Roman" w:cs="Times New Roman"/>
+                <w:noProof/>
+                <w:webHidden/>
+                <w:sz w:val="28"/>
+                <w:szCs w:val="28"/>
+              </w:rPr>
+              <w:tab/>
+            </w:r>
+            <w:r>
+              <w:rPr>
+                <w:rFonts w:ascii="Times New Roman" w:hAnsi="Times New Roman" w:cs="Times New Roman"/>
+                <w:noProof/>
+                <w:webHidden/>
+                <w:sz w:val="28"/>
+                <w:szCs w:val="28"/>
+              </w:rPr>
+              <w:fldChar w:fldCharType="begin"/>
+            </w:r>
+            <w:r>
+              <w:rPr>
+                <w:rFonts w:ascii="Times New Roman" w:hAnsi="Times New Roman" w:cs="Times New Roman"/>
+                <w:noProof/>
+                <w:webHidden/>
+                <w:sz w:val="28"/>
+                <w:szCs w:val="28"/>
+              </w:rPr>
+              <w:instrText xml:space="preserve"> PAGEREF _Toc230951548 \h </w:instrText>
+            </w:r>
+            <w:r>
+              <w:rPr>
+                <w:rFonts w:ascii="Times New Roman" w:hAnsi="Times New Roman" w:cs="Times New Roman"/>
+                <w:noProof/>
+                <w:webHidden/>
+                <w:sz w:val="28"/>
+                <w:szCs w:val="28"/>
+              </w:rPr>
+            </w:r>
+            <w:r>
+              <w:rPr>
+                <w:rFonts w:ascii="Times New Roman" w:hAnsi="Times New Roman" w:cs="Times New Roman"/>
+                <w:noProof/>
+                <w:webHidden/>
+                <w:sz w:val="28"/>
+                <w:szCs w:val="28"/>
+              </w:rPr>
+              <w:fldChar w:fldCharType="separate"/>
+            </w:r>
+            <w:r>
+              <w:rPr>
+                <w:rFonts w:ascii="Times New Roman" w:hAnsi="Times New Roman" w:cs="Times New Roman"/>
+                <w:noProof/>
+                <w:webHidden/>
+                <w:sz w:val="28"/>
+                <w:szCs w:val="28"/>
+              </w:rPr>
+              <w:t>19</w:t>
+            </w:r>
+            <w:r>
+              <w:rPr>
+                <w:rFonts w:ascii="Times New Roman" w:hAnsi="Times New Roman" w:cs="Times New Roman"/>
+                <w:noProof/>
+                <w:webHidden/>
+                <w:sz w:val="28"/>
+                <w:szCs w:val="28"/>
+              </w:rPr>
+              <w:fldChar w:fldCharType="end"/>
+            </w:r>
+          </w:hyperlink>
+        </w:p>
+        <w:p>
+          <w:pPr>
+            <w:pStyle w:val="31"/>
+            <w:tabs>
+              <w:tab w:val="right" w:leader="dot" w:pos="9345"/>
+            </w:tabs>
+            <w:rPr>
+              <w:rFonts w:ascii="Times New Roman" w:eastAsiaTheme="minorEastAsia" w:hAnsi="Times New Roman" w:cs="Times New Roman"/>
+              <w:noProof/>
+              <w:sz w:val="28"/>
+              <w:szCs w:val="28"/>
+              <w:lang w:eastAsia="ru-RU"/>
+            </w:rPr>
+          </w:pPr>
+          <w:hyperlink w:anchor="_Toc230951549" w:history="1">
+            <w:r>
+              <w:rPr>
+                <w:rStyle w:val="a9"/>
+                <w:rFonts w:ascii="Times New Roman" w:hAnsi="Times New Roman" w:cs="Times New Roman"/>
+                <w:noProof/>
+                <w:sz w:val="28"/>
+                <w:szCs w:val="28"/>
+              </w:rPr>
+              <w:t>2.4.5 Диаграмма последовательности</w:t>
+            </w:r>
+            <w:r>
+              <w:rPr>
+                <w:rFonts w:ascii="Times New Roman" w:hAnsi="Times New Roman" w:cs="Times New Roman"/>
+                <w:noProof/>
+                <w:webHidden/>
+                <w:sz w:val="28"/>
+                <w:szCs w:val="28"/>
+              </w:rPr>
+              <w:tab/>
+            </w:r>
+            <w:r>
+              <w:rPr>
+                <w:rFonts w:ascii="Times New Roman" w:hAnsi="Times New Roman" w:cs="Times New Roman"/>
+                <w:noProof/>
+                <w:webHidden/>
+                <w:sz w:val="28"/>
+                <w:szCs w:val="28"/>
+              </w:rPr>
+              <w:fldChar w:fldCharType="begin"/>
+            </w:r>
+            <w:r>
+              <w:rPr>
+                <w:rFonts w:ascii="Times New Roman" w:hAnsi="Times New Roman" w:cs="Times New Roman"/>
+                <w:noProof/>
+                <w:webHidden/>
+                <w:sz w:val="28"/>
+                <w:szCs w:val="28"/>
+              </w:rPr>
+              <w:instrText xml:space="preserve"> PAGEREF _Toc230951549 \h </w:instrText>
+            </w:r>
+            <w:r>
+              <w:rPr>
+                <w:rFonts w:ascii="Times New Roman" w:hAnsi="Times New Roman" w:cs="Times New Roman"/>
+                <w:noProof/>
+                <w:webHidden/>
+                <w:sz w:val="28"/>
+                <w:szCs w:val="28"/>
+              </w:rPr>
+            </w:r>
+            <w:r>
+              <w:rPr>
+                <w:rFonts w:ascii="Times New Roman" w:hAnsi="Times New Roman" w:cs="Times New Roman"/>
+                <w:noProof/>
+                <w:webHidden/>
+                <w:sz w:val="28"/>
+                <w:szCs w:val="28"/>
+              </w:rPr>
+              <w:fldChar w:fldCharType="separate"/>
+            </w:r>
+            <w:r>
+              <w:rPr>
+                <w:rFonts w:ascii="Times New Roman" w:hAnsi="Times New Roman" w:cs="Times New Roman"/>
+                <w:noProof/>
+                <w:webHidden/>
+                <w:sz w:val="28"/>
+                <w:szCs w:val="28"/>
+              </w:rPr>
+              <w:t>19</w:t>
+            </w:r>
+            <w:r>
+              <w:rPr>
+                <w:rFonts w:ascii="Times New Roman" w:hAnsi="Times New Roman" w:cs="Times New Roman"/>
+                <w:noProof/>
+                <w:webHidden/>
+                <w:sz w:val="28"/>
+                <w:szCs w:val="28"/>
+              </w:rPr>
+              <w:fldChar w:fldCharType="end"/>
+            </w:r>
+          </w:hyperlink>
+        </w:p>
+        <w:p>
+          <w:pPr>
+            <w:pStyle w:val="23"/>
+            <w:tabs>
+              <w:tab w:val="right" w:leader="dot" w:pos="9345"/>
+            </w:tabs>
+            <w:rPr>
+              <w:rFonts w:ascii="Times New Roman" w:eastAsiaTheme="minorEastAsia" w:hAnsi="Times New Roman" w:cs="Times New Roman"/>
+              <w:noProof/>
+              <w:sz w:val="28"/>
+              <w:szCs w:val="28"/>
+              <w:lang w:eastAsia="ru-RU"/>
+            </w:rPr>
+          </w:pPr>
+          <w:hyperlink w:anchor="_Toc230951550" w:history="1">
+            <w:r>
+              <w:rPr>
+                <w:rStyle w:val="a9"/>
+                <w:rFonts w:ascii="Times New Roman" w:hAnsi="Times New Roman" w:cs="Times New Roman"/>
+                <w:noProof/>
+                <w:sz w:val="28"/>
+                <w:szCs w:val="28"/>
+              </w:rPr>
+              <w:t>2.5 Структура базы данных</w:t>
+            </w:r>
+            <w:r>
+              <w:rPr>
+                <w:rFonts w:ascii="Times New Roman" w:hAnsi="Times New Roman" w:cs="Times New Roman"/>
+                <w:noProof/>
+                <w:webHidden/>
+                <w:sz w:val="28"/>
+                <w:szCs w:val="28"/>
+              </w:rPr>
+              <w:tab/>
+            </w:r>
+            <w:r>
+              <w:rPr>
+                <w:rFonts w:ascii="Times New Roman" w:hAnsi="Times New Roman" w:cs="Times New Roman"/>
+                <w:noProof/>
+                <w:webHidden/>
+                <w:sz w:val="28"/>
+                <w:szCs w:val="28"/>
+              </w:rPr>
+              <w:fldChar w:fldCharType="begin"/>
+            </w:r>
+            <w:r>
+              <w:rPr>
+                <w:rFonts w:ascii="Times New Roman" w:hAnsi="Times New Roman" w:cs="Times New Roman"/>
+                <w:noProof/>
+                <w:webHidden/>
+                <w:sz w:val="28"/>
+                <w:szCs w:val="28"/>
+              </w:rPr>
+              <w:instrText xml:space="preserve"> PAGEREF _Toc230951550 \h </w:instrText>
+            </w:r>
+            <w:r>
+              <w:rPr>
+                <w:rFonts w:ascii="Times New Roman" w:hAnsi="Times New Roman" w:cs="Times New Roman"/>
+                <w:noProof/>
+                <w:webHidden/>
+                <w:sz w:val="28"/>
+                <w:szCs w:val="28"/>
+              </w:rPr>
+            </w:r>
+            <w:r>
+              <w:rPr>
+                <w:rFonts w:ascii="Times New Roman" w:hAnsi="Times New Roman" w:cs="Times New Roman"/>
+                <w:noProof/>
+                <w:webHidden/>
+                <w:sz w:val="28"/>
+                <w:szCs w:val="28"/>
+              </w:rPr>
+              <w:fldChar w:fldCharType="separate"/>
+            </w:r>
+            <w:r>
+              <w:rPr>
+                <w:rFonts w:ascii="Times New Roman" w:hAnsi="Times New Roman" w:cs="Times New Roman"/>
+                <w:noProof/>
+                <w:webHidden/>
+                <w:sz w:val="28"/>
+                <w:szCs w:val="28"/>
+              </w:rPr>
+              <w:t>19</w:t>
+            </w:r>
+            <w:r>
+              <w:rPr>
+                <w:rFonts w:ascii="Times New Roman" w:hAnsi="Times New Roman" w:cs="Times New Roman"/>
+                <w:noProof/>
+                <w:webHidden/>
+                <w:sz w:val="28"/>
+                <w:szCs w:val="28"/>
+              </w:rPr>
+              <w:fldChar w:fldCharType="end"/>
+            </w:r>
+          </w:hyperlink>
+        </w:p>
+        <w:p>
+          <w:pPr>
+            <w:pStyle w:val="31"/>
+            <w:tabs>
+              <w:tab w:val="right" w:leader="dot" w:pos="9345"/>
+            </w:tabs>
+            <w:rPr>
+              <w:rFonts w:ascii="Times New Roman" w:eastAsiaTheme="minorEastAsia" w:hAnsi="Times New Roman" w:cs="Times New Roman"/>
+              <w:noProof/>
+              <w:sz w:val="28"/>
+              <w:szCs w:val="28"/>
+              <w:lang w:eastAsia="ru-RU"/>
+            </w:rPr>
+          </w:pPr>
+          <w:hyperlink w:anchor="_Toc230951551" w:history="1">
+            <w:r>
+              <w:rPr>
+                <w:rStyle w:val="a9"/>
+                <w:rFonts w:ascii="Times New Roman" w:hAnsi="Times New Roman" w:cs="Times New Roman"/>
+                <w:noProof/>
+                <w:sz w:val="28"/>
+                <w:szCs w:val="28"/>
+              </w:rPr>
+              <w:t>2.5.1 Логическая структура базы данных</w:t>
+            </w:r>
+            <w:r>
+              <w:rPr>
+                <w:rFonts w:ascii="Times New Roman" w:hAnsi="Times New Roman" w:cs="Times New Roman"/>
+                <w:noProof/>
+                <w:webHidden/>
+                <w:sz w:val="28"/>
+                <w:szCs w:val="28"/>
+              </w:rPr>
+              <w:tab/>
+            </w:r>
+            <w:r>
+              <w:rPr>
+                <w:rFonts w:ascii="Times New Roman" w:hAnsi="Times New Roman" w:cs="Times New Roman"/>
+                <w:noProof/>
+                <w:webHidden/>
+                <w:sz w:val="28"/>
+                <w:szCs w:val="28"/>
+              </w:rPr>
+              <w:fldChar w:fldCharType="begin"/>
+            </w:r>
+            <w:r>
+              <w:rPr>
+                <w:rFonts w:ascii="Times New Roman" w:hAnsi="Times New Roman" w:cs="Times New Roman"/>
+                <w:noProof/>
+                <w:webHidden/>
+                <w:sz w:val="28"/>
+                <w:szCs w:val="28"/>
+              </w:rPr>
+              <w:instrText xml:space="preserve"> PAGEREF _Toc230951551 \h </w:instrText>
+            </w:r>
+            <w:r>
+              <w:rPr>
+                <w:rFonts w:ascii="Times New Roman" w:hAnsi="Times New Roman" w:cs="Times New Roman"/>
+                <w:noProof/>
+                <w:webHidden/>
+                <w:sz w:val="28"/>
+                <w:szCs w:val="28"/>
+              </w:rPr>
+            </w:r>
+            <w:r>
+              <w:rPr>
+                <w:rFonts w:ascii="Times New Roman" w:hAnsi="Times New Roman" w:cs="Times New Roman"/>
+                <w:noProof/>
+                <w:webHidden/>
+                <w:sz w:val="28"/>
+                <w:szCs w:val="28"/>
+              </w:rPr>
+              <w:fldChar w:fldCharType="separate"/>
+            </w:r>
+            <w:r>
+              <w:rPr>
+                <w:rFonts w:ascii="Times New Roman" w:hAnsi="Times New Roman" w:cs="Times New Roman"/>
+                <w:noProof/>
+                <w:webHidden/>
+                <w:sz w:val="28"/>
+                <w:szCs w:val="28"/>
+              </w:rPr>
+              <w:t>19</w:t>
+            </w:r>
+            <w:r>
+              <w:rPr>
+                <w:rFonts w:ascii="Times New Roman" w:hAnsi="Times New Roman" w:cs="Times New Roman"/>
+                <w:noProof/>
+                <w:webHidden/>
+                <w:sz w:val="28"/>
+                <w:szCs w:val="28"/>
+              </w:rPr>
+              <w:fldChar w:fldCharType="end"/>
+            </w:r>
+          </w:hyperlink>
+        </w:p>
+        <w:p>
+          <w:pPr>
+            <w:pStyle w:val="31"/>
+            <w:tabs>
+              <w:tab w:val="right" w:leader="dot" w:pos="9345"/>
+            </w:tabs>
+            <w:rPr>
+              <w:rFonts w:ascii="Times New Roman" w:eastAsiaTheme="minorEastAsia" w:hAnsi="Times New Roman" w:cs="Times New Roman"/>
+              <w:noProof/>
+              <w:sz w:val="28"/>
+              <w:szCs w:val="28"/>
+              <w:lang w:eastAsia="ru-RU"/>
+            </w:rPr>
+          </w:pPr>
+          <w:hyperlink w:anchor="_Toc230951552" w:history="1">
+            <w:r>
+              <w:rPr>
+                <w:rStyle w:val="a9"/>
+                <w:rFonts w:ascii="Times New Roman" w:hAnsi="Times New Roman" w:cs="Times New Roman"/>
+                <w:noProof/>
+                <w:sz w:val="28"/>
+                <w:szCs w:val="28"/>
+              </w:rPr>
+              <w:t>2.5.2 Физическая структура базы данных</w:t>
+            </w:r>
+            <w:r>
+              <w:rPr>
+                <w:rFonts w:ascii="Times New Roman" w:hAnsi="Times New Roman" w:cs="Times New Roman"/>
+                <w:noProof/>
+                <w:webHidden/>
+                <w:sz w:val="28"/>
+                <w:szCs w:val="28"/>
+              </w:rPr>
+              <w:tab/>
+            </w:r>
+            <w:r>
+              <w:rPr>
+                <w:rFonts w:ascii="Times New Roman" w:hAnsi="Times New Roman" w:cs="Times New Roman"/>
+                <w:noProof/>
+                <w:webHidden/>
+                <w:sz w:val="28"/>
+                <w:szCs w:val="28"/>
+              </w:rPr>
+              <w:fldChar w:fldCharType="begin"/>
+            </w:r>
+            <w:r>
+              <w:rPr>
+                <w:rFonts w:ascii="Times New Roman" w:hAnsi="Times New Roman" w:cs="Times New Roman"/>
+                <w:noProof/>
+                <w:webHidden/>
+                <w:sz w:val="28"/>
+                <w:szCs w:val="28"/>
+              </w:rPr>
+              <w:instrText xml:space="preserve"> PAGEREF _Toc230951552 \h </w:instrText>
+            </w:r>
+            <w:r>
+              <w:rPr>
+                <w:rFonts w:ascii="Times New Roman" w:hAnsi="Times New Roman" w:cs="Times New Roman"/>
+                <w:noProof/>
+                <w:webHidden/>
+                <w:sz w:val="28"/>
+                <w:szCs w:val="28"/>
+              </w:rPr>
+            </w:r>
+            <w:r>
+              <w:rPr>
+                <w:rFonts w:ascii="Times New Roman" w:hAnsi="Times New Roman" w:cs="Times New Roman"/>
+                <w:noProof/>
+                <w:webHidden/>
+                <w:sz w:val="28"/>
+                <w:szCs w:val="28"/>
+              </w:rPr>
+              <w:fldChar w:fldCharType="separate"/>
+            </w:r>
+            <w:r>
+              <w:rPr>
+                <w:rFonts w:ascii="Times New Roman" w:hAnsi="Times New Roman" w:cs="Times New Roman"/>
+                <w:noProof/>
+                <w:webHidden/>
+                <w:sz w:val="28"/>
+                <w:szCs w:val="28"/>
+              </w:rPr>
+              <w:t>20</w:t>
+            </w:r>
+            <w:r>
+              <w:rPr>
+                <w:rFonts w:ascii="Times New Roman" w:hAnsi="Times New Roman" w:cs="Times New Roman"/>
+                <w:noProof/>
+                <w:webHidden/>
+                <w:sz w:val="28"/>
+                <w:szCs w:val="28"/>
+              </w:rPr>
+              <w:fldChar w:fldCharType="end"/>
+            </w:r>
+          </w:hyperlink>
+        </w:p>
+        <w:p>
+          <w:pPr>
+            <w:pStyle w:val="23"/>
+            <w:tabs>
+              <w:tab w:val="right" w:leader="dot" w:pos="9345"/>
+            </w:tabs>
+            <w:rPr>
+              <w:rFonts w:ascii="Times New Roman" w:eastAsiaTheme="minorEastAsia" w:hAnsi="Times New Roman" w:cs="Times New Roman"/>
+              <w:noProof/>
+              <w:sz w:val="28"/>
+              <w:szCs w:val="28"/>
+              <w:lang w:eastAsia="ru-RU"/>
+            </w:rPr>
+          </w:pPr>
+          <w:hyperlink w:anchor="_Toc230951553" w:history="1">
+            <w:r>
+              <w:rPr>
+                <w:rStyle w:val="a9"/>
+                <w:rFonts w:ascii="Times New Roman" w:hAnsi="Times New Roman" w:cs="Times New Roman"/>
+                <w:noProof/>
+                <w:sz w:val="28"/>
+                <w:szCs w:val="28"/>
+              </w:rPr>
+              <w:t>2.6 Описание основных алгоритмов системы (3)</w:t>
+            </w:r>
+            <w:r>
+              <w:rPr>
+                <w:rFonts w:ascii="Times New Roman" w:hAnsi="Times New Roman" w:cs="Times New Roman"/>
+                <w:noProof/>
+                <w:webHidden/>
+                <w:sz w:val="28"/>
+                <w:szCs w:val="28"/>
+              </w:rPr>
+              <w:tab/>
+            </w:r>
+            <w:r>
+              <w:rPr>
+                <w:rFonts w:ascii="Times New Roman" w:hAnsi="Times New Roman" w:cs="Times New Roman"/>
+                <w:noProof/>
+                <w:webHidden/>
+                <w:sz w:val="28"/>
+                <w:szCs w:val="28"/>
+              </w:rPr>
+              <w:fldChar w:fldCharType="begin"/>
+            </w:r>
+            <w:r>
+              <w:rPr>
+                <w:rFonts w:ascii="Times New Roman" w:hAnsi="Times New Roman" w:cs="Times New Roman"/>
+                <w:noProof/>
+                <w:webHidden/>
+                <w:sz w:val="28"/>
+                <w:szCs w:val="28"/>
+              </w:rPr>
+              <w:instrText xml:space="preserve"> PAGEREF _Toc230951553 \h </w:instrText>
+            </w:r>
+            <w:r>
+              <w:rPr>
+                <w:rFonts w:ascii="Times New Roman" w:hAnsi="Times New Roman" w:cs="Times New Roman"/>
+                <w:noProof/>
+                <w:webHidden/>
+                <w:sz w:val="28"/>
+                <w:szCs w:val="28"/>
+              </w:rPr>
+            </w:r>
+            <w:r>
+              <w:rPr>
+                <w:rFonts w:ascii="Times New Roman" w:hAnsi="Times New Roman" w:cs="Times New Roman"/>
+                <w:noProof/>
+                <w:webHidden/>
+                <w:sz w:val="28"/>
+                <w:szCs w:val="28"/>
+              </w:rPr>
+              <w:fldChar w:fldCharType="separate"/>
+            </w:r>
+            <w:r>
+              <w:rPr>
+                <w:rFonts w:ascii="Times New Roman" w:hAnsi="Times New Roman" w:cs="Times New Roman"/>
+                <w:noProof/>
+                <w:webHidden/>
+                <w:sz w:val="28"/>
+                <w:szCs w:val="28"/>
+              </w:rPr>
+              <w:t>20</w:t>
             </w:r>
             <w:r>
               <w:rPr>
@@ -4906,14 +6352,12 @@
             <w:rPr>
               <w:rFonts w:ascii="Times New Roman" w:eastAsiaTheme="minorEastAsia" w:hAnsi="Times New Roman" w:cs="Times New Roman"/>
               <w:noProof/>
-              <w:kern w:val="2"/>
               <w:sz w:val="28"/>
               <w:szCs w:val="28"/>
               <w:lang w:eastAsia="ru-RU"/>
-              <w14:ligatures w14:val="standardContextual"/>
             </w:rPr>
           </w:pPr>
-          <w:hyperlink w:anchor="_Toc230868574" w:history="1">
+          <w:hyperlink w:anchor="_Toc230951554" w:history="1">
             <w:r>
               <w:rPr>
                 <w:rStyle w:val="a9"/>
@@ -4922,6 +6366,102 @@
                 <w:sz w:val="28"/>
                 <w:szCs w:val="28"/>
               </w:rPr>
+              <w:t>3 Вычислительные эксперименты проверки эффективной программной реализации метода решения задачи</w:t>
+            </w:r>
+            <w:r>
+              <w:rPr>
+                <w:rFonts w:ascii="Times New Roman" w:hAnsi="Times New Roman" w:cs="Times New Roman"/>
+                <w:noProof/>
+                <w:webHidden/>
+                <w:sz w:val="28"/>
+                <w:szCs w:val="28"/>
+              </w:rPr>
+              <w:tab/>
+            </w:r>
+            <w:r>
+              <w:rPr>
+                <w:rFonts w:ascii="Times New Roman" w:hAnsi="Times New Roman" w:cs="Times New Roman"/>
+                <w:noProof/>
+                <w:webHidden/>
+                <w:sz w:val="28"/>
+                <w:szCs w:val="28"/>
+              </w:rPr>
+              <w:fldChar w:fldCharType="begin"/>
+            </w:r>
+            <w:r>
+              <w:rPr>
+                <w:rFonts w:ascii="Times New Roman" w:hAnsi="Times New Roman" w:cs="Times New Roman"/>
+                <w:noProof/>
+                <w:webHidden/>
+                <w:sz w:val="28"/>
+                <w:szCs w:val="28"/>
+              </w:rPr>
+              <w:instrText xml:space="preserve"> PAGEREF _Toc230951554 \h </w:instrText>
+            </w:r>
+            <w:r>
+              <w:rPr>
+                <w:rFonts w:ascii="Times New Roman" w:hAnsi="Times New Roman" w:cs="Times New Roman"/>
+                <w:noProof/>
+                <w:webHidden/>
+                <w:sz w:val="28"/>
+                <w:szCs w:val="28"/>
+              </w:rPr>
+            </w:r>
+            <w:r>
+              <w:rPr>
+                <w:rFonts w:ascii="Times New Roman" w:hAnsi="Times New Roman" w:cs="Times New Roman"/>
+                <w:noProof/>
+                <w:webHidden/>
+                <w:sz w:val="28"/>
+                <w:szCs w:val="28"/>
+              </w:rPr>
+              <w:fldChar w:fldCharType="separate"/>
+            </w:r>
+            <w:r>
+              <w:rPr>
+                <w:rFonts w:ascii="Times New Roman" w:hAnsi="Times New Roman" w:cs="Times New Roman"/>
+                <w:noProof/>
+                <w:webHidden/>
+                <w:sz w:val="28"/>
+                <w:szCs w:val="28"/>
+              </w:rPr>
+              <w:t>20</w:t>
+            </w:r>
+            <w:r>
+              <w:rPr>
+                <w:rFonts w:ascii="Times New Roman" w:hAnsi="Times New Roman" w:cs="Times New Roman"/>
+                <w:noProof/>
+                <w:webHidden/>
+                <w:sz w:val="28"/>
+                <w:szCs w:val="28"/>
+              </w:rPr>
+              <w:fldChar w:fldCharType="end"/>
+            </w:r>
+          </w:hyperlink>
+        </w:p>
+        <w:p>
+          <w:pPr>
+            <w:pStyle w:val="11"/>
+            <w:tabs>
+              <w:tab w:val="right" w:leader="dot" w:pos="9345"/>
+            </w:tabs>
+            <w:rPr>
+              <w:rFonts w:ascii="Times New Roman" w:eastAsiaTheme="minorEastAsia" w:hAnsi="Times New Roman" w:cs="Times New Roman"/>
+              <w:noProof/>
+              <w:sz w:val="28"/>
+              <w:szCs w:val="28"/>
+              <w:lang w:eastAsia="ru-RU"/>
+            </w:rPr>
+          </w:pPr>
+          <w:hyperlink w:anchor="_Toc230951555" w:history="1">
+            <w:r>
+              <w:rPr>
+                <w:rStyle w:val="a9"/>
+                <w:rFonts w:ascii="Times New Roman" w:hAnsi="Times New Roman" w:cs="Times New Roman"/>
+                <w:noProof/>
+                <w:sz w:val="28"/>
+                <w:szCs w:val="28"/>
+              </w:rPr>
               <w:t>СПИСОК ИСПОЛЬЗОВАННЫХ ИСТОЧНИКОВ</w:t>
             </w:r>
             <w:r>
@@ -4952,7 +6492,7 @@
                 <w:sz w:val="28"/>
                 <w:szCs w:val="28"/>
               </w:rPr>
-              <w:instrText xml:space="preserve"> PAGEREF _Toc230868574 \h </w:instrText>
+              <w:instrText xml:space="preserve"> PAGEREF _Toc230951555 \h </w:instrText>
             </w:r>
             <w:r>
               <w:rPr>
@@ -4981,7 +6521,7 @@
                 <w:sz w:val="28"/>
                 <w:szCs w:val="28"/>
               </w:rPr>
-              <w:t>14</w:t>
+              <w:t>21</w:t>
             </w:r>
             <w:r>
               <w:rPr>
@@ -5010,6 +6550,7 @@
             <w:fldChar w:fldCharType="end"/>
           </w:r>
         </w:p>
+        <w:bookmarkEnd w:id="1" w:displacedByCustomXml="next"/>
       </w:sdtContent>
     </w:sdt>
     <w:p>
@@ -5054,12 +6595,12 @@
           <w:szCs w:val="24"/>
         </w:rPr>
       </w:pPr>
-      <w:bookmarkStart w:id="1" w:name="_Toc230868561"/>
+      <w:bookmarkStart w:id="2" w:name="_Toc230951529"/>
       <w:r>
         <w:lastRenderedPageBreak/>
         <w:t>ВВЕДЕНИЕ</w:t>
       </w:r>
-      <w:bookmarkEnd w:id="1"/>
+      <w:bookmarkEnd w:id="2"/>
     </w:p>
     <w:p>
       <w:pPr>
@@ -5200,23 +6741,23 @@
         <w:pStyle w:val="ab"/>
         <w:spacing w:before="0" w:after="240"/>
       </w:pPr>
-      <w:bookmarkStart w:id="2" w:name="_Toc230868562"/>
+      <w:bookmarkStart w:id="3" w:name="_Toc230951530"/>
       <w:r>
         <w:lastRenderedPageBreak/>
         <w:t>1 Постановка задачи и обоснование методов решения задачи</w:t>
       </w:r>
-      <w:bookmarkEnd w:id="2"/>
+      <w:bookmarkEnd w:id="3"/>
     </w:p>
     <w:p>
       <w:pPr>
         <w:pStyle w:val="21"/>
         <w:spacing w:before="0" w:after="240"/>
       </w:pPr>
-      <w:bookmarkStart w:id="3" w:name="_Toc230868563"/>
+      <w:bookmarkStart w:id="4" w:name="_Toc230951531"/>
       <w:r>
         <w:t>1.1 Описание предметной области и постановка задачи</w:t>
       </w:r>
-      <w:bookmarkEnd w:id="3"/>
+      <w:bookmarkEnd w:id="4"/>
     </w:p>
     <w:p>
       <w:pPr>
@@ -5398,11 +6939,11 @@
       <w:pPr>
         <w:pStyle w:val="21"/>
       </w:pPr>
-      <w:bookmarkStart w:id="4" w:name="_Toc230868564"/>
+      <w:bookmarkStart w:id="5" w:name="_Toc230951532"/>
       <w:r>
         <w:t>1.2 Анализ существующих методов решения задачи и обоснование выбора реализуемого метода</w:t>
       </w:r>
-      <w:bookmarkEnd w:id="4"/>
+      <w:bookmarkEnd w:id="5"/>
     </w:p>
     <w:p>
       <w:pPr>
@@ -5675,11 +7216,11 @@
       <w:pPr>
         <w:pStyle w:val="21"/>
       </w:pPr>
-      <w:bookmarkStart w:id="5" w:name="_Toc230868565"/>
+      <w:bookmarkStart w:id="6" w:name="_Toc230951533"/>
       <w:r>
         <w:t>1.3 Обзор имеющихся систем-аналогов</w:t>
       </w:r>
-      <w:bookmarkEnd w:id="5"/>
+      <w:bookmarkEnd w:id="6"/>
     </w:p>
     <w:p>
       <w:pPr>
@@ -5898,7 +7439,29 @@
           <w:szCs w:val="28"/>
           <w:lang w:eastAsia="ru-RU"/>
         </w:rPr>
-        <w:t xml:space="preserve"> работает по принципу канбан-досок, где задачи представлены карточками, перемещаемыми между колонками статуса. Интерфейс заточен под визуальное планирование и не требует длительного обучения. Система подходит для личных списков дел или небольших команд, которые цен</w:t>
+        <w:t xml:space="preserve"> работает по принципу </w:t>
+      </w:r>
+      <w:proofErr w:type="spellStart"/>
+      <w:r>
+        <w:rPr>
+          <w:rFonts w:ascii="Times New Roman" w:eastAsia="Times New Roman" w:hAnsi="Times New Roman" w:cs="Times New Roman"/>
+          <w:color w:val="000000"/>
+          <w:sz w:val="28"/>
+          <w:szCs w:val="28"/>
+          <w:lang w:eastAsia="ru-RU"/>
+        </w:rPr>
+        <w:t>канбан</w:t>
+      </w:r>
+      <w:proofErr w:type="spellEnd"/>
+      <w:r>
+        <w:rPr>
+          <w:rFonts w:ascii="Times New Roman" w:eastAsia="Times New Roman" w:hAnsi="Times New Roman" w:cs="Times New Roman"/>
+          <w:color w:val="000000"/>
+          <w:sz w:val="28"/>
+          <w:szCs w:val="28"/>
+          <w:lang w:eastAsia="ru-RU"/>
+        </w:rPr>
+        <w:t>-досок, где задачи представлены карточками, перемещаемыми между колонками статуса. Интерфейс заточен под визуальное планирование и не требует длительного обучения. Система подходит для личных списков дел или небольших команд, которые цен</w:t>
       </w:r>
       <w:r>
         <w:rPr>
@@ -5973,7 +7536,29 @@
           <w:szCs w:val="28"/>
           <w:lang w:eastAsia="ru-RU"/>
         </w:rPr>
-        <w:t xml:space="preserve"> — это инструмент управления проектами, который помогает оптимизировать работу команды. Принцип работы сервиса похож на диспетчер задач в компьютере: с его помощью отслеживают запущенные процессы (проекты) и контролируют число ресурсов (сотрудников). В </w:t>
+        <w:t xml:space="preserve"> — это инструмент управления проектами, который помогает оптимизировать работу команды. Принцип работы сервиса похож </w:t>
+      </w:r>
+      <w:proofErr w:type="gramStart"/>
+      <w:r>
+        <w:rPr>
+          <w:rFonts w:ascii="Times New Roman" w:eastAsia="Times New Roman" w:hAnsi="Times New Roman" w:cs="Times New Roman"/>
+          <w:color w:val="000000"/>
+          <w:sz w:val="28"/>
+          <w:szCs w:val="28"/>
+          <w:lang w:eastAsia="ru-RU"/>
+        </w:rPr>
+        <w:t>на диспетчер</w:t>
+      </w:r>
+      <w:proofErr w:type="gramEnd"/>
+      <w:r>
+        <w:rPr>
+          <w:rFonts w:ascii="Times New Roman" w:eastAsia="Times New Roman" w:hAnsi="Times New Roman" w:cs="Times New Roman"/>
+          <w:color w:val="000000"/>
+          <w:sz w:val="28"/>
+          <w:szCs w:val="28"/>
+          <w:lang w:eastAsia="ru-RU"/>
+        </w:rPr>
+        <w:t xml:space="preserve"> задач в компьютере: с его помощью отслеживают запущенные процессы (проекты) и контролируют число ресурсов (сотрудников). В </w:t>
       </w:r>
       <w:proofErr w:type="spellStart"/>
       <w:r>
@@ -6175,7 +7760,73 @@
           <w:szCs w:val="28"/>
           <w:lang w:eastAsia="ru-RU"/>
         </w:rPr>
-        <w:t xml:space="preserve"> есть бесплатная версия для команды до 10 человек, поэтому она популярна в небольших стартапах. Если команда больше, есть тариф Standard стоимостью $7 за одного пользователя. Он дает доступ к 250 ГБ хранилища и техподдержку в рабочие часы. В тарифе Premium стоимость одного пользователя $14, при этом он предоставляет неограниченный доступ к хранилищу и круглосуточную техническую поддержку. Оба тарифа дают возможность подключения до 20 000 пользователей и оплачиваются ежемесячно или ежегодно. Самая дорогая подписка — Enterprise — оплачивается только ежегодно и нужна, если есть особые пожелания к безопасности и масштабированию. [2</w:t>
+        <w:t xml:space="preserve"> есть бесплатная версия для команды до 10 человек, поэтому она популярна в небольших стартапах. Если команда больше, есть тариф </w:t>
+      </w:r>
+      <w:proofErr w:type="spellStart"/>
+      <w:r>
+        <w:rPr>
+          <w:rFonts w:ascii="Times New Roman" w:eastAsia="Times New Roman" w:hAnsi="Times New Roman" w:cs="Times New Roman"/>
+          <w:color w:val="000000"/>
+          <w:sz w:val="28"/>
+          <w:szCs w:val="28"/>
+          <w:lang w:eastAsia="ru-RU"/>
+        </w:rPr>
+        <w:t>Standard</w:t>
+      </w:r>
+      <w:proofErr w:type="spellEnd"/>
+      <w:r>
+        <w:rPr>
+          <w:rFonts w:ascii="Times New Roman" w:eastAsia="Times New Roman" w:hAnsi="Times New Roman" w:cs="Times New Roman"/>
+          <w:color w:val="000000"/>
+          <w:sz w:val="28"/>
+          <w:szCs w:val="28"/>
+          <w:lang w:eastAsia="ru-RU"/>
+        </w:rPr>
+        <w:t xml:space="preserve"> стоимостью $7 за одного пользователя. Он дает доступ к 250 ГБ хранилища и техподдержку в рабочие часы. В тарифе </w:t>
+      </w:r>
+      <w:proofErr w:type="spellStart"/>
+      <w:r>
+        <w:rPr>
+          <w:rFonts w:ascii="Times New Roman" w:eastAsia="Times New Roman" w:hAnsi="Times New Roman" w:cs="Times New Roman"/>
+          <w:color w:val="000000"/>
+          <w:sz w:val="28"/>
+          <w:szCs w:val="28"/>
+          <w:lang w:eastAsia="ru-RU"/>
+        </w:rPr>
+        <w:t>Premium</w:t>
+      </w:r>
+      <w:proofErr w:type="spellEnd"/>
+      <w:r>
+        <w:rPr>
+          <w:rFonts w:ascii="Times New Roman" w:eastAsia="Times New Roman" w:hAnsi="Times New Roman" w:cs="Times New Roman"/>
+          <w:color w:val="000000"/>
+          <w:sz w:val="28"/>
+          <w:szCs w:val="28"/>
+          <w:lang w:eastAsia="ru-RU"/>
+        </w:rPr>
+        <w:t xml:space="preserve"> стоимость одного пользователя $14, при этом он предоставляет неограниченный доступ к хранилищу и круглосуточную техническую поддержку. Оба тарифа дают возможность подключения до 20 000 пользователей и оплачиваются ежемесячно или ежегодно. Самая дорогая подписка — </w:t>
+      </w:r>
+      <w:proofErr w:type="spellStart"/>
+      <w:r>
+        <w:rPr>
+          <w:rFonts w:ascii="Times New Roman" w:eastAsia="Times New Roman" w:hAnsi="Times New Roman" w:cs="Times New Roman"/>
+          <w:color w:val="000000"/>
+          <w:sz w:val="28"/>
+          <w:szCs w:val="28"/>
+          <w:lang w:eastAsia="ru-RU"/>
+        </w:rPr>
+        <w:t>Enterprise</w:t>
+      </w:r>
+      <w:proofErr w:type="spellEnd"/>
+      <w:r>
+        <w:rPr>
+          <w:rFonts w:ascii="Times New Roman" w:eastAsia="Times New Roman" w:hAnsi="Times New Roman" w:cs="Times New Roman"/>
+          <w:color w:val="000000"/>
+          <w:sz w:val="28"/>
+          <w:szCs w:val="28"/>
+          <w:lang w:eastAsia="ru-RU"/>
+        </w:rPr>
+        <w:t xml:space="preserve"> — оплачивается только ежегодно и нужна, если есть особые пожелания к безопасности и масштабированию. [2</w:t>
       </w:r>
       <w:r>
         <w:rPr>
@@ -6617,25 +8268,22 @@
       <w:pPr>
         <w:pStyle w:val="ab"/>
       </w:pPr>
-      <w:bookmarkStart w:id="6" w:name="_Toc230868566"/>
+      <w:bookmarkStart w:id="7" w:name="_Toc230951534"/>
       <w:r>
         <w:lastRenderedPageBreak/>
         <w:t>2 Проектирование и программная реализация метода решения задачи</w:t>
       </w:r>
-      <w:bookmarkEnd w:id="6"/>
+      <w:bookmarkEnd w:id="7"/>
     </w:p>
     <w:p>
       <w:pPr>
         <w:pStyle w:val="21"/>
-        <w:rPr>
-          <w:lang w:val="en-US"/>
-        </w:rPr>
-      </w:pPr>
-      <w:bookmarkStart w:id="7" w:name="_Toc230868567"/>
+      </w:pPr>
+      <w:bookmarkStart w:id="8" w:name="_Toc230951535"/>
       <w:r>
         <w:t>2.1 Описание методологии проектирования системы</w:t>
       </w:r>
-      <w:bookmarkEnd w:id="7"/>
+      <w:bookmarkEnd w:id="8"/>
     </w:p>
     <w:p>
       <w:pPr>
@@ -6657,7 +8305,7 @@
           <w:szCs w:val="28"/>
           <w:lang w:eastAsia="ru-RU"/>
         </w:rPr>
-        <w:t xml:space="preserve">UML (от англ. Unified </w:t>
+        <w:t xml:space="preserve">UML (от англ. </w:t>
       </w:r>
       <w:proofErr w:type="spellStart"/>
       <w:r>
@@ -6668,6 +8316,28 @@
           <w:szCs w:val="28"/>
           <w:lang w:eastAsia="ru-RU"/>
         </w:rPr>
+        <w:t>Unified</w:t>
+      </w:r>
+      <w:proofErr w:type="spellEnd"/>
+      <w:r>
+        <w:rPr>
+          <w:rFonts w:ascii="Times New Roman" w:eastAsia="Times New Roman" w:hAnsi="Times New Roman" w:cs="Times New Roman"/>
+          <w:color w:val="000000"/>
+          <w:sz w:val="28"/>
+          <w:szCs w:val="28"/>
+          <w:lang w:eastAsia="ru-RU"/>
+        </w:rPr>
+        <w:t xml:space="preserve"> </w:t>
+      </w:r>
+      <w:proofErr w:type="spellStart"/>
+      <w:r>
+        <w:rPr>
+          <w:rFonts w:ascii="Times New Roman" w:eastAsia="Times New Roman" w:hAnsi="Times New Roman" w:cs="Times New Roman"/>
+          <w:color w:val="000000"/>
+          <w:sz w:val="28"/>
+          <w:szCs w:val="28"/>
+          <w:lang w:eastAsia="ru-RU"/>
+        </w:rPr>
         <w:t>Modeling</w:t>
       </w:r>
       <w:proofErr w:type="spellEnd"/>
@@ -6679,7 +8349,29 @@
           <w:szCs w:val="28"/>
           <w:lang w:eastAsia="ru-RU"/>
         </w:rPr>
-        <w:t xml:space="preserve"> Language) переводится как «унифицированный язык моделирования». Это графический язык, в котором каждой фигуре, символу, стрелке или их сочетаниям присвоены конкретные значения. Он позволяет визуализировать явление или процесс так, чтобы схема была понятна всем, кто знаком с UML.</w:t>
+        <w:t xml:space="preserve"> </w:t>
+      </w:r>
+      <w:proofErr w:type="spellStart"/>
+      <w:r>
+        <w:rPr>
+          <w:rFonts w:ascii="Times New Roman" w:eastAsia="Times New Roman" w:hAnsi="Times New Roman" w:cs="Times New Roman"/>
+          <w:color w:val="000000"/>
+          <w:sz w:val="28"/>
+          <w:szCs w:val="28"/>
+          <w:lang w:eastAsia="ru-RU"/>
+        </w:rPr>
+        <w:t>Language</w:t>
+      </w:r>
+      <w:proofErr w:type="spellEnd"/>
+      <w:r>
+        <w:rPr>
+          <w:rFonts w:ascii="Times New Roman" w:eastAsia="Times New Roman" w:hAnsi="Times New Roman" w:cs="Times New Roman"/>
+          <w:color w:val="000000"/>
+          <w:sz w:val="28"/>
+          <w:szCs w:val="28"/>
+          <w:lang w:eastAsia="ru-RU"/>
+        </w:rPr>
+        <w:t>) переводится как «унифицированный язык моделирования». Это графический язык, в котором каждой фигуре, символу, стрелке или их сочетаниям присвоены конкретные значения. Он позволяет визуализировать явление или процесс так, чтобы схема была понятна всем, кто знаком с UML.</w:t>
       </w:r>
     </w:p>
     <w:p>
@@ -6691,7 +8383,7 @@
           <w:color w:val="000000"/>
           <w:sz w:val="28"/>
           <w:szCs w:val="28"/>
-          <w:lang w:val="en-US" w:eastAsia="ru-RU"/>
+          <w:lang w:eastAsia="ru-RU"/>
         </w:rPr>
       </w:pPr>
       <w:r>
@@ -6714,7 +8406,7 @@
           <w:color w:val="000000"/>
           <w:sz w:val="28"/>
           <w:szCs w:val="28"/>
-          <w:lang w:val="en-US" w:eastAsia="ru-RU"/>
+          <w:lang w:eastAsia="ru-RU"/>
         </w:rPr>
       </w:pPr>
       <w:r>
@@ -6763,7 +8455,7 @@
           <w:color w:val="000000"/>
           <w:sz w:val="28"/>
           <w:szCs w:val="28"/>
-          <w:lang w:val="en-US" w:eastAsia="ru-RU"/>
+          <w:lang w:eastAsia="ru-RU"/>
         </w:rPr>
         <w:t>[</w:t>
       </w:r>
@@ -6783,7 +8475,7 @@
           <w:color w:val="000000"/>
           <w:sz w:val="28"/>
           <w:szCs w:val="28"/>
-          <w:lang w:val="en-US" w:eastAsia="ru-RU"/>
+          <w:lang w:eastAsia="ru-RU"/>
         </w:rPr>
         <w:t>]</w:t>
       </w:r>
@@ -6797,7 +8489,7 @@
           <w:color w:val="000000"/>
           <w:sz w:val="28"/>
           <w:szCs w:val="28"/>
-          <w:lang w:val="en-US" w:eastAsia="ru-RU"/>
+          <w:lang w:eastAsia="ru-RU"/>
         </w:rPr>
       </w:pPr>
       <w:r>
@@ -7098,52 +8790,19 @@
       <w:pPr>
         <w:pStyle w:val="21"/>
       </w:pPr>
-      <w:bookmarkStart w:id="8" w:name="_Toc230868568"/>
+      <w:bookmarkStart w:id="9" w:name="_Toc230951536"/>
       <w:r>
         <w:t>2.2 Выбор комплекса программных средств</w:t>
       </w:r>
-      <w:bookmarkEnd w:id="8"/>
+      <w:bookmarkEnd w:id="9"/>
     </w:p>
     <w:p>
       <w:pPr>
         <w:pStyle w:val="3"/>
       </w:pPr>
-      <w:bookmarkStart w:id="9" w:name="_Toc230868569"/>
+      <w:bookmarkStart w:id="10" w:name="_Toc230951537"/>
       <w:r>
         <w:t>2.2.1 Выбор среды проектирования</w:t>
-      </w:r>
-      <w:bookmarkEnd w:id="9"/>
-    </w:p>
-    <w:p>
-      <w:pPr>
-        <w:rPr>
-          <w:rFonts w:ascii="Times New Roman" w:eastAsia="Times New Roman" w:hAnsi="Times New Roman" w:cs="Times New Roman"/>
-          <w:color w:val="000000"/>
-          <w:sz w:val="28"/>
-          <w:szCs w:val="28"/>
-          <w:lang w:val="en-US" w:eastAsia="ru-RU"/>
-        </w:rPr>
-      </w:pPr>
-      <w:proofErr w:type="spellStart"/>
-      <w:r>
-        <w:rPr>
-          <w:rFonts w:ascii="Times New Roman" w:eastAsia="Times New Roman" w:hAnsi="Times New Roman" w:cs="Times New Roman"/>
-          <w:color w:val="000000"/>
-          <w:sz w:val="28"/>
-          <w:szCs w:val="28"/>
-          <w:lang w:eastAsia="ru-RU"/>
-        </w:rPr>
-        <w:t>Ываоывлжа</w:t>
-      </w:r>
-      <w:proofErr w:type="spellEnd"/>
-    </w:p>
-    <w:p>
-      <w:pPr>
-        <w:pStyle w:val="3"/>
-      </w:pPr>
-      <w:bookmarkStart w:id="10" w:name="_Toc230868570"/>
-      <w:r>
-        <w:t>2.2.2 Выбор языка программирования</w:t>
       </w:r>
       <w:bookmarkEnd w:id="10"/>
     </w:p>
@@ -7167,7 +8826,7 @@
           <w:szCs w:val="28"/>
           <w:lang w:eastAsia="ru-RU"/>
         </w:rPr>
-        <w:t>При разработке информационной системы были выбраны языки Java (для серверной части) и TypeScript (для клиентской части).</w:t>
+        <w:t>В условиях стремительного развития информационных технологий и растущей сложности экономических систем, автоматизация процессов разработки и сопровождения программного обеспечения становится критически важной. CASE-средства представляют собой мощный инструментарий, предназначенный для поддержки всех этапов жизненного цикла информационных систем, начиная от анализа требований и проектирования, и заканчивая кодированием, тестированием и внедрением.</w:t>
       </w:r>
     </w:p>
     <w:p>
@@ -7182,16 +8841,15 @@
           <w:lang w:eastAsia="ru-RU"/>
         </w:rPr>
       </w:pPr>
-      <w:bookmarkStart w:id="11" w:name="_Toc230868571"/>
-      <w:r>
-        <w:rPr>
-          <w:rFonts w:ascii="Times New Roman" w:eastAsia="Times New Roman" w:hAnsi="Times New Roman" w:cs="Times New Roman"/>
-          <w:color w:val="000000"/>
-          <w:sz w:val="28"/>
-          <w:szCs w:val="28"/>
-          <w:lang w:eastAsia="ru-RU"/>
-        </w:rPr>
-        <w:t>Java — это объектно-ориентированный язык программирования, разработанный компанией Sun Microsystems (ныне принадлежит Oracle) и впервые выпущенный в 1995 году. Основные принципы Java включают кроссплатформенность, надёжность, безопасность и простоту. Ключевая особенность языка — «пиши один раз, запускай где угодно» (</w:t>
+      <w:r>
+        <w:rPr>
+          <w:rFonts w:ascii="Times New Roman" w:eastAsia="Times New Roman" w:hAnsi="Times New Roman" w:cs="Times New Roman"/>
+          <w:color w:val="000000"/>
+          <w:sz w:val="28"/>
+          <w:szCs w:val="28"/>
+          <w:lang w:eastAsia="ru-RU"/>
+        </w:rPr>
+        <w:t xml:space="preserve">CASE-средства </w:t>
       </w:r>
       <w:proofErr w:type="spellStart"/>
       <w:r>
@@ -7202,7 +8860,7 @@
           <w:szCs w:val="28"/>
           <w:lang w:eastAsia="ru-RU"/>
         </w:rPr>
-        <w:t>Write</w:t>
+        <w:t>Computer-Aided</w:t>
       </w:r>
       <w:proofErr w:type="spellEnd"/>
       <w:r>
@@ -7224,7 +8882,7 @@
           <w:szCs w:val="28"/>
           <w:lang w:eastAsia="ru-RU"/>
         </w:rPr>
-        <w:t>Once</w:t>
+        <w:t>Software</w:t>
       </w:r>
       <w:proofErr w:type="spellEnd"/>
       <w:r>
@@ -7235,7 +8893,7 @@
           <w:szCs w:val="28"/>
           <w:lang w:eastAsia="ru-RU"/>
         </w:rPr>
-        <w:t xml:space="preserve">, </w:t>
+        <w:t xml:space="preserve"> </w:t>
       </w:r>
       <w:proofErr w:type="spellStart"/>
       <w:r>
@@ -7246,7 +8904,7 @@
           <w:szCs w:val="28"/>
           <w:lang w:eastAsia="ru-RU"/>
         </w:rPr>
-        <w:t>Run</w:t>
+        <w:t>Engineering</w:t>
       </w:r>
       <w:proofErr w:type="spellEnd"/>
       <w:r>
@@ -7257,71 +8915,7 @@
           <w:szCs w:val="28"/>
           <w:lang w:eastAsia="ru-RU"/>
         </w:rPr>
-        <w:t xml:space="preserve"> </w:t>
-      </w:r>
-      <w:proofErr w:type="spellStart"/>
-      <w:r>
-        <w:rPr>
-          <w:rFonts w:ascii="Times New Roman" w:eastAsia="Times New Roman" w:hAnsi="Times New Roman" w:cs="Times New Roman"/>
-          <w:color w:val="000000"/>
-          <w:sz w:val="28"/>
-          <w:szCs w:val="28"/>
-          <w:lang w:eastAsia="ru-RU"/>
-        </w:rPr>
-        <w:t>Anywhere</w:t>
-      </w:r>
-      <w:proofErr w:type="spellEnd"/>
-      <w:r>
-        <w:rPr>
-          <w:rFonts w:ascii="Times New Roman" w:eastAsia="Times New Roman" w:hAnsi="Times New Roman" w:cs="Times New Roman"/>
-          <w:color w:val="000000"/>
-          <w:sz w:val="28"/>
-          <w:szCs w:val="28"/>
-          <w:lang w:eastAsia="ru-RU"/>
-        </w:rPr>
-        <w:t>), благодаря использованию виртуальной машины Java (JVM), которая интерпретирует байт-код, независимо от операционной системы. Java поддерживает автоматическую сборку мусора, исключения, многопоточность и богатую стандартную библиотеку. Широко применяется в разработке</w:t>
-      </w:r>
-      <w:r>
-        <w:rPr>
-          <w:rFonts w:ascii="Times New Roman" w:eastAsia="Times New Roman" w:hAnsi="Times New Roman" w:cs="Times New Roman"/>
-          <w:color w:val="000000"/>
-          <w:sz w:val="28"/>
-          <w:szCs w:val="28"/>
-          <w:lang w:eastAsia="ru-RU"/>
-        </w:rPr>
-        <w:t xml:space="preserve"> корпоративных приложений, </w:t>
-      </w:r>
-      <w:proofErr w:type="spellStart"/>
-      <w:r>
-        <w:rPr>
-          <w:rFonts w:ascii="Times New Roman" w:eastAsia="Times New Roman" w:hAnsi="Times New Roman" w:cs="Times New Roman"/>
-          <w:color w:val="000000"/>
-          <w:sz w:val="28"/>
-          <w:szCs w:val="28"/>
-          <w:lang w:eastAsia="ru-RU"/>
-        </w:rPr>
-        <w:t>Android</w:t>
-      </w:r>
-      <w:proofErr w:type="spellEnd"/>
-      <w:r>
-        <w:rPr>
-          <w:rFonts w:ascii="Times New Roman" w:eastAsia="Times New Roman" w:hAnsi="Times New Roman" w:cs="Times New Roman"/>
-          <w:color w:val="000000"/>
-          <w:sz w:val="28"/>
-          <w:szCs w:val="28"/>
-          <w:lang w:eastAsia="ru-RU"/>
-        </w:rPr>
-        <w:t>-приложений, веб-сервисов, а также в научных и образовательных целях. Несмотря на появление более современных языков, Java остаётся одним из самых популярных и востребованных языков программирования в мире [6].</w:t>
-      </w:r>
-      <w:r>
-        <w:rPr>
-          <w:rFonts w:ascii="Times New Roman" w:eastAsia="Times New Roman" w:hAnsi="Times New Roman" w:cs="Times New Roman"/>
-          <w:color w:val="000000"/>
-          <w:sz w:val="28"/>
-          <w:szCs w:val="28"/>
-          <w:lang w:eastAsia="ru-RU"/>
-        </w:rPr>
-        <w:t xml:space="preserve"> </w:t>
+        <w:t xml:space="preserve"> – это набор программных инструментов, автоматизирующих процессы разработки, сопровождения и реинжиниринга программного обеспечения. Они охватывают широкий спектр задач, включая моделирование бизнес-процессов, проектирование баз данных, генерацию кода и документирование. [5]</w:t>
       </w:r>
     </w:p>
     <w:p>
@@ -7336,27 +8930,25 @@
           <w:lang w:eastAsia="ru-RU"/>
         </w:rPr>
       </w:pPr>
-      <w:proofErr w:type="spellStart"/>
-      <w:r>
-        <w:rPr>
-          <w:rFonts w:ascii="Times New Roman" w:eastAsia="Times New Roman" w:hAnsi="Times New Roman" w:cs="Times New Roman"/>
-          <w:color w:val="000000"/>
-          <w:sz w:val="28"/>
-          <w:szCs w:val="28"/>
-          <w:lang w:eastAsia="ru-RU"/>
-        </w:rPr>
-        <w:t>TypeScript</w:t>
-      </w:r>
-      <w:proofErr w:type="spellEnd"/>
-      <w:r>
-        <w:rPr>
-          <w:rFonts w:ascii="Times New Roman" w:eastAsia="Times New Roman" w:hAnsi="Times New Roman" w:cs="Times New Roman"/>
-          <w:color w:val="000000"/>
-          <w:sz w:val="28"/>
-          <w:szCs w:val="28"/>
-          <w:lang w:eastAsia="ru-RU"/>
-        </w:rPr>
-        <w:t xml:space="preserve"> — это язык-надстройка для JavaScript</w:t>
+      <w:r>
+        <w:rPr>
+          <w:rFonts w:ascii="Times New Roman" w:eastAsia="Times New Roman" w:hAnsi="Times New Roman" w:cs="Times New Roman"/>
+          <w:color w:val="000000"/>
+          <w:sz w:val="28"/>
+          <w:szCs w:val="28"/>
+          <w:lang w:eastAsia="ru-RU"/>
+        </w:rPr>
+        <w:t xml:space="preserve">При проектировании информационной системы было выбрано приложение </w:t>
+      </w:r>
+      <w:r>
+        <w:rPr>
+          <w:rFonts w:ascii="Times New Roman" w:eastAsia="Times New Roman" w:hAnsi="Times New Roman" w:cs="Times New Roman"/>
+          <w:color w:val="000000"/>
+          <w:sz w:val="28"/>
+          <w:szCs w:val="28"/>
+          <w:lang w:val="en-US" w:eastAsia="ru-RU"/>
+        </w:rPr>
+        <w:t>Erwin</w:t>
       </w:r>
       <w:r>
         <w:rPr>
@@ -7374,33 +8966,20 @@
           <w:color w:val="000000"/>
           <w:sz w:val="28"/>
           <w:szCs w:val="28"/>
-          <w:lang w:eastAsia="ru-RU"/>
-        </w:rPr>
-        <w:t>или его доработанная версия. Он позволяет писать более безопасный и чистый код, потому что все недочеты можно увидеть до запуска ПО. Код на T</w:t>
-      </w:r>
-      <w:proofErr w:type="spellStart"/>
-      <w:r>
-        <w:rPr>
-          <w:rFonts w:ascii="Times New Roman" w:eastAsia="Times New Roman" w:hAnsi="Times New Roman" w:cs="Times New Roman"/>
-          <w:color w:val="000000"/>
-          <w:sz w:val="28"/>
-          <w:szCs w:val="28"/>
           <w:lang w:val="en-US" w:eastAsia="ru-RU"/>
         </w:rPr>
-        <w:t>ype</w:t>
-      </w:r>
-      <w:proofErr w:type="spellEnd"/>
-      <w:r>
-        <w:rPr>
-          <w:rFonts w:ascii="Times New Roman" w:eastAsia="Times New Roman" w:hAnsi="Times New Roman" w:cs="Times New Roman"/>
-          <w:color w:val="000000"/>
-          <w:sz w:val="28"/>
-          <w:szCs w:val="28"/>
-          <w:lang w:eastAsia="ru-RU"/>
-        </w:rPr>
-        <w:t>S</w:t>
-      </w:r>
-      <w:proofErr w:type="spellStart"/>
+        <w:t>Data</w:t>
+      </w:r>
+      <w:r>
+        <w:rPr>
+          <w:rFonts w:ascii="Times New Roman" w:eastAsia="Times New Roman" w:hAnsi="Times New Roman" w:cs="Times New Roman"/>
+          <w:color w:val="000000"/>
+          <w:sz w:val="28"/>
+          <w:szCs w:val="28"/>
+          <w:lang w:eastAsia="ru-RU"/>
+        </w:rPr>
+        <w:t xml:space="preserve"> </w:t>
+      </w:r>
       <w:r>
         <w:rPr>
           <w:rFonts w:ascii="Times New Roman" w:eastAsia="Times New Roman" w:hAnsi="Times New Roman" w:cs="Times New Roman"/>
@@ -7409,60 +8988,17 @@
           <w:szCs w:val="28"/>
           <w:lang w:val="en-US" w:eastAsia="ru-RU"/>
         </w:rPr>
-        <w:t>cript</w:t>
-      </w:r>
-      <w:proofErr w:type="spellEnd"/>
-      <w:r>
-        <w:rPr>
-          <w:rFonts w:ascii="Times New Roman" w:eastAsia="Times New Roman" w:hAnsi="Times New Roman" w:cs="Times New Roman"/>
-          <w:color w:val="000000"/>
-          <w:sz w:val="28"/>
-          <w:szCs w:val="28"/>
-          <w:lang w:eastAsia="ru-RU"/>
-        </w:rPr>
-        <w:t xml:space="preserve"> выглядит так же, как на J</w:t>
-      </w:r>
-      <w:r>
-        <w:rPr>
-          <w:rFonts w:ascii="Times New Roman" w:eastAsia="Times New Roman" w:hAnsi="Times New Roman" w:cs="Times New Roman"/>
-          <w:color w:val="000000"/>
-          <w:sz w:val="28"/>
-          <w:szCs w:val="28"/>
-          <w:lang w:val="en-US" w:eastAsia="ru-RU"/>
-        </w:rPr>
-        <w:t>ava</w:t>
-      </w:r>
-      <w:r>
-        <w:rPr>
-          <w:rFonts w:ascii="Times New Roman" w:eastAsia="Times New Roman" w:hAnsi="Times New Roman" w:cs="Times New Roman"/>
-          <w:color w:val="000000"/>
-          <w:sz w:val="28"/>
-          <w:szCs w:val="28"/>
-          <w:lang w:eastAsia="ru-RU"/>
-        </w:rPr>
-        <w:t>S</w:t>
-      </w:r>
-      <w:proofErr w:type="spellStart"/>
-      <w:r>
-        <w:rPr>
-          <w:rFonts w:ascii="Times New Roman" w:eastAsia="Times New Roman" w:hAnsi="Times New Roman" w:cs="Times New Roman"/>
-          <w:color w:val="000000"/>
-          <w:sz w:val="28"/>
-          <w:szCs w:val="28"/>
-          <w:lang w:val="en-US" w:eastAsia="ru-RU"/>
-        </w:rPr>
-        <w:t>cript</w:t>
-      </w:r>
-      <w:proofErr w:type="spellEnd"/>
-      <w:r>
-        <w:rPr>
-          <w:rFonts w:ascii="Times New Roman" w:eastAsia="Times New Roman" w:hAnsi="Times New Roman" w:cs="Times New Roman"/>
-          <w:color w:val="000000"/>
-          <w:sz w:val="28"/>
-          <w:szCs w:val="28"/>
-          <w:lang w:eastAsia="ru-RU"/>
-        </w:rPr>
-        <w:t>, к тому же они компилируются друг с другом. На этом языке программирования можно написать практически любой продукт — от сайта до приложения.</w:t>
+        <w:t>Modeler</w:t>
+      </w:r>
+      <w:r>
+        <w:rPr>
+          <w:rFonts w:ascii="Times New Roman" w:eastAsia="Times New Roman" w:hAnsi="Times New Roman" w:cs="Times New Roman"/>
+          <w:color w:val="000000"/>
+          <w:sz w:val="28"/>
+          <w:szCs w:val="28"/>
+          <w:lang w:eastAsia="ru-RU"/>
+        </w:rPr>
+        <w:t>.</w:t>
       </w:r>
     </w:p>
     <w:p>
@@ -7477,6 +9013,213 @@
           <w:lang w:eastAsia="ru-RU"/>
         </w:rPr>
       </w:pPr>
+      <w:proofErr w:type="spellStart"/>
+      <w:r>
+        <w:rPr>
+          <w:rFonts w:ascii="Times New Roman" w:eastAsia="Times New Roman" w:hAnsi="Times New Roman" w:cs="Times New Roman"/>
+          <w:color w:val="000000"/>
+          <w:sz w:val="28"/>
+          <w:szCs w:val="28"/>
+          <w:lang w:eastAsia="ru-RU"/>
+        </w:rPr>
+        <w:t>ERwin</w:t>
+      </w:r>
+      <w:proofErr w:type="spellEnd"/>
+      <w:r>
+        <w:rPr>
+          <w:rFonts w:ascii="Times New Roman" w:eastAsia="Times New Roman" w:hAnsi="Times New Roman" w:cs="Times New Roman"/>
+          <w:color w:val="000000"/>
+          <w:sz w:val="28"/>
+          <w:szCs w:val="28"/>
+          <w:lang w:eastAsia="ru-RU"/>
+        </w:rPr>
+        <w:t xml:space="preserve"> </w:t>
+      </w:r>
+      <w:proofErr w:type="spellStart"/>
+      <w:r>
+        <w:rPr>
+          <w:rFonts w:ascii="Times New Roman" w:eastAsia="Times New Roman" w:hAnsi="Times New Roman" w:cs="Times New Roman"/>
+          <w:color w:val="000000"/>
+          <w:sz w:val="28"/>
+          <w:szCs w:val="28"/>
+          <w:lang w:eastAsia="ru-RU"/>
+        </w:rPr>
+        <w:t>Data</w:t>
+      </w:r>
+      <w:proofErr w:type="spellEnd"/>
+      <w:r>
+        <w:rPr>
+          <w:rFonts w:ascii="Times New Roman" w:eastAsia="Times New Roman" w:hAnsi="Times New Roman" w:cs="Times New Roman"/>
+          <w:color w:val="000000"/>
+          <w:sz w:val="28"/>
+          <w:szCs w:val="28"/>
+          <w:lang w:eastAsia="ru-RU"/>
+        </w:rPr>
+        <w:t xml:space="preserve"> </w:t>
+      </w:r>
+      <w:proofErr w:type="spellStart"/>
+      <w:r>
+        <w:rPr>
+          <w:rFonts w:ascii="Times New Roman" w:eastAsia="Times New Roman" w:hAnsi="Times New Roman" w:cs="Times New Roman"/>
+          <w:color w:val="000000"/>
+          <w:sz w:val="28"/>
+          <w:szCs w:val="28"/>
+          <w:lang w:eastAsia="ru-RU"/>
+        </w:rPr>
+        <w:t>Modeler</w:t>
+      </w:r>
+      <w:proofErr w:type="spellEnd"/>
+      <w:r>
+        <w:rPr>
+          <w:rFonts w:ascii="Times New Roman" w:eastAsia="Times New Roman" w:hAnsi="Times New Roman" w:cs="Times New Roman"/>
+          <w:color w:val="000000"/>
+          <w:sz w:val="28"/>
+          <w:szCs w:val="28"/>
+          <w:lang w:eastAsia="ru-RU"/>
+        </w:rPr>
+        <w:t xml:space="preserve"> позволяет проектировать, документировать и сопровождать базы данных, хранилища данных и витрины данных с помощью инструментов визуального моделирования. Этот продукт широко используется разработчиками, аналитиками, проектировщиками баз данных, руководителями проектов. </w:t>
+      </w:r>
+      <w:proofErr w:type="spellStart"/>
+      <w:r>
+        <w:rPr>
+          <w:rFonts w:ascii="Times New Roman" w:eastAsia="Times New Roman" w:hAnsi="Times New Roman" w:cs="Times New Roman"/>
+          <w:color w:val="000000"/>
+          <w:sz w:val="28"/>
+          <w:szCs w:val="28"/>
+          <w:lang w:eastAsia="ru-RU"/>
+        </w:rPr>
+        <w:t>AllFusion</w:t>
+      </w:r>
+      <w:proofErr w:type="spellEnd"/>
+      <w:r>
+        <w:rPr>
+          <w:rFonts w:ascii="Times New Roman" w:eastAsia="Times New Roman" w:hAnsi="Times New Roman" w:cs="Times New Roman"/>
+          <w:color w:val="000000"/>
+          <w:sz w:val="28"/>
+          <w:szCs w:val="28"/>
+          <w:lang w:eastAsia="ru-RU"/>
+        </w:rPr>
+        <w:t xml:space="preserve"> </w:t>
+      </w:r>
+      <w:proofErr w:type="spellStart"/>
+      <w:r>
+        <w:rPr>
+          <w:rFonts w:ascii="Times New Roman" w:eastAsia="Times New Roman" w:hAnsi="Times New Roman" w:cs="Times New Roman"/>
+          <w:color w:val="000000"/>
+          <w:sz w:val="28"/>
+          <w:szCs w:val="28"/>
+          <w:lang w:eastAsia="ru-RU"/>
+        </w:rPr>
+        <w:t>ERwin</w:t>
+      </w:r>
+      <w:proofErr w:type="spellEnd"/>
+      <w:r>
+        <w:rPr>
+          <w:rFonts w:ascii="Times New Roman" w:eastAsia="Times New Roman" w:hAnsi="Times New Roman" w:cs="Times New Roman"/>
+          <w:color w:val="000000"/>
+          <w:sz w:val="28"/>
+          <w:szCs w:val="28"/>
+          <w:lang w:eastAsia="ru-RU"/>
+        </w:rPr>
+        <w:t xml:space="preserve"> </w:t>
+      </w:r>
+      <w:proofErr w:type="spellStart"/>
+      <w:r>
+        <w:rPr>
+          <w:rFonts w:ascii="Times New Roman" w:eastAsia="Times New Roman" w:hAnsi="Times New Roman" w:cs="Times New Roman"/>
+          <w:color w:val="000000"/>
+          <w:sz w:val="28"/>
+          <w:szCs w:val="28"/>
+          <w:lang w:eastAsia="ru-RU"/>
+        </w:rPr>
+        <w:t>Data</w:t>
+      </w:r>
+      <w:proofErr w:type="spellEnd"/>
+      <w:r>
+        <w:rPr>
+          <w:rFonts w:ascii="Times New Roman" w:eastAsia="Times New Roman" w:hAnsi="Times New Roman" w:cs="Times New Roman"/>
+          <w:color w:val="000000"/>
+          <w:sz w:val="28"/>
+          <w:szCs w:val="28"/>
+          <w:lang w:eastAsia="ru-RU"/>
+        </w:rPr>
+        <w:t xml:space="preserve"> </w:t>
+      </w:r>
+      <w:proofErr w:type="spellStart"/>
+      <w:r>
+        <w:rPr>
+          <w:rFonts w:ascii="Times New Roman" w:eastAsia="Times New Roman" w:hAnsi="Times New Roman" w:cs="Times New Roman"/>
+          <w:color w:val="000000"/>
+          <w:sz w:val="28"/>
+          <w:szCs w:val="28"/>
+          <w:lang w:eastAsia="ru-RU"/>
+        </w:rPr>
+        <w:t>Modeler</w:t>
+      </w:r>
+      <w:proofErr w:type="spellEnd"/>
+      <w:r>
+        <w:rPr>
+          <w:rFonts w:ascii="Times New Roman" w:eastAsia="Times New Roman" w:hAnsi="Times New Roman" w:cs="Times New Roman"/>
+          <w:color w:val="000000"/>
+          <w:sz w:val="28"/>
+          <w:szCs w:val="28"/>
+          <w:lang w:eastAsia="ru-RU"/>
+        </w:rPr>
+        <w:t xml:space="preserve"> поддерживает прямое и обратное проектирование (то есть как создание базы данных на основе модели, так и генерацию модели по имеющейся базе данных) для 20 типов СУБД, реализует методологию структурного моделирования SADT и </w:t>
+      </w:r>
+      <w:r>
+        <w:rPr>
+          <w:rFonts w:ascii="Times New Roman" w:eastAsia="Times New Roman" w:hAnsi="Times New Roman" w:cs="Times New Roman"/>
+          <w:color w:val="000000"/>
+          <w:sz w:val="28"/>
+          <w:szCs w:val="28"/>
+          <w:lang w:eastAsia="ru-RU"/>
+        </w:rPr>
+        <w:lastRenderedPageBreak/>
+        <w:t xml:space="preserve">нотации IDEF1х, IE, </w:t>
+      </w:r>
+      <w:proofErr w:type="spellStart"/>
+      <w:r>
+        <w:rPr>
+          <w:rFonts w:ascii="Times New Roman" w:eastAsia="Times New Roman" w:hAnsi="Times New Roman" w:cs="Times New Roman"/>
+          <w:color w:val="000000"/>
+          <w:sz w:val="28"/>
+          <w:szCs w:val="28"/>
+          <w:lang w:eastAsia="ru-RU"/>
+        </w:rPr>
+        <w:t>Dimensional</w:t>
+      </w:r>
+      <w:proofErr w:type="spellEnd"/>
+      <w:r>
+        <w:rPr>
+          <w:rFonts w:ascii="Times New Roman" w:eastAsia="Times New Roman" w:hAnsi="Times New Roman" w:cs="Times New Roman"/>
+          <w:color w:val="000000"/>
+          <w:sz w:val="28"/>
+          <w:szCs w:val="28"/>
+          <w:lang w:eastAsia="ru-RU"/>
+        </w:rPr>
+        <w:t xml:space="preserve">, позволяет документировать структуру базы данных. Это одно из немногих средств проектирования данных, которое позволяет создавать шаблоны триггеров и хранимых процедур, на основании которых можно сгенерировать соответствующий серверный код для различных СУБД. </w:t>
+      </w:r>
+      <w:r>
+        <w:rPr>
+          <w:rFonts w:ascii="Times New Roman" w:eastAsia="Times New Roman" w:hAnsi="Times New Roman" w:cs="Times New Roman"/>
+          <w:color w:val="000000"/>
+          <w:sz w:val="28"/>
+          <w:szCs w:val="28"/>
+          <w:lang w:eastAsia="ru-RU"/>
+        </w:rPr>
+        <w:t>[6]</w:t>
+      </w:r>
+    </w:p>
+    <w:p>
+      <w:pPr>
+        <w:pStyle w:val="3"/>
+      </w:pPr>
+      <w:bookmarkStart w:id="11" w:name="_Toc230951538"/>
+      <w:r>
+        <w:t>2.2.2 Выбор языка программирования</w:t>
+      </w:r>
+      <w:bookmarkEnd w:id="11"/>
     </w:p>
     <w:p>
       <w:pPr>
@@ -7487,18 +9230,18 @@
           <w:color w:val="000000"/>
           <w:sz w:val="28"/>
           <w:szCs w:val="28"/>
-          <w:lang w:val="en-US" w:eastAsia="ru-RU"/>
-        </w:rPr>
-      </w:pPr>
-      <w:r>
-        <w:rPr>
-          <w:rFonts w:ascii="Times New Roman" w:eastAsia="Times New Roman" w:hAnsi="Times New Roman" w:cs="Times New Roman"/>
-          <w:color w:val="000000"/>
-          <w:sz w:val="28"/>
-          <w:szCs w:val="28"/>
-          <w:lang w:eastAsia="ru-RU"/>
-        </w:rPr>
-        <w:t xml:space="preserve">Обычно </w:t>
+          <w:lang w:eastAsia="ru-RU"/>
+        </w:rPr>
+      </w:pPr>
+      <w:r>
+        <w:rPr>
+          <w:rFonts w:ascii="Times New Roman" w:eastAsia="Times New Roman" w:hAnsi="Times New Roman" w:cs="Times New Roman"/>
+          <w:color w:val="000000"/>
+          <w:sz w:val="28"/>
+          <w:szCs w:val="28"/>
+          <w:lang w:eastAsia="ru-RU"/>
+        </w:rPr>
+        <w:t xml:space="preserve">При разработке информационной системы были выбраны языки </w:t>
       </w:r>
       <w:proofErr w:type="spellStart"/>
       <w:r>
@@ -7509,6 +9252,28 @@
           <w:szCs w:val="28"/>
           <w:lang w:eastAsia="ru-RU"/>
         </w:rPr>
+        <w:t>Java</w:t>
+      </w:r>
+      <w:proofErr w:type="spellEnd"/>
+      <w:r>
+        <w:rPr>
+          <w:rFonts w:ascii="Times New Roman" w:eastAsia="Times New Roman" w:hAnsi="Times New Roman" w:cs="Times New Roman"/>
+          <w:color w:val="000000"/>
+          <w:sz w:val="28"/>
+          <w:szCs w:val="28"/>
+          <w:lang w:eastAsia="ru-RU"/>
+        </w:rPr>
+        <w:t xml:space="preserve"> (для серверной части) и </w:t>
+      </w:r>
+      <w:proofErr w:type="spellStart"/>
+      <w:r>
+        <w:rPr>
+          <w:rFonts w:ascii="Times New Roman" w:eastAsia="Times New Roman" w:hAnsi="Times New Roman" w:cs="Times New Roman"/>
+          <w:color w:val="000000"/>
+          <w:sz w:val="28"/>
+          <w:szCs w:val="28"/>
+          <w:lang w:eastAsia="ru-RU"/>
+        </w:rPr>
         <w:t>TypeScript</w:t>
       </w:r>
       <w:proofErr w:type="spellEnd"/>
@@ -7520,71 +9285,7 @@
           <w:szCs w:val="28"/>
           <w:lang w:eastAsia="ru-RU"/>
         </w:rPr>
-        <w:t xml:space="preserve"> используют, чтобы обойти недостатки JavaScript. Среди них — отсутствие строгой типизации, сложная отладка и поддержка кода. T</w:t>
-      </w:r>
-      <w:proofErr w:type="spellStart"/>
-      <w:r>
-        <w:rPr>
-          <w:rFonts w:ascii="Times New Roman" w:eastAsia="Times New Roman" w:hAnsi="Times New Roman" w:cs="Times New Roman"/>
-          <w:color w:val="000000"/>
-          <w:sz w:val="28"/>
-          <w:szCs w:val="28"/>
-          <w:lang w:val="en-US" w:eastAsia="ru-RU"/>
-        </w:rPr>
-        <w:t>ype</w:t>
-      </w:r>
-      <w:proofErr w:type="spellEnd"/>
-      <w:r>
-        <w:rPr>
-          <w:rFonts w:ascii="Times New Roman" w:eastAsia="Times New Roman" w:hAnsi="Times New Roman" w:cs="Times New Roman"/>
-          <w:color w:val="000000"/>
-          <w:sz w:val="28"/>
-          <w:szCs w:val="28"/>
-          <w:lang w:eastAsia="ru-RU"/>
-        </w:rPr>
-        <w:t>S</w:t>
-      </w:r>
-      <w:proofErr w:type="spellStart"/>
-      <w:r>
-        <w:rPr>
-          <w:rFonts w:ascii="Times New Roman" w:eastAsia="Times New Roman" w:hAnsi="Times New Roman" w:cs="Times New Roman"/>
-          <w:color w:val="000000"/>
-          <w:sz w:val="28"/>
-          <w:szCs w:val="28"/>
-          <w:lang w:val="en-US" w:eastAsia="ru-RU"/>
-        </w:rPr>
-        <w:t>cript</w:t>
-      </w:r>
-      <w:proofErr w:type="spellEnd"/>
-      <w:r>
-        <w:rPr>
-          <w:rFonts w:ascii="Times New Roman" w:eastAsia="Times New Roman" w:hAnsi="Times New Roman" w:cs="Times New Roman"/>
-          <w:color w:val="000000"/>
-          <w:sz w:val="28"/>
-          <w:szCs w:val="28"/>
-          <w:lang w:eastAsia="ru-RU"/>
-        </w:rPr>
-        <w:t xml:space="preserve"> помогает решить эти проблемы и сделать продукт более качественным и управляемым.</w:t>
-      </w:r>
-      <w:r>
-        <w:rPr>
-          <w:rFonts w:ascii="Times New Roman" w:eastAsia="Times New Roman" w:hAnsi="Times New Roman" w:cs="Times New Roman"/>
-          <w:color w:val="000000"/>
-          <w:sz w:val="28"/>
-          <w:szCs w:val="28"/>
-          <w:lang w:eastAsia="ru-RU"/>
-        </w:rPr>
-        <w:t xml:space="preserve"> </w:t>
-      </w:r>
-      <w:r>
-        <w:rPr>
-          <w:rFonts w:ascii="Times New Roman" w:eastAsia="Times New Roman" w:hAnsi="Times New Roman" w:cs="Times New Roman"/>
-          <w:color w:val="000000"/>
-          <w:sz w:val="28"/>
-          <w:szCs w:val="28"/>
-          <w:lang w:val="en-US" w:eastAsia="ru-RU"/>
-        </w:rPr>
-        <w:t>[7]</w:t>
+        <w:t xml:space="preserve"> (для клиентской части).</w:t>
       </w:r>
     </w:p>
     <w:p>
@@ -7599,15 +9300,343 @@
           <w:lang w:eastAsia="ru-RU"/>
         </w:rPr>
       </w:pPr>
-      <w:r>
-        <w:rPr>
-          <w:rFonts w:ascii="Times New Roman" w:eastAsia="Times New Roman" w:hAnsi="Times New Roman" w:cs="Times New Roman"/>
-          <w:color w:val="000000"/>
-          <w:sz w:val="28"/>
-          <w:szCs w:val="28"/>
-          <w:lang w:eastAsia="ru-RU"/>
-        </w:rPr>
-        <w:t>Основные преимущества языка:</w:t>
+      <w:proofErr w:type="spellStart"/>
+      <w:r>
+        <w:rPr>
+          <w:rFonts w:ascii="Times New Roman" w:eastAsia="Times New Roman" w:hAnsi="Times New Roman" w:cs="Times New Roman"/>
+          <w:color w:val="000000"/>
+          <w:sz w:val="28"/>
+          <w:szCs w:val="28"/>
+          <w:lang w:eastAsia="ru-RU"/>
+        </w:rPr>
+        <w:t>Java</w:t>
+      </w:r>
+      <w:proofErr w:type="spellEnd"/>
+      <w:r>
+        <w:rPr>
+          <w:rFonts w:ascii="Times New Roman" w:eastAsia="Times New Roman" w:hAnsi="Times New Roman" w:cs="Times New Roman"/>
+          <w:color w:val="000000"/>
+          <w:sz w:val="28"/>
+          <w:szCs w:val="28"/>
+          <w:lang w:eastAsia="ru-RU"/>
+        </w:rPr>
+        <w:t xml:space="preserve"> — это объектно-ориентированный язык программирования, разработанный компанией </w:t>
+      </w:r>
+      <w:proofErr w:type="spellStart"/>
+      <w:r>
+        <w:rPr>
+          <w:rFonts w:ascii="Times New Roman" w:eastAsia="Times New Roman" w:hAnsi="Times New Roman" w:cs="Times New Roman"/>
+          <w:color w:val="000000"/>
+          <w:sz w:val="28"/>
+          <w:szCs w:val="28"/>
+          <w:lang w:eastAsia="ru-RU"/>
+        </w:rPr>
+        <w:t>Sun</w:t>
+      </w:r>
+      <w:proofErr w:type="spellEnd"/>
+      <w:r>
+        <w:rPr>
+          <w:rFonts w:ascii="Times New Roman" w:eastAsia="Times New Roman" w:hAnsi="Times New Roman" w:cs="Times New Roman"/>
+          <w:color w:val="000000"/>
+          <w:sz w:val="28"/>
+          <w:szCs w:val="28"/>
+          <w:lang w:eastAsia="ru-RU"/>
+        </w:rPr>
+        <w:t xml:space="preserve"> </w:t>
+      </w:r>
+      <w:proofErr w:type="spellStart"/>
+      <w:r>
+        <w:rPr>
+          <w:rFonts w:ascii="Times New Roman" w:eastAsia="Times New Roman" w:hAnsi="Times New Roman" w:cs="Times New Roman"/>
+          <w:color w:val="000000"/>
+          <w:sz w:val="28"/>
+          <w:szCs w:val="28"/>
+          <w:lang w:eastAsia="ru-RU"/>
+        </w:rPr>
+        <w:t>Microsystems</w:t>
+      </w:r>
+      <w:proofErr w:type="spellEnd"/>
+      <w:r>
+        <w:rPr>
+          <w:rFonts w:ascii="Times New Roman" w:eastAsia="Times New Roman" w:hAnsi="Times New Roman" w:cs="Times New Roman"/>
+          <w:color w:val="000000"/>
+          <w:sz w:val="28"/>
+          <w:szCs w:val="28"/>
+          <w:lang w:eastAsia="ru-RU"/>
+        </w:rPr>
+        <w:t xml:space="preserve"> (ныне принадлежит </w:t>
+      </w:r>
+      <w:proofErr w:type="spellStart"/>
+      <w:r>
+        <w:rPr>
+          <w:rFonts w:ascii="Times New Roman" w:eastAsia="Times New Roman" w:hAnsi="Times New Roman" w:cs="Times New Roman"/>
+          <w:color w:val="000000"/>
+          <w:sz w:val="28"/>
+          <w:szCs w:val="28"/>
+          <w:lang w:eastAsia="ru-RU"/>
+        </w:rPr>
+        <w:t>Oracle</w:t>
+      </w:r>
+      <w:proofErr w:type="spellEnd"/>
+      <w:r>
+        <w:rPr>
+          <w:rFonts w:ascii="Times New Roman" w:eastAsia="Times New Roman" w:hAnsi="Times New Roman" w:cs="Times New Roman"/>
+          <w:color w:val="000000"/>
+          <w:sz w:val="28"/>
+          <w:szCs w:val="28"/>
+          <w:lang w:eastAsia="ru-RU"/>
+        </w:rPr>
+        <w:t xml:space="preserve">) и впервые выпущенный в 1995 году. Основные принципы </w:t>
+      </w:r>
+      <w:proofErr w:type="spellStart"/>
+      <w:r>
+        <w:rPr>
+          <w:rFonts w:ascii="Times New Roman" w:eastAsia="Times New Roman" w:hAnsi="Times New Roman" w:cs="Times New Roman"/>
+          <w:color w:val="000000"/>
+          <w:sz w:val="28"/>
+          <w:szCs w:val="28"/>
+          <w:lang w:eastAsia="ru-RU"/>
+        </w:rPr>
+        <w:t>Java</w:t>
+      </w:r>
+      <w:proofErr w:type="spellEnd"/>
+      <w:r>
+        <w:rPr>
+          <w:rFonts w:ascii="Times New Roman" w:eastAsia="Times New Roman" w:hAnsi="Times New Roman" w:cs="Times New Roman"/>
+          <w:color w:val="000000"/>
+          <w:sz w:val="28"/>
+          <w:szCs w:val="28"/>
+          <w:lang w:eastAsia="ru-RU"/>
+        </w:rPr>
+        <w:t xml:space="preserve"> включают кроссплатформенность, надёжность, безопасность и простоту. Ключевая особенность языка — «пиши один раз, </w:t>
+      </w:r>
+      <w:proofErr w:type="gramStart"/>
+      <w:r>
+        <w:rPr>
+          <w:rFonts w:ascii="Times New Roman" w:eastAsia="Times New Roman" w:hAnsi="Times New Roman" w:cs="Times New Roman"/>
+          <w:color w:val="000000"/>
+          <w:sz w:val="28"/>
+          <w:szCs w:val="28"/>
+          <w:lang w:eastAsia="ru-RU"/>
+        </w:rPr>
+        <w:t>запускай</w:t>
+      </w:r>
+      <w:proofErr w:type="gramEnd"/>
+      <w:r>
+        <w:rPr>
+          <w:rFonts w:ascii="Times New Roman" w:eastAsia="Times New Roman" w:hAnsi="Times New Roman" w:cs="Times New Roman"/>
+          <w:color w:val="000000"/>
+          <w:sz w:val="28"/>
+          <w:szCs w:val="28"/>
+          <w:lang w:eastAsia="ru-RU"/>
+        </w:rPr>
+        <w:t xml:space="preserve"> где угодно» (</w:t>
+      </w:r>
+      <w:proofErr w:type="spellStart"/>
+      <w:r>
+        <w:rPr>
+          <w:rFonts w:ascii="Times New Roman" w:eastAsia="Times New Roman" w:hAnsi="Times New Roman" w:cs="Times New Roman"/>
+          <w:color w:val="000000"/>
+          <w:sz w:val="28"/>
+          <w:szCs w:val="28"/>
+          <w:lang w:eastAsia="ru-RU"/>
+        </w:rPr>
+        <w:t>Write</w:t>
+      </w:r>
+      <w:proofErr w:type="spellEnd"/>
+      <w:r>
+        <w:rPr>
+          <w:rFonts w:ascii="Times New Roman" w:eastAsia="Times New Roman" w:hAnsi="Times New Roman" w:cs="Times New Roman"/>
+          <w:color w:val="000000"/>
+          <w:sz w:val="28"/>
+          <w:szCs w:val="28"/>
+          <w:lang w:eastAsia="ru-RU"/>
+        </w:rPr>
+        <w:t xml:space="preserve"> </w:t>
+      </w:r>
+      <w:proofErr w:type="spellStart"/>
+      <w:r>
+        <w:rPr>
+          <w:rFonts w:ascii="Times New Roman" w:eastAsia="Times New Roman" w:hAnsi="Times New Roman" w:cs="Times New Roman"/>
+          <w:color w:val="000000"/>
+          <w:sz w:val="28"/>
+          <w:szCs w:val="28"/>
+          <w:lang w:eastAsia="ru-RU"/>
+        </w:rPr>
+        <w:t>Once</w:t>
+      </w:r>
+      <w:proofErr w:type="spellEnd"/>
+      <w:r>
+        <w:rPr>
+          <w:rFonts w:ascii="Times New Roman" w:eastAsia="Times New Roman" w:hAnsi="Times New Roman" w:cs="Times New Roman"/>
+          <w:color w:val="000000"/>
+          <w:sz w:val="28"/>
+          <w:szCs w:val="28"/>
+          <w:lang w:eastAsia="ru-RU"/>
+        </w:rPr>
+        <w:t xml:space="preserve">, </w:t>
+      </w:r>
+      <w:proofErr w:type="spellStart"/>
+      <w:r>
+        <w:rPr>
+          <w:rFonts w:ascii="Times New Roman" w:eastAsia="Times New Roman" w:hAnsi="Times New Roman" w:cs="Times New Roman"/>
+          <w:color w:val="000000"/>
+          <w:sz w:val="28"/>
+          <w:szCs w:val="28"/>
+          <w:lang w:eastAsia="ru-RU"/>
+        </w:rPr>
+        <w:t>Run</w:t>
+      </w:r>
+      <w:proofErr w:type="spellEnd"/>
+      <w:r>
+        <w:rPr>
+          <w:rFonts w:ascii="Times New Roman" w:eastAsia="Times New Roman" w:hAnsi="Times New Roman" w:cs="Times New Roman"/>
+          <w:color w:val="000000"/>
+          <w:sz w:val="28"/>
+          <w:szCs w:val="28"/>
+          <w:lang w:eastAsia="ru-RU"/>
+        </w:rPr>
+        <w:t xml:space="preserve"> </w:t>
+      </w:r>
+      <w:proofErr w:type="spellStart"/>
+      <w:r>
+        <w:rPr>
+          <w:rFonts w:ascii="Times New Roman" w:eastAsia="Times New Roman" w:hAnsi="Times New Roman" w:cs="Times New Roman"/>
+          <w:color w:val="000000"/>
+          <w:sz w:val="28"/>
+          <w:szCs w:val="28"/>
+          <w:lang w:eastAsia="ru-RU"/>
+        </w:rPr>
+        <w:t>Anywhere</w:t>
+      </w:r>
+      <w:proofErr w:type="spellEnd"/>
+      <w:r>
+        <w:rPr>
+          <w:rFonts w:ascii="Times New Roman" w:eastAsia="Times New Roman" w:hAnsi="Times New Roman" w:cs="Times New Roman"/>
+          <w:color w:val="000000"/>
+          <w:sz w:val="28"/>
+          <w:szCs w:val="28"/>
+          <w:lang w:eastAsia="ru-RU"/>
+        </w:rPr>
+        <w:t xml:space="preserve">), благодаря использованию виртуальной машины </w:t>
+      </w:r>
+      <w:proofErr w:type="spellStart"/>
+      <w:r>
+        <w:rPr>
+          <w:rFonts w:ascii="Times New Roman" w:eastAsia="Times New Roman" w:hAnsi="Times New Roman" w:cs="Times New Roman"/>
+          <w:color w:val="000000"/>
+          <w:sz w:val="28"/>
+          <w:szCs w:val="28"/>
+          <w:lang w:eastAsia="ru-RU"/>
+        </w:rPr>
+        <w:t>Java</w:t>
+      </w:r>
+      <w:proofErr w:type="spellEnd"/>
+      <w:r>
+        <w:rPr>
+          <w:rFonts w:ascii="Times New Roman" w:eastAsia="Times New Roman" w:hAnsi="Times New Roman" w:cs="Times New Roman"/>
+          <w:color w:val="000000"/>
+          <w:sz w:val="28"/>
+          <w:szCs w:val="28"/>
+          <w:lang w:eastAsia="ru-RU"/>
+        </w:rPr>
+        <w:t xml:space="preserve"> (JVM), которая интерпретирует байт-код, независимо от операционной системы. </w:t>
+      </w:r>
+      <w:proofErr w:type="spellStart"/>
+      <w:r>
+        <w:rPr>
+          <w:rFonts w:ascii="Times New Roman" w:eastAsia="Times New Roman" w:hAnsi="Times New Roman" w:cs="Times New Roman"/>
+          <w:color w:val="000000"/>
+          <w:sz w:val="28"/>
+          <w:szCs w:val="28"/>
+          <w:lang w:eastAsia="ru-RU"/>
+        </w:rPr>
+        <w:t>Java</w:t>
+      </w:r>
+      <w:proofErr w:type="spellEnd"/>
+      <w:r>
+        <w:rPr>
+          <w:rFonts w:ascii="Times New Roman" w:eastAsia="Times New Roman" w:hAnsi="Times New Roman" w:cs="Times New Roman"/>
+          <w:color w:val="000000"/>
+          <w:sz w:val="28"/>
+          <w:szCs w:val="28"/>
+          <w:lang w:eastAsia="ru-RU"/>
+        </w:rPr>
+        <w:t xml:space="preserve"> поддерживает автоматическую сборку мусора, исключения, многопоточность и богатую стандартную библиотеку. Широко применяется в разработке</w:t>
+      </w:r>
+      <w:r>
+        <w:rPr>
+          <w:rFonts w:ascii="Times New Roman" w:eastAsia="Times New Roman" w:hAnsi="Times New Roman" w:cs="Times New Roman"/>
+          <w:color w:val="000000"/>
+          <w:sz w:val="28"/>
+          <w:szCs w:val="28"/>
+          <w:lang w:eastAsia="ru-RU"/>
+        </w:rPr>
+        <w:t xml:space="preserve"> корпоративных приложений, </w:t>
+      </w:r>
+      <w:proofErr w:type="spellStart"/>
+      <w:r>
+        <w:rPr>
+          <w:rFonts w:ascii="Times New Roman" w:eastAsia="Times New Roman" w:hAnsi="Times New Roman" w:cs="Times New Roman"/>
+          <w:color w:val="000000"/>
+          <w:sz w:val="28"/>
+          <w:szCs w:val="28"/>
+          <w:lang w:eastAsia="ru-RU"/>
+        </w:rPr>
+        <w:t>Android</w:t>
+      </w:r>
+      <w:proofErr w:type="spellEnd"/>
+      <w:r>
+        <w:rPr>
+          <w:rFonts w:ascii="Times New Roman" w:eastAsia="Times New Roman" w:hAnsi="Times New Roman" w:cs="Times New Roman"/>
+          <w:color w:val="000000"/>
+          <w:sz w:val="28"/>
+          <w:szCs w:val="28"/>
+          <w:lang w:eastAsia="ru-RU"/>
+        </w:rPr>
+        <w:t xml:space="preserve">-приложений, веб-сервисов, а также в научных и образовательных целях. Несмотря на появление более современных языков, </w:t>
+      </w:r>
+      <w:proofErr w:type="spellStart"/>
+      <w:r>
+        <w:rPr>
+          <w:rFonts w:ascii="Times New Roman" w:eastAsia="Times New Roman" w:hAnsi="Times New Roman" w:cs="Times New Roman"/>
+          <w:color w:val="000000"/>
+          <w:sz w:val="28"/>
+          <w:szCs w:val="28"/>
+          <w:lang w:eastAsia="ru-RU"/>
+        </w:rPr>
+        <w:t>Java</w:t>
+      </w:r>
+      <w:proofErr w:type="spellEnd"/>
+      <w:r>
+        <w:rPr>
+          <w:rFonts w:ascii="Times New Roman" w:eastAsia="Times New Roman" w:hAnsi="Times New Roman" w:cs="Times New Roman"/>
+          <w:color w:val="000000"/>
+          <w:sz w:val="28"/>
+          <w:szCs w:val="28"/>
+          <w:lang w:eastAsia="ru-RU"/>
+        </w:rPr>
+        <w:t xml:space="preserve"> остаётся одним из самых популярных и востребованных языков программирования в мире [</w:t>
+      </w:r>
+      <w:r>
+        <w:rPr>
+          <w:rFonts w:ascii="Times New Roman" w:eastAsia="Times New Roman" w:hAnsi="Times New Roman" w:cs="Times New Roman"/>
+          <w:color w:val="000000"/>
+          <w:sz w:val="28"/>
+          <w:szCs w:val="28"/>
+          <w:lang w:eastAsia="ru-RU"/>
+        </w:rPr>
+        <w:t>7</w:t>
+      </w:r>
+      <w:r>
+        <w:rPr>
+          <w:rFonts w:ascii="Times New Roman" w:eastAsia="Times New Roman" w:hAnsi="Times New Roman" w:cs="Times New Roman"/>
+          <w:color w:val="000000"/>
+          <w:sz w:val="28"/>
+          <w:szCs w:val="28"/>
+          <w:lang w:eastAsia="ru-RU"/>
+        </w:rPr>
+        <w:t xml:space="preserve">]. </w:t>
       </w:r>
     </w:p>
     <w:p>
@@ -7619,19 +9648,76 @@
           <w:color w:val="000000"/>
           <w:sz w:val="28"/>
           <w:szCs w:val="28"/>
+          <w:lang w:eastAsia="ru-RU"/>
+        </w:rPr>
+      </w:pPr>
+      <w:proofErr w:type="spellStart"/>
+      <w:r>
+        <w:rPr>
+          <w:rFonts w:ascii="Times New Roman" w:eastAsia="Times New Roman" w:hAnsi="Times New Roman" w:cs="Times New Roman"/>
+          <w:color w:val="000000"/>
+          <w:sz w:val="28"/>
+          <w:szCs w:val="28"/>
+          <w:lang w:eastAsia="ru-RU"/>
+        </w:rPr>
+        <w:t>TypeScript</w:t>
+      </w:r>
+      <w:proofErr w:type="spellEnd"/>
+      <w:r>
+        <w:rPr>
+          <w:rFonts w:ascii="Times New Roman" w:eastAsia="Times New Roman" w:hAnsi="Times New Roman" w:cs="Times New Roman"/>
+          <w:color w:val="000000"/>
+          <w:sz w:val="28"/>
+          <w:szCs w:val="28"/>
+          <w:lang w:eastAsia="ru-RU"/>
+        </w:rPr>
+        <w:t xml:space="preserve"> — это язык-надстройка для </w:t>
+      </w:r>
+      <w:proofErr w:type="spellStart"/>
+      <w:r>
+        <w:rPr>
+          <w:rFonts w:ascii="Times New Roman" w:eastAsia="Times New Roman" w:hAnsi="Times New Roman" w:cs="Times New Roman"/>
+          <w:color w:val="000000"/>
+          <w:sz w:val="28"/>
+          <w:szCs w:val="28"/>
+          <w:lang w:eastAsia="ru-RU"/>
+        </w:rPr>
+        <w:t>JavaScript</w:t>
+      </w:r>
+      <w:proofErr w:type="spellEnd"/>
+      <w:r>
+        <w:rPr>
+          <w:rFonts w:ascii="Times New Roman" w:eastAsia="Times New Roman" w:hAnsi="Times New Roman" w:cs="Times New Roman"/>
+          <w:color w:val="000000"/>
+          <w:sz w:val="28"/>
+          <w:szCs w:val="28"/>
+          <w:lang w:eastAsia="ru-RU"/>
+        </w:rPr>
+        <w:t xml:space="preserve"> или его доработанная версия. Он позволяет писать более безопасный и чистый код, потому что все недочеты можно увидеть до запуска ПО. Код на T</w:t>
+      </w:r>
+      <w:proofErr w:type="spellStart"/>
+      <w:r>
+        <w:rPr>
+          <w:rFonts w:ascii="Times New Roman" w:eastAsia="Times New Roman" w:hAnsi="Times New Roman" w:cs="Times New Roman"/>
+          <w:color w:val="000000"/>
+          <w:sz w:val="28"/>
+          <w:szCs w:val="28"/>
           <w:lang w:val="en-US" w:eastAsia="ru-RU"/>
         </w:rPr>
-      </w:pPr>
-      <w:r>
-        <w:rPr>
-          <w:rFonts w:ascii="Times New Roman" w:eastAsia="Times New Roman" w:hAnsi="Times New Roman" w:cs="Times New Roman"/>
-          <w:color w:val="000000"/>
-          <w:sz w:val="28"/>
-          <w:szCs w:val="28"/>
-          <w:lang w:eastAsia="ru-RU"/>
-        </w:rPr>
-        <w:t xml:space="preserve">- статическая типизация, в отличии от </w:t>
-      </w:r>
+        <w:t>ype</w:t>
+      </w:r>
+      <w:proofErr w:type="spellEnd"/>
+      <w:r>
+        <w:rPr>
+          <w:rFonts w:ascii="Times New Roman" w:eastAsia="Times New Roman" w:hAnsi="Times New Roman" w:cs="Times New Roman"/>
+          <w:color w:val="000000"/>
+          <w:sz w:val="28"/>
+          <w:szCs w:val="28"/>
+          <w:lang w:eastAsia="ru-RU"/>
+        </w:rPr>
+        <w:t>S</w:t>
+      </w:r>
+      <w:proofErr w:type="spellStart"/>
       <w:r>
         <w:rPr>
           <w:rFonts w:ascii="Times New Roman" w:eastAsia="Times New Roman" w:hAnsi="Times New Roman" w:cs="Times New Roman"/>
@@ -7640,17 +9726,60 @@
           <w:szCs w:val="28"/>
           <w:lang w:val="en-US" w:eastAsia="ru-RU"/>
         </w:rPr>
-        <w:t>JavaScript</w:t>
-      </w:r>
-      <w:r>
-        <w:rPr>
-          <w:rFonts w:ascii="Times New Roman" w:eastAsia="Times New Roman" w:hAnsi="Times New Roman" w:cs="Times New Roman"/>
-          <w:color w:val="000000"/>
-          <w:sz w:val="28"/>
-          <w:szCs w:val="28"/>
-          <w:lang w:eastAsia="ru-RU"/>
-        </w:rPr>
-        <w:t>;</w:t>
+        <w:t>cript</w:t>
+      </w:r>
+      <w:proofErr w:type="spellEnd"/>
+      <w:r>
+        <w:rPr>
+          <w:rFonts w:ascii="Times New Roman" w:eastAsia="Times New Roman" w:hAnsi="Times New Roman" w:cs="Times New Roman"/>
+          <w:color w:val="000000"/>
+          <w:sz w:val="28"/>
+          <w:szCs w:val="28"/>
+          <w:lang w:eastAsia="ru-RU"/>
+        </w:rPr>
+        <w:t xml:space="preserve"> выглядит так же, как на J</w:t>
+      </w:r>
+      <w:r>
+        <w:rPr>
+          <w:rFonts w:ascii="Times New Roman" w:eastAsia="Times New Roman" w:hAnsi="Times New Roman" w:cs="Times New Roman"/>
+          <w:color w:val="000000"/>
+          <w:sz w:val="28"/>
+          <w:szCs w:val="28"/>
+          <w:lang w:val="en-US" w:eastAsia="ru-RU"/>
+        </w:rPr>
+        <w:t>ava</w:t>
+      </w:r>
+      <w:r>
+        <w:rPr>
+          <w:rFonts w:ascii="Times New Roman" w:eastAsia="Times New Roman" w:hAnsi="Times New Roman" w:cs="Times New Roman"/>
+          <w:color w:val="000000"/>
+          <w:sz w:val="28"/>
+          <w:szCs w:val="28"/>
+          <w:lang w:eastAsia="ru-RU"/>
+        </w:rPr>
+        <w:t>S</w:t>
+      </w:r>
+      <w:proofErr w:type="spellStart"/>
+      <w:r>
+        <w:rPr>
+          <w:rFonts w:ascii="Times New Roman" w:eastAsia="Times New Roman" w:hAnsi="Times New Roman" w:cs="Times New Roman"/>
+          <w:color w:val="000000"/>
+          <w:sz w:val="28"/>
+          <w:szCs w:val="28"/>
+          <w:lang w:val="en-US" w:eastAsia="ru-RU"/>
+        </w:rPr>
+        <w:t>cript</w:t>
+      </w:r>
+      <w:proofErr w:type="spellEnd"/>
+      <w:r>
+        <w:rPr>
+          <w:rFonts w:ascii="Times New Roman" w:eastAsia="Times New Roman" w:hAnsi="Times New Roman" w:cs="Times New Roman"/>
+          <w:color w:val="000000"/>
+          <w:sz w:val="28"/>
+          <w:szCs w:val="28"/>
+          <w:lang w:eastAsia="ru-RU"/>
+        </w:rPr>
+        <w:t>, к тому же они компилируются друг с другом. На этом языке программирования можно написать практически любой продукт — от сайта до приложения.</w:t>
       </w:r>
     </w:p>
     <w:p>
@@ -7673,17 +9802,126 @@
           <w:szCs w:val="28"/>
           <w:lang w:eastAsia="ru-RU"/>
         </w:rPr>
-        <w:t xml:space="preserve">- </w:t>
-      </w:r>
-      <w:r>
-        <w:rPr>
-          <w:rFonts w:ascii="Times New Roman" w:eastAsia="Times New Roman" w:hAnsi="Times New Roman" w:cs="Times New Roman"/>
-          <w:color w:val="000000"/>
-          <w:sz w:val="28"/>
-          <w:szCs w:val="28"/>
-          <w:lang w:eastAsia="ru-RU"/>
-        </w:rPr>
-        <w:t>компиляция кода до его выполнения;</w:t>
+        <w:lastRenderedPageBreak/>
+        <w:t xml:space="preserve">Обычно </w:t>
+      </w:r>
+      <w:proofErr w:type="spellStart"/>
+      <w:r>
+        <w:rPr>
+          <w:rFonts w:ascii="Times New Roman" w:eastAsia="Times New Roman" w:hAnsi="Times New Roman" w:cs="Times New Roman"/>
+          <w:color w:val="000000"/>
+          <w:sz w:val="28"/>
+          <w:szCs w:val="28"/>
+          <w:lang w:eastAsia="ru-RU"/>
+        </w:rPr>
+        <w:t>TypeScript</w:t>
+      </w:r>
+      <w:proofErr w:type="spellEnd"/>
+      <w:r>
+        <w:rPr>
+          <w:rFonts w:ascii="Times New Roman" w:eastAsia="Times New Roman" w:hAnsi="Times New Roman" w:cs="Times New Roman"/>
+          <w:color w:val="000000"/>
+          <w:sz w:val="28"/>
+          <w:szCs w:val="28"/>
+          <w:lang w:eastAsia="ru-RU"/>
+        </w:rPr>
+        <w:t xml:space="preserve"> используют, чтобы обойти недостатки </w:t>
+      </w:r>
+      <w:proofErr w:type="spellStart"/>
+      <w:r>
+        <w:rPr>
+          <w:rFonts w:ascii="Times New Roman" w:eastAsia="Times New Roman" w:hAnsi="Times New Roman" w:cs="Times New Roman"/>
+          <w:color w:val="000000"/>
+          <w:sz w:val="28"/>
+          <w:szCs w:val="28"/>
+          <w:lang w:eastAsia="ru-RU"/>
+        </w:rPr>
+        <w:t>JavaScript</w:t>
+      </w:r>
+      <w:proofErr w:type="spellEnd"/>
+      <w:r>
+        <w:rPr>
+          <w:rFonts w:ascii="Times New Roman" w:eastAsia="Times New Roman" w:hAnsi="Times New Roman" w:cs="Times New Roman"/>
+          <w:color w:val="000000"/>
+          <w:sz w:val="28"/>
+          <w:szCs w:val="28"/>
+          <w:lang w:eastAsia="ru-RU"/>
+        </w:rPr>
+        <w:t>. Среди них — отсутствие строгой типизации, сложная отладка и поддержка кода. T</w:t>
+      </w:r>
+      <w:proofErr w:type="spellStart"/>
+      <w:r>
+        <w:rPr>
+          <w:rFonts w:ascii="Times New Roman" w:eastAsia="Times New Roman" w:hAnsi="Times New Roman" w:cs="Times New Roman"/>
+          <w:color w:val="000000"/>
+          <w:sz w:val="28"/>
+          <w:szCs w:val="28"/>
+          <w:lang w:val="en-US" w:eastAsia="ru-RU"/>
+        </w:rPr>
+        <w:t>ype</w:t>
+      </w:r>
+      <w:proofErr w:type="spellEnd"/>
+      <w:r>
+        <w:rPr>
+          <w:rFonts w:ascii="Times New Roman" w:eastAsia="Times New Roman" w:hAnsi="Times New Roman" w:cs="Times New Roman"/>
+          <w:color w:val="000000"/>
+          <w:sz w:val="28"/>
+          <w:szCs w:val="28"/>
+          <w:lang w:eastAsia="ru-RU"/>
+        </w:rPr>
+        <w:t>S</w:t>
+      </w:r>
+      <w:proofErr w:type="spellStart"/>
+      <w:r>
+        <w:rPr>
+          <w:rFonts w:ascii="Times New Roman" w:eastAsia="Times New Roman" w:hAnsi="Times New Roman" w:cs="Times New Roman"/>
+          <w:color w:val="000000"/>
+          <w:sz w:val="28"/>
+          <w:szCs w:val="28"/>
+          <w:lang w:val="en-US" w:eastAsia="ru-RU"/>
+        </w:rPr>
+        <w:t>cript</w:t>
+      </w:r>
+      <w:proofErr w:type="spellEnd"/>
+      <w:r>
+        <w:rPr>
+          <w:rFonts w:ascii="Times New Roman" w:eastAsia="Times New Roman" w:hAnsi="Times New Roman" w:cs="Times New Roman"/>
+          <w:color w:val="000000"/>
+          <w:sz w:val="28"/>
+          <w:szCs w:val="28"/>
+          <w:lang w:eastAsia="ru-RU"/>
+        </w:rPr>
+        <w:t xml:space="preserve"> помогает решить эти проблемы и сделать продукт более качественным и управляемым. </w:t>
+      </w:r>
+      <w:r>
+        <w:rPr>
+          <w:rFonts w:ascii="Times New Roman" w:eastAsia="Times New Roman" w:hAnsi="Times New Roman" w:cs="Times New Roman"/>
+          <w:color w:val="000000"/>
+          <w:sz w:val="28"/>
+          <w:szCs w:val="28"/>
+          <w:lang w:eastAsia="ru-RU"/>
+        </w:rPr>
+        <w:t>[</w:t>
+      </w:r>
+      <w:r>
+        <w:rPr>
+          <w:rFonts w:ascii="Times New Roman" w:eastAsia="Times New Roman" w:hAnsi="Times New Roman" w:cs="Times New Roman"/>
+          <w:color w:val="000000"/>
+          <w:sz w:val="28"/>
+          <w:szCs w:val="28"/>
+          <w:lang w:eastAsia="ru-RU"/>
+        </w:rPr>
+        <w:t>8</w:t>
+      </w:r>
+      <w:r>
+        <w:rPr>
+          <w:rFonts w:ascii="Times New Roman" w:eastAsia="Times New Roman" w:hAnsi="Times New Roman" w:cs="Times New Roman"/>
+          <w:color w:val="000000"/>
+          <w:sz w:val="28"/>
+          <w:szCs w:val="28"/>
+          <w:lang w:eastAsia="ru-RU"/>
+        </w:rPr>
+        <w:t>]</w:t>
       </w:r>
     </w:p>
     <w:p>
@@ -7695,28 +9933,18 @@
           <w:color w:val="000000"/>
           <w:sz w:val="28"/>
           <w:szCs w:val="28"/>
-          <w:lang w:val="en-US" w:eastAsia="ru-RU"/>
-        </w:rPr>
-      </w:pPr>
-      <w:r>
-        <w:rPr>
-          <w:rFonts w:ascii="Times New Roman" w:eastAsia="Times New Roman" w:hAnsi="Times New Roman" w:cs="Times New Roman"/>
-          <w:color w:val="000000"/>
-          <w:sz w:val="28"/>
-          <w:szCs w:val="28"/>
-          <w:lang w:eastAsia="ru-RU"/>
-        </w:rPr>
-        <w:t xml:space="preserve">- совместимость с </w:t>
-      </w:r>
-      <w:r>
-        <w:rPr>
-          <w:rFonts w:ascii="Times New Roman" w:eastAsia="Times New Roman" w:hAnsi="Times New Roman" w:cs="Times New Roman"/>
-          <w:color w:val="000000"/>
-          <w:sz w:val="28"/>
-          <w:szCs w:val="28"/>
-          <w:lang w:val="en-US" w:eastAsia="ru-RU"/>
-        </w:rPr>
-        <w:t>JavaScript;</w:t>
+          <w:lang w:eastAsia="ru-RU"/>
+        </w:rPr>
+      </w:pPr>
+      <w:r>
+        <w:rPr>
+          <w:rFonts w:ascii="Times New Roman" w:eastAsia="Times New Roman" w:hAnsi="Times New Roman" w:cs="Times New Roman"/>
+          <w:color w:val="000000"/>
+          <w:sz w:val="28"/>
+          <w:szCs w:val="28"/>
+          <w:lang w:eastAsia="ru-RU"/>
+        </w:rPr>
+        <w:t>Основные преимущества языка:</w:t>
       </w:r>
     </w:p>
     <w:p>
@@ -7739,17 +9967,27 @@
           <w:szCs w:val="28"/>
           <w:lang w:eastAsia="ru-RU"/>
         </w:rPr>
-        <w:t xml:space="preserve">- </w:t>
-      </w:r>
-      <w:r>
-        <w:rPr>
-          <w:rFonts w:ascii="Times New Roman" w:eastAsia="Times New Roman" w:hAnsi="Times New Roman" w:cs="Times New Roman"/>
-          <w:color w:val="000000"/>
-          <w:sz w:val="28"/>
-          <w:szCs w:val="28"/>
-          <w:lang w:eastAsia="ru-RU"/>
-        </w:rPr>
-        <w:t>полноценное объектно-ориентированное программирование (ООП);</w:t>
+        <w:t xml:space="preserve">- статическая типизация, в отличии от </w:t>
+      </w:r>
+      <w:r>
+        <w:rPr>
+          <w:rFonts w:ascii="Times New Roman" w:eastAsia="Times New Roman" w:hAnsi="Times New Roman" w:cs="Times New Roman"/>
+          <w:color w:val="000000"/>
+          <w:sz w:val="28"/>
+          <w:szCs w:val="28"/>
+          <w:lang w:val="en-US" w:eastAsia="ru-RU"/>
+        </w:rPr>
+        <w:t>JavaScript</w:t>
+      </w:r>
+      <w:r>
+        <w:rPr>
+          <w:rFonts w:ascii="Times New Roman" w:eastAsia="Times New Roman" w:hAnsi="Times New Roman" w:cs="Times New Roman"/>
+          <w:color w:val="000000"/>
+          <w:sz w:val="28"/>
+          <w:szCs w:val="28"/>
+          <w:lang w:eastAsia="ru-RU"/>
+        </w:rPr>
+        <w:t>;</w:t>
       </w:r>
     </w:p>
     <w:p>
@@ -7772,7 +10010,17 @@
           <w:szCs w:val="28"/>
           <w:lang w:eastAsia="ru-RU"/>
         </w:rPr>
-        <w:t>- обширная документация.</w:t>
+        <w:t xml:space="preserve">- </w:t>
+      </w:r>
+      <w:r>
+        <w:rPr>
+          <w:rFonts w:ascii="Times New Roman" w:eastAsia="Times New Roman" w:hAnsi="Times New Roman" w:cs="Times New Roman"/>
+          <w:color w:val="000000"/>
+          <w:sz w:val="28"/>
+          <w:szCs w:val="28"/>
+          <w:lang w:eastAsia="ru-RU"/>
+        </w:rPr>
+        <w:t>компиляция кода до его выполнения;</w:t>
       </w:r>
     </w:p>
     <w:p>
@@ -7795,7 +10043,7 @@
           <w:szCs w:val="28"/>
           <w:lang w:eastAsia="ru-RU"/>
         </w:rPr>
-        <w:t xml:space="preserve">Одним из недостатков языка, является более долгое написание кода и несовместимость с некоторыми библиотеками на </w:t>
+        <w:t xml:space="preserve">- совместимость с </w:t>
       </w:r>
       <w:r>
         <w:rPr>
@@ -7815,17 +10063,8 @@
           <w:szCs w:val="28"/>
           <w:lang w:eastAsia="ru-RU"/>
         </w:rPr>
-        <w:t>.</w:t>
-      </w:r>
-    </w:p>
-    <w:p>
-      <w:pPr>
-        <w:pStyle w:val="3"/>
-      </w:pPr>
-      <w:r>
-        <w:t>2.2.3 Выбор среды разработки</w:t>
-      </w:r>
-      <w:bookmarkEnd w:id="11"/>
+        <w:t>;</w:t>
+      </w:r>
     </w:p>
     <w:p>
       <w:pPr>
@@ -7847,39 +10086,17 @@
           <w:szCs w:val="28"/>
           <w:lang w:eastAsia="ru-RU"/>
         </w:rPr>
-        <w:t xml:space="preserve">В качестве среды разработки были выбраны </w:t>
-      </w:r>
-      <w:proofErr w:type="spellStart"/>
-      <w:r>
-        <w:rPr>
-          <w:rFonts w:ascii="Times New Roman" w:eastAsia="Times New Roman" w:hAnsi="Times New Roman" w:cs="Times New Roman"/>
-          <w:color w:val="000000"/>
-          <w:sz w:val="28"/>
-          <w:szCs w:val="28"/>
-          <w:lang w:eastAsia="ru-RU"/>
-        </w:rPr>
-        <w:t>OpenIDE</w:t>
-      </w:r>
-      <w:proofErr w:type="spellEnd"/>
-      <w:r>
-        <w:rPr>
-          <w:rFonts w:ascii="Times New Roman" w:eastAsia="Times New Roman" w:hAnsi="Times New Roman" w:cs="Times New Roman"/>
-          <w:color w:val="000000"/>
-          <w:sz w:val="28"/>
-          <w:szCs w:val="28"/>
-          <w:lang w:eastAsia="ru-RU"/>
-        </w:rPr>
-        <w:t xml:space="preserve"> 2025.2.4</w:t>
-      </w:r>
-      <w:r>
-        <w:rPr>
-          <w:rFonts w:ascii="Times New Roman" w:eastAsia="Times New Roman" w:hAnsi="Times New Roman" w:cs="Times New Roman"/>
-          <w:color w:val="000000"/>
-          <w:sz w:val="28"/>
-          <w:szCs w:val="28"/>
-          <w:lang w:eastAsia="ru-RU"/>
-        </w:rPr>
-        <w:t xml:space="preserve"> (для серверной части) и Visual Studio Code (для клиентской части).</w:t>
+        <w:t xml:space="preserve">- </w:t>
+      </w:r>
+      <w:r>
+        <w:rPr>
+          <w:rFonts w:ascii="Times New Roman" w:eastAsia="Times New Roman" w:hAnsi="Times New Roman" w:cs="Times New Roman"/>
+          <w:color w:val="000000"/>
+          <w:sz w:val="28"/>
+          <w:szCs w:val="28"/>
+          <w:lang w:eastAsia="ru-RU"/>
+        </w:rPr>
+        <w:t>полноценное объектно-ориентированное программирование (ООП);</w:t>
       </w:r>
     </w:p>
     <w:p>
@@ -7891,116 +10108,18 @@
           <w:color w:val="000000"/>
           <w:sz w:val="28"/>
           <w:szCs w:val="28"/>
-          <w:lang w:val="en-US" w:eastAsia="ru-RU"/>
-        </w:rPr>
-      </w:pPr>
-      <w:proofErr w:type="spellStart"/>
-      <w:r>
-        <w:rPr>
-          <w:rFonts w:ascii="Times New Roman" w:eastAsia="Times New Roman" w:hAnsi="Times New Roman" w:cs="Times New Roman"/>
-          <w:color w:val="000000"/>
-          <w:sz w:val="28"/>
-          <w:szCs w:val="28"/>
-          <w:lang w:eastAsia="ru-RU"/>
-        </w:rPr>
-        <w:t>OpenIDE</w:t>
-      </w:r>
-      <w:proofErr w:type="spellEnd"/>
-      <w:r>
-        <w:rPr>
-          <w:rFonts w:ascii="Times New Roman" w:eastAsia="Times New Roman" w:hAnsi="Times New Roman" w:cs="Times New Roman"/>
-          <w:color w:val="000000"/>
-          <w:sz w:val="28"/>
-          <w:szCs w:val="28"/>
-          <w:lang w:eastAsia="ru-RU"/>
-        </w:rPr>
-        <w:t xml:space="preserve"> — бесплатная лицензионно чистая IDE на базе </w:t>
-      </w:r>
-      <w:proofErr w:type="spellStart"/>
-      <w:r>
-        <w:rPr>
-          <w:rFonts w:ascii="Times New Roman" w:eastAsia="Times New Roman" w:hAnsi="Times New Roman" w:cs="Times New Roman"/>
-          <w:color w:val="000000"/>
-          <w:sz w:val="28"/>
-          <w:szCs w:val="28"/>
-          <w:lang w:eastAsia="ru-RU"/>
-        </w:rPr>
-        <w:t>IntelliJ</w:t>
-      </w:r>
-      <w:proofErr w:type="spellEnd"/>
-      <w:r>
-        <w:rPr>
-          <w:rFonts w:ascii="Times New Roman" w:eastAsia="Times New Roman" w:hAnsi="Times New Roman" w:cs="Times New Roman"/>
-          <w:color w:val="000000"/>
-          <w:sz w:val="28"/>
-          <w:szCs w:val="28"/>
-          <w:lang w:eastAsia="ru-RU"/>
-        </w:rPr>
-        <w:t xml:space="preserve"> IDEA Platform с открытым исходным кодом. Вся инфраструктура для сборки и работы </w:t>
-      </w:r>
-      <w:proofErr w:type="spellStart"/>
-      <w:r>
-        <w:rPr>
-          <w:rFonts w:ascii="Times New Roman" w:eastAsia="Times New Roman" w:hAnsi="Times New Roman" w:cs="Times New Roman"/>
-          <w:color w:val="000000"/>
-          <w:sz w:val="28"/>
-          <w:szCs w:val="28"/>
-          <w:lang w:eastAsia="ru-RU"/>
-        </w:rPr>
-        <w:t>OpenIDE</w:t>
-      </w:r>
-      <w:proofErr w:type="spellEnd"/>
-      <w:r>
-        <w:rPr>
-          <w:rFonts w:ascii="Times New Roman" w:eastAsia="Times New Roman" w:hAnsi="Times New Roman" w:cs="Times New Roman"/>
-          <w:color w:val="000000"/>
-          <w:sz w:val="28"/>
-          <w:szCs w:val="28"/>
-          <w:lang w:eastAsia="ru-RU"/>
-        </w:rPr>
-        <w:t xml:space="preserve"> расположена в России. Для отправки статистики, поиска обновлений, подключения плагинов и т.д. среда разработки обращается только к серверам на территории РФ. В маркетплейсе </w:t>
-      </w:r>
-      <w:proofErr w:type="spellStart"/>
-      <w:r>
-        <w:rPr>
-          <w:rFonts w:ascii="Times New Roman" w:eastAsia="Times New Roman" w:hAnsi="Times New Roman" w:cs="Times New Roman"/>
-          <w:color w:val="000000"/>
-          <w:sz w:val="28"/>
-          <w:szCs w:val="28"/>
-          <w:lang w:eastAsia="ru-RU"/>
-        </w:rPr>
-        <w:t>OpenIDE</w:t>
-      </w:r>
-      <w:proofErr w:type="spellEnd"/>
-      <w:r>
-        <w:rPr>
-          <w:rFonts w:ascii="Times New Roman" w:eastAsia="Times New Roman" w:hAnsi="Times New Roman" w:cs="Times New Roman"/>
-          <w:color w:val="000000"/>
-          <w:sz w:val="28"/>
-          <w:szCs w:val="28"/>
-          <w:lang w:eastAsia="ru-RU"/>
-        </w:rPr>
-        <w:t xml:space="preserve"> с самого первого дня доступно более 300 плагинов.</w:t>
-      </w:r>
-      <w:r>
-        <w:rPr>
-          <w:rFonts w:ascii="Times New Roman" w:eastAsia="Times New Roman" w:hAnsi="Times New Roman" w:cs="Times New Roman"/>
-          <w:color w:val="000000"/>
-          <w:sz w:val="28"/>
-          <w:szCs w:val="28"/>
-          <w:lang w:eastAsia="ru-RU"/>
-        </w:rPr>
-        <w:t xml:space="preserve"> </w:t>
-      </w:r>
-      <w:r>
-        <w:rPr>
-          <w:rFonts w:ascii="Times New Roman" w:eastAsia="Times New Roman" w:hAnsi="Times New Roman" w:cs="Times New Roman"/>
-          <w:color w:val="000000"/>
-          <w:sz w:val="28"/>
-          <w:szCs w:val="28"/>
-          <w:lang w:val="en-US" w:eastAsia="ru-RU"/>
-        </w:rPr>
-        <w:t>[8]</w:t>
+          <w:lang w:eastAsia="ru-RU"/>
+        </w:rPr>
+      </w:pPr>
+      <w:r>
+        <w:rPr>
+          <w:rFonts w:ascii="Times New Roman" w:eastAsia="Times New Roman" w:hAnsi="Times New Roman" w:cs="Times New Roman"/>
+          <w:color w:val="000000"/>
+          <w:sz w:val="28"/>
+          <w:szCs w:val="28"/>
+          <w:lang w:eastAsia="ru-RU"/>
+        </w:rPr>
+        <w:t>- обширная документация.</w:t>
       </w:r>
     </w:p>
     <w:p>
@@ -8012,62 +10131,49 @@
           <w:color w:val="000000"/>
           <w:sz w:val="28"/>
           <w:szCs w:val="28"/>
+          <w:lang w:eastAsia="ru-RU"/>
+        </w:rPr>
+      </w:pPr>
+      <w:r>
+        <w:rPr>
+          <w:rFonts w:ascii="Times New Roman" w:eastAsia="Times New Roman" w:hAnsi="Times New Roman" w:cs="Times New Roman"/>
+          <w:color w:val="000000"/>
+          <w:sz w:val="28"/>
+          <w:szCs w:val="28"/>
+          <w:lang w:eastAsia="ru-RU"/>
+        </w:rPr>
+        <w:t xml:space="preserve">Одним из недостатков языка, является более долгое написание кода и несовместимость с некоторыми библиотеками на </w:t>
+      </w:r>
+      <w:r>
+        <w:rPr>
+          <w:rFonts w:ascii="Times New Roman" w:eastAsia="Times New Roman" w:hAnsi="Times New Roman" w:cs="Times New Roman"/>
+          <w:color w:val="000000"/>
+          <w:sz w:val="28"/>
+          <w:szCs w:val="28"/>
           <w:lang w:val="en-US" w:eastAsia="ru-RU"/>
         </w:rPr>
-      </w:pPr>
-      <w:r>
-        <w:rPr>
-          <w:rFonts w:ascii="Times New Roman" w:eastAsia="Times New Roman" w:hAnsi="Times New Roman" w:cs="Times New Roman"/>
-          <w:color w:val="000000"/>
-          <w:sz w:val="28"/>
-          <w:szCs w:val="28"/>
-          <w:lang w:eastAsia="ru-RU"/>
-        </w:rPr>
-        <w:t xml:space="preserve">Visual Studio Code (или VS Code) от Microsoft — это удобный текстовый редактор для разработчиков, который работает на Windows, </w:t>
-      </w:r>
-      <w:proofErr w:type="spellStart"/>
-      <w:r>
-        <w:rPr>
-          <w:rFonts w:ascii="Times New Roman" w:eastAsia="Times New Roman" w:hAnsi="Times New Roman" w:cs="Times New Roman"/>
-          <w:color w:val="000000"/>
-          <w:sz w:val="28"/>
-          <w:szCs w:val="28"/>
-          <w:lang w:eastAsia="ru-RU"/>
-        </w:rPr>
-        <w:t>macOS</w:t>
-      </w:r>
-      <w:proofErr w:type="spellEnd"/>
-      <w:r>
-        <w:rPr>
-          <w:rFonts w:ascii="Times New Roman" w:eastAsia="Times New Roman" w:hAnsi="Times New Roman" w:cs="Times New Roman"/>
-          <w:color w:val="000000"/>
-          <w:sz w:val="28"/>
-          <w:szCs w:val="28"/>
-          <w:lang w:eastAsia="ru-RU"/>
-        </w:rPr>
-        <w:t xml:space="preserve"> и Linux. Инструмент поддерживает множество языков программирования от JavaScript до Python и предлагает широкий функционал </w:t>
-      </w:r>
-      <w:r>
-        <w:rPr>
-          <w:rFonts w:ascii="Times New Roman" w:eastAsia="Times New Roman" w:hAnsi="Times New Roman" w:cs="Times New Roman"/>
-          <w:color w:val="000000"/>
-          <w:sz w:val="28"/>
-          <w:szCs w:val="28"/>
-          <w:lang w:eastAsia="ru-RU"/>
-        </w:rPr>
-        <w:lastRenderedPageBreak/>
-        <w:t>для написания, отладки и тестирования кода. С помощью VS Code можно настраивать среду разработки под индивидуальные задачи, используя расширения и встроенные инструменты.</w:t>
-      </w:r>
-      <w:r>
-        <w:rPr>
-          <w:rFonts w:ascii="Times New Roman" w:eastAsia="Times New Roman" w:hAnsi="Times New Roman" w:cs="Times New Roman"/>
-          <w:color w:val="000000"/>
-          <w:sz w:val="28"/>
-          <w:szCs w:val="28"/>
-          <w:lang w:eastAsia="ru-RU"/>
-        </w:rPr>
-        <w:t xml:space="preserve"> </w:t>
-      </w:r>
+        <w:t>JavaScript</w:t>
+      </w:r>
+      <w:r>
+        <w:rPr>
+          <w:rFonts w:ascii="Times New Roman" w:eastAsia="Times New Roman" w:hAnsi="Times New Roman" w:cs="Times New Roman"/>
+          <w:color w:val="000000"/>
+          <w:sz w:val="28"/>
+          <w:szCs w:val="28"/>
+          <w:lang w:eastAsia="ru-RU"/>
+        </w:rPr>
+        <w:t>.</w:t>
+      </w:r>
+    </w:p>
+    <w:p>
+      <w:pPr>
+        <w:pStyle w:val="3"/>
+      </w:pPr>
+      <w:bookmarkStart w:id="12" w:name="_Toc230951539"/>
+      <w:r>
+        <w:t>2.2.3 Выбор среды разработки</w:t>
+      </w:r>
+      <w:bookmarkEnd w:id="12"/>
     </w:p>
     <w:p>
       <w:pPr>
@@ -8089,8 +10195,52 @@
           <w:szCs w:val="28"/>
           <w:lang w:eastAsia="ru-RU"/>
         </w:rPr>
-        <w:t>VS Code позволяет решать разные задачи: от простого редактирования файлов до разработки сложных веб- и мобильных приложений. Он поддерживает работу с такими языками программирования как:</w:t>
-      </w:r>
+        <w:t xml:space="preserve">В качестве среды разработки были выбраны </w:t>
+      </w:r>
+      <w:proofErr w:type="spellStart"/>
+      <w:r>
+        <w:rPr>
+          <w:rFonts w:ascii="Times New Roman" w:eastAsia="Times New Roman" w:hAnsi="Times New Roman" w:cs="Times New Roman"/>
+          <w:color w:val="000000"/>
+          <w:sz w:val="28"/>
+          <w:szCs w:val="28"/>
+          <w:lang w:eastAsia="ru-RU"/>
+        </w:rPr>
+        <w:t>OpenIDE</w:t>
+      </w:r>
+      <w:proofErr w:type="spellEnd"/>
+      <w:r>
+        <w:rPr>
+          <w:rFonts w:ascii="Times New Roman" w:eastAsia="Times New Roman" w:hAnsi="Times New Roman" w:cs="Times New Roman"/>
+          <w:color w:val="000000"/>
+          <w:sz w:val="28"/>
+          <w:szCs w:val="28"/>
+          <w:lang w:eastAsia="ru-RU"/>
+        </w:rPr>
+        <w:t xml:space="preserve"> 2025.2.4</w:t>
+      </w:r>
+      <w:r>
+        <w:rPr>
+          <w:rFonts w:ascii="Times New Roman" w:eastAsia="Times New Roman" w:hAnsi="Times New Roman" w:cs="Times New Roman"/>
+          <w:color w:val="000000"/>
+          <w:sz w:val="28"/>
+          <w:szCs w:val="28"/>
+          <w:lang w:eastAsia="ru-RU"/>
+        </w:rPr>
+        <w:t xml:space="preserve"> (для серверной части) и </w:t>
+      </w:r>
+      <w:proofErr w:type="spellStart"/>
+      <w:r>
+        <w:rPr>
+          <w:rFonts w:ascii="Times New Roman" w:eastAsia="Times New Roman" w:hAnsi="Times New Roman" w:cs="Times New Roman"/>
+          <w:color w:val="000000"/>
+          <w:sz w:val="28"/>
+          <w:szCs w:val="28"/>
+          <w:lang w:eastAsia="ru-RU"/>
+        </w:rPr>
+        <w:t>Visual</w:t>
+      </w:r>
+      <w:proofErr w:type="spellEnd"/>
       <w:r>
         <w:rPr>
           <w:rFonts w:ascii="Times New Roman" w:eastAsia="Times New Roman" w:hAnsi="Times New Roman" w:cs="Times New Roman"/>
@@ -8101,275 +10251,49 @@
         </w:rPr>
         <w:t xml:space="preserve"> </w:t>
       </w:r>
-      <w:r>
-        <w:rPr>
-          <w:rFonts w:ascii="Times New Roman" w:eastAsia="Times New Roman" w:hAnsi="Times New Roman" w:cs="Times New Roman"/>
-          <w:color w:val="000000"/>
-          <w:sz w:val="28"/>
-          <w:szCs w:val="28"/>
-          <w:lang w:val="en-US" w:eastAsia="ru-RU"/>
-        </w:rPr>
-        <w:t>JavaScript</w:t>
-      </w:r>
-      <w:r>
-        <w:rPr>
-          <w:rFonts w:ascii="Times New Roman" w:eastAsia="Times New Roman" w:hAnsi="Times New Roman" w:cs="Times New Roman"/>
-          <w:color w:val="000000"/>
-          <w:sz w:val="28"/>
-          <w:szCs w:val="28"/>
-          <w:lang w:eastAsia="ru-RU"/>
-        </w:rPr>
-        <w:t xml:space="preserve">, </w:t>
-      </w:r>
-      <w:r>
-        <w:rPr>
-          <w:rFonts w:ascii="Times New Roman" w:eastAsia="Times New Roman" w:hAnsi="Times New Roman" w:cs="Times New Roman"/>
-          <w:color w:val="000000"/>
-          <w:sz w:val="28"/>
-          <w:szCs w:val="28"/>
-          <w:lang w:val="en-US" w:eastAsia="ru-RU"/>
-        </w:rPr>
-        <w:t>TypeScript</w:t>
-      </w:r>
-      <w:r>
-        <w:rPr>
-          <w:rFonts w:ascii="Times New Roman" w:eastAsia="Times New Roman" w:hAnsi="Times New Roman" w:cs="Times New Roman"/>
-          <w:color w:val="000000"/>
-          <w:sz w:val="28"/>
-          <w:szCs w:val="28"/>
-          <w:lang w:eastAsia="ru-RU"/>
-        </w:rPr>
-        <w:t xml:space="preserve">, </w:t>
-      </w:r>
-      <w:r>
-        <w:rPr>
-          <w:rFonts w:ascii="Times New Roman" w:eastAsia="Times New Roman" w:hAnsi="Times New Roman" w:cs="Times New Roman"/>
-          <w:color w:val="000000"/>
-          <w:sz w:val="28"/>
-          <w:szCs w:val="28"/>
-          <w:lang w:val="en-US" w:eastAsia="ru-RU"/>
-        </w:rPr>
-        <w:t>HTML</w:t>
-      </w:r>
-      <w:r>
-        <w:rPr>
-          <w:rFonts w:ascii="Times New Roman" w:eastAsia="Times New Roman" w:hAnsi="Times New Roman" w:cs="Times New Roman"/>
-          <w:color w:val="000000"/>
-          <w:sz w:val="28"/>
-          <w:szCs w:val="28"/>
-          <w:lang w:eastAsia="ru-RU"/>
-        </w:rPr>
-        <w:t xml:space="preserve">, </w:t>
-      </w:r>
-      <w:r>
-        <w:rPr>
-          <w:rFonts w:ascii="Times New Roman" w:eastAsia="Times New Roman" w:hAnsi="Times New Roman" w:cs="Times New Roman"/>
-          <w:color w:val="000000"/>
-          <w:sz w:val="28"/>
-          <w:szCs w:val="28"/>
-          <w:lang w:val="en-US" w:eastAsia="ru-RU"/>
-        </w:rPr>
-        <w:t>CSS</w:t>
-      </w:r>
-      <w:r>
-        <w:rPr>
-          <w:rFonts w:ascii="Times New Roman" w:eastAsia="Times New Roman" w:hAnsi="Times New Roman" w:cs="Times New Roman"/>
-          <w:color w:val="000000"/>
-          <w:sz w:val="28"/>
-          <w:szCs w:val="28"/>
-          <w:lang w:eastAsia="ru-RU"/>
-        </w:rPr>
-        <w:t xml:space="preserve">, </w:t>
-      </w:r>
-      <w:r>
-        <w:rPr>
-          <w:rFonts w:ascii="Times New Roman" w:eastAsia="Times New Roman" w:hAnsi="Times New Roman" w:cs="Times New Roman"/>
-          <w:color w:val="000000"/>
-          <w:sz w:val="28"/>
-          <w:szCs w:val="28"/>
-          <w:lang w:val="en-US" w:eastAsia="ru-RU"/>
-        </w:rPr>
-        <w:t>Python</w:t>
-      </w:r>
-      <w:r>
-        <w:rPr>
-          <w:rFonts w:ascii="Times New Roman" w:eastAsia="Times New Roman" w:hAnsi="Times New Roman" w:cs="Times New Roman"/>
-          <w:color w:val="000000"/>
-          <w:sz w:val="28"/>
-          <w:szCs w:val="28"/>
-          <w:lang w:eastAsia="ru-RU"/>
-        </w:rPr>
-        <w:t xml:space="preserve">, </w:t>
-      </w:r>
-      <w:r>
-        <w:rPr>
-          <w:rFonts w:ascii="Times New Roman" w:eastAsia="Times New Roman" w:hAnsi="Times New Roman" w:cs="Times New Roman"/>
-          <w:color w:val="000000"/>
-          <w:sz w:val="28"/>
-          <w:szCs w:val="28"/>
-          <w:lang w:val="en-US" w:eastAsia="ru-RU"/>
-        </w:rPr>
-        <w:t>R</w:t>
-      </w:r>
-      <w:r>
-        <w:rPr>
-          <w:rFonts w:ascii="Times New Roman" w:eastAsia="Times New Roman" w:hAnsi="Times New Roman" w:cs="Times New Roman"/>
-          <w:color w:val="000000"/>
-          <w:sz w:val="28"/>
-          <w:szCs w:val="28"/>
-          <w:lang w:eastAsia="ru-RU"/>
-        </w:rPr>
-        <w:t xml:space="preserve">, </w:t>
-      </w:r>
-      <w:r>
-        <w:rPr>
-          <w:rFonts w:ascii="Times New Roman" w:eastAsia="Times New Roman" w:hAnsi="Times New Roman" w:cs="Times New Roman"/>
-          <w:color w:val="000000"/>
-          <w:sz w:val="28"/>
-          <w:szCs w:val="28"/>
-          <w:lang w:val="en-US" w:eastAsia="ru-RU"/>
-        </w:rPr>
-        <w:t>Java</w:t>
-      </w:r>
-      <w:r>
-        <w:rPr>
-          <w:rFonts w:ascii="Times New Roman" w:eastAsia="Times New Roman" w:hAnsi="Times New Roman" w:cs="Times New Roman"/>
-          <w:color w:val="000000"/>
-          <w:sz w:val="28"/>
-          <w:szCs w:val="28"/>
-          <w:lang w:eastAsia="ru-RU"/>
-        </w:rPr>
-        <w:t xml:space="preserve">, </w:t>
-      </w:r>
-      <w:r>
-        <w:rPr>
-          <w:rFonts w:ascii="Times New Roman" w:eastAsia="Times New Roman" w:hAnsi="Times New Roman" w:cs="Times New Roman"/>
-          <w:color w:val="000000"/>
-          <w:sz w:val="28"/>
-          <w:szCs w:val="28"/>
-          <w:lang w:val="en-US" w:eastAsia="ru-RU"/>
-        </w:rPr>
-        <w:t>Kotlin</w:t>
-      </w:r>
-      <w:r>
-        <w:rPr>
-          <w:rFonts w:ascii="Times New Roman" w:eastAsia="Times New Roman" w:hAnsi="Times New Roman" w:cs="Times New Roman"/>
-          <w:color w:val="000000"/>
-          <w:sz w:val="28"/>
-          <w:szCs w:val="28"/>
-          <w:lang w:eastAsia="ru-RU"/>
-        </w:rPr>
-        <w:t xml:space="preserve">, </w:t>
-      </w:r>
-      <w:r>
-        <w:rPr>
-          <w:rFonts w:ascii="Times New Roman" w:eastAsia="Times New Roman" w:hAnsi="Times New Roman" w:cs="Times New Roman"/>
-          <w:color w:val="000000"/>
-          <w:sz w:val="28"/>
-          <w:szCs w:val="28"/>
-          <w:lang w:val="en-US" w:eastAsia="ru-RU"/>
-        </w:rPr>
-        <w:t>Go</w:t>
-      </w:r>
-      <w:r>
-        <w:rPr>
-          <w:rFonts w:ascii="Times New Roman" w:eastAsia="Times New Roman" w:hAnsi="Times New Roman" w:cs="Times New Roman"/>
-          <w:color w:val="000000"/>
-          <w:sz w:val="28"/>
-          <w:szCs w:val="28"/>
-          <w:lang w:eastAsia="ru-RU"/>
-        </w:rPr>
-        <w:t xml:space="preserve">, </w:t>
-      </w:r>
-      <w:r>
-        <w:rPr>
-          <w:rFonts w:ascii="Times New Roman" w:eastAsia="Times New Roman" w:hAnsi="Times New Roman" w:cs="Times New Roman"/>
-          <w:color w:val="000000"/>
-          <w:sz w:val="28"/>
-          <w:szCs w:val="28"/>
-          <w:lang w:val="en-US" w:eastAsia="ru-RU"/>
-        </w:rPr>
-        <w:t>Rust</w:t>
-      </w:r>
-      <w:r>
-        <w:rPr>
-          <w:rFonts w:ascii="Times New Roman" w:eastAsia="Times New Roman" w:hAnsi="Times New Roman" w:cs="Times New Roman"/>
-          <w:color w:val="000000"/>
-          <w:sz w:val="28"/>
-          <w:szCs w:val="28"/>
-          <w:lang w:eastAsia="ru-RU"/>
-        </w:rPr>
-        <w:t xml:space="preserve">, </w:t>
-      </w:r>
-      <w:r>
-        <w:rPr>
-          <w:rFonts w:ascii="Times New Roman" w:eastAsia="Times New Roman" w:hAnsi="Times New Roman" w:cs="Times New Roman"/>
-          <w:color w:val="000000"/>
-          <w:sz w:val="28"/>
-          <w:szCs w:val="28"/>
-          <w:lang w:val="en-US" w:eastAsia="ru-RU"/>
-        </w:rPr>
-        <w:t>C</w:t>
-      </w:r>
-      <w:r>
-        <w:rPr>
-          <w:rFonts w:ascii="Times New Roman" w:eastAsia="Times New Roman" w:hAnsi="Times New Roman" w:cs="Times New Roman"/>
-          <w:color w:val="000000"/>
-          <w:sz w:val="28"/>
-          <w:szCs w:val="28"/>
-          <w:lang w:eastAsia="ru-RU"/>
-        </w:rPr>
-        <w:t>/</w:t>
-      </w:r>
-      <w:r>
-        <w:rPr>
-          <w:rFonts w:ascii="Times New Roman" w:eastAsia="Times New Roman" w:hAnsi="Times New Roman" w:cs="Times New Roman"/>
-          <w:color w:val="000000"/>
-          <w:sz w:val="28"/>
-          <w:szCs w:val="28"/>
-          <w:lang w:val="en-US" w:eastAsia="ru-RU"/>
-        </w:rPr>
-        <w:t>C</w:t>
-      </w:r>
-      <w:r>
-        <w:rPr>
-          <w:rFonts w:ascii="Times New Roman" w:eastAsia="Times New Roman" w:hAnsi="Times New Roman" w:cs="Times New Roman"/>
-          <w:color w:val="000000"/>
-          <w:sz w:val="28"/>
-          <w:szCs w:val="28"/>
-          <w:lang w:eastAsia="ru-RU"/>
-        </w:rPr>
-        <w:t xml:space="preserve">++, </w:t>
-      </w:r>
-      <w:r>
-        <w:rPr>
-          <w:rFonts w:ascii="Times New Roman" w:eastAsia="Times New Roman" w:hAnsi="Times New Roman" w:cs="Times New Roman"/>
-          <w:color w:val="000000"/>
-          <w:sz w:val="28"/>
-          <w:szCs w:val="28"/>
-          <w:lang w:val="en-US" w:eastAsia="ru-RU"/>
-        </w:rPr>
-        <w:t>SQL</w:t>
-      </w:r>
-      <w:r>
-        <w:rPr>
-          <w:rFonts w:ascii="Times New Roman" w:eastAsia="Times New Roman" w:hAnsi="Times New Roman" w:cs="Times New Roman"/>
-          <w:color w:val="000000"/>
-          <w:sz w:val="28"/>
-          <w:szCs w:val="28"/>
-          <w:lang w:eastAsia="ru-RU"/>
-        </w:rPr>
-        <w:t xml:space="preserve">. </w:t>
-      </w:r>
-      <w:r>
-        <w:rPr>
-          <w:rFonts w:ascii="Times New Roman" w:eastAsia="Times New Roman" w:hAnsi="Times New Roman" w:cs="Times New Roman"/>
-          <w:color w:val="000000"/>
-          <w:sz w:val="28"/>
-          <w:szCs w:val="28"/>
-          <w:lang w:eastAsia="ru-RU"/>
-        </w:rPr>
-        <w:t>Кроме того, можно добавить поддержку дополнительных языков и фреймворков через расширения.</w:t>
+      <w:proofErr w:type="spellStart"/>
+      <w:r>
+        <w:rPr>
+          <w:rFonts w:ascii="Times New Roman" w:eastAsia="Times New Roman" w:hAnsi="Times New Roman" w:cs="Times New Roman"/>
+          <w:color w:val="000000"/>
+          <w:sz w:val="28"/>
+          <w:szCs w:val="28"/>
+          <w:lang w:eastAsia="ru-RU"/>
+        </w:rPr>
+        <w:t>Studio</w:t>
+      </w:r>
+      <w:proofErr w:type="spellEnd"/>
+      <w:r>
+        <w:rPr>
+          <w:rFonts w:ascii="Times New Roman" w:eastAsia="Times New Roman" w:hAnsi="Times New Roman" w:cs="Times New Roman"/>
+          <w:color w:val="000000"/>
+          <w:sz w:val="28"/>
+          <w:szCs w:val="28"/>
+          <w:lang w:eastAsia="ru-RU"/>
+        </w:rPr>
+        <w:t xml:space="preserve"> </w:t>
+      </w:r>
+      <w:proofErr w:type="spellStart"/>
+      <w:r>
+        <w:rPr>
+          <w:rFonts w:ascii="Times New Roman" w:eastAsia="Times New Roman" w:hAnsi="Times New Roman" w:cs="Times New Roman"/>
+          <w:color w:val="000000"/>
+          <w:sz w:val="28"/>
+          <w:szCs w:val="28"/>
+          <w:lang w:eastAsia="ru-RU"/>
+        </w:rPr>
+        <w:t>Code</w:t>
+      </w:r>
+      <w:proofErr w:type="spellEnd"/>
+      <w:r>
+        <w:rPr>
+          <w:rFonts w:ascii="Times New Roman" w:eastAsia="Times New Roman" w:hAnsi="Times New Roman" w:cs="Times New Roman"/>
+          <w:color w:val="000000"/>
+          <w:sz w:val="28"/>
+          <w:szCs w:val="28"/>
+          <w:lang w:eastAsia="ru-RU"/>
+        </w:rPr>
+        <w:t xml:space="preserve"> (для клиентской части).</w:t>
       </w:r>
     </w:p>
     <w:p>
@@ -8381,18 +10305,118 @@
           <w:color w:val="000000"/>
           <w:sz w:val="28"/>
           <w:szCs w:val="28"/>
-          <w:lang w:val="en-US" w:eastAsia="ru-RU"/>
-        </w:rPr>
-      </w:pPr>
-      <w:r>
-        <w:rPr>
-          <w:rFonts w:ascii="Times New Roman" w:eastAsia="Times New Roman" w:hAnsi="Times New Roman" w:cs="Times New Roman"/>
-          <w:color w:val="000000"/>
-          <w:sz w:val="28"/>
-          <w:szCs w:val="28"/>
-          <w:lang w:eastAsia="ru-RU"/>
-        </w:rPr>
-        <w:t>Редактор используют разработчики для создания веб-приложений, API и других программных продуктов; системные администраторы для написания и выполнения скриптов автоматизации; и аналитики данных для анализа больших объемов данных и машинного обучения.</w:t>
+          <w:lang w:eastAsia="ru-RU"/>
+        </w:rPr>
+      </w:pPr>
+      <w:proofErr w:type="spellStart"/>
+      <w:r>
+        <w:rPr>
+          <w:rFonts w:ascii="Times New Roman" w:eastAsia="Times New Roman" w:hAnsi="Times New Roman" w:cs="Times New Roman"/>
+          <w:color w:val="000000"/>
+          <w:sz w:val="28"/>
+          <w:szCs w:val="28"/>
+          <w:lang w:eastAsia="ru-RU"/>
+        </w:rPr>
+        <w:t>OpenIDE</w:t>
+      </w:r>
+      <w:proofErr w:type="spellEnd"/>
+      <w:r>
+        <w:rPr>
+          <w:rFonts w:ascii="Times New Roman" w:eastAsia="Times New Roman" w:hAnsi="Times New Roman" w:cs="Times New Roman"/>
+          <w:color w:val="000000"/>
+          <w:sz w:val="28"/>
+          <w:szCs w:val="28"/>
+          <w:lang w:eastAsia="ru-RU"/>
+        </w:rPr>
+        <w:t xml:space="preserve"> — бесплатная лицензионно чистая IDE на базе </w:t>
+      </w:r>
+      <w:proofErr w:type="spellStart"/>
+      <w:r>
+        <w:rPr>
+          <w:rFonts w:ascii="Times New Roman" w:eastAsia="Times New Roman" w:hAnsi="Times New Roman" w:cs="Times New Roman"/>
+          <w:color w:val="000000"/>
+          <w:sz w:val="28"/>
+          <w:szCs w:val="28"/>
+          <w:lang w:eastAsia="ru-RU"/>
+        </w:rPr>
+        <w:t>IntelliJ</w:t>
+      </w:r>
+      <w:proofErr w:type="spellEnd"/>
+      <w:r>
+        <w:rPr>
+          <w:rFonts w:ascii="Times New Roman" w:eastAsia="Times New Roman" w:hAnsi="Times New Roman" w:cs="Times New Roman"/>
+          <w:color w:val="000000"/>
+          <w:sz w:val="28"/>
+          <w:szCs w:val="28"/>
+          <w:lang w:eastAsia="ru-RU"/>
+        </w:rPr>
+        <w:t xml:space="preserve"> IDEA </w:t>
+      </w:r>
+      <w:proofErr w:type="spellStart"/>
+      <w:r>
+        <w:rPr>
+          <w:rFonts w:ascii="Times New Roman" w:eastAsia="Times New Roman" w:hAnsi="Times New Roman" w:cs="Times New Roman"/>
+          <w:color w:val="000000"/>
+          <w:sz w:val="28"/>
+          <w:szCs w:val="28"/>
+          <w:lang w:eastAsia="ru-RU"/>
+        </w:rPr>
+        <w:t>Platform</w:t>
+      </w:r>
+      <w:proofErr w:type="spellEnd"/>
+      <w:r>
+        <w:rPr>
+          <w:rFonts w:ascii="Times New Roman" w:eastAsia="Times New Roman" w:hAnsi="Times New Roman" w:cs="Times New Roman"/>
+          <w:color w:val="000000"/>
+          <w:sz w:val="28"/>
+          <w:szCs w:val="28"/>
+          <w:lang w:eastAsia="ru-RU"/>
+        </w:rPr>
+        <w:t xml:space="preserve"> с открытым исходным кодом. Вся инфраструктура для сборки и работы </w:t>
+      </w:r>
+      <w:proofErr w:type="spellStart"/>
+      <w:r>
+        <w:rPr>
+          <w:rFonts w:ascii="Times New Roman" w:eastAsia="Times New Roman" w:hAnsi="Times New Roman" w:cs="Times New Roman"/>
+          <w:color w:val="000000"/>
+          <w:sz w:val="28"/>
+          <w:szCs w:val="28"/>
+          <w:lang w:eastAsia="ru-RU"/>
+        </w:rPr>
+        <w:t>OpenIDE</w:t>
+      </w:r>
+      <w:proofErr w:type="spellEnd"/>
+      <w:r>
+        <w:rPr>
+          <w:rFonts w:ascii="Times New Roman" w:eastAsia="Times New Roman" w:hAnsi="Times New Roman" w:cs="Times New Roman"/>
+          <w:color w:val="000000"/>
+          <w:sz w:val="28"/>
+          <w:szCs w:val="28"/>
+          <w:lang w:eastAsia="ru-RU"/>
+        </w:rPr>
+        <w:t xml:space="preserve"> расположена в России. Для отправки статистики, поиска обновлений, подключения плагинов и т.д. среда разработки обращается только к серверам на территории РФ. В маркетплейсе </w:t>
+      </w:r>
+      <w:proofErr w:type="spellStart"/>
+      <w:r>
+        <w:rPr>
+          <w:rFonts w:ascii="Times New Roman" w:eastAsia="Times New Roman" w:hAnsi="Times New Roman" w:cs="Times New Roman"/>
+          <w:color w:val="000000"/>
+          <w:sz w:val="28"/>
+          <w:szCs w:val="28"/>
+          <w:lang w:eastAsia="ru-RU"/>
+        </w:rPr>
+        <w:t>OpenIDE</w:t>
+      </w:r>
+      <w:proofErr w:type="spellEnd"/>
+      <w:r>
+        <w:rPr>
+          <w:rFonts w:ascii="Times New Roman" w:eastAsia="Times New Roman" w:hAnsi="Times New Roman" w:cs="Times New Roman"/>
+          <w:color w:val="000000"/>
+          <w:sz w:val="28"/>
+          <w:szCs w:val="28"/>
+          <w:lang w:eastAsia="ru-RU"/>
+        </w:rPr>
+        <w:t xml:space="preserve"> с самого первого дня доступно более 300 плагинов.</w:t>
       </w:r>
       <w:r>
         <w:rPr>
@@ -8410,20 +10434,30 @@
           <w:color w:val="000000"/>
           <w:sz w:val="28"/>
           <w:szCs w:val="28"/>
-          <w:lang w:val="en-US" w:eastAsia="ru-RU"/>
-        </w:rPr>
-        <w:t>[9]</w:t>
-      </w:r>
-    </w:p>
-    <w:p>
-      <w:pPr>
-        <w:pStyle w:val="3"/>
-      </w:pPr>
-      <w:bookmarkStart w:id="12" w:name="_Toc230868572"/>
-      <w:r>
-        <w:t>2.2.4 Выбор операционной системы</w:t>
-      </w:r>
-      <w:bookmarkEnd w:id="12"/>
+          <w:lang w:eastAsia="ru-RU"/>
+        </w:rPr>
+        <w:t>[</w:t>
+      </w:r>
+      <w:r>
+        <w:rPr>
+          <w:rFonts w:ascii="Times New Roman" w:eastAsia="Times New Roman" w:hAnsi="Times New Roman" w:cs="Times New Roman"/>
+          <w:color w:val="000000"/>
+          <w:sz w:val="28"/>
+          <w:szCs w:val="28"/>
+          <w:lang w:eastAsia="ru-RU"/>
+        </w:rPr>
+        <w:t>9</w:t>
+      </w:r>
+      <w:r>
+        <w:rPr>
+          <w:rFonts w:ascii="Times New Roman" w:eastAsia="Times New Roman" w:hAnsi="Times New Roman" w:cs="Times New Roman"/>
+          <w:color w:val="000000"/>
+          <w:sz w:val="28"/>
+          <w:szCs w:val="28"/>
+          <w:lang w:eastAsia="ru-RU"/>
+        </w:rPr>
+        <w:t>]</w:t>
+      </w:r>
     </w:p>
     <w:p>
       <w:pPr>
@@ -8437,16 +10471,6 @@
           <w:lang w:eastAsia="ru-RU"/>
         </w:rPr>
       </w:pPr>
-      <w:r>
-        <w:rPr>
-          <w:rFonts w:ascii="Times New Roman" w:eastAsia="Times New Roman" w:hAnsi="Times New Roman" w:cs="Times New Roman"/>
-          <w:color w:val="000000"/>
-          <w:sz w:val="28"/>
-          <w:szCs w:val="28"/>
-          <w:lang w:eastAsia="ru-RU"/>
-        </w:rPr>
-        <w:t xml:space="preserve">В качестве операционной системы была выбрана Microsoft Windows 10. Windows 10 – это операционная система для персональных компьютеров и рабочих станций, разработанная корпорацией </w:t>
-      </w:r>
       <w:proofErr w:type="spellStart"/>
       <w:r>
         <w:rPr>
@@ -8456,7 +10480,7 @@
           <w:szCs w:val="28"/>
           <w:lang w:eastAsia="ru-RU"/>
         </w:rPr>
-        <w:t>Micrоsоft</w:t>
+        <w:t>Visual</w:t>
       </w:r>
       <w:proofErr w:type="spellEnd"/>
       <w:r>
@@ -8467,27 +10491,216 @@
           <w:szCs w:val="28"/>
           <w:lang w:eastAsia="ru-RU"/>
         </w:rPr>
-        <w:t xml:space="preserve"> в рамках семейства Windows NT [</w:t>
-      </w:r>
-      <w:r>
-        <w:rPr>
-          <w:rFonts w:ascii="Times New Roman" w:eastAsia="Times New Roman" w:hAnsi="Times New Roman" w:cs="Times New Roman"/>
-          <w:color w:val="000000"/>
-          <w:sz w:val="28"/>
-          <w:szCs w:val="28"/>
-          <w:lang w:eastAsia="ru-RU"/>
-        </w:rPr>
-        <w:t>55</w:t>
-      </w:r>
-      <w:r>
-        <w:rPr>
-          <w:rFonts w:ascii="Times New Roman" w:eastAsia="Times New Roman" w:hAnsi="Times New Roman" w:cs="Times New Roman"/>
-          <w:color w:val="000000"/>
-          <w:sz w:val="28"/>
-          <w:szCs w:val="28"/>
-          <w:lang w:eastAsia="ru-RU"/>
-        </w:rPr>
-        <w:t>].</w:t>
+        <w:t xml:space="preserve"> </w:t>
+      </w:r>
+      <w:proofErr w:type="spellStart"/>
+      <w:r>
+        <w:rPr>
+          <w:rFonts w:ascii="Times New Roman" w:eastAsia="Times New Roman" w:hAnsi="Times New Roman" w:cs="Times New Roman"/>
+          <w:color w:val="000000"/>
+          <w:sz w:val="28"/>
+          <w:szCs w:val="28"/>
+          <w:lang w:eastAsia="ru-RU"/>
+        </w:rPr>
+        <w:t>Studio</w:t>
+      </w:r>
+      <w:proofErr w:type="spellEnd"/>
+      <w:r>
+        <w:rPr>
+          <w:rFonts w:ascii="Times New Roman" w:eastAsia="Times New Roman" w:hAnsi="Times New Roman" w:cs="Times New Roman"/>
+          <w:color w:val="000000"/>
+          <w:sz w:val="28"/>
+          <w:szCs w:val="28"/>
+          <w:lang w:eastAsia="ru-RU"/>
+        </w:rPr>
+        <w:t xml:space="preserve"> </w:t>
+      </w:r>
+      <w:proofErr w:type="spellStart"/>
+      <w:r>
+        <w:rPr>
+          <w:rFonts w:ascii="Times New Roman" w:eastAsia="Times New Roman" w:hAnsi="Times New Roman" w:cs="Times New Roman"/>
+          <w:color w:val="000000"/>
+          <w:sz w:val="28"/>
+          <w:szCs w:val="28"/>
+          <w:lang w:eastAsia="ru-RU"/>
+        </w:rPr>
+        <w:t>Code</w:t>
+      </w:r>
+      <w:proofErr w:type="spellEnd"/>
+      <w:r>
+        <w:rPr>
+          <w:rFonts w:ascii="Times New Roman" w:eastAsia="Times New Roman" w:hAnsi="Times New Roman" w:cs="Times New Roman"/>
+          <w:color w:val="000000"/>
+          <w:sz w:val="28"/>
+          <w:szCs w:val="28"/>
+          <w:lang w:eastAsia="ru-RU"/>
+        </w:rPr>
+        <w:t xml:space="preserve"> (или VS </w:t>
+      </w:r>
+      <w:proofErr w:type="spellStart"/>
+      <w:r>
+        <w:rPr>
+          <w:rFonts w:ascii="Times New Roman" w:eastAsia="Times New Roman" w:hAnsi="Times New Roman" w:cs="Times New Roman"/>
+          <w:color w:val="000000"/>
+          <w:sz w:val="28"/>
+          <w:szCs w:val="28"/>
+          <w:lang w:eastAsia="ru-RU"/>
+        </w:rPr>
+        <w:t>Code</w:t>
+      </w:r>
+      <w:proofErr w:type="spellEnd"/>
+      <w:r>
+        <w:rPr>
+          <w:rFonts w:ascii="Times New Roman" w:eastAsia="Times New Roman" w:hAnsi="Times New Roman" w:cs="Times New Roman"/>
+          <w:color w:val="000000"/>
+          <w:sz w:val="28"/>
+          <w:szCs w:val="28"/>
+          <w:lang w:eastAsia="ru-RU"/>
+        </w:rPr>
+        <w:t xml:space="preserve">) от </w:t>
+      </w:r>
+      <w:proofErr w:type="spellStart"/>
+      <w:r>
+        <w:rPr>
+          <w:rFonts w:ascii="Times New Roman" w:eastAsia="Times New Roman" w:hAnsi="Times New Roman" w:cs="Times New Roman"/>
+          <w:color w:val="000000"/>
+          <w:sz w:val="28"/>
+          <w:szCs w:val="28"/>
+          <w:lang w:eastAsia="ru-RU"/>
+        </w:rPr>
+        <w:t>Microsoft</w:t>
+      </w:r>
+      <w:proofErr w:type="spellEnd"/>
+      <w:r>
+        <w:rPr>
+          <w:rFonts w:ascii="Times New Roman" w:eastAsia="Times New Roman" w:hAnsi="Times New Roman" w:cs="Times New Roman"/>
+          <w:color w:val="000000"/>
+          <w:sz w:val="28"/>
+          <w:szCs w:val="28"/>
+          <w:lang w:eastAsia="ru-RU"/>
+        </w:rPr>
+        <w:t xml:space="preserve"> — это удобный текстовый редактор для разработчиков, который работает на Windows, </w:t>
+      </w:r>
+      <w:proofErr w:type="spellStart"/>
+      <w:r>
+        <w:rPr>
+          <w:rFonts w:ascii="Times New Roman" w:eastAsia="Times New Roman" w:hAnsi="Times New Roman" w:cs="Times New Roman"/>
+          <w:color w:val="000000"/>
+          <w:sz w:val="28"/>
+          <w:szCs w:val="28"/>
+          <w:lang w:eastAsia="ru-RU"/>
+        </w:rPr>
+        <w:t>macOS</w:t>
+      </w:r>
+      <w:proofErr w:type="spellEnd"/>
+      <w:r>
+        <w:rPr>
+          <w:rFonts w:ascii="Times New Roman" w:eastAsia="Times New Roman" w:hAnsi="Times New Roman" w:cs="Times New Roman"/>
+          <w:color w:val="000000"/>
+          <w:sz w:val="28"/>
+          <w:szCs w:val="28"/>
+          <w:lang w:eastAsia="ru-RU"/>
+        </w:rPr>
+        <w:t xml:space="preserve"> и </w:t>
+      </w:r>
+      <w:proofErr w:type="spellStart"/>
+      <w:r>
+        <w:rPr>
+          <w:rFonts w:ascii="Times New Roman" w:eastAsia="Times New Roman" w:hAnsi="Times New Roman" w:cs="Times New Roman"/>
+          <w:color w:val="000000"/>
+          <w:sz w:val="28"/>
+          <w:szCs w:val="28"/>
+          <w:lang w:eastAsia="ru-RU"/>
+        </w:rPr>
+        <w:t>Linux</w:t>
+      </w:r>
+      <w:proofErr w:type="spellEnd"/>
+      <w:r>
+        <w:rPr>
+          <w:rFonts w:ascii="Times New Roman" w:eastAsia="Times New Roman" w:hAnsi="Times New Roman" w:cs="Times New Roman"/>
+          <w:color w:val="000000"/>
+          <w:sz w:val="28"/>
+          <w:szCs w:val="28"/>
+          <w:lang w:eastAsia="ru-RU"/>
+        </w:rPr>
+        <w:t xml:space="preserve">. Инструмент поддерживает множество языков программирования от </w:t>
+      </w:r>
+      <w:proofErr w:type="spellStart"/>
+      <w:r>
+        <w:rPr>
+          <w:rFonts w:ascii="Times New Roman" w:eastAsia="Times New Roman" w:hAnsi="Times New Roman" w:cs="Times New Roman"/>
+          <w:color w:val="000000"/>
+          <w:sz w:val="28"/>
+          <w:szCs w:val="28"/>
+          <w:lang w:eastAsia="ru-RU"/>
+        </w:rPr>
+        <w:t>JavaScript</w:t>
+      </w:r>
+      <w:proofErr w:type="spellEnd"/>
+      <w:r>
+        <w:rPr>
+          <w:rFonts w:ascii="Times New Roman" w:eastAsia="Times New Roman" w:hAnsi="Times New Roman" w:cs="Times New Roman"/>
+          <w:color w:val="000000"/>
+          <w:sz w:val="28"/>
+          <w:szCs w:val="28"/>
+          <w:lang w:eastAsia="ru-RU"/>
+        </w:rPr>
+        <w:t xml:space="preserve"> до </w:t>
+      </w:r>
+      <w:proofErr w:type="spellStart"/>
+      <w:r>
+        <w:rPr>
+          <w:rFonts w:ascii="Times New Roman" w:eastAsia="Times New Roman" w:hAnsi="Times New Roman" w:cs="Times New Roman"/>
+          <w:color w:val="000000"/>
+          <w:sz w:val="28"/>
+          <w:szCs w:val="28"/>
+          <w:lang w:eastAsia="ru-RU"/>
+        </w:rPr>
+        <w:t>Python</w:t>
+      </w:r>
+      <w:proofErr w:type="spellEnd"/>
+      <w:r>
+        <w:rPr>
+          <w:rFonts w:ascii="Times New Roman" w:eastAsia="Times New Roman" w:hAnsi="Times New Roman" w:cs="Times New Roman"/>
+          <w:color w:val="000000"/>
+          <w:sz w:val="28"/>
+          <w:szCs w:val="28"/>
+          <w:lang w:eastAsia="ru-RU"/>
+        </w:rPr>
+        <w:t xml:space="preserve"> и предлагает широкий функционал для написания, отладки и тестирования кода. С помощью VS </w:t>
+      </w:r>
+      <w:proofErr w:type="spellStart"/>
+      <w:r>
+        <w:rPr>
+          <w:rFonts w:ascii="Times New Roman" w:eastAsia="Times New Roman" w:hAnsi="Times New Roman" w:cs="Times New Roman"/>
+          <w:color w:val="000000"/>
+          <w:sz w:val="28"/>
+          <w:szCs w:val="28"/>
+          <w:lang w:eastAsia="ru-RU"/>
+        </w:rPr>
+        <w:t>Code</w:t>
+      </w:r>
+      <w:proofErr w:type="spellEnd"/>
+      <w:r>
+        <w:rPr>
+          <w:rFonts w:ascii="Times New Roman" w:eastAsia="Times New Roman" w:hAnsi="Times New Roman" w:cs="Times New Roman"/>
+          <w:color w:val="000000"/>
+          <w:sz w:val="28"/>
+          <w:szCs w:val="28"/>
+          <w:lang w:eastAsia="ru-RU"/>
+        </w:rPr>
+        <w:t xml:space="preserve"> можно </w:t>
+      </w:r>
+      <w:r>
+        <w:rPr>
+          <w:rFonts w:ascii="Times New Roman" w:eastAsia="Times New Roman" w:hAnsi="Times New Roman" w:cs="Times New Roman"/>
+          <w:color w:val="000000"/>
+          <w:sz w:val="28"/>
+          <w:szCs w:val="28"/>
+          <w:lang w:eastAsia="ru-RU"/>
+        </w:rPr>
+        <w:lastRenderedPageBreak/>
+        <w:t xml:space="preserve">настраивать среду разработки под индивидуальные задачи, используя расширения и встроенные инструменты. </w:t>
       </w:r>
     </w:p>
     <w:p>
@@ -8510,6 +10723,481 @@
           <w:szCs w:val="28"/>
           <w:lang w:eastAsia="ru-RU"/>
         </w:rPr>
+        <w:t xml:space="preserve">VS </w:t>
+      </w:r>
+      <w:proofErr w:type="spellStart"/>
+      <w:r>
+        <w:rPr>
+          <w:rFonts w:ascii="Times New Roman" w:eastAsia="Times New Roman" w:hAnsi="Times New Roman" w:cs="Times New Roman"/>
+          <w:color w:val="000000"/>
+          <w:sz w:val="28"/>
+          <w:szCs w:val="28"/>
+          <w:lang w:eastAsia="ru-RU"/>
+        </w:rPr>
+        <w:t>Code</w:t>
+      </w:r>
+      <w:proofErr w:type="spellEnd"/>
+      <w:r>
+        <w:rPr>
+          <w:rFonts w:ascii="Times New Roman" w:eastAsia="Times New Roman" w:hAnsi="Times New Roman" w:cs="Times New Roman"/>
+          <w:color w:val="000000"/>
+          <w:sz w:val="28"/>
+          <w:szCs w:val="28"/>
+          <w:lang w:eastAsia="ru-RU"/>
+        </w:rPr>
+        <w:t xml:space="preserve"> позволяет решать разные задачи: от простого редактирования файлов до разработки сложных веб- и мобильных приложений. Он поддерживает работу с такими языками программирования как: </w:t>
+      </w:r>
+      <w:r>
+        <w:rPr>
+          <w:rFonts w:ascii="Times New Roman" w:eastAsia="Times New Roman" w:hAnsi="Times New Roman" w:cs="Times New Roman"/>
+          <w:color w:val="000000"/>
+          <w:sz w:val="28"/>
+          <w:szCs w:val="28"/>
+          <w:lang w:val="en-US" w:eastAsia="ru-RU"/>
+        </w:rPr>
+        <w:t>JavaScript</w:t>
+      </w:r>
+      <w:r>
+        <w:rPr>
+          <w:rFonts w:ascii="Times New Roman" w:eastAsia="Times New Roman" w:hAnsi="Times New Roman" w:cs="Times New Roman"/>
+          <w:color w:val="000000"/>
+          <w:sz w:val="28"/>
+          <w:szCs w:val="28"/>
+          <w:lang w:eastAsia="ru-RU"/>
+        </w:rPr>
+        <w:t xml:space="preserve">, </w:t>
+      </w:r>
+      <w:r>
+        <w:rPr>
+          <w:rFonts w:ascii="Times New Roman" w:eastAsia="Times New Roman" w:hAnsi="Times New Roman" w:cs="Times New Roman"/>
+          <w:color w:val="000000"/>
+          <w:sz w:val="28"/>
+          <w:szCs w:val="28"/>
+          <w:lang w:val="en-US" w:eastAsia="ru-RU"/>
+        </w:rPr>
+        <w:t>TypeScript</w:t>
+      </w:r>
+      <w:r>
+        <w:rPr>
+          <w:rFonts w:ascii="Times New Roman" w:eastAsia="Times New Roman" w:hAnsi="Times New Roman" w:cs="Times New Roman"/>
+          <w:color w:val="000000"/>
+          <w:sz w:val="28"/>
+          <w:szCs w:val="28"/>
+          <w:lang w:eastAsia="ru-RU"/>
+        </w:rPr>
+        <w:t xml:space="preserve">, </w:t>
+      </w:r>
+      <w:r>
+        <w:rPr>
+          <w:rFonts w:ascii="Times New Roman" w:eastAsia="Times New Roman" w:hAnsi="Times New Roman" w:cs="Times New Roman"/>
+          <w:color w:val="000000"/>
+          <w:sz w:val="28"/>
+          <w:szCs w:val="28"/>
+          <w:lang w:val="en-US" w:eastAsia="ru-RU"/>
+        </w:rPr>
+        <w:t>HTML</w:t>
+      </w:r>
+      <w:r>
+        <w:rPr>
+          <w:rFonts w:ascii="Times New Roman" w:eastAsia="Times New Roman" w:hAnsi="Times New Roman" w:cs="Times New Roman"/>
+          <w:color w:val="000000"/>
+          <w:sz w:val="28"/>
+          <w:szCs w:val="28"/>
+          <w:lang w:eastAsia="ru-RU"/>
+        </w:rPr>
+        <w:t xml:space="preserve">, </w:t>
+      </w:r>
+      <w:r>
+        <w:rPr>
+          <w:rFonts w:ascii="Times New Roman" w:eastAsia="Times New Roman" w:hAnsi="Times New Roman" w:cs="Times New Roman"/>
+          <w:color w:val="000000"/>
+          <w:sz w:val="28"/>
+          <w:szCs w:val="28"/>
+          <w:lang w:val="en-US" w:eastAsia="ru-RU"/>
+        </w:rPr>
+        <w:t>CSS</w:t>
+      </w:r>
+      <w:r>
+        <w:rPr>
+          <w:rFonts w:ascii="Times New Roman" w:eastAsia="Times New Roman" w:hAnsi="Times New Roman" w:cs="Times New Roman"/>
+          <w:color w:val="000000"/>
+          <w:sz w:val="28"/>
+          <w:szCs w:val="28"/>
+          <w:lang w:eastAsia="ru-RU"/>
+        </w:rPr>
+        <w:t xml:space="preserve">, </w:t>
+      </w:r>
+      <w:r>
+        <w:rPr>
+          <w:rFonts w:ascii="Times New Roman" w:eastAsia="Times New Roman" w:hAnsi="Times New Roman" w:cs="Times New Roman"/>
+          <w:color w:val="000000"/>
+          <w:sz w:val="28"/>
+          <w:szCs w:val="28"/>
+          <w:lang w:val="en-US" w:eastAsia="ru-RU"/>
+        </w:rPr>
+        <w:t>Python</w:t>
+      </w:r>
+      <w:r>
+        <w:rPr>
+          <w:rFonts w:ascii="Times New Roman" w:eastAsia="Times New Roman" w:hAnsi="Times New Roman" w:cs="Times New Roman"/>
+          <w:color w:val="000000"/>
+          <w:sz w:val="28"/>
+          <w:szCs w:val="28"/>
+          <w:lang w:eastAsia="ru-RU"/>
+        </w:rPr>
+        <w:t xml:space="preserve">, </w:t>
+      </w:r>
+      <w:r>
+        <w:rPr>
+          <w:rFonts w:ascii="Times New Roman" w:eastAsia="Times New Roman" w:hAnsi="Times New Roman" w:cs="Times New Roman"/>
+          <w:color w:val="000000"/>
+          <w:sz w:val="28"/>
+          <w:szCs w:val="28"/>
+          <w:lang w:val="en-US" w:eastAsia="ru-RU"/>
+        </w:rPr>
+        <w:t>R</w:t>
+      </w:r>
+      <w:r>
+        <w:rPr>
+          <w:rFonts w:ascii="Times New Roman" w:eastAsia="Times New Roman" w:hAnsi="Times New Roman" w:cs="Times New Roman"/>
+          <w:color w:val="000000"/>
+          <w:sz w:val="28"/>
+          <w:szCs w:val="28"/>
+          <w:lang w:eastAsia="ru-RU"/>
+        </w:rPr>
+        <w:t xml:space="preserve">, </w:t>
+      </w:r>
+      <w:r>
+        <w:rPr>
+          <w:rFonts w:ascii="Times New Roman" w:eastAsia="Times New Roman" w:hAnsi="Times New Roman" w:cs="Times New Roman"/>
+          <w:color w:val="000000"/>
+          <w:sz w:val="28"/>
+          <w:szCs w:val="28"/>
+          <w:lang w:val="en-US" w:eastAsia="ru-RU"/>
+        </w:rPr>
+        <w:t>Java</w:t>
+      </w:r>
+      <w:r>
+        <w:rPr>
+          <w:rFonts w:ascii="Times New Roman" w:eastAsia="Times New Roman" w:hAnsi="Times New Roman" w:cs="Times New Roman"/>
+          <w:color w:val="000000"/>
+          <w:sz w:val="28"/>
+          <w:szCs w:val="28"/>
+          <w:lang w:eastAsia="ru-RU"/>
+        </w:rPr>
+        <w:t xml:space="preserve">, </w:t>
+      </w:r>
+      <w:r>
+        <w:rPr>
+          <w:rFonts w:ascii="Times New Roman" w:eastAsia="Times New Roman" w:hAnsi="Times New Roman" w:cs="Times New Roman"/>
+          <w:color w:val="000000"/>
+          <w:sz w:val="28"/>
+          <w:szCs w:val="28"/>
+          <w:lang w:val="en-US" w:eastAsia="ru-RU"/>
+        </w:rPr>
+        <w:t>Kotlin</w:t>
+      </w:r>
+      <w:r>
+        <w:rPr>
+          <w:rFonts w:ascii="Times New Roman" w:eastAsia="Times New Roman" w:hAnsi="Times New Roman" w:cs="Times New Roman"/>
+          <w:color w:val="000000"/>
+          <w:sz w:val="28"/>
+          <w:szCs w:val="28"/>
+          <w:lang w:eastAsia="ru-RU"/>
+        </w:rPr>
+        <w:t xml:space="preserve">, </w:t>
+      </w:r>
+      <w:r>
+        <w:rPr>
+          <w:rFonts w:ascii="Times New Roman" w:eastAsia="Times New Roman" w:hAnsi="Times New Roman" w:cs="Times New Roman"/>
+          <w:color w:val="000000"/>
+          <w:sz w:val="28"/>
+          <w:szCs w:val="28"/>
+          <w:lang w:val="en-US" w:eastAsia="ru-RU"/>
+        </w:rPr>
+        <w:t>Go</w:t>
+      </w:r>
+      <w:r>
+        <w:rPr>
+          <w:rFonts w:ascii="Times New Roman" w:eastAsia="Times New Roman" w:hAnsi="Times New Roman" w:cs="Times New Roman"/>
+          <w:color w:val="000000"/>
+          <w:sz w:val="28"/>
+          <w:szCs w:val="28"/>
+          <w:lang w:eastAsia="ru-RU"/>
+        </w:rPr>
+        <w:t xml:space="preserve">, </w:t>
+      </w:r>
+      <w:r>
+        <w:rPr>
+          <w:rFonts w:ascii="Times New Roman" w:eastAsia="Times New Roman" w:hAnsi="Times New Roman" w:cs="Times New Roman"/>
+          <w:color w:val="000000"/>
+          <w:sz w:val="28"/>
+          <w:szCs w:val="28"/>
+          <w:lang w:val="en-US" w:eastAsia="ru-RU"/>
+        </w:rPr>
+        <w:t>Rust</w:t>
+      </w:r>
+      <w:r>
+        <w:rPr>
+          <w:rFonts w:ascii="Times New Roman" w:eastAsia="Times New Roman" w:hAnsi="Times New Roman" w:cs="Times New Roman"/>
+          <w:color w:val="000000"/>
+          <w:sz w:val="28"/>
+          <w:szCs w:val="28"/>
+          <w:lang w:eastAsia="ru-RU"/>
+        </w:rPr>
+        <w:t xml:space="preserve">, </w:t>
+      </w:r>
+      <w:r>
+        <w:rPr>
+          <w:rFonts w:ascii="Times New Roman" w:eastAsia="Times New Roman" w:hAnsi="Times New Roman" w:cs="Times New Roman"/>
+          <w:color w:val="000000"/>
+          <w:sz w:val="28"/>
+          <w:szCs w:val="28"/>
+          <w:lang w:val="en-US" w:eastAsia="ru-RU"/>
+        </w:rPr>
+        <w:t>C</w:t>
+      </w:r>
+      <w:r>
+        <w:rPr>
+          <w:rFonts w:ascii="Times New Roman" w:eastAsia="Times New Roman" w:hAnsi="Times New Roman" w:cs="Times New Roman"/>
+          <w:color w:val="000000"/>
+          <w:sz w:val="28"/>
+          <w:szCs w:val="28"/>
+          <w:lang w:eastAsia="ru-RU"/>
+        </w:rPr>
+        <w:t>/</w:t>
+      </w:r>
+      <w:r>
+        <w:rPr>
+          <w:rFonts w:ascii="Times New Roman" w:eastAsia="Times New Roman" w:hAnsi="Times New Roman" w:cs="Times New Roman"/>
+          <w:color w:val="000000"/>
+          <w:sz w:val="28"/>
+          <w:szCs w:val="28"/>
+          <w:lang w:val="en-US" w:eastAsia="ru-RU"/>
+        </w:rPr>
+        <w:t>C</w:t>
+      </w:r>
+      <w:r>
+        <w:rPr>
+          <w:rFonts w:ascii="Times New Roman" w:eastAsia="Times New Roman" w:hAnsi="Times New Roman" w:cs="Times New Roman"/>
+          <w:color w:val="000000"/>
+          <w:sz w:val="28"/>
+          <w:szCs w:val="28"/>
+          <w:lang w:eastAsia="ru-RU"/>
+        </w:rPr>
+        <w:t xml:space="preserve">++, </w:t>
+      </w:r>
+      <w:r>
+        <w:rPr>
+          <w:rFonts w:ascii="Times New Roman" w:eastAsia="Times New Roman" w:hAnsi="Times New Roman" w:cs="Times New Roman"/>
+          <w:color w:val="000000"/>
+          <w:sz w:val="28"/>
+          <w:szCs w:val="28"/>
+          <w:lang w:val="en-US" w:eastAsia="ru-RU"/>
+        </w:rPr>
+        <w:t>SQL</w:t>
+      </w:r>
+      <w:r>
+        <w:rPr>
+          <w:rFonts w:ascii="Times New Roman" w:eastAsia="Times New Roman" w:hAnsi="Times New Roman" w:cs="Times New Roman"/>
+          <w:color w:val="000000"/>
+          <w:sz w:val="28"/>
+          <w:szCs w:val="28"/>
+          <w:lang w:eastAsia="ru-RU"/>
+        </w:rPr>
+        <w:t>. Кроме того, можно добавить поддержку дополнительных языков и фреймворков через расширения.</w:t>
+      </w:r>
+    </w:p>
+    <w:p>
+      <w:pPr>
+        <w:spacing w:line="360" w:lineRule="auto"/>
+        <w:ind w:firstLine="709"/>
+        <w:rPr>
+          <w:rFonts w:ascii="Times New Roman" w:eastAsia="Times New Roman" w:hAnsi="Times New Roman" w:cs="Times New Roman"/>
+          <w:color w:val="000000"/>
+          <w:sz w:val="28"/>
+          <w:szCs w:val="28"/>
+          <w:lang w:eastAsia="ru-RU"/>
+        </w:rPr>
+      </w:pPr>
+      <w:r>
+        <w:rPr>
+          <w:rFonts w:ascii="Times New Roman" w:eastAsia="Times New Roman" w:hAnsi="Times New Roman" w:cs="Times New Roman"/>
+          <w:color w:val="000000"/>
+          <w:sz w:val="28"/>
+          <w:szCs w:val="28"/>
+          <w:lang w:eastAsia="ru-RU"/>
+        </w:rPr>
+        <w:t>Редактор используют разработчики для создания веб-приложений, API и других программных продуктов; системные администраторы для написания и выполнения скриптов автоматизации; и аналитики данных для анализа больших объемов данных и машинного обучения.</w:t>
+      </w:r>
+      <w:r>
+        <w:rPr>
+          <w:rFonts w:ascii="Times New Roman" w:eastAsia="Times New Roman" w:hAnsi="Times New Roman" w:cs="Times New Roman"/>
+          <w:color w:val="000000"/>
+          <w:sz w:val="28"/>
+          <w:szCs w:val="28"/>
+          <w:lang w:eastAsia="ru-RU"/>
+        </w:rPr>
+        <w:t xml:space="preserve"> </w:t>
+      </w:r>
+      <w:r>
+        <w:rPr>
+          <w:rFonts w:ascii="Times New Roman" w:eastAsia="Times New Roman" w:hAnsi="Times New Roman" w:cs="Times New Roman"/>
+          <w:color w:val="000000"/>
+          <w:sz w:val="28"/>
+          <w:szCs w:val="28"/>
+          <w:lang w:eastAsia="ru-RU"/>
+        </w:rPr>
+        <w:t>[</w:t>
+      </w:r>
+      <w:r>
+        <w:rPr>
+          <w:rFonts w:ascii="Times New Roman" w:eastAsia="Times New Roman" w:hAnsi="Times New Roman" w:cs="Times New Roman"/>
+          <w:color w:val="000000"/>
+          <w:sz w:val="28"/>
+          <w:szCs w:val="28"/>
+          <w:lang w:eastAsia="ru-RU"/>
+        </w:rPr>
+        <w:t>10</w:t>
+      </w:r>
+      <w:r>
+        <w:rPr>
+          <w:rFonts w:ascii="Times New Roman" w:eastAsia="Times New Roman" w:hAnsi="Times New Roman" w:cs="Times New Roman"/>
+          <w:color w:val="000000"/>
+          <w:sz w:val="28"/>
+          <w:szCs w:val="28"/>
+          <w:lang w:eastAsia="ru-RU"/>
+        </w:rPr>
+        <w:t>]</w:t>
+      </w:r>
+    </w:p>
+    <w:p>
+      <w:pPr>
+        <w:pStyle w:val="3"/>
+      </w:pPr>
+      <w:bookmarkStart w:id="13" w:name="_Toc230951540"/>
+      <w:r>
+        <w:t>2.2.4 Выбор операционной системы</w:t>
+      </w:r>
+      <w:bookmarkEnd w:id="13"/>
+    </w:p>
+    <w:p>
+      <w:pPr>
+        <w:spacing w:line="360" w:lineRule="auto"/>
+        <w:ind w:firstLine="709"/>
+        <w:rPr>
+          <w:rFonts w:ascii="Times New Roman" w:eastAsia="Times New Roman" w:hAnsi="Times New Roman" w:cs="Times New Roman"/>
+          <w:color w:val="000000"/>
+          <w:sz w:val="28"/>
+          <w:szCs w:val="28"/>
+          <w:lang w:eastAsia="ru-RU"/>
+        </w:rPr>
+      </w:pPr>
+      <w:r>
+        <w:rPr>
+          <w:rFonts w:ascii="Times New Roman" w:eastAsia="Times New Roman" w:hAnsi="Times New Roman" w:cs="Times New Roman"/>
+          <w:color w:val="000000"/>
+          <w:sz w:val="28"/>
+          <w:szCs w:val="28"/>
+          <w:lang w:eastAsia="ru-RU"/>
+        </w:rPr>
+        <w:t xml:space="preserve">В качестве операционной системы была выбрана </w:t>
+      </w:r>
+      <w:proofErr w:type="spellStart"/>
+      <w:r>
+        <w:rPr>
+          <w:rFonts w:ascii="Times New Roman" w:eastAsia="Times New Roman" w:hAnsi="Times New Roman" w:cs="Times New Roman"/>
+          <w:color w:val="000000"/>
+          <w:sz w:val="28"/>
+          <w:szCs w:val="28"/>
+          <w:lang w:eastAsia="ru-RU"/>
+        </w:rPr>
+        <w:t>Microsoft</w:t>
+      </w:r>
+      <w:proofErr w:type="spellEnd"/>
+      <w:r>
+        <w:rPr>
+          <w:rFonts w:ascii="Times New Roman" w:eastAsia="Times New Roman" w:hAnsi="Times New Roman" w:cs="Times New Roman"/>
+          <w:color w:val="000000"/>
+          <w:sz w:val="28"/>
+          <w:szCs w:val="28"/>
+          <w:lang w:eastAsia="ru-RU"/>
+        </w:rPr>
+        <w:t xml:space="preserve"> Windows 10. Windows 10 – это операционная система для персональных компьютеров и рабочих станций, разработанная корпорацией </w:t>
+      </w:r>
+      <w:proofErr w:type="spellStart"/>
+      <w:r>
+        <w:rPr>
+          <w:rFonts w:ascii="Times New Roman" w:eastAsia="Times New Roman" w:hAnsi="Times New Roman" w:cs="Times New Roman"/>
+          <w:color w:val="000000"/>
+          <w:sz w:val="28"/>
+          <w:szCs w:val="28"/>
+          <w:lang w:eastAsia="ru-RU"/>
+        </w:rPr>
+        <w:t>Micrоsоft</w:t>
+      </w:r>
+      <w:proofErr w:type="spellEnd"/>
+      <w:r>
+        <w:rPr>
+          <w:rFonts w:ascii="Times New Roman" w:eastAsia="Times New Roman" w:hAnsi="Times New Roman" w:cs="Times New Roman"/>
+          <w:color w:val="000000"/>
+          <w:sz w:val="28"/>
+          <w:szCs w:val="28"/>
+          <w:lang w:eastAsia="ru-RU"/>
+        </w:rPr>
+        <w:t xml:space="preserve"> в рамках семейства Windows NT [</w:t>
+      </w:r>
+      <w:r>
+        <w:rPr>
+          <w:rFonts w:ascii="Times New Roman" w:eastAsia="Times New Roman" w:hAnsi="Times New Roman" w:cs="Times New Roman"/>
+          <w:color w:val="000000"/>
+          <w:sz w:val="28"/>
+          <w:szCs w:val="28"/>
+          <w:lang w:eastAsia="ru-RU"/>
+        </w:rPr>
+        <w:t>1</w:t>
+      </w:r>
+      <w:r>
+        <w:rPr>
+          <w:rFonts w:ascii="Times New Roman" w:eastAsia="Times New Roman" w:hAnsi="Times New Roman" w:cs="Times New Roman"/>
+          <w:color w:val="000000"/>
+          <w:sz w:val="28"/>
+          <w:szCs w:val="28"/>
+          <w:lang w:eastAsia="ru-RU"/>
+        </w:rPr>
+        <w:t>1</w:t>
+      </w:r>
+      <w:r>
+        <w:rPr>
+          <w:rFonts w:ascii="Times New Roman" w:eastAsia="Times New Roman" w:hAnsi="Times New Roman" w:cs="Times New Roman"/>
+          <w:color w:val="000000"/>
+          <w:sz w:val="28"/>
+          <w:szCs w:val="28"/>
+          <w:lang w:eastAsia="ru-RU"/>
+        </w:rPr>
+        <w:t>].</w:t>
+      </w:r>
+    </w:p>
+    <w:p>
+      <w:pPr>
+        <w:spacing w:line="360" w:lineRule="auto"/>
+        <w:ind w:firstLine="709"/>
+        <w:rPr>
+          <w:rFonts w:ascii="Times New Roman" w:eastAsia="Times New Roman" w:hAnsi="Times New Roman" w:cs="Times New Roman"/>
+          <w:color w:val="000000"/>
+          <w:sz w:val="28"/>
+          <w:szCs w:val="28"/>
+          <w:lang w:eastAsia="ru-RU"/>
+        </w:rPr>
+      </w:pPr>
+      <w:r>
+        <w:rPr>
+          <w:rFonts w:ascii="Times New Roman" w:eastAsia="Times New Roman" w:hAnsi="Times New Roman" w:cs="Times New Roman"/>
+          <w:color w:val="000000"/>
+          <w:sz w:val="28"/>
+          <w:szCs w:val="28"/>
+          <w:lang w:eastAsia="ru-RU"/>
+        </w:rPr>
         <w:t>Операционная система Windows является самой распространенной как в России, так и в мире. Она предоставляет пользователям все необходимые средства для создания пользовательского интерфейса и поддерживает все популярные среды разработки программного обеспечения.</w:t>
       </w:r>
     </w:p>
@@ -8517,22 +11205,54 @@
       <w:pPr>
         <w:pStyle w:val="3"/>
       </w:pPr>
-      <w:bookmarkStart w:id="13" w:name="_Toc230868573"/>
-      <w:r>
-        <w:t>2.2.5 Выбор программных технологий и библиотек</w:t>
-      </w:r>
-      <w:bookmarkEnd w:id="13"/>
-    </w:p>
-    <w:p>
-      <w:pPr>
-        <w:rPr>
-          <w:rFonts w:ascii="Times New Roman" w:eastAsia="Times New Roman" w:hAnsi="Times New Roman" w:cs="Times New Roman"/>
-          <w:color w:val="000000"/>
-          <w:sz w:val="28"/>
-          <w:szCs w:val="28"/>
-          <w:lang w:eastAsia="ru-RU"/>
-        </w:rPr>
-      </w:pPr>
+      <w:bookmarkStart w:id="14" w:name="_Toc230951541"/>
+      <w:r>
+        <w:t>2.2.5 Выбор программных технологий</w:t>
+      </w:r>
+      <w:bookmarkEnd w:id="14"/>
+    </w:p>
+    <w:p>
+      <w:pPr>
+        <w:spacing w:line="360" w:lineRule="auto"/>
+        <w:ind w:firstLine="709"/>
+        <w:rPr>
+          <w:rFonts w:ascii="Times New Roman" w:eastAsia="Times New Roman" w:hAnsi="Times New Roman" w:cs="Times New Roman"/>
+          <w:color w:val="000000"/>
+          <w:sz w:val="28"/>
+          <w:szCs w:val="28"/>
+          <w:lang w:eastAsia="ru-RU"/>
+        </w:rPr>
+      </w:pPr>
+      <w:r>
+        <w:rPr>
+          <w:rFonts w:ascii="Times New Roman" w:eastAsia="Times New Roman" w:hAnsi="Times New Roman" w:cs="Times New Roman"/>
+          <w:color w:val="000000"/>
+          <w:sz w:val="28"/>
+          <w:szCs w:val="28"/>
+          <w:lang w:eastAsia="ru-RU"/>
+        </w:rPr>
+        <w:t xml:space="preserve">Так как разработка представляет собой веб-приложение, были использованы следующие программные </w:t>
+      </w:r>
+      <w:r>
+        <w:rPr>
+          <w:rFonts w:ascii="Times New Roman" w:eastAsia="Times New Roman" w:hAnsi="Times New Roman" w:cs="Times New Roman"/>
+          <w:color w:val="000000"/>
+          <w:sz w:val="28"/>
+          <w:szCs w:val="28"/>
+          <w:lang w:eastAsia="ru-RU"/>
+        </w:rPr>
+        <w:t>технологии</w:t>
+      </w:r>
+      <w:r>
+        <w:rPr>
+          <w:rFonts w:ascii="Times New Roman" w:eastAsia="Times New Roman" w:hAnsi="Times New Roman" w:cs="Times New Roman"/>
+          <w:color w:val="000000"/>
+          <w:sz w:val="28"/>
+          <w:szCs w:val="28"/>
+          <w:lang w:eastAsia="ru-RU"/>
+        </w:rPr>
+        <w:t xml:space="preserve">: </w:t>
+      </w:r>
       <w:proofErr w:type="spellStart"/>
       <w:r>
         <w:rPr>
@@ -8542,30 +11262,1539 @@
           <w:szCs w:val="28"/>
           <w:lang w:eastAsia="ru-RU"/>
         </w:rPr>
-        <w:t>Ы</w:t>
-      </w:r>
-      <w:r>
-        <w:rPr>
-          <w:rFonts w:ascii="Times New Roman" w:eastAsia="Times New Roman" w:hAnsi="Times New Roman" w:cs="Times New Roman"/>
-          <w:color w:val="000000"/>
-          <w:sz w:val="28"/>
-          <w:szCs w:val="28"/>
-          <w:lang w:eastAsia="ru-RU"/>
-        </w:rPr>
-        <w:t>вафыавыфв</w:t>
+        <w:t>Spring</w:t>
       </w:r>
       <w:proofErr w:type="spellEnd"/>
+      <w:r>
+        <w:rPr>
+          <w:rFonts w:ascii="Times New Roman" w:eastAsia="Times New Roman" w:hAnsi="Times New Roman" w:cs="Times New Roman"/>
+          <w:color w:val="000000"/>
+          <w:sz w:val="28"/>
+          <w:szCs w:val="28"/>
+          <w:lang w:eastAsia="ru-RU"/>
+        </w:rPr>
+        <w:t xml:space="preserve"> </w:t>
+      </w:r>
+      <w:proofErr w:type="spellStart"/>
+      <w:r>
+        <w:rPr>
+          <w:rFonts w:ascii="Times New Roman" w:eastAsia="Times New Roman" w:hAnsi="Times New Roman" w:cs="Times New Roman"/>
+          <w:color w:val="000000"/>
+          <w:sz w:val="28"/>
+          <w:szCs w:val="28"/>
+          <w:lang w:eastAsia="ru-RU"/>
+        </w:rPr>
+        <w:t>Framework</w:t>
+      </w:r>
+      <w:proofErr w:type="spellEnd"/>
+      <w:r>
+        <w:rPr>
+          <w:rFonts w:ascii="Times New Roman" w:eastAsia="Times New Roman" w:hAnsi="Times New Roman" w:cs="Times New Roman"/>
+          <w:color w:val="000000"/>
+          <w:sz w:val="28"/>
+          <w:szCs w:val="28"/>
+          <w:lang w:eastAsia="ru-RU"/>
+        </w:rPr>
+        <w:t xml:space="preserve">, </w:t>
+      </w:r>
+      <w:proofErr w:type="spellStart"/>
+      <w:r>
+        <w:rPr>
+          <w:rFonts w:ascii="Times New Roman" w:eastAsia="Times New Roman" w:hAnsi="Times New Roman" w:cs="Times New Roman"/>
+          <w:color w:val="000000"/>
+          <w:sz w:val="28"/>
+          <w:szCs w:val="28"/>
+          <w:lang w:eastAsia="ru-RU"/>
+        </w:rPr>
+        <w:t>Angular</w:t>
+      </w:r>
+      <w:proofErr w:type="spellEnd"/>
+      <w:r>
+        <w:rPr>
+          <w:rFonts w:ascii="Times New Roman" w:eastAsia="Times New Roman" w:hAnsi="Times New Roman" w:cs="Times New Roman"/>
+          <w:color w:val="000000"/>
+          <w:sz w:val="28"/>
+          <w:szCs w:val="28"/>
+          <w:lang w:eastAsia="ru-RU"/>
+        </w:rPr>
+        <w:t xml:space="preserve"> Framework, </w:t>
+      </w:r>
+      <w:proofErr w:type="spellStart"/>
+      <w:r>
+        <w:rPr>
+          <w:rFonts w:ascii="Times New Roman" w:eastAsia="Times New Roman" w:hAnsi="Times New Roman" w:cs="Times New Roman"/>
+          <w:color w:val="000000"/>
+          <w:sz w:val="28"/>
+          <w:szCs w:val="28"/>
+          <w:lang w:eastAsia="ru-RU"/>
+        </w:rPr>
+        <w:t>React</w:t>
+      </w:r>
+      <w:proofErr w:type="spellEnd"/>
+      <w:r>
+        <w:rPr>
+          <w:rFonts w:ascii="Times New Roman" w:eastAsia="Times New Roman" w:hAnsi="Times New Roman" w:cs="Times New Roman"/>
+          <w:color w:val="000000"/>
+          <w:sz w:val="28"/>
+          <w:szCs w:val="28"/>
+          <w:lang w:eastAsia="ru-RU"/>
+        </w:rPr>
+        <w:t xml:space="preserve"> </w:t>
+      </w:r>
+      <w:r>
+        <w:rPr>
+          <w:rFonts w:ascii="Times New Roman" w:eastAsia="Times New Roman" w:hAnsi="Times New Roman" w:cs="Times New Roman"/>
+          <w:color w:val="000000"/>
+          <w:sz w:val="28"/>
+          <w:szCs w:val="28"/>
+          <w:lang w:eastAsia="ru-RU"/>
+        </w:rPr>
+        <w:t xml:space="preserve">и </w:t>
+      </w:r>
+      <w:proofErr w:type="spellStart"/>
+      <w:r>
+        <w:rPr>
+          <w:rFonts w:ascii="Times New Roman" w:eastAsia="Times New Roman" w:hAnsi="Times New Roman" w:cs="Times New Roman"/>
+          <w:color w:val="000000"/>
+          <w:sz w:val="28"/>
+          <w:szCs w:val="28"/>
+          <w:lang w:eastAsia="ru-RU"/>
+        </w:rPr>
+        <w:t>Module</w:t>
+      </w:r>
+      <w:proofErr w:type="spellEnd"/>
+      <w:r>
+        <w:rPr>
+          <w:rFonts w:ascii="Times New Roman" w:eastAsia="Times New Roman" w:hAnsi="Times New Roman" w:cs="Times New Roman"/>
+          <w:color w:val="000000"/>
+          <w:sz w:val="28"/>
+          <w:szCs w:val="28"/>
+          <w:lang w:eastAsia="ru-RU"/>
+        </w:rPr>
+        <w:t xml:space="preserve"> </w:t>
+      </w:r>
+      <w:proofErr w:type="spellStart"/>
+      <w:r>
+        <w:rPr>
+          <w:rFonts w:ascii="Times New Roman" w:eastAsia="Times New Roman" w:hAnsi="Times New Roman" w:cs="Times New Roman"/>
+          <w:color w:val="000000"/>
+          <w:sz w:val="28"/>
+          <w:szCs w:val="28"/>
+          <w:lang w:eastAsia="ru-RU"/>
+        </w:rPr>
+        <w:t>Federation</w:t>
+      </w:r>
+      <w:proofErr w:type="spellEnd"/>
+      <w:r>
+        <w:rPr>
+          <w:rFonts w:ascii="Times New Roman" w:eastAsia="Times New Roman" w:hAnsi="Times New Roman" w:cs="Times New Roman"/>
+          <w:color w:val="000000"/>
+          <w:sz w:val="28"/>
+          <w:szCs w:val="28"/>
+          <w:lang w:eastAsia="ru-RU"/>
+        </w:rPr>
+        <w:t>.</w:t>
+      </w:r>
+    </w:p>
+    <w:p>
+      <w:pPr>
+        <w:spacing w:line="360" w:lineRule="auto"/>
+        <w:ind w:firstLine="709"/>
+        <w:rPr>
+          <w:rFonts w:ascii="Times New Roman" w:eastAsia="Times New Roman" w:hAnsi="Times New Roman" w:cs="Times New Roman"/>
+          <w:color w:val="000000"/>
+          <w:sz w:val="28"/>
+          <w:szCs w:val="28"/>
+          <w:lang w:eastAsia="ru-RU"/>
+        </w:rPr>
+      </w:pPr>
+      <w:r>
+        <w:rPr>
+          <w:rFonts w:ascii="Times New Roman" w:eastAsia="Times New Roman" w:hAnsi="Times New Roman" w:cs="Times New Roman"/>
+          <w:color w:val="000000"/>
+          <w:sz w:val="28"/>
+          <w:szCs w:val="28"/>
+          <w:lang w:eastAsia="ru-RU"/>
+        </w:rPr>
+        <w:t xml:space="preserve">Фреймворк </w:t>
+      </w:r>
+      <w:proofErr w:type="spellStart"/>
+      <w:r>
+        <w:rPr>
+          <w:rFonts w:ascii="Times New Roman" w:eastAsia="Times New Roman" w:hAnsi="Times New Roman" w:cs="Times New Roman"/>
+          <w:color w:val="000000"/>
+          <w:sz w:val="28"/>
+          <w:szCs w:val="28"/>
+          <w:lang w:eastAsia="ru-RU"/>
+        </w:rPr>
+        <w:t>Java</w:t>
+      </w:r>
+      <w:proofErr w:type="spellEnd"/>
+      <w:r>
+        <w:rPr>
+          <w:rFonts w:ascii="Times New Roman" w:eastAsia="Times New Roman" w:hAnsi="Times New Roman" w:cs="Times New Roman"/>
+          <w:color w:val="000000"/>
+          <w:sz w:val="28"/>
+          <w:szCs w:val="28"/>
+          <w:lang w:eastAsia="ru-RU"/>
+        </w:rPr>
+        <w:t xml:space="preserve"> </w:t>
+      </w:r>
+      <w:proofErr w:type="spellStart"/>
+      <w:r>
+        <w:rPr>
+          <w:rFonts w:ascii="Times New Roman" w:eastAsia="Times New Roman" w:hAnsi="Times New Roman" w:cs="Times New Roman"/>
+          <w:color w:val="000000"/>
+          <w:sz w:val="28"/>
+          <w:szCs w:val="28"/>
+          <w:lang w:eastAsia="ru-RU"/>
+        </w:rPr>
+        <w:t>Spring</w:t>
+      </w:r>
+      <w:proofErr w:type="spellEnd"/>
+      <w:r>
+        <w:rPr>
+          <w:rFonts w:ascii="Times New Roman" w:eastAsia="Times New Roman" w:hAnsi="Times New Roman" w:cs="Times New Roman"/>
+          <w:color w:val="000000"/>
+          <w:sz w:val="28"/>
+          <w:szCs w:val="28"/>
+          <w:lang w:eastAsia="ru-RU"/>
+        </w:rPr>
+        <w:t xml:space="preserve"> предоставляет разработчикам инструменты для создания сложных систем, например многопользовательских корпоративных веб-приложений со множеством функций для бизнеса. Он позволяет быстро </w:t>
+      </w:r>
+      <w:r>
+        <w:rPr>
+          <w:rFonts w:ascii="Times New Roman" w:eastAsia="Times New Roman" w:hAnsi="Times New Roman" w:cs="Times New Roman"/>
+          <w:color w:val="000000"/>
+          <w:sz w:val="28"/>
+          <w:szCs w:val="28"/>
+          <w:lang w:eastAsia="ru-RU"/>
+        </w:rPr>
+        <w:lastRenderedPageBreak/>
+        <w:t xml:space="preserve">создавать приложения, которые умеют работать с базами данных и облаками, состоят из разных модулей, обмениваются данными с пользователями через интернет по защищённым каналам. Теоретически всё это можно реализовать в </w:t>
+      </w:r>
+      <w:proofErr w:type="spellStart"/>
+      <w:r>
+        <w:rPr>
+          <w:rFonts w:ascii="Times New Roman" w:eastAsia="Times New Roman" w:hAnsi="Times New Roman" w:cs="Times New Roman"/>
+          <w:color w:val="000000"/>
+          <w:sz w:val="28"/>
+          <w:szCs w:val="28"/>
+          <w:lang w:eastAsia="ru-RU"/>
+        </w:rPr>
+        <w:t>Java</w:t>
+      </w:r>
+      <w:proofErr w:type="spellEnd"/>
+      <w:r>
+        <w:rPr>
+          <w:rFonts w:ascii="Times New Roman" w:eastAsia="Times New Roman" w:hAnsi="Times New Roman" w:cs="Times New Roman"/>
+          <w:color w:val="000000"/>
+          <w:sz w:val="28"/>
+          <w:szCs w:val="28"/>
+          <w:lang w:eastAsia="ru-RU"/>
+        </w:rPr>
+        <w:t xml:space="preserve"> и вручную, но </w:t>
+      </w:r>
+      <w:proofErr w:type="spellStart"/>
+      <w:r>
+        <w:rPr>
+          <w:rFonts w:ascii="Times New Roman" w:eastAsia="Times New Roman" w:hAnsi="Times New Roman" w:cs="Times New Roman"/>
+          <w:color w:val="000000"/>
+          <w:sz w:val="28"/>
+          <w:szCs w:val="28"/>
+          <w:lang w:eastAsia="ru-RU"/>
+        </w:rPr>
+        <w:t>Spring</w:t>
+      </w:r>
+      <w:proofErr w:type="spellEnd"/>
+      <w:r>
+        <w:rPr>
+          <w:rFonts w:ascii="Times New Roman" w:eastAsia="Times New Roman" w:hAnsi="Times New Roman" w:cs="Times New Roman"/>
+          <w:color w:val="000000"/>
+          <w:sz w:val="28"/>
+          <w:szCs w:val="28"/>
+          <w:lang w:eastAsia="ru-RU"/>
+        </w:rPr>
+        <w:t xml:space="preserve"> даёт разработчикам уже готовые инструменты, которые позволяют писать код гораздо быстрее и концентрироваться не на формальностях, а на уникальных функциях программы.</w:t>
+      </w:r>
+    </w:p>
+    <w:p>
+      <w:pPr>
+        <w:spacing w:line="360" w:lineRule="auto"/>
+        <w:ind w:firstLine="709"/>
+        <w:rPr>
+          <w:rFonts w:ascii="Times New Roman" w:eastAsia="Times New Roman" w:hAnsi="Times New Roman" w:cs="Times New Roman"/>
+          <w:color w:val="000000"/>
+          <w:sz w:val="28"/>
+          <w:szCs w:val="28"/>
+          <w:lang w:eastAsia="ru-RU"/>
+        </w:rPr>
+      </w:pPr>
+      <w:r>
+        <w:rPr>
+          <w:rFonts w:ascii="Times New Roman" w:eastAsia="Times New Roman" w:hAnsi="Times New Roman" w:cs="Times New Roman"/>
+          <w:color w:val="000000"/>
+          <w:sz w:val="28"/>
+          <w:szCs w:val="28"/>
+          <w:lang w:eastAsia="ru-RU"/>
+        </w:rPr>
+        <w:t xml:space="preserve">Иногда </w:t>
+      </w:r>
+      <w:proofErr w:type="spellStart"/>
+      <w:r>
+        <w:rPr>
+          <w:rFonts w:ascii="Times New Roman" w:eastAsia="Times New Roman" w:hAnsi="Times New Roman" w:cs="Times New Roman"/>
+          <w:color w:val="000000"/>
+          <w:sz w:val="28"/>
+          <w:szCs w:val="28"/>
+          <w:lang w:eastAsia="ru-RU"/>
+        </w:rPr>
+        <w:t>Java</w:t>
+      </w:r>
+      <w:proofErr w:type="spellEnd"/>
+      <w:r>
+        <w:rPr>
+          <w:rFonts w:ascii="Times New Roman" w:eastAsia="Times New Roman" w:hAnsi="Times New Roman" w:cs="Times New Roman"/>
+          <w:color w:val="000000"/>
+          <w:sz w:val="28"/>
+          <w:szCs w:val="28"/>
+          <w:lang w:eastAsia="ru-RU"/>
+        </w:rPr>
+        <w:t xml:space="preserve"> </w:t>
+      </w:r>
+      <w:proofErr w:type="spellStart"/>
+      <w:r>
+        <w:rPr>
+          <w:rFonts w:ascii="Times New Roman" w:eastAsia="Times New Roman" w:hAnsi="Times New Roman" w:cs="Times New Roman"/>
+          <w:color w:val="000000"/>
+          <w:sz w:val="28"/>
+          <w:szCs w:val="28"/>
+          <w:lang w:eastAsia="ru-RU"/>
+        </w:rPr>
+        <w:t>Spring</w:t>
+      </w:r>
+      <w:proofErr w:type="spellEnd"/>
+      <w:r>
+        <w:rPr>
+          <w:rFonts w:ascii="Times New Roman" w:eastAsia="Times New Roman" w:hAnsi="Times New Roman" w:cs="Times New Roman"/>
+          <w:color w:val="000000"/>
+          <w:sz w:val="28"/>
+          <w:szCs w:val="28"/>
+          <w:lang w:eastAsia="ru-RU"/>
+        </w:rPr>
+        <w:t xml:space="preserve"> называют «фреймворк фреймворков», потому что он содержит в себе другие популярные фреймворки, модули и библиотеки: </w:t>
+      </w:r>
+      <w:proofErr w:type="spellStart"/>
+      <w:r>
+        <w:rPr>
+          <w:rFonts w:ascii="Times New Roman" w:eastAsia="Times New Roman" w:hAnsi="Times New Roman" w:cs="Times New Roman"/>
+          <w:color w:val="000000"/>
+          <w:sz w:val="28"/>
+          <w:szCs w:val="28"/>
+          <w:lang w:eastAsia="ru-RU"/>
+        </w:rPr>
+        <w:t>Struts</w:t>
+      </w:r>
+      <w:proofErr w:type="spellEnd"/>
+      <w:r>
+        <w:rPr>
+          <w:rFonts w:ascii="Times New Roman" w:eastAsia="Times New Roman" w:hAnsi="Times New Roman" w:cs="Times New Roman"/>
+          <w:color w:val="000000"/>
+          <w:sz w:val="28"/>
+          <w:szCs w:val="28"/>
+          <w:lang w:eastAsia="ru-RU"/>
+        </w:rPr>
+        <w:t xml:space="preserve">, </w:t>
+      </w:r>
+      <w:proofErr w:type="spellStart"/>
+      <w:r>
+        <w:rPr>
+          <w:rFonts w:ascii="Times New Roman" w:eastAsia="Times New Roman" w:hAnsi="Times New Roman" w:cs="Times New Roman"/>
+          <w:color w:val="000000"/>
+          <w:sz w:val="28"/>
+          <w:szCs w:val="28"/>
+          <w:lang w:eastAsia="ru-RU"/>
+        </w:rPr>
+        <w:t>Hibernate</w:t>
+      </w:r>
+      <w:proofErr w:type="spellEnd"/>
+      <w:r>
+        <w:rPr>
+          <w:rFonts w:ascii="Times New Roman" w:eastAsia="Times New Roman" w:hAnsi="Times New Roman" w:cs="Times New Roman"/>
+          <w:color w:val="000000"/>
+          <w:sz w:val="28"/>
+          <w:szCs w:val="28"/>
+          <w:lang w:eastAsia="ru-RU"/>
+        </w:rPr>
+        <w:t xml:space="preserve">, </w:t>
+      </w:r>
+      <w:proofErr w:type="spellStart"/>
+      <w:r>
+        <w:rPr>
+          <w:rFonts w:ascii="Times New Roman" w:eastAsia="Times New Roman" w:hAnsi="Times New Roman" w:cs="Times New Roman"/>
+          <w:color w:val="000000"/>
+          <w:sz w:val="28"/>
+          <w:szCs w:val="28"/>
+          <w:lang w:eastAsia="ru-RU"/>
+        </w:rPr>
+        <w:t>Tapestry</w:t>
+      </w:r>
+      <w:proofErr w:type="spellEnd"/>
+      <w:r>
+        <w:rPr>
+          <w:rFonts w:ascii="Times New Roman" w:eastAsia="Times New Roman" w:hAnsi="Times New Roman" w:cs="Times New Roman"/>
+          <w:color w:val="000000"/>
+          <w:sz w:val="28"/>
+          <w:szCs w:val="28"/>
+          <w:lang w:eastAsia="ru-RU"/>
+        </w:rPr>
+        <w:t>, EJB, JSF и другие.</w:t>
+      </w:r>
+    </w:p>
+    <w:p>
+      <w:pPr>
+        <w:spacing w:line="360" w:lineRule="auto"/>
+        <w:ind w:firstLine="709"/>
+        <w:rPr>
+          <w:rFonts w:ascii="Times New Roman" w:eastAsia="Times New Roman" w:hAnsi="Times New Roman" w:cs="Times New Roman"/>
+          <w:color w:val="000000"/>
+          <w:sz w:val="28"/>
+          <w:szCs w:val="28"/>
+          <w:lang w:val="en-US" w:eastAsia="ru-RU"/>
+        </w:rPr>
+      </w:pPr>
+      <w:r>
+        <w:rPr>
+          <w:rFonts w:ascii="Times New Roman" w:eastAsia="Times New Roman" w:hAnsi="Times New Roman" w:cs="Times New Roman"/>
+          <w:color w:val="000000"/>
+          <w:sz w:val="28"/>
+          <w:szCs w:val="28"/>
+          <w:lang w:eastAsia="ru-RU"/>
+        </w:rPr>
+        <w:t xml:space="preserve">С помощью </w:t>
+      </w:r>
+      <w:proofErr w:type="spellStart"/>
+      <w:r>
+        <w:rPr>
+          <w:rFonts w:ascii="Times New Roman" w:eastAsia="Times New Roman" w:hAnsi="Times New Roman" w:cs="Times New Roman"/>
+          <w:color w:val="000000"/>
+          <w:sz w:val="28"/>
+          <w:szCs w:val="28"/>
+          <w:lang w:eastAsia="ru-RU"/>
+        </w:rPr>
+        <w:t>Spring</w:t>
+      </w:r>
+      <w:proofErr w:type="spellEnd"/>
+      <w:r>
+        <w:rPr>
+          <w:rFonts w:ascii="Times New Roman" w:eastAsia="Times New Roman" w:hAnsi="Times New Roman" w:cs="Times New Roman"/>
+          <w:color w:val="000000"/>
+          <w:sz w:val="28"/>
+          <w:szCs w:val="28"/>
+          <w:lang w:eastAsia="ru-RU"/>
+        </w:rPr>
+        <w:t xml:space="preserve"> </w:t>
+      </w:r>
+      <w:proofErr w:type="spellStart"/>
+      <w:r>
+        <w:rPr>
+          <w:rFonts w:ascii="Times New Roman" w:eastAsia="Times New Roman" w:hAnsi="Times New Roman" w:cs="Times New Roman"/>
+          <w:color w:val="000000"/>
+          <w:sz w:val="28"/>
+          <w:szCs w:val="28"/>
+          <w:lang w:eastAsia="ru-RU"/>
+        </w:rPr>
+        <w:t>Java</w:t>
+      </w:r>
+      <w:proofErr w:type="spellEnd"/>
+      <w:r>
+        <w:rPr>
+          <w:rFonts w:ascii="Times New Roman" w:eastAsia="Times New Roman" w:hAnsi="Times New Roman" w:cs="Times New Roman"/>
+          <w:color w:val="000000"/>
+          <w:sz w:val="28"/>
+          <w:szCs w:val="28"/>
+          <w:lang w:eastAsia="ru-RU"/>
+        </w:rPr>
+        <w:t xml:space="preserve">-разработчики создают серверное ПО для работы с современными десктопными, мобильными и веб-приложениями. </w:t>
+      </w:r>
+      <w:proofErr w:type="spellStart"/>
+      <w:r>
+        <w:rPr>
+          <w:rFonts w:ascii="Times New Roman" w:eastAsia="Times New Roman" w:hAnsi="Times New Roman" w:cs="Times New Roman"/>
+          <w:color w:val="000000"/>
+          <w:sz w:val="28"/>
+          <w:szCs w:val="28"/>
+          <w:lang w:eastAsia="ru-RU"/>
+        </w:rPr>
+        <w:t>Spring</w:t>
+      </w:r>
+      <w:proofErr w:type="spellEnd"/>
+      <w:r>
+        <w:rPr>
+          <w:rFonts w:ascii="Times New Roman" w:eastAsia="Times New Roman" w:hAnsi="Times New Roman" w:cs="Times New Roman"/>
+          <w:color w:val="000000"/>
+          <w:sz w:val="28"/>
+          <w:szCs w:val="28"/>
+          <w:lang w:eastAsia="ru-RU"/>
+        </w:rPr>
+        <w:t xml:space="preserve"> полезен как для простых сервисов, так и для больших проектов из множества модулей и сотен функций.</w:t>
+      </w:r>
+      <w:r>
+        <w:rPr>
+          <w:rFonts w:ascii="Times New Roman" w:eastAsia="Times New Roman" w:hAnsi="Times New Roman" w:cs="Times New Roman"/>
+          <w:color w:val="000000"/>
+          <w:sz w:val="28"/>
+          <w:szCs w:val="28"/>
+          <w:lang w:eastAsia="ru-RU"/>
+        </w:rPr>
+        <w:t xml:space="preserve"> </w:t>
+      </w:r>
+      <w:r>
+        <w:rPr>
+          <w:rFonts w:ascii="Times New Roman" w:eastAsia="Times New Roman" w:hAnsi="Times New Roman" w:cs="Times New Roman"/>
+          <w:color w:val="000000"/>
+          <w:sz w:val="28"/>
+          <w:szCs w:val="28"/>
+          <w:lang w:val="en-US" w:eastAsia="ru-RU"/>
+        </w:rPr>
+        <w:t>Spring</w:t>
+      </w:r>
+      <w:r>
+        <w:rPr>
+          <w:rFonts w:ascii="Times New Roman" w:eastAsia="Times New Roman" w:hAnsi="Times New Roman" w:cs="Times New Roman"/>
+          <w:color w:val="000000"/>
+          <w:sz w:val="28"/>
+          <w:szCs w:val="28"/>
+          <w:lang w:eastAsia="ru-RU"/>
+        </w:rPr>
+        <w:t xml:space="preserve"> </w:t>
+      </w:r>
+      <w:r>
+        <w:rPr>
+          <w:rFonts w:ascii="Times New Roman" w:eastAsia="Times New Roman" w:hAnsi="Times New Roman" w:cs="Times New Roman"/>
+          <w:color w:val="000000"/>
+          <w:sz w:val="28"/>
+          <w:szCs w:val="28"/>
+          <w:lang w:eastAsia="ru-RU"/>
+        </w:rPr>
+        <w:t>помогает проектировать приложения, писать меньше рутинных функций и объединять между собой разные модули приложения.</w:t>
+      </w:r>
+      <w:r>
+        <w:rPr>
+          <w:rFonts w:ascii="Times New Roman" w:eastAsia="Times New Roman" w:hAnsi="Times New Roman" w:cs="Times New Roman"/>
+          <w:color w:val="000000"/>
+          <w:sz w:val="28"/>
+          <w:szCs w:val="28"/>
+          <w:lang w:eastAsia="ru-RU"/>
+        </w:rPr>
+        <w:t xml:space="preserve"> </w:t>
+      </w:r>
+      <w:r>
+        <w:rPr>
+          <w:rFonts w:ascii="Times New Roman" w:eastAsia="Times New Roman" w:hAnsi="Times New Roman" w:cs="Times New Roman"/>
+          <w:color w:val="000000"/>
+          <w:sz w:val="28"/>
+          <w:szCs w:val="28"/>
+          <w:lang w:val="en-US" w:eastAsia="ru-RU"/>
+        </w:rPr>
+        <w:t>[12]</w:t>
+      </w:r>
+    </w:p>
+    <w:p>
+      <w:pPr>
+        <w:spacing w:line="360" w:lineRule="auto"/>
+        <w:ind w:firstLine="709"/>
+        <w:rPr>
+          <w:rFonts w:ascii="Times New Roman" w:eastAsia="Times New Roman" w:hAnsi="Times New Roman" w:cs="Times New Roman"/>
+          <w:color w:val="000000"/>
+          <w:sz w:val="28"/>
+          <w:szCs w:val="28"/>
+          <w:lang w:eastAsia="ru-RU"/>
+        </w:rPr>
+      </w:pPr>
+      <w:r>
+        <w:rPr>
+          <w:rFonts w:ascii="Times New Roman" w:eastAsia="Times New Roman" w:hAnsi="Times New Roman" w:cs="Times New Roman"/>
+          <w:color w:val="000000"/>
+          <w:sz w:val="28"/>
+          <w:szCs w:val="28"/>
+          <w:lang w:eastAsia="ru-RU"/>
+        </w:rPr>
+        <w:t xml:space="preserve">Популярные и часто используемые модули в </w:t>
+      </w:r>
+      <w:r>
+        <w:rPr>
+          <w:rFonts w:ascii="Times New Roman" w:eastAsia="Times New Roman" w:hAnsi="Times New Roman" w:cs="Times New Roman"/>
+          <w:color w:val="000000"/>
+          <w:sz w:val="28"/>
+          <w:szCs w:val="28"/>
+          <w:lang w:val="en-US" w:eastAsia="ru-RU"/>
+        </w:rPr>
+        <w:t>Spring</w:t>
+      </w:r>
+      <w:r>
+        <w:rPr>
+          <w:rFonts w:ascii="Times New Roman" w:eastAsia="Times New Roman" w:hAnsi="Times New Roman" w:cs="Times New Roman"/>
+          <w:color w:val="000000"/>
+          <w:sz w:val="28"/>
+          <w:szCs w:val="28"/>
+          <w:lang w:eastAsia="ru-RU"/>
+        </w:rPr>
+        <w:t>:</w:t>
+      </w:r>
+    </w:p>
+    <w:p>
+      <w:pPr>
+        <w:spacing w:line="360" w:lineRule="auto"/>
+        <w:ind w:firstLine="709"/>
+        <w:rPr>
+          <w:rFonts w:ascii="Times New Roman" w:eastAsia="Times New Roman" w:hAnsi="Times New Roman" w:cs="Times New Roman"/>
+          <w:color w:val="000000"/>
+          <w:sz w:val="28"/>
+          <w:szCs w:val="28"/>
+          <w:lang w:eastAsia="ru-RU"/>
+        </w:rPr>
+      </w:pPr>
+      <w:r>
+        <w:rPr>
+          <w:rFonts w:ascii="Times New Roman" w:eastAsia="Times New Roman" w:hAnsi="Times New Roman" w:cs="Times New Roman"/>
+          <w:color w:val="000000"/>
+          <w:sz w:val="28"/>
+          <w:szCs w:val="28"/>
+          <w:lang w:eastAsia="ru-RU"/>
+        </w:rPr>
+        <w:t xml:space="preserve">- </w:t>
+      </w:r>
+      <w:r>
+        <w:rPr>
+          <w:rFonts w:ascii="Times New Roman" w:eastAsia="Times New Roman" w:hAnsi="Times New Roman" w:cs="Times New Roman"/>
+          <w:color w:val="000000"/>
+          <w:sz w:val="28"/>
+          <w:szCs w:val="28"/>
+          <w:lang w:val="en-US" w:eastAsia="ru-RU"/>
+        </w:rPr>
+        <w:t>Spring</w:t>
+      </w:r>
+      <w:r>
+        <w:rPr>
+          <w:rFonts w:ascii="Times New Roman" w:eastAsia="Times New Roman" w:hAnsi="Times New Roman" w:cs="Times New Roman"/>
+          <w:color w:val="000000"/>
+          <w:sz w:val="28"/>
+          <w:szCs w:val="28"/>
+          <w:lang w:eastAsia="ru-RU"/>
+        </w:rPr>
+        <w:t xml:space="preserve"> </w:t>
+      </w:r>
+      <w:r>
+        <w:rPr>
+          <w:rFonts w:ascii="Times New Roman" w:eastAsia="Times New Roman" w:hAnsi="Times New Roman" w:cs="Times New Roman"/>
+          <w:color w:val="000000"/>
+          <w:sz w:val="28"/>
+          <w:szCs w:val="28"/>
+          <w:lang w:val="en-US" w:eastAsia="ru-RU"/>
+        </w:rPr>
+        <w:t>Web</w:t>
+      </w:r>
+      <w:r>
+        <w:rPr>
+          <w:rFonts w:ascii="Times New Roman" w:eastAsia="Times New Roman" w:hAnsi="Times New Roman" w:cs="Times New Roman"/>
+          <w:color w:val="000000"/>
+          <w:sz w:val="28"/>
+          <w:szCs w:val="28"/>
+          <w:lang w:eastAsia="ru-RU"/>
+        </w:rPr>
+        <w:t xml:space="preserve">: </w:t>
+      </w:r>
+      <w:r>
+        <w:rPr>
+          <w:rFonts w:ascii="Times New Roman" w:eastAsia="Times New Roman" w:hAnsi="Times New Roman" w:cs="Times New Roman"/>
+          <w:color w:val="000000"/>
+          <w:sz w:val="28"/>
+          <w:szCs w:val="28"/>
+          <w:lang w:eastAsia="ru-RU"/>
+        </w:rPr>
+        <w:t xml:space="preserve">для создания веб-приложений и </w:t>
+      </w:r>
+      <w:r>
+        <w:rPr>
+          <w:rFonts w:ascii="Times New Roman" w:eastAsia="Times New Roman" w:hAnsi="Times New Roman" w:cs="Times New Roman"/>
+          <w:color w:val="000000"/>
+          <w:sz w:val="28"/>
+          <w:szCs w:val="28"/>
+          <w:lang w:val="en-US" w:eastAsia="ru-RU"/>
+        </w:rPr>
+        <w:t>RESTful</w:t>
+      </w:r>
+      <w:r>
+        <w:rPr>
+          <w:rFonts w:ascii="Times New Roman" w:eastAsia="Times New Roman" w:hAnsi="Times New Roman" w:cs="Times New Roman"/>
+          <w:color w:val="000000"/>
+          <w:sz w:val="28"/>
+          <w:szCs w:val="28"/>
+          <w:lang w:eastAsia="ru-RU"/>
+        </w:rPr>
+        <w:t>-</w:t>
+      </w:r>
+      <w:r>
+        <w:rPr>
+          <w:rFonts w:ascii="Times New Roman" w:eastAsia="Times New Roman" w:hAnsi="Times New Roman" w:cs="Times New Roman"/>
+          <w:color w:val="000000"/>
+          <w:sz w:val="28"/>
+          <w:szCs w:val="28"/>
+          <w:lang w:eastAsia="ru-RU"/>
+        </w:rPr>
+        <w:t>сервисов;</w:t>
+      </w:r>
+    </w:p>
+    <w:p>
+      <w:pPr>
+        <w:spacing w:line="360" w:lineRule="auto"/>
+        <w:ind w:firstLine="709"/>
+        <w:rPr>
+          <w:rFonts w:ascii="Times New Roman" w:eastAsia="Times New Roman" w:hAnsi="Times New Roman" w:cs="Times New Roman"/>
+          <w:color w:val="000000"/>
+          <w:sz w:val="28"/>
+          <w:szCs w:val="28"/>
+          <w:lang w:eastAsia="ru-RU"/>
+        </w:rPr>
+      </w:pPr>
+      <w:r>
+        <w:rPr>
+          <w:rFonts w:ascii="Times New Roman" w:eastAsia="Times New Roman" w:hAnsi="Times New Roman" w:cs="Times New Roman"/>
+          <w:color w:val="000000"/>
+          <w:sz w:val="28"/>
+          <w:szCs w:val="28"/>
+          <w:lang w:eastAsia="ru-RU"/>
+        </w:rPr>
+        <w:t xml:space="preserve">- </w:t>
+      </w:r>
+      <w:r>
+        <w:rPr>
+          <w:rFonts w:ascii="Times New Roman" w:eastAsia="Times New Roman" w:hAnsi="Times New Roman" w:cs="Times New Roman"/>
+          <w:color w:val="000000"/>
+          <w:sz w:val="28"/>
+          <w:szCs w:val="28"/>
+          <w:lang w:val="en-US" w:eastAsia="ru-RU"/>
+        </w:rPr>
+        <w:t>Spring</w:t>
+      </w:r>
+      <w:r>
+        <w:rPr>
+          <w:rFonts w:ascii="Times New Roman" w:eastAsia="Times New Roman" w:hAnsi="Times New Roman" w:cs="Times New Roman"/>
+          <w:color w:val="000000"/>
+          <w:sz w:val="28"/>
+          <w:szCs w:val="28"/>
+          <w:lang w:eastAsia="ru-RU"/>
+        </w:rPr>
+        <w:t xml:space="preserve"> </w:t>
+      </w:r>
+      <w:r>
+        <w:rPr>
+          <w:rFonts w:ascii="Times New Roman" w:eastAsia="Times New Roman" w:hAnsi="Times New Roman" w:cs="Times New Roman"/>
+          <w:color w:val="000000"/>
+          <w:sz w:val="28"/>
+          <w:szCs w:val="28"/>
+          <w:lang w:val="en-US" w:eastAsia="ru-RU"/>
+        </w:rPr>
+        <w:t>Data</w:t>
+      </w:r>
+      <w:r>
+        <w:rPr>
+          <w:rFonts w:ascii="Times New Roman" w:eastAsia="Times New Roman" w:hAnsi="Times New Roman" w:cs="Times New Roman"/>
+          <w:color w:val="000000"/>
+          <w:sz w:val="28"/>
+          <w:szCs w:val="28"/>
+          <w:lang w:eastAsia="ru-RU"/>
+        </w:rPr>
+        <w:t xml:space="preserve">: </w:t>
+      </w:r>
+      <w:r>
+        <w:rPr>
+          <w:rFonts w:ascii="Times New Roman" w:eastAsia="Times New Roman" w:hAnsi="Times New Roman" w:cs="Times New Roman"/>
+          <w:color w:val="000000"/>
+          <w:sz w:val="28"/>
+          <w:szCs w:val="28"/>
+          <w:lang w:eastAsia="ru-RU"/>
+        </w:rPr>
+        <w:t xml:space="preserve">для упрощения работы с реляционными и </w:t>
+      </w:r>
+      <w:proofErr w:type="spellStart"/>
+      <w:r>
+        <w:rPr>
+          <w:rFonts w:ascii="Times New Roman" w:eastAsia="Times New Roman" w:hAnsi="Times New Roman" w:cs="Times New Roman"/>
+          <w:color w:val="000000"/>
+          <w:sz w:val="28"/>
+          <w:szCs w:val="28"/>
+          <w:lang w:eastAsia="ru-RU"/>
+        </w:rPr>
+        <w:t>нереляционными</w:t>
+      </w:r>
+      <w:proofErr w:type="spellEnd"/>
+      <w:r>
+        <w:rPr>
+          <w:rFonts w:ascii="Times New Roman" w:eastAsia="Times New Roman" w:hAnsi="Times New Roman" w:cs="Times New Roman"/>
+          <w:color w:val="000000"/>
+          <w:sz w:val="28"/>
+          <w:szCs w:val="28"/>
+          <w:lang w:eastAsia="ru-RU"/>
+        </w:rPr>
+        <w:t xml:space="preserve"> базами данных, облачными сервисами и фреймворками </w:t>
+      </w:r>
+      <w:r>
+        <w:rPr>
+          <w:rFonts w:ascii="Times New Roman" w:eastAsia="Times New Roman" w:hAnsi="Times New Roman" w:cs="Times New Roman"/>
+          <w:color w:val="000000"/>
+          <w:sz w:val="28"/>
+          <w:szCs w:val="28"/>
+          <w:lang w:val="en-US" w:eastAsia="ru-RU"/>
+        </w:rPr>
+        <w:t>map</w:t>
+      </w:r>
+      <w:r>
+        <w:rPr>
+          <w:rFonts w:ascii="Times New Roman" w:eastAsia="Times New Roman" w:hAnsi="Times New Roman" w:cs="Times New Roman"/>
+          <w:color w:val="000000"/>
+          <w:sz w:val="28"/>
+          <w:szCs w:val="28"/>
+          <w:lang w:eastAsia="ru-RU"/>
+        </w:rPr>
+        <w:t>-</w:t>
+      </w:r>
+      <w:r>
+        <w:rPr>
+          <w:rFonts w:ascii="Times New Roman" w:eastAsia="Times New Roman" w:hAnsi="Times New Roman" w:cs="Times New Roman"/>
+          <w:color w:val="000000"/>
+          <w:sz w:val="28"/>
+          <w:szCs w:val="28"/>
+          <w:lang w:val="en-US" w:eastAsia="ru-RU"/>
+        </w:rPr>
+        <w:t>reduce</w:t>
+      </w:r>
+      <w:r>
+        <w:rPr>
+          <w:rFonts w:ascii="Times New Roman" w:eastAsia="Times New Roman" w:hAnsi="Times New Roman" w:cs="Times New Roman"/>
+          <w:color w:val="000000"/>
+          <w:sz w:val="28"/>
+          <w:szCs w:val="28"/>
+          <w:lang w:eastAsia="ru-RU"/>
+        </w:rPr>
+        <w:t>;</w:t>
+      </w:r>
+    </w:p>
+    <w:p>
+      <w:pPr>
+        <w:spacing w:line="360" w:lineRule="auto"/>
+        <w:ind w:firstLine="709"/>
+        <w:rPr>
+          <w:rFonts w:ascii="Times New Roman" w:eastAsia="Times New Roman" w:hAnsi="Times New Roman" w:cs="Times New Roman"/>
+          <w:color w:val="000000"/>
+          <w:sz w:val="28"/>
+          <w:szCs w:val="28"/>
+          <w:lang w:eastAsia="ru-RU"/>
+        </w:rPr>
+      </w:pPr>
+      <w:r>
+        <w:rPr>
+          <w:rFonts w:ascii="Times New Roman" w:eastAsia="Times New Roman" w:hAnsi="Times New Roman" w:cs="Times New Roman"/>
+          <w:color w:val="000000"/>
+          <w:sz w:val="28"/>
+          <w:szCs w:val="28"/>
+          <w:lang w:eastAsia="ru-RU"/>
+        </w:rPr>
+        <w:t xml:space="preserve">- </w:t>
+      </w:r>
+      <w:r>
+        <w:rPr>
+          <w:rFonts w:ascii="Times New Roman" w:eastAsia="Times New Roman" w:hAnsi="Times New Roman" w:cs="Times New Roman"/>
+          <w:color w:val="000000"/>
+          <w:sz w:val="28"/>
+          <w:szCs w:val="28"/>
+          <w:lang w:val="en-US" w:eastAsia="ru-RU"/>
+        </w:rPr>
+        <w:t>Spring</w:t>
+      </w:r>
+      <w:r>
+        <w:rPr>
+          <w:rFonts w:ascii="Times New Roman" w:eastAsia="Times New Roman" w:hAnsi="Times New Roman" w:cs="Times New Roman"/>
+          <w:color w:val="000000"/>
+          <w:sz w:val="28"/>
+          <w:szCs w:val="28"/>
+          <w:lang w:eastAsia="ru-RU"/>
+        </w:rPr>
+        <w:t xml:space="preserve"> </w:t>
+      </w:r>
+      <w:r>
+        <w:rPr>
+          <w:rFonts w:ascii="Times New Roman" w:eastAsia="Times New Roman" w:hAnsi="Times New Roman" w:cs="Times New Roman"/>
+          <w:color w:val="000000"/>
+          <w:sz w:val="28"/>
+          <w:szCs w:val="28"/>
+          <w:lang w:val="en-US" w:eastAsia="ru-RU"/>
+        </w:rPr>
+        <w:t>Security</w:t>
+      </w:r>
+      <w:r>
+        <w:rPr>
+          <w:rFonts w:ascii="Times New Roman" w:eastAsia="Times New Roman" w:hAnsi="Times New Roman" w:cs="Times New Roman"/>
+          <w:color w:val="000000"/>
+          <w:sz w:val="28"/>
+          <w:szCs w:val="28"/>
+          <w:lang w:eastAsia="ru-RU"/>
+        </w:rPr>
+        <w:t xml:space="preserve">: </w:t>
+      </w:r>
+      <w:r>
+        <w:rPr>
+          <w:rFonts w:ascii="Times New Roman" w:eastAsia="Times New Roman" w:hAnsi="Times New Roman" w:cs="Times New Roman"/>
+          <w:color w:val="000000"/>
+          <w:sz w:val="28"/>
+          <w:szCs w:val="28"/>
+          <w:lang w:eastAsia="ru-RU"/>
+        </w:rPr>
+        <w:t xml:space="preserve">комплексная система безопасности для </w:t>
+      </w:r>
+      <w:r>
+        <w:rPr>
+          <w:rFonts w:ascii="Times New Roman" w:eastAsia="Times New Roman" w:hAnsi="Times New Roman" w:cs="Times New Roman"/>
+          <w:color w:val="000000"/>
+          <w:sz w:val="28"/>
+          <w:szCs w:val="28"/>
+          <w:lang w:val="en-US" w:eastAsia="ru-RU"/>
+        </w:rPr>
+        <w:t>Java</w:t>
+      </w:r>
+      <w:r>
+        <w:rPr>
+          <w:rFonts w:ascii="Times New Roman" w:eastAsia="Times New Roman" w:hAnsi="Times New Roman" w:cs="Times New Roman"/>
+          <w:color w:val="000000"/>
+          <w:sz w:val="28"/>
+          <w:szCs w:val="28"/>
+          <w:lang w:eastAsia="ru-RU"/>
+        </w:rPr>
+        <w:t>-</w:t>
+      </w:r>
+      <w:r>
+        <w:rPr>
+          <w:rFonts w:ascii="Times New Roman" w:eastAsia="Times New Roman" w:hAnsi="Times New Roman" w:cs="Times New Roman"/>
+          <w:color w:val="000000"/>
+          <w:sz w:val="28"/>
+          <w:szCs w:val="28"/>
+          <w:lang w:eastAsia="ru-RU"/>
+        </w:rPr>
+        <w:t>приложений, включающая аутентификацию, проверку прав доступа и поддержку современных механизмов безопасности (</w:t>
+      </w:r>
+      <w:r>
+        <w:rPr>
+          <w:rFonts w:ascii="Times New Roman" w:eastAsia="Times New Roman" w:hAnsi="Times New Roman" w:cs="Times New Roman"/>
+          <w:color w:val="000000"/>
+          <w:sz w:val="28"/>
+          <w:szCs w:val="28"/>
+          <w:lang w:val="en-US" w:eastAsia="ru-RU"/>
+        </w:rPr>
+        <w:t>JWT</w:t>
+      </w:r>
+      <w:r>
+        <w:rPr>
+          <w:rFonts w:ascii="Times New Roman" w:eastAsia="Times New Roman" w:hAnsi="Times New Roman" w:cs="Times New Roman"/>
+          <w:color w:val="000000"/>
+          <w:sz w:val="28"/>
+          <w:szCs w:val="28"/>
+          <w:lang w:eastAsia="ru-RU"/>
+        </w:rPr>
+        <w:t xml:space="preserve">, </w:t>
+      </w:r>
+      <w:r>
+        <w:rPr>
+          <w:rFonts w:ascii="Times New Roman" w:eastAsia="Times New Roman" w:hAnsi="Times New Roman" w:cs="Times New Roman"/>
+          <w:color w:val="000000"/>
+          <w:sz w:val="28"/>
+          <w:szCs w:val="28"/>
+          <w:lang w:val="en-US" w:eastAsia="ru-RU"/>
+        </w:rPr>
+        <w:t>OAuth</w:t>
+      </w:r>
+      <w:r>
+        <w:rPr>
+          <w:rFonts w:ascii="Times New Roman" w:eastAsia="Times New Roman" w:hAnsi="Times New Roman" w:cs="Times New Roman"/>
+          <w:color w:val="000000"/>
+          <w:sz w:val="28"/>
+          <w:szCs w:val="28"/>
+          <w:lang w:eastAsia="ru-RU"/>
+        </w:rPr>
+        <w:t>2);</w:t>
+      </w:r>
+    </w:p>
+    <w:p>
+      <w:pPr>
+        <w:spacing w:line="360" w:lineRule="auto"/>
+        <w:ind w:firstLine="709"/>
+        <w:rPr>
+          <w:rFonts w:ascii="Times New Roman" w:eastAsia="Times New Roman" w:hAnsi="Times New Roman" w:cs="Times New Roman"/>
+          <w:color w:val="000000"/>
+          <w:sz w:val="28"/>
+          <w:szCs w:val="28"/>
+          <w:lang w:eastAsia="ru-RU"/>
+        </w:rPr>
+      </w:pPr>
+      <w:r>
+        <w:rPr>
+          <w:rFonts w:ascii="Times New Roman" w:eastAsia="Times New Roman" w:hAnsi="Times New Roman" w:cs="Times New Roman"/>
+          <w:color w:val="000000"/>
+          <w:sz w:val="28"/>
+          <w:szCs w:val="28"/>
+          <w:lang w:eastAsia="ru-RU"/>
+        </w:rPr>
+        <w:t xml:space="preserve">- </w:t>
+      </w:r>
+      <w:r>
+        <w:rPr>
+          <w:rFonts w:ascii="Times New Roman" w:eastAsia="Times New Roman" w:hAnsi="Times New Roman" w:cs="Times New Roman"/>
+          <w:color w:val="000000"/>
+          <w:sz w:val="28"/>
+          <w:szCs w:val="28"/>
+          <w:lang w:val="en-US" w:eastAsia="ru-RU"/>
+        </w:rPr>
+        <w:t>Spring</w:t>
+      </w:r>
+      <w:r>
+        <w:rPr>
+          <w:rFonts w:ascii="Times New Roman" w:eastAsia="Times New Roman" w:hAnsi="Times New Roman" w:cs="Times New Roman"/>
+          <w:color w:val="000000"/>
+          <w:sz w:val="28"/>
+          <w:szCs w:val="28"/>
+          <w:lang w:eastAsia="ru-RU"/>
+        </w:rPr>
+        <w:t xml:space="preserve"> </w:t>
+      </w:r>
+      <w:r>
+        <w:rPr>
+          <w:rFonts w:ascii="Times New Roman" w:eastAsia="Times New Roman" w:hAnsi="Times New Roman" w:cs="Times New Roman"/>
+          <w:color w:val="000000"/>
+          <w:sz w:val="28"/>
+          <w:szCs w:val="28"/>
+          <w:lang w:val="en-US" w:eastAsia="ru-RU"/>
+        </w:rPr>
+        <w:t>Core</w:t>
+      </w:r>
+      <w:r>
+        <w:rPr>
+          <w:rFonts w:ascii="Times New Roman" w:eastAsia="Times New Roman" w:hAnsi="Times New Roman" w:cs="Times New Roman"/>
+          <w:color w:val="000000"/>
+          <w:sz w:val="28"/>
+          <w:szCs w:val="28"/>
+          <w:lang w:eastAsia="ru-RU"/>
+        </w:rPr>
+        <w:t xml:space="preserve">: </w:t>
+      </w:r>
+      <w:r>
+        <w:rPr>
+          <w:rFonts w:ascii="Times New Roman" w:eastAsia="Times New Roman" w:hAnsi="Times New Roman" w:cs="Times New Roman"/>
+          <w:color w:val="000000"/>
+          <w:sz w:val="28"/>
+          <w:szCs w:val="28"/>
+          <w:lang w:eastAsia="ru-RU"/>
+        </w:rPr>
+        <w:t>ядро</w:t>
+      </w:r>
+      <w:r>
+        <w:rPr>
+          <w:rFonts w:ascii="Times New Roman" w:eastAsia="Times New Roman" w:hAnsi="Times New Roman" w:cs="Times New Roman"/>
+          <w:color w:val="000000"/>
+          <w:sz w:val="28"/>
+          <w:szCs w:val="28"/>
+          <w:lang w:eastAsia="ru-RU"/>
+        </w:rPr>
+        <w:t xml:space="preserve"> </w:t>
+      </w:r>
+      <w:r>
+        <w:rPr>
+          <w:rFonts w:ascii="Times New Roman" w:eastAsia="Times New Roman" w:hAnsi="Times New Roman" w:cs="Times New Roman"/>
+          <w:color w:val="000000"/>
+          <w:sz w:val="28"/>
+          <w:szCs w:val="28"/>
+          <w:lang w:eastAsia="ru-RU"/>
+        </w:rPr>
+        <w:t>фреймворка</w:t>
+      </w:r>
+      <w:r>
+        <w:rPr>
+          <w:rFonts w:ascii="Times New Roman" w:eastAsia="Times New Roman" w:hAnsi="Times New Roman" w:cs="Times New Roman"/>
+          <w:color w:val="000000"/>
+          <w:sz w:val="28"/>
+          <w:szCs w:val="28"/>
+          <w:lang w:eastAsia="ru-RU"/>
+        </w:rPr>
+        <w:t xml:space="preserve"> </w:t>
+      </w:r>
+      <w:r>
+        <w:rPr>
+          <w:rFonts w:ascii="Times New Roman" w:eastAsia="Times New Roman" w:hAnsi="Times New Roman" w:cs="Times New Roman"/>
+          <w:color w:val="000000"/>
+          <w:sz w:val="28"/>
+          <w:szCs w:val="28"/>
+          <w:lang w:eastAsia="ru-RU"/>
+        </w:rPr>
+        <w:t>и основа, реализующая принципы инверсии контроля (</w:t>
+      </w:r>
+      <w:r>
+        <w:rPr>
+          <w:rFonts w:ascii="Times New Roman" w:eastAsia="Times New Roman" w:hAnsi="Times New Roman" w:cs="Times New Roman"/>
+          <w:color w:val="000000"/>
+          <w:sz w:val="28"/>
+          <w:szCs w:val="28"/>
+          <w:lang w:val="en-US" w:eastAsia="ru-RU"/>
+        </w:rPr>
+        <w:t>Inversion</w:t>
+      </w:r>
+      <w:r>
+        <w:rPr>
+          <w:rFonts w:ascii="Times New Roman" w:eastAsia="Times New Roman" w:hAnsi="Times New Roman" w:cs="Times New Roman"/>
+          <w:color w:val="000000"/>
+          <w:sz w:val="28"/>
+          <w:szCs w:val="28"/>
+          <w:lang w:eastAsia="ru-RU"/>
+        </w:rPr>
+        <w:t xml:space="preserve"> </w:t>
+      </w:r>
+      <w:r>
+        <w:rPr>
+          <w:rFonts w:ascii="Times New Roman" w:eastAsia="Times New Roman" w:hAnsi="Times New Roman" w:cs="Times New Roman"/>
+          <w:color w:val="000000"/>
+          <w:sz w:val="28"/>
+          <w:szCs w:val="28"/>
+          <w:lang w:val="en-US" w:eastAsia="ru-RU"/>
+        </w:rPr>
+        <w:t>of</w:t>
+      </w:r>
+      <w:r>
+        <w:rPr>
+          <w:rFonts w:ascii="Times New Roman" w:eastAsia="Times New Roman" w:hAnsi="Times New Roman" w:cs="Times New Roman"/>
+          <w:color w:val="000000"/>
+          <w:sz w:val="28"/>
+          <w:szCs w:val="28"/>
+          <w:lang w:eastAsia="ru-RU"/>
+        </w:rPr>
+        <w:t xml:space="preserve"> </w:t>
+      </w:r>
+      <w:r>
+        <w:rPr>
+          <w:rFonts w:ascii="Times New Roman" w:eastAsia="Times New Roman" w:hAnsi="Times New Roman" w:cs="Times New Roman"/>
+          <w:color w:val="000000"/>
+          <w:sz w:val="28"/>
+          <w:szCs w:val="28"/>
+          <w:lang w:val="en-US" w:eastAsia="ru-RU"/>
+        </w:rPr>
+        <w:t>Control</w:t>
+      </w:r>
+      <w:r>
+        <w:rPr>
+          <w:rFonts w:ascii="Times New Roman" w:eastAsia="Times New Roman" w:hAnsi="Times New Roman" w:cs="Times New Roman"/>
+          <w:color w:val="000000"/>
+          <w:sz w:val="28"/>
+          <w:szCs w:val="28"/>
+          <w:lang w:eastAsia="ru-RU"/>
+        </w:rPr>
+        <w:t xml:space="preserve">) </w:t>
+      </w:r>
+      <w:r>
+        <w:rPr>
+          <w:rFonts w:ascii="Times New Roman" w:eastAsia="Times New Roman" w:hAnsi="Times New Roman" w:cs="Times New Roman"/>
+          <w:color w:val="000000"/>
+          <w:sz w:val="28"/>
+          <w:szCs w:val="28"/>
+          <w:lang w:eastAsia="ru-RU"/>
+        </w:rPr>
+        <w:t xml:space="preserve">и внедрения зависимостей </w:t>
+      </w:r>
+      <w:r>
+        <w:rPr>
+          <w:rFonts w:ascii="Times New Roman" w:eastAsia="Times New Roman" w:hAnsi="Times New Roman" w:cs="Times New Roman"/>
+          <w:color w:val="000000"/>
+          <w:sz w:val="28"/>
+          <w:szCs w:val="28"/>
+          <w:lang w:eastAsia="ru-RU"/>
+        </w:rPr>
+        <w:t>(</w:t>
+      </w:r>
+      <w:r>
+        <w:rPr>
+          <w:rFonts w:ascii="Times New Roman" w:eastAsia="Times New Roman" w:hAnsi="Times New Roman" w:cs="Times New Roman"/>
+          <w:color w:val="000000"/>
+          <w:sz w:val="28"/>
+          <w:szCs w:val="28"/>
+          <w:lang w:val="en-US" w:eastAsia="ru-RU"/>
+        </w:rPr>
+        <w:t>Dependency</w:t>
+      </w:r>
+      <w:r>
+        <w:rPr>
+          <w:rFonts w:ascii="Times New Roman" w:eastAsia="Times New Roman" w:hAnsi="Times New Roman" w:cs="Times New Roman"/>
+          <w:color w:val="000000"/>
+          <w:sz w:val="28"/>
+          <w:szCs w:val="28"/>
+          <w:lang w:eastAsia="ru-RU"/>
+        </w:rPr>
+        <w:t xml:space="preserve"> </w:t>
+      </w:r>
+      <w:r>
+        <w:rPr>
+          <w:rFonts w:ascii="Times New Roman" w:eastAsia="Times New Roman" w:hAnsi="Times New Roman" w:cs="Times New Roman"/>
+          <w:color w:val="000000"/>
+          <w:sz w:val="28"/>
+          <w:szCs w:val="28"/>
+          <w:lang w:val="en-US" w:eastAsia="ru-RU"/>
+        </w:rPr>
+        <w:t>Injection</w:t>
+      </w:r>
+      <w:r>
+        <w:rPr>
+          <w:rFonts w:ascii="Times New Roman" w:eastAsia="Times New Roman" w:hAnsi="Times New Roman" w:cs="Times New Roman"/>
+          <w:color w:val="000000"/>
+          <w:sz w:val="28"/>
+          <w:szCs w:val="28"/>
+          <w:lang w:eastAsia="ru-RU"/>
+        </w:rPr>
+        <w:t>).</w:t>
+      </w:r>
+    </w:p>
+    <w:p>
+      <w:pPr>
+        <w:pStyle w:val="3"/>
+      </w:pPr>
+      <w:bookmarkStart w:id="15" w:name="_Toc230951542"/>
+      <w:r>
+        <w:t>2.2.6 Выбор системы управления базой данных</w:t>
+      </w:r>
+      <w:bookmarkEnd w:id="15"/>
+    </w:p>
+    <w:p>
+      <w:pPr>
+        <w:spacing w:line="360" w:lineRule="auto"/>
+        <w:ind w:firstLine="709"/>
+        <w:rPr>
+          <w:rFonts w:ascii="Times New Roman" w:eastAsia="Times New Roman" w:hAnsi="Times New Roman" w:cs="Times New Roman"/>
+          <w:color w:val="000000"/>
+          <w:sz w:val="28"/>
+          <w:szCs w:val="28"/>
+          <w:lang w:eastAsia="ru-RU"/>
+        </w:rPr>
+      </w:pPr>
+      <w:r>
+        <w:rPr>
+          <w:rFonts w:ascii="Times New Roman" w:eastAsia="Times New Roman" w:hAnsi="Times New Roman" w:cs="Times New Roman"/>
+          <w:color w:val="000000"/>
+          <w:sz w:val="28"/>
+          <w:szCs w:val="28"/>
+          <w:lang w:eastAsia="ru-RU"/>
+        </w:rPr>
+        <w:lastRenderedPageBreak/>
+        <w:t xml:space="preserve">В качестве СУБД (системы управления базой данных) было выбрано </w:t>
+      </w:r>
+      <w:proofErr w:type="spellStart"/>
+      <w:r>
+        <w:rPr>
+          <w:rFonts w:ascii="Times New Roman" w:eastAsia="Times New Roman" w:hAnsi="Times New Roman" w:cs="Times New Roman"/>
+          <w:color w:val="000000"/>
+          <w:sz w:val="28"/>
+          <w:szCs w:val="28"/>
+          <w:lang w:eastAsia="ru-RU"/>
+        </w:rPr>
+        <w:t>PostgreSQL</w:t>
+      </w:r>
+      <w:proofErr w:type="spellEnd"/>
+      <w:r>
+        <w:rPr>
+          <w:rFonts w:ascii="Times New Roman" w:eastAsia="Times New Roman" w:hAnsi="Times New Roman" w:cs="Times New Roman"/>
+          <w:color w:val="000000"/>
+          <w:sz w:val="28"/>
+          <w:szCs w:val="28"/>
+          <w:lang w:eastAsia="ru-RU"/>
+        </w:rPr>
+        <w:t>.</w:t>
+      </w:r>
+    </w:p>
+    <w:p>
+      <w:pPr>
+        <w:spacing w:line="360" w:lineRule="auto"/>
+        <w:ind w:firstLine="709"/>
+        <w:rPr>
+          <w:rFonts w:ascii="Times New Roman" w:eastAsia="Times New Roman" w:hAnsi="Times New Roman" w:cs="Times New Roman"/>
+          <w:color w:val="000000"/>
+          <w:sz w:val="28"/>
+          <w:szCs w:val="28"/>
+          <w:lang w:eastAsia="ru-RU"/>
+        </w:rPr>
+      </w:pPr>
+      <w:proofErr w:type="spellStart"/>
+      <w:r>
+        <w:rPr>
+          <w:rFonts w:ascii="Times New Roman" w:eastAsia="Times New Roman" w:hAnsi="Times New Roman" w:cs="Times New Roman"/>
+          <w:color w:val="000000"/>
+          <w:sz w:val="28"/>
+          <w:szCs w:val="28"/>
+          <w:lang w:eastAsia="ru-RU"/>
+        </w:rPr>
+        <w:t>PostgreSQL</w:t>
+      </w:r>
+      <w:proofErr w:type="spellEnd"/>
+      <w:r>
+        <w:rPr>
+          <w:rFonts w:ascii="Times New Roman" w:eastAsia="Times New Roman" w:hAnsi="Times New Roman" w:cs="Times New Roman"/>
+          <w:color w:val="000000"/>
+          <w:sz w:val="28"/>
+          <w:szCs w:val="28"/>
+          <w:lang w:eastAsia="ru-RU"/>
+        </w:rPr>
+        <w:t xml:space="preserve"> — это объектно-реляционная система управления базами данных (ORDBMS), наиболее развитая из открытых СУБД в мире. Имеет открытый исходный код и является альтернативой коммерческим базам данных.</w:t>
+      </w:r>
+    </w:p>
+    <w:p>
+      <w:pPr>
+        <w:spacing w:line="360" w:lineRule="auto"/>
+        <w:ind w:firstLine="709"/>
+        <w:rPr>
+          <w:rFonts w:ascii="Times New Roman" w:eastAsia="Times New Roman" w:hAnsi="Times New Roman" w:cs="Times New Roman"/>
+          <w:color w:val="000000"/>
+          <w:sz w:val="28"/>
+          <w:szCs w:val="28"/>
+          <w:lang w:eastAsia="ru-RU"/>
+        </w:rPr>
+      </w:pPr>
+      <w:r>
+        <w:rPr>
+          <w:rFonts w:ascii="Times New Roman" w:eastAsia="Times New Roman" w:hAnsi="Times New Roman" w:cs="Times New Roman"/>
+          <w:color w:val="000000"/>
+          <w:sz w:val="28"/>
+          <w:szCs w:val="28"/>
+          <w:lang w:eastAsia="ru-RU"/>
+        </w:rPr>
+        <w:t>СУБД позволяет гибко управлять базами данных. С ее помощью можно создавать, модифицировать или удалять записи, отправлять транзакцию — набор из нескольких последовательных запросов на особом языке запросов SQL.</w:t>
+      </w:r>
+    </w:p>
+    <w:p>
+      <w:pPr>
+        <w:spacing w:line="360" w:lineRule="auto"/>
+        <w:ind w:firstLine="709"/>
+        <w:rPr>
+          <w:rFonts w:ascii="Times New Roman" w:eastAsia="Times New Roman" w:hAnsi="Times New Roman" w:cs="Times New Roman"/>
+          <w:color w:val="000000"/>
+          <w:sz w:val="28"/>
+          <w:szCs w:val="28"/>
+          <w:lang w:eastAsia="ru-RU"/>
+        </w:rPr>
+      </w:pPr>
+      <w:r>
+        <w:rPr>
+          <w:rFonts w:ascii="Times New Roman" w:eastAsia="Times New Roman" w:hAnsi="Times New Roman" w:cs="Times New Roman"/>
+          <w:color w:val="000000"/>
+          <w:sz w:val="28"/>
+          <w:szCs w:val="28"/>
+          <w:lang w:eastAsia="ru-RU"/>
+        </w:rPr>
+        <w:t xml:space="preserve">Одна из особенностей </w:t>
+      </w:r>
+      <w:proofErr w:type="spellStart"/>
+      <w:r>
+        <w:rPr>
+          <w:rFonts w:ascii="Times New Roman" w:eastAsia="Times New Roman" w:hAnsi="Times New Roman" w:cs="Times New Roman"/>
+          <w:color w:val="000000"/>
+          <w:sz w:val="28"/>
+          <w:szCs w:val="28"/>
+          <w:lang w:eastAsia="ru-RU"/>
+        </w:rPr>
+        <w:t>PostgreSQL</w:t>
+      </w:r>
+      <w:proofErr w:type="spellEnd"/>
+      <w:r>
+        <w:rPr>
+          <w:rFonts w:ascii="Times New Roman" w:eastAsia="Times New Roman" w:hAnsi="Times New Roman" w:cs="Times New Roman"/>
+          <w:color w:val="000000"/>
+          <w:sz w:val="28"/>
+          <w:szCs w:val="28"/>
+          <w:lang w:eastAsia="ru-RU"/>
+        </w:rPr>
+        <w:t xml:space="preserve"> — поддержка большого количества типов записи информации. Это не только стандартные целочисленные значения, числа с плавающей точкой, строки и булевы значения («да/нет»), но и денежный, геометрический, перечисляемый, бинарный и другие типы. </w:t>
+      </w:r>
+      <w:proofErr w:type="spellStart"/>
+      <w:r>
+        <w:rPr>
+          <w:rFonts w:ascii="Times New Roman" w:eastAsia="Times New Roman" w:hAnsi="Times New Roman" w:cs="Times New Roman"/>
+          <w:color w:val="000000"/>
+          <w:sz w:val="28"/>
+          <w:szCs w:val="28"/>
+          <w:lang w:eastAsia="ru-RU"/>
+        </w:rPr>
+        <w:t>PostgreSQL</w:t>
+      </w:r>
+      <w:proofErr w:type="spellEnd"/>
+      <w:r>
+        <w:rPr>
+          <w:rFonts w:ascii="Times New Roman" w:eastAsia="Times New Roman" w:hAnsi="Times New Roman" w:cs="Times New Roman"/>
+          <w:color w:val="000000"/>
+          <w:sz w:val="28"/>
+          <w:szCs w:val="28"/>
+          <w:lang w:eastAsia="ru-RU"/>
+        </w:rPr>
+        <w:t xml:space="preserve"> «из коробки» поддерживает битовые строки и сетевые адреса, массивы данных, в том числе многомерные, композитные типы и другие сложные структуры. В ней есть поддержка XML, JSON и </w:t>
+      </w:r>
+      <w:proofErr w:type="spellStart"/>
+      <w:r>
+        <w:rPr>
+          <w:rFonts w:ascii="Times New Roman" w:eastAsia="Times New Roman" w:hAnsi="Times New Roman" w:cs="Times New Roman"/>
+          <w:color w:val="000000"/>
+          <w:sz w:val="28"/>
+          <w:szCs w:val="28"/>
+          <w:lang w:eastAsia="ru-RU"/>
+        </w:rPr>
+        <w:t>NoSQL</w:t>
+      </w:r>
+      <w:proofErr w:type="spellEnd"/>
+      <w:r>
+        <w:rPr>
+          <w:rFonts w:ascii="Times New Roman" w:eastAsia="Times New Roman" w:hAnsi="Times New Roman" w:cs="Times New Roman"/>
+          <w:color w:val="000000"/>
+          <w:sz w:val="28"/>
+          <w:szCs w:val="28"/>
+          <w:lang w:eastAsia="ru-RU"/>
+        </w:rPr>
+        <w:t>-баз. [88]</w:t>
+      </w:r>
     </w:p>
     <w:p>
       <w:pPr>
         <w:pStyle w:val="21"/>
+      </w:pPr>
+      <w:bookmarkStart w:id="16" w:name="_Toc230951543"/>
+      <w:r>
         <w:rPr>
           <w:lang w:val="en-US"/>
         </w:rPr>
-      </w:pPr>
-      <w:r>
-        <w:t>2.2.6 Выбор системы управления базой данных</w:t>
-      </w:r>
+        <w:t xml:space="preserve">2.3 </w:t>
+      </w:r>
+      <w:r>
+        <w:t>Архитектура системы</w:t>
+      </w:r>
+      <w:bookmarkEnd w:id="16"/>
+    </w:p>
+    <w:p>
+      <w:pPr>
+        <w:pStyle w:val="21"/>
+      </w:pPr>
+      <w:bookmarkStart w:id="17" w:name="_Toc230951544"/>
+      <w:r>
+        <w:t>2.4 Проектирование информационно-логической системы</w:t>
+      </w:r>
+      <w:bookmarkEnd w:id="17"/>
+    </w:p>
+    <w:p>
+      <w:pPr>
+        <w:pStyle w:val="3"/>
+      </w:pPr>
+      <w:bookmarkStart w:id="18" w:name="_Toc230951545"/>
+      <w:r>
+        <w:t>2.4.1 Диаграмма вариантов использования (2 варианта)</w:t>
+      </w:r>
+      <w:bookmarkEnd w:id="18"/>
+    </w:p>
+    <w:p>
+      <w:pPr>
+        <w:pStyle w:val="3"/>
+      </w:pPr>
+      <w:bookmarkStart w:id="19" w:name="_Toc230951546"/>
+      <w:r>
+        <w:t>2.4.2 Диаграмма классов системы</w:t>
+      </w:r>
+      <w:bookmarkEnd w:id="19"/>
+    </w:p>
+    <w:p>
+      <w:pPr>
+        <w:pStyle w:val="3"/>
+      </w:pPr>
+      <w:bookmarkStart w:id="20" w:name="_Toc230951547"/>
+      <w:r>
+        <w:t>2.4.3 Диаграмма состояний (2 штука)</w:t>
+      </w:r>
+      <w:bookmarkEnd w:id="20"/>
+    </w:p>
+    <w:p>
+      <w:pPr>
+        <w:pStyle w:val="3"/>
+      </w:pPr>
+      <w:bookmarkStart w:id="21" w:name="_Toc230951548"/>
+      <w:r>
+        <w:t>2.4.4 Диаграмма деятельности (1)</w:t>
+      </w:r>
+      <w:bookmarkEnd w:id="21"/>
+    </w:p>
+    <w:p>
+      <w:pPr>
+        <w:pStyle w:val="3"/>
+      </w:pPr>
+      <w:bookmarkStart w:id="22" w:name="_Toc230951549"/>
+      <w:r>
+        <w:t>2.4.5 Диаграмма последовательности</w:t>
+      </w:r>
+      <w:bookmarkEnd w:id="22"/>
+      <w:r>
+        <w:t xml:space="preserve"> </w:t>
+      </w:r>
+    </w:p>
+    <w:p>
+      <w:pPr>
+        <w:pStyle w:val="21"/>
+      </w:pPr>
+      <w:bookmarkStart w:id="23" w:name="_Toc230951550"/>
+      <w:r>
+        <w:t>2.5 Структура базы данных</w:t>
+      </w:r>
+      <w:bookmarkEnd w:id="23"/>
+    </w:p>
+    <w:p>
+      <w:pPr>
+        <w:pStyle w:val="3"/>
+      </w:pPr>
+      <w:bookmarkStart w:id="24" w:name="_Toc230951551"/>
+      <w:r>
+        <w:t>2.5.1 Логическая структура базы данных</w:t>
+      </w:r>
+      <w:bookmarkEnd w:id="24"/>
+    </w:p>
+    <w:p>
+      <w:pPr>
+        <w:pStyle w:val="3"/>
+      </w:pPr>
+      <w:bookmarkStart w:id="25" w:name="_Toc230951552"/>
+      <w:r>
+        <w:lastRenderedPageBreak/>
+        <w:t>2.5.2 Физическая структура базы данных</w:t>
+      </w:r>
+      <w:bookmarkEnd w:id="25"/>
+    </w:p>
+    <w:p>
+      <w:pPr>
+        <w:pStyle w:val="21"/>
+      </w:pPr>
+      <w:bookmarkStart w:id="26" w:name="_Toc230951553"/>
+      <w:r>
+        <w:t>2.6 Описание основных алгоритмов системы</w:t>
+      </w:r>
+      <w:r>
+        <w:t xml:space="preserve"> (3)</w:t>
+      </w:r>
+      <w:bookmarkEnd w:id="26"/>
+    </w:p>
+    <w:p>
+      <w:pPr>
+        <w:pStyle w:val="ab"/>
+      </w:pPr>
+      <w:bookmarkStart w:id="27" w:name="_Toc230951554"/>
+      <w:r>
+        <w:t xml:space="preserve">3 </w:t>
+      </w:r>
+      <w:r>
+        <w:t>Вычислительные эксперименты проверки эффективной программной реализации метода решения задачи</w:t>
+      </w:r>
+      <w:bookmarkEnd w:id="27"/>
     </w:p>
     <w:p>
       <w:pPr>
@@ -8605,11 +12834,11 @@
         <w:ind w:firstLine="0"/>
         <w:jc w:val="center"/>
       </w:pPr>
-      <w:bookmarkStart w:id="14" w:name="_Toc230868574"/>
+      <w:bookmarkStart w:id="28" w:name="_Toc230951555"/>
       <w:r>
         <w:t>СПИСОК ИСПОЛЬЗОВАННЫХ ИСТОЧНИКОВ</w:t>
       </w:r>
-      <w:bookmarkEnd w:id="14"/>
+      <w:bookmarkEnd w:id="28"/>
     </w:p>
     <w:p>
       <w:pPr>
@@ -9010,17 +13239,7 @@
           <w:szCs w:val="28"/>
           <w:lang w:eastAsia="ru-RU"/>
         </w:rPr>
-        <w:t>UML: что за язык моделирования, преимущества использования - типы UML-диаграмм, как их создать, примеры</w:t>
-      </w:r>
-      <w:r>
-        <w:rPr>
-          <w:rFonts w:ascii="Times New Roman" w:eastAsia="Times New Roman" w:hAnsi="Times New Roman" w:cs="Times New Roman"/>
-          <w:color w:val="000000"/>
-          <w:sz w:val="28"/>
-          <w:szCs w:val="28"/>
-          <w:lang w:eastAsia="ru-RU"/>
-        </w:rPr>
-        <w:t xml:space="preserve"> </w:t>
+        <w:t xml:space="preserve">UML: что за язык моделирования, преимущества использования - типы UML-диаграмм, как их создать, примеры </w:t>
       </w:r>
       <w:r>
         <w:rPr>
@@ -9123,7 +13342,7 @@
           <w:szCs w:val="28"/>
           <w:lang w:eastAsia="ru-RU"/>
         </w:rPr>
-        <w:t>55</w:t>
+        <w:t>5</w:t>
       </w:r>
       <w:r>
         <w:rPr>
@@ -9141,39 +13360,9 @@
           <w:color w:val="000000"/>
           <w:sz w:val="28"/>
           <w:szCs w:val="28"/>
-          <w:lang w:val="en-US" w:eastAsia="ru-RU"/>
-        </w:rPr>
-        <w:t>Windows</w:t>
-      </w:r>
-      <w:r>
-        <w:rPr>
-          <w:rFonts w:ascii="Times New Roman" w:eastAsia="Times New Roman" w:hAnsi="Times New Roman" w:cs="Times New Roman"/>
-          <w:color w:val="000000"/>
-          <w:sz w:val="28"/>
-          <w:szCs w:val="28"/>
-          <w:lang w:eastAsia="ru-RU"/>
-        </w:rPr>
-        <w:t xml:space="preserve"> 10 – </w:t>
-      </w:r>
-      <w:r>
-        <w:rPr>
-          <w:rFonts w:ascii="Times New Roman" w:eastAsia="Times New Roman" w:hAnsi="Times New Roman" w:cs="Times New Roman"/>
-          <w:color w:val="000000"/>
-          <w:sz w:val="28"/>
-          <w:szCs w:val="28"/>
-          <w:lang w:eastAsia="ru-RU"/>
-        </w:rPr>
-        <w:t>Википедия</w:t>
-      </w:r>
-      <w:r>
-        <w:rPr>
-          <w:rFonts w:ascii="Times New Roman" w:eastAsia="Times New Roman" w:hAnsi="Times New Roman" w:cs="Times New Roman"/>
-          <w:color w:val="000000"/>
-          <w:sz w:val="28"/>
-          <w:szCs w:val="28"/>
-          <w:lang w:eastAsia="ru-RU"/>
-        </w:rPr>
-        <w:t xml:space="preserve"> </w:t>
+          <w:lang w:eastAsia="ru-RU"/>
+        </w:rPr>
+        <w:t xml:space="preserve">CASE-средства </w:t>
       </w:r>
       <w:r>
         <w:rPr>
@@ -9193,7 +13382,7 @@
           <w:szCs w:val="28"/>
           <w:lang w:eastAsia="ru-RU"/>
         </w:rPr>
-        <w:t>https://ru.wikipedia.org/wiki/Windows_10</w:t>
+        <w:t>https://ai.mitup.ru/journal/doklad/case-sredstva/</w:t>
       </w:r>
       <w:r>
         <w:rPr>
@@ -9288,16 +13477,18 @@
         </w:rPr>
         <w:t xml:space="preserve"> </w:t>
       </w:r>
-      <w:r>
-        <w:rPr>
-          <w:rFonts w:ascii="Times New Roman" w:eastAsia="Times New Roman" w:hAnsi="Times New Roman" w:cs="Times New Roman"/>
-          <w:color w:val="000000"/>
-          <w:sz w:val="28"/>
-          <w:szCs w:val="28"/>
-          <w:lang w:eastAsia="ru-RU"/>
-        </w:rPr>
-        <w:t>Что такое Java и каково ее применение?</w:t>
-      </w:r>
+      <w:proofErr w:type="spellStart"/>
+      <w:r>
+        <w:rPr>
+          <w:rFonts w:ascii="Times New Roman" w:eastAsia="Times New Roman" w:hAnsi="Times New Roman" w:cs="Times New Roman"/>
+          <w:color w:val="000000"/>
+          <w:sz w:val="28"/>
+          <w:szCs w:val="28"/>
+          <w:lang w:eastAsia="ru-RU"/>
+        </w:rPr>
+        <w:t>AllFusion</w:t>
+      </w:r>
+      <w:proofErr w:type="spellEnd"/>
       <w:r>
         <w:rPr>
           <w:rFonts w:ascii="Times New Roman" w:eastAsia="Times New Roman" w:hAnsi="Times New Roman" w:cs="Times New Roman"/>
@@ -9308,6 +13499,50 @@
         </w:rPr>
         <w:t xml:space="preserve"> </w:t>
       </w:r>
+      <w:proofErr w:type="spellStart"/>
+      <w:r>
+        <w:rPr>
+          <w:rFonts w:ascii="Times New Roman" w:eastAsia="Times New Roman" w:hAnsi="Times New Roman" w:cs="Times New Roman"/>
+          <w:color w:val="000000"/>
+          <w:sz w:val="28"/>
+          <w:szCs w:val="28"/>
+          <w:lang w:eastAsia="ru-RU"/>
+        </w:rPr>
+        <w:t>Modeling</w:t>
+      </w:r>
+      <w:proofErr w:type="spellEnd"/>
+      <w:r>
+        <w:rPr>
+          <w:rFonts w:ascii="Times New Roman" w:eastAsia="Times New Roman" w:hAnsi="Times New Roman" w:cs="Times New Roman"/>
+          <w:color w:val="000000"/>
+          <w:sz w:val="28"/>
+          <w:szCs w:val="28"/>
+          <w:lang w:eastAsia="ru-RU"/>
+        </w:rPr>
+        <w:t xml:space="preserve"> </w:t>
+      </w:r>
+      <w:proofErr w:type="spellStart"/>
+      <w:r>
+        <w:rPr>
+          <w:rFonts w:ascii="Times New Roman" w:eastAsia="Times New Roman" w:hAnsi="Times New Roman" w:cs="Times New Roman"/>
+          <w:color w:val="000000"/>
+          <w:sz w:val="28"/>
+          <w:szCs w:val="28"/>
+          <w:lang w:eastAsia="ru-RU"/>
+        </w:rPr>
+        <w:t>Suitе</w:t>
+      </w:r>
+      <w:proofErr w:type="spellEnd"/>
+      <w:r>
+        <w:rPr>
+          <w:rFonts w:ascii="Times New Roman" w:eastAsia="Times New Roman" w:hAnsi="Times New Roman" w:cs="Times New Roman"/>
+          <w:color w:val="000000"/>
+          <w:sz w:val="28"/>
+          <w:szCs w:val="28"/>
+          <w:lang w:eastAsia="ru-RU"/>
+        </w:rPr>
+        <w:t xml:space="preserve"> </w:t>
+      </w:r>
       <w:r>
         <w:rPr>
           <w:rFonts w:ascii="Times New Roman" w:eastAsia="Times New Roman" w:hAnsi="Times New Roman" w:cs="Times New Roman"/>
@@ -9326,7 +13561,7 @@
           <w:szCs w:val="28"/>
           <w:lang w:eastAsia="ru-RU"/>
         </w:rPr>
-        <w:t>https://www.java.com/ru/download/help/whatis_java.html</w:t>
+        <w:t>https://compress.ru/article.aspx?id=11790</w:t>
       </w:r>
       <w:r>
         <w:rPr>
@@ -9421,6 +13656,16 @@
         </w:rPr>
         <w:t xml:space="preserve"> </w:t>
       </w:r>
+      <w:r>
+        <w:rPr>
+          <w:rFonts w:ascii="Times New Roman" w:eastAsia="Times New Roman" w:hAnsi="Times New Roman" w:cs="Times New Roman"/>
+          <w:color w:val="000000"/>
+          <w:sz w:val="28"/>
+          <w:szCs w:val="28"/>
+          <w:lang w:eastAsia="ru-RU"/>
+        </w:rPr>
+        <w:t xml:space="preserve">Что такое </w:t>
+      </w:r>
       <w:proofErr w:type="spellStart"/>
       <w:r>
         <w:rPr>
@@ -9430,7 +13675,7 @@
           <w:szCs w:val="28"/>
           <w:lang w:eastAsia="ru-RU"/>
         </w:rPr>
-        <w:t>TypeScript</w:t>
+        <w:t>Java</w:t>
       </w:r>
       <w:proofErr w:type="spellEnd"/>
       <w:r>
@@ -9441,17 +13686,7 @@
           <w:szCs w:val="28"/>
           <w:lang w:eastAsia="ru-RU"/>
         </w:rPr>
-        <w:t>: как с ним работать и чем он отличается от JavaScript</w:t>
-      </w:r>
-      <w:r>
-        <w:rPr>
-          <w:rFonts w:ascii="Times New Roman" w:eastAsia="Times New Roman" w:hAnsi="Times New Roman" w:cs="Times New Roman"/>
-          <w:color w:val="000000"/>
-          <w:sz w:val="28"/>
-          <w:szCs w:val="28"/>
-          <w:lang w:eastAsia="ru-RU"/>
-        </w:rPr>
-        <w:t xml:space="preserve"> </w:t>
+        <w:t xml:space="preserve"> и каково ее применение? </w:t>
       </w:r>
       <w:r>
         <w:rPr>
@@ -9471,7 +13706,7 @@
           <w:szCs w:val="28"/>
           <w:lang w:eastAsia="ru-RU"/>
         </w:rPr>
-        <w:t>https://blog.skillfactory.ru/typescript-kak-s-nim-rabotat/</w:t>
+        <w:t>https://www.java.com/ru/download/help/whatis_java.html</w:t>
       </w:r>
       <w:r>
         <w:rPr>
@@ -9575,7 +13810,7 @@
           <w:szCs w:val="28"/>
           <w:lang w:eastAsia="ru-RU"/>
         </w:rPr>
-        <w:t>OpenIDE</w:t>
+        <w:t>TypeScript</w:t>
       </w:r>
       <w:proofErr w:type="spellEnd"/>
       <w:r>
@@ -9586,7 +13821,7 @@
           <w:szCs w:val="28"/>
           <w:lang w:eastAsia="ru-RU"/>
         </w:rPr>
-        <w:t xml:space="preserve"> – бесплатная IDE для Java, Python, Go и </w:t>
+        <w:t xml:space="preserve">: как с ним работать и чем он отличается от </w:t>
       </w:r>
       <w:proofErr w:type="spellStart"/>
       <w:r>
@@ -9597,7 +13832,7 @@
           <w:szCs w:val="28"/>
           <w:lang w:eastAsia="ru-RU"/>
         </w:rPr>
-        <w:t>TypeScript</w:t>
+        <w:t>JavaScript</w:t>
       </w:r>
       <w:proofErr w:type="spellEnd"/>
       <w:r>
@@ -9628,17 +13863,7 @@
           <w:szCs w:val="28"/>
           <w:lang w:eastAsia="ru-RU"/>
         </w:rPr>
-        <w:t>https://openide.ru/</w:t>
-      </w:r>
-      <w:r>
-        <w:rPr>
-          <w:rFonts w:ascii="Times New Roman" w:eastAsia="Times New Roman" w:hAnsi="Times New Roman" w:cs="Times New Roman"/>
-          <w:color w:val="000000"/>
-          <w:sz w:val="28"/>
-          <w:szCs w:val="28"/>
-          <w:lang w:eastAsia="ru-RU"/>
-        </w:rPr>
-        <w:t xml:space="preserve"> </w:t>
+        <w:t xml:space="preserve">https://blog.skillfactory.ru/typescript-kak-s-nim-rabotat/ </w:t>
       </w:r>
       <w:r>
         <w:rPr>
@@ -9709,9 +13934,233 @@
           <w:color w:val="000000"/>
           <w:sz w:val="28"/>
           <w:szCs w:val="28"/>
+          <w:lang w:eastAsia="ru-RU"/>
+        </w:rPr>
+        <w:t>9</w:t>
+      </w:r>
+      <w:r>
+        <w:rPr>
+          <w:rFonts w:ascii="Times New Roman" w:eastAsia="Times New Roman" w:hAnsi="Times New Roman" w:cs="Times New Roman"/>
+          <w:color w:val="000000"/>
+          <w:sz w:val="28"/>
+          <w:szCs w:val="28"/>
+          <w:lang w:eastAsia="ru-RU"/>
+        </w:rPr>
+        <w:t xml:space="preserve"> </w:t>
+      </w:r>
+      <w:proofErr w:type="spellStart"/>
+      <w:r>
+        <w:rPr>
+          <w:rFonts w:ascii="Times New Roman" w:eastAsia="Times New Roman" w:hAnsi="Times New Roman" w:cs="Times New Roman"/>
+          <w:color w:val="000000"/>
+          <w:sz w:val="28"/>
+          <w:szCs w:val="28"/>
+          <w:lang w:eastAsia="ru-RU"/>
+        </w:rPr>
+        <w:t>OpenIDE</w:t>
+      </w:r>
+      <w:proofErr w:type="spellEnd"/>
+      <w:r>
+        <w:rPr>
+          <w:rFonts w:ascii="Times New Roman" w:eastAsia="Times New Roman" w:hAnsi="Times New Roman" w:cs="Times New Roman"/>
+          <w:color w:val="000000"/>
+          <w:sz w:val="28"/>
+          <w:szCs w:val="28"/>
+          <w:lang w:eastAsia="ru-RU"/>
+        </w:rPr>
+        <w:t xml:space="preserve"> – бесплатная IDE для </w:t>
+      </w:r>
+      <w:proofErr w:type="spellStart"/>
+      <w:r>
+        <w:rPr>
+          <w:rFonts w:ascii="Times New Roman" w:eastAsia="Times New Roman" w:hAnsi="Times New Roman" w:cs="Times New Roman"/>
+          <w:color w:val="000000"/>
+          <w:sz w:val="28"/>
+          <w:szCs w:val="28"/>
+          <w:lang w:eastAsia="ru-RU"/>
+        </w:rPr>
+        <w:t>Java</w:t>
+      </w:r>
+      <w:proofErr w:type="spellEnd"/>
+      <w:r>
+        <w:rPr>
+          <w:rFonts w:ascii="Times New Roman" w:eastAsia="Times New Roman" w:hAnsi="Times New Roman" w:cs="Times New Roman"/>
+          <w:color w:val="000000"/>
+          <w:sz w:val="28"/>
+          <w:szCs w:val="28"/>
+          <w:lang w:eastAsia="ru-RU"/>
+        </w:rPr>
+        <w:t xml:space="preserve">, </w:t>
+      </w:r>
+      <w:proofErr w:type="spellStart"/>
+      <w:r>
+        <w:rPr>
+          <w:rFonts w:ascii="Times New Roman" w:eastAsia="Times New Roman" w:hAnsi="Times New Roman" w:cs="Times New Roman"/>
+          <w:color w:val="000000"/>
+          <w:sz w:val="28"/>
+          <w:szCs w:val="28"/>
+          <w:lang w:eastAsia="ru-RU"/>
+        </w:rPr>
+        <w:t>Python</w:t>
+      </w:r>
+      <w:proofErr w:type="spellEnd"/>
+      <w:r>
+        <w:rPr>
+          <w:rFonts w:ascii="Times New Roman" w:eastAsia="Times New Roman" w:hAnsi="Times New Roman" w:cs="Times New Roman"/>
+          <w:color w:val="000000"/>
+          <w:sz w:val="28"/>
+          <w:szCs w:val="28"/>
+          <w:lang w:eastAsia="ru-RU"/>
+        </w:rPr>
+        <w:t xml:space="preserve">, </w:t>
+      </w:r>
+      <w:proofErr w:type="spellStart"/>
+      <w:r>
+        <w:rPr>
+          <w:rFonts w:ascii="Times New Roman" w:eastAsia="Times New Roman" w:hAnsi="Times New Roman" w:cs="Times New Roman"/>
+          <w:color w:val="000000"/>
+          <w:sz w:val="28"/>
+          <w:szCs w:val="28"/>
+          <w:lang w:eastAsia="ru-RU"/>
+        </w:rPr>
+        <w:t>Go</w:t>
+      </w:r>
+      <w:proofErr w:type="spellEnd"/>
+      <w:r>
+        <w:rPr>
+          <w:rFonts w:ascii="Times New Roman" w:eastAsia="Times New Roman" w:hAnsi="Times New Roman" w:cs="Times New Roman"/>
+          <w:color w:val="000000"/>
+          <w:sz w:val="28"/>
+          <w:szCs w:val="28"/>
+          <w:lang w:eastAsia="ru-RU"/>
+        </w:rPr>
+        <w:t xml:space="preserve"> и </w:t>
+      </w:r>
+      <w:proofErr w:type="spellStart"/>
+      <w:r>
+        <w:rPr>
+          <w:rFonts w:ascii="Times New Roman" w:eastAsia="Times New Roman" w:hAnsi="Times New Roman" w:cs="Times New Roman"/>
+          <w:color w:val="000000"/>
+          <w:sz w:val="28"/>
+          <w:szCs w:val="28"/>
+          <w:lang w:eastAsia="ru-RU"/>
+        </w:rPr>
+        <w:t>TypeScript</w:t>
+      </w:r>
+      <w:proofErr w:type="spellEnd"/>
+      <w:r>
+        <w:rPr>
+          <w:rFonts w:ascii="Times New Roman" w:eastAsia="Times New Roman" w:hAnsi="Times New Roman" w:cs="Times New Roman"/>
+          <w:color w:val="000000"/>
+          <w:sz w:val="28"/>
+          <w:szCs w:val="28"/>
+          <w:lang w:eastAsia="ru-RU"/>
+        </w:rPr>
+        <w:t xml:space="preserve"> </w:t>
+      </w:r>
+      <w:r>
+        <w:rPr>
+          <w:rFonts w:ascii="Times New Roman" w:eastAsia="Times New Roman" w:hAnsi="Times New Roman" w:cs="Times New Roman"/>
+          <w:color w:val="000000"/>
+          <w:sz w:val="28"/>
+          <w:szCs w:val="28"/>
+          <w:lang w:eastAsia="ru-RU"/>
+        </w:rPr>
+        <w:t xml:space="preserve">[Электронный ресурс]. – </w:t>
+      </w:r>
+      <w:r>
+        <w:rPr>
+          <w:rFonts w:ascii="Times New Roman" w:eastAsia="Times New Roman" w:hAnsi="Times New Roman" w:cs="Times New Roman"/>
+          <w:color w:val="000000"/>
+          <w:sz w:val="28"/>
+          <w:szCs w:val="28"/>
+          <w:lang w:eastAsia="ru-RU"/>
+        </w:rPr>
+        <w:t>https://openide.ru/</w:t>
+      </w:r>
+      <w:r>
+        <w:rPr>
+          <w:rFonts w:ascii="Times New Roman" w:eastAsia="Times New Roman" w:hAnsi="Times New Roman" w:cs="Times New Roman"/>
+          <w:color w:val="000000"/>
+          <w:sz w:val="28"/>
+          <w:szCs w:val="28"/>
+          <w:lang w:eastAsia="ru-RU"/>
+        </w:rPr>
+        <w:t xml:space="preserve"> </w:t>
+      </w:r>
+      <w:r>
+        <w:rPr>
+          <w:rFonts w:ascii="Times New Roman" w:eastAsia="Times New Roman" w:hAnsi="Times New Roman" w:cs="Times New Roman"/>
+          <w:color w:val="000000"/>
+          <w:sz w:val="28"/>
+          <w:szCs w:val="28"/>
+          <w:lang w:eastAsia="ru-RU"/>
+        </w:rPr>
+        <w:t xml:space="preserve">(дата обращения </w:t>
+      </w:r>
+      <w:r>
+        <w:rPr>
+          <w:rFonts w:ascii="Times New Roman" w:eastAsia="Times New Roman" w:hAnsi="Times New Roman" w:cs="Times New Roman"/>
+          <w:color w:val="000000"/>
+          <w:sz w:val="28"/>
+          <w:szCs w:val="28"/>
+          <w:lang w:eastAsia="ru-RU"/>
+        </w:rPr>
+        <w:t>01</w:t>
+      </w:r>
+      <w:r>
+        <w:rPr>
+          <w:rFonts w:ascii="Times New Roman" w:eastAsia="Times New Roman" w:hAnsi="Times New Roman" w:cs="Times New Roman"/>
+          <w:color w:val="000000"/>
+          <w:sz w:val="28"/>
+          <w:szCs w:val="28"/>
+          <w:lang w:eastAsia="ru-RU"/>
+        </w:rPr>
+        <w:t>.0</w:t>
+      </w:r>
+      <w:r>
+        <w:rPr>
+          <w:rFonts w:ascii="Times New Roman" w:eastAsia="Times New Roman" w:hAnsi="Times New Roman" w:cs="Times New Roman"/>
+          <w:color w:val="000000"/>
+          <w:sz w:val="28"/>
+          <w:szCs w:val="28"/>
+          <w:lang w:eastAsia="ru-RU"/>
+        </w:rPr>
+        <w:t>4</w:t>
+      </w:r>
+      <w:r>
+        <w:rPr>
+          <w:rFonts w:ascii="Times New Roman" w:eastAsia="Times New Roman" w:hAnsi="Times New Roman" w:cs="Times New Roman"/>
+          <w:color w:val="000000"/>
+          <w:sz w:val="28"/>
+          <w:szCs w:val="28"/>
+          <w:lang w:eastAsia="ru-RU"/>
+        </w:rPr>
+        <w:t>.2026).</w:t>
+      </w:r>
+    </w:p>
+    <w:p>
+      <w:pPr>
+        <w:spacing w:line="360" w:lineRule="auto"/>
+        <w:ind w:firstLine="709"/>
+        <w:rPr>
+          <w:rFonts w:ascii="Times New Roman" w:eastAsia="Times New Roman" w:hAnsi="Times New Roman" w:cs="Times New Roman"/>
+          <w:color w:val="000000"/>
+          <w:sz w:val="28"/>
+          <w:szCs w:val="28"/>
+          <w:lang w:eastAsia="ru-RU"/>
+        </w:rPr>
+      </w:pPr>
+      <w:r>
+        <w:rPr>
+          <w:rFonts w:ascii="Times New Roman" w:eastAsia="Times New Roman" w:hAnsi="Times New Roman" w:cs="Times New Roman"/>
+          <w:color w:val="000000"/>
+          <w:sz w:val="28"/>
+          <w:szCs w:val="28"/>
           <w:lang w:val="en-US" w:eastAsia="ru-RU"/>
         </w:rPr>
-        <w:t>9</w:t>
+        <w:lastRenderedPageBreak/>
+        <w:t>10</w:t>
       </w:r>
       <w:r>
         <w:rPr>
@@ -9761,7 +14210,120 @@
           <w:szCs w:val="28"/>
           <w:lang w:val="en-US" w:eastAsia="ru-RU"/>
         </w:rPr>
-        <w:t xml:space="preserve"> Visual Studio Code?</w:t>
+        <w:t xml:space="preserve"> Visual Studio Code? </w:t>
+      </w:r>
+      <w:r>
+        <w:rPr>
+          <w:rFonts w:ascii="Times New Roman" w:eastAsia="Times New Roman" w:hAnsi="Times New Roman" w:cs="Times New Roman"/>
+          <w:color w:val="000000"/>
+          <w:sz w:val="28"/>
+          <w:szCs w:val="28"/>
+          <w:lang w:eastAsia="ru-RU"/>
+        </w:rPr>
+        <w:t xml:space="preserve">[Электронный ресурс]. – </w:t>
+      </w:r>
+      <w:r>
+        <w:rPr>
+          <w:rFonts w:ascii="Times New Roman" w:eastAsia="Times New Roman" w:hAnsi="Times New Roman" w:cs="Times New Roman"/>
+          <w:color w:val="000000"/>
+          <w:sz w:val="28"/>
+          <w:szCs w:val="28"/>
+          <w:lang w:eastAsia="ru-RU"/>
+        </w:rPr>
+        <w:t xml:space="preserve">https://ru.hexlet.io/blog/posts/chto-takoe-visual-studio-code </w:t>
+      </w:r>
+      <w:r>
+        <w:rPr>
+          <w:rFonts w:ascii="Times New Roman" w:eastAsia="Times New Roman" w:hAnsi="Times New Roman" w:cs="Times New Roman"/>
+          <w:color w:val="000000"/>
+          <w:sz w:val="28"/>
+          <w:szCs w:val="28"/>
+          <w:lang w:eastAsia="ru-RU"/>
+        </w:rPr>
+        <w:t xml:space="preserve">(дата обращения </w:t>
+      </w:r>
+      <w:r>
+        <w:rPr>
+          <w:rFonts w:ascii="Times New Roman" w:eastAsia="Times New Roman" w:hAnsi="Times New Roman" w:cs="Times New Roman"/>
+          <w:color w:val="000000"/>
+          <w:sz w:val="28"/>
+          <w:szCs w:val="28"/>
+          <w:lang w:eastAsia="ru-RU"/>
+        </w:rPr>
+        <w:t>01</w:t>
+      </w:r>
+      <w:r>
+        <w:rPr>
+          <w:rFonts w:ascii="Times New Roman" w:eastAsia="Times New Roman" w:hAnsi="Times New Roman" w:cs="Times New Roman"/>
+          <w:color w:val="000000"/>
+          <w:sz w:val="28"/>
+          <w:szCs w:val="28"/>
+          <w:lang w:eastAsia="ru-RU"/>
+        </w:rPr>
+        <w:t>.0</w:t>
+      </w:r>
+      <w:r>
+        <w:rPr>
+          <w:rFonts w:ascii="Times New Roman" w:eastAsia="Times New Roman" w:hAnsi="Times New Roman" w:cs="Times New Roman"/>
+          <w:color w:val="000000"/>
+          <w:sz w:val="28"/>
+          <w:szCs w:val="28"/>
+          <w:lang w:eastAsia="ru-RU"/>
+        </w:rPr>
+        <w:t>4</w:t>
+      </w:r>
+      <w:r>
+        <w:rPr>
+          <w:rFonts w:ascii="Times New Roman" w:eastAsia="Times New Roman" w:hAnsi="Times New Roman" w:cs="Times New Roman"/>
+          <w:color w:val="000000"/>
+          <w:sz w:val="28"/>
+          <w:szCs w:val="28"/>
+          <w:lang w:eastAsia="ru-RU"/>
+        </w:rPr>
+        <w:t>.2026).</w:t>
+      </w:r>
+    </w:p>
+    <w:p>
+      <w:pPr>
+        <w:spacing w:line="360" w:lineRule="auto"/>
+        <w:ind w:firstLine="709"/>
+        <w:rPr>
+          <w:rFonts w:ascii="Times New Roman" w:eastAsia="Times New Roman" w:hAnsi="Times New Roman" w:cs="Times New Roman"/>
+          <w:color w:val="000000"/>
+          <w:sz w:val="28"/>
+          <w:szCs w:val="28"/>
+          <w:lang w:eastAsia="ru-RU"/>
+        </w:rPr>
+      </w:pPr>
+      <w:r>
+        <w:rPr>
+          <w:rFonts w:ascii="Times New Roman" w:eastAsia="Times New Roman" w:hAnsi="Times New Roman" w:cs="Times New Roman"/>
+          <w:color w:val="000000"/>
+          <w:sz w:val="28"/>
+          <w:szCs w:val="28"/>
+          <w:lang w:eastAsia="ru-RU"/>
+        </w:rPr>
+        <w:t>1</w:t>
+      </w:r>
+      <w:r>
+        <w:rPr>
+          <w:rFonts w:ascii="Times New Roman" w:eastAsia="Times New Roman" w:hAnsi="Times New Roman" w:cs="Times New Roman"/>
+          <w:color w:val="000000"/>
+          <w:sz w:val="28"/>
+          <w:szCs w:val="28"/>
+          <w:lang w:eastAsia="ru-RU"/>
+        </w:rPr>
+        <w:t>1</w:t>
+      </w:r>
+      <w:r>
+        <w:rPr>
+          <w:rFonts w:ascii="Times New Roman" w:eastAsia="Times New Roman" w:hAnsi="Times New Roman" w:cs="Times New Roman"/>
+          <w:color w:val="000000"/>
+          <w:sz w:val="28"/>
+          <w:szCs w:val="28"/>
+          <w:lang w:eastAsia="ru-RU"/>
+        </w:rPr>
+        <w:t xml:space="preserve"> </w:t>
       </w:r>
       <w:r>
         <w:rPr>
@@ -9771,6 +14333,36 @@
           <w:szCs w:val="28"/>
           <w:lang w:val="en-US" w:eastAsia="ru-RU"/>
         </w:rPr>
+        <w:t>Windows</w:t>
+      </w:r>
+      <w:r>
+        <w:rPr>
+          <w:rFonts w:ascii="Times New Roman" w:eastAsia="Times New Roman" w:hAnsi="Times New Roman" w:cs="Times New Roman"/>
+          <w:color w:val="000000"/>
+          <w:sz w:val="28"/>
+          <w:szCs w:val="28"/>
+          <w:lang w:eastAsia="ru-RU"/>
+        </w:rPr>
+        <w:t xml:space="preserve"> 10 – </w:t>
+      </w:r>
+      <w:r>
+        <w:rPr>
+          <w:rFonts w:ascii="Times New Roman" w:eastAsia="Times New Roman" w:hAnsi="Times New Roman" w:cs="Times New Roman"/>
+          <w:color w:val="000000"/>
+          <w:sz w:val="28"/>
+          <w:szCs w:val="28"/>
+          <w:lang w:eastAsia="ru-RU"/>
+        </w:rPr>
+        <w:t>Википедия</w:t>
+      </w:r>
+      <w:r>
+        <w:rPr>
+          <w:rFonts w:ascii="Times New Roman" w:eastAsia="Times New Roman" w:hAnsi="Times New Roman" w:cs="Times New Roman"/>
+          <w:color w:val="000000"/>
+          <w:sz w:val="28"/>
+          <w:szCs w:val="28"/>
+          <w:lang w:eastAsia="ru-RU"/>
+        </w:rPr>
         <w:t xml:space="preserve"> </w:t>
       </w:r>
       <w:r>
@@ -9791,7 +14383,90 @@
           <w:szCs w:val="28"/>
           <w:lang w:eastAsia="ru-RU"/>
         </w:rPr>
-        <w:t>https://ru.hexlet.io/blog/posts/chto-takoe-visual-studio-code</w:t>
+        <w:t xml:space="preserve">https://ru.wikipedia.org/wiki/Windows_10 </w:t>
+      </w:r>
+      <w:r>
+        <w:rPr>
+          <w:rFonts w:ascii="Times New Roman" w:eastAsia="Times New Roman" w:hAnsi="Times New Roman" w:cs="Times New Roman"/>
+          <w:color w:val="000000"/>
+          <w:sz w:val="28"/>
+          <w:szCs w:val="28"/>
+          <w:lang w:eastAsia="ru-RU"/>
+        </w:rPr>
+        <w:t xml:space="preserve">(дата обращения </w:t>
+      </w:r>
+      <w:r>
+        <w:rPr>
+          <w:rFonts w:ascii="Times New Roman" w:eastAsia="Times New Roman" w:hAnsi="Times New Roman" w:cs="Times New Roman"/>
+          <w:color w:val="000000"/>
+          <w:sz w:val="28"/>
+          <w:szCs w:val="28"/>
+          <w:lang w:eastAsia="ru-RU"/>
+        </w:rPr>
+        <w:t>01</w:t>
+      </w:r>
+      <w:r>
+        <w:rPr>
+          <w:rFonts w:ascii="Times New Roman" w:eastAsia="Times New Roman" w:hAnsi="Times New Roman" w:cs="Times New Roman"/>
+          <w:color w:val="000000"/>
+          <w:sz w:val="28"/>
+          <w:szCs w:val="28"/>
+          <w:lang w:eastAsia="ru-RU"/>
+        </w:rPr>
+        <w:t>.0</w:t>
+      </w:r>
+      <w:r>
+        <w:rPr>
+          <w:rFonts w:ascii="Times New Roman" w:eastAsia="Times New Roman" w:hAnsi="Times New Roman" w:cs="Times New Roman"/>
+          <w:color w:val="000000"/>
+          <w:sz w:val="28"/>
+          <w:szCs w:val="28"/>
+          <w:lang w:eastAsia="ru-RU"/>
+        </w:rPr>
+        <w:t>4</w:t>
+      </w:r>
+      <w:r>
+        <w:rPr>
+          <w:rFonts w:ascii="Times New Roman" w:eastAsia="Times New Roman" w:hAnsi="Times New Roman" w:cs="Times New Roman"/>
+          <w:color w:val="000000"/>
+          <w:sz w:val="28"/>
+          <w:szCs w:val="28"/>
+          <w:lang w:eastAsia="ru-RU"/>
+        </w:rPr>
+        <w:t>.2026).</w:t>
+      </w:r>
+    </w:p>
+    <w:p>
+      <w:pPr>
+        <w:spacing w:line="360" w:lineRule="auto"/>
+        <w:ind w:firstLine="709"/>
+        <w:rPr>
+          <w:rFonts w:ascii="Times New Roman" w:eastAsia="Times New Roman" w:hAnsi="Times New Roman" w:cs="Times New Roman"/>
+          <w:color w:val="000000"/>
+          <w:sz w:val="28"/>
+          <w:szCs w:val="28"/>
+          <w:lang w:eastAsia="ru-RU"/>
+        </w:rPr>
+      </w:pPr>
+      <w:r>
+        <w:rPr>
+          <w:rFonts w:ascii="Times New Roman" w:eastAsia="Times New Roman" w:hAnsi="Times New Roman" w:cs="Times New Roman"/>
+          <w:color w:val="000000"/>
+          <w:sz w:val="28"/>
+          <w:szCs w:val="28"/>
+          <w:lang w:eastAsia="ru-RU"/>
+        </w:rPr>
+        <w:t>1</w:t>
+      </w:r>
+      <w:r>
+        <w:rPr>
+          <w:rFonts w:ascii="Times New Roman" w:eastAsia="Times New Roman" w:hAnsi="Times New Roman" w:cs="Times New Roman"/>
+          <w:color w:val="000000"/>
+          <w:sz w:val="28"/>
+          <w:szCs w:val="28"/>
+          <w:lang w:eastAsia="ru-RU"/>
+        </w:rPr>
+        <w:t>2</w:t>
       </w:r>
       <w:r>
         <w:rPr>
@@ -9809,6 +14484,126 @@
           <w:color w:val="000000"/>
           <w:sz w:val="28"/>
           <w:szCs w:val="28"/>
+          <w:lang w:val="en-US" w:eastAsia="ru-RU"/>
+        </w:rPr>
+        <w:t>Spring</w:t>
+      </w:r>
+      <w:r>
+        <w:rPr>
+          <w:rFonts w:ascii="Times New Roman" w:eastAsia="Times New Roman" w:hAnsi="Times New Roman" w:cs="Times New Roman"/>
+          <w:color w:val="000000"/>
+          <w:sz w:val="28"/>
+          <w:szCs w:val="28"/>
+          <w:lang w:eastAsia="ru-RU"/>
+        </w:rPr>
+        <w:t xml:space="preserve"> </w:t>
+      </w:r>
+      <w:r>
+        <w:rPr>
+          <w:rFonts w:ascii="Times New Roman" w:eastAsia="Times New Roman" w:hAnsi="Times New Roman" w:cs="Times New Roman"/>
+          <w:color w:val="000000"/>
+          <w:sz w:val="28"/>
+          <w:szCs w:val="28"/>
+          <w:lang w:val="en-US" w:eastAsia="ru-RU"/>
+        </w:rPr>
+        <w:t>Framework</w:t>
+      </w:r>
+      <w:r>
+        <w:rPr>
+          <w:rFonts w:ascii="Times New Roman" w:eastAsia="Times New Roman" w:hAnsi="Times New Roman" w:cs="Times New Roman"/>
+          <w:color w:val="000000"/>
+          <w:sz w:val="28"/>
+          <w:szCs w:val="28"/>
+          <w:lang w:eastAsia="ru-RU"/>
+        </w:rPr>
+        <w:t xml:space="preserve">: что это и зачем нужен - принципы и структура фреймворка, как начать пользоваться </w:t>
+      </w:r>
+      <w:r>
+        <w:rPr>
+          <w:rFonts w:ascii="Times New Roman" w:eastAsia="Times New Roman" w:hAnsi="Times New Roman" w:cs="Times New Roman"/>
+          <w:color w:val="000000"/>
+          <w:sz w:val="28"/>
+          <w:szCs w:val="28"/>
+          <w:lang w:val="en-US" w:eastAsia="ru-RU"/>
+        </w:rPr>
+        <w:t>Java</w:t>
+      </w:r>
+      <w:r>
+        <w:rPr>
+          <w:rFonts w:ascii="Times New Roman" w:eastAsia="Times New Roman" w:hAnsi="Times New Roman" w:cs="Times New Roman"/>
+          <w:color w:val="000000"/>
+          <w:sz w:val="28"/>
+          <w:szCs w:val="28"/>
+          <w:lang w:eastAsia="ru-RU"/>
+        </w:rPr>
+        <w:t xml:space="preserve"> </w:t>
+      </w:r>
+      <w:r>
+        <w:rPr>
+          <w:rFonts w:ascii="Times New Roman" w:eastAsia="Times New Roman" w:hAnsi="Times New Roman" w:cs="Times New Roman"/>
+          <w:color w:val="000000"/>
+          <w:sz w:val="28"/>
+          <w:szCs w:val="28"/>
+          <w:lang w:val="en-US" w:eastAsia="ru-RU"/>
+        </w:rPr>
+        <w:t>Spring</w:t>
+      </w:r>
+      <w:r>
+        <w:rPr>
+          <w:rFonts w:ascii="Times New Roman" w:eastAsia="Times New Roman" w:hAnsi="Times New Roman" w:cs="Times New Roman"/>
+          <w:color w:val="000000"/>
+          <w:sz w:val="28"/>
+          <w:szCs w:val="28"/>
+          <w:lang w:eastAsia="ru-RU"/>
+        </w:rPr>
+        <w:t xml:space="preserve"> для начинающих</w:t>
+      </w:r>
+      <w:r>
+        <w:rPr>
+          <w:rFonts w:ascii="Times New Roman" w:eastAsia="Times New Roman" w:hAnsi="Times New Roman" w:cs="Times New Roman"/>
+          <w:color w:val="000000"/>
+          <w:sz w:val="28"/>
+          <w:szCs w:val="28"/>
+          <w:lang w:eastAsia="ru-RU"/>
+        </w:rPr>
+        <w:t xml:space="preserve"> </w:t>
+      </w:r>
+      <w:r>
+        <w:rPr>
+          <w:rFonts w:ascii="Times New Roman" w:eastAsia="Times New Roman" w:hAnsi="Times New Roman" w:cs="Times New Roman"/>
+          <w:color w:val="000000"/>
+          <w:sz w:val="28"/>
+          <w:szCs w:val="28"/>
+          <w:lang w:eastAsia="ru-RU"/>
+        </w:rPr>
+        <w:t xml:space="preserve">[Электронный ресурс]. – </w:t>
+      </w:r>
+      <w:r>
+        <w:rPr>
+          <w:rFonts w:ascii="Times New Roman" w:eastAsia="Times New Roman" w:hAnsi="Times New Roman" w:cs="Times New Roman"/>
+          <w:color w:val="000000"/>
+          <w:sz w:val="28"/>
+          <w:szCs w:val="28"/>
+          <w:lang w:eastAsia="ru-RU"/>
+        </w:rPr>
+        <w:t>https://practicum.yandex.ru/blog/framework-spring-java/</w:t>
+      </w:r>
+      <w:r>
+        <w:rPr>
+          <w:rFonts w:ascii="Times New Roman" w:eastAsia="Times New Roman" w:hAnsi="Times New Roman" w:cs="Times New Roman"/>
+          <w:color w:val="000000"/>
+          <w:sz w:val="28"/>
+          <w:szCs w:val="28"/>
+          <w:lang w:eastAsia="ru-RU"/>
+        </w:rPr>
+        <w:t xml:space="preserve"> </w:t>
+      </w:r>
+      <w:r>
+        <w:rPr>
+          <w:rFonts w:ascii="Times New Roman" w:eastAsia="Times New Roman" w:hAnsi="Times New Roman" w:cs="Times New Roman"/>
+          <w:color w:val="000000"/>
+          <w:sz w:val="28"/>
+          <w:szCs w:val="28"/>
           <w:lang w:eastAsia="ru-RU"/>
         </w:rPr>
         <w:t xml:space="preserve">(дата обращения </w:t>
@@ -9853,6 +14648,170 @@
         </w:rPr>
         <w:t>.2026).</w:t>
       </w:r>
+    </w:p>
+    <w:p>
+      <w:pPr>
+        <w:spacing w:line="360" w:lineRule="auto"/>
+        <w:ind w:firstLine="709"/>
+        <w:rPr>
+          <w:rFonts w:ascii="Times New Roman" w:eastAsia="Times New Roman" w:hAnsi="Times New Roman" w:cs="Times New Roman"/>
+          <w:color w:val="000000"/>
+          <w:sz w:val="28"/>
+          <w:szCs w:val="28"/>
+          <w:lang w:eastAsia="ru-RU"/>
+        </w:rPr>
+      </w:pPr>
+    </w:p>
+    <w:p>
+      <w:pPr>
+        <w:spacing w:line="360" w:lineRule="auto"/>
+        <w:ind w:firstLine="709"/>
+        <w:rPr>
+          <w:rFonts w:ascii="Times New Roman" w:eastAsia="Times New Roman" w:hAnsi="Times New Roman" w:cs="Times New Roman"/>
+          <w:color w:val="000000"/>
+          <w:sz w:val="28"/>
+          <w:szCs w:val="28"/>
+          <w:lang w:eastAsia="ru-RU"/>
+        </w:rPr>
+      </w:pPr>
+      <w:r>
+        <w:rPr>
+          <w:rFonts w:ascii="Times New Roman" w:eastAsia="Times New Roman" w:hAnsi="Times New Roman" w:cs="Times New Roman"/>
+          <w:color w:val="000000"/>
+          <w:sz w:val="28"/>
+          <w:szCs w:val="28"/>
+          <w:lang w:eastAsia="ru-RU"/>
+        </w:rPr>
+        <w:t xml:space="preserve">88 </w:t>
+      </w:r>
+      <w:proofErr w:type="spellStart"/>
+      <w:r>
+        <w:rPr>
+          <w:rFonts w:ascii="Times New Roman" w:eastAsia="Times New Roman" w:hAnsi="Times New Roman" w:cs="Times New Roman"/>
+          <w:color w:val="000000"/>
+          <w:sz w:val="28"/>
+          <w:szCs w:val="28"/>
+          <w:lang w:eastAsia="ru-RU"/>
+        </w:rPr>
+        <w:t>PostgreSQL</w:t>
+      </w:r>
+      <w:proofErr w:type="spellEnd"/>
+      <w:r>
+        <w:rPr>
+          <w:rFonts w:ascii="Times New Roman" w:eastAsia="Times New Roman" w:hAnsi="Times New Roman" w:cs="Times New Roman"/>
+          <w:color w:val="000000"/>
+          <w:sz w:val="28"/>
+          <w:szCs w:val="28"/>
+          <w:lang w:eastAsia="ru-RU"/>
+        </w:rPr>
+        <w:t>: что это за СУБД, основы и преимущества</w:t>
+      </w:r>
+      <w:r>
+        <w:rPr>
+          <w:rFonts w:ascii="Times New Roman" w:eastAsia="Times New Roman" w:hAnsi="Times New Roman" w:cs="Times New Roman"/>
+          <w:color w:val="000000"/>
+          <w:sz w:val="28"/>
+          <w:szCs w:val="28"/>
+          <w:lang w:eastAsia="ru-RU"/>
+        </w:rPr>
+        <w:t xml:space="preserve"> </w:t>
+      </w:r>
+      <w:r>
+        <w:rPr>
+          <w:rFonts w:ascii="Times New Roman" w:eastAsia="Times New Roman" w:hAnsi="Times New Roman" w:cs="Times New Roman"/>
+          <w:color w:val="000000"/>
+          <w:sz w:val="28"/>
+          <w:szCs w:val="28"/>
+          <w:lang w:eastAsia="ru-RU"/>
+        </w:rPr>
+        <w:t xml:space="preserve">[Электронный ресурс]. – </w:t>
+      </w:r>
+      <w:r>
+        <w:rPr>
+          <w:rFonts w:ascii="Times New Roman" w:eastAsia="Times New Roman" w:hAnsi="Times New Roman" w:cs="Times New Roman"/>
+          <w:color w:val="000000"/>
+          <w:sz w:val="28"/>
+          <w:szCs w:val="28"/>
+          <w:lang w:eastAsia="ru-RU"/>
+        </w:rPr>
+        <w:t xml:space="preserve">https://blog.skillfactory.ru/glossary/postgresql/ </w:t>
+      </w:r>
+      <w:r>
+        <w:rPr>
+          <w:rFonts w:ascii="Times New Roman" w:eastAsia="Times New Roman" w:hAnsi="Times New Roman" w:cs="Times New Roman"/>
+          <w:color w:val="000000"/>
+          <w:sz w:val="28"/>
+          <w:szCs w:val="28"/>
+          <w:lang w:eastAsia="ru-RU"/>
+        </w:rPr>
+        <w:t xml:space="preserve">(дата обращения </w:t>
+      </w:r>
+      <w:r>
+        <w:rPr>
+          <w:rFonts w:ascii="Times New Roman" w:eastAsia="Times New Roman" w:hAnsi="Times New Roman" w:cs="Times New Roman"/>
+          <w:color w:val="000000"/>
+          <w:sz w:val="28"/>
+          <w:szCs w:val="28"/>
+          <w:lang w:eastAsia="ru-RU"/>
+        </w:rPr>
+        <w:t>01</w:t>
+      </w:r>
+      <w:r>
+        <w:rPr>
+          <w:rFonts w:ascii="Times New Roman" w:eastAsia="Times New Roman" w:hAnsi="Times New Roman" w:cs="Times New Roman"/>
+          <w:color w:val="000000"/>
+          <w:sz w:val="28"/>
+          <w:szCs w:val="28"/>
+          <w:lang w:eastAsia="ru-RU"/>
+        </w:rPr>
+        <w:t>.0</w:t>
+      </w:r>
+      <w:r>
+        <w:rPr>
+          <w:rFonts w:ascii="Times New Roman" w:eastAsia="Times New Roman" w:hAnsi="Times New Roman" w:cs="Times New Roman"/>
+          <w:color w:val="000000"/>
+          <w:sz w:val="28"/>
+          <w:szCs w:val="28"/>
+          <w:lang w:eastAsia="ru-RU"/>
+        </w:rPr>
+        <w:t>4</w:t>
+      </w:r>
+      <w:r>
+        <w:rPr>
+          <w:rFonts w:ascii="Times New Roman" w:eastAsia="Times New Roman" w:hAnsi="Times New Roman" w:cs="Times New Roman"/>
+          <w:color w:val="000000"/>
+          <w:sz w:val="28"/>
+          <w:szCs w:val="28"/>
+          <w:lang w:eastAsia="ru-RU"/>
+        </w:rPr>
+        <w:t>.2026).</w:t>
+      </w:r>
+    </w:p>
+    <w:p>
+      <w:pPr>
+        <w:spacing w:line="360" w:lineRule="auto"/>
+        <w:ind w:firstLine="709"/>
+        <w:rPr>
+          <w:rFonts w:ascii="Times New Roman" w:eastAsia="Times New Roman" w:hAnsi="Times New Roman" w:cs="Times New Roman"/>
+          <w:color w:val="000000"/>
+          <w:sz w:val="28"/>
+          <w:szCs w:val="28"/>
+          <w:lang w:eastAsia="ru-RU"/>
+        </w:rPr>
+      </w:pPr>
+    </w:p>
+    <w:p>
+      <w:pPr>
+        <w:spacing w:line="360" w:lineRule="auto"/>
+        <w:ind w:firstLine="709"/>
+        <w:rPr>
+          <w:rFonts w:ascii="Times New Roman" w:eastAsia="Times New Roman" w:hAnsi="Times New Roman" w:cs="Times New Roman"/>
+          <w:color w:val="000000"/>
+          <w:sz w:val="28"/>
+          <w:szCs w:val="28"/>
+          <w:lang w:eastAsia="ru-RU"/>
+        </w:rPr>
+      </w:pPr>
     </w:p>
     <w:p>
       <w:pPr>
@@ -9889,7 +14848,7 @@
 </file>
 
 <file path=word/endnotes.xml><?xml version="1.0" encoding="utf-8"?>
-<w:endnotes xmlns:wpc="http://schemas.microsoft.com/office/word/2010/wordprocessingCanvas" xmlns:cx="http://schemas.microsoft.com/office/drawing/2014/chartex" xmlns:cx1="http://schemas.microsoft.com/office/drawing/2015/9/8/chartex" xmlns:cx2="http://schemas.microsoft.com/office/drawing/2015/10/21/chartex" xmlns:cx3="http://schemas.microsoft.com/office/drawing/2016/5/9/chartex" xmlns:cx4="http://schemas.microsoft.com/office/drawing/2016/5/10/chartex" xmlns:cx5="http://schemas.microsoft.com/office/drawing/2016/5/11/chartex" xmlns:cx6="http://schemas.microsoft.com/office/drawing/2016/5/12/chartex" xmlns:cx7="http://schemas.microsoft.com/office/drawing/2016/5/13/chartex" xmlns:cx8="http://schemas.microsoft.com/office/drawing/2016/5/14/chartex" xmlns:mc="http://schemas.openxmlformats.org/markup-compatibility/2006" xmlns:aink="http://schemas.microsoft.com/office/drawing/2016/ink" xmlns:am3d="http://schemas.microsoft.com/office/drawing/2017/model3d" xmlns:o="urn:schemas-microsoft-com:office:office" xmlns:oel="http://schemas.microsoft.com/office/2019/extlst" xmlns:r="http://schemas.openxmlformats.org/officeDocument/2006/relationships" xmlns:m="http://schemas.openxmlformats.org/officeDocument/2006/math" xmlns:v="urn:schemas-microsoft-com:vml" xmlns:wp14="http://schemas.microsoft.com/office/word/2010/wordprocessingDrawing" xmlns:wp="http://schemas.openxmlformats.org/drawingml/2006/wordprocessingDrawing" xmlns:w10="urn:schemas-microsoft-com:office:word" xmlns:w="http://schemas.openxmlformats.org/wordprocessingml/2006/main" xmlns:w14="http://schemas.microsoft.com/office/word/2010/wordml" xmlns:w15="http://schemas.microsoft.com/office/word/2012/wordml" xmlns:w16cex="http://schemas.microsoft.com/office/word/2018/wordml/cex" xmlns:w16cid="http://schemas.microsoft.com/office/word/2016/wordml/cid" xmlns:w16="http://schemas.microsoft.com/office/word/2018/wordml" xmlns:w16du="http://schemas.microsoft.com/office/word/2023/wordml/word16du" xmlns:w16sdtdh="http://schemas.microsoft.com/office/word/2020/wordml/sdtdatahash" xmlns:w16sdtfl="http://schemas.microsoft.com/office/word/2024/wordml/sdtformatlock" xmlns:w16se="http://schemas.microsoft.com/office/word/2015/wordml/symex" xmlns:wpg="http://schemas.microsoft.com/office/word/2010/wordprocessingGroup" xmlns:wpi="http://schemas.microsoft.com/office/word/2010/wordprocessingInk" xmlns:wne="http://schemas.microsoft.com/office/word/2006/wordml" xmlns:wps="http://schemas.microsoft.com/office/word/2010/wordprocessingShape" mc:Ignorable="w14 w15 w16se w16cid w16 w16cex w16sdtdh w16sdtfl w16du wp14">
+<w:endnotes xmlns:wpc="http://schemas.microsoft.com/office/word/2010/wordprocessingCanvas" xmlns:cx="http://schemas.microsoft.com/office/drawing/2014/chartex" xmlns:cx1="http://schemas.microsoft.com/office/drawing/2015/9/8/chartex" xmlns:cx2="http://schemas.microsoft.com/office/drawing/2015/10/21/chartex" xmlns:cx3="http://schemas.microsoft.com/office/drawing/2016/5/9/chartex" xmlns:cx4="http://schemas.microsoft.com/office/drawing/2016/5/10/chartex" xmlns:cx5="http://schemas.microsoft.com/office/drawing/2016/5/11/chartex" xmlns:cx6="http://schemas.microsoft.com/office/drawing/2016/5/12/chartex" xmlns:cx7="http://schemas.microsoft.com/office/drawing/2016/5/13/chartex" xmlns:cx8="http://schemas.microsoft.com/office/drawing/2016/5/14/chartex" xmlns:mc="http://schemas.openxmlformats.org/markup-compatibility/2006" xmlns:aink="http://schemas.microsoft.com/office/drawing/2016/ink" xmlns:am3d="http://schemas.microsoft.com/office/drawing/2017/model3d" xmlns:o="urn:schemas-microsoft-com:office:office" xmlns:r="http://schemas.openxmlformats.org/officeDocument/2006/relationships" xmlns:m="http://schemas.openxmlformats.org/officeDocument/2006/math" xmlns:v="urn:schemas-microsoft-com:vml" xmlns:wp14="http://schemas.microsoft.com/office/word/2010/wordprocessingDrawing" xmlns:wp="http://schemas.openxmlformats.org/drawingml/2006/wordprocessingDrawing" xmlns:w10="urn:schemas-microsoft-com:office:word" xmlns:w="http://schemas.openxmlformats.org/wordprocessingml/2006/main" xmlns:w14="http://schemas.microsoft.com/office/word/2010/wordml" xmlns:w15="http://schemas.microsoft.com/office/word/2012/wordml" xmlns:w16cex="http://schemas.microsoft.com/office/word/2018/wordml/cex" xmlns:w16cid="http://schemas.microsoft.com/office/word/2016/wordml/cid" xmlns:w16="http://schemas.microsoft.com/office/word/2018/wordml" xmlns:w16se="http://schemas.microsoft.com/office/word/2015/wordml/symex" xmlns:wpg="http://schemas.microsoft.com/office/word/2010/wordprocessingGroup" xmlns:wpi="http://schemas.microsoft.com/office/word/2010/wordprocessingInk" xmlns:wne="http://schemas.microsoft.com/office/word/2006/wordml" xmlns:wps="http://schemas.microsoft.com/office/word/2010/wordprocessingShape" mc:Ignorable="w14 w15 w16se w16cid w16 w16cex wp14">
   <w:endnote w:type="separator" w:id="-1">
     <w:p>
       <w:pPr>
@@ -9914,7 +14873,7 @@
 </file>
 
 <file path=word/footer1.xml><?xml version="1.0" encoding="utf-8"?>
-<w:ftr xmlns:wpc="http://schemas.microsoft.com/office/word/2010/wordprocessingCanvas" xmlns:cx="http://schemas.microsoft.com/office/drawing/2014/chartex" xmlns:cx1="http://schemas.microsoft.com/office/drawing/2015/9/8/chartex" xmlns:cx2="http://schemas.microsoft.com/office/drawing/2015/10/21/chartex" xmlns:cx3="http://schemas.microsoft.com/office/drawing/2016/5/9/chartex" xmlns:cx4="http://schemas.microsoft.com/office/drawing/2016/5/10/chartex" xmlns:cx5="http://schemas.microsoft.com/office/drawing/2016/5/11/chartex" xmlns:cx6="http://schemas.microsoft.com/office/drawing/2016/5/12/chartex" xmlns:cx7="http://schemas.microsoft.com/office/drawing/2016/5/13/chartex" xmlns:cx8="http://schemas.microsoft.com/office/drawing/2016/5/14/chartex" xmlns:mc="http://schemas.openxmlformats.org/markup-compatibility/2006" xmlns:aink="http://schemas.microsoft.com/office/drawing/2016/ink" xmlns:am3d="http://schemas.microsoft.com/office/drawing/2017/model3d" xmlns:o="urn:schemas-microsoft-com:office:office" xmlns:oel="http://schemas.microsoft.com/office/2019/extlst" xmlns:r="http://schemas.openxmlformats.org/officeDocument/2006/relationships" xmlns:m="http://schemas.openxmlformats.org/officeDocument/2006/math" xmlns:v="urn:schemas-microsoft-com:vml" xmlns:wp14="http://schemas.microsoft.com/office/word/2010/wordprocessingDrawing" xmlns:wp="http://schemas.openxmlformats.org/drawingml/2006/wordprocessingDrawing" xmlns:w10="urn:schemas-microsoft-com:office:word" xmlns:w="http://schemas.openxmlformats.org/wordprocessingml/2006/main" xmlns:w14="http://schemas.microsoft.com/office/word/2010/wordml" xmlns:w15="http://schemas.microsoft.com/office/word/2012/wordml" xmlns:w16cex="http://schemas.microsoft.com/office/word/2018/wordml/cex" xmlns:w16cid="http://schemas.microsoft.com/office/word/2016/wordml/cid" xmlns:w16="http://schemas.microsoft.com/office/word/2018/wordml" xmlns:w16du="http://schemas.microsoft.com/office/word/2023/wordml/word16du" xmlns:w16sdtdh="http://schemas.microsoft.com/office/word/2020/wordml/sdtdatahash" xmlns:w16sdtfl="http://schemas.microsoft.com/office/word/2024/wordml/sdtformatlock" xmlns:w16se="http://schemas.microsoft.com/office/word/2015/wordml/symex" xmlns:wpg="http://schemas.microsoft.com/office/word/2010/wordprocessingGroup" xmlns:wpi="http://schemas.microsoft.com/office/word/2010/wordprocessingInk" xmlns:wne="http://schemas.microsoft.com/office/word/2006/wordml" xmlns:wps="http://schemas.microsoft.com/office/word/2010/wordprocessingShape" mc:Ignorable="w14 w15 w16se w16cid w16 w16cex w16sdtdh w16sdtfl w16du wp14">
+<w:ftr xmlns:wpc="http://schemas.microsoft.com/office/word/2010/wordprocessingCanvas" xmlns:cx="http://schemas.microsoft.com/office/drawing/2014/chartex" xmlns:cx1="http://schemas.microsoft.com/office/drawing/2015/9/8/chartex" xmlns:cx2="http://schemas.microsoft.com/office/drawing/2015/10/21/chartex" xmlns:cx3="http://schemas.microsoft.com/office/drawing/2016/5/9/chartex" xmlns:cx4="http://schemas.microsoft.com/office/drawing/2016/5/10/chartex" xmlns:cx5="http://schemas.microsoft.com/office/drawing/2016/5/11/chartex" xmlns:cx6="http://schemas.microsoft.com/office/drawing/2016/5/12/chartex" xmlns:cx7="http://schemas.microsoft.com/office/drawing/2016/5/13/chartex" xmlns:cx8="http://schemas.microsoft.com/office/drawing/2016/5/14/chartex" xmlns:mc="http://schemas.openxmlformats.org/markup-compatibility/2006" xmlns:aink="http://schemas.microsoft.com/office/drawing/2016/ink" xmlns:am3d="http://schemas.microsoft.com/office/drawing/2017/model3d" xmlns:o="urn:schemas-microsoft-com:office:office" xmlns:r="http://schemas.openxmlformats.org/officeDocument/2006/relationships" xmlns:m="http://schemas.openxmlformats.org/officeDocument/2006/math" xmlns:v="urn:schemas-microsoft-com:vml" xmlns:wp14="http://schemas.microsoft.com/office/word/2010/wordprocessingDrawing" xmlns:wp="http://schemas.openxmlformats.org/drawingml/2006/wordprocessingDrawing" xmlns:w10="urn:schemas-microsoft-com:office:word" xmlns:w="http://schemas.openxmlformats.org/wordprocessingml/2006/main" xmlns:w14="http://schemas.microsoft.com/office/word/2010/wordml" xmlns:w15="http://schemas.microsoft.com/office/word/2012/wordml" xmlns:w16cex="http://schemas.microsoft.com/office/word/2018/wordml/cex" xmlns:w16cid="http://schemas.microsoft.com/office/word/2016/wordml/cid" xmlns:w16="http://schemas.microsoft.com/office/word/2018/wordml" xmlns:w16se="http://schemas.microsoft.com/office/word/2015/wordml/symex" xmlns:wpg="http://schemas.microsoft.com/office/word/2010/wordprocessingGroup" xmlns:wpi="http://schemas.microsoft.com/office/word/2010/wordprocessingInk" xmlns:wne="http://schemas.microsoft.com/office/word/2006/wordml" xmlns:wps="http://schemas.microsoft.com/office/word/2010/wordprocessingShape" mc:Ignorable="w14 w15 w16se w16cid w16 w16cex wp14">
   <w:sdt>
     <w:sdtPr>
       <w:id w:val="-365212670"/>
@@ -9993,7 +14952,7 @@
 </file>
 
 <file path=word/footnotes.xml><?xml version="1.0" encoding="utf-8"?>
-<w:footnotes xmlns:wpc="http://schemas.microsoft.com/office/word/2010/wordprocessingCanvas" xmlns:cx="http://schemas.microsoft.com/office/drawing/2014/chartex" xmlns:cx1="http://schemas.microsoft.com/office/drawing/2015/9/8/chartex" xmlns:cx2="http://schemas.microsoft.com/office/drawing/2015/10/21/chartex" xmlns:cx3="http://schemas.microsoft.com/office/drawing/2016/5/9/chartex" xmlns:cx4="http://schemas.microsoft.com/office/drawing/2016/5/10/chartex" xmlns:cx5="http://schemas.microsoft.com/office/drawing/2016/5/11/chartex" xmlns:cx6="http://schemas.microsoft.com/office/drawing/2016/5/12/chartex" xmlns:cx7="http://schemas.microsoft.com/office/drawing/2016/5/13/chartex" xmlns:cx8="http://schemas.microsoft.com/office/drawing/2016/5/14/chartex" xmlns:mc="http://schemas.openxmlformats.org/markup-compatibility/2006" xmlns:aink="http://schemas.microsoft.com/office/drawing/2016/ink" xmlns:am3d="http://schemas.microsoft.com/office/drawing/2017/model3d" xmlns:o="urn:schemas-microsoft-com:office:office" xmlns:oel="http://schemas.microsoft.com/office/2019/extlst" xmlns:r="http://schemas.openxmlformats.org/officeDocument/2006/relationships" xmlns:m="http://schemas.openxmlformats.org/officeDocument/2006/math" xmlns:v="urn:schemas-microsoft-com:vml" xmlns:wp14="http://schemas.microsoft.com/office/word/2010/wordprocessingDrawing" xmlns:wp="http://schemas.openxmlformats.org/drawingml/2006/wordprocessingDrawing" xmlns:w10="urn:schemas-microsoft-com:office:word" xmlns:w="http://schemas.openxmlformats.org/wordprocessingml/2006/main" xmlns:w14="http://schemas.microsoft.com/office/word/2010/wordml" xmlns:w15="http://schemas.microsoft.com/office/word/2012/wordml" xmlns:w16cex="http://schemas.microsoft.com/office/word/2018/wordml/cex" xmlns:w16cid="http://schemas.microsoft.com/office/word/2016/wordml/cid" xmlns:w16="http://schemas.microsoft.com/office/word/2018/wordml" xmlns:w16du="http://schemas.microsoft.com/office/word/2023/wordml/word16du" xmlns:w16sdtdh="http://schemas.microsoft.com/office/word/2020/wordml/sdtdatahash" xmlns:w16sdtfl="http://schemas.microsoft.com/office/word/2024/wordml/sdtformatlock" xmlns:w16se="http://schemas.microsoft.com/office/word/2015/wordml/symex" xmlns:wpg="http://schemas.microsoft.com/office/word/2010/wordprocessingGroup" xmlns:wpi="http://schemas.microsoft.com/office/word/2010/wordprocessingInk" xmlns:wne="http://schemas.microsoft.com/office/word/2006/wordml" xmlns:wps="http://schemas.microsoft.com/office/word/2010/wordprocessingShape" mc:Ignorable="w14 w15 w16se w16cid w16 w16cex w16sdtdh w16sdtfl w16du wp14">
+<w:footnotes xmlns:wpc="http://schemas.microsoft.com/office/word/2010/wordprocessingCanvas" xmlns:cx="http://schemas.microsoft.com/office/drawing/2014/chartex" xmlns:cx1="http://schemas.microsoft.com/office/drawing/2015/9/8/chartex" xmlns:cx2="http://schemas.microsoft.com/office/drawing/2015/10/21/chartex" xmlns:cx3="http://schemas.microsoft.com/office/drawing/2016/5/9/chartex" xmlns:cx4="http://schemas.microsoft.com/office/drawing/2016/5/10/chartex" xmlns:cx5="http://schemas.microsoft.com/office/drawing/2016/5/11/chartex" xmlns:cx6="http://schemas.microsoft.com/office/drawing/2016/5/12/chartex" xmlns:cx7="http://schemas.microsoft.com/office/drawing/2016/5/13/chartex" xmlns:cx8="http://schemas.microsoft.com/office/drawing/2016/5/14/chartex" xmlns:mc="http://schemas.openxmlformats.org/markup-compatibility/2006" xmlns:aink="http://schemas.microsoft.com/office/drawing/2016/ink" xmlns:am3d="http://schemas.microsoft.com/office/drawing/2017/model3d" xmlns:o="urn:schemas-microsoft-com:office:office" xmlns:r="http://schemas.openxmlformats.org/officeDocument/2006/relationships" xmlns:m="http://schemas.openxmlformats.org/officeDocument/2006/math" xmlns:v="urn:schemas-microsoft-com:vml" xmlns:wp14="http://schemas.microsoft.com/office/word/2010/wordprocessingDrawing" xmlns:wp="http://schemas.openxmlformats.org/drawingml/2006/wordprocessingDrawing" xmlns:w10="urn:schemas-microsoft-com:office:word" xmlns:w="http://schemas.openxmlformats.org/wordprocessingml/2006/main" xmlns:w14="http://schemas.microsoft.com/office/word/2010/wordml" xmlns:w15="http://schemas.microsoft.com/office/word/2012/wordml" xmlns:w16cex="http://schemas.microsoft.com/office/word/2018/wordml/cex" xmlns:w16cid="http://schemas.microsoft.com/office/word/2016/wordml/cid" xmlns:w16="http://schemas.microsoft.com/office/word/2018/wordml" xmlns:w16se="http://schemas.microsoft.com/office/word/2015/wordml/symex" xmlns:wpg="http://schemas.microsoft.com/office/word/2010/wordprocessingGroup" xmlns:wpi="http://schemas.microsoft.com/office/word/2010/wordprocessingInk" xmlns:wne="http://schemas.microsoft.com/office/word/2006/wordml" xmlns:wps="http://schemas.microsoft.com/office/word/2010/wordprocessingShape" mc:Ignorable="w14 w15 w16se w16cid w16 w16cex wp14">
   <w:footnote w:type="separator" w:id="-1">
     <w:p>
       <w:pPr>
@@ -10018,7 +14977,7 @@
 </file>
 
 <file path=word/styles.xml><?xml version="1.0" encoding="utf-8"?>
-<w:styles xmlns:mc="http://schemas.openxmlformats.org/markup-compatibility/2006" xmlns:r="http://schemas.openxmlformats.org/officeDocument/2006/relationships" xmlns:w="http://schemas.openxmlformats.org/wordprocessingml/2006/main" xmlns:w14="http://schemas.microsoft.com/office/word/2010/wordml" xmlns:w15="http://schemas.microsoft.com/office/word/2012/wordml" xmlns:w16cex="http://schemas.microsoft.com/office/word/2018/wordml/cex" xmlns:w16cid="http://schemas.microsoft.com/office/word/2016/wordml/cid" xmlns:w16="http://schemas.microsoft.com/office/word/2018/wordml" xmlns:w16du="http://schemas.microsoft.com/office/word/2023/wordml/word16du" xmlns:w16sdtdh="http://schemas.microsoft.com/office/word/2020/wordml/sdtdatahash" xmlns:w16sdtfl="http://schemas.microsoft.com/office/word/2024/wordml/sdtformatlock" xmlns:w16se="http://schemas.microsoft.com/office/word/2015/wordml/symex" mc:Ignorable="w14 w15 w16se w16cid w16 w16cex w16sdtdh w16sdtfl w16du">
+<w:styles xmlns:mc="http://schemas.openxmlformats.org/markup-compatibility/2006" xmlns:r="http://schemas.openxmlformats.org/officeDocument/2006/relationships" xmlns:w="http://schemas.openxmlformats.org/wordprocessingml/2006/main" xmlns:w14="http://schemas.microsoft.com/office/word/2010/wordml" xmlns:w15="http://schemas.microsoft.com/office/word/2012/wordml" xmlns:w16cex="http://schemas.microsoft.com/office/word/2018/wordml/cex" xmlns:w16cid="http://schemas.microsoft.com/office/word/2016/wordml/cid" xmlns:w16="http://schemas.microsoft.com/office/word/2018/wordml" xmlns:w16se="http://schemas.microsoft.com/office/word/2015/wordml/symex" mc:Ignorable="w14 w15 w16se w16cid w16 w16cex">
   <w:docDefaults>
     <w:rPrDefault>
       <w:rPr>
@@ -10464,6 +15423,7 @@
   <w:style w:type="character" w:default="1" w:styleId="a0">
     <w:name w:val="Default Paragraph Font"/>
     <w:uiPriority w:val="1"/>
+    <w:semiHidden/>
     <w:unhideWhenUsed/>
   </w:style>
   <w:style w:type="table" w:default="1" w:styleId="a1">
@@ -11048,7 +16008,7 @@
 </file>
 
 <file path=customXml/itemProps1.xml><?xml version="1.0" encoding="utf-8"?>
-<ds:datastoreItem xmlns:ds="http://schemas.openxmlformats.org/officeDocument/2006/customXml" ds:itemID="{75CFCB09-5050-4161-8198-305437BF9387}">
+<ds:datastoreItem xmlns:ds="http://schemas.openxmlformats.org/officeDocument/2006/customXml" ds:itemID="{9799E57F-D655-4545-A433-142A646B6BB4}">
   <ds:schemaRefs>
     <ds:schemaRef ds:uri="http://schemas.openxmlformats.org/officeDocument/2006/bibliography"/>
   </ds:schemaRefs>

--- a/Пояснительная записка к ВКР.docx
+++ b/Пояснительная записка к ВКР.docx
@@ -1,6 +1,6 @@
 
 <file path=word/document.xml><?xml version="1.0" encoding="utf-8"?>
-<w:document xmlns:wpc="http://schemas.microsoft.com/office/word/2010/wordprocessingCanvas" xmlns:cx="http://schemas.microsoft.com/office/drawing/2014/chartex" xmlns:cx1="http://schemas.microsoft.com/office/drawing/2015/9/8/chartex" xmlns:cx2="http://schemas.microsoft.com/office/drawing/2015/10/21/chartex" xmlns:cx3="http://schemas.microsoft.com/office/drawing/2016/5/9/chartex" xmlns:cx4="http://schemas.microsoft.com/office/drawing/2016/5/10/chartex" xmlns:cx5="http://schemas.microsoft.com/office/drawing/2016/5/11/chartex" xmlns:cx6="http://schemas.microsoft.com/office/drawing/2016/5/12/chartex" xmlns:cx7="http://schemas.microsoft.com/office/drawing/2016/5/13/chartex" xmlns:cx8="http://schemas.microsoft.com/office/drawing/2016/5/14/chartex" xmlns:mc="http://schemas.openxmlformats.org/markup-compatibility/2006" xmlns:aink="http://schemas.microsoft.com/office/drawing/2016/ink" xmlns:am3d="http://schemas.microsoft.com/office/drawing/2017/model3d" xmlns:o="urn:schemas-microsoft-com:office:office" xmlns:r="http://schemas.openxmlformats.org/officeDocument/2006/relationships" xmlns:m="http://schemas.openxmlformats.org/officeDocument/2006/math" xmlns:v="urn:schemas-microsoft-com:vml" xmlns:wp14="http://schemas.microsoft.com/office/word/2010/wordprocessingDrawing" xmlns:wp="http://schemas.openxmlformats.org/drawingml/2006/wordprocessingDrawing" xmlns:w10="urn:schemas-microsoft-com:office:word" xmlns:w="http://schemas.openxmlformats.org/wordprocessingml/2006/main" xmlns:w14="http://schemas.microsoft.com/office/word/2010/wordml" xmlns:w15="http://schemas.microsoft.com/office/word/2012/wordml" xmlns:w16cex="http://schemas.microsoft.com/office/word/2018/wordml/cex" xmlns:w16cid="http://schemas.microsoft.com/office/word/2016/wordml/cid" xmlns:w16="http://schemas.microsoft.com/office/word/2018/wordml" xmlns:w16se="http://schemas.microsoft.com/office/word/2015/wordml/symex" xmlns:wpg="http://schemas.microsoft.com/office/word/2010/wordprocessingGroup" xmlns:wpi="http://schemas.microsoft.com/office/word/2010/wordprocessingInk" xmlns:wne="http://schemas.microsoft.com/office/word/2006/wordml" xmlns:wps="http://schemas.microsoft.com/office/word/2010/wordprocessingShape" mc:Ignorable="w14 w15 w16se w16cid w16 w16cex wp14">
+<w:document xmlns:wpc="http://schemas.microsoft.com/office/word/2010/wordprocessingCanvas" xmlns:cx="http://schemas.microsoft.com/office/drawing/2014/chartex" xmlns:cx1="http://schemas.microsoft.com/office/drawing/2015/9/8/chartex" xmlns:cx2="http://schemas.microsoft.com/office/drawing/2015/10/21/chartex" xmlns:cx3="http://schemas.microsoft.com/office/drawing/2016/5/9/chartex" xmlns:cx4="http://schemas.microsoft.com/office/drawing/2016/5/10/chartex" xmlns:cx5="http://schemas.microsoft.com/office/drawing/2016/5/11/chartex" xmlns:cx6="http://schemas.microsoft.com/office/drawing/2016/5/12/chartex" xmlns:cx7="http://schemas.microsoft.com/office/drawing/2016/5/13/chartex" xmlns:cx8="http://schemas.microsoft.com/office/drawing/2016/5/14/chartex" xmlns:mc="http://schemas.openxmlformats.org/markup-compatibility/2006" xmlns:aink="http://schemas.microsoft.com/office/drawing/2016/ink" xmlns:am3d="http://schemas.microsoft.com/office/drawing/2017/model3d" xmlns:o="urn:schemas-microsoft-com:office:office" xmlns:oel="http://schemas.microsoft.com/office/2019/extlst" xmlns:r="http://schemas.openxmlformats.org/officeDocument/2006/relationships" xmlns:m="http://schemas.openxmlformats.org/officeDocument/2006/math" xmlns:v="urn:schemas-microsoft-com:vml" xmlns:wp14="http://schemas.microsoft.com/office/word/2010/wordprocessingDrawing" xmlns:wp="http://schemas.openxmlformats.org/drawingml/2006/wordprocessingDrawing" xmlns:w10="urn:schemas-microsoft-com:office:word" xmlns:w="http://schemas.openxmlformats.org/wordprocessingml/2006/main" xmlns:w14="http://schemas.microsoft.com/office/word/2010/wordml" xmlns:w15="http://schemas.microsoft.com/office/word/2012/wordml" xmlns:w16cex="http://schemas.microsoft.com/office/word/2018/wordml/cex" xmlns:w16cid="http://schemas.microsoft.com/office/word/2016/wordml/cid" xmlns:w16="http://schemas.microsoft.com/office/word/2018/wordml" xmlns:w16du="http://schemas.microsoft.com/office/word/2023/wordml/word16du" xmlns:w16sdtdh="http://schemas.microsoft.com/office/word/2020/wordml/sdtdatahash" xmlns:w16sdtfl="http://schemas.microsoft.com/office/word/2024/wordml/sdtformatlock" xmlns:w16se="http://schemas.microsoft.com/office/word/2015/wordml/symex" xmlns:wpg="http://schemas.microsoft.com/office/word/2010/wordprocessingGroup" xmlns:wpi="http://schemas.microsoft.com/office/word/2010/wordprocessingInk" xmlns:wne="http://schemas.microsoft.com/office/word/2006/wordml" xmlns:wps="http://schemas.microsoft.com/office/word/2010/wordprocessingShape" mc:Ignorable="w14 w15 w16se w16cid w16 w16cex w16sdtdh w16sdtfl w16du wp14">
   <w:body>
     <w:p>
       <w:pPr>
@@ -453,7 +453,6 @@
           <w:lang w:eastAsia="ru-RU"/>
         </w:rPr>
       </w:pPr>
-      <w:proofErr w:type="spellStart"/>
       <w:r>
         <w:rPr>
           <w:rFonts w:ascii="Times New Roman" w:eastAsia="Times New Roman" w:hAnsi="Times New Roman" w:cs="Times New Roman"/>
@@ -494,7 +493,6 @@
         </w:rPr>
         <w:t>П</w:t>
       </w:r>
-      <w:proofErr w:type="spellEnd"/>
       <w:r>
         <w:rPr>
           <w:rFonts w:ascii="Times New Roman" w:eastAsia="Times New Roman" w:hAnsi="Times New Roman" w:cs="Times New Roman"/>
@@ -624,7 +622,6 @@
         </w:rPr>
         <w:t xml:space="preserve">, </w:t>
       </w:r>
-      <w:proofErr w:type="spellStart"/>
       <w:r>
         <w:rPr>
           <w:rFonts w:ascii="Times New Roman" w:eastAsia="Times New Roman" w:hAnsi="Times New Roman" w:cs="Times New Roman"/>
@@ -675,7 +672,6 @@
         </w:rPr>
         <w:t>В</w:t>
       </w:r>
-      <w:proofErr w:type="spellEnd"/>
       <w:r>
         <w:rPr>
           <w:rFonts w:ascii="Times New Roman" w:eastAsia="Times New Roman" w:hAnsi="Times New Roman" w:cs="Times New Roman"/>
@@ -774,7 +770,6 @@
           <w:lang w:eastAsia="ru-RU"/>
         </w:rPr>
       </w:pPr>
-      <w:proofErr w:type="spellStart"/>
       <w:r>
         <w:rPr>
           <w:rFonts w:ascii="Times New Roman" w:eastAsia="Times New Roman" w:hAnsi="Times New Roman" w:cs="Times New Roman"/>
@@ -783,18 +778,7 @@
           <w:szCs w:val="28"/>
           <w:lang w:eastAsia="ru-RU"/>
         </w:rPr>
-        <w:t>Нормоконтролер</w:t>
-      </w:r>
-      <w:proofErr w:type="spellEnd"/>
-      <w:r>
-        <w:rPr>
-          <w:rFonts w:ascii="Times New Roman" w:eastAsia="Times New Roman" w:hAnsi="Times New Roman" w:cs="Times New Roman"/>
-          <w:color w:val="000000" w:themeColor="text1"/>
-          <w:sz w:val="28"/>
-          <w:szCs w:val="28"/>
-          <w:lang w:eastAsia="ru-RU"/>
-        </w:rPr>
-        <w:t>______________________________________А.А. Тарасов</w:t>
+        <w:t>Нормоконтролер______________________________________А.А. Тарасов</w:t>
       </w:r>
     </w:p>
     <w:p>
@@ -1267,20 +1251,8 @@
           <w:szCs w:val="28"/>
           <w:lang w:eastAsia="ru-RU"/>
         </w:rPr>
-        <w:t xml:space="preserve">_______________И.А. </w:t>
-      </w:r>
-      <w:proofErr w:type="spellStart"/>
-      <w:r>
-        <w:rPr>
-          <w:rFonts w:ascii="Times New Roman" w:eastAsia="Times New Roman" w:hAnsi="Times New Roman" w:cs="Times New Roman"/>
-          <w:color w:val="000000"/>
-          <w:sz w:val="28"/>
-          <w:szCs w:val="28"/>
-          <w:lang w:eastAsia="ru-RU"/>
-        </w:rPr>
-        <w:t>Лёзин</w:t>
-      </w:r>
-      <w:proofErr w:type="spellEnd"/>
+        <w:t>_______________И.А. Лёзин</w:t>
+      </w:r>
     </w:p>
     <w:p>
       <w:pPr>
@@ -1372,7 +1344,6 @@
           <w:lang w:eastAsia="ru-RU"/>
         </w:rPr>
       </w:pPr>
-      <w:proofErr w:type="spellStart"/>
       <w:r>
         <w:rPr>
           <w:rFonts w:ascii="Times New Roman" w:eastAsia="Times New Roman" w:hAnsi="Times New Roman" w:cs="Times New Roman"/>
@@ -1392,19 +1363,7 @@
           <w:u w:val="single"/>
           <w:lang w:eastAsia="ru-RU"/>
         </w:rPr>
-        <w:t>Федулову</w:t>
-      </w:r>
-      <w:proofErr w:type="spellEnd"/>
-      <w:r>
-        <w:rPr>
-          <w:rFonts w:ascii="Times New Roman" w:eastAsia="Times New Roman" w:hAnsi="Times New Roman" w:cs="Times New Roman"/>
-          <w:color w:val="000000" w:themeColor="text1"/>
-          <w:sz w:val="28"/>
-          <w:szCs w:val="28"/>
-          <w:u w:val="single"/>
-          <w:lang w:eastAsia="ru-RU"/>
-        </w:rPr>
-        <w:t xml:space="preserve"> Михаилу Павловичу</w:t>
+        <w:t>Федулову Михаилу Павловичу</w:t>
       </w:r>
       <w:r>
         <w:rPr>
@@ -1632,40 +1591,17 @@
           <w:u w:val="single"/>
           <w:lang w:eastAsia="ru-RU"/>
         </w:rPr>
-        <w:t xml:space="preserve">выполнения задач и управление </w:t>
-      </w:r>
-      <w:proofErr w:type="gramStart"/>
-      <w:r>
-        <w:rPr>
-          <w:rFonts w:ascii="Times New Roman" w:eastAsia="Times New Roman" w:hAnsi="Times New Roman" w:cs="Times New Roman"/>
-          <w:color w:val="000000"/>
-          <w:sz w:val="28"/>
-          <w:szCs w:val="28"/>
-          <w:u w:val="single"/>
-          <w:lang w:eastAsia="ru-RU"/>
-        </w:rPr>
-        <w:t>ими;</w:t>
-      </w:r>
-      <w:r>
-        <w:rPr>
-          <w:rFonts w:ascii="Times New Roman" w:eastAsia="Times New Roman" w:hAnsi="Times New Roman" w:cs="Times New Roman"/>
-          <w:color w:val="000000"/>
-          <w:sz w:val="28"/>
-          <w:szCs w:val="28"/>
-          <w:lang w:eastAsia="ru-RU"/>
-        </w:rPr>
-        <w:t>_</w:t>
-      </w:r>
-      <w:proofErr w:type="gramEnd"/>
-      <w:r>
-        <w:rPr>
-          <w:rFonts w:ascii="Times New Roman" w:eastAsia="Times New Roman" w:hAnsi="Times New Roman" w:cs="Times New Roman"/>
-          <w:color w:val="000000"/>
-          <w:sz w:val="28"/>
-          <w:szCs w:val="28"/>
-          <w:lang w:eastAsia="ru-RU"/>
-        </w:rPr>
-        <w:t>___</w:t>
+        <w:t>выполнения задач и управление ими;</w:t>
+      </w:r>
+      <w:r>
+        <w:rPr>
+          <w:rFonts w:ascii="Times New Roman" w:eastAsia="Times New Roman" w:hAnsi="Times New Roman" w:cs="Times New Roman"/>
+          <w:color w:val="000000"/>
+          <w:sz w:val="28"/>
+          <w:szCs w:val="28"/>
+          <w:lang w:eastAsia="ru-RU"/>
+        </w:rPr>
+        <w:t>____</w:t>
       </w:r>
       <w:r>
         <w:rPr>
@@ -1707,10 +1643,18 @@
           <w:u w:val="single"/>
           <w:lang w:eastAsia="ru-RU"/>
         </w:rPr>
-        <w:t xml:space="preserve">Требования к программному </w:t>
-      </w:r>
-      <w:proofErr w:type="spellStart"/>
-      <w:proofErr w:type="gramStart"/>
+        <w:t>Требования к программному обеспечению:</w:t>
+      </w:r>
+      <w:r>
+        <w:rPr>
+          <w:rFonts w:ascii="Times New Roman" w:eastAsia="Times New Roman" w:hAnsi="Times New Roman" w:cs="Times New Roman"/>
+          <w:color w:val="000000"/>
+          <w:sz w:val="28"/>
+          <w:szCs w:val="28"/>
+          <w:lang w:eastAsia="ru-RU"/>
+        </w:rPr>
+        <w:t>_</w:t>
+      </w:r>
       <w:r>
         <w:rPr>
           <w:rFonts w:ascii="Times New Roman" w:eastAsia="Times New Roman" w:hAnsi="Times New Roman" w:cs="Times New Roman"/>
@@ -1720,41 +1664,7 @@
           <w:u w:val="single"/>
           <w:lang w:eastAsia="ru-RU"/>
         </w:rPr>
-        <w:t>обеспечению:</w:t>
-      </w:r>
-      <w:r>
-        <w:rPr>
-          <w:rFonts w:ascii="Times New Roman" w:eastAsia="Times New Roman" w:hAnsi="Times New Roman" w:cs="Times New Roman"/>
-          <w:color w:val="000000"/>
-          <w:sz w:val="28"/>
-          <w:szCs w:val="28"/>
-          <w:lang w:eastAsia="ru-RU"/>
-        </w:rPr>
-        <w:t>_</w:t>
-      </w:r>
-      <w:proofErr w:type="gramEnd"/>
-      <w:r>
-        <w:rPr>
-          <w:rFonts w:ascii="Times New Roman" w:eastAsia="Times New Roman" w:hAnsi="Times New Roman" w:cs="Times New Roman"/>
-          <w:color w:val="000000"/>
-          <w:sz w:val="28"/>
-          <w:szCs w:val="28"/>
-          <w:u w:val="single"/>
-          <w:lang w:eastAsia="ru-RU"/>
-        </w:rPr>
-        <w:t>операционная</w:t>
-      </w:r>
-      <w:proofErr w:type="spellEnd"/>
-      <w:r>
-        <w:rPr>
-          <w:rFonts w:ascii="Times New Roman" w:eastAsia="Times New Roman" w:hAnsi="Times New Roman" w:cs="Times New Roman"/>
-          <w:color w:val="000000"/>
-          <w:sz w:val="28"/>
-          <w:szCs w:val="28"/>
-          <w:u w:val="single"/>
-          <w:lang w:eastAsia="ru-RU"/>
-        </w:rPr>
-        <w:t xml:space="preserve"> система </w:t>
+        <w:t xml:space="preserve">операционная система </w:t>
       </w:r>
       <w:r>
         <w:rPr>
@@ -1862,9 +1772,18 @@
           <w:u w:val="single"/>
           <w:lang w:eastAsia="ru-RU"/>
         </w:rPr>
-        <w:t xml:space="preserve">Функции, реализуемые </w:t>
-      </w:r>
-      <w:proofErr w:type="spellStart"/>
+        <w:t>Функции, реализуемые системой:</w:t>
+      </w:r>
+      <w:r>
+        <w:rPr>
+          <w:rFonts w:ascii="Times New Roman" w:eastAsia="Times New Roman" w:hAnsi="Times New Roman" w:cs="Times New Roman"/>
+          <w:color w:val="000000"/>
+          <w:sz w:val="28"/>
+          <w:szCs w:val="28"/>
+          <w:lang w:eastAsia="ru-RU"/>
+        </w:rPr>
+        <w:t>_</w:t>
+      </w:r>
       <w:r>
         <w:rPr>
           <w:rFonts w:ascii="Times New Roman" w:eastAsia="Times New Roman" w:hAnsi="Times New Roman" w:cs="Times New Roman"/>
@@ -1874,40 +1793,7 @@
           <w:u w:val="single"/>
           <w:lang w:eastAsia="ru-RU"/>
         </w:rPr>
-        <w:t>системой:</w:t>
-      </w:r>
-      <w:r>
-        <w:rPr>
-          <w:rFonts w:ascii="Times New Roman" w:eastAsia="Times New Roman" w:hAnsi="Times New Roman" w:cs="Times New Roman"/>
-          <w:color w:val="000000"/>
-          <w:sz w:val="28"/>
-          <w:szCs w:val="28"/>
-          <w:lang w:eastAsia="ru-RU"/>
-        </w:rPr>
-        <w:t>_</w:t>
-      </w:r>
-      <w:r>
-        <w:rPr>
-          <w:rFonts w:ascii="Times New Roman" w:eastAsia="Times New Roman" w:hAnsi="Times New Roman" w:cs="Times New Roman"/>
-          <w:color w:val="000000"/>
-          <w:sz w:val="28"/>
-          <w:szCs w:val="28"/>
-          <w:u w:val="single"/>
-          <w:lang w:eastAsia="ru-RU"/>
-        </w:rPr>
-        <w:t>просмотр</w:t>
-      </w:r>
-      <w:proofErr w:type="spellEnd"/>
-      <w:r>
-        <w:rPr>
-          <w:rFonts w:ascii="Times New Roman" w:eastAsia="Times New Roman" w:hAnsi="Times New Roman" w:cs="Times New Roman"/>
-          <w:color w:val="000000"/>
-          <w:sz w:val="28"/>
-          <w:szCs w:val="28"/>
-          <w:u w:val="single"/>
-          <w:lang w:eastAsia="ru-RU"/>
-        </w:rPr>
-        <w:t>, удаление, изменение задач, аутентификация пользователей и создание новых, разграничение прав пользователей в зависимости от их роли.</w:t>
+        <w:t>просмотр, удаление, изменение задач, аутентификация пользователей и создание новых, разграничение прав пользователей в зависимости от их роли.</w:t>
       </w:r>
       <w:r>
         <w:rPr>
@@ -1973,9 +1859,30 @@
           <w:u w:val="single"/>
           <w:lang w:eastAsia="ru-RU"/>
         </w:rPr>
-        <w:t>1) анализ предметной области и существующих систем-</w:t>
-      </w:r>
-      <w:proofErr w:type="gramStart"/>
+        <w:t>1) анализ предметной области и существующих систем-аналогов;</w:t>
+      </w:r>
+      <w:r>
+        <w:rPr>
+          <w:rFonts w:ascii="Times New Roman" w:eastAsia="Times New Roman" w:hAnsi="Times New Roman" w:cs="Times New Roman"/>
+          <w:color w:val="000000"/>
+          <w:sz w:val="28"/>
+          <w:szCs w:val="28"/>
+          <w:lang w:eastAsia="ru-RU"/>
+        </w:rPr>
+        <w:t>__________</w:t>
+      </w:r>
+    </w:p>
+    <w:p>
+      <w:pPr>
+        <w:spacing w:after="0" w:line="360" w:lineRule="auto"/>
+        <w:rPr>
+          <w:rFonts w:ascii="Times New Roman" w:eastAsia="Times New Roman" w:hAnsi="Times New Roman" w:cs="Times New Roman"/>
+          <w:color w:val="000000"/>
+          <w:sz w:val="28"/>
+          <w:szCs w:val="28"/>
+          <w:lang w:eastAsia="ru-RU"/>
+        </w:rPr>
+      </w:pPr>
       <w:r>
         <w:rPr>
           <w:rFonts w:ascii="Times New Roman" w:eastAsia="Times New Roman" w:hAnsi="Times New Roman" w:cs="Times New Roman"/>
@@ -1985,28 +1892,17 @@
           <w:u w:val="single"/>
           <w:lang w:eastAsia="ru-RU"/>
         </w:rPr>
-        <w:t>аналогов;</w:t>
-      </w:r>
-      <w:r>
-        <w:rPr>
-          <w:rFonts w:ascii="Times New Roman" w:eastAsia="Times New Roman" w:hAnsi="Times New Roman" w:cs="Times New Roman"/>
-          <w:color w:val="000000"/>
-          <w:sz w:val="28"/>
-          <w:szCs w:val="28"/>
-          <w:lang w:eastAsia="ru-RU"/>
-        </w:rPr>
-        <w:t>_</w:t>
-      </w:r>
-      <w:proofErr w:type="gramEnd"/>
-      <w:r>
-        <w:rPr>
-          <w:rFonts w:ascii="Times New Roman" w:eastAsia="Times New Roman" w:hAnsi="Times New Roman" w:cs="Times New Roman"/>
-          <w:color w:val="000000"/>
-          <w:sz w:val="28"/>
-          <w:szCs w:val="28"/>
-          <w:lang w:eastAsia="ru-RU"/>
-        </w:rPr>
-        <w:t>_________</w:t>
+        <w:t>2) разработка логического проекта системы;</w:t>
+      </w:r>
+      <w:r>
+        <w:rPr>
+          <w:rFonts w:ascii="Times New Roman" w:eastAsia="Times New Roman" w:hAnsi="Times New Roman" w:cs="Times New Roman"/>
+          <w:color w:val="000000"/>
+          <w:sz w:val="28"/>
+          <w:szCs w:val="28"/>
+          <w:lang w:eastAsia="ru-RU"/>
+        </w:rPr>
+        <w:t>____________________________</w:t>
       </w:r>
     </w:p>
     <w:p>
@@ -2029,10 +1925,22 @@
           <w:u w:val="single"/>
           <w:lang w:eastAsia="ru-RU"/>
         </w:rPr>
-        <w:t xml:space="preserve">2) разработка логического проекта </w:t>
-      </w:r>
-      <w:proofErr w:type="gramStart"/>
-      <w:r>
+        <w:t>3) разработка логической и физической моделей базы данных;</w:t>
+      </w:r>
+      <w:r>
+        <w:rPr>
+          <w:rFonts w:ascii="Times New Roman" w:eastAsia="Times New Roman" w:hAnsi="Times New Roman" w:cs="Times New Roman"/>
+          <w:color w:val="000000"/>
+          <w:sz w:val="28"/>
+          <w:szCs w:val="28"/>
+          <w:lang w:eastAsia="ru-RU"/>
+        </w:rPr>
+        <w:t>____________</w:t>
+      </w:r>
+    </w:p>
+    <w:p>
+      <w:pPr>
+        <w:spacing w:after="0" w:line="360" w:lineRule="auto"/>
         <w:rPr>
           <w:rFonts w:ascii="Times New Roman" w:eastAsia="Times New Roman" w:hAnsi="Times New Roman" w:cs="Times New Roman"/>
           <w:color w:val="000000"/>
@@ -2041,28 +1949,38 @@
           <w:u w:val="single"/>
           <w:lang w:eastAsia="ru-RU"/>
         </w:rPr>
-        <w:t>системы;</w:t>
-      </w:r>
-      <w:r>
-        <w:rPr>
-          <w:rFonts w:ascii="Times New Roman" w:eastAsia="Times New Roman" w:hAnsi="Times New Roman" w:cs="Times New Roman"/>
-          <w:color w:val="000000"/>
-          <w:sz w:val="28"/>
-          <w:szCs w:val="28"/>
-          <w:lang w:eastAsia="ru-RU"/>
-        </w:rPr>
-        <w:t>_</w:t>
-      </w:r>
-      <w:proofErr w:type="gramEnd"/>
-      <w:r>
-        <w:rPr>
-          <w:rFonts w:ascii="Times New Roman" w:eastAsia="Times New Roman" w:hAnsi="Times New Roman" w:cs="Times New Roman"/>
-          <w:color w:val="000000"/>
-          <w:sz w:val="28"/>
-          <w:szCs w:val="28"/>
-          <w:lang w:eastAsia="ru-RU"/>
-        </w:rPr>
-        <w:t>___________________________</w:t>
+      </w:pPr>
+      <w:r>
+        <w:rPr>
+          <w:rFonts w:ascii="Times New Roman" w:eastAsia="Times New Roman" w:hAnsi="Times New Roman" w:cs="Times New Roman"/>
+          <w:color w:val="000000"/>
+          <w:sz w:val="28"/>
+          <w:szCs w:val="28"/>
+          <w:u w:val="single"/>
+          <w:lang w:eastAsia="ru-RU"/>
+        </w:rPr>
+        <w:t>4) разработка и реализация программного обеспечения</w:t>
+      </w:r>
+      <w:r>
+        <w:rPr>
+          <w:rFonts w:ascii="Times New Roman" w:eastAsia="Times New Roman" w:hAnsi="Times New Roman" w:cs="Times New Roman"/>
+          <w:color w:val="000000"/>
+          <w:sz w:val="28"/>
+          <w:szCs w:val="28"/>
+          <w:u w:val="single"/>
+          <w:lang w:eastAsia="ru-RU"/>
+        </w:rPr>
+        <w:t>;</w:t>
+      </w:r>
+      <w:r>
+        <w:rPr>
+          <w:rFonts w:ascii="Times New Roman" w:eastAsia="Times New Roman" w:hAnsi="Times New Roman" w:cs="Times New Roman"/>
+          <w:color w:val="000000"/>
+          <w:sz w:val="28"/>
+          <w:szCs w:val="28"/>
+          <w:lang w:eastAsia="ru-RU"/>
+        </w:rPr>
+        <w:t>__________________</w:t>
       </w:r>
     </w:p>
     <w:p>
@@ -2085,99 +2003,8 @@
           <w:u w:val="single"/>
           <w:lang w:eastAsia="ru-RU"/>
         </w:rPr>
-        <w:t xml:space="preserve">3) разработка логической и физической моделей базы </w:t>
-      </w:r>
-      <w:proofErr w:type="gramStart"/>
-      <w:r>
-        <w:rPr>
-          <w:rFonts w:ascii="Times New Roman" w:eastAsia="Times New Roman" w:hAnsi="Times New Roman" w:cs="Times New Roman"/>
-          <w:color w:val="000000"/>
-          <w:sz w:val="28"/>
-          <w:szCs w:val="28"/>
-          <w:u w:val="single"/>
-          <w:lang w:eastAsia="ru-RU"/>
-        </w:rPr>
-        <w:t>данных;</w:t>
-      </w:r>
-      <w:r>
-        <w:rPr>
-          <w:rFonts w:ascii="Times New Roman" w:eastAsia="Times New Roman" w:hAnsi="Times New Roman" w:cs="Times New Roman"/>
-          <w:color w:val="000000"/>
-          <w:sz w:val="28"/>
-          <w:szCs w:val="28"/>
-          <w:lang w:eastAsia="ru-RU"/>
-        </w:rPr>
-        <w:t>_</w:t>
-      </w:r>
-      <w:proofErr w:type="gramEnd"/>
-      <w:r>
-        <w:rPr>
-          <w:rFonts w:ascii="Times New Roman" w:eastAsia="Times New Roman" w:hAnsi="Times New Roman" w:cs="Times New Roman"/>
-          <w:color w:val="000000"/>
-          <w:sz w:val="28"/>
-          <w:szCs w:val="28"/>
-          <w:lang w:eastAsia="ru-RU"/>
-        </w:rPr>
-        <w:t>___________</w:t>
-      </w:r>
-    </w:p>
-    <w:p>
-      <w:pPr>
-        <w:spacing w:after="0" w:line="360" w:lineRule="auto"/>
-        <w:rPr>
-          <w:rFonts w:ascii="Times New Roman" w:eastAsia="Times New Roman" w:hAnsi="Times New Roman" w:cs="Times New Roman"/>
-          <w:color w:val="000000"/>
-          <w:sz w:val="28"/>
-          <w:szCs w:val="28"/>
-          <w:u w:val="single"/>
-          <w:lang w:eastAsia="ru-RU"/>
-        </w:rPr>
-      </w:pPr>
-      <w:r>
-        <w:rPr>
-          <w:rFonts w:ascii="Times New Roman" w:eastAsia="Times New Roman" w:hAnsi="Times New Roman" w:cs="Times New Roman"/>
-          <w:color w:val="000000"/>
-          <w:sz w:val="28"/>
-          <w:szCs w:val="28"/>
-          <w:u w:val="single"/>
-          <w:lang w:eastAsia="ru-RU"/>
-        </w:rPr>
-        <w:t xml:space="preserve">4) разработка и реализация программного </w:t>
-      </w:r>
-      <w:proofErr w:type="gramStart"/>
-      <w:r>
-        <w:rPr>
-          <w:rFonts w:ascii="Times New Roman" w:eastAsia="Times New Roman" w:hAnsi="Times New Roman" w:cs="Times New Roman"/>
-          <w:color w:val="000000"/>
-          <w:sz w:val="28"/>
-          <w:szCs w:val="28"/>
-          <w:u w:val="single"/>
-          <w:lang w:eastAsia="ru-RU"/>
-        </w:rPr>
-        <w:t>обеспечения</w:t>
-      </w:r>
-      <w:r>
-        <w:rPr>
-          <w:rFonts w:ascii="Times New Roman" w:eastAsia="Times New Roman" w:hAnsi="Times New Roman" w:cs="Times New Roman"/>
-          <w:color w:val="000000"/>
-          <w:sz w:val="28"/>
-          <w:szCs w:val="28"/>
-          <w:u w:val="single"/>
-          <w:lang w:eastAsia="ru-RU"/>
-        </w:rPr>
-        <w:t>;</w:t>
-      </w:r>
-      <w:r>
-        <w:rPr>
-          <w:rFonts w:ascii="Times New Roman" w:eastAsia="Times New Roman" w:hAnsi="Times New Roman" w:cs="Times New Roman"/>
-          <w:color w:val="000000"/>
-          <w:sz w:val="28"/>
-          <w:szCs w:val="28"/>
-          <w:lang w:eastAsia="ru-RU"/>
-        </w:rPr>
-        <w:t>_</w:t>
-      </w:r>
-      <w:proofErr w:type="gramEnd"/>
+        <w:t>5) описание контрольного примера.</w:t>
+      </w:r>
       <w:r>
         <w:rPr>
           <w:rFonts w:ascii="Times New Roman" w:eastAsia="Times New Roman" w:hAnsi="Times New Roman" w:cs="Times New Roman"/>
@@ -2187,62 +2014,6 @@
           <w:lang w:eastAsia="ru-RU"/>
         </w:rPr>
         <w:t>_________________</w:t>
-      </w:r>
-    </w:p>
-    <w:p>
-      <w:pPr>
-        <w:spacing w:after="0" w:line="360" w:lineRule="auto"/>
-        <w:rPr>
-          <w:rFonts w:ascii="Times New Roman" w:eastAsia="Times New Roman" w:hAnsi="Times New Roman" w:cs="Times New Roman"/>
-          <w:color w:val="000000"/>
-          <w:sz w:val="28"/>
-          <w:szCs w:val="28"/>
-          <w:lang w:eastAsia="ru-RU"/>
-        </w:rPr>
-      </w:pPr>
-      <w:r>
-        <w:rPr>
-          <w:rFonts w:ascii="Times New Roman" w:eastAsia="Times New Roman" w:hAnsi="Times New Roman" w:cs="Times New Roman"/>
-          <w:color w:val="000000"/>
-          <w:sz w:val="28"/>
-          <w:szCs w:val="28"/>
-          <w:u w:val="single"/>
-          <w:lang w:eastAsia="ru-RU"/>
-        </w:rPr>
-        <w:t xml:space="preserve">5) описание контрольного </w:t>
-      </w:r>
-      <w:proofErr w:type="gramStart"/>
-      <w:r>
-        <w:rPr>
-          <w:rFonts w:ascii="Times New Roman" w:eastAsia="Times New Roman" w:hAnsi="Times New Roman" w:cs="Times New Roman"/>
-          <w:color w:val="000000"/>
-          <w:sz w:val="28"/>
-          <w:szCs w:val="28"/>
-          <w:u w:val="single"/>
-          <w:lang w:eastAsia="ru-RU"/>
-        </w:rPr>
-        <w:t>примера.</w:t>
-      </w:r>
-      <w:r>
-        <w:rPr>
-          <w:rFonts w:ascii="Times New Roman" w:eastAsia="Times New Roman" w:hAnsi="Times New Roman" w:cs="Times New Roman"/>
-          <w:color w:val="000000"/>
-          <w:sz w:val="28"/>
-          <w:szCs w:val="28"/>
-          <w:lang w:eastAsia="ru-RU"/>
-        </w:rPr>
-        <w:t>_</w:t>
-      </w:r>
-      <w:proofErr w:type="gramEnd"/>
-      <w:r>
-        <w:rPr>
-          <w:rFonts w:ascii="Times New Roman" w:eastAsia="Times New Roman" w:hAnsi="Times New Roman" w:cs="Times New Roman"/>
-          <w:color w:val="000000"/>
-          <w:sz w:val="28"/>
-          <w:szCs w:val="28"/>
-          <w:lang w:eastAsia="ru-RU"/>
-        </w:rPr>
-        <w:t>________________</w:t>
       </w:r>
       <w:r>
         <w:rPr>
@@ -2488,29 +2259,7 @@
           <w:szCs w:val="28"/>
           <w:lang w:eastAsia="ru-RU"/>
         </w:rPr>
-        <w:t>«___</w:t>
-      </w:r>
-      <w:proofErr w:type="gramStart"/>
-      <w:r>
-        <w:rPr>
-          <w:rFonts w:ascii="Times New Roman" w:eastAsia="Times New Roman" w:hAnsi="Times New Roman" w:cs="Times New Roman"/>
-          <w:color w:val="000000" w:themeColor="text1"/>
-          <w:sz w:val="28"/>
-          <w:szCs w:val="28"/>
-          <w:lang w:eastAsia="ru-RU"/>
-        </w:rPr>
-        <w:t>_»_</w:t>
-      </w:r>
-      <w:proofErr w:type="gramEnd"/>
-      <w:r>
-        <w:rPr>
-          <w:rFonts w:ascii="Times New Roman" w:eastAsia="Times New Roman" w:hAnsi="Times New Roman" w:cs="Times New Roman"/>
-          <w:color w:val="000000" w:themeColor="text1"/>
-          <w:sz w:val="28"/>
-          <w:szCs w:val="28"/>
-          <w:lang w:eastAsia="ru-RU"/>
-        </w:rPr>
-        <w:t>_________________20_____г.</w:t>
+        <w:t>«____»__________________20_____г.</w:t>
       </w:r>
       <w:r>
         <w:rPr>
@@ -2703,29 +2452,7 @@
           <w:szCs w:val="28"/>
           <w:lang w:eastAsia="ru-RU"/>
         </w:rPr>
-        <w:t>«___</w:t>
-      </w:r>
-      <w:proofErr w:type="gramStart"/>
-      <w:r>
-        <w:rPr>
-          <w:rFonts w:ascii="Times New Roman" w:eastAsia="Times New Roman" w:hAnsi="Times New Roman" w:cs="Times New Roman"/>
-          <w:color w:val="000000"/>
-          <w:sz w:val="28"/>
-          <w:szCs w:val="28"/>
-          <w:lang w:eastAsia="ru-RU"/>
-        </w:rPr>
-        <w:t>_»_</w:t>
-      </w:r>
-      <w:proofErr w:type="gramEnd"/>
-      <w:r>
-        <w:rPr>
-          <w:rFonts w:ascii="Times New Roman" w:eastAsia="Times New Roman" w:hAnsi="Times New Roman" w:cs="Times New Roman"/>
-          <w:color w:val="000000"/>
-          <w:sz w:val="28"/>
-          <w:szCs w:val="28"/>
-          <w:lang w:eastAsia="ru-RU"/>
-        </w:rPr>
-        <w:t>_________________20_____г.</w:t>
+        <w:t>«____»__________________20_____г.</w:t>
       </w:r>
       <w:r>
         <w:rPr>
@@ -2972,51 +2699,7 @@
           <w:szCs w:val="28"/>
           <w:lang w:eastAsia="ru-RU"/>
         </w:rPr>
-        <w:t xml:space="preserve"> слайдов </w:t>
-      </w:r>
-      <w:proofErr w:type="spellStart"/>
-      <w:r>
-        <w:rPr>
-          <w:rFonts w:ascii="Times New Roman" w:eastAsia="Times New Roman" w:hAnsi="Times New Roman" w:cs="Times New Roman"/>
-          <w:color w:val="000000"/>
-          <w:sz w:val="28"/>
-          <w:szCs w:val="28"/>
-          <w:lang w:eastAsia="ru-RU"/>
-        </w:rPr>
-        <w:t>Microsoft</w:t>
-      </w:r>
-      <w:proofErr w:type="spellEnd"/>
-      <w:r>
-        <w:rPr>
-          <w:rFonts w:ascii="Times New Roman" w:eastAsia="Times New Roman" w:hAnsi="Times New Roman" w:cs="Times New Roman"/>
-          <w:color w:val="000000"/>
-          <w:sz w:val="28"/>
-          <w:szCs w:val="28"/>
-          <w:lang w:eastAsia="ru-RU"/>
-        </w:rPr>
-        <w:t xml:space="preserve"> </w:t>
-      </w:r>
-      <w:proofErr w:type="spellStart"/>
-      <w:r>
-        <w:rPr>
-          <w:rFonts w:ascii="Times New Roman" w:eastAsia="Times New Roman" w:hAnsi="Times New Roman" w:cs="Times New Roman"/>
-          <w:color w:val="000000"/>
-          <w:sz w:val="28"/>
-          <w:szCs w:val="28"/>
-          <w:lang w:eastAsia="ru-RU"/>
-        </w:rPr>
-        <w:t>PowerPoint</w:t>
-      </w:r>
-      <w:proofErr w:type="spellEnd"/>
-      <w:r>
-        <w:rPr>
-          <w:rFonts w:ascii="Times New Roman" w:eastAsia="Times New Roman" w:hAnsi="Times New Roman" w:cs="Times New Roman"/>
-          <w:color w:val="000000"/>
-          <w:sz w:val="28"/>
-          <w:szCs w:val="28"/>
-          <w:lang w:eastAsia="ru-RU"/>
-        </w:rPr>
-        <w:t>.</w:t>
+        <w:t xml:space="preserve"> слайдов Microsoft PowerPoint.</w:t>
       </w:r>
     </w:p>
     <w:p>
@@ -3244,7 +2927,6 @@
         </w:rPr>
         <w:t xml:space="preserve"> «</w:t>
       </w:r>
-      <w:proofErr w:type="spellStart"/>
       <w:r>
         <w:rPr>
           <w:rFonts w:ascii="Times New Roman" w:eastAsia="Times New Roman" w:hAnsi="Times New Roman" w:cs="Times New Roman"/>
@@ -3255,7 +2937,6 @@
         </w:rPr>
         <w:t>TaskManager</w:t>
       </w:r>
-      <w:proofErr w:type="spellEnd"/>
       <w:r>
         <w:rPr>
           <w:rFonts w:ascii="Times New Roman" w:eastAsia="Times New Roman" w:hAnsi="Times New Roman" w:cs="Times New Roman"/>
@@ -3274,29 +2955,7 @@
           <w:szCs w:val="28"/>
           <w:lang w:eastAsia="ru-RU"/>
         </w:rPr>
-        <w:t xml:space="preserve"> с использованием </w:t>
-      </w:r>
-      <w:proofErr w:type="spellStart"/>
-      <w:r>
-        <w:rPr>
-          <w:rFonts w:ascii="Times New Roman" w:eastAsia="Times New Roman" w:hAnsi="Times New Roman" w:cs="Times New Roman"/>
-          <w:color w:val="000000"/>
-          <w:sz w:val="28"/>
-          <w:szCs w:val="28"/>
-          <w:lang w:eastAsia="ru-RU"/>
-        </w:rPr>
-        <w:t>микрофронтендной</w:t>
-      </w:r>
-      <w:proofErr w:type="spellEnd"/>
-      <w:r>
-        <w:rPr>
-          <w:rFonts w:ascii="Times New Roman" w:eastAsia="Times New Roman" w:hAnsi="Times New Roman" w:cs="Times New Roman"/>
-          <w:color w:val="000000"/>
-          <w:sz w:val="28"/>
-          <w:szCs w:val="28"/>
-          <w:lang w:eastAsia="ru-RU"/>
-        </w:rPr>
-        <w:t xml:space="preserve"> архитектуры. </w:t>
+        <w:t xml:space="preserve"> с использованием микрофронтендной архитектуры. </w:t>
       </w:r>
     </w:p>
     <w:p>
@@ -3424,7 +3083,6 @@
         </w:rPr>
         <w:t>.</w:t>
       </w:r>
-      <w:proofErr w:type="spellStart"/>
       <w:r>
         <w:rPr>
           <w:rFonts w:ascii="Times New Roman" w:eastAsia="Times New Roman" w:hAnsi="Times New Roman" w:cs="Times New Roman"/>
@@ -3435,7 +3093,6 @@
         </w:rPr>
         <w:t>io</w:t>
       </w:r>
-      <w:proofErr w:type="spellEnd"/>
       <w:r>
         <w:rPr>
           <w:rFonts w:ascii="Times New Roman" w:eastAsia="Times New Roman" w:hAnsi="Times New Roman" w:cs="Times New Roman"/>
@@ -3486,7 +3143,6 @@
         </w:rPr>
         <w:t xml:space="preserve">диаграмм в среде </w:t>
       </w:r>
-      <w:proofErr w:type="spellStart"/>
       <w:r>
         <w:rPr>
           <w:rFonts w:ascii="Times New Roman" w:eastAsia="Times New Roman" w:hAnsi="Times New Roman" w:cs="Times New Roman"/>
@@ -3497,7 +3153,6 @@
         </w:rPr>
         <w:t>ERwin</w:t>
       </w:r>
-      <w:proofErr w:type="spellEnd"/>
       <w:r>
         <w:rPr>
           <w:rFonts w:ascii="Times New Roman" w:eastAsia="Times New Roman" w:hAnsi="Times New Roman" w:cs="Times New Roman"/>
@@ -3738,7 +3393,6 @@
         </w:rPr>
         <w:t xml:space="preserve">Используемые среды разработки – </w:t>
       </w:r>
-      <w:proofErr w:type="spellStart"/>
       <w:r>
         <w:rPr>
           <w:rFonts w:ascii="Times New Roman" w:eastAsia="Times New Roman" w:hAnsi="Times New Roman" w:cs="Times New Roman"/>
@@ -3749,7 +3403,6 @@
         </w:rPr>
         <w:t>OpenIDE</w:t>
       </w:r>
-      <w:proofErr w:type="spellEnd"/>
       <w:r>
         <w:rPr>
           <w:rFonts w:ascii="Times New Roman" w:eastAsia="Times New Roman" w:hAnsi="Times New Roman" w:cs="Times New Roman"/>
@@ -3868,7 +3521,6 @@
         <w:t>СОДЕРЖАНИЕ</w:t>
       </w:r>
     </w:p>
-    <w:bookmarkStart w:id="1" w:name="_GoBack" w:displacedByCustomXml="next"/>
     <w:sdt>
       <w:sdtPr>
         <w:rPr>
@@ -6550,7 +6202,6 @@
             <w:fldChar w:fldCharType="end"/>
           </w:r>
         </w:p>
-        <w:bookmarkEnd w:id="1" w:displacedByCustomXml="next"/>
       </w:sdtContent>
     </w:sdt>
     <w:p>
@@ -6595,12 +6246,12 @@
           <w:szCs w:val="24"/>
         </w:rPr>
       </w:pPr>
-      <w:bookmarkStart w:id="2" w:name="_Toc230951529"/>
+      <w:bookmarkStart w:id="1" w:name="_Toc230951529"/>
       <w:r>
         <w:lastRenderedPageBreak/>
         <w:t>ВВЕДЕНИЕ</w:t>
       </w:r>
-      <w:bookmarkEnd w:id="2"/>
+      <w:bookmarkEnd w:id="1"/>
     </w:p>
     <w:p>
       <w:pPr>
@@ -6741,23 +6392,23 @@
         <w:pStyle w:val="ab"/>
         <w:spacing w:before="0" w:after="240"/>
       </w:pPr>
-      <w:bookmarkStart w:id="3" w:name="_Toc230951530"/>
+      <w:bookmarkStart w:id="2" w:name="_Toc230951530"/>
       <w:r>
         <w:lastRenderedPageBreak/>
         <w:t>1 Постановка задачи и обоснование методов решения задачи</w:t>
       </w:r>
-      <w:bookmarkEnd w:id="3"/>
+      <w:bookmarkEnd w:id="2"/>
     </w:p>
     <w:p>
       <w:pPr>
         <w:pStyle w:val="21"/>
         <w:spacing w:before="0" w:after="240"/>
       </w:pPr>
-      <w:bookmarkStart w:id="4" w:name="_Toc230951531"/>
+      <w:bookmarkStart w:id="3" w:name="_Toc230951531"/>
       <w:r>
         <w:t>1.1 Описание предметной области и постановка задачи</w:t>
       </w:r>
-      <w:bookmarkEnd w:id="4"/>
+      <w:bookmarkEnd w:id="3"/>
     </w:p>
     <w:p>
       <w:pPr>
@@ -6939,11 +6590,11 @@
       <w:pPr>
         <w:pStyle w:val="21"/>
       </w:pPr>
-      <w:bookmarkStart w:id="5" w:name="_Toc230951532"/>
+      <w:bookmarkStart w:id="4" w:name="_Toc230951532"/>
       <w:r>
         <w:t>1.2 Анализ существующих методов решения задачи и обоснование выбора реализуемого метода</w:t>
       </w:r>
-      <w:bookmarkEnd w:id="5"/>
+      <w:bookmarkEnd w:id="4"/>
     </w:p>
     <w:p>
       <w:pPr>
@@ -7216,11 +6867,11 @@
       <w:pPr>
         <w:pStyle w:val="21"/>
       </w:pPr>
-      <w:bookmarkStart w:id="6" w:name="_Toc230951533"/>
+      <w:bookmarkStart w:id="5" w:name="_Toc230951533"/>
       <w:r>
         <w:t>1.3 Обзор имеющихся систем-аналогов</w:t>
       </w:r>
-      <w:bookmarkEnd w:id="6"/>
+      <w:bookmarkEnd w:id="5"/>
     </w:p>
     <w:p>
       <w:pPr>
@@ -7439,29 +7090,7 @@
           <w:szCs w:val="28"/>
           <w:lang w:eastAsia="ru-RU"/>
         </w:rPr>
-        <w:t xml:space="preserve"> работает по принципу </w:t>
-      </w:r>
-      <w:proofErr w:type="spellStart"/>
-      <w:r>
-        <w:rPr>
-          <w:rFonts w:ascii="Times New Roman" w:eastAsia="Times New Roman" w:hAnsi="Times New Roman" w:cs="Times New Roman"/>
-          <w:color w:val="000000"/>
-          <w:sz w:val="28"/>
-          <w:szCs w:val="28"/>
-          <w:lang w:eastAsia="ru-RU"/>
-        </w:rPr>
-        <w:t>канбан</w:t>
-      </w:r>
-      <w:proofErr w:type="spellEnd"/>
-      <w:r>
-        <w:rPr>
-          <w:rFonts w:ascii="Times New Roman" w:eastAsia="Times New Roman" w:hAnsi="Times New Roman" w:cs="Times New Roman"/>
-          <w:color w:val="000000"/>
-          <w:sz w:val="28"/>
-          <w:szCs w:val="28"/>
-          <w:lang w:eastAsia="ru-RU"/>
-        </w:rPr>
-        <w:t>-досок, где задачи представлены карточками, перемещаемыми между колонками статуса. Интерфейс заточен под визуальное планирование и не требует длительного обучения. Система подходит для личных списков дел или небольших команд, которые цен</w:t>
+        <w:t xml:space="preserve"> работает по принципу канбан-досок, где задачи представлены карточками, перемещаемыми между колонками статуса. Интерфейс заточен под визуальное планирование и не требует длительного обучения. Система подходит для личных списков дел или небольших команд, которые цен</w:t>
       </w:r>
       <w:r>
         <w:rPr>
@@ -7516,93 +7145,15 @@
           <w:lang w:eastAsia="ru-RU"/>
         </w:rPr>
       </w:pPr>
-      <w:proofErr w:type="spellStart"/>
-      <w:r>
-        <w:rPr>
-          <w:rFonts w:ascii="Times New Roman" w:eastAsia="Times New Roman" w:hAnsi="Times New Roman" w:cs="Times New Roman"/>
-          <w:color w:val="000000"/>
-          <w:sz w:val="28"/>
-          <w:szCs w:val="28"/>
-          <w:lang w:eastAsia="ru-RU"/>
-        </w:rPr>
-        <w:t>Jira</w:t>
-      </w:r>
-      <w:proofErr w:type="spellEnd"/>
-      <w:r>
-        <w:rPr>
-          <w:rFonts w:ascii="Times New Roman" w:eastAsia="Times New Roman" w:hAnsi="Times New Roman" w:cs="Times New Roman"/>
-          <w:color w:val="000000"/>
-          <w:sz w:val="28"/>
-          <w:szCs w:val="28"/>
-          <w:lang w:eastAsia="ru-RU"/>
-        </w:rPr>
-        <w:t xml:space="preserve"> — это инструмент управления проектами, который помогает оптимизировать работу команды. Принцип работы сервиса похож </w:t>
-      </w:r>
-      <w:proofErr w:type="gramStart"/>
-      <w:r>
-        <w:rPr>
-          <w:rFonts w:ascii="Times New Roman" w:eastAsia="Times New Roman" w:hAnsi="Times New Roman" w:cs="Times New Roman"/>
-          <w:color w:val="000000"/>
-          <w:sz w:val="28"/>
-          <w:szCs w:val="28"/>
-          <w:lang w:eastAsia="ru-RU"/>
-        </w:rPr>
-        <w:t>на диспетчер</w:t>
-      </w:r>
-      <w:proofErr w:type="gramEnd"/>
-      <w:r>
-        <w:rPr>
-          <w:rFonts w:ascii="Times New Roman" w:eastAsia="Times New Roman" w:hAnsi="Times New Roman" w:cs="Times New Roman"/>
-          <w:color w:val="000000"/>
-          <w:sz w:val="28"/>
-          <w:szCs w:val="28"/>
-          <w:lang w:eastAsia="ru-RU"/>
-        </w:rPr>
-        <w:t xml:space="preserve"> задач в компьютере: с его помощью отслеживают запущенные процессы (проекты) и контролируют число ресурсов (сотрудников). В </w:t>
-      </w:r>
-      <w:proofErr w:type="spellStart"/>
-      <w:r>
-        <w:rPr>
-          <w:rFonts w:ascii="Times New Roman" w:eastAsia="Times New Roman" w:hAnsi="Times New Roman" w:cs="Times New Roman"/>
-          <w:color w:val="000000"/>
-          <w:sz w:val="28"/>
-          <w:szCs w:val="28"/>
-          <w:lang w:eastAsia="ru-RU"/>
-        </w:rPr>
-        <w:t>Jira</w:t>
-      </w:r>
-      <w:proofErr w:type="spellEnd"/>
-      <w:r>
-        <w:rPr>
-          <w:rFonts w:ascii="Times New Roman" w:eastAsia="Times New Roman" w:hAnsi="Times New Roman" w:cs="Times New Roman"/>
-          <w:color w:val="000000"/>
-          <w:sz w:val="28"/>
-          <w:szCs w:val="28"/>
-          <w:lang w:eastAsia="ru-RU"/>
-        </w:rPr>
-        <w:t xml:space="preserve"> </w:t>
-      </w:r>
-      <w:proofErr w:type="spellStart"/>
-      <w:r>
-        <w:rPr>
-          <w:rFonts w:ascii="Times New Roman" w:eastAsia="Times New Roman" w:hAnsi="Times New Roman" w:cs="Times New Roman"/>
-          <w:color w:val="000000"/>
-          <w:sz w:val="28"/>
-          <w:szCs w:val="28"/>
-          <w:lang w:eastAsia="ru-RU"/>
-        </w:rPr>
-        <w:t>проджект</w:t>
-      </w:r>
-      <w:proofErr w:type="spellEnd"/>
-      <w:r>
-        <w:rPr>
-          <w:rFonts w:ascii="Times New Roman" w:eastAsia="Times New Roman" w:hAnsi="Times New Roman" w:cs="Times New Roman"/>
-          <w:color w:val="000000"/>
-          <w:sz w:val="28"/>
-          <w:szCs w:val="28"/>
-          <w:lang w:eastAsia="ru-RU"/>
-        </w:rPr>
-        <w:t>-менеджер грамотно распределяет сотрудников для выполнения задач и планирует работу.</w:t>
+      <w:r>
+        <w:rPr>
+          <w:rFonts w:ascii="Times New Roman" w:eastAsia="Times New Roman" w:hAnsi="Times New Roman" w:cs="Times New Roman"/>
+          <w:color w:val="000000"/>
+          <w:sz w:val="28"/>
+          <w:szCs w:val="28"/>
+          <w:lang w:eastAsia="ru-RU"/>
+        </w:rPr>
+        <w:t>Jira — это инструмент управления проектами, который помогает оптимизировать работу команды. Принцип работы сервиса похож на диспетчер задач в компьютере: с его помощью отслеживают запущенные процессы (проекты) и контролируют число ресурсов (сотрудников). В Jira проджект-менеджер грамотно распределяет сотрудников для выполнения задач и планирует работу.</w:t>
       </w:r>
     </w:p>
     <w:p>
@@ -7653,7 +7204,7 @@
                     </pic:cNvPicPr>
                   </pic:nvPicPr>
                   <pic:blipFill>
-                    <a:blip r:embed="rId7" cstate="print">
+                    <a:blip r:embed="rId8" cstate="print">
                       <a:extLst>
                         <a:ext uri="{28A0092B-C50C-407E-A947-70E740481C1C}">
                           <a14:useLocalDpi xmlns:a14="http://schemas.microsoft.com/office/drawing/2010/main" val="0"/>
@@ -7738,95 +7289,7 @@
           <w:szCs w:val="28"/>
           <w:lang w:eastAsia="ru-RU"/>
         </w:rPr>
-        <w:t xml:space="preserve">У </w:t>
-      </w:r>
-      <w:proofErr w:type="spellStart"/>
-      <w:r>
-        <w:rPr>
-          <w:rFonts w:ascii="Times New Roman" w:eastAsia="Times New Roman" w:hAnsi="Times New Roman" w:cs="Times New Roman"/>
-          <w:color w:val="000000"/>
-          <w:sz w:val="28"/>
-          <w:szCs w:val="28"/>
-          <w:lang w:eastAsia="ru-RU"/>
-        </w:rPr>
-        <w:t>Jira</w:t>
-      </w:r>
-      <w:proofErr w:type="spellEnd"/>
-      <w:r>
-        <w:rPr>
-          <w:rFonts w:ascii="Times New Roman" w:eastAsia="Times New Roman" w:hAnsi="Times New Roman" w:cs="Times New Roman"/>
-          <w:color w:val="000000"/>
-          <w:sz w:val="28"/>
-          <w:szCs w:val="28"/>
-          <w:lang w:eastAsia="ru-RU"/>
-        </w:rPr>
-        <w:t xml:space="preserve"> есть бесплатная версия для команды до 10 человек, поэтому она популярна в небольших стартапах. Если команда больше, есть тариф </w:t>
-      </w:r>
-      <w:proofErr w:type="spellStart"/>
-      <w:r>
-        <w:rPr>
-          <w:rFonts w:ascii="Times New Roman" w:eastAsia="Times New Roman" w:hAnsi="Times New Roman" w:cs="Times New Roman"/>
-          <w:color w:val="000000"/>
-          <w:sz w:val="28"/>
-          <w:szCs w:val="28"/>
-          <w:lang w:eastAsia="ru-RU"/>
-        </w:rPr>
-        <w:t>Standard</w:t>
-      </w:r>
-      <w:proofErr w:type="spellEnd"/>
-      <w:r>
-        <w:rPr>
-          <w:rFonts w:ascii="Times New Roman" w:eastAsia="Times New Roman" w:hAnsi="Times New Roman" w:cs="Times New Roman"/>
-          <w:color w:val="000000"/>
-          <w:sz w:val="28"/>
-          <w:szCs w:val="28"/>
-          <w:lang w:eastAsia="ru-RU"/>
-        </w:rPr>
-        <w:t xml:space="preserve"> стоимостью $7 за одного пользователя. Он дает доступ к 250 ГБ хранилища и техподдержку в рабочие часы. В тарифе </w:t>
-      </w:r>
-      <w:proofErr w:type="spellStart"/>
-      <w:r>
-        <w:rPr>
-          <w:rFonts w:ascii="Times New Roman" w:eastAsia="Times New Roman" w:hAnsi="Times New Roman" w:cs="Times New Roman"/>
-          <w:color w:val="000000"/>
-          <w:sz w:val="28"/>
-          <w:szCs w:val="28"/>
-          <w:lang w:eastAsia="ru-RU"/>
-        </w:rPr>
-        <w:t>Premium</w:t>
-      </w:r>
-      <w:proofErr w:type="spellEnd"/>
-      <w:r>
-        <w:rPr>
-          <w:rFonts w:ascii="Times New Roman" w:eastAsia="Times New Roman" w:hAnsi="Times New Roman" w:cs="Times New Roman"/>
-          <w:color w:val="000000"/>
-          <w:sz w:val="28"/>
-          <w:szCs w:val="28"/>
-          <w:lang w:eastAsia="ru-RU"/>
-        </w:rPr>
-        <w:t xml:space="preserve"> стоимость одного пользователя $14, при этом он предоставляет неограниченный доступ к хранилищу и круглосуточную техническую поддержку. Оба тарифа дают возможность подключения до 20 000 пользователей и оплачиваются ежемесячно или ежегодно. Самая дорогая подписка — </w:t>
-      </w:r>
-      <w:proofErr w:type="spellStart"/>
-      <w:r>
-        <w:rPr>
-          <w:rFonts w:ascii="Times New Roman" w:eastAsia="Times New Roman" w:hAnsi="Times New Roman" w:cs="Times New Roman"/>
-          <w:color w:val="000000"/>
-          <w:sz w:val="28"/>
-          <w:szCs w:val="28"/>
-          <w:lang w:eastAsia="ru-RU"/>
-        </w:rPr>
-        <w:t>Enterprise</w:t>
-      </w:r>
-      <w:proofErr w:type="spellEnd"/>
-      <w:r>
-        <w:rPr>
-          <w:rFonts w:ascii="Times New Roman" w:eastAsia="Times New Roman" w:hAnsi="Times New Roman" w:cs="Times New Roman"/>
-          <w:color w:val="000000"/>
-          <w:sz w:val="28"/>
-          <w:szCs w:val="28"/>
-          <w:lang w:eastAsia="ru-RU"/>
-        </w:rPr>
-        <w:t xml:space="preserve"> — оплачивается только ежегодно и нужна, если есть особые пожелания к безопасности и масштабированию. [2</w:t>
+        <w:t>У Jira есть бесплатная версия для команды до 10 человек, поэтому она популярна в небольших стартапах. Если команда больше, есть тариф Standard стоимостью $7 за одного пользователя. Он дает доступ к 250 ГБ хранилища и техподдержку в рабочие часы. В тарифе Premium стоимость одного пользователя $14, при этом он предоставляет неограниченный доступ к хранилищу и круглосуточную техническую поддержку. Оба тарифа дают возможность подключения до 20 000 пользователей и оплачиваются ежемесячно или ежегодно. Самая дорогая подписка — Enterprise — оплачивается только ежегодно и нужна, если есть особые пожелания к безопасности и масштабированию. [2</w:t>
       </w:r>
       <w:r>
         <w:rPr>
@@ -7942,7 +7405,7 @@
                     </pic:cNvPicPr>
                   </pic:nvPicPr>
                   <pic:blipFill>
-                    <a:blip r:embed="rId8" cstate="print">
+                    <a:blip r:embed="rId9" cstate="print">
                       <a:extLst>
                         <a:ext uri="{28A0092B-C50C-407E-A947-70E740481C1C}">
                           <a14:useLocalDpi xmlns:a14="http://schemas.microsoft.com/office/drawing/2010/main" val="0"/>
@@ -8019,27 +7482,15 @@
           <w:lang w:eastAsia="ru-RU"/>
         </w:rPr>
       </w:pPr>
-      <w:proofErr w:type="spellStart"/>
-      <w:r>
-        <w:rPr>
-          <w:rFonts w:ascii="Times New Roman" w:eastAsia="Times New Roman" w:hAnsi="Times New Roman" w:cs="Times New Roman"/>
-          <w:color w:val="000000"/>
-          <w:sz w:val="28"/>
-          <w:szCs w:val="28"/>
-          <w:lang w:eastAsia="ru-RU"/>
-        </w:rPr>
-        <w:t>Asana</w:t>
-      </w:r>
-      <w:proofErr w:type="spellEnd"/>
-      <w:r>
-        <w:rPr>
-          <w:rFonts w:ascii="Times New Roman" w:eastAsia="Times New Roman" w:hAnsi="Times New Roman" w:cs="Times New Roman"/>
-          <w:color w:val="000000"/>
-          <w:sz w:val="28"/>
-          <w:szCs w:val="28"/>
-          <w:lang w:eastAsia="ru-RU"/>
-        </w:rPr>
-        <w:t xml:space="preserve"> — это веб-приложение для управления проектами и задачами. Его основная цель — помочь командам планировать, отслеживать и организовывать работу так, чтобы каждый участник видел, кто и за что отвечает, какие процессы выполняются и на каком этапе находится проект. [</w:t>
+      <w:r>
+        <w:rPr>
+          <w:rFonts w:ascii="Times New Roman" w:eastAsia="Times New Roman" w:hAnsi="Times New Roman" w:cs="Times New Roman"/>
+          <w:color w:val="000000"/>
+          <w:sz w:val="28"/>
+          <w:szCs w:val="28"/>
+          <w:lang w:eastAsia="ru-RU"/>
+        </w:rPr>
+        <w:t>Asana — это веб-приложение для управления проектами и задачами. Его основная цель — помочь командам планировать, отслеживать и организовывать работу так, чтобы каждый участник видел, кто и за что отвечает, какие процессы выполняются и на каком этапе находится проект. [</w:t>
       </w:r>
       <w:r>
         <w:rPr>
@@ -8113,7 +7564,7 @@
                     <pic:cNvPicPr/>
                   </pic:nvPicPr>
                   <pic:blipFill>
-                    <a:blip r:embed="rId9"/>
+                    <a:blip r:embed="rId10"/>
                     <a:stretch>
                       <a:fillRect/>
                     </a:stretch>
@@ -8268,22 +7719,22 @@
       <w:pPr>
         <w:pStyle w:val="ab"/>
       </w:pPr>
-      <w:bookmarkStart w:id="7" w:name="_Toc230951534"/>
+      <w:bookmarkStart w:id="6" w:name="_Toc230951534"/>
       <w:r>
         <w:lastRenderedPageBreak/>
         <w:t>2 Проектирование и программная реализация метода решения задачи</w:t>
       </w:r>
+      <w:bookmarkEnd w:id="6"/>
+    </w:p>
+    <w:p>
+      <w:pPr>
+        <w:pStyle w:val="21"/>
+      </w:pPr>
+      <w:bookmarkStart w:id="7" w:name="_Toc230951535"/>
+      <w:r>
+        <w:t>2.1 Описание методологии проектирования системы</w:t>
+      </w:r>
       <w:bookmarkEnd w:id="7"/>
-    </w:p>
-    <w:p>
-      <w:pPr>
-        <w:pStyle w:val="21"/>
-      </w:pPr>
-      <w:bookmarkStart w:id="8" w:name="_Toc230951535"/>
-      <w:r>
-        <w:t>2.1 Описание методологии проектирования системы</w:t>
-      </w:r>
-      <w:bookmarkEnd w:id="8"/>
     </w:p>
     <w:p>
       <w:pPr>
@@ -8305,73 +7756,7 @@
           <w:szCs w:val="28"/>
           <w:lang w:eastAsia="ru-RU"/>
         </w:rPr>
-        <w:t xml:space="preserve">UML (от англ. </w:t>
-      </w:r>
-      <w:proofErr w:type="spellStart"/>
-      <w:r>
-        <w:rPr>
-          <w:rFonts w:ascii="Times New Roman" w:eastAsia="Times New Roman" w:hAnsi="Times New Roman" w:cs="Times New Roman"/>
-          <w:color w:val="000000"/>
-          <w:sz w:val="28"/>
-          <w:szCs w:val="28"/>
-          <w:lang w:eastAsia="ru-RU"/>
-        </w:rPr>
-        <w:t>Unified</w:t>
-      </w:r>
-      <w:proofErr w:type="spellEnd"/>
-      <w:r>
-        <w:rPr>
-          <w:rFonts w:ascii="Times New Roman" w:eastAsia="Times New Roman" w:hAnsi="Times New Roman" w:cs="Times New Roman"/>
-          <w:color w:val="000000"/>
-          <w:sz w:val="28"/>
-          <w:szCs w:val="28"/>
-          <w:lang w:eastAsia="ru-RU"/>
-        </w:rPr>
-        <w:t xml:space="preserve"> </w:t>
-      </w:r>
-      <w:proofErr w:type="spellStart"/>
-      <w:r>
-        <w:rPr>
-          <w:rFonts w:ascii="Times New Roman" w:eastAsia="Times New Roman" w:hAnsi="Times New Roman" w:cs="Times New Roman"/>
-          <w:color w:val="000000"/>
-          <w:sz w:val="28"/>
-          <w:szCs w:val="28"/>
-          <w:lang w:eastAsia="ru-RU"/>
-        </w:rPr>
-        <w:t>Modeling</w:t>
-      </w:r>
-      <w:proofErr w:type="spellEnd"/>
-      <w:r>
-        <w:rPr>
-          <w:rFonts w:ascii="Times New Roman" w:eastAsia="Times New Roman" w:hAnsi="Times New Roman" w:cs="Times New Roman"/>
-          <w:color w:val="000000"/>
-          <w:sz w:val="28"/>
-          <w:szCs w:val="28"/>
-          <w:lang w:eastAsia="ru-RU"/>
-        </w:rPr>
-        <w:t xml:space="preserve"> </w:t>
-      </w:r>
-      <w:proofErr w:type="spellStart"/>
-      <w:r>
-        <w:rPr>
-          <w:rFonts w:ascii="Times New Roman" w:eastAsia="Times New Roman" w:hAnsi="Times New Roman" w:cs="Times New Roman"/>
-          <w:color w:val="000000"/>
-          <w:sz w:val="28"/>
-          <w:szCs w:val="28"/>
-          <w:lang w:eastAsia="ru-RU"/>
-        </w:rPr>
-        <w:t>Language</w:t>
-      </w:r>
-      <w:proofErr w:type="spellEnd"/>
-      <w:r>
-        <w:rPr>
-          <w:rFonts w:ascii="Times New Roman" w:eastAsia="Times New Roman" w:hAnsi="Times New Roman" w:cs="Times New Roman"/>
-          <w:color w:val="000000"/>
-          <w:sz w:val="28"/>
-          <w:szCs w:val="28"/>
-          <w:lang w:eastAsia="ru-RU"/>
-        </w:rPr>
-        <w:t>) переводится как «унифицированный язык моделирования». Это графический язык, в котором каждой фигуре, символу, стрелке или их сочетаниям присвоены конкретные значения. Он позволяет визуализировать явление или процесс так, чтобы схема была понятна всем, кто знаком с UML.</w:t>
+        <w:t>UML (от англ. Unified Modeling Language) переводится как «унифицированный язык моделирования». Это графический язык, в котором каждой фигуре, символу, стрелке или их сочетаниям присвоены конкретные значения. Он позволяет визуализировать явление или процесс так, чтобы схема была понятна всем, кто знаком с UML.</w:t>
       </w:r>
     </w:p>
     <w:p>
@@ -8790,21 +8175,21 @@
       <w:pPr>
         <w:pStyle w:val="21"/>
       </w:pPr>
-      <w:bookmarkStart w:id="9" w:name="_Toc230951536"/>
+      <w:bookmarkStart w:id="8" w:name="_Toc230951536"/>
       <w:r>
         <w:t>2.2 Выбор комплекса программных средств</w:t>
       </w:r>
+      <w:bookmarkEnd w:id="8"/>
+    </w:p>
+    <w:p>
+      <w:pPr>
+        <w:pStyle w:val="3"/>
+      </w:pPr>
+      <w:bookmarkStart w:id="9" w:name="_Toc230951537"/>
+      <w:r>
+        <w:t>2.2.1 Выбор среды проектирования</w:t>
+      </w:r>
       <w:bookmarkEnd w:id="9"/>
-    </w:p>
-    <w:p>
-      <w:pPr>
-        <w:pStyle w:val="3"/>
-      </w:pPr>
-      <w:bookmarkStart w:id="10" w:name="_Toc230951537"/>
-      <w:r>
-        <w:t>2.2.1 Выбор среды проектирования</w:t>
-      </w:r>
-      <w:bookmarkEnd w:id="10"/>
     </w:p>
     <w:p>
       <w:pPr>
@@ -8849,73 +8234,7 @@
           <w:szCs w:val="28"/>
           <w:lang w:eastAsia="ru-RU"/>
         </w:rPr>
-        <w:t xml:space="preserve">CASE-средства </w:t>
-      </w:r>
-      <w:proofErr w:type="spellStart"/>
-      <w:r>
-        <w:rPr>
-          <w:rFonts w:ascii="Times New Roman" w:eastAsia="Times New Roman" w:hAnsi="Times New Roman" w:cs="Times New Roman"/>
-          <w:color w:val="000000"/>
-          <w:sz w:val="28"/>
-          <w:szCs w:val="28"/>
-          <w:lang w:eastAsia="ru-RU"/>
-        </w:rPr>
-        <w:t>Computer-Aided</w:t>
-      </w:r>
-      <w:proofErr w:type="spellEnd"/>
-      <w:r>
-        <w:rPr>
-          <w:rFonts w:ascii="Times New Roman" w:eastAsia="Times New Roman" w:hAnsi="Times New Roman" w:cs="Times New Roman"/>
-          <w:color w:val="000000"/>
-          <w:sz w:val="28"/>
-          <w:szCs w:val="28"/>
-          <w:lang w:eastAsia="ru-RU"/>
-        </w:rPr>
-        <w:t xml:space="preserve"> </w:t>
-      </w:r>
-      <w:proofErr w:type="spellStart"/>
-      <w:r>
-        <w:rPr>
-          <w:rFonts w:ascii="Times New Roman" w:eastAsia="Times New Roman" w:hAnsi="Times New Roman" w:cs="Times New Roman"/>
-          <w:color w:val="000000"/>
-          <w:sz w:val="28"/>
-          <w:szCs w:val="28"/>
-          <w:lang w:eastAsia="ru-RU"/>
-        </w:rPr>
-        <w:t>Software</w:t>
-      </w:r>
-      <w:proofErr w:type="spellEnd"/>
-      <w:r>
-        <w:rPr>
-          <w:rFonts w:ascii="Times New Roman" w:eastAsia="Times New Roman" w:hAnsi="Times New Roman" w:cs="Times New Roman"/>
-          <w:color w:val="000000"/>
-          <w:sz w:val="28"/>
-          <w:szCs w:val="28"/>
-          <w:lang w:eastAsia="ru-RU"/>
-        </w:rPr>
-        <w:t xml:space="preserve"> </w:t>
-      </w:r>
-      <w:proofErr w:type="spellStart"/>
-      <w:r>
-        <w:rPr>
-          <w:rFonts w:ascii="Times New Roman" w:eastAsia="Times New Roman" w:hAnsi="Times New Roman" w:cs="Times New Roman"/>
-          <w:color w:val="000000"/>
-          <w:sz w:val="28"/>
-          <w:szCs w:val="28"/>
-          <w:lang w:eastAsia="ru-RU"/>
-        </w:rPr>
-        <w:t>Engineering</w:t>
-      </w:r>
-      <w:proofErr w:type="spellEnd"/>
-      <w:r>
-        <w:rPr>
-          <w:rFonts w:ascii="Times New Roman" w:eastAsia="Times New Roman" w:hAnsi="Times New Roman" w:cs="Times New Roman"/>
-          <w:color w:val="000000"/>
-          <w:sz w:val="28"/>
-          <w:szCs w:val="28"/>
-          <w:lang w:eastAsia="ru-RU"/>
-        </w:rPr>
-        <w:t xml:space="preserve"> – это набор программных инструментов, автоматизирующих процессы разработки, сопровождения и реинжиниринга программного обеспечения. Они охватывают широкий спектр задач, включая моделирование бизнес-процессов, проектирование баз данных, генерацию кода и документирование. [5]</w:t>
+        <w:t>CASE-средства Computer-Aided Software Engineering – это набор программных инструментов, автоматизирующих процессы разработки, сопровождения и реинжиниринга программного обеспечения. Они охватывают широкий спектр задач, включая моделирование бизнес-процессов, проектирование баз данных, генерацию кода и документирование. [5]</w:t>
       </w:r>
     </w:p>
     <w:p>
@@ -9013,159 +8332,15 @@
           <w:lang w:eastAsia="ru-RU"/>
         </w:rPr>
       </w:pPr>
-      <w:proofErr w:type="spellStart"/>
-      <w:r>
-        <w:rPr>
-          <w:rFonts w:ascii="Times New Roman" w:eastAsia="Times New Roman" w:hAnsi="Times New Roman" w:cs="Times New Roman"/>
-          <w:color w:val="000000"/>
-          <w:sz w:val="28"/>
-          <w:szCs w:val="28"/>
-          <w:lang w:eastAsia="ru-RU"/>
-        </w:rPr>
-        <w:t>ERwin</w:t>
-      </w:r>
-      <w:proofErr w:type="spellEnd"/>
-      <w:r>
-        <w:rPr>
-          <w:rFonts w:ascii="Times New Roman" w:eastAsia="Times New Roman" w:hAnsi="Times New Roman" w:cs="Times New Roman"/>
-          <w:color w:val="000000"/>
-          <w:sz w:val="28"/>
-          <w:szCs w:val="28"/>
-          <w:lang w:eastAsia="ru-RU"/>
-        </w:rPr>
-        <w:t xml:space="preserve"> </w:t>
-      </w:r>
-      <w:proofErr w:type="spellStart"/>
-      <w:r>
-        <w:rPr>
-          <w:rFonts w:ascii="Times New Roman" w:eastAsia="Times New Roman" w:hAnsi="Times New Roman" w:cs="Times New Roman"/>
-          <w:color w:val="000000"/>
-          <w:sz w:val="28"/>
-          <w:szCs w:val="28"/>
-          <w:lang w:eastAsia="ru-RU"/>
-        </w:rPr>
-        <w:t>Data</w:t>
-      </w:r>
-      <w:proofErr w:type="spellEnd"/>
-      <w:r>
-        <w:rPr>
-          <w:rFonts w:ascii="Times New Roman" w:eastAsia="Times New Roman" w:hAnsi="Times New Roman" w:cs="Times New Roman"/>
-          <w:color w:val="000000"/>
-          <w:sz w:val="28"/>
-          <w:szCs w:val="28"/>
-          <w:lang w:eastAsia="ru-RU"/>
-        </w:rPr>
-        <w:t xml:space="preserve"> </w:t>
-      </w:r>
-      <w:proofErr w:type="spellStart"/>
-      <w:r>
-        <w:rPr>
-          <w:rFonts w:ascii="Times New Roman" w:eastAsia="Times New Roman" w:hAnsi="Times New Roman" w:cs="Times New Roman"/>
-          <w:color w:val="000000"/>
-          <w:sz w:val="28"/>
-          <w:szCs w:val="28"/>
-          <w:lang w:eastAsia="ru-RU"/>
-        </w:rPr>
-        <w:t>Modeler</w:t>
-      </w:r>
-      <w:proofErr w:type="spellEnd"/>
-      <w:r>
-        <w:rPr>
-          <w:rFonts w:ascii="Times New Roman" w:eastAsia="Times New Roman" w:hAnsi="Times New Roman" w:cs="Times New Roman"/>
-          <w:color w:val="000000"/>
-          <w:sz w:val="28"/>
-          <w:szCs w:val="28"/>
-          <w:lang w:eastAsia="ru-RU"/>
-        </w:rPr>
-        <w:t xml:space="preserve"> позволяет проектировать, документировать и сопровождать базы данных, хранилища данных и витрины данных с помощью инструментов визуального моделирования. Этот продукт широко используется разработчиками, аналитиками, проектировщиками баз данных, руководителями проектов. </w:t>
-      </w:r>
-      <w:proofErr w:type="spellStart"/>
-      <w:r>
-        <w:rPr>
-          <w:rFonts w:ascii="Times New Roman" w:eastAsia="Times New Roman" w:hAnsi="Times New Roman" w:cs="Times New Roman"/>
-          <w:color w:val="000000"/>
-          <w:sz w:val="28"/>
-          <w:szCs w:val="28"/>
-          <w:lang w:eastAsia="ru-RU"/>
-        </w:rPr>
-        <w:t>AllFusion</w:t>
-      </w:r>
-      <w:proofErr w:type="spellEnd"/>
-      <w:r>
-        <w:rPr>
-          <w:rFonts w:ascii="Times New Roman" w:eastAsia="Times New Roman" w:hAnsi="Times New Roman" w:cs="Times New Roman"/>
-          <w:color w:val="000000"/>
-          <w:sz w:val="28"/>
-          <w:szCs w:val="28"/>
-          <w:lang w:eastAsia="ru-RU"/>
-        </w:rPr>
-        <w:t xml:space="preserve"> </w:t>
-      </w:r>
-      <w:proofErr w:type="spellStart"/>
-      <w:r>
-        <w:rPr>
-          <w:rFonts w:ascii="Times New Roman" w:eastAsia="Times New Roman" w:hAnsi="Times New Roman" w:cs="Times New Roman"/>
-          <w:color w:val="000000"/>
-          <w:sz w:val="28"/>
-          <w:szCs w:val="28"/>
-          <w:lang w:eastAsia="ru-RU"/>
-        </w:rPr>
-        <w:t>ERwin</w:t>
-      </w:r>
-      <w:proofErr w:type="spellEnd"/>
-      <w:r>
-        <w:rPr>
-          <w:rFonts w:ascii="Times New Roman" w:eastAsia="Times New Roman" w:hAnsi="Times New Roman" w:cs="Times New Roman"/>
-          <w:color w:val="000000"/>
-          <w:sz w:val="28"/>
-          <w:szCs w:val="28"/>
-          <w:lang w:eastAsia="ru-RU"/>
-        </w:rPr>
-        <w:t xml:space="preserve"> </w:t>
-      </w:r>
-      <w:proofErr w:type="spellStart"/>
-      <w:r>
-        <w:rPr>
-          <w:rFonts w:ascii="Times New Roman" w:eastAsia="Times New Roman" w:hAnsi="Times New Roman" w:cs="Times New Roman"/>
-          <w:color w:val="000000"/>
-          <w:sz w:val="28"/>
-          <w:szCs w:val="28"/>
-          <w:lang w:eastAsia="ru-RU"/>
-        </w:rPr>
-        <w:t>Data</w:t>
-      </w:r>
-      <w:proofErr w:type="spellEnd"/>
-      <w:r>
-        <w:rPr>
-          <w:rFonts w:ascii="Times New Roman" w:eastAsia="Times New Roman" w:hAnsi="Times New Roman" w:cs="Times New Roman"/>
-          <w:color w:val="000000"/>
-          <w:sz w:val="28"/>
-          <w:szCs w:val="28"/>
-          <w:lang w:eastAsia="ru-RU"/>
-        </w:rPr>
-        <w:t xml:space="preserve"> </w:t>
-      </w:r>
-      <w:proofErr w:type="spellStart"/>
-      <w:r>
-        <w:rPr>
-          <w:rFonts w:ascii="Times New Roman" w:eastAsia="Times New Roman" w:hAnsi="Times New Roman" w:cs="Times New Roman"/>
-          <w:color w:val="000000"/>
-          <w:sz w:val="28"/>
-          <w:szCs w:val="28"/>
-          <w:lang w:eastAsia="ru-RU"/>
-        </w:rPr>
-        <w:t>Modeler</w:t>
-      </w:r>
-      <w:proofErr w:type="spellEnd"/>
-      <w:r>
-        <w:rPr>
-          <w:rFonts w:ascii="Times New Roman" w:eastAsia="Times New Roman" w:hAnsi="Times New Roman" w:cs="Times New Roman"/>
-          <w:color w:val="000000"/>
-          <w:sz w:val="28"/>
-          <w:szCs w:val="28"/>
-          <w:lang w:eastAsia="ru-RU"/>
-        </w:rPr>
-        <w:t xml:space="preserve"> поддерживает прямое и обратное проектирование (то есть как создание базы данных на основе модели, так и генерацию модели по имеющейся базе данных) для 20 типов СУБД, реализует методологию структурного моделирования SADT и </w:t>
+      <w:r>
+        <w:rPr>
+          <w:rFonts w:ascii="Times New Roman" w:eastAsia="Times New Roman" w:hAnsi="Times New Roman" w:cs="Times New Roman"/>
+          <w:color w:val="000000"/>
+          <w:sz w:val="28"/>
+          <w:szCs w:val="28"/>
+          <w:lang w:eastAsia="ru-RU"/>
+        </w:rPr>
+        <w:t xml:space="preserve">ERwin Data Modeler позволяет проектировать, документировать и сопровождать базы данных, хранилища данных и витрины данных с помощью инструментов визуального моделирования. Этот продукт широко используется разработчиками, аналитиками, проектировщиками баз данных, руководителями проектов. AllFusion ERwin Data Modeler поддерживает прямое и обратное проектирование (то есть как создание базы данных на основе модели, так и генерацию модели по имеющейся базе данных) для 20 типов СУБД, реализует методологию структурного моделирования SADT и </w:t>
       </w:r>
       <w:r>
         <w:rPr>
@@ -9176,29 +8351,7 @@
           <w:lang w:eastAsia="ru-RU"/>
         </w:rPr>
         <w:lastRenderedPageBreak/>
-        <w:t xml:space="preserve">нотации IDEF1х, IE, </w:t>
-      </w:r>
-      <w:proofErr w:type="spellStart"/>
-      <w:r>
-        <w:rPr>
-          <w:rFonts w:ascii="Times New Roman" w:eastAsia="Times New Roman" w:hAnsi="Times New Roman" w:cs="Times New Roman"/>
-          <w:color w:val="000000"/>
-          <w:sz w:val="28"/>
-          <w:szCs w:val="28"/>
-          <w:lang w:eastAsia="ru-RU"/>
-        </w:rPr>
-        <w:t>Dimensional</w:t>
-      </w:r>
-      <w:proofErr w:type="spellEnd"/>
-      <w:r>
-        <w:rPr>
-          <w:rFonts w:ascii="Times New Roman" w:eastAsia="Times New Roman" w:hAnsi="Times New Roman" w:cs="Times New Roman"/>
-          <w:color w:val="000000"/>
-          <w:sz w:val="28"/>
-          <w:szCs w:val="28"/>
-          <w:lang w:eastAsia="ru-RU"/>
-        </w:rPr>
-        <w:t xml:space="preserve">, позволяет документировать структуру базы данных. Это одно из немногих средств проектирования данных, которое позволяет создавать шаблоны триггеров и хранимых процедур, на основании которых можно сгенерировать соответствующий серверный код для различных СУБД. </w:t>
+        <w:t xml:space="preserve">нотации IDEF1х, IE, Dimensional, позволяет документировать структуру базы данных. Это одно из немногих средств проектирования данных, которое позволяет создавать шаблоны триггеров и хранимых процедур, на основании которых можно сгенерировать соответствующий серверный код для различных СУБД. </w:t>
       </w:r>
       <w:r>
         <w:rPr>
@@ -9215,11 +8368,11 @@
       <w:pPr>
         <w:pStyle w:val="3"/>
       </w:pPr>
-      <w:bookmarkStart w:id="11" w:name="_Toc230951538"/>
+      <w:bookmarkStart w:id="10" w:name="_Toc230951538"/>
       <w:r>
         <w:t>2.2.2 Выбор языка программирования</w:t>
       </w:r>
-      <w:bookmarkEnd w:id="11"/>
+      <w:bookmarkEnd w:id="10"/>
     </w:p>
     <w:p>
       <w:pPr>
@@ -9241,51 +8394,7 @@
           <w:szCs w:val="28"/>
           <w:lang w:eastAsia="ru-RU"/>
         </w:rPr>
-        <w:t xml:space="preserve">При разработке информационной системы были выбраны языки </w:t>
-      </w:r>
-      <w:proofErr w:type="spellStart"/>
-      <w:r>
-        <w:rPr>
-          <w:rFonts w:ascii="Times New Roman" w:eastAsia="Times New Roman" w:hAnsi="Times New Roman" w:cs="Times New Roman"/>
-          <w:color w:val="000000"/>
-          <w:sz w:val="28"/>
-          <w:szCs w:val="28"/>
-          <w:lang w:eastAsia="ru-RU"/>
-        </w:rPr>
-        <w:t>Java</w:t>
-      </w:r>
-      <w:proofErr w:type="spellEnd"/>
-      <w:r>
-        <w:rPr>
-          <w:rFonts w:ascii="Times New Roman" w:eastAsia="Times New Roman" w:hAnsi="Times New Roman" w:cs="Times New Roman"/>
-          <w:color w:val="000000"/>
-          <w:sz w:val="28"/>
-          <w:szCs w:val="28"/>
-          <w:lang w:eastAsia="ru-RU"/>
-        </w:rPr>
-        <w:t xml:space="preserve"> (для серверной части) и </w:t>
-      </w:r>
-      <w:proofErr w:type="spellStart"/>
-      <w:r>
-        <w:rPr>
-          <w:rFonts w:ascii="Times New Roman" w:eastAsia="Times New Roman" w:hAnsi="Times New Roman" w:cs="Times New Roman"/>
-          <w:color w:val="000000"/>
-          <w:sz w:val="28"/>
-          <w:szCs w:val="28"/>
-          <w:lang w:eastAsia="ru-RU"/>
-        </w:rPr>
-        <w:t>TypeScript</w:t>
-      </w:r>
-      <w:proofErr w:type="spellEnd"/>
-      <w:r>
-        <w:rPr>
-          <w:rFonts w:ascii="Times New Roman" w:eastAsia="Times New Roman" w:hAnsi="Times New Roman" w:cs="Times New Roman"/>
-          <w:color w:val="000000"/>
-          <w:sz w:val="28"/>
-          <w:szCs w:val="28"/>
-          <w:lang w:eastAsia="ru-RU"/>
-        </w:rPr>
-        <w:t xml:space="preserve"> (для клиентской части).</w:t>
+        <w:t>При разработке информационной системы были выбраны языки Java (для серверной части) и TypeScript (для клиентской части).</w:t>
       </w:r>
     </w:p>
     <w:p>
@@ -9300,323 +8409,25 @@
           <w:lang w:eastAsia="ru-RU"/>
         </w:rPr>
       </w:pPr>
-      <w:proofErr w:type="spellStart"/>
-      <w:r>
-        <w:rPr>
-          <w:rFonts w:ascii="Times New Roman" w:eastAsia="Times New Roman" w:hAnsi="Times New Roman" w:cs="Times New Roman"/>
-          <w:color w:val="000000"/>
-          <w:sz w:val="28"/>
-          <w:szCs w:val="28"/>
-          <w:lang w:eastAsia="ru-RU"/>
-        </w:rPr>
-        <w:t>Java</w:t>
-      </w:r>
-      <w:proofErr w:type="spellEnd"/>
-      <w:r>
-        <w:rPr>
-          <w:rFonts w:ascii="Times New Roman" w:eastAsia="Times New Roman" w:hAnsi="Times New Roman" w:cs="Times New Roman"/>
-          <w:color w:val="000000"/>
-          <w:sz w:val="28"/>
-          <w:szCs w:val="28"/>
-          <w:lang w:eastAsia="ru-RU"/>
-        </w:rPr>
-        <w:t xml:space="preserve"> — это объектно-ориентированный язык программирования, разработанный компанией </w:t>
-      </w:r>
-      <w:proofErr w:type="spellStart"/>
-      <w:r>
-        <w:rPr>
-          <w:rFonts w:ascii="Times New Roman" w:eastAsia="Times New Roman" w:hAnsi="Times New Roman" w:cs="Times New Roman"/>
-          <w:color w:val="000000"/>
-          <w:sz w:val="28"/>
-          <w:szCs w:val="28"/>
-          <w:lang w:eastAsia="ru-RU"/>
-        </w:rPr>
-        <w:t>Sun</w:t>
-      </w:r>
-      <w:proofErr w:type="spellEnd"/>
-      <w:r>
-        <w:rPr>
-          <w:rFonts w:ascii="Times New Roman" w:eastAsia="Times New Roman" w:hAnsi="Times New Roman" w:cs="Times New Roman"/>
-          <w:color w:val="000000"/>
-          <w:sz w:val="28"/>
-          <w:szCs w:val="28"/>
-          <w:lang w:eastAsia="ru-RU"/>
-        </w:rPr>
-        <w:t xml:space="preserve"> </w:t>
-      </w:r>
-      <w:proofErr w:type="spellStart"/>
-      <w:r>
-        <w:rPr>
-          <w:rFonts w:ascii="Times New Roman" w:eastAsia="Times New Roman" w:hAnsi="Times New Roman" w:cs="Times New Roman"/>
-          <w:color w:val="000000"/>
-          <w:sz w:val="28"/>
-          <w:szCs w:val="28"/>
-          <w:lang w:eastAsia="ru-RU"/>
-        </w:rPr>
-        <w:t>Microsystems</w:t>
-      </w:r>
-      <w:proofErr w:type="spellEnd"/>
-      <w:r>
-        <w:rPr>
-          <w:rFonts w:ascii="Times New Roman" w:eastAsia="Times New Roman" w:hAnsi="Times New Roman" w:cs="Times New Roman"/>
-          <w:color w:val="000000"/>
-          <w:sz w:val="28"/>
-          <w:szCs w:val="28"/>
-          <w:lang w:eastAsia="ru-RU"/>
-        </w:rPr>
-        <w:t xml:space="preserve"> (ныне принадлежит </w:t>
-      </w:r>
-      <w:proofErr w:type="spellStart"/>
-      <w:r>
-        <w:rPr>
-          <w:rFonts w:ascii="Times New Roman" w:eastAsia="Times New Roman" w:hAnsi="Times New Roman" w:cs="Times New Roman"/>
-          <w:color w:val="000000"/>
-          <w:sz w:val="28"/>
-          <w:szCs w:val="28"/>
-          <w:lang w:eastAsia="ru-RU"/>
-        </w:rPr>
-        <w:t>Oracle</w:t>
-      </w:r>
-      <w:proofErr w:type="spellEnd"/>
-      <w:r>
-        <w:rPr>
-          <w:rFonts w:ascii="Times New Roman" w:eastAsia="Times New Roman" w:hAnsi="Times New Roman" w:cs="Times New Roman"/>
-          <w:color w:val="000000"/>
-          <w:sz w:val="28"/>
-          <w:szCs w:val="28"/>
-          <w:lang w:eastAsia="ru-RU"/>
-        </w:rPr>
-        <w:t xml:space="preserve">) и впервые выпущенный в 1995 году. Основные принципы </w:t>
-      </w:r>
-      <w:proofErr w:type="spellStart"/>
-      <w:r>
-        <w:rPr>
-          <w:rFonts w:ascii="Times New Roman" w:eastAsia="Times New Roman" w:hAnsi="Times New Roman" w:cs="Times New Roman"/>
-          <w:color w:val="000000"/>
-          <w:sz w:val="28"/>
-          <w:szCs w:val="28"/>
-          <w:lang w:eastAsia="ru-RU"/>
-        </w:rPr>
-        <w:t>Java</w:t>
-      </w:r>
-      <w:proofErr w:type="spellEnd"/>
-      <w:r>
-        <w:rPr>
-          <w:rFonts w:ascii="Times New Roman" w:eastAsia="Times New Roman" w:hAnsi="Times New Roman" w:cs="Times New Roman"/>
-          <w:color w:val="000000"/>
-          <w:sz w:val="28"/>
-          <w:szCs w:val="28"/>
-          <w:lang w:eastAsia="ru-RU"/>
-        </w:rPr>
-        <w:t xml:space="preserve"> включают кроссплатформенность, надёжность, безопасность и простоту. Ключевая особенность языка — «пиши один раз, </w:t>
-      </w:r>
-      <w:proofErr w:type="gramStart"/>
-      <w:r>
-        <w:rPr>
-          <w:rFonts w:ascii="Times New Roman" w:eastAsia="Times New Roman" w:hAnsi="Times New Roman" w:cs="Times New Roman"/>
-          <w:color w:val="000000"/>
-          <w:sz w:val="28"/>
-          <w:szCs w:val="28"/>
-          <w:lang w:eastAsia="ru-RU"/>
-        </w:rPr>
-        <w:t>запускай</w:t>
-      </w:r>
-      <w:proofErr w:type="gramEnd"/>
-      <w:r>
-        <w:rPr>
-          <w:rFonts w:ascii="Times New Roman" w:eastAsia="Times New Roman" w:hAnsi="Times New Roman" w:cs="Times New Roman"/>
-          <w:color w:val="000000"/>
-          <w:sz w:val="28"/>
-          <w:szCs w:val="28"/>
-          <w:lang w:eastAsia="ru-RU"/>
-        </w:rPr>
-        <w:t xml:space="preserve"> где угодно» (</w:t>
-      </w:r>
-      <w:proofErr w:type="spellStart"/>
-      <w:r>
-        <w:rPr>
-          <w:rFonts w:ascii="Times New Roman" w:eastAsia="Times New Roman" w:hAnsi="Times New Roman" w:cs="Times New Roman"/>
-          <w:color w:val="000000"/>
-          <w:sz w:val="28"/>
-          <w:szCs w:val="28"/>
-          <w:lang w:eastAsia="ru-RU"/>
-        </w:rPr>
-        <w:t>Write</w:t>
-      </w:r>
-      <w:proofErr w:type="spellEnd"/>
-      <w:r>
-        <w:rPr>
-          <w:rFonts w:ascii="Times New Roman" w:eastAsia="Times New Roman" w:hAnsi="Times New Roman" w:cs="Times New Roman"/>
-          <w:color w:val="000000"/>
-          <w:sz w:val="28"/>
-          <w:szCs w:val="28"/>
-          <w:lang w:eastAsia="ru-RU"/>
-        </w:rPr>
-        <w:t xml:space="preserve"> </w:t>
-      </w:r>
-      <w:proofErr w:type="spellStart"/>
-      <w:r>
-        <w:rPr>
-          <w:rFonts w:ascii="Times New Roman" w:eastAsia="Times New Roman" w:hAnsi="Times New Roman" w:cs="Times New Roman"/>
-          <w:color w:val="000000"/>
-          <w:sz w:val="28"/>
-          <w:szCs w:val="28"/>
-          <w:lang w:eastAsia="ru-RU"/>
-        </w:rPr>
-        <w:t>Once</w:t>
-      </w:r>
-      <w:proofErr w:type="spellEnd"/>
-      <w:r>
-        <w:rPr>
-          <w:rFonts w:ascii="Times New Roman" w:eastAsia="Times New Roman" w:hAnsi="Times New Roman" w:cs="Times New Roman"/>
-          <w:color w:val="000000"/>
-          <w:sz w:val="28"/>
-          <w:szCs w:val="28"/>
-          <w:lang w:eastAsia="ru-RU"/>
-        </w:rPr>
-        <w:t xml:space="preserve">, </w:t>
-      </w:r>
-      <w:proofErr w:type="spellStart"/>
-      <w:r>
-        <w:rPr>
-          <w:rFonts w:ascii="Times New Roman" w:eastAsia="Times New Roman" w:hAnsi="Times New Roman" w:cs="Times New Roman"/>
-          <w:color w:val="000000"/>
-          <w:sz w:val="28"/>
-          <w:szCs w:val="28"/>
-          <w:lang w:eastAsia="ru-RU"/>
-        </w:rPr>
-        <w:t>Run</w:t>
-      </w:r>
-      <w:proofErr w:type="spellEnd"/>
-      <w:r>
-        <w:rPr>
-          <w:rFonts w:ascii="Times New Roman" w:eastAsia="Times New Roman" w:hAnsi="Times New Roman" w:cs="Times New Roman"/>
-          <w:color w:val="000000"/>
-          <w:sz w:val="28"/>
-          <w:szCs w:val="28"/>
-          <w:lang w:eastAsia="ru-RU"/>
-        </w:rPr>
-        <w:t xml:space="preserve"> </w:t>
-      </w:r>
-      <w:proofErr w:type="spellStart"/>
-      <w:r>
-        <w:rPr>
-          <w:rFonts w:ascii="Times New Roman" w:eastAsia="Times New Roman" w:hAnsi="Times New Roman" w:cs="Times New Roman"/>
-          <w:color w:val="000000"/>
-          <w:sz w:val="28"/>
-          <w:szCs w:val="28"/>
-          <w:lang w:eastAsia="ru-RU"/>
-        </w:rPr>
-        <w:t>Anywhere</w:t>
-      </w:r>
-      <w:proofErr w:type="spellEnd"/>
-      <w:r>
-        <w:rPr>
-          <w:rFonts w:ascii="Times New Roman" w:eastAsia="Times New Roman" w:hAnsi="Times New Roman" w:cs="Times New Roman"/>
-          <w:color w:val="000000"/>
-          <w:sz w:val="28"/>
-          <w:szCs w:val="28"/>
-          <w:lang w:eastAsia="ru-RU"/>
-        </w:rPr>
-        <w:t xml:space="preserve">), благодаря использованию виртуальной машины </w:t>
-      </w:r>
-      <w:proofErr w:type="spellStart"/>
-      <w:r>
-        <w:rPr>
-          <w:rFonts w:ascii="Times New Roman" w:eastAsia="Times New Roman" w:hAnsi="Times New Roman" w:cs="Times New Roman"/>
-          <w:color w:val="000000"/>
-          <w:sz w:val="28"/>
-          <w:szCs w:val="28"/>
-          <w:lang w:eastAsia="ru-RU"/>
-        </w:rPr>
-        <w:t>Java</w:t>
-      </w:r>
-      <w:proofErr w:type="spellEnd"/>
-      <w:r>
-        <w:rPr>
-          <w:rFonts w:ascii="Times New Roman" w:eastAsia="Times New Roman" w:hAnsi="Times New Roman" w:cs="Times New Roman"/>
-          <w:color w:val="000000"/>
-          <w:sz w:val="28"/>
-          <w:szCs w:val="28"/>
-          <w:lang w:eastAsia="ru-RU"/>
-        </w:rPr>
-        <w:t xml:space="preserve"> (JVM), которая интерпретирует байт-код, независимо от операционной системы. </w:t>
-      </w:r>
-      <w:proofErr w:type="spellStart"/>
-      <w:r>
-        <w:rPr>
-          <w:rFonts w:ascii="Times New Roman" w:eastAsia="Times New Roman" w:hAnsi="Times New Roman" w:cs="Times New Roman"/>
-          <w:color w:val="000000"/>
-          <w:sz w:val="28"/>
-          <w:szCs w:val="28"/>
-          <w:lang w:eastAsia="ru-RU"/>
-        </w:rPr>
-        <w:t>Java</w:t>
-      </w:r>
-      <w:proofErr w:type="spellEnd"/>
-      <w:r>
-        <w:rPr>
-          <w:rFonts w:ascii="Times New Roman" w:eastAsia="Times New Roman" w:hAnsi="Times New Roman" w:cs="Times New Roman"/>
-          <w:color w:val="000000"/>
-          <w:sz w:val="28"/>
-          <w:szCs w:val="28"/>
-          <w:lang w:eastAsia="ru-RU"/>
-        </w:rPr>
-        <w:t xml:space="preserve"> поддерживает автоматическую сборку мусора, исключения, многопоточность и богатую стандартную библиотеку. Широко применяется в разработке</w:t>
-      </w:r>
-      <w:r>
-        <w:rPr>
-          <w:rFonts w:ascii="Times New Roman" w:eastAsia="Times New Roman" w:hAnsi="Times New Roman" w:cs="Times New Roman"/>
-          <w:color w:val="000000"/>
-          <w:sz w:val="28"/>
-          <w:szCs w:val="28"/>
-          <w:lang w:eastAsia="ru-RU"/>
-        </w:rPr>
-        <w:t xml:space="preserve"> корпоративных приложений, </w:t>
-      </w:r>
-      <w:proofErr w:type="spellStart"/>
-      <w:r>
-        <w:rPr>
-          <w:rFonts w:ascii="Times New Roman" w:eastAsia="Times New Roman" w:hAnsi="Times New Roman" w:cs="Times New Roman"/>
-          <w:color w:val="000000"/>
-          <w:sz w:val="28"/>
-          <w:szCs w:val="28"/>
-          <w:lang w:eastAsia="ru-RU"/>
-        </w:rPr>
-        <w:t>Android</w:t>
-      </w:r>
-      <w:proofErr w:type="spellEnd"/>
-      <w:r>
-        <w:rPr>
-          <w:rFonts w:ascii="Times New Roman" w:eastAsia="Times New Roman" w:hAnsi="Times New Roman" w:cs="Times New Roman"/>
-          <w:color w:val="000000"/>
-          <w:sz w:val="28"/>
-          <w:szCs w:val="28"/>
-          <w:lang w:eastAsia="ru-RU"/>
-        </w:rPr>
-        <w:t xml:space="preserve">-приложений, веб-сервисов, а также в научных и образовательных целях. Несмотря на появление более современных языков, </w:t>
-      </w:r>
-      <w:proofErr w:type="spellStart"/>
-      <w:r>
-        <w:rPr>
-          <w:rFonts w:ascii="Times New Roman" w:eastAsia="Times New Roman" w:hAnsi="Times New Roman" w:cs="Times New Roman"/>
-          <w:color w:val="000000"/>
-          <w:sz w:val="28"/>
-          <w:szCs w:val="28"/>
-          <w:lang w:eastAsia="ru-RU"/>
-        </w:rPr>
-        <w:t>Java</w:t>
-      </w:r>
-      <w:proofErr w:type="spellEnd"/>
-      <w:r>
-        <w:rPr>
-          <w:rFonts w:ascii="Times New Roman" w:eastAsia="Times New Roman" w:hAnsi="Times New Roman" w:cs="Times New Roman"/>
-          <w:color w:val="000000"/>
-          <w:sz w:val="28"/>
-          <w:szCs w:val="28"/>
-          <w:lang w:eastAsia="ru-RU"/>
-        </w:rPr>
-        <w:t xml:space="preserve"> остаётся одним из самых популярных и востребованных языков программирования в мире [</w:t>
+      <w:r>
+        <w:rPr>
+          <w:rFonts w:ascii="Times New Roman" w:eastAsia="Times New Roman" w:hAnsi="Times New Roman" w:cs="Times New Roman"/>
+          <w:color w:val="000000"/>
+          <w:sz w:val="28"/>
+          <w:szCs w:val="28"/>
+          <w:lang w:eastAsia="ru-RU"/>
+        </w:rPr>
+        <w:t>Java — это объектно-ориентированный язык программирования, разработанный компанией Sun Microsystems (ныне принадлежит Oracle) и впервые выпущенный в 1995 году. Основные принципы Java включают кроссплатформенность, надёжность, безопасность и простоту. Ключевая особенность языка — «пиши один раз, запускай где угодно» (Write Once, Run Anywhere), благодаря использованию виртуальной машины Java (JVM), которая интерпретирует байт-код, независимо от операционной системы. Java поддерживает автоматическую сборку мусора, исключения, многопоточность и богатую стандартную библиотеку. Широко применяется в разработке</w:t>
+      </w:r>
+      <w:r>
+        <w:rPr>
+          <w:rFonts w:ascii="Times New Roman" w:eastAsia="Times New Roman" w:hAnsi="Times New Roman" w:cs="Times New Roman"/>
+          <w:color w:val="000000"/>
+          <w:sz w:val="28"/>
+          <w:szCs w:val="28"/>
+          <w:lang w:eastAsia="ru-RU"/>
+        </w:rPr>
+        <w:t xml:space="preserve"> корпоративных приложений, Android-приложений, веб-сервисов, а также в научных и образовательных целях. Несмотря на появление более современных языков, Java остаётся одним из самых популярных и востребованных языков программирования в мире [</w:t>
       </w:r>
       <w:r>
         <w:rPr>
@@ -9651,51 +8462,16 @@
           <w:lang w:eastAsia="ru-RU"/>
         </w:rPr>
       </w:pPr>
-      <w:proofErr w:type="spellStart"/>
-      <w:r>
-        <w:rPr>
-          <w:rFonts w:ascii="Times New Roman" w:eastAsia="Times New Roman" w:hAnsi="Times New Roman" w:cs="Times New Roman"/>
-          <w:color w:val="000000"/>
-          <w:sz w:val="28"/>
-          <w:szCs w:val="28"/>
-          <w:lang w:eastAsia="ru-RU"/>
-        </w:rPr>
-        <w:t>TypeScript</w:t>
-      </w:r>
-      <w:proofErr w:type="spellEnd"/>
-      <w:r>
-        <w:rPr>
-          <w:rFonts w:ascii="Times New Roman" w:eastAsia="Times New Roman" w:hAnsi="Times New Roman" w:cs="Times New Roman"/>
-          <w:color w:val="000000"/>
-          <w:sz w:val="28"/>
-          <w:szCs w:val="28"/>
-          <w:lang w:eastAsia="ru-RU"/>
-        </w:rPr>
-        <w:t xml:space="preserve"> — это язык-надстройка для </w:t>
-      </w:r>
-      <w:proofErr w:type="spellStart"/>
-      <w:r>
-        <w:rPr>
-          <w:rFonts w:ascii="Times New Roman" w:eastAsia="Times New Roman" w:hAnsi="Times New Roman" w:cs="Times New Roman"/>
-          <w:color w:val="000000"/>
-          <w:sz w:val="28"/>
-          <w:szCs w:val="28"/>
-          <w:lang w:eastAsia="ru-RU"/>
-        </w:rPr>
-        <w:t>JavaScript</w:t>
-      </w:r>
-      <w:proofErr w:type="spellEnd"/>
-      <w:r>
-        <w:rPr>
-          <w:rFonts w:ascii="Times New Roman" w:eastAsia="Times New Roman" w:hAnsi="Times New Roman" w:cs="Times New Roman"/>
-          <w:color w:val="000000"/>
-          <w:sz w:val="28"/>
-          <w:szCs w:val="28"/>
-          <w:lang w:eastAsia="ru-RU"/>
-        </w:rPr>
-        <w:t xml:space="preserve"> или его доработанная версия. Он позволяет писать более безопасный и чистый код, потому что все недочеты можно увидеть до запуска ПО. Код на T</w:t>
-      </w:r>
-      <w:proofErr w:type="spellStart"/>
+      <w:r>
+        <w:rPr>
+          <w:rFonts w:ascii="Times New Roman" w:eastAsia="Times New Roman" w:hAnsi="Times New Roman" w:cs="Times New Roman"/>
+          <w:color w:val="000000"/>
+          <w:sz w:val="28"/>
+          <w:szCs w:val="28"/>
+          <w:lang w:eastAsia="ru-RU"/>
+        </w:rPr>
+        <w:t>TypeScript — это язык-надстройка для JavaScript или его доработанная версия. Он позволяет писать более безопасный и чистый код, потому что все недочеты можно увидеть до запуска ПО. Код на T</w:t>
+      </w:r>
       <w:r>
         <w:rPr>
           <w:rFonts w:ascii="Times New Roman" w:eastAsia="Times New Roman" w:hAnsi="Times New Roman" w:cs="Times New Roman"/>
@@ -9706,7 +8482,6 @@
         </w:rPr>
         <w:t>ype</w:t>
       </w:r>
-      <w:proofErr w:type="spellEnd"/>
       <w:r>
         <w:rPr>
           <w:rFonts w:ascii="Times New Roman" w:eastAsia="Times New Roman" w:hAnsi="Times New Roman" w:cs="Times New Roman"/>
@@ -9717,7 +8492,6 @@
         </w:rPr>
         <w:t>S</w:t>
       </w:r>
-      <w:proofErr w:type="spellStart"/>
       <w:r>
         <w:rPr>
           <w:rFonts w:ascii="Times New Roman" w:eastAsia="Times New Roman" w:hAnsi="Times New Roman" w:cs="Times New Roman"/>
@@ -9728,7 +8502,6 @@
         </w:rPr>
         <w:t>cript</w:t>
       </w:r>
-      <w:proofErr w:type="spellEnd"/>
       <w:r>
         <w:rPr>
           <w:rFonts w:ascii="Times New Roman" w:eastAsia="Times New Roman" w:hAnsi="Times New Roman" w:cs="Times New Roman"/>
@@ -9759,7 +8532,6 @@
         </w:rPr>
         <w:t>S</w:t>
       </w:r>
-      <w:proofErr w:type="spellStart"/>
       <w:r>
         <w:rPr>
           <w:rFonts w:ascii="Times New Roman" w:eastAsia="Times New Roman" w:hAnsi="Times New Roman" w:cs="Times New Roman"/>
@@ -9770,7 +8542,6 @@
         </w:rPr>
         <w:t>cript</w:t>
       </w:r>
-      <w:proofErr w:type="spellEnd"/>
       <w:r>
         <w:rPr>
           <w:rFonts w:ascii="Times New Roman" w:eastAsia="Times New Roman" w:hAnsi="Times New Roman" w:cs="Times New Roman"/>
@@ -9803,53 +8574,8 @@
           <w:lang w:eastAsia="ru-RU"/>
         </w:rPr>
         <w:lastRenderedPageBreak/>
-        <w:t xml:space="preserve">Обычно </w:t>
-      </w:r>
-      <w:proofErr w:type="spellStart"/>
-      <w:r>
-        <w:rPr>
-          <w:rFonts w:ascii="Times New Roman" w:eastAsia="Times New Roman" w:hAnsi="Times New Roman" w:cs="Times New Roman"/>
-          <w:color w:val="000000"/>
-          <w:sz w:val="28"/>
-          <w:szCs w:val="28"/>
-          <w:lang w:eastAsia="ru-RU"/>
-        </w:rPr>
-        <w:t>TypeScript</w:t>
-      </w:r>
-      <w:proofErr w:type="spellEnd"/>
-      <w:r>
-        <w:rPr>
-          <w:rFonts w:ascii="Times New Roman" w:eastAsia="Times New Roman" w:hAnsi="Times New Roman" w:cs="Times New Roman"/>
-          <w:color w:val="000000"/>
-          <w:sz w:val="28"/>
-          <w:szCs w:val="28"/>
-          <w:lang w:eastAsia="ru-RU"/>
-        </w:rPr>
-        <w:t xml:space="preserve"> используют, чтобы обойти недостатки </w:t>
-      </w:r>
-      <w:proofErr w:type="spellStart"/>
-      <w:r>
-        <w:rPr>
-          <w:rFonts w:ascii="Times New Roman" w:eastAsia="Times New Roman" w:hAnsi="Times New Roman" w:cs="Times New Roman"/>
-          <w:color w:val="000000"/>
-          <w:sz w:val="28"/>
-          <w:szCs w:val="28"/>
-          <w:lang w:eastAsia="ru-RU"/>
-        </w:rPr>
-        <w:t>JavaScript</w:t>
-      </w:r>
-      <w:proofErr w:type="spellEnd"/>
-      <w:r>
-        <w:rPr>
-          <w:rFonts w:ascii="Times New Roman" w:eastAsia="Times New Roman" w:hAnsi="Times New Roman" w:cs="Times New Roman"/>
-          <w:color w:val="000000"/>
-          <w:sz w:val="28"/>
-          <w:szCs w:val="28"/>
-          <w:lang w:eastAsia="ru-RU"/>
-        </w:rPr>
-        <w:t>. Среди них — отсутствие строгой типизации, сложная отладка и поддержка кода. T</w:t>
-      </w:r>
-      <w:proofErr w:type="spellStart"/>
+        <w:t>Обычно TypeScript используют, чтобы обойти недостатки JavaScript. Среди них — отсутствие строгой типизации, сложная отладка и поддержка кода. T</w:t>
+      </w:r>
       <w:r>
         <w:rPr>
           <w:rFonts w:ascii="Times New Roman" w:eastAsia="Times New Roman" w:hAnsi="Times New Roman" w:cs="Times New Roman"/>
@@ -9860,7 +8586,6 @@
         </w:rPr>
         <w:t>ype</w:t>
       </w:r>
-      <w:proofErr w:type="spellEnd"/>
       <w:r>
         <w:rPr>
           <w:rFonts w:ascii="Times New Roman" w:eastAsia="Times New Roman" w:hAnsi="Times New Roman" w:cs="Times New Roman"/>
@@ -9871,7 +8596,6 @@
         </w:rPr>
         <w:t>S</w:t>
       </w:r>
-      <w:proofErr w:type="spellStart"/>
       <w:r>
         <w:rPr>
           <w:rFonts w:ascii="Times New Roman" w:eastAsia="Times New Roman" w:hAnsi="Times New Roman" w:cs="Times New Roman"/>
@@ -9882,7 +8606,6 @@
         </w:rPr>
         <w:t>cript</w:t>
       </w:r>
-      <w:proofErr w:type="spellEnd"/>
       <w:r>
         <w:rPr>
           <w:rFonts w:ascii="Times New Roman" w:eastAsia="Times New Roman" w:hAnsi="Times New Roman" w:cs="Times New Roman"/>
@@ -10169,11 +8892,11 @@
       <w:pPr>
         <w:pStyle w:val="3"/>
       </w:pPr>
-      <w:bookmarkStart w:id="12" w:name="_Toc230951539"/>
+      <w:bookmarkStart w:id="11" w:name="_Toc230951539"/>
       <w:r>
         <w:t>2.2.3 Выбор среды разработки</w:t>
       </w:r>
-      <w:bookmarkEnd w:id="12"/>
+      <w:bookmarkEnd w:id="11"/>
     </w:p>
     <w:p>
       <w:pPr>
@@ -10195,20 +8918,8 @@
           <w:szCs w:val="28"/>
           <w:lang w:eastAsia="ru-RU"/>
         </w:rPr>
-        <w:t xml:space="preserve">В качестве среды разработки были выбраны </w:t>
-      </w:r>
-      <w:proofErr w:type="spellStart"/>
-      <w:r>
-        <w:rPr>
-          <w:rFonts w:ascii="Times New Roman" w:eastAsia="Times New Roman" w:hAnsi="Times New Roman" w:cs="Times New Roman"/>
-          <w:color w:val="000000"/>
-          <w:sz w:val="28"/>
-          <w:szCs w:val="28"/>
-          <w:lang w:eastAsia="ru-RU"/>
-        </w:rPr>
-        <w:t>OpenIDE</w:t>
-      </w:r>
-      <w:proofErr w:type="spellEnd"/>
+        <w:t>В качестве среды разработки были выбраны OpenIDE</w:t>
+      </w:r>
       <w:r>
         <w:rPr>
           <w:rFonts w:ascii="Times New Roman" w:eastAsia="Times New Roman" w:hAnsi="Times New Roman" w:cs="Times New Roman"/>
@@ -10227,73 +8938,7 @@
           <w:szCs w:val="28"/>
           <w:lang w:eastAsia="ru-RU"/>
         </w:rPr>
-        <w:t xml:space="preserve"> (для серверной части) и </w:t>
-      </w:r>
-      <w:proofErr w:type="spellStart"/>
-      <w:r>
-        <w:rPr>
-          <w:rFonts w:ascii="Times New Roman" w:eastAsia="Times New Roman" w:hAnsi="Times New Roman" w:cs="Times New Roman"/>
-          <w:color w:val="000000"/>
-          <w:sz w:val="28"/>
-          <w:szCs w:val="28"/>
-          <w:lang w:eastAsia="ru-RU"/>
-        </w:rPr>
-        <w:t>Visual</w:t>
-      </w:r>
-      <w:proofErr w:type="spellEnd"/>
-      <w:r>
-        <w:rPr>
-          <w:rFonts w:ascii="Times New Roman" w:eastAsia="Times New Roman" w:hAnsi="Times New Roman" w:cs="Times New Roman"/>
-          <w:color w:val="000000"/>
-          <w:sz w:val="28"/>
-          <w:szCs w:val="28"/>
-          <w:lang w:eastAsia="ru-RU"/>
-        </w:rPr>
-        <w:t xml:space="preserve"> </w:t>
-      </w:r>
-      <w:proofErr w:type="spellStart"/>
-      <w:r>
-        <w:rPr>
-          <w:rFonts w:ascii="Times New Roman" w:eastAsia="Times New Roman" w:hAnsi="Times New Roman" w:cs="Times New Roman"/>
-          <w:color w:val="000000"/>
-          <w:sz w:val="28"/>
-          <w:szCs w:val="28"/>
-          <w:lang w:eastAsia="ru-RU"/>
-        </w:rPr>
-        <w:t>Studio</w:t>
-      </w:r>
-      <w:proofErr w:type="spellEnd"/>
-      <w:r>
-        <w:rPr>
-          <w:rFonts w:ascii="Times New Roman" w:eastAsia="Times New Roman" w:hAnsi="Times New Roman" w:cs="Times New Roman"/>
-          <w:color w:val="000000"/>
-          <w:sz w:val="28"/>
-          <w:szCs w:val="28"/>
-          <w:lang w:eastAsia="ru-RU"/>
-        </w:rPr>
-        <w:t xml:space="preserve"> </w:t>
-      </w:r>
-      <w:proofErr w:type="spellStart"/>
-      <w:r>
-        <w:rPr>
-          <w:rFonts w:ascii="Times New Roman" w:eastAsia="Times New Roman" w:hAnsi="Times New Roman" w:cs="Times New Roman"/>
-          <w:color w:val="000000"/>
-          <w:sz w:val="28"/>
-          <w:szCs w:val="28"/>
-          <w:lang w:eastAsia="ru-RU"/>
-        </w:rPr>
-        <w:t>Code</w:t>
-      </w:r>
-      <w:proofErr w:type="spellEnd"/>
-      <w:r>
-        <w:rPr>
-          <w:rFonts w:ascii="Times New Roman" w:eastAsia="Times New Roman" w:hAnsi="Times New Roman" w:cs="Times New Roman"/>
-          <w:color w:val="000000"/>
-          <w:sz w:val="28"/>
-          <w:szCs w:val="28"/>
-          <w:lang w:eastAsia="ru-RU"/>
-        </w:rPr>
-        <w:t xml:space="preserve"> (для клиентской части).</w:t>
+        <w:t xml:space="preserve"> (для серверной части) и Visual Studio Code (для клиентской части).</w:t>
       </w:r>
     </w:p>
     <w:p>
@@ -10308,115 +8953,15 @@
           <w:lang w:eastAsia="ru-RU"/>
         </w:rPr>
       </w:pPr>
-      <w:proofErr w:type="spellStart"/>
-      <w:r>
-        <w:rPr>
-          <w:rFonts w:ascii="Times New Roman" w:eastAsia="Times New Roman" w:hAnsi="Times New Roman" w:cs="Times New Roman"/>
-          <w:color w:val="000000"/>
-          <w:sz w:val="28"/>
-          <w:szCs w:val="28"/>
-          <w:lang w:eastAsia="ru-RU"/>
-        </w:rPr>
-        <w:t>OpenIDE</w:t>
-      </w:r>
-      <w:proofErr w:type="spellEnd"/>
-      <w:r>
-        <w:rPr>
-          <w:rFonts w:ascii="Times New Roman" w:eastAsia="Times New Roman" w:hAnsi="Times New Roman" w:cs="Times New Roman"/>
-          <w:color w:val="000000"/>
-          <w:sz w:val="28"/>
-          <w:szCs w:val="28"/>
-          <w:lang w:eastAsia="ru-RU"/>
-        </w:rPr>
-        <w:t xml:space="preserve"> — бесплатная лицензионно чистая IDE на базе </w:t>
-      </w:r>
-      <w:proofErr w:type="spellStart"/>
-      <w:r>
-        <w:rPr>
-          <w:rFonts w:ascii="Times New Roman" w:eastAsia="Times New Roman" w:hAnsi="Times New Roman" w:cs="Times New Roman"/>
-          <w:color w:val="000000"/>
-          <w:sz w:val="28"/>
-          <w:szCs w:val="28"/>
-          <w:lang w:eastAsia="ru-RU"/>
-        </w:rPr>
-        <w:t>IntelliJ</w:t>
-      </w:r>
-      <w:proofErr w:type="spellEnd"/>
-      <w:r>
-        <w:rPr>
-          <w:rFonts w:ascii="Times New Roman" w:eastAsia="Times New Roman" w:hAnsi="Times New Roman" w:cs="Times New Roman"/>
-          <w:color w:val="000000"/>
-          <w:sz w:val="28"/>
-          <w:szCs w:val="28"/>
-          <w:lang w:eastAsia="ru-RU"/>
-        </w:rPr>
-        <w:t xml:space="preserve"> IDEA </w:t>
-      </w:r>
-      <w:proofErr w:type="spellStart"/>
-      <w:r>
-        <w:rPr>
-          <w:rFonts w:ascii="Times New Roman" w:eastAsia="Times New Roman" w:hAnsi="Times New Roman" w:cs="Times New Roman"/>
-          <w:color w:val="000000"/>
-          <w:sz w:val="28"/>
-          <w:szCs w:val="28"/>
-          <w:lang w:eastAsia="ru-RU"/>
-        </w:rPr>
-        <w:t>Platform</w:t>
-      </w:r>
-      <w:proofErr w:type="spellEnd"/>
-      <w:r>
-        <w:rPr>
-          <w:rFonts w:ascii="Times New Roman" w:eastAsia="Times New Roman" w:hAnsi="Times New Roman" w:cs="Times New Roman"/>
-          <w:color w:val="000000"/>
-          <w:sz w:val="28"/>
-          <w:szCs w:val="28"/>
-          <w:lang w:eastAsia="ru-RU"/>
-        </w:rPr>
-        <w:t xml:space="preserve"> с открытым исходным кодом. Вся инфраструктура для сборки и работы </w:t>
-      </w:r>
-      <w:proofErr w:type="spellStart"/>
-      <w:r>
-        <w:rPr>
-          <w:rFonts w:ascii="Times New Roman" w:eastAsia="Times New Roman" w:hAnsi="Times New Roman" w:cs="Times New Roman"/>
-          <w:color w:val="000000"/>
-          <w:sz w:val="28"/>
-          <w:szCs w:val="28"/>
-          <w:lang w:eastAsia="ru-RU"/>
-        </w:rPr>
-        <w:t>OpenIDE</w:t>
-      </w:r>
-      <w:proofErr w:type="spellEnd"/>
-      <w:r>
-        <w:rPr>
-          <w:rFonts w:ascii="Times New Roman" w:eastAsia="Times New Roman" w:hAnsi="Times New Roman" w:cs="Times New Roman"/>
-          <w:color w:val="000000"/>
-          <w:sz w:val="28"/>
-          <w:szCs w:val="28"/>
-          <w:lang w:eastAsia="ru-RU"/>
-        </w:rPr>
-        <w:t xml:space="preserve"> расположена в России. Для отправки статистики, поиска обновлений, подключения плагинов и т.д. среда разработки обращается только к серверам на территории РФ. В маркетплейсе </w:t>
-      </w:r>
-      <w:proofErr w:type="spellStart"/>
-      <w:r>
-        <w:rPr>
-          <w:rFonts w:ascii="Times New Roman" w:eastAsia="Times New Roman" w:hAnsi="Times New Roman" w:cs="Times New Roman"/>
-          <w:color w:val="000000"/>
-          <w:sz w:val="28"/>
-          <w:szCs w:val="28"/>
-          <w:lang w:eastAsia="ru-RU"/>
-        </w:rPr>
-        <w:t>OpenIDE</w:t>
-      </w:r>
-      <w:proofErr w:type="spellEnd"/>
-      <w:r>
-        <w:rPr>
-          <w:rFonts w:ascii="Times New Roman" w:eastAsia="Times New Roman" w:hAnsi="Times New Roman" w:cs="Times New Roman"/>
-          <w:color w:val="000000"/>
-          <w:sz w:val="28"/>
-          <w:szCs w:val="28"/>
-          <w:lang w:eastAsia="ru-RU"/>
-        </w:rPr>
-        <w:t xml:space="preserve"> с самого первого дня доступно более 300 плагинов.</w:t>
+      <w:r>
+        <w:rPr>
+          <w:rFonts w:ascii="Times New Roman" w:eastAsia="Times New Roman" w:hAnsi="Times New Roman" w:cs="Times New Roman"/>
+          <w:color w:val="000000"/>
+          <w:sz w:val="28"/>
+          <w:szCs w:val="28"/>
+          <w:lang w:eastAsia="ru-RU"/>
+        </w:rPr>
+        <w:t>OpenIDE — бесплатная лицензионно чистая IDE на базе IntelliJ IDEA Platform с открытым исходным кодом. Вся инфраструктура для сборки и работы OpenIDE расположена в России. Для отправки статистики, поиска обновлений, подключения плагинов и т.д. среда разработки обращается только к серверам на территории РФ. В маркетплейсе OpenIDE с самого первого дня доступно более 300 плагинов.</w:t>
       </w:r>
       <w:r>
         <w:rPr>
@@ -10471,225 +9016,15 @@
           <w:lang w:eastAsia="ru-RU"/>
         </w:rPr>
       </w:pPr>
-      <w:proofErr w:type="spellStart"/>
-      <w:r>
-        <w:rPr>
-          <w:rFonts w:ascii="Times New Roman" w:eastAsia="Times New Roman" w:hAnsi="Times New Roman" w:cs="Times New Roman"/>
-          <w:color w:val="000000"/>
-          <w:sz w:val="28"/>
-          <w:szCs w:val="28"/>
-          <w:lang w:eastAsia="ru-RU"/>
-        </w:rPr>
-        <w:t>Visual</w:t>
-      </w:r>
-      <w:proofErr w:type="spellEnd"/>
-      <w:r>
-        <w:rPr>
-          <w:rFonts w:ascii="Times New Roman" w:eastAsia="Times New Roman" w:hAnsi="Times New Roman" w:cs="Times New Roman"/>
-          <w:color w:val="000000"/>
-          <w:sz w:val="28"/>
-          <w:szCs w:val="28"/>
-          <w:lang w:eastAsia="ru-RU"/>
-        </w:rPr>
-        <w:t xml:space="preserve"> </w:t>
-      </w:r>
-      <w:proofErr w:type="spellStart"/>
-      <w:r>
-        <w:rPr>
-          <w:rFonts w:ascii="Times New Roman" w:eastAsia="Times New Roman" w:hAnsi="Times New Roman" w:cs="Times New Roman"/>
-          <w:color w:val="000000"/>
-          <w:sz w:val="28"/>
-          <w:szCs w:val="28"/>
-          <w:lang w:eastAsia="ru-RU"/>
-        </w:rPr>
-        <w:t>Studio</w:t>
-      </w:r>
-      <w:proofErr w:type="spellEnd"/>
-      <w:r>
-        <w:rPr>
-          <w:rFonts w:ascii="Times New Roman" w:eastAsia="Times New Roman" w:hAnsi="Times New Roman" w:cs="Times New Roman"/>
-          <w:color w:val="000000"/>
-          <w:sz w:val="28"/>
-          <w:szCs w:val="28"/>
-          <w:lang w:eastAsia="ru-RU"/>
-        </w:rPr>
-        <w:t xml:space="preserve"> </w:t>
-      </w:r>
-      <w:proofErr w:type="spellStart"/>
-      <w:r>
-        <w:rPr>
-          <w:rFonts w:ascii="Times New Roman" w:eastAsia="Times New Roman" w:hAnsi="Times New Roman" w:cs="Times New Roman"/>
-          <w:color w:val="000000"/>
-          <w:sz w:val="28"/>
-          <w:szCs w:val="28"/>
-          <w:lang w:eastAsia="ru-RU"/>
-        </w:rPr>
-        <w:t>Code</w:t>
-      </w:r>
-      <w:proofErr w:type="spellEnd"/>
-      <w:r>
-        <w:rPr>
-          <w:rFonts w:ascii="Times New Roman" w:eastAsia="Times New Roman" w:hAnsi="Times New Roman" w:cs="Times New Roman"/>
-          <w:color w:val="000000"/>
-          <w:sz w:val="28"/>
-          <w:szCs w:val="28"/>
-          <w:lang w:eastAsia="ru-RU"/>
-        </w:rPr>
-        <w:t xml:space="preserve"> (или VS </w:t>
-      </w:r>
-      <w:proofErr w:type="spellStart"/>
-      <w:r>
-        <w:rPr>
-          <w:rFonts w:ascii="Times New Roman" w:eastAsia="Times New Roman" w:hAnsi="Times New Roman" w:cs="Times New Roman"/>
-          <w:color w:val="000000"/>
-          <w:sz w:val="28"/>
-          <w:szCs w:val="28"/>
-          <w:lang w:eastAsia="ru-RU"/>
-        </w:rPr>
-        <w:t>Code</w:t>
-      </w:r>
-      <w:proofErr w:type="spellEnd"/>
-      <w:r>
-        <w:rPr>
-          <w:rFonts w:ascii="Times New Roman" w:eastAsia="Times New Roman" w:hAnsi="Times New Roman" w:cs="Times New Roman"/>
-          <w:color w:val="000000"/>
-          <w:sz w:val="28"/>
-          <w:szCs w:val="28"/>
-          <w:lang w:eastAsia="ru-RU"/>
-        </w:rPr>
-        <w:t xml:space="preserve">) от </w:t>
-      </w:r>
-      <w:proofErr w:type="spellStart"/>
-      <w:r>
-        <w:rPr>
-          <w:rFonts w:ascii="Times New Roman" w:eastAsia="Times New Roman" w:hAnsi="Times New Roman" w:cs="Times New Roman"/>
-          <w:color w:val="000000"/>
-          <w:sz w:val="28"/>
-          <w:szCs w:val="28"/>
-          <w:lang w:eastAsia="ru-RU"/>
-        </w:rPr>
-        <w:t>Microsoft</w:t>
-      </w:r>
-      <w:proofErr w:type="spellEnd"/>
-      <w:r>
-        <w:rPr>
-          <w:rFonts w:ascii="Times New Roman" w:eastAsia="Times New Roman" w:hAnsi="Times New Roman" w:cs="Times New Roman"/>
-          <w:color w:val="000000"/>
-          <w:sz w:val="28"/>
-          <w:szCs w:val="28"/>
-          <w:lang w:eastAsia="ru-RU"/>
-        </w:rPr>
-        <w:t xml:space="preserve"> — это удобный текстовый редактор для разработчиков, который работает на Windows, </w:t>
-      </w:r>
-      <w:proofErr w:type="spellStart"/>
-      <w:r>
-        <w:rPr>
-          <w:rFonts w:ascii="Times New Roman" w:eastAsia="Times New Roman" w:hAnsi="Times New Roman" w:cs="Times New Roman"/>
-          <w:color w:val="000000"/>
-          <w:sz w:val="28"/>
-          <w:szCs w:val="28"/>
-          <w:lang w:eastAsia="ru-RU"/>
-        </w:rPr>
-        <w:t>macOS</w:t>
-      </w:r>
-      <w:proofErr w:type="spellEnd"/>
-      <w:r>
-        <w:rPr>
-          <w:rFonts w:ascii="Times New Roman" w:eastAsia="Times New Roman" w:hAnsi="Times New Roman" w:cs="Times New Roman"/>
-          <w:color w:val="000000"/>
-          <w:sz w:val="28"/>
-          <w:szCs w:val="28"/>
-          <w:lang w:eastAsia="ru-RU"/>
-        </w:rPr>
-        <w:t xml:space="preserve"> и </w:t>
-      </w:r>
-      <w:proofErr w:type="spellStart"/>
-      <w:r>
-        <w:rPr>
-          <w:rFonts w:ascii="Times New Roman" w:eastAsia="Times New Roman" w:hAnsi="Times New Roman" w:cs="Times New Roman"/>
-          <w:color w:val="000000"/>
-          <w:sz w:val="28"/>
-          <w:szCs w:val="28"/>
-          <w:lang w:eastAsia="ru-RU"/>
-        </w:rPr>
-        <w:t>Linux</w:t>
-      </w:r>
-      <w:proofErr w:type="spellEnd"/>
-      <w:r>
-        <w:rPr>
-          <w:rFonts w:ascii="Times New Roman" w:eastAsia="Times New Roman" w:hAnsi="Times New Roman" w:cs="Times New Roman"/>
-          <w:color w:val="000000"/>
-          <w:sz w:val="28"/>
-          <w:szCs w:val="28"/>
-          <w:lang w:eastAsia="ru-RU"/>
-        </w:rPr>
-        <w:t xml:space="preserve">. Инструмент поддерживает множество языков программирования от </w:t>
-      </w:r>
-      <w:proofErr w:type="spellStart"/>
-      <w:r>
-        <w:rPr>
-          <w:rFonts w:ascii="Times New Roman" w:eastAsia="Times New Roman" w:hAnsi="Times New Roman" w:cs="Times New Roman"/>
-          <w:color w:val="000000"/>
-          <w:sz w:val="28"/>
-          <w:szCs w:val="28"/>
-          <w:lang w:eastAsia="ru-RU"/>
-        </w:rPr>
-        <w:t>JavaScript</w:t>
-      </w:r>
-      <w:proofErr w:type="spellEnd"/>
-      <w:r>
-        <w:rPr>
-          <w:rFonts w:ascii="Times New Roman" w:eastAsia="Times New Roman" w:hAnsi="Times New Roman" w:cs="Times New Roman"/>
-          <w:color w:val="000000"/>
-          <w:sz w:val="28"/>
-          <w:szCs w:val="28"/>
-          <w:lang w:eastAsia="ru-RU"/>
-        </w:rPr>
-        <w:t xml:space="preserve"> до </w:t>
-      </w:r>
-      <w:proofErr w:type="spellStart"/>
-      <w:r>
-        <w:rPr>
-          <w:rFonts w:ascii="Times New Roman" w:eastAsia="Times New Roman" w:hAnsi="Times New Roman" w:cs="Times New Roman"/>
-          <w:color w:val="000000"/>
-          <w:sz w:val="28"/>
-          <w:szCs w:val="28"/>
-          <w:lang w:eastAsia="ru-RU"/>
-        </w:rPr>
-        <w:t>Python</w:t>
-      </w:r>
-      <w:proofErr w:type="spellEnd"/>
-      <w:r>
-        <w:rPr>
-          <w:rFonts w:ascii="Times New Roman" w:eastAsia="Times New Roman" w:hAnsi="Times New Roman" w:cs="Times New Roman"/>
-          <w:color w:val="000000"/>
-          <w:sz w:val="28"/>
-          <w:szCs w:val="28"/>
-          <w:lang w:eastAsia="ru-RU"/>
-        </w:rPr>
-        <w:t xml:space="preserve"> и предлагает широкий функционал для написания, отладки и тестирования кода. С помощью VS </w:t>
-      </w:r>
-      <w:proofErr w:type="spellStart"/>
-      <w:r>
-        <w:rPr>
-          <w:rFonts w:ascii="Times New Roman" w:eastAsia="Times New Roman" w:hAnsi="Times New Roman" w:cs="Times New Roman"/>
-          <w:color w:val="000000"/>
-          <w:sz w:val="28"/>
-          <w:szCs w:val="28"/>
-          <w:lang w:eastAsia="ru-RU"/>
-        </w:rPr>
-        <w:t>Code</w:t>
-      </w:r>
-      <w:proofErr w:type="spellEnd"/>
-      <w:r>
-        <w:rPr>
-          <w:rFonts w:ascii="Times New Roman" w:eastAsia="Times New Roman" w:hAnsi="Times New Roman" w:cs="Times New Roman"/>
-          <w:color w:val="000000"/>
-          <w:sz w:val="28"/>
-          <w:szCs w:val="28"/>
-          <w:lang w:eastAsia="ru-RU"/>
-        </w:rPr>
-        <w:t xml:space="preserve"> можно </w:t>
+      <w:r>
+        <w:rPr>
+          <w:rFonts w:ascii="Times New Roman" w:eastAsia="Times New Roman" w:hAnsi="Times New Roman" w:cs="Times New Roman"/>
+          <w:color w:val="000000"/>
+          <w:sz w:val="28"/>
+          <w:szCs w:val="28"/>
+          <w:lang w:eastAsia="ru-RU"/>
+        </w:rPr>
+        <w:t xml:space="preserve">Visual Studio Code (или VS Code) от Microsoft — это удобный текстовый редактор для разработчиков, который работает на Windows, macOS и Linux. Инструмент поддерживает множество языков программирования от JavaScript до Python и предлагает широкий функционал для написания, отладки и тестирования кода. С помощью VS Code можно </w:t>
       </w:r>
       <w:r>
         <w:rPr>
@@ -10723,29 +9058,7 @@
           <w:szCs w:val="28"/>
           <w:lang w:eastAsia="ru-RU"/>
         </w:rPr>
-        <w:t xml:space="preserve">VS </w:t>
-      </w:r>
-      <w:proofErr w:type="spellStart"/>
-      <w:r>
-        <w:rPr>
-          <w:rFonts w:ascii="Times New Roman" w:eastAsia="Times New Roman" w:hAnsi="Times New Roman" w:cs="Times New Roman"/>
-          <w:color w:val="000000"/>
-          <w:sz w:val="28"/>
-          <w:szCs w:val="28"/>
-          <w:lang w:eastAsia="ru-RU"/>
-        </w:rPr>
-        <w:t>Code</w:t>
-      </w:r>
-      <w:proofErr w:type="spellEnd"/>
-      <w:r>
-        <w:rPr>
-          <w:rFonts w:ascii="Times New Roman" w:eastAsia="Times New Roman" w:hAnsi="Times New Roman" w:cs="Times New Roman"/>
-          <w:color w:val="000000"/>
-          <w:sz w:val="28"/>
-          <w:szCs w:val="28"/>
-          <w:lang w:eastAsia="ru-RU"/>
-        </w:rPr>
-        <w:t xml:space="preserve"> позволяет решать разные задачи: от простого редактирования файлов до разработки сложных веб- и мобильных приложений. Он поддерживает работу с такими языками программирования как: </w:t>
+        <w:t xml:space="preserve">VS Code позволяет решать разные задачи: от простого редактирования файлов до разработки сложных веб- и мобильных приложений. Он поддерживает работу с такими языками программирования как: </w:t>
       </w:r>
       <w:r>
         <w:rPr>
@@ -11075,11 +9388,11 @@
       <w:pPr>
         <w:pStyle w:val="3"/>
       </w:pPr>
-      <w:bookmarkStart w:id="13" w:name="_Toc230951540"/>
+      <w:bookmarkStart w:id="12" w:name="_Toc230951540"/>
       <w:r>
         <w:t>2.2.4 Выбор операционной системы</w:t>
       </w:r>
-      <w:bookmarkEnd w:id="13"/>
+      <w:bookmarkEnd w:id="12"/>
     </w:p>
     <w:p>
       <w:pPr>
@@ -11101,51 +9414,7 @@
           <w:szCs w:val="28"/>
           <w:lang w:eastAsia="ru-RU"/>
         </w:rPr>
-        <w:t xml:space="preserve">В качестве операционной системы была выбрана </w:t>
-      </w:r>
-      <w:proofErr w:type="spellStart"/>
-      <w:r>
-        <w:rPr>
-          <w:rFonts w:ascii="Times New Roman" w:eastAsia="Times New Roman" w:hAnsi="Times New Roman" w:cs="Times New Roman"/>
-          <w:color w:val="000000"/>
-          <w:sz w:val="28"/>
-          <w:szCs w:val="28"/>
-          <w:lang w:eastAsia="ru-RU"/>
-        </w:rPr>
-        <w:t>Microsoft</w:t>
-      </w:r>
-      <w:proofErr w:type="spellEnd"/>
-      <w:r>
-        <w:rPr>
-          <w:rFonts w:ascii="Times New Roman" w:eastAsia="Times New Roman" w:hAnsi="Times New Roman" w:cs="Times New Roman"/>
-          <w:color w:val="000000"/>
-          <w:sz w:val="28"/>
-          <w:szCs w:val="28"/>
-          <w:lang w:eastAsia="ru-RU"/>
-        </w:rPr>
-        <w:t xml:space="preserve"> Windows 10. Windows 10 – это операционная система для персональных компьютеров и рабочих станций, разработанная корпорацией </w:t>
-      </w:r>
-      <w:proofErr w:type="spellStart"/>
-      <w:r>
-        <w:rPr>
-          <w:rFonts w:ascii="Times New Roman" w:eastAsia="Times New Roman" w:hAnsi="Times New Roman" w:cs="Times New Roman"/>
-          <w:color w:val="000000"/>
-          <w:sz w:val="28"/>
-          <w:szCs w:val="28"/>
-          <w:lang w:eastAsia="ru-RU"/>
-        </w:rPr>
-        <w:t>Micrоsоft</w:t>
-      </w:r>
-      <w:proofErr w:type="spellEnd"/>
-      <w:r>
-        <w:rPr>
-          <w:rFonts w:ascii="Times New Roman" w:eastAsia="Times New Roman" w:hAnsi="Times New Roman" w:cs="Times New Roman"/>
-          <w:color w:val="000000"/>
-          <w:sz w:val="28"/>
-          <w:szCs w:val="28"/>
-          <w:lang w:eastAsia="ru-RU"/>
-        </w:rPr>
-        <w:t xml:space="preserve"> в рамках семейства Windows NT [</w:t>
+        <w:t>В качестве операционной системы была выбрана Microsoft Windows 10. Windows 10 – это операционная система для персональных компьютеров и рабочих станций, разработанная корпорацией Micrоsоft в рамках семейства Windows NT [</w:t>
       </w:r>
       <w:r>
         <w:rPr>
@@ -11205,11 +9474,11 @@
       <w:pPr>
         <w:pStyle w:val="3"/>
       </w:pPr>
-      <w:bookmarkStart w:id="14" w:name="_Toc230951541"/>
+      <w:bookmarkStart w:id="13" w:name="_Toc230951541"/>
       <w:r>
         <w:t>2.2.5 Выбор программных технологий</w:t>
       </w:r>
-      <w:bookmarkEnd w:id="14"/>
+      <w:bookmarkEnd w:id="13"/>
     </w:p>
     <w:p>
       <w:pPr>
@@ -11253,93 +9522,15 @@
         </w:rPr>
         <w:t xml:space="preserve">: </w:t>
       </w:r>
-      <w:proofErr w:type="spellStart"/>
-      <w:r>
-        <w:rPr>
-          <w:rFonts w:ascii="Times New Roman" w:eastAsia="Times New Roman" w:hAnsi="Times New Roman" w:cs="Times New Roman"/>
-          <w:color w:val="000000"/>
-          <w:sz w:val="28"/>
-          <w:szCs w:val="28"/>
-          <w:lang w:eastAsia="ru-RU"/>
-        </w:rPr>
-        <w:t>Spring</w:t>
-      </w:r>
-      <w:proofErr w:type="spellEnd"/>
-      <w:r>
-        <w:rPr>
-          <w:rFonts w:ascii="Times New Roman" w:eastAsia="Times New Roman" w:hAnsi="Times New Roman" w:cs="Times New Roman"/>
-          <w:color w:val="000000"/>
-          <w:sz w:val="28"/>
-          <w:szCs w:val="28"/>
-          <w:lang w:eastAsia="ru-RU"/>
-        </w:rPr>
-        <w:t xml:space="preserve"> </w:t>
-      </w:r>
-      <w:proofErr w:type="spellStart"/>
-      <w:r>
-        <w:rPr>
-          <w:rFonts w:ascii="Times New Roman" w:eastAsia="Times New Roman" w:hAnsi="Times New Roman" w:cs="Times New Roman"/>
-          <w:color w:val="000000"/>
-          <w:sz w:val="28"/>
-          <w:szCs w:val="28"/>
-          <w:lang w:eastAsia="ru-RU"/>
-        </w:rPr>
-        <w:t>Framework</w:t>
-      </w:r>
-      <w:proofErr w:type="spellEnd"/>
-      <w:r>
-        <w:rPr>
-          <w:rFonts w:ascii="Times New Roman" w:eastAsia="Times New Roman" w:hAnsi="Times New Roman" w:cs="Times New Roman"/>
-          <w:color w:val="000000"/>
-          <w:sz w:val="28"/>
-          <w:szCs w:val="28"/>
-          <w:lang w:eastAsia="ru-RU"/>
-        </w:rPr>
-        <w:t xml:space="preserve">, </w:t>
-      </w:r>
-      <w:proofErr w:type="spellStart"/>
-      <w:r>
-        <w:rPr>
-          <w:rFonts w:ascii="Times New Roman" w:eastAsia="Times New Roman" w:hAnsi="Times New Roman" w:cs="Times New Roman"/>
-          <w:color w:val="000000"/>
-          <w:sz w:val="28"/>
-          <w:szCs w:val="28"/>
-          <w:lang w:eastAsia="ru-RU"/>
-        </w:rPr>
-        <w:t>Angular</w:t>
-      </w:r>
-      <w:proofErr w:type="spellEnd"/>
-      <w:r>
-        <w:rPr>
-          <w:rFonts w:ascii="Times New Roman" w:eastAsia="Times New Roman" w:hAnsi="Times New Roman" w:cs="Times New Roman"/>
-          <w:color w:val="000000"/>
-          <w:sz w:val="28"/>
-          <w:szCs w:val="28"/>
-          <w:lang w:eastAsia="ru-RU"/>
-        </w:rPr>
-        <w:t xml:space="preserve"> Framework, </w:t>
-      </w:r>
-      <w:proofErr w:type="spellStart"/>
-      <w:r>
-        <w:rPr>
-          <w:rFonts w:ascii="Times New Roman" w:eastAsia="Times New Roman" w:hAnsi="Times New Roman" w:cs="Times New Roman"/>
-          <w:color w:val="000000"/>
-          <w:sz w:val="28"/>
-          <w:szCs w:val="28"/>
-          <w:lang w:eastAsia="ru-RU"/>
-        </w:rPr>
-        <w:t>React</w:t>
-      </w:r>
-      <w:proofErr w:type="spellEnd"/>
-      <w:r>
-        <w:rPr>
-          <w:rFonts w:ascii="Times New Roman" w:eastAsia="Times New Roman" w:hAnsi="Times New Roman" w:cs="Times New Roman"/>
-          <w:color w:val="000000"/>
-          <w:sz w:val="28"/>
-          <w:szCs w:val="28"/>
-          <w:lang w:eastAsia="ru-RU"/>
-        </w:rPr>
-        <w:t xml:space="preserve"> </w:t>
+      <w:r>
+        <w:rPr>
+          <w:rFonts w:ascii="Times New Roman" w:eastAsia="Times New Roman" w:hAnsi="Times New Roman" w:cs="Times New Roman"/>
+          <w:color w:val="000000"/>
+          <w:sz w:val="28"/>
+          <w:szCs w:val="28"/>
+          <w:lang w:eastAsia="ru-RU"/>
+        </w:rPr>
+        <w:t xml:space="preserve">Spring Framework, Angular Framework, React </w:t>
       </w:r>
       <w:r>
         <w:rPr>
@@ -11351,49 +9542,15 @@
         </w:rPr>
         <w:t xml:space="preserve">и </w:t>
       </w:r>
-      <w:proofErr w:type="spellStart"/>
-      <w:r>
-        <w:rPr>
-          <w:rFonts w:ascii="Times New Roman" w:eastAsia="Times New Roman" w:hAnsi="Times New Roman" w:cs="Times New Roman"/>
-          <w:color w:val="000000"/>
-          <w:sz w:val="28"/>
-          <w:szCs w:val="28"/>
-          <w:lang w:eastAsia="ru-RU"/>
-        </w:rPr>
-        <w:t>Module</w:t>
-      </w:r>
-      <w:proofErr w:type="spellEnd"/>
-      <w:r>
-        <w:rPr>
-          <w:rFonts w:ascii="Times New Roman" w:eastAsia="Times New Roman" w:hAnsi="Times New Roman" w:cs="Times New Roman"/>
-          <w:color w:val="000000"/>
-          <w:sz w:val="28"/>
-          <w:szCs w:val="28"/>
-          <w:lang w:eastAsia="ru-RU"/>
-        </w:rPr>
-        <w:t xml:space="preserve"> </w:t>
-      </w:r>
-      <w:proofErr w:type="spellStart"/>
-      <w:r>
-        <w:rPr>
-          <w:rFonts w:ascii="Times New Roman" w:eastAsia="Times New Roman" w:hAnsi="Times New Roman" w:cs="Times New Roman"/>
-          <w:color w:val="000000"/>
-          <w:sz w:val="28"/>
-          <w:szCs w:val="28"/>
-          <w:lang w:eastAsia="ru-RU"/>
-        </w:rPr>
-        <w:t>Federation</w:t>
-      </w:r>
-      <w:proofErr w:type="spellEnd"/>
-      <w:r>
-        <w:rPr>
-          <w:rFonts w:ascii="Times New Roman" w:eastAsia="Times New Roman" w:hAnsi="Times New Roman" w:cs="Times New Roman"/>
-          <w:color w:val="000000"/>
-          <w:sz w:val="28"/>
-          <w:szCs w:val="28"/>
-          <w:lang w:eastAsia="ru-RU"/>
-        </w:rPr>
-        <w:t>.</w:t>
+      <w:r>
+        <w:rPr>
+          <w:rFonts w:ascii="Times New Roman" w:eastAsia="Times New Roman" w:hAnsi="Times New Roman" w:cs="Times New Roman"/>
+          <w:color w:val="000000"/>
+          <w:sz w:val="28"/>
+          <w:szCs w:val="28"/>
+          <w:lang w:eastAsia="ru-RU"/>
+        </w:rPr>
+        <w:t>Module Federation.</w:t>
       </w:r>
     </w:p>
     <w:p>
@@ -11416,51 +9573,7 @@
           <w:szCs w:val="28"/>
           <w:lang w:eastAsia="ru-RU"/>
         </w:rPr>
-        <w:t xml:space="preserve">Фреймворк </w:t>
-      </w:r>
-      <w:proofErr w:type="spellStart"/>
-      <w:r>
-        <w:rPr>
-          <w:rFonts w:ascii="Times New Roman" w:eastAsia="Times New Roman" w:hAnsi="Times New Roman" w:cs="Times New Roman"/>
-          <w:color w:val="000000"/>
-          <w:sz w:val="28"/>
-          <w:szCs w:val="28"/>
-          <w:lang w:eastAsia="ru-RU"/>
-        </w:rPr>
-        <w:t>Java</w:t>
-      </w:r>
-      <w:proofErr w:type="spellEnd"/>
-      <w:r>
-        <w:rPr>
-          <w:rFonts w:ascii="Times New Roman" w:eastAsia="Times New Roman" w:hAnsi="Times New Roman" w:cs="Times New Roman"/>
-          <w:color w:val="000000"/>
-          <w:sz w:val="28"/>
-          <w:szCs w:val="28"/>
-          <w:lang w:eastAsia="ru-RU"/>
-        </w:rPr>
-        <w:t xml:space="preserve"> </w:t>
-      </w:r>
-      <w:proofErr w:type="spellStart"/>
-      <w:r>
-        <w:rPr>
-          <w:rFonts w:ascii="Times New Roman" w:eastAsia="Times New Roman" w:hAnsi="Times New Roman" w:cs="Times New Roman"/>
-          <w:color w:val="000000"/>
-          <w:sz w:val="28"/>
-          <w:szCs w:val="28"/>
-          <w:lang w:eastAsia="ru-RU"/>
-        </w:rPr>
-        <w:t>Spring</w:t>
-      </w:r>
-      <w:proofErr w:type="spellEnd"/>
-      <w:r>
-        <w:rPr>
-          <w:rFonts w:ascii="Times New Roman" w:eastAsia="Times New Roman" w:hAnsi="Times New Roman" w:cs="Times New Roman"/>
-          <w:color w:val="000000"/>
-          <w:sz w:val="28"/>
-          <w:szCs w:val="28"/>
-          <w:lang w:eastAsia="ru-RU"/>
-        </w:rPr>
-        <w:t xml:space="preserve"> предоставляет разработчикам инструменты для создания сложных систем, например многопользовательских корпоративных веб-приложений со множеством функций для бизнеса. Он позволяет быстро </w:t>
+        <w:t xml:space="preserve">Фреймворк Java Spring предоставляет разработчикам инструменты для создания сложных систем, например многопользовательских корпоративных веб-приложений со множеством функций для бизнеса. Он позволяет быстро </w:t>
       </w:r>
       <w:r>
         <w:rPr>
@@ -11471,51 +9584,7 @@
           <w:lang w:eastAsia="ru-RU"/>
         </w:rPr>
         <w:lastRenderedPageBreak/>
-        <w:t xml:space="preserve">создавать приложения, которые умеют работать с базами данных и облаками, состоят из разных модулей, обмениваются данными с пользователями через интернет по защищённым каналам. Теоретически всё это можно реализовать в </w:t>
-      </w:r>
-      <w:proofErr w:type="spellStart"/>
-      <w:r>
-        <w:rPr>
-          <w:rFonts w:ascii="Times New Roman" w:eastAsia="Times New Roman" w:hAnsi="Times New Roman" w:cs="Times New Roman"/>
-          <w:color w:val="000000"/>
-          <w:sz w:val="28"/>
-          <w:szCs w:val="28"/>
-          <w:lang w:eastAsia="ru-RU"/>
-        </w:rPr>
-        <w:t>Java</w:t>
-      </w:r>
-      <w:proofErr w:type="spellEnd"/>
-      <w:r>
-        <w:rPr>
-          <w:rFonts w:ascii="Times New Roman" w:eastAsia="Times New Roman" w:hAnsi="Times New Roman" w:cs="Times New Roman"/>
-          <w:color w:val="000000"/>
-          <w:sz w:val="28"/>
-          <w:szCs w:val="28"/>
-          <w:lang w:eastAsia="ru-RU"/>
-        </w:rPr>
-        <w:t xml:space="preserve"> и вручную, но </w:t>
-      </w:r>
-      <w:proofErr w:type="spellStart"/>
-      <w:r>
-        <w:rPr>
-          <w:rFonts w:ascii="Times New Roman" w:eastAsia="Times New Roman" w:hAnsi="Times New Roman" w:cs="Times New Roman"/>
-          <w:color w:val="000000"/>
-          <w:sz w:val="28"/>
-          <w:szCs w:val="28"/>
-          <w:lang w:eastAsia="ru-RU"/>
-        </w:rPr>
-        <w:t>Spring</w:t>
-      </w:r>
-      <w:proofErr w:type="spellEnd"/>
-      <w:r>
-        <w:rPr>
-          <w:rFonts w:ascii="Times New Roman" w:eastAsia="Times New Roman" w:hAnsi="Times New Roman" w:cs="Times New Roman"/>
-          <w:color w:val="000000"/>
-          <w:sz w:val="28"/>
-          <w:szCs w:val="28"/>
-          <w:lang w:eastAsia="ru-RU"/>
-        </w:rPr>
-        <w:t xml:space="preserve"> даёт разработчикам уже готовые инструменты, которые позволяют писать код гораздо быстрее и концентрироваться не на формальностях, а на уникальных функциях программы.</w:t>
+        <w:t>создавать приложения, которые умеют работать с базами данных и облаками, состоят из разных модулей, обмениваются данными с пользователями через интернет по защищённым каналам. Теоретически всё это можно реализовать в Java и вручную, но Spring даёт разработчикам уже готовые инструменты, которые позволяют писать код гораздо быстрее и концентрироваться не на формальностях, а на уникальных функциях программы.</w:t>
       </w:r>
     </w:p>
     <w:p>
@@ -11538,117 +9607,7 @@
           <w:szCs w:val="28"/>
           <w:lang w:eastAsia="ru-RU"/>
         </w:rPr>
-        <w:t xml:space="preserve">Иногда </w:t>
-      </w:r>
-      <w:proofErr w:type="spellStart"/>
-      <w:r>
-        <w:rPr>
-          <w:rFonts w:ascii="Times New Roman" w:eastAsia="Times New Roman" w:hAnsi="Times New Roman" w:cs="Times New Roman"/>
-          <w:color w:val="000000"/>
-          <w:sz w:val="28"/>
-          <w:szCs w:val="28"/>
-          <w:lang w:eastAsia="ru-RU"/>
-        </w:rPr>
-        <w:t>Java</w:t>
-      </w:r>
-      <w:proofErr w:type="spellEnd"/>
-      <w:r>
-        <w:rPr>
-          <w:rFonts w:ascii="Times New Roman" w:eastAsia="Times New Roman" w:hAnsi="Times New Roman" w:cs="Times New Roman"/>
-          <w:color w:val="000000"/>
-          <w:sz w:val="28"/>
-          <w:szCs w:val="28"/>
-          <w:lang w:eastAsia="ru-RU"/>
-        </w:rPr>
-        <w:t xml:space="preserve"> </w:t>
-      </w:r>
-      <w:proofErr w:type="spellStart"/>
-      <w:r>
-        <w:rPr>
-          <w:rFonts w:ascii="Times New Roman" w:eastAsia="Times New Roman" w:hAnsi="Times New Roman" w:cs="Times New Roman"/>
-          <w:color w:val="000000"/>
-          <w:sz w:val="28"/>
-          <w:szCs w:val="28"/>
-          <w:lang w:eastAsia="ru-RU"/>
-        </w:rPr>
-        <w:t>Spring</w:t>
-      </w:r>
-      <w:proofErr w:type="spellEnd"/>
-      <w:r>
-        <w:rPr>
-          <w:rFonts w:ascii="Times New Roman" w:eastAsia="Times New Roman" w:hAnsi="Times New Roman" w:cs="Times New Roman"/>
-          <w:color w:val="000000"/>
-          <w:sz w:val="28"/>
-          <w:szCs w:val="28"/>
-          <w:lang w:eastAsia="ru-RU"/>
-        </w:rPr>
-        <w:t xml:space="preserve"> называют «фреймворк фреймворков», потому что он содержит в себе другие популярные фреймворки, модули и библиотеки: </w:t>
-      </w:r>
-      <w:proofErr w:type="spellStart"/>
-      <w:r>
-        <w:rPr>
-          <w:rFonts w:ascii="Times New Roman" w:eastAsia="Times New Roman" w:hAnsi="Times New Roman" w:cs="Times New Roman"/>
-          <w:color w:val="000000"/>
-          <w:sz w:val="28"/>
-          <w:szCs w:val="28"/>
-          <w:lang w:eastAsia="ru-RU"/>
-        </w:rPr>
-        <w:t>Struts</w:t>
-      </w:r>
-      <w:proofErr w:type="spellEnd"/>
-      <w:r>
-        <w:rPr>
-          <w:rFonts w:ascii="Times New Roman" w:eastAsia="Times New Roman" w:hAnsi="Times New Roman" w:cs="Times New Roman"/>
-          <w:color w:val="000000"/>
-          <w:sz w:val="28"/>
-          <w:szCs w:val="28"/>
-          <w:lang w:eastAsia="ru-RU"/>
-        </w:rPr>
-        <w:t xml:space="preserve">, </w:t>
-      </w:r>
-      <w:proofErr w:type="spellStart"/>
-      <w:r>
-        <w:rPr>
-          <w:rFonts w:ascii="Times New Roman" w:eastAsia="Times New Roman" w:hAnsi="Times New Roman" w:cs="Times New Roman"/>
-          <w:color w:val="000000"/>
-          <w:sz w:val="28"/>
-          <w:szCs w:val="28"/>
-          <w:lang w:eastAsia="ru-RU"/>
-        </w:rPr>
-        <w:t>Hibernate</w:t>
-      </w:r>
-      <w:proofErr w:type="spellEnd"/>
-      <w:r>
-        <w:rPr>
-          <w:rFonts w:ascii="Times New Roman" w:eastAsia="Times New Roman" w:hAnsi="Times New Roman" w:cs="Times New Roman"/>
-          <w:color w:val="000000"/>
-          <w:sz w:val="28"/>
-          <w:szCs w:val="28"/>
-          <w:lang w:eastAsia="ru-RU"/>
-        </w:rPr>
-        <w:t xml:space="preserve">, </w:t>
-      </w:r>
-      <w:proofErr w:type="spellStart"/>
-      <w:r>
-        <w:rPr>
-          <w:rFonts w:ascii="Times New Roman" w:eastAsia="Times New Roman" w:hAnsi="Times New Roman" w:cs="Times New Roman"/>
-          <w:color w:val="000000"/>
-          <w:sz w:val="28"/>
-          <w:szCs w:val="28"/>
-          <w:lang w:eastAsia="ru-RU"/>
-        </w:rPr>
-        <w:t>Tapestry</w:t>
-      </w:r>
-      <w:proofErr w:type="spellEnd"/>
-      <w:r>
-        <w:rPr>
-          <w:rFonts w:ascii="Times New Roman" w:eastAsia="Times New Roman" w:hAnsi="Times New Roman" w:cs="Times New Roman"/>
-          <w:color w:val="000000"/>
-          <w:sz w:val="28"/>
-          <w:szCs w:val="28"/>
-          <w:lang w:eastAsia="ru-RU"/>
-        </w:rPr>
-        <w:t>, EJB, JSF и другие.</w:t>
+        <w:t>Иногда Java Spring называют «фреймворк фреймворков», потому что он содержит в себе другие популярные фреймворки, модули и библиотеки: Struts, Hibernate, Tapestry, EJB, JSF и другие.</w:t>
       </w:r>
     </w:p>
     <w:p>
@@ -11660,31 +9619,39 @@
           <w:color w:val="000000"/>
           <w:sz w:val="28"/>
           <w:szCs w:val="28"/>
+          <w:lang w:eastAsia="ru-RU"/>
+        </w:rPr>
+      </w:pPr>
+      <w:r>
+        <w:rPr>
+          <w:rFonts w:ascii="Times New Roman" w:eastAsia="Times New Roman" w:hAnsi="Times New Roman" w:cs="Times New Roman"/>
+          <w:color w:val="000000"/>
+          <w:sz w:val="28"/>
+          <w:szCs w:val="28"/>
+          <w:lang w:eastAsia="ru-RU"/>
+        </w:rPr>
+        <w:t>С помощью Spring Java-разработчики создают серверное ПО для работы с современными десктопными, мобильными и веб-приложениями. Spring полезен как для простых сервисов, так и для больших проектов из множества модулей и сотен функций.</w:t>
+      </w:r>
+      <w:r>
+        <w:rPr>
+          <w:rFonts w:ascii="Times New Roman" w:eastAsia="Times New Roman" w:hAnsi="Times New Roman" w:cs="Times New Roman"/>
+          <w:color w:val="000000"/>
+          <w:sz w:val="28"/>
+          <w:szCs w:val="28"/>
+          <w:lang w:eastAsia="ru-RU"/>
+        </w:rPr>
+        <w:t xml:space="preserve"> </w:t>
+      </w:r>
+      <w:r>
+        <w:rPr>
+          <w:rFonts w:ascii="Times New Roman" w:eastAsia="Times New Roman" w:hAnsi="Times New Roman" w:cs="Times New Roman"/>
+          <w:color w:val="000000"/>
+          <w:sz w:val="28"/>
+          <w:szCs w:val="28"/>
           <w:lang w:val="en-US" w:eastAsia="ru-RU"/>
         </w:rPr>
-      </w:pPr>
-      <w:r>
-        <w:rPr>
-          <w:rFonts w:ascii="Times New Roman" w:eastAsia="Times New Roman" w:hAnsi="Times New Roman" w:cs="Times New Roman"/>
-          <w:color w:val="000000"/>
-          <w:sz w:val="28"/>
-          <w:szCs w:val="28"/>
-          <w:lang w:eastAsia="ru-RU"/>
-        </w:rPr>
-        <w:t xml:space="preserve">С помощью </w:t>
-      </w:r>
-      <w:proofErr w:type="spellStart"/>
-      <w:r>
-        <w:rPr>
-          <w:rFonts w:ascii="Times New Roman" w:eastAsia="Times New Roman" w:hAnsi="Times New Roman" w:cs="Times New Roman"/>
-          <w:color w:val="000000"/>
-          <w:sz w:val="28"/>
-          <w:szCs w:val="28"/>
-          <w:lang w:eastAsia="ru-RU"/>
-        </w:rPr>
         <w:t>Spring</w:t>
       </w:r>
-      <w:proofErr w:type="spellEnd"/>
       <w:r>
         <w:rPr>
           <w:rFonts w:ascii="Times New Roman" w:eastAsia="Times New Roman" w:hAnsi="Times New Roman" w:cs="Times New Roman"/>
@@ -11695,49 +9662,15 @@
         </w:rPr>
         <w:t xml:space="preserve"> </w:t>
       </w:r>
-      <w:proofErr w:type="spellStart"/>
-      <w:r>
-        <w:rPr>
-          <w:rFonts w:ascii="Times New Roman" w:eastAsia="Times New Roman" w:hAnsi="Times New Roman" w:cs="Times New Roman"/>
-          <w:color w:val="000000"/>
-          <w:sz w:val="28"/>
-          <w:szCs w:val="28"/>
-          <w:lang w:eastAsia="ru-RU"/>
-        </w:rPr>
-        <w:t>Java</w:t>
-      </w:r>
-      <w:proofErr w:type="spellEnd"/>
-      <w:r>
-        <w:rPr>
-          <w:rFonts w:ascii="Times New Roman" w:eastAsia="Times New Roman" w:hAnsi="Times New Roman" w:cs="Times New Roman"/>
-          <w:color w:val="000000"/>
-          <w:sz w:val="28"/>
-          <w:szCs w:val="28"/>
-          <w:lang w:eastAsia="ru-RU"/>
-        </w:rPr>
-        <w:t xml:space="preserve">-разработчики создают серверное ПО для работы с современными десктопными, мобильными и веб-приложениями. </w:t>
-      </w:r>
-      <w:proofErr w:type="spellStart"/>
-      <w:r>
-        <w:rPr>
-          <w:rFonts w:ascii="Times New Roman" w:eastAsia="Times New Roman" w:hAnsi="Times New Roman" w:cs="Times New Roman"/>
-          <w:color w:val="000000"/>
-          <w:sz w:val="28"/>
-          <w:szCs w:val="28"/>
-          <w:lang w:eastAsia="ru-RU"/>
-        </w:rPr>
-        <w:t>Spring</w:t>
-      </w:r>
-      <w:proofErr w:type="spellEnd"/>
-      <w:r>
-        <w:rPr>
-          <w:rFonts w:ascii="Times New Roman" w:eastAsia="Times New Roman" w:hAnsi="Times New Roman" w:cs="Times New Roman"/>
-          <w:color w:val="000000"/>
-          <w:sz w:val="28"/>
-          <w:szCs w:val="28"/>
-          <w:lang w:eastAsia="ru-RU"/>
-        </w:rPr>
-        <w:t xml:space="preserve"> полезен как для простых сервисов, так и для больших проектов из множества модулей и сотен функций.</w:t>
+      <w:r>
+        <w:rPr>
+          <w:rFonts w:ascii="Times New Roman" w:eastAsia="Times New Roman" w:hAnsi="Times New Roman" w:cs="Times New Roman"/>
+          <w:color w:val="000000"/>
+          <w:sz w:val="28"/>
+          <w:szCs w:val="28"/>
+          <w:lang w:eastAsia="ru-RU"/>
+        </w:rPr>
+        <w:t>помогает проектировать приложения, писать меньше рутинных функций и объединять между собой разные модули приложения.</w:t>
       </w:r>
       <w:r>
         <w:rPr>
@@ -11755,47 +9688,7 @@
           <w:color w:val="000000"/>
           <w:sz w:val="28"/>
           <w:szCs w:val="28"/>
-          <w:lang w:val="en-US" w:eastAsia="ru-RU"/>
-        </w:rPr>
-        <w:t>Spring</w:t>
-      </w:r>
-      <w:r>
-        <w:rPr>
-          <w:rFonts w:ascii="Times New Roman" w:eastAsia="Times New Roman" w:hAnsi="Times New Roman" w:cs="Times New Roman"/>
-          <w:color w:val="000000"/>
-          <w:sz w:val="28"/>
-          <w:szCs w:val="28"/>
-          <w:lang w:eastAsia="ru-RU"/>
-        </w:rPr>
-        <w:t xml:space="preserve"> </w:t>
-      </w:r>
-      <w:r>
-        <w:rPr>
-          <w:rFonts w:ascii="Times New Roman" w:eastAsia="Times New Roman" w:hAnsi="Times New Roman" w:cs="Times New Roman"/>
-          <w:color w:val="000000"/>
-          <w:sz w:val="28"/>
-          <w:szCs w:val="28"/>
-          <w:lang w:eastAsia="ru-RU"/>
-        </w:rPr>
-        <w:t>помогает проектировать приложения, писать меньше рутинных функций и объединять между собой разные модули приложения.</w:t>
-      </w:r>
-      <w:r>
-        <w:rPr>
-          <w:rFonts w:ascii="Times New Roman" w:eastAsia="Times New Roman" w:hAnsi="Times New Roman" w:cs="Times New Roman"/>
-          <w:color w:val="000000"/>
-          <w:sz w:val="28"/>
-          <w:szCs w:val="28"/>
-          <w:lang w:eastAsia="ru-RU"/>
-        </w:rPr>
-        <w:t xml:space="preserve"> </w:t>
-      </w:r>
-      <w:r>
-        <w:rPr>
-          <w:rFonts w:ascii="Times New Roman" w:eastAsia="Times New Roman" w:hAnsi="Times New Roman" w:cs="Times New Roman"/>
-          <w:color w:val="000000"/>
-          <w:sz w:val="28"/>
-          <w:szCs w:val="28"/>
-          <w:lang w:val="en-US" w:eastAsia="ru-RU"/>
+          <w:lang w:eastAsia="ru-RU"/>
         </w:rPr>
         <w:t>[12]</w:t>
       </w:r>
@@ -12016,29 +9909,7 @@
           <w:szCs w:val="28"/>
           <w:lang w:eastAsia="ru-RU"/>
         </w:rPr>
-        <w:t xml:space="preserve">для упрощения работы с реляционными и </w:t>
-      </w:r>
-      <w:proofErr w:type="spellStart"/>
-      <w:r>
-        <w:rPr>
-          <w:rFonts w:ascii="Times New Roman" w:eastAsia="Times New Roman" w:hAnsi="Times New Roman" w:cs="Times New Roman"/>
-          <w:color w:val="000000"/>
-          <w:sz w:val="28"/>
-          <w:szCs w:val="28"/>
-          <w:lang w:eastAsia="ru-RU"/>
-        </w:rPr>
-        <w:t>нереляционными</w:t>
-      </w:r>
-      <w:proofErr w:type="spellEnd"/>
-      <w:r>
-        <w:rPr>
-          <w:rFonts w:ascii="Times New Roman" w:eastAsia="Times New Roman" w:hAnsi="Times New Roman" w:cs="Times New Roman"/>
-          <w:color w:val="000000"/>
-          <w:sz w:val="28"/>
-          <w:szCs w:val="28"/>
-          <w:lang w:eastAsia="ru-RU"/>
-        </w:rPr>
-        <w:t xml:space="preserve"> базами данных, облачными сервисами и фреймворками </w:t>
+        <w:t xml:space="preserve">для упрощения работы с реляционными и нереляционными базами данных, облачными сервисами и фреймворками </w:t>
       </w:r>
       <w:r>
         <w:rPr>
@@ -12459,16 +10330,6 @@
     </w:p>
     <w:p>
       <w:pPr>
-        <w:pStyle w:val="3"/>
-      </w:pPr>
-      <w:bookmarkStart w:id="15" w:name="_Toc230951542"/>
-      <w:r>
-        <w:t>2.2.6 Выбор системы управления базой данных</w:t>
-      </w:r>
-      <w:bookmarkEnd w:id="15"/>
-    </w:p>
-    <w:p>
-      <w:pPr>
         <w:spacing w:line="360" w:lineRule="auto"/>
         <w:ind w:firstLine="709"/>
         <w:rPr>
@@ -12488,29 +10349,147 @@
           <w:lang w:eastAsia="ru-RU"/>
         </w:rPr>
         <w:lastRenderedPageBreak/>
-        <w:t xml:space="preserve">В качестве СУБД (системы управления базой данных) было выбрано </w:t>
-      </w:r>
-      <w:proofErr w:type="spellStart"/>
-      <w:r>
-        <w:rPr>
-          <w:rFonts w:ascii="Times New Roman" w:eastAsia="Times New Roman" w:hAnsi="Times New Roman" w:cs="Times New Roman"/>
-          <w:color w:val="000000"/>
-          <w:sz w:val="28"/>
-          <w:szCs w:val="28"/>
-          <w:lang w:eastAsia="ru-RU"/>
-        </w:rPr>
-        <w:t>PostgreSQL</w:t>
-      </w:r>
-      <w:proofErr w:type="spellEnd"/>
-      <w:r>
-        <w:rPr>
-          <w:rFonts w:ascii="Times New Roman" w:eastAsia="Times New Roman" w:hAnsi="Times New Roman" w:cs="Times New Roman"/>
-          <w:color w:val="000000"/>
-          <w:sz w:val="28"/>
-          <w:szCs w:val="28"/>
-          <w:lang w:eastAsia="ru-RU"/>
-        </w:rPr>
-        <w:t>.</w:t>
+        <w:t xml:space="preserve">Для связи серверной части с базой данных использовался модуль </w:t>
+      </w:r>
+      <w:r>
+        <w:rPr>
+          <w:rFonts w:ascii="Times New Roman" w:eastAsia="Times New Roman" w:hAnsi="Times New Roman" w:cs="Times New Roman"/>
+          <w:color w:val="000000"/>
+          <w:sz w:val="28"/>
+          <w:szCs w:val="28"/>
+          <w:lang w:val="en-US" w:eastAsia="ru-RU"/>
+        </w:rPr>
+        <w:t>Spring</w:t>
+      </w:r>
+      <w:r>
+        <w:rPr>
+          <w:rFonts w:ascii="Times New Roman" w:eastAsia="Times New Roman" w:hAnsi="Times New Roman" w:cs="Times New Roman"/>
+          <w:color w:val="000000"/>
+          <w:sz w:val="28"/>
+          <w:szCs w:val="28"/>
+          <w:lang w:eastAsia="ru-RU"/>
+        </w:rPr>
+        <w:t xml:space="preserve"> </w:t>
+      </w:r>
+      <w:r>
+        <w:rPr>
+          <w:rFonts w:ascii="Times New Roman" w:eastAsia="Times New Roman" w:hAnsi="Times New Roman" w:cs="Times New Roman"/>
+          <w:color w:val="000000"/>
+          <w:sz w:val="28"/>
+          <w:szCs w:val="28"/>
+          <w:lang w:val="en-US" w:eastAsia="ru-RU"/>
+        </w:rPr>
+        <w:t>Data</w:t>
+      </w:r>
+      <w:r>
+        <w:rPr>
+          <w:rFonts w:ascii="Times New Roman" w:eastAsia="Times New Roman" w:hAnsi="Times New Roman" w:cs="Times New Roman"/>
+          <w:color w:val="000000"/>
+          <w:sz w:val="28"/>
+          <w:szCs w:val="28"/>
+          <w:lang w:eastAsia="ru-RU"/>
+        </w:rPr>
+        <w:t xml:space="preserve"> </w:t>
+      </w:r>
+      <w:r>
+        <w:rPr>
+          <w:rFonts w:ascii="Times New Roman" w:eastAsia="Times New Roman" w:hAnsi="Times New Roman" w:cs="Times New Roman"/>
+          <w:color w:val="000000"/>
+          <w:sz w:val="28"/>
+          <w:szCs w:val="28"/>
+          <w:lang w:eastAsia="ru-RU"/>
+        </w:rPr>
+        <w:t>–</w:t>
+      </w:r>
+      <w:r>
+        <w:rPr>
+          <w:rFonts w:ascii="Times New Roman" w:eastAsia="Times New Roman" w:hAnsi="Times New Roman" w:cs="Times New Roman"/>
+          <w:color w:val="000000"/>
+          <w:sz w:val="28"/>
+          <w:szCs w:val="28"/>
+          <w:lang w:eastAsia="ru-RU"/>
+        </w:rPr>
+        <w:t xml:space="preserve"> </w:t>
+      </w:r>
+      <w:r>
+        <w:rPr>
+          <w:rFonts w:ascii="Times New Roman" w:eastAsia="Times New Roman" w:hAnsi="Times New Roman" w:cs="Times New Roman"/>
+          <w:color w:val="000000"/>
+          <w:sz w:val="28"/>
+          <w:szCs w:val="28"/>
+          <w:lang w:val="en-US" w:eastAsia="ru-RU"/>
+        </w:rPr>
+        <w:t>Java</w:t>
+      </w:r>
+      <w:r>
+        <w:rPr>
+          <w:rFonts w:ascii="Times New Roman" w:eastAsia="Times New Roman" w:hAnsi="Times New Roman" w:cs="Times New Roman"/>
+          <w:color w:val="000000"/>
+          <w:sz w:val="28"/>
+          <w:szCs w:val="28"/>
+          <w:lang w:eastAsia="ru-RU"/>
+        </w:rPr>
+        <w:t xml:space="preserve"> </w:t>
+      </w:r>
+      <w:r>
+        <w:rPr>
+          <w:rFonts w:ascii="Times New Roman" w:eastAsia="Times New Roman" w:hAnsi="Times New Roman" w:cs="Times New Roman"/>
+          <w:color w:val="000000"/>
+          <w:sz w:val="28"/>
+          <w:szCs w:val="28"/>
+          <w:lang w:val="en-US" w:eastAsia="ru-RU"/>
+        </w:rPr>
+        <w:t>Database</w:t>
+      </w:r>
+      <w:r>
+        <w:rPr>
+          <w:rFonts w:ascii="Times New Roman" w:eastAsia="Times New Roman" w:hAnsi="Times New Roman" w:cs="Times New Roman"/>
+          <w:color w:val="000000"/>
+          <w:sz w:val="28"/>
+          <w:szCs w:val="28"/>
+          <w:lang w:eastAsia="ru-RU"/>
+        </w:rPr>
+        <w:t xml:space="preserve"> </w:t>
+      </w:r>
+      <w:r>
+        <w:rPr>
+          <w:rFonts w:ascii="Times New Roman" w:eastAsia="Times New Roman" w:hAnsi="Times New Roman" w:cs="Times New Roman"/>
+          <w:color w:val="000000"/>
+          <w:sz w:val="28"/>
+          <w:szCs w:val="28"/>
+          <w:lang w:val="en-US" w:eastAsia="ru-RU"/>
+        </w:rPr>
+        <w:t>Connectivity</w:t>
+      </w:r>
+      <w:r>
+        <w:rPr>
+          <w:rFonts w:ascii="Times New Roman" w:eastAsia="Times New Roman" w:hAnsi="Times New Roman" w:cs="Times New Roman"/>
+          <w:color w:val="000000"/>
+          <w:sz w:val="28"/>
+          <w:szCs w:val="28"/>
+          <w:lang w:eastAsia="ru-RU"/>
+        </w:rPr>
+        <w:t xml:space="preserve"> (</w:t>
+      </w:r>
+      <w:r>
+        <w:rPr>
+          <w:rFonts w:ascii="Times New Roman" w:eastAsia="Times New Roman" w:hAnsi="Times New Roman" w:cs="Times New Roman"/>
+          <w:color w:val="000000"/>
+          <w:sz w:val="28"/>
+          <w:szCs w:val="28"/>
+          <w:lang w:val="en-US" w:eastAsia="ru-RU"/>
+        </w:rPr>
+        <w:t>JDBC</w:t>
+      </w:r>
+      <w:r>
+        <w:rPr>
+          <w:rFonts w:ascii="Times New Roman" w:eastAsia="Times New Roman" w:hAnsi="Times New Roman" w:cs="Times New Roman"/>
+          <w:color w:val="000000"/>
+          <w:sz w:val="28"/>
+          <w:szCs w:val="28"/>
+          <w:lang w:eastAsia="ru-RU"/>
+        </w:rPr>
+        <w:t>).</w:t>
       </w:r>
     </w:p>
     <w:p>
@@ -12525,27 +10504,55 @@
           <w:lang w:eastAsia="ru-RU"/>
         </w:rPr>
       </w:pPr>
-      <w:proofErr w:type="spellStart"/>
-      <w:r>
-        <w:rPr>
-          <w:rFonts w:ascii="Times New Roman" w:eastAsia="Times New Roman" w:hAnsi="Times New Roman" w:cs="Times New Roman"/>
-          <w:color w:val="000000"/>
-          <w:sz w:val="28"/>
-          <w:szCs w:val="28"/>
-          <w:lang w:eastAsia="ru-RU"/>
-        </w:rPr>
-        <w:t>PostgreSQL</w:t>
-      </w:r>
-      <w:proofErr w:type="spellEnd"/>
-      <w:r>
-        <w:rPr>
-          <w:rFonts w:ascii="Times New Roman" w:eastAsia="Times New Roman" w:hAnsi="Times New Roman" w:cs="Times New Roman"/>
-          <w:color w:val="000000"/>
-          <w:sz w:val="28"/>
-          <w:szCs w:val="28"/>
-          <w:lang w:eastAsia="ru-RU"/>
-        </w:rPr>
-        <w:t xml:space="preserve"> — это объектно-реляционная система управления базами данных (ORDBMS), наиболее развитая из открытых СУБД в мире. Имеет открытый исходный код и является альтернативой коммерческим базам данных.</w:t>
+      <w:r>
+        <w:rPr>
+          <w:rFonts w:ascii="Times New Roman" w:eastAsia="Times New Roman" w:hAnsi="Times New Roman" w:cs="Times New Roman"/>
+          <w:color w:val="000000"/>
+          <w:sz w:val="28"/>
+          <w:szCs w:val="28"/>
+          <w:lang w:eastAsia="ru-RU"/>
+        </w:rPr>
+        <w:t xml:space="preserve">Spring Data JDBC </w:t>
+      </w:r>
+      <w:r>
+        <w:rPr>
+          <w:rFonts w:ascii="Times New Roman" w:eastAsia="Times New Roman" w:hAnsi="Times New Roman" w:cs="Times New Roman"/>
+          <w:color w:val="000000"/>
+          <w:sz w:val="28"/>
+          <w:szCs w:val="28"/>
+          <w:lang w:eastAsia="ru-RU"/>
+        </w:rPr>
+        <w:t xml:space="preserve">– </w:t>
+      </w:r>
+      <w:r>
+        <w:rPr>
+          <w:rFonts w:ascii="Times New Roman" w:eastAsia="Times New Roman" w:hAnsi="Times New Roman" w:cs="Times New Roman"/>
+          <w:color w:val="000000"/>
+          <w:sz w:val="28"/>
+          <w:szCs w:val="28"/>
+          <w:lang w:eastAsia="ru-RU"/>
+        </w:rPr>
+        <w:t>это часть экосистемы Spring Data, которая предлагает простой подход к работе с реляционными базами данных с использованием обычного SQL и простых объектов Java. В отличие от Spring Data JPA, основанной на JPA (Java Persistence API) и фреймворках ORM (объектно-реляционного отображения), Spring Data JDBC ориентирована на более прямое и менее абстрактное взаимодействие с базой данных.</w:t>
+      </w:r>
+      <w:r>
+        <w:rPr>
+          <w:rFonts w:ascii="Times New Roman" w:eastAsia="Times New Roman" w:hAnsi="Times New Roman" w:cs="Times New Roman"/>
+          <w:color w:val="000000"/>
+          <w:sz w:val="28"/>
+          <w:szCs w:val="28"/>
+          <w:lang w:eastAsia="ru-RU"/>
+        </w:rPr>
+        <w:t xml:space="preserve"> [</w:t>
+      </w:r>
+      <w:r>
+        <w:rPr>
+          <w:rFonts w:ascii="Times New Roman" w:eastAsia="Times New Roman" w:hAnsi="Times New Roman" w:cs="Times New Roman"/>
+          <w:color w:val="000000"/>
+          <w:sz w:val="28"/>
+          <w:szCs w:val="28"/>
+          <w:lang w:eastAsia="ru-RU"/>
+        </w:rPr>
+        <w:t>13]</w:t>
       </w:r>
     </w:p>
     <w:p>
@@ -12557,18 +10564,98 @@
           <w:color w:val="000000"/>
           <w:sz w:val="28"/>
           <w:szCs w:val="28"/>
-          <w:lang w:eastAsia="ru-RU"/>
-        </w:rPr>
-      </w:pPr>
-      <w:r>
-        <w:rPr>
-          <w:rFonts w:ascii="Times New Roman" w:eastAsia="Times New Roman" w:hAnsi="Times New Roman" w:cs="Times New Roman"/>
-          <w:color w:val="000000"/>
-          <w:sz w:val="28"/>
-          <w:szCs w:val="28"/>
-          <w:lang w:eastAsia="ru-RU"/>
-        </w:rPr>
-        <w:t>СУБД позволяет гибко управлять базами данных. С ее помощью можно создавать, модифицировать или удалять записи, отправлять транзакцию — набор из нескольких последовательных запросов на особом языке запросов SQL.</w:t>
+          <w:lang w:val="en-US" w:eastAsia="ru-RU"/>
+        </w:rPr>
+      </w:pPr>
+      <w:r>
+        <w:rPr>
+          <w:rFonts w:ascii="Times New Roman" w:eastAsia="Times New Roman" w:hAnsi="Times New Roman" w:cs="Times New Roman"/>
+          <w:color w:val="000000"/>
+          <w:sz w:val="28"/>
+          <w:szCs w:val="28"/>
+          <w:lang w:eastAsia="ru-RU"/>
+        </w:rPr>
+        <w:t xml:space="preserve">Angular </w:t>
+      </w:r>
+      <w:r>
+        <w:rPr>
+          <w:rFonts w:ascii="Times New Roman" w:eastAsia="Times New Roman" w:hAnsi="Times New Roman" w:cs="Times New Roman"/>
+          <w:color w:val="000000"/>
+          <w:sz w:val="28"/>
+          <w:szCs w:val="28"/>
+          <w:lang w:eastAsia="ru-RU"/>
+        </w:rPr>
+        <w:t xml:space="preserve">– </w:t>
+      </w:r>
+      <w:r>
+        <w:rPr>
+          <w:rFonts w:ascii="Times New Roman" w:eastAsia="Times New Roman" w:hAnsi="Times New Roman" w:cs="Times New Roman"/>
+          <w:color w:val="000000"/>
+          <w:sz w:val="28"/>
+          <w:szCs w:val="28"/>
+          <w:lang w:eastAsia="ru-RU"/>
+        </w:rPr>
+        <w:t xml:space="preserve">это фронтенд-фреймворк от Google, который предназначен для разработки сложных веб-приложений. </w:t>
+      </w:r>
+      <w:r>
+        <w:rPr>
+          <w:rFonts w:ascii="Times New Roman" w:eastAsia="Times New Roman" w:hAnsi="Times New Roman" w:cs="Times New Roman"/>
+          <w:color w:val="000000"/>
+          <w:sz w:val="28"/>
+          <w:szCs w:val="28"/>
+          <w:lang w:eastAsia="ru-RU"/>
+        </w:rPr>
+        <w:t>Этот фреймворк пережил множество обновлений и улучшений. В итоге был</w:t>
+      </w:r>
+      <w:r>
+        <w:rPr>
+          <w:rFonts w:ascii="Times New Roman" w:eastAsia="Times New Roman" w:hAnsi="Times New Roman" w:cs="Times New Roman"/>
+          <w:color w:val="000000"/>
+          <w:sz w:val="28"/>
+          <w:szCs w:val="28"/>
+          <w:lang w:eastAsia="ru-RU"/>
+        </w:rPr>
+        <w:t xml:space="preserve"> введён язык TypeScript как основной и появились строгая архитектура и модульность.</w:t>
+      </w:r>
+      <w:r>
+        <w:rPr>
+          <w:rFonts w:ascii="Times New Roman" w:eastAsia="Times New Roman" w:hAnsi="Times New Roman" w:cs="Times New Roman"/>
+          <w:color w:val="000000"/>
+          <w:sz w:val="28"/>
+          <w:szCs w:val="28"/>
+          <w:lang w:eastAsia="ru-RU"/>
+        </w:rPr>
+        <w:t xml:space="preserve"> </w:t>
+      </w:r>
+      <w:r>
+        <w:rPr>
+          <w:rFonts w:ascii="Times New Roman" w:eastAsia="Times New Roman" w:hAnsi="Times New Roman" w:cs="Times New Roman"/>
+          <w:color w:val="000000"/>
+          <w:sz w:val="28"/>
+          <w:szCs w:val="28"/>
+          <w:lang w:eastAsia="ru-RU"/>
+        </w:rPr>
+        <w:t>[1</w:t>
+      </w:r>
+      <w:r>
+        <w:rPr>
+          <w:rFonts w:ascii="Times New Roman" w:eastAsia="Times New Roman" w:hAnsi="Times New Roman" w:cs="Times New Roman"/>
+          <w:color w:val="000000"/>
+          <w:sz w:val="28"/>
+          <w:szCs w:val="28"/>
+          <w:lang w:eastAsia="ru-RU"/>
+        </w:rPr>
+        <w:t>4</w:t>
+      </w:r>
+      <w:r>
+        <w:rPr>
+          <w:rFonts w:ascii="Times New Roman" w:eastAsia="Times New Roman" w:hAnsi="Times New Roman" w:cs="Times New Roman"/>
+          <w:color w:val="000000"/>
+          <w:sz w:val="28"/>
+          <w:szCs w:val="28"/>
+          <w:lang w:eastAsia="ru-RU"/>
+        </w:rPr>
+        <w:t>]</w:t>
       </w:r>
     </w:p>
     <w:p>
@@ -12580,221 +10667,1882 @@
           <w:color w:val="000000"/>
           <w:sz w:val="28"/>
           <w:szCs w:val="28"/>
-          <w:lang w:eastAsia="ru-RU"/>
-        </w:rPr>
-      </w:pPr>
-      <w:r>
-        <w:rPr>
-          <w:rFonts w:ascii="Times New Roman" w:eastAsia="Times New Roman" w:hAnsi="Times New Roman" w:cs="Times New Roman"/>
-          <w:color w:val="000000"/>
-          <w:sz w:val="28"/>
-          <w:szCs w:val="28"/>
-          <w:lang w:eastAsia="ru-RU"/>
-        </w:rPr>
-        <w:t xml:space="preserve">Одна из особенностей </w:t>
-      </w:r>
-      <w:proofErr w:type="spellStart"/>
-      <w:r>
-        <w:rPr>
-          <w:rFonts w:ascii="Times New Roman" w:eastAsia="Times New Roman" w:hAnsi="Times New Roman" w:cs="Times New Roman"/>
-          <w:color w:val="000000"/>
-          <w:sz w:val="28"/>
-          <w:szCs w:val="28"/>
-          <w:lang w:eastAsia="ru-RU"/>
-        </w:rPr>
-        <w:t>PostgreSQL</w:t>
-      </w:r>
-      <w:proofErr w:type="spellEnd"/>
-      <w:r>
-        <w:rPr>
-          <w:rFonts w:ascii="Times New Roman" w:eastAsia="Times New Roman" w:hAnsi="Times New Roman" w:cs="Times New Roman"/>
-          <w:color w:val="000000"/>
-          <w:sz w:val="28"/>
-          <w:szCs w:val="28"/>
-          <w:lang w:eastAsia="ru-RU"/>
-        </w:rPr>
-        <w:t xml:space="preserve"> — поддержка большого количества типов записи информации. Это не только стандартные целочисленные значения, числа с плавающей точкой, строки и булевы значения («да/нет»), но и денежный, геометрический, перечисляемый, бинарный и другие типы. </w:t>
-      </w:r>
-      <w:proofErr w:type="spellStart"/>
-      <w:r>
-        <w:rPr>
-          <w:rFonts w:ascii="Times New Roman" w:eastAsia="Times New Roman" w:hAnsi="Times New Roman" w:cs="Times New Roman"/>
-          <w:color w:val="000000"/>
-          <w:sz w:val="28"/>
-          <w:szCs w:val="28"/>
-          <w:lang w:eastAsia="ru-RU"/>
-        </w:rPr>
-        <w:t>PostgreSQL</w:t>
-      </w:r>
-      <w:proofErr w:type="spellEnd"/>
-      <w:r>
-        <w:rPr>
-          <w:rFonts w:ascii="Times New Roman" w:eastAsia="Times New Roman" w:hAnsi="Times New Roman" w:cs="Times New Roman"/>
-          <w:color w:val="000000"/>
-          <w:sz w:val="28"/>
-          <w:szCs w:val="28"/>
-          <w:lang w:eastAsia="ru-RU"/>
-        </w:rPr>
-        <w:t xml:space="preserve"> «из коробки» поддерживает битовые строки и сетевые адреса, массивы данных, в том числе многомерные, композитные типы и другие сложные структуры. В ней есть поддержка XML, JSON и </w:t>
-      </w:r>
-      <w:proofErr w:type="spellStart"/>
-      <w:r>
-        <w:rPr>
-          <w:rFonts w:ascii="Times New Roman" w:eastAsia="Times New Roman" w:hAnsi="Times New Roman" w:cs="Times New Roman"/>
-          <w:color w:val="000000"/>
-          <w:sz w:val="28"/>
-          <w:szCs w:val="28"/>
-          <w:lang w:eastAsia="ru-RU"/>
-        </w:rPr>
-        <w:t>NoSQL</w:t>
-      </w:r>
-      <w:proofErr w:type="spellEnd"/>
-      <w:r>
-        <w:rPr>
-          <w:rFonts w:ascii="Times New Roman" w:eastAsia="Times New Roman" w:hAnsi="Times New Roman" w:cs="Times New Roman"/>
-          <w:color w:val="000000"/>
-          <w:sz w:val="28"/>
-          <w:szCs w:val="28"/>
-          <w:lang w:eastAsia="ru-RU"/>
-        </w:rPr>
-        <w:t>-баз. [88]</w:t>
+          <w:lang w:val="en-US" w:eastAsia="ru-RU"/>
+        </w:rPr>
+      </w:pPr>
+      <w:r>
+        <w:rPr>
+          <w:rFonts w:ascii="Times New Roman" w:eastAsia="Times New Roman" w:hAnsi="Times New Roman" w:cs="Times New Roman"/>
+          <w:color w:val="000000"/>
+          <w:sz w:val="28"/>
+          <w:szCs w:val="28"/>
+          <w:lang w:eastAsia="ru-RU"/>
+        </w:rPr>
+        <w:t xml:space="preserve">React.js </w:t>
+      </w:r>
+      <w:r>
+        <w:rPr>
+          <w:rFonts w:ascii="Times New Roman" w:eastAsia="Times New Roman" w:hAnsi="Times New Roman" w:cs="Times New Roman"/>
+          <w:color w:val="000000"/>
+          <w:sz w:val="28"/>
+          <w:szCs w:val="28"/>
+          <w:lang w:eastAsia="ru-RU"/>
+        </w:rPr>
+        <w:t xml:space="preserve">– </w:t>
+      </w:r>
+      <w:r>
+        <w:rPr>
+          <w:rFonts w:ascii="Times New Roman" w:eastAsia="Times New Roman" w:hAnsi="Times New Roman" w:cs="Times New Roman"/>
+          <w:color w:val="000000"/>
+          <w:sz w:val="28"/>
+          <w:szCs w:val="28"/>
+          <w:lang w:eastAsia="ru-RU"/>
+        </w:rPr>
+        <w:t xml:space="preserve">это библиотека для языка программирования JavaScript с открытым исходным кодом для разработки пользовательских интерфейсов. Она помогает быстро и легко реализовать реактивность </w:t>
+      </w:r>
+      <w:r>
+        <w:rPr>
+          <w:rFonts w:ascii="Times New Roman" w:eastAsia="Times New Roman" w:hAnsi="Times New Roman" w:cs="Times New Roman"/>
+          <w:color w:val="000000"/>
+          <w:sz w:val="28"/>
+          <w:szCs w:val="28"/>
+          <w:lang w:eastAsia="ru-RU"/>
+        </w:rPr>
+        <w:t>–</w:t>
+      </w:r>
+      <w:r>
+        <w:rPr>
+          <w:rFonts w:ascii="Times New Roman" w:eastAsia="Times New Roman" w:hAnsi="Times New Roman" w:cs="Times New Roman"/>
+          <w:color w:val="000000"/>
+          <w:sz w:val="28"/>
+          <w:szCs w:val="28"/>
+          <w:lang w:eastAsia="ru-RU"/>
+        </w:rPr>
+        <w:t xml:space="preserve"> явление, когда в ответ на изменение одного элемента меняется все остальное.</w:t>
+      </w:r>
+      <w:r>
+        <w:rPr>
+          <w:rFonts w:ascii="Times New Roman" w:eastAsia="Times New Roman" w:hAnsi="Times New Roman" w:cs="Times New Roman"/>
+          <w:color w:val="000000"/>
+          <w:sz w:val="28"/>
+          <w:szCs w:val="28"/>
+          <w:lang w:eastAsia="ru-RU"/>
+        </w:rPr>
+        <w:t xml:space="preserve"> </w:t>
+      </w:r>
+      <w:r>
+        <w:rPr>
+          <w:rFonts w:ascii="Times New Roman" w:eastAsia="Times New Roman" w:hAnsi="Times New Roman" w:cs="Times New Roman"/>
+          <w:color w:val="000000"/>
+          <w:sz w:val="28"/>
+          <w:szCs w:val="28"/>
+          <w:lang w:val="en-US" w:eastAsia="ru-RU"/>
+        </w:rPr>
+        <w:t>[15]</w:t>
+      </w:r>
+    </w:p>
+    <w:p>
+      <w:pPr>
+        <w:spacing w:line="360" w:lineRule="auto"/>
+        <w:ind w:firstLine="709"/>
+        <w:rPr>
+          <w:rFonts w:ascii="Times New Roman" w:eastAsia="Times New Roman" w:hAnsi="Times New Roman" w:cs="Times New Roman"/>
+          <w:color w:val="000000"/>
+          <w:sz w:val="28"/>
+          <w:szCs w:val="28"/>
+          <w:lang w:eastAsia="ru-RU"/>
+        </w:rPr>
+      </w:pPr>
+      <w:r>
+        <w:rPr>
+          <w:rFonts w:ascii="Times New Roman" w:eastAsia="Times New Roman" w:hAnsi="Times New Roman" w:cs="Times New Roman"/>
+          <w:color w:val="000000"/>
+          <w:sz w:val="28"/>
+          <w:szCs w:val="28"/>
+          <w:lang w:val="en-US" w:eastAsia="ru-RU"/>
+        </w:rPr>
+        <w:t>Module</w:t>
+      </w:r>
+      <w:r>
+        <w:rPr>
+          <w:rFonts w:ascii="Times New Roman" w:eastAsia="Times New Roman" w:hAnsi="Times New Roman" w:cs="Times New Roman"/>
+          <w:color w:val="000000"/>
+          <w:sz w:val="28"/>
+          <w:szCs w:val="28"/>
+          <w:lang w:eastAsia="ru-RU"/>
+        </w:rPr>
+        <w:t xml:space="preserve"> </w:t>
+      </w:r>
+      <w:r>
+        <w:rPr>
+          <w:rFonts w:ascii="Times New Roman" w:eastAsia="Times New Roman" w:hAnsi="Times New Roman" w:cs="Times New Roman"/>
+          <w:color w:val="000000"/>
+          <w:sz w:val="28"/>
+          <w:szCs w:val="28"/>
+          <w:lang w:val="en-US" w:eastAsia="ru-RU"/>
+        </w:rPr>
+        <w:t>Federation</w:t>
+      </w:r>
+      <w:r>
+        <w:rPr>
+          <w:rFonts w:ascii="Times New Roman" w:eastAsia="Times New Roman" w:hAnsi="Times New Roman" w:cs="Times New Roman"/>
+          <w:color w:val="000000"/>
+          <w:sz w:val="28"/>
+          <w:szCs w:val="28"/>
+          <w:lang w:eastAsia="ru-RU"/>
+        </w:rPr>
+        <w:t xml:space="preserve"> – это подход, при котором можно разделить приложение на небольшие отдельные модули и в рантайме объединять в единое приложение. Это одно из немногих рабочих решений для разработки микрофронтендов.</w:t>
+      </w:r>
+      <w:r>
+        <w:rPr>
+          <w:rFonts w:ascii="Times New Roman" w:eastAsia="Times New Roman" w:hAnsi="Times New Roman" w:cs="Times New Roman"/>
+          <w:color w:val="000000"/>
+          <w:sz w:val="28"/>
+          <w:szCs w:val="28"/>
+          <w:lang w:eastAsia="ru-RU"/>
+        </w:rPr>
+        <w:t xml:space="preserve"> </w:t>
+      </w:r>
+      <w:r>
+        <w:rPr>
+          <w:rFonts w:ascii="Times New Roman" w:eastAsia="Times New Roman" w:hAnsi="Times New Roman" w:cs="Times New Roman"/>
+          <w:color w:val="000000"/>
+          <w:sz w:val="28"/>
+          <w:szCs w:val="28"/>
+          <w:lang w:val="en-US" w:eastAsia="ru-RU"/>
+        </w:rPr>
+        <w:t>[16]</w:t>
+      </w:r>
+    </w:p>
+    <w:p>
+      <w:pPr>
+        <w:pStyle w:val="3"/>
+      </w:pPr>
+      <w:bookmarkStart w:id="14" w:name="_Toc230951542"/>
+      <w:r>
+        <w:t>2.2.6 Выбор системы управления базой данных</w:t>
+      </w:r>
+      <w:bookmarkEnd w:id="14"/>
+    </w:p>
+    <w:p>
+      <w:pPr>
+        <w:spacing w:line="360" w:lineRule="auto"/>
+        <w:ind w:firstLine="709"/>
+        <w:rPr>
+          <w:rFonts w:ascii="Times New Roman" w:eastAsia="Times New Roman" w:hAnsi="Times New Roman" w:cs="Times New Roman"/>
+          <w:color w:val="000000"/>
+          <w:sz w:val="28"/>
+          <w:szCs w:val="28"/>
+          <w:lang w:eastAsia="ru-RU"/>
+        </w:rPr>
+      </w:pPr>
+      <w:r>
+        <w:rPr>
+          <w:rFonts w:ascii="Times New Roman" w:eastAsia="Times New Roman" w:hAnsi="Times New Roman" w:cs="Times New Roman"/>
+          <w:color w:val="000000"/>
+          <w:sz w:val="28"/>
+          <w:szCs w:val="28"/>
+          <w:lang w:eastAsia="ru-RU"/>
+        </w:rPr>
+        <w:t>В качестве СУБД (системы управления базой данных) было выбрано PostgreSQL.</w:t>
+      </w:r>
+    </w:p>
+    <w:p>
+      <w:pPr>
+        <w:spacing w:line="360" w:lineRule="auto"/>
+        <w:ind w:firstLine="709"/>
+        <w:rPr>
+          <w:rFonts w:ascii="Times New Roman" w:eastAsia="Times New Roman" w:hAnsi="Times New Roman" w:cs="Times New Roman"/>
+          <w:color w:val="000000"/>
+          <w:sz w:val="28"/>
+          <w:szCs w:val="28"/>
+          <w:lang w:eastAsia="ru-RU"/>
+        </w:rPr>
+      </w:pPr>
+      <w:r>
+        <w:rPr>
+          <w:rFonts w:ascii="Times New Roman" w:eastAsia="Times New Roman" w:hAnsi="Times New Roman" w:cs="Times New Roman"/>
+          <w:color w:val="000000"/>
+          <w:sz w:val="28"/>
+          <w:szCs w:val="28"/>
+          <w:lang w:eastAsia="ru-RU"/>
+        </w:rPr>
+        <w:t xml:space="preserve">PostgreSQL </w:t>
+      </w:r>
+      <w:r>
+        <w:rPr>
+          <w:rFonts w:ascii="Times New Roman" w:eastAsia="Times New Roman" w:hAnsi="Times New Roman" w:cs="Times New Roman"/>
+          <w:color w:val="000000"/>
+          <w:sz w:val="28"/>
+          <w:szCs w:val="28"/>
+          <w:lang w:eastAsia="ru-RU"/>
+        </w:rPr>
+        <w:t xml:space="preserve">– </w:t>
+      </w:r>
+      <w:r>
+        <w:rPr>
+          <w:rFonts w:ascii="Times New Roman" w:eastAsia="Times New Roman" w:hAnsi="Times New Roman" w:cs="Times New Roman"/>
+          <w:color w:val="000000"/>
+          <w:sz w:val="28"/>
+          <w:szCs w:val="28"/>
+          <w:lang w:eastAsia="ru-RU"/>
+        </w:rPr>
+        <w:t>это объектно-реляционная система управления базами данных (ORDBMS), наиболее развитая из открытых СУБД в мире. Имеет открытый исходный код и является альтернативой коммерческим базам данных.</w:t>
+      </w:r>
+    </w:p>
+    <w:p>
+      <w:pPr>
+        <w:spacing w:line="360" w:lineRule="auto"/>
+        <w:ind w:firstLine="709"/>
+        <w:rPr>
+          <w:rFonts w:ascii="Times New Roman" w:eastAsia="Times New Roman" w:hAnsi="Times New Roman" w:cs="Times New Roman"/>
+          <w:color w:val="000000"/>
+          <w:sz w:val="28"/>
+          <w:szCs w:val="28"/>
+          <w:lang w:eastAsia="ru-RU"/>
+        </w:rPr>
+      </w:pPr>
+      <w:r>
+        <w:rPr>
+          <w:rFonts w:ascii="Times New Roman" w:eastAsia="Times New Roman" w:hAnsi="Times New Roman" w:cs="Times New Roman"/>
+          <w:color w:val="000000"/>
+          <w:sz w:val="28"/>
+          <w:szCs w:val="28"/>
+          <w:lang w:eastAsia="ru-RU"/>
+        </w:rPr>
+        <w:lastRenderedPageBreak/>
+        <w:t xml:space="preserve">СУБД позволяет гибко управлять базами данных. С ее помощью можно создавать, модифицировать или удалять записи, отправлять транзакцию </w:t>
+      </w:r>
+      <w:r>
+        <w:rPr>
+          <w:rFonts w:ascii="Times New Roman" w:eastAsia="Times New Roman" w:hAnsi="Times New Roman" w:cs="Times New Roman"/>
+          <w:color w:val="000000"/>
+          <w:sz w:val="28"/>
+          <w:szCs w:val="28"/>
+          <w:lang w:eastAsia="ru-RU"/>
+        </w:rPr>
+        <w:t xml:space="preserve">– </w:t>
+      </w:r>
+      <w:r>
+        <w:rPr>
+          <w:rFonts w:ascii="Times New Roman" w:eastAsia="Times New Roman" w:hAnsi="Times New Roman" w:cs="Times New Roman"/>
+          <w:color w:val="000000"/>
+          <w:sz w:val="28"/>
+          <w:szCs w:val="28"/>
+          <w:lang w:eastAsia="ru-RU"/>
+        </w:rPr>
+        <w:t>набор из нескольких последовательных запросов на особом языке запросов SQL.</w:t>
+      </w:r>
+    </w:p>
+    <w:p>
+      <w:pPr>
+        <w:spacing w:line="360" w:lineRule="auto"/>
+        <w:ind w:firstLine="709"/>
+        <w:rPr>
+          <w:rFonts w:ascii="Times New Roman" w:eastAsia="Times New Roman" w:hAnsi="Times New Roman" w:cs="Times New Roman"/>
+          <w:color w:val="000000"/>
+          <w:sz w:val="28"/>
+          <w:szCs w:val="28"/>
+          <w:lang w:eastAsia="ru-RU"/>
+        </w:rPr>
+      </w:pPr>
+      <w:r>
+        <w:rPr>
+          <w:rFonts w:ascii="Times New Roman" w:eastAsia="Times New Roman" w:hAnsi="Times New Roman" w:cs="Times New Roman"/>
+          <w:color w:val="000000"/>
+          <w:sz w:val="28"/>
+          <w:szCs w:val="28"/>
+          <w:lang w:eastAsia="ru-RU"/>
+        </w:rPr>
+        <w:t xml:space="preserve">Одна из особенностей PostgreSQL </w:t>
+      </w:r>
+      <w:r>
+        <w:rPr>
+          <w:rFonts w:ascii="Times New Roman" w:eastAsia="Times New Roman" w:hAnsi="Times New Roman" w:cs="Times New Roman"/>
+          <w:color w:val="000000"/>
+          <w:sz w:val="28"/>
+          <w:szCs w:val="28"/>
+          <w:lang w:eastAsia="ru-RU"/>
+        </w:rPr>
+        <w:t xml:space="preserve">– </w:t>
+      </w:r>
+      <w:r>
+        <w:rPr>
+          <w:rFonts w:ascii="Times New Roman" w:eastAsia="Times New Roman" w:hAnsi="Times New Roman" w:cs="Times New Roman"/>
+          <w:color w:val="000000"/>
+          <w:sz w:val="28"/>
+          <w:szCs w:val="28"/>
+          <w:lang w:eastAsia="ru-RU"/>
+        </w:rPr>
+        <w:t>поддержка большого количества типов записи информации. Это не только стандартные целочисленные значения, числа с плавающей точкой, строки и булевы значения («да/нет»), но и денежный, геометрический, перечисляемый, бинарный и другие типы. PostgreSQL «из коробки» поддерживает битовые строки и сетевые адреса, массивы данных, в том числе многомерные, композитные типы и другие сложные структуры. В ней есть поддержка XML, JSON и NoSQL-баз. [</w:t>
+      </w:r>
+      <w:r>
+        <w:rPr>
+          <w:rFonts w:ascii="Times New Roman" w:eastAsia="Times New Roman" w:hAnsi="Times New Roman" w:cs="Times New Roman"/>
+          <w:color w:val="000000"/>
+          <w:sz w:val="28"/>
+          <w:szCs w:val="28"/>
+          <w:lang w:val="en-US" w:eastAsia="ru-RU"/>
+        </w:rPr>
+        <w:t>17</w:t>
+      </w:r>
+      <w:r>
+        <w:rPr>
+          <w:rFonts w:ascii="Times New Roman" w:eastAsia="Times New Roman" w:hAnsi="Times New Roman" w:cs="Times New Roman"/>
+          <w:color w:val="000000"/>
+          <w:sz w:val="28"/>
+          <w:szCs w:val="28"/>
+          <w:lang w:eastAsia="ru-RU"/>
+        </w:rPr>
+        <w:t>]</w:t>
       </w:r>
     </w:p>
     <w:p>
       <w:pPr>
         <w:pStyle w:val="21"/>
-      </w:pPr>
-      <w:bookmarkStart w:id="16" w:name="_Toc230951543"/>
-      <w:r>
         <w:rPr>
           <w:lang w:val="en-US"/>
         </w:rPr>
+      </w:pPr>
+      <w:bookmarkStart w:id="15" w:name="_Toc230951543"/>
+      <w:r>
         <w:t xml:space="preserve">2.3 </w:t>
       </w:r>
       <w:r>
         <w:t>Архитектура системы</w:t>
       </w:r>
+      <w:bookmarkEnd w:id="15"/>
+    </w:p>
+    <w:p>
+      <w:pPr>
+        <w:spacing w:line="360" w:lineRule="auto"/>
+        <w:ind w:firstLine="709"/>
+        <w:rPr>
+          <w:rFonts w:ascii="Times New Roman" w:eastAsia="Times New Roman" w:hAnsi="Times New Roman" w:cs="Times New Roman"/>
+          <w:color w:val="000000"/>
+          <w:sz w:val="28"/>
+          <w:szCs w:val="28"/>
+          <w:lang w:eastAsia="ru-RU"/>
+        </w:rPr>
+      </w:pPr>
+      <w:r>
+        <w:rPr>
+          <w:rFonts w:ascii="Times New Roman" w:eastAsia="Times New Roman" w:hAnsi="Times New Roman" w:cs="Times New Roman"/>
+          <w:color w:val="000000"/>
+          <w:sz w:val="28"/>
+          <w:szCs w:val="28"/>
+          <w:lang w:eastAsia="ru-RU"/>
+        </w:rPr>
+        <w:t>Разрабатываемая система представляет собой веб-приложение с микрофронтендной архитектурой.</w:t>
+      </w:r>
+    </w:p>
+    <w:p>
+      <w:pPr>
+        <w:spacing w:line="360" w:lineRule="auto"/>
+        <w:ind w:firstLine="709"/>
+        <w:rPr>
+          <w:rFonts w:ascii="Times New Roman" w:eastAsia="Times New Roman" w:hAnsi="Times New Roman" w:cs="Times New Roman"/>
+          <w:color w:val="000000"/>
+          <w:sz w:val="28"/>
+          <w:szCs w:val="28"/>
+          <w:lang w:val="en-US" w:eastAsia="ru-RU"/>
+        </w:rPr>
+      </w:pPr>
+      <w:r>
+        <w:rPr>
+          <w:rFonts w:ascii="Times New Roman" w:eastAsia="Times New Roman" w:hAnsi="Times New Roman" w:cs="Times New Roman"/>
+          <w:color w:val="000000"/>
+          <w:sz w:val="28"/>
+          <w:szCs w:val="28"/>
+          <w:lang w:eastAsia="ru-RU"/>
+        </w:rPr>
+        <w:t xml:space="preserve">Веб-приложение </w:t>
+      </w:r>
+      <w:r>
+        <w:rPr>
+          <w:rFonts w:ascii="Times New Roman" w:eastAsia="Times New Roman" w:hAnsi="Times New Roman" w:cs="Times New Roman"/>
+          <w:color w:val="000000"/>
+          <w:sz w:val="28"/>
+          <w:szCs w:val="28"/>
+          <w:lang w:eastAsia="ru-RU"/>
+        </w:rPr>
+        <w:t>–</w:t>
+      </w:r>
+      <w:r>
+        <w:rPr>
+          <w:rFonts w:ascii="Times New Roman" w:eastAsia="Times New Roman" w:hAnsi="Times New Roman" w:cs="Times New Roman"/>
+          <w:color w:val="000000"/>
+          <w:sz w:val="28"/>
+          <w:szCs w:val="28"/>
+          <w:lang w:eastAsia="ru-RU"/>
+        </w:rPr>
+        <w:t xml:space="preserve"> это клиент–серверное приложение, работающее через браузер по протоколам HTTP/HTTPS, с интерактивным интерфейсом и возможностью обработки данных на удаленном сервере. Оно состоит из фронтенда и серверной части с логикой и базами данных.</w:t>
+      </w:r>
+      <w:r>
+        <w:rPr>
+          <w:rFonts w:ascii="Times New Roman" w:eastAsia="Times New Roman" w:hAnsi="Times New Roman" w:cs="Times New Roman"/>
+          <w:color w:val="000000"/>
+          <w:sz w:val="28"/>
+          <w:szCs w:val="28"/>
+          <w:lang w:eastAsia="ru-RU"/>
+        </w:rPr>
+        <w:t xml:space="preserve"> </w:t>
+      </w:r>
+      <w:r>
+        <w:rPr>
+          <w:rFonts w:ascii="Times New Roman" w:eastAsia="Times New Roman" w:hAnsi="Times New Roman" w:cs="Times New Roman"/>
+          <w:color w:val="000000"/>
+          <w:sz w:val="28"/>
+          <w:szCs w:val="28"/>
+          <w:lang w:eastAsia="ru-RU"/>
+        </w:rPr>
+        <w:t>[</w:t>
+      </w:r>
+      <w:r>
+        <w:rPr>
+          <w:rFonts w:ascii="Times New Roman" w:eastAsia="Times New Roman" w:hAnsi="Times New Roman" w:cs="Times New Roman"/>
+          <w:color w:val="000000"/>
+          <w:sz w:val="28"/>
+          <w:szCs w:val="28"/>
+          <w:lang w:val="en-US" w:eastAsia="ru-RU"/>
+        </w:rPr>
+        <w:t>18</w:t>
+      </w:r>
+      <w:r>
+        <w:rPr>
+          <w:rFonts w:ascii="Times New Roman" w:eastAsia="Times New Roman" w:hAnsi="Times New Roman" w:cs="Times New Roman"/>
+          <w:color w:val="000000"/>
+          <w:sz w:val="28"/>
+          <w:szCs w:val="28"/>
+          <w:lang w:eastAsia="ru-RU"/>
+        </w:rPr>
+        <w:t>]</w:t>
+      </w:r>
+    </w:p>
+    <w:p>
+      <w:pPr>
+        <w:spacing w:line="360" w:lineRule="auto"/>
+        <w:ind w:firstLine="709"/>
+        <w:rPr>
+          <w:rFonts w:ascii="Times New Roman" w:eastAsia="Times New Roman" w:hAnsi="Times New Roman" w:cs="Times New Roman"/>
+          <w:color w:val="000000"/>
+          <w:sz w:val="28"/>
+          <w:szCs w:val="28"/>
+          <w:lang w:eastAsia="ru-RU"/>
+        </w:rPr>
+      </w:pPr>
+      <w:r>
+        <w:rPr>
+          <w:rFonts w:ascii="Times New Roman" w:eastAsia="Times New Roman" w:hAnsi="Times New Roman" w:cs="Times New Roman"/>
+          <w:color w:val="000000"/>
+          <w:sz w:val="28"/>
+          <w:szCs w:val="28"/>
+          <w:lang w:eastAsia="ru-RU"/>
+        </w:rPr>
+        <w:t>Фронтенд (англ. Frontend) – это разработка пользовательских функций и интерфейса. К нему можно отнести всё, что пользователи видят на сайте или в веб-приложении, и с чем можно взаимодействовать (например, различные кнопки и списки). Внешний вид любого сайта – это и есть работа фронтенд разработчика.</w:t>
+      </w:r>
+    </w:p>
+    <w:p>
+      <w:pPr>
+        <w:spacing w:line="360" w:lineRule="auto"/>
+        <w:ind w:firstLine="709"/>
+        <w:rPr>
+          <w:rFonts w:ascii="Times New Roman" w:eastAsia="Times New Roman" w:hAnsi="Times New Roman" w:cs="Times New Roman"/>
+          <w:color w:val="000000"/>
+          <w:sz w:val="28"/>
+          <w:szCs w:val="28"/>
+          <w:lang w:val="en-US" w:eastAsia="ru-RU"/>
+        </w:rPr>
+      </w:pPr>
+      <w:r>
+        <w:rPr>
+          <w:rFonts w:ascii="Times New Roman" w:eastAsia="Times New Roman" w:hAnsi="Times New Roman" w:cs="Times New Roman"/>
+          <w:color w:val="000000"/>
+          <w:sz w:val="28"/>
+          <w:szCs w:val="28"/>
+          <w:lang w:eastAsia="ru-RU"/>
+        </w:rPr>
+        <w:t>Бэк</w:t>
+      </w:r>
+      <w:r>
+        <w:rPr>
+          <w:rFonts w:ascii="Times New Roman" w:eastAsia="Times New Roman" w:hAnsi="Times New Roman" w:cs="Times New Roman"/>
+          <w:color w:val="000000"/>
+          <w:sz w:val="28"/>
+          <w:szCs w:val="28"/>
+          <w:lang w:eastAsia="ru-RU"/>
+        </w:rPr>
+        <w:t>е</w:t>
+      </w:r>
+      <w:r>
+        <w:rPr>
+          <w:rFonts w:ascii="Times New Roman" w:eastAsia="Times New Roman" w:hAnsi="Times New Roman" w:cs="Times New Roman"/>
+          <w:color w:val="000000"/>
+          <w:sz w:val="28"/>
+          <w:szCs w:val="28"/>
+          <w:lang w:eastAsia="ru-RU"/>
+        </w:rPr>
+        <w:t>нд (англ. Backend) – это логика работа сайта, скрытая от пользователя. В отличии от фронтенда, код работы сайта не отображается в браузере, а выполняется на сервере, где находится приложение или сайт. Пользователь взаимодействует с фронтендом и дальнейшие действия происходят в бек</w:t>
+      </w:r>
+      <w:r>
+        <w:rPr>
+          <w:rFonts w:ascii="Times New Roman" w:eastAsia="Times New Roman" w:hAnsi="Times New Roman" w:cs="Times New Roman"/>
+          <w:color w:val="000000"/>
+          <w:sz w:val="28"/>
+          <w:szCs w:val="28"/>
+          <w:lang w:eastAsia="ru-RU"/>
+        </w:rPr>
+        <w:t>е</w:t>
+      </w:r>
+      <w:r>
+        <w:rPr>
+          <w:rFonts w:ascii="Times New Roman" w:eastAsia="Times New Roman" w:hAnsi="Times New Roman" w:cs="Times New Roman"/>
+          <w:color w:val="000000"/>
+          <w:sz w:val="28"/>
+          <w:szCs w:val="28"/>
+          <w:lang w:eastAsia="ru-RU"/>
+        </w:rPr>
+        <w:t>нде.</w:t>
+      </w:r>
+      <w:r>
+        <w:rPr>
+          <w:rFonts w:ascii="Times New Roman" w:eastAsia="Times New Roman" w:hAnsi="Times New Roman" w:cs="Times New Roman"/>
+          <w:color w:val="000000"/>
+          <w:sz w:val="28"/>
+          <w:szCs w:val="28"/>
+          <w:lang w:eastAsia="ru-RU"/>
+        </w:rPr>
+        <w:t xml:space="preserve"> </w:t>
+      </w:r>
+      <w:r>
+        <w:rPr>
+          <w:rFonts w:ascii="Times New Roman" w:eastAsia="Times New Roman" w:hAnsi="Times New Roman" w:cs="Times New Roman"/>
+          <w:color w:val="000000"/>
+          <w:sz w:val="28"/>
+          <w:szCs w:val="28"/>
+          <w:lang w:val="en-US" w:eastAsia="ru-RU"/>
+        </w:rPr>
+        <w:t>[</w:t>
+      </w:r>
+      <w:r>
+        <w:rPr>
+          <w:rFonts w:ascii="Times New Roman" w:eastAsia="Times New Roman" w:hAnsi="Times New Roman" w:cs="Times New Roman"/>
+          <w:color w:val="000000"/>
+          <w:sz w:val="28"/>
+          <w:szCs w:val="28"/>
+          <w:lang w:val="en-US" w:eastAsia="ru-RU"/>
+        </w:rPr>
+        <w:t>19</w:t>
+      </w:r>
+      <w:r>
+        <w:rPr>
+          <w:rFonts w:ascii="Times New Roman" w:eastAsia="Times New Roman" w:hAnsi="Times New Roman" w:cs="Times New Roman"/>
+          <w:color w:val="000000"/>
+          <w:sz w:val="28"/>
+          <w:szCs w:val="28"/>
+          <w:lang w:val="en-US" w:eastAsia="ru-RU"/>
+        </w:rPr>
+        <w:t>]</w:t>
+      </w:r>
+    </w:p>
+    <w:p>
+      <w:pPr>
+        <w:spacing w:line="360" w:lineRule="auto"/>
+        <w:ind w:firstLine="709"/>
+        <w:rPr>
+          <w:rFonts w:ascii="Times New Roman" w:eastAsia="Times New Roman" w:hAnsi="Times New Roman" w:cs="Times New Roman"/>
+          <w:color w:val="000000"/>
+          <w:sz w:val="28"/>
+          <w:szCs w:val="28"/>
+          <w:lang w:eastAsia="ru-RU"/>
+        </w:rPr>
+      </w:pPr>
+      <w:r>
+        <w:rPr>
+          <w:rFonts w:ascii="Times New Roman" w:eastAsia="Times New Roman" w:hAnsi="Times New Roman" w:cs="Times New Roman"/>
+          <w:color w:val="000000"/>
+          <w:sz w:val="28"/>
+          <w:szCs w:val="28"/>
+          <w:lang w:eastAsia="ru-RU"/>
+        </w:rPr>
+        <w:lastRenderedPageBreak/>
+        <w:t xml:space="preserve">Во время разработки и дальнейшей поддержке какого-либо проекта, можно столкнуться с рядом различных проблем, например, чрезмерный размер проекта. На начальном этапе эта проблема не особо заметна, её последствия начинают проявляться с добавлением всё нового и нового функционала. Следовательно, проект начинает сильно расширяться и превращаться в некий своего рода «монолит». </w:t>
+      </w:r>
+    </w:p>
+    <w:p>
+      <w:pPr>
+        <w:spacing w:line="360" w:lineRule="auto"/>
+        <w:ind w:firstLine="709"/>
+        <w:rPr>
+          <w:rFonts w:ascii="Times New Roman" w:eastAsia="Times New Roman" w:hAnsi="Times New Roman" w:cs="Times New Roman"/>
+          <w:color w:val="000000"/>
+          <w:sz w:val="28"/>
+          <w:szCs w:val="28"/>
+          <w:lang w:eastAsia="ru-RU"/>
+        </w:rPr>
+      </w:pPr>
+      <w:r>
+        <w:rPr>
+          <w:rFonts w:ascii="Times New Roman" w:eastAsia="Times New Roman" w:hAnsi="Times New Roman" w:cs="Times New Roman"/>
+          <w:color w:val="000000"/>
+          <w:sz w:val="28"/>
+          <w:szCs w:val="28"/>
+          <w:lang w:eastAsia="ru-RU"/>
+        </w:rPr>
+        <w:t xml:space="preserve">Монолитная архитектура представляет собой традиционный подход к разработке проекта, при котором все компоненты приложения объединены в единый, неразделимый блок-монолит. В такой системе пользовательский интерфейс, бизнес-логика и доступ к данным тесно связаны и функционируют как одно целое. </w:t>
+      </w:r>
+    </w:p>
+    <w:p>
+      <w:pPr>
+        <w:spacing w:line="360" w:lineRule="auto"/>
+        <w:ind w:firstLine="709"/>
+        <w:rPr>
+          <w:rFonts w:ascii="Times New Roman" w:eastAsia="Times New Roman" w:hAnsi="Times New Roman" w:cs="Times New Roman"/>
+          <w:color w:val="000000"/>
+          <w:sz w:val="28"/>
+          <w:szCs w:val="28"/>
+          <w:lang w:eastAsia="ru-RU"/>
+        </w:rPr>
+      </w:pPr>
+      <w:r>
+        <w:rPr>
+          <w:rFonts w:ascii="Times New Roman" w:eastAsia="Times New Roman" w:hAnsi="Times New Roman" w:cs="Times New Roman"/>
+          <w:color w:val="000000"/>
+          <w:sz w:val="28"/>
+          <w:szCs w:val="28"/>
+          <w:lang w:eastAsia="ru-RU"/>
+        </w:rPr>
+        <w:t>У данного подхода есть много преимуществ: простота разработки и тестирования, упрощенное развертывание, высокая производительность. К сожалению, такая архитектура не идеальна и имеет некоторые недостатки: сложность масштабирования, трудности в поддержке и обновлении, ограниченная гибкость.</w:t>
+      </w:r>
+      <w:r>
+        <w:rPr>
+          <w:rFonts w:ascii="Times New Roman" w:eastAsia="Times New Roman" w:hAnsi="Times New Roman" w:cs="Times New Roman"/>
+          <w:color w:val="000000"/>
+          <w:sz w:val="28"/>
+          <w:szCs w:val="28"/>
+          <w:lang w:eastAsia="ru-RU"/>
+        </w:rPr>
+        <w:t xml:space="preserve"> </w:t>
+      </w:r>
+    </w:p>
+    <w:p>
+      <w:pPr>
+        <w:spacing w:line="360" w:lineRule="auto"/>
+        <w:ind w:firstLine="709"/>
+        <w:rPr>
+          <w:rFonts w:ascii="Times New Roman" w:eastAsia="Times New Roman" w:hAnsi="Times New Roman" w:cs="Times New Roman"/>
+          <w:color w:val="000000"/>
+          <w:sz w:val="28"/>
+          <w:szCs w:val="28"/>
+          <w:lang w:eastAsia="ru-RU"/>
+        </w:rPr>
+      </w:pPr>
+      <w:r>
+        <w:rPr>
+          <w:rFonts w:ascii="Times New Roman" w:eastAsia="Times New Roman" w:hAnsi="Times New Roman" w:cs="Times New Roman"/>
+          <w:color w:val="000000"/>
+          <w:sz w:val="28"/>
+          <w:szCs w:val="28"/>
+          <w:lang w:eastAsia="ru-RU"/>
+        </w:rPr>
+        <w:t>Для решения проблемы с объемом проекта можно применять микрофронтендный подход.</w:t>
+      </w:r>
+    </w:p>
+    <w:p>
+      <w:pPr>
+        <w:spacing w:line="360" w:lineRule="auto"/>
+        <w:ind w:firstLine="709"/>
+        <w:rPr>
+          <w:rFonts w:ascii="Times New Roman" w:eastAsia="Times New Roman" w:hAnsi="Times New Roman" w:cs="Times New Roman"/>
+          <w:color w:val="000000"/>
+          <w:sz w:val="28"/>
+          <w:szCs w:val="28"/>
+          <w:lang w:eastAsia="ru-RU"/>
+        </w:rPr>
+      </w:pPr>
+      <w:r>
+        <w:rPr>
+          <w:rFonts w:ascii="Times New Roman" w:eastAsia="Times New Roman" w:hAnsi="Times New Roman" w:cs="Times New Roman"/>
+          <w:color w:val="000000"/>
+          <w:sz w:val="28"/>
+          <w:szCs w:val="28"/>
+          <w:lang w:eastAsia="ru-RU"/>
+        </w:rPr>
+        <w:t>Микрофронтенд – это разделение монолитного фронта на отдельные кодовые базы, хранящиеся в отдельных репозиториях. По большей части этот подход представляет собой организационное решение о том, как управлять сложностью разработки в большом проекте. Огромный «монолит» приложения можно разбить на несколько микрофронтендов, где каждая команда разработчиков будет отвечать за свою часть.</w:t>
+      </w:r>
+    </w:p>
+    <w:p>
+      <w:pPr>
+        <w:spacing w:line="360" w:lineRule="auto"/>
+        <w:ind w:firstLine="709"/>
+        <w:rPr>
+          <w:rFonts w:ascii="Times New Roman" w:eastAsia="Times New Roman" w:hAnsi="Times New Roman" w:cs="Times New Roman"/>
+          <w:color w:val="000000"/>
+          <w:sz w:val="28"/>
+          <w:szCs w:val="28"/>
+          <w:lang w:eastAsia="ru-RU"/>
+        </w:rPr>
+      </w:pPr>
+      <w:r>
+        <w:rPr>
+          <w:rFonts w:ascii="Times New Roman" w:eastAsia="Times New Roman" w:hAnsi="Times New Roman" w:cs="Times New Roman"/>
+          <w:color w:val="000000"/>
+          <w:sz w:val="28"/>
+          <w:szCs w:val="28"/>
+          <w:lang w:eastAsia="ru-RU"/>
+        </w:rPr>
+        <w:t>Стоит учесть, что приложение хоть и делится на несколько частей, важно не отходить от единого стиля и концепции всего «монолита».</w:t>
+      </w:r>
+      <w:r>
+        <w:rPr>
+          <w:rFonts w:ascii="Times New Roman" w:eastAsia="Times New Roman" w:hAnsi="Times New Roman" w:cs="Times New Roman"/>
+          <w:color w:val="000000"/>
+          <w:sz w:val="28"/>
+          <w:szCs w:val="28"/>
+          <w:lang w:eastAsia="ru-RU"/>
+        </w:rPr>
+        <w:t xml:space="preserve"> </w:t>
+      </w:r>
+      <w:r>
+        <w:rPr>
+          <w:rFonts w:ascii="Times New Roman" w:eastAsia="Times New Roman" w:hAnsi="Times New Roman" w:cs="Times New Roman"/>
+          <w:color w:val="000000"/>
+          <w:sz w:val="28"/>
+          <w:szCs w:val="28"/>
+          <w:lang w:eastAsia="ru-RU"/>
+        </w:rPr>
+        <w:t xml:space="preserve">Примерная </w:t>
+      </w:r>
+      <w:r>
+        <w:rPr>
+          <w:rFonts w:ascii="Times New Roman" w:eastAsia="Times New Roman" w:hAnsi="Times New Roman" w:cs="Times New Roman"/>
+          <w:color w:val="000000"/>
+          <w:sz w:val="28"/>
+          <w:szCs w:val="28"/>
+          <w:lang w:eastAsia="ru-RU"/>
+        </w:rPr>
+        <w:t xml:space="preserve">структура веб-приложения на микрофронтендах </w:t>
+      </w:r>
+      <w:r>
+        <w:rPr>
+          <w:rFonts w:ascii="Times New Roman" w:eastAsia="Times New Roman" w:hAnsi="Times New Roman" w:cs="Times New Roman"/>
+          <w:color w:val="000000"/>
+          <w:sz w:val="28"/>
+          <w:szCs w:val="28"/>
+          <w:lang w:eastAsia="ru-RU"/>
+        </w:rPr>
+        <w:t>представлена на рисунке 4.</w:t>
+      </w:r>
+    </w:p>
+    <w:p>
+      <w:pPr>
+        <w:spacing w:line="360" w:lineRule="auto"/>
+        <w:jc w:val="center"/>
+        <w:rPr>
+          <w:rFonts w:ascii="Times New Roman" w:eastAsia="Times New Roman" w:hAnsi="Times New Roman" w:cs="Times New Roman"/>
+          <w:color w:val="000000"/>
+          <w:sz w:val="28"/>
+          <w:szCs w:val="28"/>
+          <w:lang w:eastAsia="ru-RU"/>
+        </w:rPr>
+      </w:pPr>
+      <w:r>
+        <w:rPr>
+          <w:rFonts w:ascii="Times New Roman" w:eastAsia="Times New Roman" w:hAnsi="Times New Roman" w:cs="Times New Roman"/>
+          <w:color w:val="000000"/>
+          <w:sz w:val="28"/>
+          <w:szCs w:val="28"/>
+          <w:lang w:eastAsia="ru-RU"/>
+        </w:rPr>
+        <w:lastRenderedPageBreak/>
+        <w:drawing>
+          <wp:inline distT="0" distB="0" distL="0" distR="0" wp14:anchorId="0E7A422D" wp14:editId="64ED13EC">
+            <wp:extent cx="5248275" cy="3384590"/>
+            <wp:effectExtent l="0" t="0" r="0" b="6350"/>
+            <wp:docPr id="209473161" name="Рисунок 1"/>
+            <wp:cNvGraphicFramePr>
+              <a:graphicFrameLocks xmlns:a="http://schemas.openxmlformats.org/drawingml/2006/main" noChangeAspect="1"/>
+            </wp:cNvGraphicFramePr>
+            <a:graphic xmlns:a="http://schemas.openxmlformats.org/drawingml/2006/main">
+              <a:graphicData uri="http://schemas.openxmlformats.org/drawingml/2006/picture">
+                <pic:pic xmlns:pic="http://schemas.openxmlformats.org/drawingml/2006/picture">
+                  <pic:nvPicPr>
+                    <pic:cNvPr id="209473161" name=""/>
+                    <pic:cNvPicPr/>
+                  </pic:nvPicPr>
+                  <pic:blipFill>
+                    <a:blip r:embed="rId11"/>
+                    <a:stretch>
+                      <a:fillRect/>
+                    </a:stretch>
+                  </pic:blipFill>
+                  <pic:spPr>
+                    <a:xfrm>
+                      <a:off x="0" y="0"/>
+                      <a:ext cx="5252773" cy="3387491"/>
+                    </a:xfrm>
+                    <a:prstGeom prst="rect">
+                      <a:avLst/>
+                    </a:prstGeom>
+                  </pic:spPr>
+                </pic:pic>
+              </a:graphicData>
+            </a:graphic>
+          </wp:inline>
+        </w:drawing>
+      </w:r>
+    </w:p>
+    <w:p>
+      <w:pPr>
+        <w:spacing w:line="360" w:lineRule="auto"/>
+        <w:jc w:val="center"/>
+        <w:rPr>
+          <w:rFonts w:ascii="Times New Roman" w:eastAsia="Times New Roman" w:hAnsi="Times New Roman" w:cs="Times New Roman"/>
+          <w:color w:val="000000"/>
+          <w:sz w:val="28"/>
+          <w:szCs w:val="28"/>
+          <w:lang w:eastAsia="ru-RU"/>
+        </w:rPr>
+      </w:pPr>
+      <w:r>
+        <w:rPr>
+          <w:rFonts w:ascii="Times New Roman" w:eastAsia="Times New Roman" w:hAnsi="Times New Roman" w:cs="Times New Roman"/>
+          <w:color w:val="000000"/>
+          <w:sz w:val="28"/>
+          <w:szCs w:val="28"/>
+          <w:lang w:eastAsia="ru-RU"/>
+        </w:rPr>
+        <w:t>Рисунок 4 – Структура веб-приложения с микрофронтендной архитектурой</w:t>
+      </w:r>
+    </w:p>
+    <w:p>
+      <w:pPr>
+        <w:pStyle w:val="21"/>
+      </w:pPr>
+      <w:bookmarkStart w:id="16" w:name="_Toc230951544"/>
+      <w:r>
+        <w:t>2.4 Проектирование информационно-логической системы</w:t>
+      </w:r>
       <w:bookmarkEnd w:id="16"/>
     </w:p>
     <w:p>
       <w:pPr>
+        <w:pStyle w:val="3"/>
+      </w:pPr>
+      <w:bookmarkStart w:id="17" w:name="_Toc230951545"/>
+      <w:r>
+        <w:t xml:space="preserve">2.4.1 Диаграмма вариантов использования </w:t>
+      </w:r>
+      <w:bookmarkEnd w:id="17"/>
+    </w:p>
+    <w:p>
+      <w:pPr>
+        <w:spacing w:line="360" w:lineRule="auto"/>
+        <w:ind w:firstLine="709"/>
+        <w:rPr>
+          <w:rFonts w:ascii="Times New Roman" w:eastAsia="Times New Roman" w:hAnsi="Times New Roman" w:cs="Times New Roman"/>
+          <w:color w:val="000000"/>
+          <w:sz w:val="28"/>
+          <w:szCs w:val="28"/>
+          <w:lang w:val="en-US" w:eastAsia="ru-RU"/>
+        </w:rPr>
+      </w:pPr>
+      <w:bookmarkStart w:id="18" w:name="_Toc230951546"/>
+      <w:r>
+        <w:rPr>
+          <w:rFonts w:ascii="Times New Roman" w:eastAsia="Times New Roman" w:hAnsi="Times New Roman" w:cs="Times New Roman"/>
+          <w:color w:val="000000"/>
+          <w:sz w:val="28"/>
+          <w:szCs w:val="28"/>
+          <w:lang w:eastAsia="ru-RU"/>
+        </w:rPr>
+        <w:t>Диаграмма вариантов использования (англ. use-case diagram) – диаграмма, описывающая, какой функционал разрабатываемой программной системы доступен каждой группе пользователей.</w:t>
+      </w:r>
+      <w:r>
+        <w:rPr>
+          <w:rFonts w:ascii="Times New Roman" w:eastAsia="Times New Roman" w:hAnsi="Times New Roman" w:cs="Times New Roman"/>
+          <w:color w:val="000000"/>
+          <w:sz w:val="28"/>
+          <w:szCs w:val="28"/>
+          <w:lang w:eastAsia="ru-RU"/>
+        </w:rPr>
+        <w:t xml:space="preserve"> </w:t>
+      </w:r>
+      <w:r>
+        <w:rPr>
+          <w:rFonts w:ascii="Times New Roman" w:eastAsia="Times New Roman" w:hAnsi="Times New Roman" w:cs="Times New Roman"/>
+          <w:color w:val="000000"/>
+          <w:sz w:val="28"/>
+          <w:szCs w:val="28"/>
+          <w:lang w:val="en-US" w:eastAsia="ru-RU"/>
+        </w:rPr>
+        <w:t>[</w:t>
+      </w:r>
+      <w:r>
+        <w:rPr>
+          <w:rFonts w:ascii="Times New Roman" w:eastAsia="Times New Roman" w:hAnsi="Times New Roman" w:cs="Times New Roman"/>
+          <w:color w:val="000000"/>
+          <w:sz w:val="28"/>
+          <w:szCs w:val="28"/>
+          <w:lang w:val="en-US" w:eastAsia="ru-RU"/>
+        </w:rPr>
+        <w:t>20</w:t>
+      </w:r>
+      <w:r>
+        <w:rPr>
+          <w:rFonts w:ascii="Times New Roman" w:eastAsia="Times New Roman" w:hAnsi="Times New Roman" w:cs="Times New Roman"/>
+          <w:color w:val="000000"/>
+          <w:sz w:val="28"/>
+          <w:szCs w:val="28"/>
+          <w:lang w:val="en-US" w:eastAsia="ru-RU"/>
+        </w:rPr>
+        <w:t>]</w:t>
+      </w:r>
+    </w:p>
+    <w:p>
+      <w:pPr>
+        <w:spacing w:line="360" w:lineRule="auto"/>
+        <w:ind w:firstLine="709"/>
+        <w:rPr>
+          <w:rFonts w:ascii="Times New Roman" w:eastAsia="Times New Roman" w:hAnsi="Times New Roman" w:cs="Times New Roman"/>
+          <w:color w:val="000000"/>
+          <w:sz w:val="28"/>
+          <w:szCs w:val="28"/>
+          <w:lang w:eastAsia="ru-RU"/>
+        </w:rPr>
+      </w:pPr>
+      <w:r>
+        <w:rPr>
+          <w:rFonts w:ascii="Times New Roman" w:eastAsia="Times New Roman" w:hAnsi="Times New Roman" w:cs="Times New Roman"/>
+          <w:color w:val="000000"/>
+          <w:sz w:val="28"/>
+          <w:szCs w:val="28"/>
+          <w:lang w:eastAsia="ru-RU"/>
+        </w:rPr>
+        <w:t>На рисунке 5 представлена диаграмма вариантов использования.</w:t>
+      </w:r>
+    </w:p>
+    <w:p>
+      <w:pPr>
+        <w:spacing w:line="360" w:lineRule="auto"/>
+        <w:ind w:firstLine="709"/>
+        <w:rPr>
+          <w:rFonts w:ascii="Times New Roman" w:eastAsia="Times New Roman" w:hAnsi="Times New Roman" w:cs="Times New Roman"/>
+          <w:color w:val="000000"/>
+          <w:sz w:val="28"/>
+          <w:szCs w:val="28"/>
+          <w:lang w:eastAsia="ru-RU"/>
+        </w:rPr>
+      </w:pPr>
+      <w:r>
+        <w:rPr>
+          <w:rFonts w:ascii="Times New Roman" w:eastAsia="Times New Roman" w:hAnsi="Times New Roman" w:cs="Times New Roman"/>
+          <w:color w:val="000000"/>
+          <w:sz w:val="28"/>
+          <w:szCs w:val="28"/>
+          <w:lang w:eastAsia="ru-RU"/>
+        </w:rPr>
+        <w:t xml:space="preserve">Для более детального описания взаимодействия пользователя используют сценарии использования - </w:t>
+      </w:r>
+      <w:r>
+        <w:rPr>
+          <w:rFonts w:ascii="Times New Roman" w:eastAsia="Times New Roman" w:hAnsi="Times New Roman" w:cs="Times New Roman"/>
+          <w:color w:val="000000"/>
+          <w:sz w:val="28"/>
+          <w:szCs w:val="28"/>
+          <w:lang w:eastAsia="ru-RU"/>
+        </w:rPr>
+        <w:t>описание взаимодействия пользователя с системой для достижения конкретной цели</w:t>
+      </w:r>
+      <w:r>
+        <w:rPr>
+          <w:rFonts w:ascii="Times New Roman" w:eastAsia="Times New Roman" w:hAnsi="Times New Roman" w:cs="Times New Roman"/>
+          <w:color w:val="000000"/>
+          <w:sz w:val="28"/>
+          <w:szCs w:val="28"/>
+          <w:lang w:eastAsia="ru-RU"/>
+        </w:rPr>
+        <w:t>.</w:t>
+      </w:r>
+    </w:p>
+    <w:p>
+      <w:pPr>
+        <w:spacing w:line="360" w:lineRule="auto"/>
+        <w:ind w:firstLine="709"/>
+        <w:rPr>
+          <w:rFonts w:ascii="Times New Roman" w:eastAsia="Times New Roman" w:hAnsi="Times New Roman" w:cs="Times New Roman"/>
+          <w:color w:val="000000"/>
+          <w:sz w:val="28"/>
+          <w:szCs w:val="28"/>
+          <w:lang w:eastAsia="ru-RU"/>
+        </w:rPr>
+      </w:pPr>
+      <w:r>
+        <w:rPr>
+          <w:rFonts w:ascii="Times New Roman" w:eastAsia="Times New Roman" w:hAnsi="Times New Roman" w:cs="Times New Roman"/>
+          <w:color w:val="000000"/>
+          <w:sz w:val="28"/>
+          <w:szCs w:val="28"/>
+          <w:lang w:eastAsia="ru-RU"/>
+        </w:rPr>
+        <w:t>Рассмотрим некоторые сценарии использования.</w:t>
+      </w:r>
+    </w:p>
+    <w:p>
+      <w:pPr>
+        <w:spacing w:line="360" w:lineRule="auto"/>
+        <w:ind w:firstLine="709"/>
+        <w:rPr>
+          <w:rFonts w:ascii="Times New Roman" w:eastAsia="Times New Roman" w:hAnsi="Times New Roman" w:cs="Times New Roman"/>
+          <w:color w:val="000000"/>
+          <w:sz w:val="28"/>
+          <w:szCs w:val="28"/>
+          <w:lang w:eastAsia="ru-RU"/>
+        </w:rPr>
+      </w:pPr>
+      <w:r>
+        <w:rPr>
+          <w:rFonts w:ascii="Times New Roman" w:eastAsia="Times New Roman" w:hAnsi="Times New Roman" w:cs="Times New Roman"/>
+          <w:color w:val="000000"/>
+          <w:sz w:val="28"/>
+          <w:szCs w:val="28"/>
+          <w:lang w:eastAsia="ru-RU"/>
+        </w:rPr>
+        <w:t>Сценарий для варианта использования: «Зарегистрироваться в системе»:</w:t>
+      </w:r>
+    </w:p>
+    <w:p>
+      <w:pPr>
+        <w:spacing w:line="360" w:lineRule="auto"/>
+        <w:ind w:firstLine="709"/>
+        <w:rPr>
+          <w:rFonts w:ascii="Times New Roman" w:eastAsia="Times New Roman" w:hAnsi="Times New Roman" w:cs="Times New Roman"/>
+          <w:color w:val="000000"/>
+          <w:sz w:val="28"/>
+          <w:szCs w:val="28"/>
+          <w:lang w:eastAsia="ru-RU"/>
+        </w:rPr>
+      </w:pPr>
+      <w:r>
+        <w:rPr>
+          <w:rFonts w:ascii="Times New Roman" w:eastAsia="Times New Roman" w:hAnsi="Times New Roman" w:cs="Times New Roman"/>
+          <w:color w:val="000000"/>
+          <w:sz w:val="28"/>
+          <w:szCs w:val="28"/>
+          <w:lang w:eastAsia="ru-RU"/>
+        </w:rPr>
+        <w:t>Вариант использования: Зарегистрироваться в системе.</w:t>
+      </w:r>
+    </w:p>
+    <w:p>
+      <w:pPr>
+        <w:spacing w:line="360" w:lineRule="auto"/>
+        <w:jc w:val="center"/>
+        <w:rPr>
+          <w:rFonts w:ascii="Times New Roman" w:eastAsia="Times New Roman" w:hAnsi="Times New Roman" w:cs="Times New Roman"/>
+          <w:color w:val="000000"/>
+          <w:sz w:val="28"/>
+          <w:szCs w:val="28"/>
+          <w:lang w:eastAsia="ru-RU"/>
+        </w:rPr>
+      </w:pPr>
+      <w:r>
+        <w:rPr>
+          <w:rFonts w:ascii="Times New Roman" w:eastAsia="Times New Roman" w:hAnsi="Times New Roman" w:cs="Times New Roman"/>
+          <w:noProof/>
+          <w:color w:val="000000"/>
+          <w:sz w:val="28"/>
+          <w:szCs w:val="28"/>
+          <w:lang w:eastAsia="ru-RU"/>
+        </w:rPr>
+        <w:lastRenderedPageBreak/>
+        <w:drawing>
+          <wp:inline distT="0" distB="0" distL="0" distR="0" wp14:anchorId="4BE5CFA4" wp14:editId="4A5BAF54">
+            <wp:extent cx="5105400" cy="4580929"/>
+            <wp:effectExtent l="0" t="0" r="0" b="0"/>
+            <wp:docPr id="1024112397" name="Рисунок 1"/>
+            <wp:cNvGraphicFramePr>
+              <a:graphicFrameLocks xmlns:a="http://schemas.openxmlformats.org/drawingml/2006/main" noChangeAspect="1"/>
+            </wp:cNvGraphicFramePr>
+            <a:graphic xmlns:a="http://schemas.openxmlformats.org/drawingml/2006/main">
+              <a:graphicData uri="http://schemas.openxmlformats.org/drawingml/2006/picture">
+                <pic:pic xmlns:pic="http://schemas.openxmlformats.org/drawingml/2006/picture">
+                  <pic:nvPicPr>
+                    <pic:cNvPr id="0" name="Picture 1"/>
+                    <pic:cNvPicPr>
+                      <a:picLocks noChangeAspect="1" noChangeArrowheads="1"/>
+                    </pic:cNvPicPr>
+                  </pic:nvPicPr>
+                  <pic:blipFill>
+                    <a:blip r:embed="rId12">
+                      <a:extLst>
+                        <a:ext uri="{28A0092B-C50C-407E-A947-70E740481C1C}">
+                          <a14:useLocalDpi xmlns:a14="http://schemas.microsoft.com/office/drawing/2010/main" val="0"/>
+                        </a:ext>
+                      </a:extLst>
+                    </a:blip>
+                    <a:srcRect/>
+                    <a:stretch>
+                      <a:fillRect/>
+                    </a:stretch>
+                  </pic:blipFill>
+                  <pic:spPr bwMode="auto">
+                    <a:xfrm>
+                      <a:off x="0" y="0"/>
+                      <a:ext cx="5115777" cy="4590240"/>
+                    </a:xfrm>
+                    <a:prstGeom prst="rect">
+                      <a:avLst/>
+                    </a:prstGeom>
+                    <a:noFill/>
+                    <a:ln>
+                      <a:noFill/>
+                    </a:ln>
+                  </pic:spPr>
+                </pic:pic>
+              </a:graphicData>
+            </a:graphic>
+          </wp:inline>
+        </w:drawing>
+      </w:r>
+    </w:p>
+    <w:p>
+      <w:pPr>
+        <w:spacing w:line="360" w:lineRule="auto"/>
+        <w:jc w:val="center"/>
+        <w:rPr>
+          <w:rFonts w:ascii="Times New Roman" w:eastAsia="Times New Roman" w:hAnsi="Times New Roman" w:cs="Times New Roman"/>
+          <w:color w:val="000000"/>
+          <w:sz w:val="28"/>
+          <w:szCs w:val="28"/>
+          <w:lang w:eastAsia="ru-RU"/>
+        </w:rPr>
+      </w:pPr>
+      <w:r>
+        <w:rPr>
+          <w:rFonts w:ascii="Times New Roman" w:eastAsia="Times New Roman" w:hAnsi="Times New Roman" w:cs="Times New Roman"/>
+          <w:color w:val="000000"/>
+          <w:sz w:val="28"/>
+          <w:szCs w:val="28"/>
+          <w:lang w:eastAsia="ru-RU"/>
+        </w:rPr>
+        <w:t>Рисунок 5 – Диаграмма вариантов использования</w:t>
+      </w:r>
+    </w:p>
+    <w:p>
+      <w:pPr>
+        <w:spacing w:line="360" w:lineRule="auto"/>
+        <w:ind w:firstLine="709"/>
+        <w:rPr>
+          <w:rFonts w:ascii="Times New Roman" w:eastAsia="Times New Roman" w:hAnsi="Times New Roman" w:cs="Times New Roman"/>
+          <w:color w:val="000000"/>
+          <w:sz w:val="28"/>
+          <w:szCs w:val="28"/>
+          <w:lang w:eastAsia="ru-RU"/>
+        </w:rPr>
+      </w:pPr>
+      <w:r>
+        <w:rPr>
+          <w:rFonts w:ascii="Times New Roman" w:eastAsia="Times New Roman" w:hAnsi="Times New Roman" w:cs="Times New Roman"/>
+          <w:color w:val="000000"/>
+          <w:sz w:val="28"/>
+          <w:szCs w:val="28"/>
+          <w:lang w:eastAsia="ru-RU"/>
+        </w:rPr>
+        <w:t>Краткое описание: Позволяет пользователю зарегистрироваться в системе.</w:t>
+      </w:r>
+    </w:p>
+    <w:p>
+      <w:pPr>
+        <w:spacing w:line="360" w:lineRule="auto"/>
+        <w:ind w:firstLine="709"/>
+        <w:rPr>
+          <w:rFonts w:ascii="Times New Roman" w:eastAsia="Times New Roman" w:hAnsi="Times New Roman" w:cs="Times New Roman"/>
+          <w:color w:val="000000"/>
+          <w:sz w:val="28"/>
+          <w:szCs w:val="28"/>
+          <w:lang w:eastAsia="ru-RU"/>
+        </w:rPr>
+      </w:pPr>
+      <w:r>
+        <w:rPr>
+          <w:rFonts w:ascii="Times New Roman" w:eastAsia="Times New Roman" w:hAnsi="Times New Roman" w:cs="Times New Roman"/>
+          <w:color w:val="000000"/>
+          <w:sz w:val="28"/>
+          <w:szCs w:val="28"/>
+          <w:lang w:eastAsia="ru-RU"/>
+        </w:rPr>
+        <w:t>Актант: Пользователь.</w:t>
+      </w:r>
+    </w:p>
+    <w:p>
+      <w:pPr>
+        <w:spacing w:line="360" w:lineRule="auto"/>
+        <w:ind w:firstLine="709"/>
+        <w:rPr>
+          <w:rFonts w:ascii="Times New Roman" w:eastAsia="Times New Roman" w:hAnsi="Times New Roman" w:cs="Times New Roman"/>
+          <w:color w:val="000000"/>
+          <w:sz w:val="28"/>
+          <w:szCs w:val="28"/>
+          <w:lang w:eastAsia="ru-RU"/>
+        </w:rPr>
+      </w:pPr>
+      <w:r>
+        <w:rPr>
+          <w:rFonts w:ascii="Times New Roman" w:eastAsia="Times New Roman" w:hAnsi="Times New Roman" w:cs="Times New Roman"/>
+          <w:color w:val="000000"/>
+          <w:sz w:val="28"/>
+          <w:szCs w:val="28"/>
+          <w:lang w:eastAsia="ru-RU"/>
+        </w:rPr>
+        <w:t>Предусловие: Пользователь успешно попал на страницу авторизации в системе.</w:t>
+      </w:r>
+    </w:p>
+    <w:p>
+      <w:pPr>
+        <w:spacing w:line="360" w:lineRule="auto"/>
+        <w:ind w:firstLine="709"/>
+        <w:rPr>
+          <w:rFonts w:ascii="Times New Roman" w:eastAsia="Times New Roman" w:hAnsi="Times New Roman" w:cs="Times New Roman"/>
+          <w:color w:val="000000"/>
+          <w:sz w:val="28"/>
+          <w:szCs w:val="28"/>
+          <w:lang w:eastAsia="ru-RU"/>
+        </w:rPr>
+      </w:pPr>
+      <w:r>
+        <w:rPr>
+          <w:rFonts w:ascii="Times New Roman" w:eastAsia="Times New Roman" w:hAnsi="Times New Roman" w:cs="Times New Roman"/>
+          <w:color w:val="000000"/>
+          <w:sz w:val="28"/>
+          <w:szCs w:val="28"/>
+          <w:lang w:eastAsia="ru-RU"/>
+        </w:rPr>
+        <w:t>Основной поток событий:</w:t>
+      </w:r>
+    </w:p>
+    <w:p>
+      <w:pPr>
+        <w:spacing w:line="360" w:lineRule="auto"/>
+        <w:ind w:firstLine="709"/>
+        <w:rPr>
+          <w:rFonts w:ascii="Times New Roman" w:eastAsia="Times New Roman" w:hAnsi="Times New Roman" w:cs="Times New Roman"/>
+          <w:color w:val="000000"/>
+          <w:sz w:val="28"/>
+          <w:szCs w:val="28"/>
+          <w:lang w:eastAsia="ru-RU"/>
+        </w:rPr>
+      </w:pPr>
+      <w:r>
+        <w:rPr>
+          <w:rFonts w:ascii="Times New Roman" w:eastAsia="Times New Roman" w:hAnsi="Times New Roman" w:cs="Times New Roman"/>
+          <w:color w:val="000000"/>
+          <w:sz w:val="28"/>
+          <w:szCs w:val="28"/>
+          <w:lang w:eastAsia="ru-RU"/>
+        </w:rPr>
+        <w:t>1) Пользователь наводится курсором по ссылке «Зарегистрироваться» в нижней части формы авторизации и нажимает на неё;</w:t>
+      </w:r>
+    </w:p>
+    <w:p>
+      <w:pPr>
+        <w:spacing w:line="360" w:lineRule="auto"/>
+        <w:ind w:firstLine="709"/>
+        <w:rPr>
+          <w:rFonts w:ascii="Times New Roman" w:eastAsia="Times New Roman" w:hAnsi="Times New Roman" w:cs="Times New Roman"/>
+          <w:color w:val="000000"/>
+          <w:sz w:val="28"/>
+          <w:szCs w:val="28"/>
+          <w:lang w:eastAsia="ru-RU"/>
+        </w:rPr>
+      </w:pPr>
+      <w:r>
+        <w:rPr>
+          <w:rFonts w:ascii="Times New Roman" w:eastAsia="Times New Roman" w:hAnsi="Times New Roman" w:cs="Times New Roman"/>
+          <w:color w:val="000000"/>
+          <w:sz w:val="28"/>
+          <w:szCs w:val="28"/>
+          <w:lang w:eastAsia="ru-RU"/>
+        </w:rPr>
+        <w:t>2) Пользователь заполняет все необходимые поля и нажимает на кнопку</w:t>
+      </w:r>
+      <w:r>
+        <w:rPr>
+          <w:rFonts w:ascii="Times New Roman" w:eastAsia="Times New Roman" w:hAnsi="Times New Roman" w:cs="Times New Roman"/>
+          <w:color w:val="000000"/>
+          <w:sz w:val="28"/>
+          <w:szCs w:val="28"/>
+          <w:lang w:eastAsia="ru-RU"/>
+        </w:rPr>
+        <w:t xml:space="preserve"> </w:t>
+      </w:r>
+      <w:r>
+        <w:rPr>
+          <w:rFonts w:ascii="Times New Roman" w:eastAsia="Times New Roman" w:hAnsi="Times New Roman" w:cs="Times New Roman"/>
+          <w:color w:val="000000"/>
+          <w:sz w:val="28"/>
+          <w:szCs w:val="28"/>
+          <w:lang w:eastAsia="ru-RU"/>
+        </w:rPr>
+        <w:t>«Зарегистрироваться»;</w:t>
+      </w:r>
+    </w:p>
+    <w:p>
+      <w:pPr>
+        <w:spacing w:line="360" w:lineRule="auto"/>
+        <w:ind w:firstLine="709"/>
+        <w:rPr>
+          <w:rFonts w:ascii="Times New Roman" w:eastAsia="Times New Roman" w:hAnsi="Times New Roman" w:cs="Times New Roman"/>
+          <w:color w:val="000000"/>
+          <w:sz w:val="28"/>
+          <w:szCs w:val="28"/>
+          <w:lang w:eastAsia="ru-RU"/>
+        </w:rPr>
+      </w:pPr>
+      <w:r>
+        <w:rPr>
+          <w:rFonts w:ascii="Times New Roman" w:eastAsia="Times New Roman" w:hAnsi="Times New Roman" w:cs="Times New Roman"/>
+          <w:color w:val="000000"/>
+          <w:sz w:val="28"/>
+          <w:szCs w:val="28"/>
+          <w:lang w:eastAsia="ru-RU"/>
+        </w:rPr>
+        <w:t>Альтернативы:</w:t>
+      </w:r>
+    </w:p>
+    <w:p>
+      <w:pPr>
+        <w:spacing w:line="360" w:lineRule="auto"/>
+        <w:ind w:firstLine="709"/>
+        <w:rPr>
+          <w:rFonts w:ascii="Times New Roman" w:eastAsia="Times New Roman" w:hAnsi="Times New Roman" w:cs="Times New Roman"/>
+          <w:color w:val="000000"/>
+          <w:sz w:val="28"/>
+          <w:szCs w:val="28"/>
+          <w:lang w:eastAsia="ru-RU"/>
+        </w:rPr>
+      </w:pPr>
+      <w:r>
+        <w:rPr>
+          <w:rFonts w:ascii="Times New Roman" w:eastAsia="Times New Roman" w:hAnsi="Times New Roman" w:cs="Times New Roman"/>
+          <w:color w:val="000000"/>
+          <w:sz w:val="28"/>
+          <w:szCs w:val="28"/>
+          <w:lang w:eastAsia="ru-RU"/>
+        </w:rPr>
+        <w:lastRenderedPageBreak/>
+        <w:t>А1: Пользователь видит перед собой ошибку, что пользователь с таким же логином уже существует;</w:t>
+      </w:r>
+    </w:p>
+    <w:p>
+      <w:pPr>
+        <w:spacing w:line="360" w:lineRule="auto"/>
+        <w:ind w:firstLine="709"/>
+        <w:rPr>
+          <w:rFonts w:ascii="Times New Roman" w:eastAsia="Times New Roman" w:hAnsi="Times New Roman" w:cs="Times New Roman"/>
+          <w:color w:val="000000"/>
+          <w:sz w:val="28"/>
+          <w:szCs w:val="28"/>
+          <w:lang w:eastAsia="ru-RU"/>
+        </w:rPr>
+      </w:pPr>
+      <w:r>
+        <w:rPr>
+          <w:rFonts w:ascii="Times New Roman" w:eastAsia="Times New Roman" w:hAnsi="Times New Roman" w:cs="Times New Roman"/>
+          <w:color w:val="000000"/>
+          <w:sz w:val="28"/>
+          <w:szCs w:val="28"/>
+          <w:lang w:eastAsia="ru-RU"/>
+        </w:rPr>
+        <w:t>А2: Кнопка «Зарегистрироваться» неактивна, из-за нарушенной валидации.</w:t>
+      </w:r>
+    </w:p>
+    <w:p>
+      <w:pPr>
+        <w:spacing w:line="360" w:lineRule="auto"/>
+        <w:ind w:firstLine="709"/>
+        <w:rPr>
+          <w:rFonts w:ascii="Times New Roman" w:eastAsia="Times New Roman" w:hAnsi="Times New Roman" w:cs="Times New Roman"/>
+          <w:color w:val="000000"/>
+          <w:sz w:val="28"/>
+          <w:szCs w:val="28"/>
+          <w:lang w:eastAsia="ru-RU"/>
+        </w:rPr>
+      </w:pPr>
+      <w:r>
+        <w:rPr>
+          <w:rFonts w:ascii="Times New Roman" w:eastAsia="Times New Roman" w:hAnsi="Times New Roman" w:cs="Times New Roman"/>
+          <w:color w:val="000000"/>
+          <w:sz w:val="28"/>
+          <w:szCs w:val="28"/>
+          <w:lang w:eastAsia="ru-RU"/>
+        </w:rPr>
+        <w:t xml:space="preserve">3) </w:t>
+      </w:r>
+      <w:r>
+        <w:rPr>
+          <w:rFonts w:ascii="Times New Roman" w:eastAsia="Times New Roman" w:hAnsi="Times New Roman" w:cs="Times New Roman"/>
+          <w:color w:val="000000"/>
+          <w:sz w:val="28"/>
+          <w:szCs w:val="28"/>
+          <w:lang w:eastAsia="ru-RU"/>
+        </w:rPr>
+        <w:t>В случае успеха, пользователь перенаправляется на страницу входа.</w:t>
+      </w:r>
+    </w:p>
+    <w:p>
+      <w:pPr>
+        <w:spacing w:line="360" w:lineRule="auto"/>
+        <w:ind w:firstLine="709"/>
+        <w:rPr>
+          <w:rFonts w:ascii="Times New Roman" w:eastAsia="Times New Roman" w:hAnsi="Times New Roman" w:cs="Times New Roman"/>
+          <w:color w:val="000000"/>
+          <w:sz w:val="28"/>
+          <w:szCs w:val="28"/>
+          <w:lang w:eastAsia="ru-RU"/>
+        </w:rPr>
+      </w:pPr>
+      <w:r>
+        <w:rPr>
+          <w:rFonts w:ascii="Times New Roman" w:eastAsia="Times New Roman" w:hAnsi="Times New Roman" w:cs="Times New Roman"/>
+          <w:color w:val="000000"/>
+          <w:sz w:val="28"/>
+          <w:szCs w:val="28"/>
+          <w:lang w:eastAsia="ru-RU"/>
+        </w:rPr>
+        <w:t>Постусловия: Пользователь успешно зарегистрировался и теперь может войти в систему.</w:t>
+      </w:r>
+    </w:p>
+    <w:p>
+      <w:pPr>
+        <w:spacing w:line="360" w:lineRule="auto"/>
+        <w:ind w:firstLine="709"/>
+        <w:rPr>
+          <w:rFonts w:ascii="Times New Roman" w:eastAsia="Times New Roman" w:hAnsi="Times New Roman" w:cs="Times New Roman"/>
+          <w:color w:val="000000"/>
+          <w:sz w:val="28"/>
+          <w:szCs w:val="28"/>
+          <w:lang w:eastAsia="ru-RU"/>
+        </w:rPr>
+      </w:pPr>
+      <w:r>
+        <w:rPr>
+          <w:rFonts w:ascii="Times New Roman" w:eastAsia="Times New Roman" w:hAnsi="Times New Roman" w:cs="Times New Roman"/>
+          <w:color w:val="000000"/>
+          <w:sz w:val="28"/>
+          <w:szCs w:val="28"/>
+          <w:lang w:eastAsia="ru-RU"/>
+        </w:rPr>
+        <w:t>Сценарий для варианта использования: «Изменить пароль пользователя»:</w:t>
+      </w:r>
+    </w:p>
+    <w:p>
+      <w:pPr>
+        <w:spacing w:line="360" w:lineRule="auto"/>
+        <w:ind w:firstLine="709"/>
+        <w:rPr>
+          <w:rFonts w:ascii="Times New Roman" w:eastAsia="Times New Roman" w:hAnsi="Times New Roman" w:cs="Times New Roman"/>
+          <w:color w:val="000000"/>
+          <w:sz w:val="28"/>
+          <w:szCs w:val="28"/>
+          <w:lang w:eastAsia="ru-RU"/>
+        </w:rPr>
+      </w:pPr>
+      <w:r>
+        <w:rPr>
+          <w:rFonts w:ascii="Times New Roman" w:eastAsia="Times New Roman" w:hAnsi="Times New Roman" w:cs="Times New Roman"/>
+          <w:color w:val="000000"/>
+          <w:sz w:val="28"/>
+          <w:szCs w:val="28"/>
+          <w:lang w:eastAsia="ru-RU"/>
+        </w:rPr>
+        <w:t>Вариант использования: Изменить пароль пользователя.</w:t>
+      </w:r>
+    </w:p>
+    <w:p>
+      <w:pPr>
+        <w:spacing w:line="360" w:lineRule="auto"/>
+        <w:ind w:firstLine="709"/>
+        <w:rPr>
+          <w:rFonts w:ascii="Times New Roman" w:eastAsia="Times New Roman" w:hAnsi="Times New Roman" w:cs="Times New Roman"/>
+          <w:color w:val="000000"/>
+          <w:sz w:val="28"/>
+          <w:szCs w:val="28"/>
+          <w:lang w:eastAsia="ru-RU"/>
+        </w:rPr>
+      </w:pPr>
+      <w:r>
+        <w:rPr>
+          <w:rFonts w:ascii="Times New Roman" w:eastAsia="Times New Roman" w:hAnsi="Times New Roman" w:cs="Times New Roman"/>
+          <w:color w:val="000000"/>
+          <w:sz w:val="28"/>
+          <w:szCs w:val="28"/>
+          <w:lang w:eastAsia="ru-RU"/>
+        </w:rPr>
+        <w:t>Краткое описание: Позволяет администратору поменять пароль у другого пользователя.</w:t>
+      </w:r>
+    </w:p>
+    <w:p>
+      <w:pPr>
+        <w:spacing w:line="360" w:lineRule="auto"/>
+        <w:ind w:firstLine="709"/>
+        <w:rPr>
+          <w:rFonts w:ascii="Times New Roman" w:eastAsia="Times New Roman" w:hAnsi="Times New Roman" w:cs="Times New Roman"/>
+          <w:color w:val="000000"/>
+          <w:sz w:val="28"/>
+          <w:szCs w:val="28"/>
+          <w:lang w:eastAsia="ru-RU"/>
+        </w:rPr>
+      </w:pPr>
+      <w:r>
+        <w:rPr>
+          <w:rFonts w:ascii="Times New Roman" w:eastAsia="Times New Roman" w:hAnsi="Times New Roman" w:cs="Times New Roman"/>
+          <w:color w:val="000000"/>
+          <w:sz w:val="28"/>
+          <w:szCs w:val="28"/>
+          <w:lang w:eastAsia="ru-RU"/>
+        </w:rPr>
+        <w:t>Актант: Администратор.</w:t>
+      </w:r>
+    </w:p>
+    <w:p>
+      <w:pPr>
+        <w:spacing w:line="360" w:lineRule="auto"/>
+        <w:ind w:firstLine="709"/>
+        <w:rPr>
+          <w:rFonts w:ascii="Times New Roman" w:eastAsia="Times New Roman" w:hAnsi="Times New Roman" w:cs="Times New Roman"/>
+          <w:color w:val="000000"/>
+          <w:sz w:val="28"/>
+          <w:szCs w:val="28"/>
+          <w:lang w:eastAsia="ru-RU"/>
+        </w:rPr>
+      </w:pPr>
+      <w:r>
+        <w:rPr>
+          <w:rFonts w:ascii="Times New Roman" w:eastAsia="Times New Roman" w:hAnsi="Times New Roman" w:cs="Times New Roman"/>
+          <w:color w:val="000000"/>
+          <w:sz w:val="28"/>
+          <w:szCs w:val="28"/>
+          <w:lang w:eastAsia="ru-RU"/>
+        </w:rPr>
+        <w:t>Предусловие: Пользователь с ролью «Администратор» успешно вошел в систему.</w:t>
+      </w:r>
+    </w:p>
+    <w:p>
+      <w:pPr>
+        <w:spacing w:line="360" w:lineRule="auto"/>
+        <w:ind w:firstLine="709"/>
+        <w:rPr>
+          <w:rFonts w:ascii="Times New Roman" w:eastAsia="Times New Roman" w:hAnsi="Times New Roman" w:cs="Times New Roman"/>
+          <w:color w:val="000000"/>
+          <w:sz w:val="28"/>
+          <w:szCs w:val="28"/>
+          <w:lang w:eastAsia="ru-RU"/>
+        </w:rPr>
+      </w:pPr>
+      <w:r>
+        <w:rPr>
+          <w:rFonts w:ascii="Times New Roman" w:eastAsia="Times New Roman" w:hAnsi="Times New Roman" w:cs="Times New Roman"/>
+          <w:color w:val="000000"/>
+          <w:sz w:val="28"/>
+          <w:szCs w:val="28"/>
+          <w:lang w:eastAsia="ru-RU"/>
+        </w:rPr>
+        <w:t xml:space="preserve">Основной поток событий: </w:t>
+      </w:r>
+    </w:p>
+    <w:p>
+      <w:pPr>
+        <w:spacing w:line="360" w:lineRule="auto"/>
+        <w:ind w:firstLine="709"/>
+        <w:rPr>
+          <w:rFonts w:ascii="Times New Roman" w:eastAsia="Times New Roman" w:hAnsi="Times New Roman" w:cs="Times New Roman"/>
+          <w:color w:val="000000"/>
+          <w:sz w:val="28"/>
+          <w:szCs w:val="28"/>
+          <w:lang w:eastAsia="ru-RU"/>
+        </w:rPr>
+      </w:pPr>
+      <w:r>
+        <w:rPr>
+          <w:rFonts w:ascii="Times New Roman" w:eastAsia="Times New Roman" w:hAnsi="Times New Roman" w:cs="Times New Roman"/>
+          <w:color w:val="000000"/>
+          <w:sz w:val="28"/>
+          <w:szCs w:val="28"/>
+          <w:lang w:eastAsia="ru-RU"/>
+        </w:rPr>
+        <w:t>1) Администратор нажимает на кнопку «Все пользователи</w:t>
+      </w:r>
+      <w:r>
+        <w:rPr>
+          <w:rFonts w:ascii="Times New Roman" w:eastAsia="Times New Roman" w:hAnsi="Times New Roman" w:cs="Times New Roman"/>
+          <w:color w:val="000000"/>
+          <w:sz w:val="28"/>
+          <w:szCs w:val="28"/>
+          <w:lang w:eastAsia="ru-RU"/>
+        </w:rPr>
+        <w:t>»;</w:t>
+      </w:r>
+    </w:p>
+    <w:p>
+      <w:pPr>
+        <w:spacing w:line="360" w:lineRule="auto"/>
+        <w:ind w:firstLine="709"/>
+        <w:rPr>
+          <w:rFonts w:ascii="Times New Roman" w:eastAsia="Times New Roman" w:hAnsi="Times New Roman" w:cs="Times New Roman"/>
+          <w:color w:val="000000"/>
+          <w:sz w:val="28"/>
+          <w:szCs w:val="28"/>
+          <w:lang w:eastAsia="ru-RU"/>
+        </w:rPr>
+      </w:pPr>
+      <w:r>
+        <w:rPr>
+          <w:rFonts w:ascii="Times New Roman" w:eastAsia="Times New Roman" w:hAnsi="Times New Roman" w:cs="Times New Roman"/>
+          <w:color w:val="000000"/>
+          <w:sz w:val="28"/>
+          <w:szCs w:val="28"/>
+          <w:lang w:eastAsia="ru-RU"/>
+        </w:rPr>
+        <w:t>2) Администратор видит перед собой список всех пользователей системы;</w:t>
+      </w:r>
+    </w:p>
+    <w:p>
+      <w:pPr>
+        <w:spacing w:line="360" w:lineRule="auto"/>
+        <w:ind w:firstLine="709"/>
+        <w:rPr>
+          <w:rFonts w:ascii="Times New Roman" w:eastAsia="Times New Roman" w:hAnsi="Times New Roman" w:cs="Times New Roman"/>
+          <w:color w:val="000000"/>
+          <w:sz w:val="28"/>
+          <w:szCs w:val="28"/>
+          <w:lang w:eastAsia="ru-RU"/>
+        </w:rPr>
+      </w:pPr>
+      <w:r>
+        <w:rPr>
+          <w:rFonts w:ascii="Times New Roman" w:eastAsia="Times New Roman" w:hAnsi="Times New Roman" w:cs="Times New Roman"/>
+          <w:color w:val="000000"/>
+          <w:sz w:val="28"/>
+          <w:szCs w:val="28"/>
+          <w:lang w:eastAsia="ru-RU"/>
+        </w:rPr>
+        <w:t>3) Администратор выбирает пользователя и нажимает на кнопку «Изменить пароль»;</w:t>
+      </w:r>
+    </w:p>
+    <w:p>
+      <w:pPr>
+        <w:spacing w:line="360" w:lineRule="auto"/>
+        <w:ind w:firstLine="709"/>
+        <w:rPr>
+          <w:rFonts w:ascii="Times New Roman" w:eastAsia="Times New Roman" w:hAnsi="Times New Roman" w:cs="Times New Roman"/>
+          <w:color w:val="000000"/>
+          <w:sz w:val="28"/>
+          <w:szCs w:val="28"/>
+          <w:lang w:eastAsia="ru-RU"/>
+        </w:rPr>
+      </w:pPr>
+      <w:r>
+        <w:rPr>
+          <w:rFonts w:ascii="Times New Roman" w:eastAsia="Times New Roman" w:hAnsi="Times New Roman" w:cs="Times New Roman"/>
+          <w:color w:val="000000"/>
+          <w:sz w:val="28"/>
+          <w:szCs w:val="28"/>
+          <w:lang w:eastAsia="ru-RU"/>
+        </w:rPr>
+        <w:t>4) Задается новый пароль для выбранного пользователя;</w:t>
+      </w:r>
+    </w:p>
+    <w:p>
+      <w:pPr>
+        <w:spacing w:line="360" w:lineRule="auto"/>
+        <w:ind w:firstLine="709"/>
+        <w:rPr>
+          <w:rFonts w:ascii="Times New Roman" w:eastAsia="Times New Roman" w:hAnsi="Times New Roman" w:cs="Times New Roman"/>
+          <w:color w:val="000000"/>
+          <w:sz w:val="28"/>
+          <w:szCs w:val="28"/>
+          <w:lang w:eastAsia="ru-RU"/>
+        </w:rPr>
+      </w:pPr>
+      <w:r>
+        <w:rPr>
+          <w:rFonts w:ascii="Times New Roman" w:eastAsia="Times New Roman" w:hAnsi="Times New Roman" w:cs="Times New Roman"/>
+          <w:color w:val="000000"/>
+          <w:sz w:val="28"/>
+          <w:szCs w:val="28"/>
+          <w:lang w:eastAsia="ru-RU"/>
+        </w:rPr>
+        <w:t>Альтернативы:</w:t>
+      </w:r>
+    </w:p>
+    <w:p>
+      <w:pPr>
+        <w:spacing w:line="360" w:lineRule="auto"/>
+        <w:ind w:firstLine="709"/>
+        <w:rPr>
+          <w:rFonts w:ascii="Times New Roman" w:eastAsia="Times New Roman" w:hAnsi="Times New Roman" w:cs="Times New Roman"/>
+          <w:color w:val="000000"/>
+          <w:sz w:val="28"/>
+          <w:szCs w:val="28"/>
+          <w:lang w:eastAsia="ru-RU"/>
+        </w:rPr>
+      </w:pPr>
+      <w:r>
+        <w:rPr>
+          <w:rFonts w:ascii="Times New Roman" w:eastAsia="Times New Roman" w:hAnsi="Times New Roman" w:cs="Times New Roman"/>
+          <w:color w:val="000000"/>
+          <w:sz w:val="28"/>
+          <w:szCs w:val="28"/>
+          <w:lang w:eastAsia="ru-RU"/>
+        </w:rPr>
+        <w:t>А1: Администратор отменяет смену пароля, нажатием на кнопку отмены.</w:t>
+      </w:r>
+    </w:p>
+    <w:p>
+      <w:pPr>
+        <w:spacing w:line="360" w:lineRule="auto"/>
+        <w:ind w:firstLine="709"/>
+        <w:rPr>
+          <w:rFonts w:ascii="Times New Roman" w:eastAsia="Times New Roman" w:hAnsi="Times New Roman" w:cs="Times New Roman"/>
+          <w:color w:val="000000"/>
+          <w:sz w:val="28"/>
+          <w:szCs w:val="28"/>
+          <w:lang w:eastAsia="ru-RU"/>
+        </w:rPr>
+      </w:pPr>
+      <w:r>
+        <w:rPr>
+          <w:rFonts w:ascii="Times New Roman" w:eastAsia="Times New Roman" w:hAnsi="Times New Roman" w:cs="Times New Roman"/>
+          <w:color w:val="000000"/>
+          <w:sz w:val="28"/>
+          <w:szCs w:val="28"/>
+          <w:lang w:eastAsia="ru-RU"/>
+        </w:rPr>
+        <w:lastRenderedPageBreak/>
+        <w:t>5) Администратор подтверждает смену пароля.</w:t>
+      </w:r>
+    </w:p>
+    <w:p>
+      <w:pPr>
+        <w:spacing w:line="360" w:lineRule="auto"/>
+        <w:ind w:firstLine="709"/>
+        <w:rPr>
+          <w:rFonts w:ascii="Times New Roman" w:eastAsia="Times New Roman" w:hAnsi="Times New Roman" w:cs="Times New Roman"/>
+          <w:color w:val="000000"/>
+          <w:sz w:val="28"/>
+          <w:szCs w:val="28"/>
+          <w:lang w:eastAsia="ru-RU"/>
+        </w:rPr>
+      </w:pPr>
+      <w:r>
+        <w:rPr>
+          <w:rFonts w:ascii="Times New Roman" w:eastAsia="Times New Roman" w:hAnsi="Times New Roman" w:cs="Times New Roman"/>
+          <w:color w:val="000000"/>
+          <w:sz w:val="28"/>
+          <w:szCs w:val="28"/>
+          <w:lang w:eastAsia="ru-RU"/>
+        </w:rPr>
+        <w:t>Постусловия: Пароль успешно изменен и пользователь может войти в свой профиль с новым паролем.</w:t>
+      </w:r>
+    </w:p>
+    <w:p>
+      <w:pPr>
+        <w:pStyle w:val="3"/>
+      </w:pPr>
+      <w:r>
+        <w:t>2.4.2 Диаграмма классов системы</w:t>
+      </w:r>
+      <w:bookmarkEnd w:id="18"/>
+    </w:p>
+    <w:p>
+      <w:pPr>
+        <w:pStyle w:val="3"/>
+      </w:pPr>
+      <w:bookmarkStart w:id="19" w:name="_Toc230951547"/>
+      <w:r>
+        <w:t>2.4.3 Диаграмма состояний (2 штука)</w:t>
+      </w:r>
+      <w:bookmarkEnd w:id="19"/>
+    </w:p>
+    <w:p>
+      <w:pPr>
+        <w:pStyle w:val="3"/>
+      </w:pPr>
+      <w:bookmarkStart w:id="20" w:name="_Toc230951548"/>
+      <w:r>
+        <w:t>2.4.4 Диаграмма деятельности (1)</w:t>
+      </w:r>
+      <w:bookmarkEnd w:id="20"/>
+    </w:p>
+    <w:p>
+      <w:pPr>
+        <w:pStyle w:val="3"/>
+      </w:pPr>
+      <w:bookmarkStart w:id="21" w:name="_Toc230951549"/>
+      <w:r>
+        <w:t>2.4.5 Диаграмма последовательности</w:t>
+      </w:r>
+      <w:bookmarkEnd w:id="21"/>
+      <w:r>
+        <w:t xml:space="preserve"> </w:t>
+      </w:r>
+    </w:p>
+    <w:p>
+      <w:pPr>
         <w:pStyle w:val="21"/>
       </w:pPr>
-      <w:bookmarkStart w:id="17" w:name="_Toc230951544"/>
-      <w:r>
-        <w:t>2.4 Проектирование информационно-логической системы</w:t>
-      </w:r>
-      <w:bookmarkEnd w:id="17"/>
+      <w:bookmarkStart w:id="22" w:name="_Toc230951550"/>
+      <w:r>
+        <w:t>2.5 Структура базы данных</w:t>
+      </w:r>
+      <w:bookmarkEnd w:id="22"/>
     </w:p>
     <w:p>
       <w:pPr>
         <w:pStyle w:val="3"/>
       </w:pPr>
-      <w:bookmarkStart w:id="18" w:name="_Toc230951545"/>
-      <w:r>
-        <w:t>2.4.1 Диаграмма вариантов использования (2 варианта)</w:t>
-      </w:r>
-      <w:bookmarkEnd w:id="18"/>
+      <w:bookmarkStart w:id="23" w:name="_Toc230951551"/>
+      <w:r>
+        <w:t>2.5.1 Логическая структура базы данных</w:t>
+      </w:r>
+      <w:bookmarkEnd w:id="23"/>
     </w:p>
     <w:p>
       <w:pPr>
         <w:pStyle w:val="3"/>
       </w:pPr>
-      <w:bookmarkStart w:id="19" w:name="_Toc230951546"/>
-      <w:r>
-        <w:t>2.4.2 Диаграмма классов системы</w:t>
-      </w:r>
-      <w:bookmarkEnd w:id="19"/>
-    </w:p>
-    <w:p>
-      <w:pPr>
-        <w:pStyle w:val="3"/>
-      </w:pPr>
-      <w:bookmarkStart w:id="20" w:name="_Toc230951547"/>
-      <w:r>
-        <w:t>2.4.3 Диаграмма состояний (2 штука)</w:t>
-      </w:r>
-      <w:bookmarkEnd w:id="20"/>
-    </w:p>
-    <w:p>
-      <w:pPr>
-        <w:pStyle w:val="3"/>
-      </w:pPr>
-      <w:bookmarkStart w:id="21" w:name="_Toc230951548"/>
-      <w:r>
-        <w:t>2.4.4 Диаграмма деятельности (1)</w:t>
-      </w:r>
-      <w:bookmarkEnd w:id="21"/>
-    </w:p>
-    <w:p>
-      <w:pPr>
-        <w:pStyle w:val="3"/>
-      </w:pPr>
-      <w:bookmarkStart w:id="22" w:name="_Toc230951549"/>
-      <w:r>
-        <w:t>2.4.5 Диаграмма последовательности</w:t>
-      </w:r>
-      <w:bookmarkEnd w:id="22"/>
-      <w:r>
-        <w:t xml:space="preserve"> </w:t>
-      </w:r>
+      <w:bookmarkStart w:id="24" w:name="_Toc230951552"/>
+      <w:r>
+        <w:t>2.5.2 Физическая структура базы данных</w:t>
+      </w:r>
+      <w:bookmarkEnd w:id="24"/>
     </w:p>
     <w:p>
       <w:pPr>
         <w:pStyle w:val="21"/>
       </w:pPr>
-      <w:bookmarkStart w:id="23" w:name="_Toc230951550"/>
-      <w:r>
-        <w:t>2.5 Структура базы данных</w:t>
-      </w:r>
-      <w:bookmarkEnd w:id="23"/>
-    </w:p>
-    <w:p>
-      <w:pPr>
-        <w:pStyle w:val="3"/>
-      </w:pPr>
-      <w:bookmarkStart w:id="24" w:name="_Toc230951551"/>
-      <w:r>
-        <w:t>2.5.1 Логическая структура базы данных</w:t>
-      </w:r>
-      <w:bookmarkEnd w:id="24"/>
-    </w:p>
-    <w:p>
-      <w:pPr>
-        <w:pStyle w:val="3"/>
-      </w:pPr>
-      <w:bookmarkStart w:id="25" w:name="_Toc230951552"/>
-      <w:r>
-        <w:lastRenderedPageBreak/>
-        <w:t>2.5.2 Физическая структура базы данных</w:t>
+      <w:bookmarkStart w:id="25" w:name="_Toc230951553"/>
+      <w:r>
+        <w:t>2.6 Описание основных алгоритмов системы</w:t>
+      </w:r>
+      <w:r>
+        <w:t xml:space="preserve"> (3)</w:t>
       </w:r>
       <w:bookmarkEnd w:id="25"/>
     </w:p>
     <w:p>
       <w:pPr>
-        <w:pStyle w:val="21"/>
-      </w:pPr>
-      <w:bookmarkStart w:id="26" w:name="_Toc230951553"/>
-      <w:r>
-        <w:t>2.6 Описание основных алгоритмов системы</w:t>
-      </w:r>
-      <w:r>
-        <w:t xml:space="preserve"> (3)</w:t>
+        <w:pStyle w:val="ab"/>
+      </w:pPr>
+      <w:bookmarkStart w:id="26" w:name="_Toc230951554"/>
+      <w:r>
+        <w:t xml:space="preserve">3 </w:t>
+      </w:r>
+      <w:r>
+        <w:t>Вычислительные эксперименты проверки эффективной программной реализации метода решения задачи</w:t>
       </w:r>
       <w:bookmarkEnd w:id="26"/>
-    </w:p>
-    <w:p>
-      <w:pPr>
-        <w:pStyle w:val="ab"/>
-      </w:pPr>
-      <w:bookmarkStart w:id="27" w:name="_Toc230951554"/>
-      <w:r>
-        <w:t xml:space="preserve">3 </w:t>
-      </w:r>
-      <w:r>
-        <w:t>Вычислительные эксперименты проверки эффективной программной реализации метода решения задачи</w:t>
-      </w:r>
-      <w:bookmarkEnd w:id="27"/>
     </w:p>
     <w:p>
       <w:pPr>
@@ -12834,11 +12582,11 @@
         <w:ind w:firstLine="0"/>
         <w:jc w:val="center"/>
       </w:pPr>
-      <w:bookmarkStart w:id="28" w:name="_Toc230951555"/>
+      <w:bookmarkStart w:id="27" w:name="_Toc230951555"/>
       <w:r>
         <w:t>СПИСОК ИСПОЛЬЗОВАННЫХ ИСТОЧНИКОВ</w:t>
       </w:r>
-      <w:bookmarkEnd w:id="28"/>
+      <w:bookmarkEnd w:id="27"/>
     </w:p>
     <w:p>
       <w:pPr>
@@ -13477,62 +13225,16 @@
         </w:rPr>
         <w:t xml:space="preserve"> </w:t>
       </w:r>
-      <w:proofErr w:type="spellStart"/>
-      <w:r>
-        <w:rPr>
-          <w:rFonts w:ascii="Times New Roman" w:eastAsia="Times New Roman" w:hAnsi="Times New Roman" w:cs="Times New Roman"/>
-          <w:color w:val="000000"/>
-          <w:sz w:val="28"/>
-          <w:szCs w:val="28"/>
-          <w:lang w:eastAsia="ru-RU"/>
-        </w:rPr>
-        <w:t>AllFusion</w:t>
-      </w:r>
-      <w:proofErr w:type="spellEnd"/>
-      <w:r>
-        <w:rPr>
-          <w:rFonts w:ascii="Times New Roman" w:eastAsia="Times New Roman" w:hAnsi="Times New Roman" w:cs="Times New Roman"/>
-          <w:color w:val="000000"/>
-          <w:sz w:val="28"/>
-          <w:szCs w:val="28"/>
-          <w:lang w:eastAsia="ru-RU"/>
-        </w:rPr>
-        <w:t xml:space="preserve"> </w:t>
-      </w:r>
-      <w:proofErr w:type="spellStart"/>
-      <w:r>
-        <w:rPr>
-          <w:rFonts w:ascii="Times New Roman" w:eastAsia="Times New Roman" w:hAnsi="Times New Roman" w:cs="Times New Roman"/>
-          <w:color w:val="000000"/>
-          <w:sz w:val="28"/>
-          <w:szCs w:val="28"/>
-          <w:lang w:eastAsia="ru-RU"/>
-        </w:rPr>
-        <w:t>Modeling</w:t>
-      </w:r>
-      <w:proofErr w:type="spellEnd"/>
-      <w:r>
-        <w:rPr>
-          <w:rFonts w:ascii="Times New Roman" w:eastAsia="Times New Roman" w:hAnsi="Times New Roman" w:cs="Times New Roman"/>
-          <w:color w:val="000000"/>
-          <w:sz w:val="28"/>
-          <w:szCs w:val="28"/>
-          <w:lang w:eastAsia="ru-RU"/>
-        </w:rPr>
-        <w:t xml:space="preserve"> </w:t>
-      </w:r>
-      <w:proofErr w:type="spellStart"/>
-      <w:r>
-        <w:rPr>
-          <w:rFonts w:ascii="Times New Roman" w:eastAsia="Times New Roman" w:hAnsi="Times New Roman" w:cs="Times New Roman"/>
-          <w:color w:val="000000"/>
-          <w:sz w:val="28"/>
-          <w:szCs w:val="28"/>
-          <w:lang w:eastAsia="ru-RU"/>
-        </w:rPr>
-        <w:t>Suitе</w:t>
-      </w:r>
-      <w:proofErr w:type="spellEnd"/>
+      <w:r>
+        <w:rPr>
+          <w:rFonts w:ascii="Times New Roman" w:eastAsia="Times New Roman" w:hAnsi="Times New Roman" w:cs="Times New Roman"/>
+          <w:color w:val="000000"/>
+          <w:sz w:val="28"/>
+          <w:szCs w:val="28"/>
+          <w:lang w:eastAsia="ru-RU"/>
+        </w:rPr>
+        <w:t>AllFusion Modeling Suitе</w:t>
+      </w:r>
       <w:r>
         <w:rPr>
           <w:rFonts w:ascii="Times New Roman" w:eastAsia="Times New Roman" w:hAnsi="Times New Roman" w:cs="Times New Roman"/>
@@ -13664,29 +13366,7 @@
           <w:szCs w:val="28"/>
           <w:lang w:eastAsia="ru-RU"/>
         </w:rPr>
-        <w:t xml:space="preserve">Что такое </w:t>
-      </w:r>
-      <w:proofErr w:type="spellStart"/>
-      <w:r>
-        <w:rPr>
-          <w:rFonts w:ascii="Times New Roman" w:eastAsia="Times New Roman" w:hAnsi="Times New Roman" w:cs="Times New Roman"/>
-          <w:color w:val="000000"/>
-          <w:sz w:val="28"/>
-          <w:szCs w:val="28"/>
-          <w:lang w:eastAsia="ru-RU"/>
-        </w:rPr>
-        <w:t>Java</w:t>
-      </w:r>
-      <w:proofErr w:type="spellEnd"/>
-      <w:r>
-        <w:rPr>
-          <w:rFonts w:ascii="Times New Roman" w:eastAsia="Times New Roman" w:hAnsi="Times New Roman" w:cs="Times New Roman"/>
-          <w:color w:val="000000"/>
-          <w:sz w:val="28"/>
-          <w:szCs w:val="28"/>
-          <w:lang w:eastAsia="ru-RU"/>
-        </w:rPr>
-        <w:t xml:space="preserve"> и каково ее применение? </w:t>
+        <w:t xml:space="preserve">Что такое Java и каково ее применение? </w:t>
       </w:r>
       <w:r>
         <w:rPr>
@@ -13801,49 +13481,15 @@
         </w:rPr>
         <w:t xml:space="preserve"> </w:t>
       </w:r>
-      <w:proofErr w:type="spellStart"/>
-      <w:r>
-        <w:rPr>
-          <w:rFonts w:ascii="Times New Roman" w:eastAsia="Times New Roman" w:hAnsi="Times New Roman" w:cs="Times New Roman"/>
-          <w:color w:val="000000"/>
-          <w:sz w:val="28"/>
-          <w:szCs w:val="28"/>
-          <w:lang w:eastAsia="ru-RU"/>
-        </w:rPr>
-        <w:t>TypeScript</w:t>
-      </w:r>
-      <w:proofErr w:type="spellEnd"/>
-      <w:r>
-        <w:rPr>
-          <w:rFonts w:ascii="Times New Roman" w:eastAsia="Times New Roman" w:hAnsi="Times New Roman" w:cs="Times New Roman"/>
-          <w:color w:val="000000"/>
-          <w:sz w:val="28"/>
-          <w:szCs w:val="28"/>
-          <w:lang w:eastAsia="ru-RU"/>
-        </w:rPr>
-        <w:t xml:space="preserve">: как с ним работать и чем он отличается от </w:t>
-      </w:r>
-      <w:proofErr w:type="spellStart"/>
-      <w:r>
-        <w:rPr>
-          <w:rFonts w:ascii="Times New Roman" w:eastAsia="Times New Roman" w:hAnsi="Times New Roman" w:cs="Times New Roman"/>
-          <w:color w:val="000000"/>
-          <w:sz w:val="28"/>
-          <w:szCs w:val="28"/>
-          <w:lang w:eastAsia="ru-RU"/>
-        </w:rPr>
-        <w:t>JavaScript</w:t>
-      </w:r>
-      <w:proofErr w:type="spellEnd"/>
-      <w:r>
-        <w:rPr>
-          <w:rFonts w:ascii="Times New Roman" w:eastAsia="Times New Roman" w:hAnsi="Times New Roman" w:cs="Times New Roman"/>
-          <w:color w:val="000000"/>
-          <w:sz w:val="28"/>
-          <w:szCs w:val="28"/>
-          <w:lang w:eastAsia="ru-RU"/>
-        </w:rPr>
-        <w:t xml:space="preserve"> </w:t>
+      <w:r>
+        <w:rPr>
+          <w:rFonts w:ascii="Times New Roman" w:eastAsia="Times New Roman" w:hAnsi="Times New Roman" w:cs="Times New Roman"/>
+          <w:color w:val="000000"/>
+          <w:sz w:val="28"/>
+          <w:szCs w:val="28"/>
+          <w:lang w:eastAsia="ru-RU"/>
+        </w:rPr>
+        <w:t xml:space="preserve">TypeScript: как с ним работать и чем он отличается от JavaScript </w:t>
       </w:r>
       <w:r>
         <w:rPr>
@@ -13946,117 +13592,7 @@
           <w:szCs w:val="28"/>
           <w:lang w:eastAsia="ru-RU"/>
         </w:rPr>
-        <w:t xml:space="preserve"> </w:t>
-      </w:r>
-      <w:proofErr w:type="spellStart"/>
-      <w:r>
-        <w:rPr>
-          <w:rFonts w:ascii="Times New Roman" w:eastAsia="Times New Roman" w:hAnsi="Times New Roman" w:cs="Times New Roman"/>
-          <w:color w:val="000000"/>
-          <w:sz w:val="28"/>
-          <w:szCs w:val="28"/>
-          <w:lang w:eastAsia="ru-RU"/>
-        </w:rPr>
-        <w:t>OpenIDE</w:t>
-      </w:r>
-      <w:proofErr w:type="spellEnd"/>
-      <w:r>
-        <w:rPr>
-          <w:rFonts w:ascii="Times New Roman" w:eastAsia="Times New Roman" w:hAnsi="Times New Roman" w:cs="Times New Roman"/>
-          <w:color w:val="000000"/>
-          <w:sz w:val="28"/>
-          <w:szCs w:val="28"/>
-          <w:lang w:eastAsia="ru-RU"/>
-        </w:rPr>
-        <w:t xml:space="preserve"> – бесплатная IDE для </w:t>
-      </w:r>
-      <w:proofErr w:type="spellStart"/>
-      <w:r>
-        <w:rPr>
-          <w:rFonts w:ascii="Times New Roman" w:eastAsia="Times New Roman" w:hAnsi="Times New Roman" w:cs="Times New Roman"/>
-          <w:color w:val="000000"/>
-          <w:sz w:val="28"/>
-          <w:szCs w:val="28"/>
-          <w:lang w:eastAsia="ru-RU"/>
-        </w:rPr>
-        <w:t>Java</w:t>
-      </w:r>
-      <w:proofErr w:type="spellEnd"/>
-      <w:r>
-        <w:rPr>
-          <w:rFonts w:ascii="Times New Roman" w:eastAsia="Times New Roman" w:hAnsi="Times New Roman" w:cs="Times New Roman"/>
-          <w:color w:val="000000"/>
-          <w:sz w:val="28"/>
-          <w:szCs w:val="28"/>
-          <w:lang w:eastAsia="ru-RU"/>
-        </w:rPr>
-        <w:t xml:space="preserve">, </w:t>
-      </w:r>
-      <w:proofErr w:type="spellStart"/>
-      <w:r>
-        <w:rPr>
-          <w:rFonts w:ascii="Times New Roman" w:eastAsia="Times New Roman" w:hAnsi="Times New Roman" w:cs="Times New Roman"/>
-          <w:color w:val="000000"/>
-          <w:sz w:val="28"/>
-          <w:szCs w:val="28"/>
-          <w:lang w:eastAsia="ru-RU"/>
-        </w:rPr>
-        <w:t>Python</w:t>
-      </w:r>
-      <w:proofErr w:type="spellEnd"/>
-      <w:r>
-        <w:rPr>
-          <w:rFonts w:ascii="Times New Roman" w:eastAsia="Times New Roman" w:hAnsi="Times New Roman" w:cs="Times New Roman"/>
-          <w:color w:val="000000"/>
-          <w:sz w:val="28"/>
-          <w:szCs w:val="28"/>
-          <w:lang w:eastAsia="ru-RU"/>
-        </w:rPr>
-        <w:t xml:space="preserve">, </w:t>
-      </w:r>
-      <w:proofErr w:type="spellStart"/>
-      <w:r>
-        <w:rPr>
-          <w:rFonts w:ascii="Times New Roman" w:eastAsia="Times New Roman" w:hAnsi="Times New Roman" w:cs="Times New Roman"/>
-          <w:color w:val="000000"/>
-          <w:sz w:val="28"/>
-          <w:szCs w:val="28"/>
-          <w:lang w:eastAsia="ru-RU"/>
-        </w:rPr>
-        <w:t>Go</w:t>
-      </w:r>
-      <w:proofErr w:type="spellEnd"/>
-      <w:r>
-        <w:rPr>
-          <w:rFonts w:ascii="Times New Roman" w:eastAsia="Times New Roman" w:hAnsi="Times New Roman" w:cs="Times New Roman"/>
-          <w:color w:val="000000"/>
-          <w:sz w:val="28"/>
-          <w:szCs w:val="28"/>
-          <w:lang w:eastAsia="ru-RU"/>
-        </w:rPr>
-        <w:t xml:space="preserve"> и </w:t>
-      </w:r>
-      <w:proofErr w:type="spellStart"/>
-      <w:r>
-        <w:rPr>
-          <w:rFonts w:ascii="Times New Roman" w:eastAsia="Times New Roman" w:hAnsi="Times New Roman" w:cs="Times New Roman"/>
-          <w:color w:val="000000"/>
-          <w:sz w:val="28"/>
-          <w:szCs w:val="28"/>
-          <w:lang w:eastAsia="ru-RU"/>
-        </w:rPr>
-        <w:t>TypeScript</w:t>
-      </w:r>
-      <w:proofErr w:type="spellEnd"/>
-      <w:r>
-        <w:rPr>
-          <w:rFonts w:ascii="Times New Roman" w:eastAsia="Times New Roman" w:hAnsi="Times New Roman" w:cs="Times New Roman"/>
-          <w:color w:val="000000"/>
-          <w:sz w:val="28"/>
-          <w:szCs w:val="28"/>
-          <w:lang w:eastAsia="ru-RU"/>
-        </w:rPr>
-        <w:t xml:space="preserve"> </w:t>
+        <w:t xml:space="preserve"> OpenIDE – бесплатная IDE для Java, Python, Go и TypeScript </w:t>
       </w:r>
       <w:r>
         <w:rPr>
@@ -14556,17 +14092,7 @@
           <w:szCs w:val="28"/>
           <w:lang w:eastAsia="ru-RU"/>
         </w:rPr>
-        <w:t xml:space="preserve"> для начинающих</w:t>
-      </w:r>
-      <w:r>
-        <w:rPr>
-          <w:rFonts w:ascii="Times New Roman" w:eastAsia="Times New Roman" w:hAnsi="Times New Roman" w:cs="Times New Roman"/>
-          <w:color w:val="000000"/>
-          <w:sz w:val="28"/>
-          <w:szCs w:val="28"/>
-          <w:lang w:eastAsia="ru-RU"/>
-        </w:rPr>
-        <w:t xml:space="preserve"> </w:t>
+        <w:t xml:space="preserve"> для начинающих </w:t>
       </w:r>
       <w:r>
         <w:rPr>
@@ -14661,6 +14187,216 @@
           <w:lang w:eastAsia="ru-RU"/>
         </w:rPr>
       </w:pPr>
+      <w:r>
+        <w:rPr>
+          <w:rFonts w:ascii="Times New Roman" w:eastAsia="Times New Roman" w:hAnsi="Times New Roman" w:cs="Times New Roman"/>
+          <w:color w:val="000000"/>
+          <w:sz w:val="28"/>
+          <w:szCs w:val="28"/>
+          <w:lang w:eastAsia="ru-RU"/>
+        </w:rPr>
+        <w:t>1</w:t>
+      </w:r>
+      <w:r>
+        <w:rPr>
+          <w:rFonts w:ascii="Times New Roman" w:eastAsia="Times New Roman" w:hAnsi="Times New Roman" w:cs="Times New Roman"/>
+          <w:color w:val="000000"/>
+          <w:sz w:val="28"/>
+          <w:szCs w:val="28"/>
+          <w:lang w:eastAsia="ru-RU"/>
+        </w:rPr>
+        <w:t>3</w:t>
+      </w:r>
+      <w:r>
+        <w:rPr>
+          <w:rFonts w:ascii="Times New Roman" w:eastAsia="Times New Roman" w:hAnsi="Times New Roman" w:cs="Times New Roman"/>
+          <w:color w:val="000000"/>
+          <w:sz w:val="28"/>
+          <w:szCs w:val="28"/>
+          <w:lang w:eastAsia="ru-RU"/>
+        </w:rPr>
+        <w:t xml:space="preserve"> </w:t>
+      </w:r>
+      <w:r>
+        <w:rPr>
+          <w:rFonts w:ascii="Times New Roman" w:eastAsia="Times New Roman" w:hAnsi="Times New Roman" w:cs="Times New Roman"/>
+          <w:color w:val="000000"/>
+          <w:sz w:val="28"/>
+          <w:szCs w:val="28"/>
+          <w:lang w:val="en-US" w:eastAsia="ru-RU"/>
+        </w:rPr>
+        <w:t>Introduction</w:t>
+      </w:r>
+      <w:r>
+        <w:rPr>
+          <w:rFonts w:ascii="Times New Roman" w:eastAsia="Times New Roman" w:hAnsi="Times New Roman" w:cs="Times New Roman"/>
+          <w:color w:val="000000"/>
+          <w:sz w:val="28"/>
+          <w:szCs w:val="28"/>
+          <w:lang w:eastAsia="ru-RU"/>
+        </w:rPr>
+        <w:t xml:space="preserve"> </w:t>
+      </w:r>
+      <w:r>
+        <w:rPr>
+          <w:rFonts w:ascii="Times New Roman" w:eastAsia="Times New Roman" w:hAnsi="Times New Roman" w:cs="Times New Roman"/>
+          <w:color w:val="000000"/>
+          <w:sz w:val="28"/>
+          <w:szCs w:val="28"/>
+          <w:lang w:val="en-US" w:eastAsia="ru-RU"/>
+        </w:rPr>
+        <w:t>to</w:t>
+      </w:r>
+      <w:r>
+        <w:rPr>
+          <w:rFonts w:ascii="Times New Roman" w:eastAsia="Times New Roman" w:hAnsi="Times New Roman" w:cs="Times New Roman"/>
+          <w:color w:val="000000"/>
+          <w:sz w:val="28"/>
+          <w:szCs w:val="28"/>
+          <w:lang w:eastAsia="ru-RU"/>
+        </w:rPr>
+        <w:t xml:space="preserve"> </w:t>
+      </w:r>
+      <w:r>
+        <w:rPr>
+          <w:rFonts w:ascii="Times New Roman" w:eastAsia="Times New Roman" w:hAnsi="Times New Roman" w:cs="Times New Roman"/>
+          <w:color w:val="000000"/>
+          <w:sz w:val="28"/>
+          <w:szCs w:val="28"/>
+          <w:lang w:val="en-US" w:eastAsia="ru-RU"/>
+        </w:rPr>
+        <w:t>Spring</w:t>
+      </w:r>
+      <w:r>
+        <w:rPr>
+          <w:rFonts w:ascii="Times New Roman" w:eastAsia="Times New Roman" w:hAnsi="Times New Roman" w:cs="Times New Roman"/>
+          <w:color w:val="000000"/>
+          <w:sz w:val="28"/>
+          <w:szCs w:val="28"/>
+          <w:lang w:eastAsia="ru-RU"/>
+        </w:rPr>
+        <w:t xml:space="preserve"> </w:t>
+      </w:r>
+      <w:r>
+        <w:rPr>
+          <w:rFonts w:ascii="Times New Roman" w:eastAsia="Times New Roman" w:hAnsi="Times New Roman" w:cs="Times New Roman"/>
+          <w:color w:val="000000"/>
+          <w:sz w:val="28"/>
+          <w:szCs w:val="28"/>
+          <w:lang w:val="en-US" w:eastAsia="ru-RU"/>
+        </w:rPr>
+        <w:t>Data</w:t>
+      </w:r>
+      <w:r>
+        <w:rPr>
+          <w:rFonts w:ascii="Times New Roman" w:eastAsia="Times New Roman" w:hAnsi="Times New Roman" w:cs="Times New Roman"/>
+          <w:color w:val="000000"/>
+          <w:sz w:val="28"/>
+          <w:szCs w:val="28"/>
+          <w:lang w:eastAsia="ru-RU"/>
+        </w:rPr>
+        <w:t xml:space="preserve"> </w:t>
+      </w:r>
+      <w:r>
+        <w:rPr>
+          <w:rFonts w:ascii="Times New Roman" w:eastAsia="Times New Roman" w:hAnsi="Times New Roman" w:cs="Times New Roman"/>
+          <w:color w:val="000000"/>
+          <w:sz w:val="28"/>
+          <w:szCs w:val="28"/>
+          <w:lang w:val="en-US" w:eastAsia="ru-RU"/>
+        </w:rPr>
+        <w:t>JDBC</w:t>
+      </w:r>
+      <w:r>
+        <w:rPr>
+          <w:rFonts w:ascii="Times New Roman" w:eastAsia="Times New Roman" w:hAnsi="Times New Roman" w:cs="Times New Roman"/>
+          <w:color w:val="000000"/>
+          <w:sz w:val="28"/>
+          <w:szCs w:val="28"/>
+          <w:lang w:eastAsia="ru-RU"/>
+        </w:rPr>
+        <w:t xml:space="preserve"> </w:t>
+      </w:r>
+      <w:r>
+        <w:rPr>
+          <w:rFonts w:ascii="Times New Roman" w:eastAsia="Times New Roman" w:hAnsi="Times New Roman" w:cs="Times New Roman"/>
+          <w:color w:val="000000"/>
+          <w:sz w:val="28"/>
+          <w:szCs w:val="28"/>
+          <w:lang w:eastAsia="ru-RU"/>
+        </w:rPr>
+        <w:t xml:space="preserve">[Электронный ресурс]. – </w:t>
+      </w:r>
+      <w:r>
+        <w:rPr>
+          <w:rFonts w:ascii="Times New Roman" w:eastAsia="Times New Roman" w:hAnsi="Times New Roman" w:cs="Times New Roman"/>
+          <w:color w:val="000000"/>
+          <w:sz w:val="28"/>
+          <w:szCs w:val="28"/>
+          <w:lang w:eastAsia="ru-RU"/>
+        </w:rPr>
+        <w:t>https://www.geeksforgeeks.org/advance-java/introduction-to-spring-data-jdbc/</w:t>
+      </w:r>
+      <w:r>
+        <w:rPr>
+          <w:rFonts w:ascii="Times New Roman" w:eastAsia="Times New Roman" w:hAnsi="Times New Roman" w:cs="Times New Roman"/>
+          <w:color w:val="000000"/>
+          <w:sz w:val="28"/>
+          <w:szCs w:val="28"/>
+          <w:lang w:eastAsia="ru-RU"/>
+        </w:rPr>
+        <w:t xml:space="preserve"> </w:t>
+      </w:r>
+      <w:r>
+        <w:rPr>
+          <w:rFonts w:ascii="Times New Roman" w:eastAsia="Times New Roman" w:hAnsi="Times New Roman" w:cs="Times New Roman"/>
+          <w:color w:val="000000"/>
+          <w:sz w:val="28"/>
+          <w:szCs w:val="28"/>
+          <w:lang w:eastAsia="ru-RU"/>
+        </w:rPr>
+        <w:t xml:space="preserve">(дата обращения </w:t>
+      </w:r>
+      <w:r>
+        <w:rPr>
+          <w:rFonts w:ascii="Times New Roman" w:eastAsia="Times New Roman" w:hAnsi="Times New Roman" w:cs="Times New Roman"/>
+          <w:color w:val="000000"/>
+          <w:sz w:val="28"/>
+          <w:szCs w:val="28"/>
+          <w:lang w:eastAsia="ru-RU"/>
+        </w:rPr>
+        <w:t>01</w:t>
+      </w:r>
+      <w:r>
+        <w:rPr>
+          <w:rFonts w:ascii="Times New Roman" w:eastAsia="Times New Roman" w:hAnsi="Times New Roman" w:cs="Times New Roman"/>
+          <w:color w:val="000000"/>
+          <w:sz w:val="28"/>
+          <w:szCs w:val="28"/>
+          <w:lang w:eastAsia="ru-RU"/>
+        </w:rPr>
+        <w:t>.0</w:t>
+      </w:r>
+      <w:r>
+        <w:rPr>
+          <w:rFonts w:ascii="Times New Roman" w:eastAsia="Times New Roman" w:hAnsi="Times New Roman" w:cs="Times New Roman"/>
+          <w:color w:val="000000"/>
+          <w:sz w:val="28"/>
+          <w:szCs w:val="28"/>
+          <w:lang w:eastAsia="ru-RU"/>
+        </w:rPr>
+        <w:t>4</w:t>
+      </w:r>
+      <w:r>
+        <w:rPr>
+          <w:rFonts w:ascii="Times New Roman" w:eastAsia="Times New Roman" w:hAnsi="Times New Roman" w:cs="Times New Roman"/>
+          <w:color w:val="000000"/>
+          <w:sz w:val="28"/>
+          <w:szCs w:val="28"/>
+          <w:lang w:eastAsia="ru-RU"/>
+        </w:rPr>
+        <w:t>.2026).</w:t>
+      </w:r>
     </w:p>
     <w:p>
       <w:pPr>
@@ -14682,29 +14418,17 @@
           <w:szCs w:val="28"/>
           <w:lang w:eastAsia="ru-RU"/>
         </w:rPr>
-        <w:t xml:space="preserve">88 </w:t>
-      </w:r>
-      <w:proofErr w:type="spellStart"/>
-      <w:r>
-        <w:rPr>
-          <w:rFonts w:ascii="Times New Roman" w:eastAsia="Times New Roman" w:hAnsi="Times New Roman" w:cs="Times New Roman"/>
-          <w:color w:val="000000"/>
-          <w:sz w:val="28"/>
-          <w:szCs w:val="28"/>
-          <w:lang w:eastAsia="ru-RU"/>
-        </w:rPr>
-        <w:t>PostgreSQL</w:t>
-      </w:r>
-      <w:proofErr w:type="spellEnd"/>
-      <w:r>
-        <w:rPr>
-          <w:rFonts w:ascii="Times New Roman" w:eastAsia="Times New Roman" w:hAnsi="Times New Roman" w:cs="Times New Roman"/>
-          <w:color w:val="000000"/>
-          <w:sz w:val="28"/>
-          <w:szCs w:val="28"/>
-          <w:lang w:eastAsia="ru-RU"/>
-        </w:rPr>
-        <w:t>: что это за СУБД, основы и преимущества</w:t>
+        <w:t>1</w:t>
+      </w:r>
+      <w:r>
+        <w:rPr>
+          <w:rFonts w:ascii="Times New Roman" w:eastAsia="Times New Roman" w:hAnsi="Times New Roman" w:cs="Times New Roman"/>
+          <w:color w:val="000000"/>
+          <w:sz w:val="28"/>
+          <w:szCs w:val="28"/>
+          <w:lang w:eastAsia="ru-RU"/>
+        </w:rPr>
+        <w:t>4</w:t>
       </w:r>
       <w:r>
         <w:rPr>
@@ -14722,6 +14446,46 @@
           <w:color w:val="000000"/>
           <w:sz w:val="28"/>
           <w:szCs w:val="28"/>
+          <w:lang w:val="en-US" w:eastAsia="ru-RU"/>
+        </w:rPr>
+        <w:t>Angular</w:t>
+      </w:r>
+      <w:r>
+        <w:rPr>
+          <w:rFonts w:ascii="Times New Roman" w:eastAsia="Times New Roman" w:hAnsi="Times New Roman" w:cs="Times New Roman"/>
+          <w:color w:val="000000"/>
+          <w:sz w:val="28"/>
+          <w:szCs w:val="28"/>
+          <w:lang w:eastAsia="ru-RU"/>
+        </w:rPr>
+        <w:t xml:space="preserve">: что это за фреймворк, преимущества - основы работы с </w:t>
+      </w:r>
+      <w:r>
+        <w:rPr>
+          <w:rFonts w:ascii="Times New Roman" w:eastAsia="Times New Roman" w:hAnsi="Times New Roman" w:cs="Times New Roman"/>
+          <w:color w:val="000000"/>
+          <w:sz w:val="28"/>
+          <w:szCs w:val="28"/>
+          <w:lang w:val="en-US" w:eastAsia="ru-RU"/>
+        </w:rPr>
+        <w:t>Angular</w:t>
+      </w:r>
+      <w:r>
+        <w:rPr>
+          <w:rFonts w:ascii="Times New Roman" w:eastAsia="Times New Roman" w:hAnsi="Times New Roman" w:cs="Times New Roman"/>
+          <w:color w:val="000000"/>
+          <w:sz w:val="28"/>
+          <w:szCs w:val="28"/>
+          <w:lang w:eastAsia="ru-RU"/>
+        </w:rPr>
+        <w:t xml:space="preserve"> </w:t>
+      </w:r>
+      <w:r>
+        <w:rPr>
+          <w:rFonts w:ascii="Times New Roman" w:eastAsia="Times New Roman" w:hAnsi="Times New Roman" w:cs="Times New Roman"/>
+          <w:color w:val="000000"/>
+          <w:sz w:val="28"/>
+          <w:szCs w:val="28"/>
           <w:lang w:eastAsia="ru-RU"/>
         </w:rPr>
         <w:t xml:space="preserve">[Электронный ресурс]. – </w:t>
@@ -14734,7 +14498,7 @@
           <w:szCs w:val="28"/>
           <w:lang w:eastAsia="ru-RU"/>
         </w:rPr>
-        <w:t xml:space="preserve">https://blog.skillfactory.ru/glossary/postgresql/ </w:t>
+        <w:t xml:space="preserve">https://practicum.yandex.ru/blog/framevork-angular/ </w:t>
       </w:r>
       <w:r>
         <w:rPr>
@@ -14799,6 +14563,136 @@
           <w:lang w:eastAsia="ru-RU"/>
         </w:rPr>
       </w:pPr>
+      <w:r>
+        <w:rPr>
+          <w:rFonts w:ascii="Times New Roman" w:eastAsia="Times New Roman" w:hAnsi="Times New Roman" w:cs="Times New Roman"/>
+          <w:color w:val="000000"/>
+          <w:sz w:val="28"/>
+          <w:szCs w:val="28"/>
+          <w:lang w:eastAsia="ru-RU"/>
+        </w:rPr>
+        <w:t>1</w:t>
+      </w:r>
+      <w:r>
+        <w:rPr>
+          <w:rFonts w:ascii="Times New Roman" w:eastAsia="Times New Roman" w:hAnsi="Times New Roman" w:cs="Times New Roman"/>
+          <w:color w:val="000000"/>
+          <w:sz w:val="28"/>
+          <w:szCs w:val="28"/>
+          <w:lang w:eastAsia="ru-RU"/>
+        </w:rPr>
+        <w:t>5</w:t>
+      </w:r>
+      <w:r>
+        <w:rPr>
+          <w:rFonts w:ascii="Times New Roman" w:eastAsia="Times New Roman" w:hAnsi="Times New Roman" w:cs="Times New Roman"/>
+          <w:color w:val="000000"/>
+          <w:sz w:val="28"/>
+          <w:szCs w:val="28"/>
+          <w:lang w:eastAsia="ru-RU"/>
+        </w:rPr>
+        <w:t xml:space="preserve"> </w:t>
+      </w:r>
+      <w:r>
+        <w:rPr>
+          <w:rFonts w:ascii="Times New Roman" w:eastAsia="Times New Roman" w:hAnsi="Times New Roman" w:cs="Times New Roman"/>
+          <w:color w:val="000000"/>
+          <w:sz w:val="28"/>
+          <w:szCs w:val="28"/>
+          <w:lang w:val="en-US" w:eastAsia="ru-RU"/>
+        </w:rPr>
+        <w:t>React</w:t>
+      </w:r>
+      <w:r>
+        <w:rPr>
+          <w:rFonts w:ascii="Times New Roman" w:eastAsia="Times New Roman" w:hAnsi="Times New Roman" w:cs="Times New Roman"/>
+          <w:color w:val="000000"/>
+          <w:sz w:val="28"/>
+          <w:szCs w:val="28"/>
+          <w:lang w:eastAsia="ru-RU"/>
+        </w:rPr>
+        <w:t xml:space="preserve"> </w:t>
+      </w:r>
+      <w:r>
+        <w:rPr>
+          <w:rFonts w:ascii="Times New Roman" w:eastAsia="Times New Roman" w:hAnsi="Times New Roman" w:cs="Times New Roman"/>
+          <w:color w:val="000000"/>
+          <w:sz w:val="28"/>
+          <w:szCs w:val="28"/>
+          <w:lang w:eastAsia="ru-RU"/>
+        </w:rPr>
+        <w:t xml:space="preserve">[Электронный ресурс]. – </w:t>
+      </w:r>
+      <w:r>
+        <w:rPr>
+          <w:rFonts w:ascii="Times New Roman" w:eastAsia="Times New Roman" w:hAnsi="Times New Roman" w:cs="Times New Roman"/>
+          <w:color w:val="000000"/>
+          <w:sz w:val="28"/>
+          <w:szCs w:val="28"/>
+          <w:lang w:eastAsia="ru-RU"/>
+        </w:rPr>
+        <w:t>https://blog.skillfactory.ru/glossary/react/</w:t>
+      </w:r>
+      <w:r>
+        <w:rPr>
+          <w:rFonts w:ascii="Times New Roman" w:eastAsia="Times New Roman" w:hAnsi="Times New Roman" w:cs="Times New Roman"/>
+          <w:color w:val="000000"/>
+          <w:sz w:val="28"/>
+          <w:szCs w:val="28"/>
+          <w:lang w:eastAsia="ru-RU"/>
+        </w:rPr>
+        <w:t xml:space="preserve"> </w:t>
+      </w:r>
+      <w:r>
+        <w:rPr>
+          <w:rFonts w:ascii="Times New Roman" w:eastAsia="Times New Roman" w:hAnsi="Times New Roman" w:cs="Times New Roman"/>
+          <w:color w:val="000000"/>
+          <w:sz w:val="28"/>
+          <w:szCs w:val="28"/>
+          <w:lang w:eastAsia="ru-RU"/>
+        </w:rPr>
+        <w:t xml:space="preserve">(дата обращения </w:t>
+      </w:r>
+      <w:r>
+        <w:rPr>
+          <w:rFonts w:ascii="Times New Roman" w:eastAsia="Times New Roman" w:hAnsi="Times New Roman" w:cs="Times New Roman"/>
+          <w:color w:val="000000"/>
+          <w:sz w:val="28"/>
+          <w:szCs w:val="28"/>
+          <w:lang w:eastAsia="ru-RU"/>
+        </w:rPr>
+        <w:t>01</w:t>
+      </w:r>
+      <w:r>
+        <w:rPr>
+          <w:rFonts w:ascii="Times New Roman" w:eastAsia="Times New Roman" w:hAnsi="Times New Roman" w:cs="Times New Roman"/>
+          <w:color w:val="000000"/>
+          <w:sz w:val="28"/>
+          <w:szCs w:val="28"/>
+          <w:lang w:eastAsia="ru-RU"/>
+        </w:rPr>
+        <w:t>.0</w:t>
+      </w:r>
+      <w:r>
+        <w:rPr>
+          <w:rFonts w:ascii="Times New Roman" w:eastAsia="Times New Roman" w:hAnsi="Times New Roman" w:cs="Times New Roman"/>
+          <w:color w:val="000000"/>
+          <w:sz w:val="28"/>
+          <w:szCs w:val="28"/>
+          <w:lang w:eastAsia="ru-RU"/>
+        </w:rPr>
+        <w:t>4</w:t>
+      </w:r>
+      <w:r>
+        <w:rPr>
+          <w:rFonts w:ascii="Times New Roman" w:eastAsia="Times New Roman" w:hAnsi="Times New Roman" w:cs="Times New Roman"/>
+          <w:color w:val="000000"/>
+          <w:sz w:val="28"/>
+          <w:szCs w:val="28"/>
+          <w:lang w:eastAsia="ru-RU"/>
+        </w:rPr>
+        <w:t>.2026).</w:t>
+      </w:r>
     </w:p>
     <w:p>
       <w:pPr>
@@ -14812,6 +14706,186 @@
           <w:lang w:eastAsia="ru-RU"/>
         </w:rPr>
       </w:pPr>
+      <w:r>
+        <w:rPr>
+          <w:rFonts w:ascii="Times New Roman" w:eastAsia="Times New Roman" w:hAnsi="Times New Roman" w:cs="Times New Roman"/>
+          <w:color w:val="000000"/>
+          <w:sz w:val="28"/>
+          <w:szCs w:val="28"/>
+          <w:lang w:eastAsia="ru-RU"/>
+        </w:rPr>
+        <w:t>1</w:t>
+      </w:r>
+      <w:r>
+        <w:rPr>
+          <w:rFonts w:ascii="Times New Roman" w:eastAsia="Times New Roman" w:hAnsi="Times New Roman" w:cs="Times New Roman"/>
+          <w:color w:val="000000"/>
+          <w:sz w:val="28"/>
+          <w:szCs w:val="28"/>
+          <w:lang w:eastAsia="ru-RU"/>
+        </w:rPr>
+        <w:t>6</w:t>
+      </w:r>
+      <w:r>
+        <w:rPr>
+          <w:rFonts w:ascii="Times New Roman" w:eastAsia="Times New Roman" w:hAnsi="Times New Roman" w:cs="Times New Roman"/>
+          <w:color w:val="000000"/>
+          <w:sz w:val="28"/>
+          <w:szCs w:val="28"/>
+          <w:lang w:eastAsia="ru-RU"/>
+        </w:rPr>
+        <w:t xml:space="preserve"> </w:t>
+      </w:r>
+      <w:r>
+        <w:rPr>
+          <w:rFonts w:ascii="Times New Roman" w:eastAsia="Times New Roman" w:hAnsi="Times New Roman" w:cs="Times New Roman"/>
+          <w:color w:val="000000"/>
+          <w:sz w:val="28"/>
+          <w:szCs w:val="28"/>
+          <w:lang w:val="en-US" w:eastAsia="ru-RU"/>
+        </w:rPr>
+        <w:t>Webpack</w:t>
+      </w:r>
+      <w:r>
+        <w:rPr>
+          <w:rFonts w:ascii="Times New Roman" w:eastAsia="Times New Roman" w:hAnsi="Times New Roman" w:cs="Times New Roman"/>
+          <w:color w:val="000000"/>
+          <w:sz w:val="28"/>
+          <w:szCs w:val="28"/>
+          <w:lang w:eastAsia="ru-RU"/>
+        </w:rPr>
+        <w:t xml:space="preserve"> </w:t>
+      </w:r>
+      <w:r>
+        <w:rPr>
+          <w:rFonts w:ascii="Times New Roman" w:eastAsia="Times New Roman" w:hAnsi="Times New Roman" w:cs="Times New Roman"/>
+          <w:color w:val="000000"/>
+          <w:sz w:val="28"/>
+          <w:szCs w:val="28"/>
+          <w:lang w:val="en-US" w:eastAsia="ru-RU"/>
+        </w:rPr>
+        <w:t>Module</w:t>
+      </w:r>
+      <w:r>
+        <w:rPr>
+          <w:rFonts w:ascii="Times New Roman" w:eastAsia="Times New Roman" w:hAnsi="Times New Roman" w:cs="Times New Roman"/>
+          <w:color w:val="000000"/>
+          <w:sz w:val="28"/>
+          <w:szCs w:val="28"/>
+          <w:lang w:eastAsia="ru-RU"/>
+        </w:rPr>
+        <w:t xml:space="preserve"> </w:t>
+      </w:r>
+      <w:r>
+        <w:rPr>
+          <w:rFonts w:ascii="Times New Roman" w:eastAsia="Times New Roman" w:hAnsi="Times New Roman" w:cs="Times New Roman"/>
+          <w:color w:val="000000"/>
+          <w:sz w:val="28"/>
+          <w:szCs w:val="28"/>
+          <w:lang w:val="en-US" w:eastAsia="ru-RU"/>
+        </w:rPr>
+        <w:t>Federation</w:t>
+      </w:r>
+      <w:r>
+        <w:rPr>
+          <w:rFonts w:ascii="Times New Roman" w:eastAsia="Times New Roman" w:hAnsi="Times New Roman" w:cs="Times New Roman"/>
+          <w:color w:val="000000"/>
+          <w:sz w:val="28"/>
+          <w:szCs w:val="28"/>
+          <w:lang w:eastAsia="ru-RU"/>
+        </w:rPr>
+        <w:t>: «официальное» решение в микрофронтендах</w:t>
+      </w:r>
+      <w:r>
+        <w:rPr>
+          <w:rFonts w:ascii="Times New Roman" w:eastAsia="Times New Roman" w:hAnsi="Times New Roman" w:cs="Times New Roman"/>
+          <w:color w:val="000000"/>
+          <w:sz w:val="28"/>
+          <w:szCs w:val="28"/>
+          <w:lang w:eastAsia="ru-RU"/>
+        </w:rPr>
+        <w:t xml:space="preserve"> </w:t>
+      </w:r>
+      <w:r>
+        <w:rPr>
+          <w:rFonts w:ascii="Times New Roman" w:eastAsia="Times New Roman" w:hAnsi="Times New Roman" w:cs="Times New Roman"/>
+          <w:color w:val="000000"/>
+          <w:sz w:val="28"/>
+          <w:szCs w:val="28"/>
+          <w:lang w:eastAsia="ru-RU"/>
+        </w:rPr>
+        <w:t xml:space="preserve">[Электронный ресурс]. – </w:t>
+      </w:r>
+      <w:r>
+        <w:rPr>
+          <w:rFonts w:ascii="Times New Roman" w:eastAsia="Times New Roman" w:hAnsi="Times New Roman" w:cs="Times New Roman"/>
+          <w:color w:val="000000"/>
+          <w:sz w:val="28"/>
+          <w:szCs w:val="28"/>
+          <w:lang w:eastAsia="ru-RU"/>
+        </w:rPr>
+        <w:t>https://habr.com/ru/companies/alfa/articles/668118/</w:t>
+      </w:r>
+      <w:r>
+        <w:rPr>
+          <w:rFonts w:ascii="Times New Roman" w:eastAsia="Times New Roman" w:hAnsi="Times New Roman" w:cs="Times New Roman"/>
+          <w:color w:val="000000"/>
+          <w:sz w:val="28"/>
+          <w:szCs w:val="28"/>
+          <w:lang w:eastAsia="ru-RU"/>
+        </w:rPr>
+        <w:t xml:space="preserve"> </w:t>
+      </w:r>
+      <w:r>
+        <w:rPr>
+          <w:rFonts w:ascii="Times New Roman" w:eastAsia="Times New Roman" w:hAnsi="Times New Roman" w:cs="Times New Roman"/>
+          <w:color w:val="000000"/>
+          <w:sz w:val="28"/>
+          <w:szCs w:val="28"/>
+          <w:lang w:eastAsia="ru-RU"/>
+        </w:rPr>
+        <w:t xml:space="preserve">(дата обращения </w:t>
+      </w:r>
+      <w:r>
+        <w:rPr>
+          <w:rFonts w:ascii="Times New Roman" w:eastAsia="Times New Roman" w:hAnsi="Times New Roman" w:cs="Times New Roman"/>
+          <w:color w:val="000000"/>
+          <w:sz w:val="28"/>
+          <w:szCs w:val="28"/>
+          <w:lang w:eastAsia="ru-RU"/>
+        </w:rPr>
+        <w:t>01</w:t>
+      </w:r>
+      <w:r>
+        <w:rPr>
+          <w:rFonts w:ascii="Times New Roman" w:eastAsia="Times New Roman" w:hAnsi="Times New Roman" w:cs="Times New Roman"/>
+          <w:color w:val="000000"/>
+          <w:sz w:val="28"/>
+          <w:szCs w:val="28"/>
+          <w:lang w:eastAsia="ru-RU"/>
+        </w:rPr>
+        <w:t>.0</w:t>
+      </w:r>
+      <w:r>
+        <w:rPr>
+          <w:rFonts w:ascii="Times New Roman" w:eastAsia="Times New Roman" w:hAnsi="Times New Roman" w:cs="Times New Roman"/>
+          <w:color w:val="000000"/>
+          <w:sz w:val="28"/>
+          <w:szCs w:val="28"/>
+          <w:lang w:eastAsia="ru-RU"/>
+        </w:rPr>
+        <w:t>4</w:t>
+      </w:r>
+      <w:r>
+        <w:rPr>
+          <w:rFonts w:ascii="Times New Roman" w:eastAsia="Times New Roman" w:hAnsi="Times New Roman" w:cs="Times New Roman"/>
+          <w:color w:val="000000"/>
+          <w:sz w:val="28"/>
+          <w:szCs w:val="28"/>
+          <w:lang w:eastAsia="ru-RU"/>
+        </w:rPr>
+        <w:t>.2026).</w:t>
+      </w:r>
     </w:p>
     <w:p>
       <w:pPr>
@@ -14825,18 +14899,587 @@
           <w:lang w:eastAsia="ru-RU"/>
         </w:rPr>
       </w:pPr>
+      <w:r>
+        <w:rPr>
+          <w:rFonts w:ascii="Times New Roman" w:eastAsia="Times New Roman" w:hAnsi="Times New Roman" w:cs="Times New Roman"/>
+          <w:color w:val="000000"/>
+          <w:sz w:val="28"/>
+          <w:szCs w:val="28"/>
+          <w:lang w:eastAsia="ru-RU"/>
+        </w:rPr>
+        <w:t>17</w:t>
+      </w:r>
+      <w:r>
+        <w:rPr>
+          <w:rFonts w:ascii="Times New Roman" w:eastAsia="Times New Roman" w:hAnsi="Times New Roman" w:cs="Times New Roman"/>
+          <w:color w:val="000000"/>
+          <w:sz w:val="28"/>
+          <w:szCs w:val="28"/>
+          <w:lang w:eastAsia="ru-RU"/>
+        </w:rPr>
+        <w:t xml:space="preserve"> </w:t>
+      </w:r>
+      <w:r>
+        <w:rPr>
+          <w:rFonts w:ascii="Times New Roman" w:eastAsia="Times New Roman" w:hAnsi="Times New Roman" w:cs="Times New Roman"/>
+          <w:color w:val="000000"/>
+          <w:sz w:val="28"/>
+          <w:szCs w:val="28"/>
+          <w:lang w:eastAsia="ru-RU"/>
+        </w:rPr>
+        <w:t>PostgreSQL: что это за СУБД, основы и преимущества</w:t>
+      </w:r>
+      <w:r>
+        <w:rPr>
+          <w:rFonts w:ascii="Times New Roman" w:eastAsia="Times New Roman" w:hAnsi="Times New Roman" w:cs="Times New Roman"/>
+          <w:color w:val="000000"/>
+          <w:sz w:val="28"/>
+          <w:szCs w:val="28"/>
+          <w:lang w:eastAsia="ru-RU"/>
+        </w:rPr>
+        <w:t xml:space="preserve"> </w:t>
+      </w:r>
+      <w:r>
+        <w:rPr>
+          <w:rFonts w:ascii="Times New Roman" w:eastAsia="Times New Roman" w:hAnsi="Times New Roman" w:cs="Times New Roman"/>
+          <w:color w:val="000000"/>
+          <w:sz w:val="28"/>
+          <w:szCs w:val="28"/>
+          <w:lang w:eastAsia="ru-RU"/>
+        </w:rPr>
+        <w:t xml:space="preserve">[Электронный ресурс]. – </w:t>
+      </w:r>
+      <w:r>
+        <w:rPr>
+          <w:rFonts w:ascii="Times New Roman" w:eastAsia="Times New Roman" w:hAnsi="Times New Roman" w:cs="Times New Roman"/>
+          <w:color w:val="000000"/>
+          <w:sz w:val="28"/>
+          <w:szCs w:val="28"/>
+          <w:lang w:eastAsia="ru-RU"/>
+        </w:rPr>
+        <w:t xml:space="preserve">https://blog.skillfactory.ru/glossary/postgresql/ </w:t>
+      </w:r>
+      <w:r>
+        <w:rPr>
+          <w:rFonts w:ascii="Times New Roman" w:eastAsia="Times New Roman" w:hAnsi="Times New Roman" w:cs="Times New Roman"/>
+          <w:color w:val="000000"/>
+          <w:sz w:val="28"/>
+          <w:szCs w:val="28"/>
+          <w:lang w:eastAsia="ru-RU"/>
+        </w:rPr>
+        <w:t xml:space="preserve">(дата обращения </w:t>
+      </w:r>
+      <w:r>
+        <w:rPr>
+          <w:rFonts w:ascii="Times New Roman" w:eastAsia="Times New Roman" w:hAnsi="Times New Roman" w:cs="Times New Roman"/>
+          <w:color w:val="000000"/>
+          <w:sz w:val="28"/>
+          <w:szCs w:val="28"/>
+          <w:lang w:eastAsia="ru-RU"/>
+        </w:rPr>
+        <w:t>01</w:t>
+      </w:r>
+      <w:r>
+        <w:rPr>
+          <w:rFonts w:ascii="Times New Roman" w:eastAsia="Times New Roman" w:hAnsi="Times New Roman" w:cs="Times New Roman"/>
+          <w:color w:val="000000"/>
+          <w:sz w:val="28"/>
+          <w:szCs w:val="28"/>
+          <w:lang w:eastAsia="ru-RU"/>
+        </w:rPr>
+        <w:t>.0</w:t>
+      </w:r>
+      <w:r>
+        <w:rPr>
+          <w:rFonts w:ascii="Times New Roman" w:eastAsia="Times New Roman" w:hAnsi="Times New Roman" w:cs="Times New Roman"/>
+          <w:color w:val="000000"/>
+          <w:sz w:val="28"/>
+          <w:szCs w:val="28"/>
+          <w:lang w:eastAsia="ru-RU"/>
+        </w:rPr>
+        <w:t>4</w:t>
+      </w:r>
+      <w:r>
+        <w:rPr>
+          <w:rFonts w:ascii="Times New Roman" w:eastAsia="Times New Roman" w:hAnsi="Times New Roman" w:cs="Times New Roman"/>
+          <w:color w:val="000000"/>
+          <w:sz w:val="28"/>
+          <w:szCs w:val="28"/>
+          <w:lang w:eastAsia="ru-RU"/>
+        </w:rPr>
+        <w:t>.2026).</w:t>
+      </w:r>
     </w:p>
     <w:p>
       <w:pPr>
         <w:spacing w:line="360" w:lineRule="auto"/>
         <w:ind w:firstLine="709"/>
         <w:rPr>
+          <w:rFonts w:ascii="Times New Roman" w:eastAsia="Times New Roman" w:hAnsi="Times New Roman" w:cs="Times New Roman"/>
+          <w:color w:val="000000"/>
+          <w:sz w:val="28"/>
+          <w:szCs w:val="28"/>
+          <w:lang w:eastAsia="ru-RU"/>
+        </w:rPr>
+      </w:pPr>
+      <w:r>
+        <w:rPr>
+          <w:rFonts w:ascii="Times New Roman" w:eastAsia="Times New Roman" w:hAnsi="Times New Roman" w:cs="Times New Roman"/>
+          <w:color w:val="000000"/>
+          <w:sz w:val="28"/>
+          <w:szCs w:val="28"/>
+          <w:lang w:eastAsia="ru-RU"/>
+        </w:rPr>
+        <w:t>18</w:t>
+      </w:r>
+      <w:r>
+        <w:rPr>
+          <w:rFonts w:ascii="Times New Roman" w:eastAsia="Times New Roman" w:hAnsi="Times New Roman" w:cs="Times New Roman"/>
+          <w:color w:val="000000"/>
+          <w:sz w:val="28"/>
+          <w:szCs w:val="28"/>
+          <w:lang w:eastAsia="ru-RU"/>
+        </w:rPr>
+        <w:t xml:space="preserve"> </w:t>
+      </w:r>
+      <w:r>
+        <w:rPr>
+          <w:rFonts w:ascii="Times New Roman" w:eastAsia="Times New Roman" w:hAnsi="Times New Roman" w:cs="Times New Roman"/>
+          <w:color w:val="000000"/>
+          <w:sz w:val="28"/>
+          <w:szCs w:val="28"/>
+          <w:lang w:eastAsia="ru-RU"/>
+        </w:rPr>
+        <w:t>Веб-приложение: что это такое, как работает, методы обеспечения безопасности</w:t>
+      </w:r>
+      <w:r>
+        <w:rPr>
+          <w:rFonts w:ascii="Times New Roman" w:eastAsia="Times New Roman" w:hAnsi="Times New Roman" w:cs="Times New Roman"/>
+          <w:color w:val="000000"/>
+          <w:sz w:val="28"/>
+          <w:szCs w:val="28"/>
+          <w:lang w:eastAsia="ru-RU"/>
+        </w:rPr>
+        <w:t xml:space="preserve"> </w:t>
+      </w:r>
+      <w:r>
+        <w:rPr>
+          <w:rFonts w:ascii="Times New Roman" w:eastAsia="Times New Roman" w:hAnsi="Times New Roman" w:cs="Times New Roman"/>
+          <w:color w:val="000000"/>
+          <w:sz w:val="28"/>
+          <w:szCs w:val="28"/>
+          <w:lang w:eastAsia="ru-RU"/>
+        </w:rPr>
+        <w:t xml:space="preserve">[Электронный ресурс]. – </w:t>
+      </w:r>
+      <w:r>
+        <w:rPr>
+          <w:rFonts w:ascii="Times New Roman" w:eastAsia="Times New Roman" w:hAnsi="Times New Roman" w:cs="Times New Roman"/>
+          <w:color w:val="000000"/>
+          <w:sz w:val="28"/>
+          <w:szCs w:val="28"/>
+          <w:lang w:eastAsia="ru-RU"/>
+        </w:rPr>
+        <w:t>https://rt-solar.ru/products/solar_appscreener/blog/4628/</w:t>
+      </w:r>
+      <w:r>
+        <w:rPr>
+          <w:rFonts w:ascii="Times New Roman" w:eastAsia="Times New Roman" w:hAnsi="Times New Roman" w:cs="Times New Roman"/>
+          <w:color w:val="000000"/>
+          <w:sz w:val="28"/>
+          <w:szCs w:val="28"/>
+          <w:lang w:eastAsia="ru-RU"/>
+        </w:rPr>
+        <w:t xml:space="preserve"> </w:t>
+      </w:r>
+      <w:r>
+        <w:rPr>
+          <w:rFonts w:ascii="Times New Roman" w:eastAsia="Times New Roman" w:hAnsi="Times New Roman" w:cs="Times New Roman"/>
+          <w:color w:val="000000"/>
+          <w:sz w:val="28"/>
+          <w:szCs w:val="28"/>
+          <w:lang w:eastAsia="ru-RU"/>
+        </w:rPr>
+        <w:t xml:space="preserve">(дата обращения </w:t>
+      </w:r>
+      <w:r>
+        <w:rPr>
+          <w:rFonts w:ascii="Times New Roman" w:eastAsia="Times New Roman" w:hAnsi="Times New Roman" w:cs="Times New Roman"/>
+          <w:color w:val="000000"/>
+          <w:sz w:val="28"/>
+          <w:szCs w:val="28"/>
+          <w:lang w:eastAsia="ru-RU"/>
+        </w:rPr>
+        <w:t>01</w:t>
+      </w:r>
+      <w:r>
+        <w:rPr>
+          <w:rFonts w:ascii="Times New Roman" w:eastAsia="Times New Roman" w:hAnsi="Times New Roman" w:cs="Times New Roman"/>
+          <w:color w:val="000000"/>
+          <w:sz w:val="28"/>
+          <w:szCs w:val="28"/>
+          <w:lang w:eastAsia="ru-RU"/>
+        </w:rPr>
+        <w:t>.0</w:t>
+      </w:r>
+      <w:r>
+        <w:rPr>
+          <w:rFonts w:ascii="Times New Roman" w:eastAsia="Times New Roman" w:hAnsi="Times New Roman" w:cs="Times New Roman"/>
+          <w:color w:val="000000"/>
+          <w:sz w:val="28"/>
+          <w:szCs w:val="28"/>
+          <w:lang w:eastAsia="ru-RU"/>
+        </w:rPr>
+        <w:t>4</w:t>
+      </w:r>
+      <w:r>
+        <w:rPr>
+          <w:rFonts w:ascii="Times New Roman" w:eastAsia="Times New Roman" w:hAnsi="Times New Roman" w:cs="Times New Roman"/>
+          <w:color w:val="000000"/>
+          <w:sz w:val="28"/>
+          <w:szCs w:val="28"/>
+          <w:lang w:eastAsia="ru-RU"/>
+        </w:rPr>
+        <w:t>.2026).</w:t>
+      </w:r>
+    </w:p>
+    <w:p>
+      <w:pPr>
+        <w:spacing w:line="360" w:lineRule="auto"/>
+        <w:ind w:firstLine="709"/>
+        <w:rPr>
+          <w:rFonts w:ascii="Times New Roman" w:eastAsia="Times New Roman" w:hAnsi="Times New Roman" w:cs="Times New Roman"/>
+          <w:color w:val="000000"/>
+          <w:sz w:val="28"/>
+          <w:szCs w:val="28"/>
+          <w:lang w:eastAsia="ru-RU"/>
+        </w:rPr>
+      </w:pPr>
+      <w:r>
+        <w:rPr>
+          <w:rFonts w:ascii="Times New Roman" w:eastAsia="Times New Roman" w:hAnsi="Times New Roman" w:cs="Times New Roman"/>
+          <w:color w:val="000000"/>
+          <w:sz w:val="28"/>
+          <w:szCs w:val="28"/>
+          <w:lang w:eastAsia="ru-RU"/>
+        </w:rPr>
+        <w:lastRenderedPageBreak/>
+        <w:t>1</w:t>
+      </w:r>
+      <w:r>
+        <w:rPr>
+          <w:rFonts w:ascii="Times New Roman" w:eastAsia="Times New Roman" w:hAnsi="Times New Roman" w:cs="Times New Roman"/>
+          <w:color w:val="000000"/>
+          <w:sz w:val="28"/>
+          <w:szCs w:val="28"/>
+          <w:lang w:eastAsia="ru-RU"/>
+        </w:rPr>
+        <w:t>9</w:t>
+      </w:r>
+      <w:r>
+        <w:rPr>
+          <w:rFonts w:ascii="Times New Roman" w:eastAsia="Times New Roman" w:hAnsi="Times New Roman" w:cs="Times New Roman"/>
+          <w:color w:val="000000"/>
+          <w:sz w:val="28"/>
+          <w:szCs w:val="28"/>
+          <w:lang w:eastAsia="ru-RU"/>
+        </w:rPr>
+        <w:t xml:space="preserve"> </w:t>
+      </w:r>
+      <w:r>
+        <w:rPr>
+          <w:rFonts w:ascii="Times New Roman" w:eastAsia="Times New Roman" w:hAnsi="Times New Roman" w:cs="Times New Roman"/>
+          <w:color w:val="000000"/>
+          <w:sz w:val="28"/>
+          <w:szCs w:val="28"/>
+          <w:lang w:eastAsia="ru-RU"/>
+        </w:rPr>
+        <w:t>Фронтенд или бэкенд: по какому пути в разработке пойти</w:t>
+      </w:r>
+      <w:r>
+        <w:rPr>
+          <w:rFonts w:ascii="Times New Roman" w:eastAsia="Times New Roman" w:hAnsi="Times New Roman" w:cs="Times New Roman"/>
+          <w:color w:val="000000"/>
+          <w:sz w:val="28"/>
+          <w:szCs w:val="28"/>
+          <w:lang w:eastAsia="ru-RU"/>
+        </w:rPr>
+        <w:t xml:space="preserve"> </w:t>
+      </w:r>
+      <w:r>
+        <w:rPr>
+          <w:rFonts w:ascii="Times New Roman" w:eastAsia="Times New Roman" w:hAnsi="Times New Roman" w:cs="Times New Roman"/>
+          <w:color w:val="000000"/>
+          <w:sz w:val="28"/>
+          <w:szCs w:val="28"/>
+          <w:lang w:eastAsia="ru-RU"/>
+        </w:rPr>
+        <w:t xml:space="preserve">[Электронный ресурс]. – </w:t>
+      </w:r>
+      <w:r>
+        <w:rPr>
+          <w:rFonts w:ascii="Times New Roman" w:eastAsia="Times New Roman" w:hAnsi="Times New Roman" w:cs="Times New Roman"/>
+          <w:color w:val="000000"/>
+          <w:sz w:val="28"/>
+          <w:szCs w:val="28"/>
+          <w:lang w:eastAsia="ru-RU"/>
+        </w:rPr>
+        <w:t>https://practicum.yandex.ru/blog/chem-otlichaetsya-backend-i-frontend/</w:t>
+      </w:r>
+      <w:r>
+        <w:rPr>
+          <w:rFonts w:ascii="Times New Roman" w:eastAsia="Times New Roman" w:hAnsi="Times New Roman" w:cs="Times New Roman"/>
+          <w:color w:val="000000"/>
+          <w:sz w:val="28"/>
+          <w:szCs w:val="28"/>
+          <w:lang w:eastAsia="ru-RU"/>
+        </w:rPr>
+        <w:t xml:space="preserve"> </w:t>
+      </w:r>
+      <w:r>
+        <w:rPr>
+          <w:rFonts w:ascii="Times New Roman" w:eastAsia="Times New Roman" w:hAnsi="Times New Roman" w:cs="Times New Roman"/>
+          <w:color w:val="000000"/>
+          <w:sz w:val="28"/>
+          <w:szCs w:val="28"/>
+          <w:lang w:eastAsia="ru-RU"/>
+        </w:rPr>
+        <w:t xml:space="preserve">(дата обращения </w:t>
+      </w:r>
+      <w:r>
+        <w:rPr>
+          <w:rFonts w:ascii="Times New Roman" w:eastAsia="Times New Roman" w:hAnsi="Times New Roman" w:cs="Times New Roman"/>
+          <w:color w:val="000000"/>
+          <w:sz w:val="28"/>
+          <w:szCs w:val="28"/>
+          <w:lang w:eastAsia="ru-RU"/>
+        </w:rPr>
+        <w:t>01</w:t>
+      </w:r>
+      <w:r>
+        <w:rPr>
+          <w:rFonts w:ascii="Times New Roman" w:eastAsia="Times New Roman" w:hAnsi="Times New Roman" w:cs="Times New Roman"/>
+          <w:color w:val="000000"/>
+          <w:sz w:val="28"/>
+          <w:szCs w:val="28"/>
+          <w:lang w:eastAsia="ru-RU"/>
+        </w:rPr>
+        <w:t>.0</w:t>
+      </w:r>
+      <w:r>
+        <w:rPr>
+          <w:rFonts w:ascii="Times New Roman" w:eastAsia="Times New Roman" w:hAnsi="Times New Roman" w:cs="Times New Roman"/>
+          <w:color w:val="000000"/>
+          <w:sz w:val="28"/>
+          <w:szCs w:val="28"/>
+          <w:lang w:eastAsia="ru-RU"/>
+        </w:rPr>
+        <w:t>4</w:t>
+      </w:r>
+      <w:r>
+        <w:rPr>
+          <w:rFonts w:ascii="Times New Roman" w:eastAsia="Times New Roman" w:hAnsi="Times New Roman" w:cs="Times New Roman"/>
+          <w:color w:val="000000"/>
+          <w:sz w:val="28"/>
+          <w:szCs w:val="28"/>
+          <w:lang w:eastAsia="ru-RU"/>
+        </w:rPr>
+        <w:t>.2026).</w:t>
+      </w:r>
+    </w:p>
+    <w:p>
+      <w:pPr>
+        <w:spacing w:line="360" w:lineRule="auto"/>
+        <w:ind w:firstLine="709"/>
+        <w:rPr>
+          <w:rFonts w:ascii="Times New Roman" w:eastAsia="Times New Roman" w:hAnsi="Times New Roman" w:cs="Times New Roman"/>
+          <w:color w:val="000000"/>
+          <w:sz w:val="28"/>
+          <w:szCs w:val="28"/>
+          <w:lang w:eastAsia="ru-RU"/>
+        </w:rPr>
+      </w:pPr>
+      <w:r>
+        <w:rPr>
+          <w:rFonts w:ascii="Times New Roman" w:eastAsia="Times New Roman" w:hAnsi="Times New Roman" w:cs="Times New Roman"/>
+          <w:color w:val="000000"/>
+          <w:sz w:val="28"/>
+          <w:szCs w:val="28"/>
+          <w:lang w:eastAsia="ru-RU"/>
+        </w:rPr>
+        <w:t>2</w:t>
+      </w:r>
+      <w:r>
+        <w:rPr>
+          <w:rFonts w:ascii="Times New Roman" w:eastAsia="Times New Roman" w:hAnsi="Times New Roman" w:cs="Times New Roman"/>
+          <w:color w:val="000000"/>
+          <w:sz w:val="28"/>
+          <w:szCs w:val="28"/>
+          <w:lang w:eastAsia="ru-RU"/>
+        </w:rPr>
+        <w:t>0</w:t>
+      </w:r>
+      <w:r>
+        <w:rPr>
+          <w:rFonts w:ascii="Times New Roman" w:eastAsia="Times New Roman" w:hAnsi="Times New Roman" w:cs="Times New Roman"/>
+          <w:color w:val="000000"/>
+          <w:sz w:val="28"/>
+          <w:szCs w:val="28"/>
+          <w:lang w:eastAsia="ru-RU"/>
+        </w:rPr>
+        <w:t xml:space="preserve"> </w:t>
+      </w:r>
+      <w:r>
+        <w:rPr>
+          <w:rFonts w:ascii="Times New Roman" w:eastAsia="Times New Roman" w:hAnsi="Times New Roman" w:cs="Times New Roman"/>
+          <w:color w:val="000000"/>
+          <w:sz w:val="28"/>
+          <w:szCs w:val="28"/>
+          <w:lang w:eastAsia="ru-RU"/>
+        </w:rPr>
+        <w:t>Использование диаграммы вариантов использования UML при проектировании программного обеспечения</w:t>
+      </w:r>
+      <w:r>
+        <w:rPr>
+          <w:rFonts w:ascii="Times New Roman" w:eastAsia="Times New Roman" w:hAnsi="Times New Roman" w:cs="Times New Roman"/>
+          <w:color w:val="000000"/>
+          <w:sz w:val="28"/>
+          <w:szCs w:val="28"/>
+          <w:lang w:eastAsia="ru-RU"/>
+        </w:rPr>
+        <w:t xml:space="preserve"> </w:t>
+      </w:r>
+      <w:r>
+        <w:rPr>
+          <w:rFonts w:ascii="Times New Roman" w:eastAsia="Times New Roman" w:hAnsi="Times New Roman" w:cs="Times New Roman"/>
+          <w:color w:val="000000"/>
+          <w:sz w:val="28"/>
+          <w:szCs w:val="28"/>
+          <w:lang w:eastAsia="ru-RU"/>
+        </w:rPr>
+        <w:t xml:space="preserve">[Электронный ресурс]. – </w:t>
+      </w:r>
+      <w:r>
+        <w:rPr>
+          <w:rFonts w:ascii="Times New Roman" w:eastAsia="Times New Roman" w:hAnsi="Times New Roman" w:cs="Times New Roman"/>
+          <w:color w:val="000000"/>
+          <w:sz w:val="28"/>
+          <w:szCs w:val="28"/>
+          <w:lang w:eastAsia="ru-RU"/>
+        </w:rPr>
+        <w:t>https://habr.com/ru/articles/566218/</w:t>
+      </w:r>
+      <w:r>
+        <w:rPr>
+          <w:rFonts w:ascii="Times New Roman" w:eastAsia="Times New Roman" w:hAnsi="Times New Roman" w:cs="Times New Roman"/>
+          <w:color w:val="000000"/>
+          <w:sz w:val="28"/>
+          <w:szCs w:val="28"/>
+          <w:lang w:eastAsia="ru-RU"/>
+        </w:rPr>
+        <w:t xml:space="preserve"> </w:t>
+      </w:r>
+      <w:r>
+        <w:rPr>
+          <w:rFonts w:ascii="Times New Roman" w:eastAsia="Times New Roman" w:hAnsi="Times New Roman" w:cs="Times New Roman"/>
+          <w:color w:val="000000"/>
+          <w:sz w:val="28"/>
+          <w:szCs w:val="28"/>
+          <w:lang w:eastAsia="ru-RU"/>
+        </w:rPr>
+        <w:t xml:space="preserve">(дата обращения </w:t>
+      </w:r>
+      <w:r>
+        <w:rPr>
+          <w:rFonts w:ascii="Times New Roman" w:eastAsia="Times New Roman" w:hAnsi="Times New Roman" w:cs="Times New Roman"/>
+          <w:color w:val="000000"/>
+          <w:sz w:val="28"/>
+          <w:szCs w:val="28"/>
+          <w:lang w:eastAsia="ru-RU"/>
+        </w:rPr>
+        <w:t>01</w:t>
+      </w:r>
+      <w:r>
+        <w:rPr>
+          <w:rFonts w:ascii="Times New Roman" w:eastAsia="Times New Roman" w:hAnsi="Times New Roman" w:cs="Times New Roman"/>
+          <w:color w:val="000000"/>
+          <w:sz w:val="28"/>
+          <w:szCs w:val="28"/>
+          <w:lang w:eastAsia="ru-RU"/>
+        </w:rPr>
+        <w:t>.0</w:t>
+      </w:r>
+      <w:r>
+        <w:rPr>
+          <w:rFonts w:ascii="Times New Roman" w:eastAsia="Times New Roman" w:hAnsi="Times New Roman" w:cs="Times New Roman"/>
+          <w:color w:val="000000"/>
+          <w:sz w:val="28"/>
+          <w:szCs w:val="28"/>
+          <w:lang w:eastAsia="ru-RU"/>
+        </w:rPr>
+        <w:t>4</w:t>
+      </w:r>
+      <w:r>
+        <w:rPr>
+          <w:rFonts w:ascii="Times New Roman" w:eastAsia="Times New Roman" w:hAnsi="Times New Roman" w:cs="Times New Roman"/>
+          <w:color w:val="000000"/>
+          <w:sz w:val="28"/>
+          <w:szCs w:val="28"/>
+          <w:lang w:eastAsia="ru-RU"/>
+        </w:rPr>
+        <w:t>.2026).</w:t>
+      </w:r>
+    </w:p>
+    <w:p>
+      <w:pPr>
+        <w:spacing w:line="360" w:lineRule="auto"/>
+        <w:ind w:firstLine="709"/>
+        <w:rPr>
+          <w:rFonts w:ascii="Times New Roman" w:eastAsia="Times New Roman" w:hAnsi="Times New Roman" w:cs="Times New Roman"/>
+          <w:color w:val="000000"/>
+          <w:sz w:val="28"/>
+          <w:szCs w:val="28"/>
+          <w:lang w:eastAsia="ru-RU"/>
+        </w:rPr>
+      </w:pPr>
+    </w:p>
+    <w:p>
+      <w:pPr>
+        <w:spacing w:line="360" w:lineRule="auto"/>
+        <w:ind w:firstLine="709"/>
+        <w:rPr>
+          <w:rFonts w:ascii="Times New Roman" w:eastAsia="Times New Roman" w:hAnsi="Times New Roman" w:cs="Times New Roman"/>
+          <w:color w:val="000000"/>
+          <w:sz w:val="28"/>
+          <w:szCs w:val="28"/>
+          <w:lang w:eastAsia="ru-RU"/>
+        </w:rPr>
+      </w:pPr>
+    </w:p>
+    <w:p>
+      <w:pPr>
+        <w:spacing w:line="360" w:lineRule="auto"/>
+        <w:ind w:firstLine="709"/>
+        <w:rPr>
+          <w:rFonts w:ascii="Times New Roman" w:eastAsia="Times New Roman" w:hAnsi="Times New Roman" w:cs="Times New Roman"/>
+          <w:color w:val="000000"/>
+          <w:sz w:val="28"/>
+          <w:szCs w:val="28"/>
+          <w:lang w:eastAsia="ru-RU"/>
+        </w:rPr>
+      </w:pPr>
+    </w:p>
+    <w:p>
+      <w:pPr>
+        <w:spacing w:line="360" w:lineRule="auto"/>
+        <w:ind w:firstLine="709"/>
+        <w:rPr>
           <w:color w:val="000000" w:themeColor="text1"/>
         </w:rPr>
       </w:pPr>
     </w:p>
     <w:sectPr>
-      <w:footerReference w:type="default" r:id="rId10"/>
+      <w:footerReference w:type="default" r:id="rId13"/>
       <w:pgSz w:w="11906" w:h="16838"/>
       <w:pgMar w:top="1134" w:right="850" w:bottom="1134" w:left="1701" w:header="708" w:footer="708" w:gutter="0"/>
       <w:cols w:space="708"/>
@@ -14848,7 +15491,7 @@
 </file>
 
 <file path=word/endnotes.xml><?xml version="1.0" encoding="utf-8"?>
-<w:endnotes xmlns:wpc="http://schemas.microsoft.com/office/word/2010/wordprocessingCanvas" xmlns:cx="http://schemas.microsoft.com/office/drawing/2014/chartex" xmlns:cx1="http://schemas.microsoft.com/office/drawing/2015/9/8/chartex" xmlns:cx2="http://schemas.microsoft.com/office/drawing/2015/10/21/chartex" xmlns:cx3="http://schemas.microsoft.com/office/drawing/2016/5/9/chartex" xmlns:cx4="http://schemas.microsoft.com/office/drawing/2016/5/10/chartex" xmlns:cx5="http://schemas.microsoft.com/office/drawing/2016/5/11/chartex" xmlns:cx6="http://schemas.microsoft.com/office/drawing/2016/5/12/chartex" xmlns:cx7="http://schemas.microsoft.com/office/drawing/2016/5/13/chartex" xmlns:cx8="http://schemas.microsoft.com/office/drawing/2016/5/14/chartex" xmlns:mc="http://schemas.openxmlformats.org/markup-compatibility/2006" xmlns:aink="http://schemas.microsoft.com/office/drawing/2016/ink" xmlns:am3d="http://schemas.microsoft.com/office/drawing/2017/model3d" xmlns:o="urn:schemas-microsoft-com:office:office" xmlns:r="http://schemas.openxmlformats.org/officeDocument/2006/relationships" xmlns:m="http://schemas.openxmlformats.org/officeDocument/2006/math" xmlns:v="urn:schemas-microsoft-com:vml" xmlns:wp14="http://schemas.microsoft.com/office/word/2010/wordprocessingDrawing" xmlns:wp="http://schemas.openxmlformats.org/drawingml/2006/wordprocessingDrawing" xmlns:w10="urn:schemas-microsoft-com:office:word" xmlns:w="http://schemas.openxmlformats.org/wordprocessingml/2006/main" xmlns:w14="http://schemas.microsoft.com/office/word/2010/wordml" xmlns:w15="http://schemas.microsoft.com/office/word/2012/wordml" xmlns:w16cex="http://schemas.microsoft.com/office/word/2018/wordml/cex" xmlns:w16cid="http://schemas.microsoft.com/office/word/2016/wordml/cid" xmlns:w16="http://schemas.microsoft.com/office/word/2018/wordml" xmlns:w16se="http://schemas.microsoft.com/office/word/2015/wordml/symex" xmlns:wpg="http://schemas.microsoft.com/office/word/2010/wordprocessingGroup" xmlns:wpi="http://schemas.microsoft.com/office/word/2010/wordprocessingInk" xmlns:wne="http://schemas.microsoft.com/office/word/2006/wordml" xmlns:wps="http://schemas.microsoft.com/office/word/2010/wordprocessingShape" mc:Ignorable="w14 w15 w16se w16cid w16 w16cex wp14">
+<w:endnotes xmlns:wpc="http://schemas.microsoft.com/office/word/2010/wordprocessingCanvas" xmlns:cx="http://schemas.microsoft.com/office/drawing/2014/chartex" xmlns:cx1="http://schemas.microsoft.com/office/drawing/2015/9/8/chartex" xmlns:cx2="http://schemas.microsoft.com/office/drawing/2015/10/21/chartex" xmlns:cx3="http://schemas.microsoft.com/office/drawing/2016/5/9/chartex" xmlns:cx4="http://schemas.microsoft.com/office/drawing/2016/5/10/chartex" xmlns:cx5="http://schemas.microsoft.com/office/drawing/2016/5/11/chartex" xmlns:cx6="http://schemas.microsoft.com/office/drawing/2016/5/12/chartex" xmlns:cx7="http://schemas.microsoft.com/office/drawing/2016/5/13/chartex" xmlns:cx8="http://schemas.microsoft.com/office/drawing/2016/5/14/chartex" xmlns:mc="http://schemas.openxmlformats.org/markup-compatibility/2006" xmlns:aink="http://schemas.microsoft.com/office/drawing/2016/ink" xmlns:am3d="http://schemas.microsoft.com/office/drawing/2017/model3d" xmlns:o="urn:schemas-microsoft-com:office:office" xmlns:oel="http://schemas.microsoft.com/office/2019/extlst" xmlns:r="http://schemas.openxmlformats.org/officeDocument/2006/relationships" xmlns:m="http://schemas.openxmlformats.org/officeDocument/2006/math" xmlns:v="urn:schemas-microsoft-com:vml" xmlns:wp14="http://schemas.microsoft.com/office/word/2010/wordprocessingDrawing" xmlns:wp="http://schemas.openxmlformats.org/drawingml/2006/wordprocessingDrawing" xmlns:w10="urn:schemas-microsoft-com:office:word" xmlns:w="http://schemas.openxmlformats.org/wordprocessingml/2006/main" xmlns:w14="http://schemas.microsoft.com/office/word/2010/wordml" xmlns:w15="http://schemas.microsoft.com/office/word/2012/wordml" xmlns:w16cex="http://schemas.microsoft.com/office/word/2018/wordml/cex" xmlns:w16cid="http://schemas.microsoft.com/office/word/2016/wordml/cid" xmlns:w16="http://schemas.microsoft.com/office/word/2018/wordml" xmlns:w16du="http://schemas.microsoft.com/office/word/2023/wordml/word16du" xmlns:w16sdtdh="http://schemas.microsoft.com/office/word/2020/wordml/sdtdatahash" xmlns:w16sdtfl="http://schemas.microsoft.com/office/word/2024/wordml/sdtformatlock" xmlns:w16se="http://schemas.microsoft.com/office/word/2015/wordml/symex" xmlns:wpg="http://schemas.microsoft.com/office/word/2010/wordprocessingGroup" xmlns:wpi="http://schemas.microsoft.com/office/word/2010/wordprocessingInk" xmlns:wne="http://schemas.microsoft.com/office/word/2006/wordml" xmlns:wps="http://schemas.microsoft.com/office/word/2010/wordprocessingShape" mc:Ignorable="w14 w15 w16se w16cid w16 w16cex w16sdtdh w16sdtfl w16du wp14">
   <w:endnote w:type="separator" w:id="-1">
     <w:p>
       <w:pPr>
@@ -14873,7 +15516,7 @@
 </file>
 
 <file path=word/footer1.xml><?xml version="1.0" encoding="utf-8"?>
-<w:ftr xmlns:wpc="http://schemas.microsoft.com/office/word/2010/wordprocessingCanvas" xmlns:cx="http://schemas.microsoft.com/office/drawing/2014/chartex" xmlns:cx1="http://schemas.microsoft.com/office/drawing/2015/9/8/chartex" xmlns:cx2="http://schemas.microsoft.com/office/drawing/2015/10/21/chartex" xmlns:cx3="http://schemas.microsoft.com/office/drawing/2016/5/9/chartex" xmlns:cx4="http://schemas.microsoft.com/office/drawing/2016/5/10/chartex" xmlns:cx5="http://schemas.microsoft.com/office/drawing/2016/5/11/chartex" xmlns:cx6="http://schemas.microsoft.com/office/drawing/2016/5/12/chartex" xmlns:cx7="http://schemas.microsoft.com/office/drawing/2016/5/13/chartex" xmlns:cx8="http://schemas.microsoft.com/office/drawing/2016/5/14/chartex" xmlns:mc="http://schemas.openxmlformats.org/markup-compatibility/2006" xmlns:aink="http://schemas.microsoft.com/office/drawing/2016/ink" xmlns:am3d="http://schemas.microsoft.com/office/drawing/2017/model3d" xmlns:o="urn:schemas-microsoft-com:office:office" xmlns:r="http://schemas.openxmlformats.org/officeDocument/2006/relationships" xmlns:m="http://schemas.openxmlformats.org/officeDocument/2006/math" xmlns:v="urn:schemas-microsoft-com:vml" xmlns:wp14="http://schemas.microsoft.com/office/word/2010/wordprocessingDrawing" xmlns:wp="http://schemas.openxmlformats.org/drawingml/2006/wordprocessingDrawing" xmlns:w10="urn:schemas-microsoft-com:office:word" xmlns:w="http://schemas.openxmlformats.org/wordprocessingml/2006/main" xmlns:w14="http://schemas.microsoft.com/office/word/2010/wordml" xmlns:w15="http://schemas.microsoft.com/office/word/2012/wordml" xmlns:w16cex="http://schemas.microsoft.com/office/word/2018/wordml/cex" xmlns:w16cid="http://schemas.microsoft.com/office/word/2016/wordml/cid" xmlns:w16="http://schemas.microsoft.com/office/word/2018/wordml" xmlns:w16se="http://schemas.microsoft.com/office/word/2015/wordml/symex" xmlns:wpg="http://schemas.microsoft.com/office/word/2010/wordprocessingGroup" xmlns:wpi="http://schemas.microsoft.com/office/word/2010/wordprocessingInk" xmlns:wne="http://schemas.microsoft.com/office/word/2006/wordml" xmlns:wps="http://schemas.microsoft.com/office/word/2010/wordprocessingShape" mc:Ignorable="w14 w15 w16se w16cid w16 w16cex wp14">
+<w:ftr xmlns:wpc="http://schemas.microsoft.com/office/word/2010/wordprocessingCanvas" xmlns:cx="http://schemas.microsoft.com/office/drawing/2014/chartex" xmlns:cx1="http://schemas.microsoft.com/office/drawing/2015/9/8/chartex" xmlns:cx2="http://schemas.microsoft.com/office/drawing/2015/10/21/chartex" xmlns:cx3="http://schemas.microsoft.com/office/drawing/2016/5/9/chartex" xmlns:cx4="http://schemas.microsoft.com/office/drawing/2016/5/10/chartex" xmlns:cx5="http://schemas.microsoft.com/office/drawing/2016/5/11/chartex" xmlns:cx6="http://schemas.microsoft.com/office/drawing/2016/5/12/chartex" xmlns:cx7="http://schemas.microsoft.com/office/drawing/2016/5/13/chartex" xmlns:cx8="http://schemas.microsoft.com/office/drawing/2016/5/14/chartex" xmlns:mc="http://schemas.openxmlformats.org/markup-compatibility/2006" xmlns:aink="http://schemas.microsoft.com/office/drawing/2016/ink" xmlns:am3d="http://schemas.microsoft.com/office/drawing/2017/model3d" xmlns:o="urn:schemas-microsoft-com:office:office" xmlns:oel="http://schemas.microsoft.com/office/2019/extlst" xmlns:r="http://schemas.openxmlformats.org/officeDocument/2006/relationships" xmlns:m="http://schemas.openxmlformats.org/officeDocument/2006/math" xmlns:v="urn:schemas-microsoft-com:vml" xmlns:wp14="http://schemas.microsoft.com/office/word/2010/wordprocessingDrawing" xmlns:wp="http://schemas.openxmlformats.org/drawingml/2006/wordprocessingDrawing" xmlns:w10="urn:schemas-microsoft-com:office:word" xmlns:w="http://schemas.openxmlformats.org/wordprocessingml/2006/main" xmlns:w14="http://schemas.microsoft.com/office/word/2010/wordml" xmlns:w15="http://schemas.microsoft.com/office/word/2012/wordml" xmlns:w16cex="http://schemas.microsoft.com/office/word/2018/wordml/cex" xmlns:w16cid="http://schemas.microsoft.com/office/word/2016/wordml/cid" xmlns:w16="http://schemas.microsoft.com/office/word/2018/wordml" xmlns:w16du="http://schemas.microsoft.com/office/word/2023/wordml/word16du" xmlns:w16sdtdh="http://schemas.microsoft.com/office/word/2020/wordml/sdtdatahash" xmlns:w16sdtfl="http://schemas.microsoft.com/office/word/2024/wordml/sdtformatlock" xmlns:w16se="http://schemas.microsoft.com/office/word/2015/wordml/symex" xmlns:wpg="http://schemas.microsoft.com/office/word/2010/wordprocessingGroup" xmlns:wpi="http://schemas.microsoft.com/office/word/2010/wordprocessingInk" xmlns:wne="http://schemas.microsoft.com/office/word/2006/wordml" xmlns:wps="http://schemas.microsoft.com/office/word/2010/wordprocessingShape" mc:Ignorable="w14 w15 w16se w16cid w16 w16cex w16sdtdh w16sdtfl w16du wp14">
   <w:sdt>
     <w:sdtPr>
       <w:id w:val="-365212670"/>
@@ -14952,7 +15595,7 @@
 </file>
 
 <file path=word/footnotes.xml><?xml version="1.0" encoding="utf-8"?>
-<w:footnotes xmlns:wpc="http://schemas.microsoft.com/office/word/2010/wordprocessingCanvas" xmlns:cx="http://schemas.microsoft.com/office/drawing/2014/chartex" xmlns:cx1="http://schemas.microsoft.com/office/drawing/2015/9/8/chartex" xmlns:cx2="http://schemas.microsoft.com/office/drawing/2015/10/21/chartex" xmlns:cx3="http://schemas.microsoft.com/office/drawing/2016/5/9/chartex" xmlns:cx4="http://schemas.microsoft.com/office/drawing/2016/5/10/chartex" xmlns:cx5="http://schemas.microsoft.com/office/drawing/2016/5/11/chartex" xmlns:cx6="http://schemas.microsoft.com/office/drawing/2016/5/12/chartex" xmlns:cx7="http://schemas.microsoft.com/office/drawing/2016/5/13/chartex" xmlns:cx8="http://schemas.microsoft.com/office/drawing/2016/5/14/chartex" xmlns:mc="http://schemas.openxmlformats.org/markup-compatibility/2006" xmlns:aink="http://schemas.microsoft.com/office/drawing/2016/ink" xmlns:am3d="http://schemas.microsoft.com/office/drawing/2017/model3d" xmlns:o="urn:schemas-microsoft-com:office:office" xmlns:r="http://schemas.openxmlformats.org/officeDocument/2006/relationships" xmlns:m="http://schemas.openxmlformats.org/officeDocument/2006/math" xmlns:v="urn:schemas-microsoft-com:vml" xmlns:wp14="http://schemas.microsoft.com/office/word/2010/wordprocessingDrawing" xmlns:wp="http://schemas.openxmlformats.org/drawingml/2006/wordprocessingDrawing" xmlns:w10="urn:schemas-microsoft-com:office:word" xmlns:w="http://schemas.openxmlformats.org/wordprocessingml/2006/main" xmlns:w14="http://schemas.microsoft.com/office/word/2010/wordml" xmlns:w15="http://schemas.microsoft.com/office/word/2012/wordml" xmlns:w16cex="http://schemas.microsoft.com/office/word/2018/wordml/cex" xmlns:w16cid="http://schemas.microsoft.com/office/word/2016/wordml/cid" xmlns:w16="http://schemas.microsoft.com/office/word/2018/wordml" xmlns:w16se="http://schemas.microsoft.com/office/word/2015/wordml/symex" xmlns:wpg="http://schemas.microsoft.com/office/word/2010/wordprocessingGroup" xmlns:wpi="http://schemas.microsoft.com/office/word/2010/wordprocessingInk" xmlns:wne="http://schemas.microsoft.com/office/word/2006/wordml" xmlns:wps="http://schemas.microsoft.com/office/word/2010/wordprocessingShape" mc:Ignorable="w14 w15 w16se w16cid w16 w16cex wp14">
+<w:footnotes xmlns:wpc="http://schemas.microsoft.com/office/word/2010/wordprocessingCanvas" xmlns:cx="http://schemas.microsoft.com/office/drawing/2014/chartex" xmlns:cx1="http://schemas.microsoft.com/office/drawing/2015/9/8/chartex" xmlns:cx2="http://schemas.microsoft.com/office/drawing/2015/10/21/chartex" xmlns:cx3="http://schemas.microsoft.com/office/drawing/2016/5/9/chartex" xmlns:cx4="http://schemas.microsoft.com/office/drawing/2016/5/10/chartex" xmlns:cx5="http://schemas.microsoft.com/office/drawing/2016/5/11/chartex" xmlns:cx6="http://schemas.microsoft.com/office/drawing/2016/5/12/chartex" xmlns:cx7="http://schemas.microsoft.com/office/drawing/2016/5/13/chartex" xmlns:cx8="http://schemas.microsoft.com/office/drawing/2016/5/14/chartex" xmlns:mc="http://schemas.openxmlformats.org/markup-compatibility/2006" xmlns:aink="http://schemas.microsoft.com/office/drawing/2016/ink" xmlns:am3d="http://schemas.microsoft.com/office/drawing/2017/model3d" xmlns:o="urn:schemas-microsoft-com:office:office" xmlns:oel="http://schemas.microsoft.com/office/2019/extlst" xmlns:r="http://schemas.openxmlformats.org/officeDocument/2006/relationships" xmlns:m="http://schemas.openxmlformats.org/officeDocument/2006/math" xmlns:v="urn:schemas-microsoft-com:vml" xmlns:wp14="http://schemas.microsoft.com/office/word/2010/wordprocessingDrawing" xmlns:wp="http://schemas.openxmlformats.org/drawingml/2006/wordprocessingDrawing" xmlns:w10="urn:schemas-microsoft-com:office:word" xmlns:w="http://schemas.openxmlformats.org/wordprocessingml/2006/main" xmlns:w14="http://schemas.microsoft.com/office/word/2010/wordml" xmlns:w15="http://schemas.microsoft.com/office/word/2012/wordml" xmlns:w16cex="http://schemas.microsoft.com/office/word/2018/wordml/cex" xmlns:w16cid="http://schemas.microsoft.com/office/word/2016/wordml/cid" xmlns:w16="http://schemas.microsoft.com/office/word/2018/wordml" xmlns:w16du="http://schemas.microsoft.com/office/word/2023/wordml/word16du" xmlns:w16sdtdh="http://schemas.microsoft.com/office/word/2020/wordml/sdtdatahash" xmlns:w16sdtfl="http://schemas.microsoft.com/office/word/2024/wordml/sdtformatlock" xmlns:w16se="http://schemas.microsoft.com/office/word/2015/wordml/symex" xmlns:wpg="http://schemas.microsoft.com/office/word/2010/wordprocessingGroup" xmlns:wpi="http://schemas.microsoft.com/office/word/2010/wordprocessingInk" xmlns:wne="http://schemas.microsoft.com/office/word/2006/wordml" xmlns:wps="http://schemas.microsoft.com/office/word/2010/wordprocessingShape" mc:Ignorable="w14 w15 w16se w16cid w16 w16cex w16sdtdh w16sdtfl w16du wp14">
   <w:footnote w:type="separator" w:id="-1">
     <w:p>
       <w:pPr>
@@ -14976,8 +15619,129 @@
 </w:footnotes>
 </file>
 
+<file path=word/numbering.xml><?xml version="1.0" encoding="utf-8"?>
+<w:numbering xmlns:wpc="http://schemas.microsoft.com/office/word/2010/wordprocessingCanvas" xmlns:cx="http://schemas.microsoft.com/office/drawing/2014/chartex" xmlns:cx1="http://schemas.microsoft.com/office/drawing/2015/9/8/chartex" xmlns:cx2="http://schemas.microsoft.com/office/drawing/2015/10/21/chartex" xmlns:cx3="http://schemas.microsoft.com/office/drawing/2016/5/9/chartex" xmlns:cx4="http://schemas.microsoft.com/office/drawing/2016/5/10/chartex" xmlns:cx5="http://schemas.microsoft.com/office/drawing/2016/5/11/chartex" xmlns:cx6="http://schemas.microsoft.com/office/drawing/2016/5/12/chartex" xmlns:cx7="http://schemas.microsoft.com/office/drawing/2016/5/13/chartex" xmlns:cx8="http://schemas.microsoft.com/office/drawing/2016/5/14/chartex" xmlns:mc="http://schemas.openxmlformats.org/markup-compatibility/2006" xmlns:aink="http://schemas.microsoft.com/office/drawing/2016/ink" xmlns:am3d="http://schemas.microsoft.com/office/drawing/2017/model3d" xmlns:o="urn:schemas-microsoft-com:office:office" xmlns:oel="http://schemas.microsoft.com/office/2019/extlst" xmlns:r="http://schemas.openxmlformats.org/officeDocument/2006/relationships" xmlns:m="http://schemas.openxmlformats.org/officeDocument/2006/math" xmlns:v="urn:schemas-microsoft-com:vml" xmlns:wp14="http://schemas.microsoft.com/office/word/2010/wordprocessingDrawing" xmlns:wp="http://schemas.openxmlformats.org/drawingml/2006/wordprocessingDrawing" xmlns:w10="urn:schemas-microsoft-com:office:word" xmlns:w="http://schemas.openxmlformats.org/wordprocessingml/2006/main" xmlns:w14="http://schemas.microsoft.com/office/word/2010/wordml" xmlns:w15="http://schemas.microsoft.com/office/word/2012/wordml" xmlns:w16cex="http://schemas.microsoft.com/office/word/2018/wordml/cex" xmlns:w16cid="http://schemas.microsoft.com/office/word/2016/wordml/cid" xmlns:w16="http://schemas.microsoft.com/office/word/2018/wordml" xmlns:w16du="http://schemas.microsoft.com/office/word/2023/wordml/word16du" xmlns:w16sdtdh="http://schemas.microsoft.com/office/word/2020/wordml/sdtdatahash" xmlns:w16sdtfl="http://schemas.microsoft.com/office/word/2024/wordml/sdtformatlock" xmlns:w16se="http://schemas.microsoft.com/office/word/2015/wordml/symex" xmlns:wpg="http://schemas.microsoft.com/office/word/2010/wordprocessingGroup" xmlns:wpi="http://schemas.microsoft.com/office/word/2010/wordprocessingInk" xmlns:wne="http://schemas.microsoft.com/office/word/2006/wordml" xmlns:wps="http://schemas.microsoft.com/office/word/2010/wordprocessingShape" mc:Ignorable="w14 w15 w16se w16cid w16 w16cex w16sdtdh w16sdtfl w16du wp14">
+  <w:abstractNum w:abstractNumId="0" w15:restartNumberingAfterBreak="0">
+    <w:nsid w:val="3DDB37AD"/>
+    <w:multiLevelType w:val="multilevel"/>
+    <w:tmpl w:val="B7F0FD46"/>
+    <w:lvl w:ilvl="0">
+      <w:start w:val="1"/>
+      <w:numFmt w:val="decimal"/>
+      <w:lvlText w:val="%1."/>
+      <w:lvlJc w:val="left"/>
+      <w:pPr>
+        <w:tabs>
+          <w:tab w:val="num" w:pos="720"/>
+        </w:tabs>
+        <w:ind w:left="720" w:hanging="360"/>
+      </w:pPr>
+    </w:lvl>
+    <w:lvl w:ilvl="1" w:tentative="1">
+      <w:start w:val="1"/>
+      <w:numFmt w:val="decimal"/>
+      <w:lvlText w:val="%2."/>
+      <w:lvlJc w:val="left"/>
+      <w:pPr>
+        <w:tabs>
+          <w:tab w:val="num" w:pos="1440"/>
+        </w:tabs>
+        <w:ind w:left="1440" w:hanging="360"/>
+      </w:pPr>
+    </w:lvl>
+    <w:lvl w:ilvl="2" w:tentative="1">
+      <w:start w:val="1"/>
+      <w:numFmt w:val="decimal"/>
+      <w:lvlText w:val="%3."/>
+      <w:lvlJc w:val="left"/>
+      <w:pPr>
+        <w:tabs>
+          <w:tab w:val="num" w:pos="2160"/>
+        </w:tabs>
+        <w:ind w:left="2160" w:hanging="360"/>
+      </w:pPr>
+    </w:lvl>
+    <w:lvl w:ilvl="3" w:tentative="1">
+      <w:start w:val="1"/>
+      <w:numFmt w:val="decimal"/>
+      <w:lvlText w:val="%4."/>
+      <w:lvlJc w:val="left"/>
+      <w:pPr>
+        <w:tabs>
+          <w:tab w:val="num" w:pos="2880"/>
+        </w:tabs>
+        <w:ind w:left="2880" w:hanging="360"/>
+      </w:pPr>
+    </w:lvl>
+    <w:lvl w:ilvl="4" w:tentative="1">
+      <w:start w:val="1"/>
+      <w:numFmt w:val="decimal"/>
+      <w:lvlText w:val="%5."/>
+      <w:lvlJc w:val="left"/>
+      <w:pPr>
+        <w:tabs>
+          <w:tab w:val="num" w:pos="3600"/>
+        </w:tabs>
+        <w:ind w:left="3600" w:hanging="360"/>
+      </w:pPr>
+    </w:lvl>
+    <w:lvl w:ilvl="5" w:tentative="1">
+      <w:start w:val="1"/>
+      <w:numFmt w:val="decimal"/>
+      <w:lvlText w:val="%6."/>
+      <w:lvlJc w:val="left"/>
+      <w:pPr>
+        <w:tabs>
+          <w:tab w:val="num" w:pos="4320"/>
+        </w:tabs>
+        <w:ind w:left="4320" w:hanging="360"/>
+      </w:pPr>
+    </w:lvl>
+    <w:lvl w:ilvl="6" w:tentative="1">
+      <w:start w:val="1"/>
+      <w:numFmt w:val="decimal"/>
+      <w:lvlText w:val="%7."/>
+      <w:lvlJc w:val="left"/>
+      <w:pPr>
+        <w:tabs>
+          <w:tab w:val="num" w:pos="5040"/>
+        </w:tabs>
+        <w:ind w:left="5040" w:hanging="360"/>
+      </w:pPr>
+    </w:lvl>
+    <w:lvl w:ilvl="7" w:tentative="1">
+      <w:start w:val="1"/>
+      <w:numFmt w:val="decimal"/>
+      <w:lvlText w:val="%8."/>
+      <w:lvlJc w:val="left"/>
+      <w:pPr>
+        <w:tabs>
+          <w:tab w:val="num" w:pos="5760"/>
+        </w:tabs>
+        <w:ind w:left="5760" w:hanging="360"/>
+      </w:pPr>
+    </w:lvl>
+    <w:lvl w:ilvl="8" w:tentative="1">
+      <w:start w:val="1"/>
+      <w:numFmt w:val="decimal"/>
+      <w:lvlText w:val="%9."/>
+      <w:lvlJc w:val="left"/>
+      <w:pPr>
+        <w:tabs>
+          <w:tab w:val="num" w:pos="6480"/>
+        </w:tabs>
+        <w:ind w:left="6480" w:hanging="360"/>
+      </w:pPr>
+    </w:lvl>
+  </w:abstractNum>
+  <w:num w:numId="1" w16cid:durableId="2137018849">
+    <w:abstractNumId w:val="0"/>
+  </w:num>
+</w:numbering>
+</file>
+
 <file path=word/styles.xml><?xml version="1.0" encoding="utf-8"?>
-<w:styles xmlns:mc="http://schemas.openxmlformats.org/markup-compatibility/2006" xmlns:r="http://schemas.openxmlformats.org/officeDocument/2006/relationships" xmlns:w="http://schemas.openxmlformats.org/wordprocessingml/2006/main" xmlns:w14="http://schemas.microsoft.com/office/word/2010/wordml" xmlns:w15="http://schemas.microsoft.com/office/word/2012/wordml" xmlns:w16cex="http://schemas.microsoft.com/office/word/2018/wordml/cex" xmlns:w16cid="http://schemas.microsoft.com/office/word/2016/wordml/cid" xmlns:w16="http://schemas.microsoft.com/office/word/2018/wordml" xmlns:w16se="http://schemas.microsoft.com/office/word/2015/wordml/symex" mc:Ignorable="w14 w15 w16se w16cid w16 w16cex">
+<w:styles xmlns:mc="http://schemas.openxmlformats.org/markup-compatibility/2006" xmlns:r="http://schemas.openxmlformats.org/officeDocument/2006/relationships" xmlns:w="http://schemas.openxmlformats.org/wordprocessingml/2006/main" xmlns:w14="http://schemas.microsoft.com/office/word/2010/wordml" xmlns:w15="http://schemas.microsoft.com/office/word/2012/wordml" xmlns:w16cex="http://schemas.microsoft.com/office/word/2018/wordml/cex" xmlns:w16cid="http://schemas.microsoft.com/office/word/2016/wordml/cid" xmlns:w16="http://schemas.microsoft.com/office/word/2018/wordml" xmlns:w16du="http://schemas.microsoft.com/office/word/2023/wordml/word16du" xmlns:w16sdtdh="http://schemas.microsoft.com/office/word/2020/wordml/sdtdatahash" xmlns:w16sdtfl="http://schemas.microsoft.com/office/word/2024/wordml/sdtformatlock" xmlns:w16se="http://schemas.microsoft.com/office/word/2015/wordml/symex" mc:Ignorable="w14 w15 w16se w16cid w16 w16cex w16sdtdh w16sdtfl w16du">
   <w:docDefaults>
     <w:rPrDefault>
       <w:rPr>
@@ -15423,7 +16187,6 @@
   <w:style w:type="character" w:default="1" w:styleId="a0">
     <w:name w:val="Default Paragraph Font"/>
     <w:uiPriority w:val="1"/>
-    <w:semiHidden/>
     <w:unhideWhenUsed/>
   </w:style>
   <w:style w:type="table" w:default="1" w:styleId="a1">
